--- a/NewPaper.docx
+++ b/NewPaper.docx
@@ -92,7 +92,7 @@
             </mc:Choice>
             <mc:Fallback>
               <w:pict>
-                <v:shape w14:anchorId="0F718E70" id="Graphic 1" o:spid="_x0000_s1026" style="position:absolute;margin-left:0;margin-top:701.55pt;width:595.3pt;height:1.45pt;z-index:15729152;visibility:visible;mso-wrap-style:square;mso-wrap-distance-left:0;mso-wrap-distance-top:0;mso-wrap-distance-right:0;mso-wrap-distance-bottom:0;mso-position-horizontal:absolute;mso-position-horizontal-relative:page;mso-position-vertical:absolute;mso-position-vertical-relative:page;v-text-anchor:top" coordsize="7560309,18415" o:gfxdata="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" path="m7559992,l,,,17995r7559992,l7559992,xe" fillcolor="#0084c1" stroked="f">
+                <v:shape w14:anchorId="411CCBD2" id="Graphic 1" o:spid="_x0000_s1026" style="position:absolute;margin-left:0;margin-top:701.55pt;width:595.3pt;height:1.45pt;z-index:15729152;visibility:visible;mso-wrap-style:square;mso-wrap-distance-left:0;mso-wrap-distance-top:0;mso-wrap-distance-right:0;mso-wrap-distance-bottom:0;mso-position-horizontal:absolute;mso-position-horizontal-relative:page;mso-position-vertical:absolute;mso-position-vertical-relative:page;v-text-anchor:top" coordsize="7560309,18415" o:gfxdata="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" path="m7559992,l,,,17995r7559992,l7559992,xe" fillcolor="#0084c1" stroked="f">
                   <v:path arrowok="t"/>
                   <w10:wrap anchorx="page" anchory="page"/>
                 </v:shape>
@@ -178,7 +178,7 @@
             </mc:Choice>
             <mc:Fallback>
               <w:pict>
-                <v:shape w14:anchorId="30823C52" id="Graphic 2" o:spid="_x0000_s1026" style="position:absolute;margin-left:0;margin-top:138.9pt;width:595.3pt;height:1.45pt;z-index:15729664;visibility:visible;mso-wrap-style:square;mso-wrap-distance-left:0;mso-wrap-distance-top:0;mso-wrap-distance-right:0;mso-wrap-distance-bottom:0;mso-position-horizontal:absolute;mso-position-horizontal-relative:page;mso-position-vertical:absolute;mso-position-vertical-relative:page;v-text-anchor:top" coordsize="7560309,18415" o:gfxdata="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" path="m7559992,l,,,17995r7559992,l7559992,xe" fillcolor="#0084c1" stroked="f">
+                <v:shape w14:anchorId="0395B7CD" id="Graphic 2" o:spid="_x0000_s1026" style="position:absolute;margin-left:0;margin-top:138.9pt;width:595.3pt;height:1.45pt;z-index:15729664;visibility:visible;mso-wrap-style:square;mso-wrap-distance-left:0;mso-wrap-distance-top:0;mso-wrap-distance-right:0;mso-wrap-distance-bottom:0;mso-position-horizontal:absolute;mso-position-horizontal-relative:page;mso-position-vertical:absolute;mso-position-vertical-relative:page;v-text-anchor:top" coordsize="7560309,18415" o:gfxdata="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" path="m7559992,l,,,17995r7559992,l7559992,xe" fillcolor="#0084c1" stroked="f">
                   <v:path arrowok="t"/>
                   <w10:wrap anchorx="page" anchory="page"/>
                 </v:shape>
@@ -341,7 +341,7 @@
             </mc:Choice>
             <mc:Fallback>
               <w:pict>
-                <v:group w14:anchorId="654E1326" id="Group 4" o:spid="_x0000_s1026" style="position:absolute;margin-left:96.85pt;margin-top:15.85pt;width:59.8pt;height:16.15pt;z-index:15731200;mso-wrap-distance-left:0;mso-wrap-distance-right:0;mso-position-horizontal-relative:page" coordsize="7594,2051" o:gfxdata="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">
+                <v:group w14:anchorId="1C0384DF" id="Group 4" o:spid="_x0000_s1026" style="position:absolute;margin-left:96.85pt;margin-top:15.85pt;width:59.8pt;height:16.15pt;z-index:15731200;mso-wrap-distance-left:0;mso-wrap-distance-right:0;mso-position-horizontal-relative:page" coordsize="7594,2051" o:gfxdata="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">
                   <v:shapetype id="_x0000_t75" coordsize="21600,21600" o:spt="75" o:preferrelative="t" path="m@4@5l@4@11@9@11@9@5xe" filled="f" stroked="f">
                     <v:stroke joinstyle="miter"/>
                     <v:formulas>
@@ -496,7 +496,7 @@
             </mc:Choice>
             <mc:Fallback>
               <w:pict>
-                <v:group w14:anchorId="09AADABF" id="Group 8" o:spid="_x0000_s1026" style="position:absolute;margin-left:160.25pt;margin-top:16.05pt;width:21.75pt;height:15.75pt;z-index:15731712;mso-wrap-distance-left:0;mso-wrap-distance-right:0;mso-position-horizontal-relative:page" coordsize="276225,200025" o:gfxdata="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">
+                <v:group w14:anchorId="108FE022" id="Group 8" o:spid="_x0000_s1026" style="position:absolute;margin-left:160.25pt;margin-top:16.05pt;width:21.75pt;height:15.75pt;z-index:15731712;mso-wrap-distance-left:0;mso-wrap-distance-right:0;mso-position-horizontal-relative:page" coordsize="276225,200025" o:gfxdata="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">
                   <v:shape id="Graphic 9" o:spid="_x0000_s1027" style="position:absolute;left:-3;top:16;width:113030;height:199390;visibility:visible;mso-wrap-style:square;v-text-anchor:top" coordsize="113030,199390" o:gfxdata="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" path="m112661,186690r-97015,l15646,,,,,186690r,12700l112661,199390r,-12700xe" fillcolor="#020303" stroked="f">
                     <v:path arrowok="t"/>
                   </v:shape>
@@ -1606,7 +1606,7 @@
           </mc:Choice>
           <mc:Fallback>
             <w:pict>
-              <v:shape w14:anchorId="32A6F68A" id="Graphic 12" o:spid="_x0000_s1026" style="position:absolute;margin-left:175.05pt;margin-top:15.9pt;width:245.2pt;height:1.4pt;z-index:-15728640;visibility:visible;mso-wrap-style:square;mso-wrap-distance-left:0;mso-wrap-distance-top:0;mso-wrap-distance-right:0;mso-wrap-distance-bottom:0;mso-position-horizontal:absolute;mso-position-horizontal-relative:page;mso-position-vertical:absolute;mso-position-vertical-relative:text;v-text-anchor:top" coordsize="3114040,17780" o:gfxdata="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" path="m3114001,l,,,17741r3114001,l3114001,xe" fillcolor="#0084c1" stroked="f">
+              <v:shape w14:anchorId="60983140" id="Graphic 12" o:spid="_x0000_s1026" style="position:absolute;margin-left:175.05pt;margin-top:15.9pt;width:245.2pt;height:1.4pt;z-index:-15728640;visibility:visible;mso-wrap-style:square;mso-wrap-distance-left:0;mso-wrap-distance-top:0;mso-wrap-distance-right:0;mso-wrap-distance-bottom:0;mso-position-horizontal:absolute;mso-position-horizontal-relative:page;mso-position-vertical:absolute;mso-position-vertical-relative:text;v-text-anchor:top" coordsize="3114040,17780" o:gfxdata="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" path="m3114001,l,,,17741r3114001,l3114001,xe" fillcolor="#0084c1" stroked="f">
                 <v:path arrowok="t"/>
                 <w10:wrap type="topAndBottom" anchorx="page"/>
               </v:shape>
@@ -2316,7 +2316,7 @@
             </mc:Choice>
             <mc:Fallback>
               <w:pict>
-                <v:group w14:anchorId="6C3DA492" id="Group 13" o:spid="_x0000_s1026" style="position:absolute;margin-left:45.35pt;margin-top:-1.85pt;width:42.75pt;height:42.75pt;z-index:15730176;mso-wrap-distance-left:0;mso-wrap-distance-right:0;mso-position-horizontal-relative:page" coordsize="5429,5429" o:gfxdata="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">
+                <v:group w14:anchorId="0D524AF2" id="Group 13" o:spid="_x0000_s1026" style="position:absolute;margin-left:45.35pt;margin-top:-1.85pt;width:42.75pt;height:42.75pt;z-index:15730176;mso-wrap-distance-left:0;mso-wrap-distance-right:0;mso-position-horizontal-relative:page" coordsize="5429,5429" o:gfxdata="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">
                   <v:shape id="Graphic 14" o:spid="_x0000_s1027" style="position:absolute;left:127;top:127;width:5175;height:5175;visibility:visible;mso-wrap-style:square;v-text-anchor:top" coordsize="517525,517525" o:gfxdata="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" path="m517474,258737r-4169,46506l501285,349015r-19138,40307l456619,425434r-31185,31185l389322,482147r-40307,19138l305243,513305r-46506,4169l212227,513305,168453,501285,128145,482147,92034,456619,60850,425434,35324,389322,16186,349015,4168,305243,,258737,4168,212231,16186,168458,35324,128151,60850,92039,92034,60854,128145,35327,168453,16188,212227,4168,258737,r46506,4168l349015,16188r40307,19139l425434,60854r31185,31185l482147,128151r19138,40307l513305,212231r4169,46506xe" filled="f" strokecolor="#0084c1" strokeweight="2pt">
                     <v:path arrowok="t"/>
                   </v:shape>
@@ -2766,14 +2766,12 @@
       <w:r>
         <w:t>(</w:t>
       </w:r>
-      <w:proofErr w:type="spellStart"/>
       <w:r>
         <w:rPr>
           <w:i/>
         </w:rPr>
         <w:t>Euphausia</w:t>
       </w:r>
-      <w:proofErr w:type="spellEnd"/>
       <w:r>
         <w:rPr>
           <w:i/>
@@ -4677,23 +4675,7 @@
         <w:t xml:space="preserve"> </w:t>
       </w:r>
       <w:r>
-        <w:t xml:space="preserve">the Bransfield Strait), and of penguin foraging areas near King George Island. Additionally, as part of other oceanographic investigations, a repeat survey was conducted near the mouth of </w:t>
-      </w:r>
-      <w:proofErr w:type="spellStart"/>
-      <w:r>
-        <w:t>Gerlache</w:t>
-      </w:r>
-      <w:proofErr w:type="spellEnd"/>
-      <w:r>
-        <w:t xml:space="preserve"> Strait in SW Bransfield Strait. After completing the survey, the gliders were retrieved on January 27, 2024 south of </w:t>
-      </w:r>
-      <w:proofErr w:type="spellStart"/>
-      <w:r>
-        <w:t>Hoeseason</w:t>
-      </w:r>
-      <w:proofErr w:type="spellEnd"/>
-      <w:r>
-        <w:t xml:space="preserve"> Island by the RVIB</w:t>
+        <w:t>the Bransfield Strait), and of penguin foraging areas near King George Island. Additionally, as part of other oceanographic investigations, a repeat survey was conducted near the mouth of Gerlache Strait in SW Bransfield Strait. After completing the survey, the gliders were retrieved on January 27, 2024 south of Hoeseason Island by the RVIB</w:t>
       </w:r>
       <w:r>
         <w:rPr>
@@ -4721,39 +4703,7 @@
         <w:ind w:left="100" w:right="118"/>
       </w:pPr>
       <w:r>
-        <w:t xml:space="preserve">The two gliders were equipped with a Sea-Bird Glider Payload CTD, an </w:t>
-      </w:r>
-      <w:proofErr w:type="spellStart"/>
-      <w:r>
-        <w:t>Aanderaa</w:t>
-      </w:r>
-      <w:proofErr w:type="spellEnd"/>
-      <w:r>
-        <w:t xml:space="preserve"> oxygen </w:t>
-      </w:r>
-      <w:proofErr w:type="spellStart"/>
-      <w:r>
-        <w:t>optode</w:t>
-      </w:r>
-      <w:proofErr w:type="spellEnd"/>
-      <w:r>
-        <w:t xml:space="preserve"> model 4831, a </w:t>
-      </w:r>
-      <w:proofErr w:type="spellStart"/>
-      <w:r>
-        <w:t>Wetlabs</w:t>
-      </w:r>
-      <w:proofErr w:type="spellEnd"/>
-      <w:r>
-        <w:t xml:space="preserve"> </w:t>
-      </w:r>
-      <w:proofErr w:type="spellStart"/>
-      <w:r>
-        <w:t>Ecopuck</w:t>
-      </w:r>
-      <w:proofErr w:type="spellEnd"/>
-      <w:r>
-        <w:t xml:space="preserve"> (FLBBC) that measure fluorescence, colored dissolved organic matter,</w:t>
+        <w:t>The two gliders were equipped with a Sea-Bird Glider Payload CTD, an Aanderaa oxygen optode model 4831, a Wetlabs Ecopuck (FLBBC) that measure fluorescence, colored dissolved organic matter,</w:t>
       </w:r>
       <w:r>
         <w:rPr>
@@ -4915,15 +4865,7 @@
         <w:t xml:space="preserve"> </w:t>
       </w:r>
       <w:r>
-        <w:t xml:space="preserve">a </w:t>
-      </w:r>
-      <w:proofErr w:type="spellStart"/>
-      <w:r>
-        <w:t>wetbay</w:t>
-      </w:r>
-      <w:proofErr w:type="spellEnd"/>
-      <w:r>
-        <w:t xml:space="preserve"> forward of</w:t>
+        <w:t>a wetbay forward of</w:t>
       </w:r>
       <w:r>
         <w:rPr>
@@ -5406,11 +5348,9 @@
         </w:rPr>
         <w:t xml:space="preserve"> </w:t>
       </w:r>
-      <w:proofErr w:type="spellStart"/>
       <w:r>
         <w:t>Demer</w:t>
       </w:r>
-      <w:proofErr w:type="spellEnd"/>
       <w:r>
         <w:rPr>
           <w:spacing w:val="-3"/>
@@ -5446,23 +5386,7 @@
       </w:r>
       <w:ins w:id="87" w:author="Anthony Cossio" w:date="2025-05-09T15:00:00Z">
         <w:r>
-          <w:t xml:space="preserve">In March, a 25.4 mm tungsten carbide sphere was attached to the </w:t>
-        </w:r>
-        <w:proofErr w:type="spellStart"/>
-        <w:r>
-          <w:t>wetbay</w:t>
-        </w:r>
-        <w:proofErr w:type="spellEnd"/>
-        <w:r>
-          <w:t xml:space="preserve"> of the glider, hanging </w:t>
-        </w:r>
-        <w:proofErr w:type="spellStart"/>
-        <w:r>
-          <w:t>donw</w:t>
-        </w:r>
-        <w:proofErr w:type="spellEnd"/>
-        <w:r>
-          <w:t xml:space="preserve"> from monofilament line on either side of the tr</w:t>
+          <w:t>In March, a 25.4 mm tungsten carbide sphere was attached to the wetbay of the glider, hanging donw from monofilament line on either side of the tr</w:t>
         </w:r>
       </w:ins>
       <w:ins w:id="88" w:author="Anthony Cossio" w:date="2025-05-09T15:01:00Z">
@@ -5803,11 +5727,9 @@
         </w:rPr>
         <w:t xml:space="preserve"> </w:t>
       </w:r>
-      <w:proofErr w:type="spellStart"/>
       <w:r>
         <w:t>Echoview</w:t>
       </w:r>
-      <w:proofErr w:type="spellEnd"/>
       <w:r>
         <w:rPr>
           <w:spacing w:val="-3"/>
@@ -5852,15 +5774,7 @@
         <w:ind w:left="100" w:right="124"/>
       </w:pPr>
       <w:r>
-        <w:t xml:space="preserve">The acoustic data were analyzed using </w:t>
-      </w:r>
-      <w:proofErr w:type="spellStart"/>
-      <w:r>
-        <w:t>Echoview</w:t>
-      </w:r>
-      <w:proofErr w:type="spellEnd"/>
-      <w:r>
-        <w:t xml:space="preserve"> software (</w:t>
+        <w:t>The acoustic data were analyzed using Echoview software (</w:t>
       </w:r>
       <w:del w:id="102" w:author="Anthony Cossio" w:date="2025-04-01T16:11:00Z">
         <w:r>
@@ -5963,15 +5877,7 @@
         <w:t xml:space="preserve"> </w:t>
       </w:r>
       <w:r>
-        <w:t>the glider samples. Basic processing of the data included removing the first ten meters of a dive to account for any bubbles adhering to the transducer face, removing the first three meters from the transducer face to account for ringdown, and identifying the bottom echo and stepping back three meters from the bottom echo. Background noise removal was applied, followed by impulse noise removal, when necessary, to clean the data (</w:t>
-      </w:r>
-      <w:proofErr w:type="spellStart"/>
-      <w:r>
-        <w:t>DeRobertis</w:t>
-      </w:r>
-      <w:proofErr w:type="spellEnd"/>
-      <w:r>
-        <w:t xml:space="preserve"> and Higginbottom 2007). This process was done for both the 70 and 120 kHz data. Decibel differencing was not used to delineate krill like in previous studies (Reiss et al. 2021), instead we integrated all the echo energy, without krill delineation. This provides a ceiling for the biomass density estimates because the energy can also include other scatterers that are not krill. </w:t>
+        <w:t xml:space="preserve">the glider samples. Basic processing of the data included removing the first ten meters of a dive to account for any bubbles adhering to the transducer face, removing the first three meters from the transducer face to account for ringdown, and identifying the bottom echo and stepping back three meters from the bottom echo. Background noise removal was applied, followed by impulse noise removal, when necessary, to clean the data (DeRobertis and Higginbottom 2007). This process was done for both the 70 and 120 kHz data. Decibel differencing was not used to delineate krill like in previous studies (Reiss et al. 2021), instead we integrated all the echo energy, without krill delineation. This provides a ceiling for the biomass density estimates because the energy can also include other scatterers that are not krill. </w:t>
       </w:r>
       <w:moveToRangeStart w:id="104" w:author="Anthony Cossio" w:date="2025-04-01T16:23:00Z" w:name="move194417026"/>
       <w:moveTo w:id="105" w:author="Anthony Cossio" w:date="2025-04-01T16:23:00Z">
@@ -6121,15 +6027,7 @@
         </w:r>
       </w:ins>
       <w:r>
-        <w:t xml:space="preserve">The second method, we used the Shoal Analysis and Patch Estimation System (SHAPES, </w:t>
-      </w:r>
-      <w:proofErr w:type="spellStart"/>
-      <w:r>
-        <w:t>Cotezee</w:t>
-      </w:r>
-      <w:proofErr w:type="spellEnd"/>
-      <w:r>
-        <w:t xml:space="preserve">, 2000) or ‘schools’ detection algorithm for krill </w:t>
+        <w:t xml:space="preserve">The second method, we used the Shoal Analysis and Patch Estimation System (SHAPES, Cotezee, 2000) or ‘schools’ detection algorithm for krill </w:t>
       </w:r>
       <w:del w:id="107" w:author="Anthony Cossio" w:date="2025-04-02T08:23:00Z">
         <w:r>
@@ -6204,11 +6102,9 @@
         </w:rPr>
         <w:t xml:space="preserve"> </w:t>
       </w:r>
-      <w:proofErr w:type="spellStart"/>
       <w:r>
         <w:t>Guihen</w:t>
       </w:r>
-      <w:proofErr w:type="spellEnd"/>
       <w:r>
         <w:rPr>
           <w:spacing w:val="-3"/>
@@ -6571,13 +6467,8 @@
         </w:rPr>
         <w:t xml:space="preserve"> </w:t>
       </w:r>
-      <w:proofErr w:type="spellStart"/>
-      <w:r>
-        <w:t>Echoview</w:t>
-      </w:r>
-      <w:proofErr w:type="spellEnd"/>
-      <w:r>
-        <w:t>,</w:t>
+      <w:r>
+        <w:t>Echoview,</w:t>
       </w:r>
       <w:r>
         <w:rPr>
@@ -6621,11 +6512,9 @@
         </w:rPr>
         <w:t xml:space="preserve"> </w:t>
       </w:r>
-      <w:proofErr w:type="spellStart"/>
       <w:r>
         <w:t>Matlab</w:t>
       </w:r>
-      <w:proofErr w:type="spellEnd"/>
       <w:r>
         <w:rPr>
           <w:spacing w:val="-3"/>
@@ -7531,21 +7420,7 @@
         <w:rPr>
           <w:color w:val="212121"/>
         </w:rPr>
-        <w:t xml:space="preserve">Because there were no concomitant net surveys in the region from which to generate a length frequency distribution, we used krill obtained from diets of penguins (Reid and Brierley 2001; Miller and </w:t>
-      </w:r>
-      <w:proofErr w:type="spellStart"/>
-      <w:r>
-        <w:rPr>
-          <w:color w:val="212121"/>
-        </w:rPr>
-        <w:t>Trivelpiece</w:t>
-      </w:r>
-      <w:proofErr w:type="spellEnd"/>
-      <w:r>
-        <w:rPr>
-          <w:color w:val="212121"/>
-        </w:rPr>
-        <w:t xml:space="preserve"> 2007). Length frequency data of Antarctic krill were collected from breeding gentoo penguins at Llano Point, King George Island, Antarctica, during January 2024. Penguins often spill small boluses of krill on the ground while feeding chicks. These fresh boluses were collected opportunistically from throughout the colony and immediately sorted to identify intact, whole individuals.</w:t>
+        <w:t>Because there were no concomitant net surveys in the region from which to generate a length frequency distribution, we used krill obtained from diets of penguins (Reid and Brierley 2001; Miller and Trivelpiece 2007). Length frequency data of Antarctic krill were collected from breeding gentoo penguins at Llano Point, King George Island, Antarctica, during January 2024. Penguins often spill small boluses of krill on the ground while feeding chicks. These fresh boluses were collected opportunistically from throughout the colony and immediately sorted to identify intact, whole individuals.</w:t>
       </w:r>
       <w:r>
         <w:rPr>
@@ -8839,14 +8714,7 @@
         <w:rPr>
           <w:color w:val="212121"/>
         </w:rPr>
-        <w:t xml:space="preserve">Using the schools method, similar differences in biomass density were observed (Table 4), and </w:t>
-      </w:r>
-      <w:proofErr w:type="spellStart"/>
-      <w:r>
-        <w:rPr>
-          <w:color w:val="212121"/>
-        </w:rPr>
-        <w:t>interestingly,</w:t>
+        <w:t>Using the schools method, similar differences in biomass density were observed (Table 4), and interestingly,</w:t>
       </w:r>
       <w:del w:id="139" w:author="Anthony Cossio" w:date="2025-05-09T15:26:00Z">
         <w:r>
@@ -8860,14 +8728,7 @@
         <w:rPr>
           <w:color w:val="212121"/>
         </w:rPr>
-        <w:t>large</w:t>
-      </w:r>
-      <w:proofErr w:type="spellEnd"/>
-      <w:r>
-        <w:rPr>
-          <w:color w:val="212121"/>
-        </w:rPr>
-        <w:t xml:space="preserve"> differences in the number of schools were detected. </w:t>
+        <w:t xml:space="preserve">large differences in the number of schools were detected. </w:t>
       </w:r>
       <w:ins w:id="140" w:author="Anthony Cossio" w:date="2025-05-09T15:27:00Z">
         <w:r>
@@ -9353,14 +9214,12 @@
         </w:rPr>
         <w:t xml:space="preserve"> </w:t>
       </w:r>
-      <w:proofErr w:type="spellStart"/>
       <w:r>
         <w:rPr>
           <w:color w:val="212121"/>
         </w:rPr>
         <w:t>Sv</w:t>
       </w:r>
-      <w:proofErr w:type="spellEnd"/>
       <w:r>
         <w:rPr>
           <w:color w:val="212121"/>
@@ -10882,15 +10741,7 @@
         <w:commentReference w:id="171"/>
       </w:r>
       <w:r>
-        <w:t xml:space="preserve"> </w:t>
-      </w:r>
-      <w:proofErr w:type="spellStart"/>
-      <w:r>
-        <w:t>nmi</w:t>
-      </w:r>
-      <w:proofErr w:type="spellEnd"/>
-      <w:r>
-        <w:t xml:space="preserve"> per grid cell. We than allocated the glider dives to these cells and averaged all data within a grid. This reduced the number of data points of each glider by more than half from 321 (AMLR03) and 323 (AMLR04) profiles</w:t>
+        <w:t xml:space="preserve"> nmi per grid cell. We than allocated the glider dives to these cells and averaged all data within a grid. This reduced the number of data points of each glider by more than half from 321 (AMLR03) and 323 (AMLR04) profiles</w:t>
       </w:r>
       <w:r>
         <w:rPr>
@@ -11841,15 +11692,7 @@
         <w:t xml:space="preserve"> </w:t>
       </w:r>
       <w:r>
-        <w:t>is robust, and provides similar estimates to ships (</w:t>
-      </w:r>
-      <w:proofErr w:type="spellStart"/>
-      <w:r>
-        <w:t>Kinzey</w:t>
-      </w:r>
-      <w:proofErr w:type="spellEnd"/>
-      <w:r>
-        <w:t xml:space="preserve"> et al. 2022). Here we have shown that the statistical distribution properties between two gliders flying the same survey pattern is also robust. Finally, we have</w:t>
+        <w:t>is robust, and provides similar estimates to ships (Kinzey et al. 2022). Here we have shown that the statistical distribution properties between two gliders flying the same survey pattern is also robust. Finally, we have</w:t>
       </w:r>
       <w:r>
         <w:rPr>
@@ -12623,15 +12466,7 @@
         <w:t xml:space="preserve"> </w:t>
       </w:r>
       <w:r>
-        <w:t xml:space="preserve">biomass can be grossly off. </w:t>
-      </w:r>
-      <w:proofErr w:type="spellStart"/>
-      <w:r>
-        <w:t>Tesler</w:t>
-      </w:r>
-      <w:proofErr w:type="spellEnd"/>
-      <w:r>
-        <w:t xml:space="preserve"> (1989) noted that calibration error can account for 12 -26 percent of systemic error thus making it an important factor in acoustic analysis.</w:t>
+        <w:t>biomass can be grossly off. Tesler (1989) noted that calibration error can account for 12 -26 percent of systemic error thus making it an important factor in acoustic analysis.</w:t>
       </w:r>
       <w:r>
         <w:rPr>
@@ -12767,15 +12602,7 @@
         <w:ind w:left="100" w:right="153"/>
       </w:pPr>
       <w:r>
-        <w:t xml:space="preserve">Krill school parameters were slightly different than those in </w:t>
-      </w:r>
-      <w:proofErr w:type="spellStart"/>
-      <w:r>
-        <w:t>Guihen</w:t>
-      </w:r>
-      <w:proofErr w:type="spellEnd"/>
-      <w:r>
-        <w:t xml:space="preserve"> et al. (2014). They tested a number of different parameters as well as comparing EK60 ship </w:t>
+        <w:t xml:space="preserve">Krill school parameters were slightly different than those in Guihen et al. (2014). They tested a number of different parameters as well as comparing EK60 ship </w:t>
       </w:r>
       <w:ins w:id="178" w:author="Anthony Cossio" w:date="2025-04-02T08:23:00Z">
         <w:r>
@@ -12788,15 +12615,7 @@
         </w:r>
       </w:del>
       <w:r>
-        <w:t xml:space="preserve"> parameters and a </w:t>
-      </w:r>
-      <w:proofErr w:type="spellStart"/>
-      <w:r>
-        <w:t>Seaglider</w:t>
-      </w:r>
-      <w:proofErr w:type="spellEnd"/>
-      <w:r>
-        <w:t xml:space="preserve"> equipped with an ES853 single beam echosounder. They noted that glider derived data were coherent with ship-borne measurements using school analysis. Krill schools are being identified deeper than 250m that are most likely not krill. We are still testing the optimal parameters for use with</w:t>
+        <w:t xml:space="preserve"> parameters and a Seaglider equipped with an ES853 single beam echosounder. They noted that glider derived data were coherent with ship-borne measurements using school analysis. Krill schools are being identified deeper than 250m that are most likely not krill. We are still testing the optimal parameters for use with</w:t>
       </w:r>
       <w:r>
         <w:rPr>
@@ -13157,23 +12976,7 @@
         <w:t xml:space="preserve"> </w:t>
       </w:r>
       <w:r>
-        <w:t>top 5 m of surface data since the likelihood of bubbles accumulating on the face of the transducer is minimal. Gliders could have much less bias in sampling krill due to diel vertical migration (</w:t>
-      </w:r>
-      <w:proofErr w:type="spellStart"/>
-      <w:r>
-        <w:t>Demer</w:t>
-      </w:r>
-      <w:proofErr w:type="spellEnd"/>
-      <w:r>
-        <w:t xml:space="preserve"> and Hewitt 1995) since gliders can begin sampling the water column at 3 meters. Ships using 120 kHz may not have a good signal to noise ratio past 500 m (De </w:t>
-      </w:r>
-      <w:proofErr w:type="spellStart"/>
-      <w:r>
-        <w:t>Robertis</w:t>
-      </w:r>
-      <w:proofErr w:type="spellEnd"/>
-      <w:r>
-        <w:t xml:space="preserve"> and Higginbottom 2007) while the glider can use the 120 kHz down to 1000 m making it a valuable tool to sample possible deep euphausiids. Ships are also inherently noisy while a glider is quiet, allow for cleaner acoustic data collection since it is buoyancy driven.</w:t>
+        <w:t>top 5 m of surface data since the likelihood of bubbles accumulating on the face of the transducer is minimal. Gliders could have much less bias in sampling krill due to diel vertical migration (Demer and Hewitt 1995) since gliders can begin sampling the water column at 3 meters. Ships using 120 kHz may not have a good signal to noise ratio past 500 m (De Robertis and Higginbottom 2007) while the glider can use the 120 kHz down to 1000 m making it a valuable tool to sample possible deep euphausiids. Ships are also inherently noisy while a glider is quiet, allow for cleaner acoustic data collection since it is buoyancy driven.</w:t>
       </w:r>
     </w:p>
     <w:p>
@@ -14171,19 +13974,11 @@
         </w:rPr>
         <w:t xml:space="preserve"> </w:t>
       </w:r>
-      <w:proofErr w:type="spellStart"/>
-      <w:r>
-        <w:rPr>
-          <w:color w:val="212121"/>
-        </w:rPr>
-        <w:t>characterise</w:t>
-      </w:r>
-      <w:proofErr w:type="spellEnd"/>
-      <w:r>
-        <w:rPr>
-          <w:color w:val="212121"/>
-        </w:rPr>
-        <w:t xml:space="preserve"> sardine schools. </w:t>
+      <w:r>
+        <w:rPr>
+          <w:color w:val="212121"/>
+        </w:rPr>
+        <w:t xml:space="preserve">characterise sardine schools. </w:t>
       </w:r>
       <w:r>
         <w:rPr>
@@ -14222,21 +14017,7 @@
         <w:rPr>
           <w:color w:val="212121"/>
         </w:rPr>
-        <w:t xml:space="preserve">Cutter Jr, GR, Reiss, CS, </w:t>
-      </w:r>
-      <w:proofErr w:type="spellStart"/>
-      <w:r>
-        <w:rPr>
-          <w:color w:val="212121"/>
-        </w:rPr>
-        <w:t>Nylund</w:t>
-      </w:r>
-      <w:proofErr w:type="spellEnd"/>
-      <w:r>
-        <w:rPr>
-          <w:color w:val="212121"/>
-        </w:rPr>
-        <w:t>, S, and Watters, GM (2022). Antarctic krill biomass and flux measured</w:t>
+        <w:t>Cutter Jr, GR, Reiss, CS, Nylund, S, and Watters, GM (2022). Antarctic krill biomass and flux measured</w:t>
       </w:r>
       <w:r>
         <w:rPr>
@@ -14414,19 +14195,11 @@
         </w:rPr>
         <w:t xml:space="preserve"> </w:t>
       </w:r>
-      <w:proofErr w:type="spellStart"/>
-      <w:r>
-        <w:rPr>
-          <w:color w:val="212121"/>
-        </w:rPr>
-        <w:t>Robertis</w:t>
-      </w:r>
-      <w:proofErr w:type="spellEnd"/>
-      <w:r>
-        <w:rPr>
-          <w:color w:val="212121"/>
-        </w:rPr>
-        <w:t>,</w:t>
+      <w:r>
+        <w:rPr>
+          <w:color w:val="212121"/>
+        </w:rPr>
+        <w:t>Robertis,</w:t>
       </w:r>
       <w:r>
         <w:rPr>
@@ -14624,19 +14397,11 @@
         <w:spacing w:before="158" w:line="259" w:lineRule="auto"/>
         <w:ind w:left="100" w:right="210"/>
       </w:pPr>
-      <w:proofErr w:type="spellStart"/>
-      <w:r>
-        <w:rPr>
-          <w:color w:val="212121"/>
-        </w:rPr>
-        <w:t>Demer</w:t>
-      </w:r>
-      <w:proofErr w:type="spellEnd"/>
-      <w:r>
-        <w:rPr>
-          <w:color w:val="212121"/>
-        </w:rPr>
-        <w:t>,</w:t>
+      <w:r>
+        <w:rPr>
+          <w:color w:val="212121"/>
+        </w:rPr>
+        <w:t>Demer,</w:t>
       </w:r>
       <w:r>
         <w:rPr>
@@ -14684,19 +14449,11 @@
         </w:rPr>
         <w:t xml:space="preserve"> </w:t>
       </w:r>
-      <w:proofErr w:type="spellStart"/>
-      <w:r>
-        <w:rPr>
-          <w:color w:val="212121"/>
-        </w:rPr>
-        <w:t>Bernasconi</w:t>
-      </w:r>
-      <w:proofErr w:type="spellEnd"/>
-      <w:r>
-        <w:rPr>
-          <w:color w:val="212121"/>
-        </w:rPr>
-        <w:t>,</w:t>
+      <w:r>
+        <w:rPr>
+          <w:color w:val="212121"/>
+        </w:rPr>
+        <w:t>Bernasconi,</w:t>
       </w:r>
       <w:r>
         <w:rPr>
@@ -14718,19 +14475,11 @@
         </w:rPr>
         <w:t xml:space="preserve"> </w:t>
       </w:r>
-      <w:proofErr w:type="spellStart"/>
-      <w:r>
-        <w:rPr>
-          <w:color w:val="212121"/>
-        </w:rPr>
-        <w:t>Bethke</w:t>
-      </w:r>
-      <w:proofErr w:type="spellEnd"/>
-      <w:r>
-        <w:rPr>
-          <w:color w:val="212121"/>
-        </w:rPr>
-        <w:t>,</w:t>
+      <w:r>
+        <w:rPr>
+          <w:color w:val="212121"/>
+        </w:rPr>
+        <w:t>Bethke,</w:t>
       </w:r>
       <w:r>
         <w:rPr>
@@ -14791,14 +14540,12 @@
         </w:rPr>
         <w:t xml:space="preserve"> </w:t>
       </w:r>
-      <w:proofErr w:type="spellStart"/>
       <w:r>
         <w:rPr>
           <w:color w:val="212121"/>
         </w:rPr>
         <w:t>D,and</w:t>
       </w:r>
-      <w:proofErr w:type="spellEnd"/>
       <w:r>
         <w:rPr>
           <w:color w:val="212121"/>
@@ -14847,21 +14594,12 @@
           <w:sz w:val="24"/>
         </w:rPr>
       </w:pPr>
-      <w:proofErr w:type="spellStart"/>
       <w:r>
         <w:rPr>
           <w:color w:val="212121"/>
           <w:sz w:val="24"/>
         </w:rPr>
-        <w:t>Demer</w:t>
-      </w:r>
-      <w:proofErr w:type="spellEnd"/>
-      <w:r>
-        <w:rPr>
-          <w:color w:val="212121"/>
-          <w:sz w:val="24"/>
-        </w:rPr>
-        <w:t>,</w:t>
+        <w:t>Demer,</w:t>
       </w:r>
       <w:r>
         <w:rPr>
@@ -15066,7 +14804,6 @@
         </w:rPr>
         <w:t xml:space="preserve"> </w:t>
       </w:r>
-      <w:proofErr w:type="spellStart"/>
       <w:r>
         <w:rPr>
           <w:i/>
@@ -15075,7 +14812,6 @@
         </w:rPr>
         <w:t>Euphausia</w:t>
       </w:r>
-      <w:proofErr w:type="spellEnd"/>
       <w:r>
         <w:rPr>
           <w:i/>
@@ -15204,14 +14940,12 @@
         </w:rPr>
         <w:t xml:space="preserve"> </w:t>
       </w:r>
-      <w:proofErr w:type="spellStart"/>
       <w:r>
         <w:rPr>
           <w:color w:val="212121"/>
         </w:rPr>
         <w:t>Vestnes</w:t>
       </w:r>
-      <w:proofErr w:type="spellEnd"/>
       <w:r>
         <w:rPr>
           <w:color w:val="212121"/>
@@ -15352,19 +15086,11 @@
           <w:i/>
         </w:rPr>
       </w:pPr>
-      <w:proofErr w:type="spellStart"/>
-      <w:r>
-        <w:rPr>
-          <w:color w:val="212121"/>
-        </w:rPr>
-        <w:t>Guihen</w:t>
-      </w:r>
-      <w:proofErr w:type="spellEnd"/>
-      <w:r>
-        <w:rPr>
-          <w:color w:val="212121"/>
-        </w:rPr>
-        <w:t>,</w:t>
+      <w:r>
+        <w:rPr>
+          <w:color w:val="212121"/>
+        </w:rPr>
+        <w:t>Guihen,</w:t>
       </w:r>
       <w:r>
         <w:rPr>
@@ -15574,21 +15300,12 @@
         </w:rPr>
         <w:t>the use of ocean gliders to undertake acoustic measurements of zooplankton: the distribution and density of Antarctic krill (</w:t>
       </w:r>
-      <w:proofErr w:type="spellStart"/>
       <w:r>
         <w:rPr>
           <w:i/>
           <w:color w:val="212121"/>
         </w:rPr>
-        <w:t>Euphausia</w:t>
-      </w:r>
-      <w:proofErr w:type="spellEnd"/>
-      <w:r>
-        <w:rPr>
-          <w:i/>
-          <w:color w:val="212121"/>
-        </w:rPr>
-        <w:t xml:space="preserve"> superba</w:t>
+        <w:t>Euphausia superba</w:t>
       </w:r>
       <w:r>
         <w:rPr>
@@ -15677,23 +15394,7 @@
         <w:ind w:left="100" w:right="228"/>
       </w:pPr>
       <w:r>
-        <w:t xml:space="preserve">Hewitt, RP, </w:t>
-      </w:r>
-      <w:proofErr w:type="spellStart"/>
-      <w:r>
-        <w:t>Demer</w:t>
-      </w:r>
-      <w:proofErr w:type="spellEnd"/>
-      <w:r>
-        <w:t xml:space="preserve"> DA, and </w:t>
-      </w:r>
-      <w:proofErr w:type="spellStart"/>
-      <w:r>
-        <w:t>Emerey</w:t>
-      </w:r>
-      <w:proofErr w:type="spellEnd"/>
-      <w:r>
-        <w:t>, JH. (2003). An 8-year cycle in krill biomass density inferred from acoustics surveys conducted in the vicinity of South Shetland Islands during the austral summers</w:t>
+        <w:t>Hewitt, RP, Demer DA, and Emerey, JH. (2003). An 8-year cycle in krill biomass density inferred from acoustics surveys conducted in the vicinity of South Shetland Islands during the austral summers</w:t>
       </w:r>
       <w:r>
         <w:rPr>
@@ -15825,11 +15526,9 @@
         <w:spacing w:before="159" w:line="259" w:lineRule="auto"/>
         <w:ind w:left="100"/>
       </w:pPr>
-      <w:proofErr w:type="spellStart"/>
       <w:r>
         <w:t>Kinzey</w:t>
       </w:r>
-      <w:proofErr w:type="spellEnd"/>
       <w:r>
         <w:rPr>
           <w:spacing w:val="-1"/>
@@ -15989,13 +15688,8 @@
         </w:rPr>
         <w:t xml:space="preserve"> </w:t>
       </w:r>
-      <w:proofErr w:type="spellStart"/>
-      <w:r>
-        <w:t>doi</w:t>
-      </w:r>
-      <w:proofErr w:type="spellEnd"/>
-      <w:r>
-        <w:t xml:space="preserve">: </w:t>
+      <w:r>
+        <w:t xml:space="preserve">doi: </w:t>
       </w:r>
       <w:r>
         <w:rPr>
@@ -16059,19 +15753,11 @@
         </w:rPr>
         <w:t xml:space="preserve"> </w:t>
       </w:r>
-      <w:proofErr w:type="spellStart"/>
-      <w:r>
-        <w:rPr>
-          <w:color w:val="212121"/>
-        </w:rPr>
-        <w:t>Trivelpiece</w:t>
-      </w:r>
-      <w:proofErr w:type="spellEnd"/>
-      <w:r>
-        <w:rPr>
-          <w:color w:val="212121"/>
-        </w:rPr>
-        <w:t>,</w:t>
+      <w:r>
+        <w:rPr>
+          <w:color w:val="212121"/>
+        </w:rPr>
+        <w:t>Trivelpiece,</w:t>
       </w:r>
       <w:r>
         <w:rPr>
@@ -16132,7 +15818,6 @@
         </w:rPr>
         <w:t xml:space="preserve"> </w:t>
       </w:r>
-      <w:proofErr w:type="spellStart"/>
       <w:r>
         <w:rPr>
           <w:i/>
@@ -16140,7 +15825,6 @@
         </w:rPr>
         <w:t>Euphausia</w:t>
       </w:r>
-      <w:proofErr w:type="spellEnd"/>
       <w:r>
         <w:rPr>
           <w:i/>
@@ -16212,21 +15896,7 @@
         <w:rPr>
           <w:color w:val="212121"/>
         </w:rPr>
-        <w:t xml:space="preserve">diet of </w:t>
-      </w:r>
-      <w:proofErr w:type="spellStart"/>
-      <w:r>
-        <w:rPr>
-          <w:color w:val="212121"/>
-        </w:rPr>
-        <w:t>Pygoscelid</w:t>
-      </w:r>
-      <w:proofErr w:type="spellEnd"/>
-      <w:r>
-        <w:rPr>
-          <w:color w:val="212121"/>
-        </w:rPr>
-        <w:t xml:space="preserve"> penguins and net trawls in the South Shetland Islands, Antarctica. Polar Biology, 30, </w:t>
+        <w:t xml:space="preserve">diet of Pygoscelid penguins and net trawls in the South Shetland Islands, Antarctica. Polar Biology, 30, </w:t>
       </w:r>
       <w:r>
         <w:rPr>
@@ -16528,19 +16198,11 @@
         </w:rPr>
         <w:t xml:space="preserve"> </w:t>
       </w:r>
-      <w:proofErr w:type="spellStart"/>
-      <w:r>
-        <w:rPr>
-          <w:color w:val="212121"/>
-        </w:rPr>
-        <w:t>Demer</w:t>
-      </w:r>
-      <w:proofErr w:type="spellEnd"/>
-      <w:r>
-        <w:rPr>
-          <w:color w:val="212121"/>
-        </w:rPr>
-        <w:t>,</w:t>
+      <w:r>
+        <w:rPr>
+          <w:color w:val="212121"/>
+        </w:rPr>
+        <w:t>Demer,</w:t>
       </w:r>
       <w:r>
         <w:rPr>
@@ -16659,21 +16321,12 @@
         </w:rPr>
         <w:t>krill (</w:t>
       </w:r>
-      <w:proofErr w:type="spellStart"/>
       <w:r>
         <w:rPr>
           <w:i/>
           <w:color w:val="212121"/>
         </w:rPr>
-        <w:t>Euphausia</w:t>
-      </w:r>
-      <w:proofErr w:type="spellEnd"/>
-      <w:r>
-        <w:rPr>
-          <w:i/>
-          <w:color w:val="212121"/>
-        </w:rPr>
-        <w:t xml:space="preserve"> superba</w:t>
+        <w:t>Euphausia superba</w:t>
       </w:r>
       <w:r>
         <w:rPr>
@@ -16815,15 +16468,7 @@
         <w:t xml:space="preserve"> </w:t>
       </w:r>
       <w:r>
-        <w:t xml:space="preserve">by Antarctic krill under varying sea-ice conditions: implications for top predators and fishery management. Mar </w:t>
-      </w:r>
-      <w:proofErr w:type="spellStart"/>
-      <w:r>
-        <w:t>Ecol</w:t>
-      </w:r>
-      <w:proofErr w:type="spellEnd"/>
-      <w:r>
-        <w:t xml:space="preserve"> Prog Ser 568:1-16. https://doi.org/10.3354/meps12099</w:t>
+        <w:t>by Antarctic krill under varying sea-ice conditions: implications for top predators and fishery management. Mar Ecol Prog Ser 568:1-16. https://doi.org/10.3354/meps12099</w:t>
       </w:r>
     </w:p>
     <w:p>
@@ -16925,14 +16570,12 @@
       <w:r>
         <w:t>(</w:t>
       </w:r>
-      <w:proofErr w:type="spellStart"/>
       <w:r>
         <w:rPr>
           <w:i/>
         </w:rPr>
         <w:t>Euphausia</w:t>
       </w:r>
-      <w:proofErr w:type="spellEnd"/>
       <w:r>
         <w:rPr>
           <w:i/>
@@ -16947,15 +16590,7 @@
         <w:t>superba</w:t>
       </w:r>
       <w:r>
-        <w:t xml:space="preserve">) Around the Northern Antarctic Peninsula. Front. Mar. Sci. 8:604043. </w:t>
-      </w:r>
-      <w:proofErr w:type="spellStart"/>
-      <w:r>
-        <w:t>doi</w:t>
-      </w:r>
-      <w:proofErr w:type="spellEnd"/>
-      <w:r>
-        <w:t xml:space="preserve">: </w:t>
+        <w:t xml:space="preserve">) Around the Northern Antarctic Peninsula. Front. Mar. Sci. 8:604043. doi: </w:t>
       </w:r>
       <w:r>
         <w:rPr>
@@ -17114,21 +16749,12 @@
           <w:sz w:val="24"/>
         </w:rPr>
       </w:pPr>
-      <w:proofErr w:type="spellStart"/>
       <w:r>
         <w:rPr>
           <w:color w:val="212121"/>
           <w:sz w:val="24"/>
         </w:rPr>
-        <w:t>Tesler</w:t>
-      </w:r>
-      <w:proofErr w:type="spellEnd"/>
-      <w:r>
-        <w:rPr>
-          <w:color w:val="212121"/>
-          <w:sz w:val="24"/>
-        </w:rPr>
-        <w:t>,</w:t>
+        <w:t>Tesler,</w:t>
       </w:r>
       <w:r>
         <w:rPr>
@@ -26914,40 +26540,49 @@
             <w:sz w:val="24"/>
             <w:szCs w:val="24"/>
           </w:rPr>
-          <w:t>. Table of bootstrapped densities with lower and upper confidence intervals and the number of binned data samples</w:t>
-        </w:r>
+          <w:t xml:space="preserve">. Table of bootstrapped densities with lower and upper confidence intervals and the </w:t>
+        </w:r>
+        <w:commentRangeStart w:id="591"/>
         <w:r>
           <w:rPr>
             <w:sz w:val="24"/>
             <w:szCs w:val="24"/>
           </w:rPr>
-          <w:t xml:space="preserve"> for the entire area </w:t>
+          <w:t>number</w:t>
         </w:r>
       </w:ins>
-      <w:ins w:id="591" w:author="Anthony Cossio" w:date="2025-04-02T09:35:00Z">
+      <w:commentRangeEnd w:id="591"/>
+      <w:ins w:id="592" w:author="Anthony Cossio" w:date="2025-05-15T13:21:00Z">
+        <w:r>
+          <w:rPr>
+            <w:rStyle w:val="CommentReference"/>
+          </w:rPr>
+          <w:commentReference w:id="591"/>
+        </w:r>
+      </w:ins>
+      <w:ins w:id="593" w:author="Anthony Cossio" w:date="2025-04-02T09:34:00Z">
         <w:r>
           <w:rPr>
             <w:sz w:val="24"/>
             <w:szCs w:val="24"/>
           </w:rPr>
-          <w:t xml:space="preserve">using </w:t>
-        </w:r>
-      </w:ins>
-      <w:ins w:id="592" w:author="Anthony Cossio" w:date="2025-04-02T09:34:00Z">
-        <w:r>
-          <w:rPr>
-            <w:rPrChange w:id="593" w:author="Anthony Cossio" w:date="2025-04-02T09:35:00Z">
-              <w:rPr>
-                <w:strike/>
-              </w:rPr>
-            </w:rPrChange>
-          </w:rPr>
-          <w:t>0.</w:t>
+          <w:t xml:space="preserve"> of binned data samples</w:t>
+        </w:r>
+        <w:r>
+          <w:rPr>
+            <w:sz w:val="24"/>
+            <w:szCs w:val="24"/>
+          </w:rPr>
+          <w:t xml:space="preserve"> for the entire area </w:t>
         </w:r>
       </w:ins>
       <w:ins w:id="594" w:author="Anthony Cossio" w:date="2025-04-02T09:35:00Z">
         <w:r>
-          <w:t>2</w:t>
+          <w:rPr>
+            <w:sz w:val="24"/>
+            <w:szCs w:val="24"/>
+          </w:rPr>
+          <w:t xml:space="preserve">using </w:t>
         </w:r>
       </w:ins>
       <w:ins w:id="595" w:author="Anthony Cossio" w:date="2025-04-02T09:34:00Z">
@@ -26959,12 +26594,29 @@
               </w:rPr>
             </w:rPrChange>
           </w:rPr>
+          <w:t>0.</w:t>
+        </w:r>
+      </w:ins>
+      <w:ins w:id="597" w:author="Anthony Cossio" w:date="2025-04-02T09:35:00Z">
+        <w:r>
+          <w:t>2</w:t>
+        </w:r>
+      </w:ins>
+      <w:ins w:id="598" w:author="Anthony Cossio" w:date="2025-04-02T09:34:00Z">
+        <w:r>
+          <w:rPr>
+            <w:rPrChange w:id="599" w:author="Anthony Cossio" w:date="2025-04-02T09:35:00Z">
+              <w:rPr>
+                <w:strike/>
+              </w:rPr>
+            </w:rPrChange>
+          </w:rPr>
           <w:t>°</w:t>
         </w:r>
         <w:r>
           <w:rPr>
             <w:spacing w:val="-2"/>
-            <w:rPrChange w:id="597" w:author="Anthony Cossio" w:date="2025-04-02T09:35:00Z">
+            <w:rPrChange w:id="600" w:author="Anthony Cossio" w:date="2025-04-02T09:35:00Z">
               <w:rPr>
                 <w:strike/>
                 <w:spacing w:val="-2"/>
@@ -26975,7 +26627,7 @@
         </w:r>
         <w:r>
           <w:rPr>
-            <w:rPrChange w:id="598" w:author="Anthony Cossio" w:date="2025-04-02T09:35:00Z">
+            <w:rPrChange w:id="601" w:author="Anthony Cossio" w:date="2025-04-02T09:35:00Z">
               <w:rPr>
                 <w:strike/>
               </w:rPr>
@@ -26986,7 +26638,7 @@
         <w:r>
           <w:rPr>
             <w:spacing w:val="-2"/>
-            <w:rPrChange w:id="599" w:author="Anthony Cossio" w:date="2025-04-02T09:35:00Z">
+            <w:rPrChange w:id="602" w:author="Anthony Cossio" w:date="2025-04-02T09:35:00Z">
               <w:rPr>
                 <w:strike/>
                 <w:spacing w:val="-2"/>
@@ -26997,7 +26649,7 @@
         </w:r>
         <w:r>
           <w:rPr>
-            <w:rPrChange w:id="600" w:author="Anthony Cossio" w:date="2025-04-02T09:35:00Z">
+            <w:rPrChange w:id="603" w:author="Anthony Cossio" w:date="2025-04-02T09:35:00Z">
               <w:rPr>
                 <w:strike/>
               </w:rPr>
@@ -27008,7 +26660,7 @@
         <w:r>
           <w:rPr>
             <w:spacing w:val="-4"/>
-            <w:rPrChange w:id="601" w:author="Anthony Cossio" w:date="2025-04-02T09:35:00Z">
+            <w:rPrChange w:id="604" w:author="Anthony Cossio" w:date="2025-04-02T09:35:00Z">
               <w:rPr>
                 <w:strike/>
                 <w:spacing w:val="-4"/>
@@ -27019,7 +26671,7 @@
         </w:r>
         <w:r>
           <w:rPr>
-            <w:rPrChange w:id="602" w:author="Anthony Cossio" w:date="2025-04-02T09:35:00Z">
+            <w:rPrChange w:id="605" w:author="Anthony Cossio" w:date="2025-04-02T09:35:00Z">
               <w:rPr>
                 <w:strike/>
               </w:rPr>
@@ -27030,7 +26682,7 @@
         <w:r>
           <w:rPr>
             <w:spacing w:val="-2"/>
-            <w:rPrChange w:id="603" w:author="Anthony Cossio" w:date="2025-04-02T09:35:00Z">
+            <w:rPrChange w:id="606" w:author="Anthony Cossio" w:date="2025-04-02T09:35:00Z">
               <w:rPr>
                 <w:strike/>
                 <w:spacing w:val="-2"/>
@@ -27041,7 +26693,7 @@
         </w:r>
         <w:r>
           <w:rPr>
-            <w:rPrChange w:id="604" w:author="Anthony Cossio" w:date="2025-04-02T09:35:00Z">
+            <w:rPrChange w:id="607" w:author="Anthony Cossio" w:date="2025-04-02T09:35:00Z">
               <w:rPr>
                 <w:strike/>
               </w:rPr>
@@ -27050,7 +26702,7 @@
           <w:t>cells</w:t>
         </w:r>
       </w:ins>
-      <w:ins w:id="605" w:author="Anthony Cossio" w:date="2025-04-02T09:35:00Z">
+      <w:ins w:id="608" w:author="Anthony Cossio" w:date="2025-04-02T09:35:00Z">
         <w:r>
           <w:t>.</w:t>
         </w:r>
@@ -27059,7 +26711,7 @@
     <w:p>
       <w:pPr>
         <w:rPr>
-          <w:ins w:id="606" w:author="Anthony Cossio" w:date="2025-04-02T09:34:00Z"/>
+          <w:ins w:id="609" w:author="Anthony Cossio" w:date="2025-04-02T09:34:00Z"/>
           <w:sz w:val="24"/>
           <w:szCs w:val="24"/>
         </w:rPr>
@@ -27086,7 +26738,7 @@
         <w:trPr>
           <w:trHeight w:val="288"/>
           <w:jc w:val="center"/>
-          <w:ins w:id="607" w:author="Anthony Cossio" w:date="2025-04-02T09:34:00Z"/>
+          <w:ins w:id="610" w:author="Anthony Cossio" w:date="2025-04-02T09:34:00Z"/>
         </w:trPr>
         <w:tc>
           <w:tcPr>
@@ -27097,12 +26749,12 @@
           <w:p>
             <w:pPr>
               <w:rPr>
-                <w:ins w:id="608" w:author="Anthony Cossio" w:date="2025-04-02T09:34:00Z"/>
+                <w:ins w:id="611" w:author="Anthony Cossio" w:date="2025-04-02T09:34:00Z"/>
                 <w:sz w:val="24"/>
                 <w:szCs w:val="24"/>
               </w:rPr>
             </w:pPr>
-            <w:ins w:id="609" w:author="Anthony Cossio" w:date="2025-04-02T09:34:00Z">
+            <w:ins w:id="612" w:author="Anthony Cossio" w:date="2025-04-02T09:34:00Z">
               <w:r>
                 <w:rPr>
                   <w:sz w:val="24"/>
@@ -27123,12 +26775,12 @@
             <w:pPr>
               <w:jc w:val="center"/>
               <w:rPr>
-                <w:ins w:id="610" w:author="Anthony Cossio" w:date="2025-04-02T09:34:00Z"/>
+                <w:ins w:id="613" w:author="Anthony Cossio" w:date="2025-04-02T09:34:00Z"/>
                 <w:sz w:val="24"/>
                 <w:szCs w:val="24"/>
               </w:rPr>
             </w:pPr>
-            <w:ins w:id="611" w:author="Anthony Cossio" w:date="2025-04-02T09:34:00Z">
+            <w:ins w:id="614" w:author="Anthony Cossio" w:date="2025-04-02T09:34:00Z">
               <w:r>
                 <w:rPr>
                   <w:sz w:val="24"/>
@@ -27147,12 +26799,12 @@
             <w:pPr>
               <w:jc w:val="center"/>
               <w:rPr>
-                <w:ins w:id="612" w:author="Anthony Cossio" w:date="2025-04-02T09:34:00Z"/>
+                <w:ins w:id="615" w:author="Anthony Cossio" w:date="2025-04-02T09:34:00Z"/>
                 <w:sz w:val="24"/>
                 <w:szCs w:val="24"/>
               </w:rPr>
             </w:pPr>
-            <w:ins w:id="613" w:author="Anthony Cossio" w:date="2025-04-02T09:34:00Z">
+            <w:ins w:id="616" w:author="Anthony Cossio" w:date="2025-04-02T09:34:00Z">
               <w:r>
                 <w:rPr>
                   <w:sz w:val="24"/>
@@ -27173,12 +26825,12 @@
             <w:pPr>
               <w:jc w:val="center"/>
               <w:rPr>
-                <w:ins w:id="614" w:author="Anthony Cossio" w:date="2025-04-02T09:34:00Z"/>
+                <w:ins w:id="617" w:author="Anthony Cossio" w:date="2025-04-02T09:34:00Z"/>
                 <w:sz w:val="24"/>
                 <w:szCs w:val="24"/>
               </w:rPr>
             </w:pPr>
-            <w:ins w:id="615" w:author="Anthony Cossio" w:date="2025-04-02T09:34:00Z">
+            <w:ins w:id="618" w:author="Anthony Cossio" w:date="2025-04-02T09:34:00Z">
               <w:r>
                 <w:rPr>
                   <w:sz w:val="24"/>
@@ -27199,12 +26851,12 @@
             <w:pPr>
               <w:jc w:val="center"/>
               <w:rPr>
-                <w:ins w:id="616" w:author="Anthony Cossio" w:date="2025-04-02T09:34:00Z"/>
+                <w:ins w:id="619" w:author="Anthony Cossio" w:date="2025-04-02T09:34:00Z"/>
                 <w:sz w:val="24"/>
                 <w:szCs w:val="24"/>
               </w:rPr>
             </w:pPr>
-            <w:ins w:id="617" w:author="Anthony Cossio" w:date="2025-04-02T09:34:00Z">
+            <w:ins w:id="620" w:author="Anthony Cossio" w:date="2025-04-02T09:34:00Z">
               <w:r>
                 <w:rPr>
                   <w:sz w:val="24"/>
@@ -27223,12 +26875,12 @@
             <w:pPr>
               <w:jc w:val="center"/>
               <w:rPr>
-                <w:ins w:id="618" w:author="Anthony Cossio" w:date="2025-04-02T09:34:00Z"/>
+                <w:ins w:id="621" w:author="Anthony Cossio" w:date="2025-04-02T09:34:00Z"/>
                 <w:sz w:val="24"/>
                 <w:szCs w:val="24"/>
               </w:rPr>
             </w:pPr>
-            <w:ins w:id="619" w:author="Anthony Cossio" w:date="2025-04-02T09:34:00Z">
+            <w:ins w:id="622" w:author="Anthony Cossio" w:date="2025-04-02T09:34:00Z">
               <w:r>
                 <w:rPr>
                   <w:sz w:val="24"/>
@@ -27249,12 +26901,12 @@
             <w:pPr>
               <w:jc w:val="center"/>
               <w:rPr>
-                <w:ins w:id="620" w:author="Anthony Cossio" w:date="2025-04-02T09:34:00Z"/>
+                <w:ins w:id="623" w:author="Anthony Cossio" w:date="2025-04-02T09:34:00Z"/>
                 <w:sz w:val="24"/>
                 <w:szCs w:val="24"/>
               </w:rPr>
             </w:pPr>
-            <w:ins w:id="621" w:author="Anthony Cossio" w:date="2025-04-02T09:34:00Z">
+            <w:ins w:id="624" w:author="Anthony Cossio" w:date="2025-04-02T09:34:00Z">
               <w:r>
                 <w:rPr>
                   <w:sz w:val="24"/>
@@ -27273,12 +26925,12 @@
             <w:pPr>
               <w:jc w:val="center"/>
               <w:rPr>
-                <w:ins w:id="622" w:author="Anthony Cossio" w:date="2025-04-02T09:34:00Z"/>
+                <w:ins w:id="625" w:author="Anthony Cossio" w:date="2025-04-02T09:34:00Z"/>
                 <w:sz w:val="24"/>
                 <w:szCs w:val="24"/>
               </w:rPr>
             </w:pPr>
-            <w:ins w:id="623" w:author="Anthony Cossio" w:date="2025-04-02T09:34:00Z">
+            <w:ins w:id="626" w:author="Anthony Cossio" w:date="2025-04-02T09:34:00Z">
               <w:r>
                 <w:rPr>
                   <w:sz w:val="24"/>
@@ -27294,7 +26946,7 @@
         <w:trPr>
           <w:trHeight w:val="288"/>
           <w:jc w:val="center"/>
-          <w:ins w:id="624" w:author="Anthony Cossio" w:date="2025-04-02T09:34:00Z"/>
+          <w:ins w:id="627" w:author="Anthony Cossio" w:date="2025-04-02T09:34:00Z"/>
         </w:trPr>
         <w:tc>
           <w:tcPr>
@@ -27305,12 +26957,12 @@
           <w:p>
             <w:pPr>
               <w:rPr>
-                <w:ins w:id="625" w:author="Anthony Cossio" w:date="2025-04-02T09:34:00Z"/>
+                <w:ins w:id="628" w:author="Anthony Cossio" w:date="2025-04-02T09:34:00Z"/>
                 <w:sz w:val="24"/>
                 <w:szCs w:val="24"/>
               </w:rPr>
             </w:pPr>
-            <w:ins w:id="626" w:author="Anthony Cossio" w:date="2025-04-02T09:34:00Z">
+            <w:ins w:id="629" w:author="Anthony Cossio" w:date="2025-04-02T09:34:00Z">
               <w:r>
                 <w:rPr>
                   <w:sz w:val="24"/>
@@ -27330,12 +26982,12 @@
             <w:pPr>
               <w:jc w:val="center"/>
               <w:rPr>
-                <w:ins w:id="627" w:author="Anthony Cossio" w:date="2025-04-02T09:34:00Z"/>
+                <w:ins w:id="630" w:author="Anthony Cossio" w:date="2025-04-02T09:34:00Z"/>
                 <w:sz w:val="24"/>
                 <w:szCs w:val="24"/>
               </w:rPr>
             </w:pPr>
-            <w:ins w:id="628" w:author="Anthony Cossio" w:date="2025-04-02T09:34:00Z">
+            <w:ins w:id="631" w:author="Anthony Cossio" w:date="2025-04-02T09:34:00Z">
               <w:r>
                 <w:rPr>
                   <w:sz w:val="24"/>
@@ -27354,12 +27006,12 @@
             <w:pPr>
               <w:jc w:val="center"/>
               <w:rPr>
-                <w:ins w:id="629" w:author="Anthony Cossio" w:date="2025-04-02T09:34:00Z"/>
+                <w:ins w:id="632" w:author="Anthony Cossio" w:date="2025-04-02T09:34:00Z"/>
                 <w:sz w:val="24"/>
                 <w:szCs w:val="24"/>
               </w:rPr>
             </w:pPr>
-            <w:ins w:id="630" w:author="Anthony Cossio" w:date="2025-04-02T09:34:00Z">
+            <w:ins w:id="633" w:author="Anthony Cossio" w:date="2025-04-02T09:34:00Z">
               <w:r>
                 <w:rPr>
                   <w:sz w:val="24"/>
@@ -27379,12 +27031,12 @@
             <w:pPr>
               <w:jc w:val="center"/>
               <w:rPr>
-                <w:ins w:id="631" w:author="Anthony Cossio" w:date="2025-04-02T09:34:00Z"/>
+                <w:ins w:id="634" w:author="Anthony Cossio" w:date="2025-04-02T09:34:00Z"/>
                 <w:sz w:val="24"/>
                 <w:szCs w:val="24"/>
               </w:rPr>
             </w:pPr>
-            <w:ins w:id="632" w:author="Anthony Cossio" w:date="2025-04-02T09:34:00Z">
+            <w:ins w:id="635" w:author="Anthony Cossio" w:date="2025-04-02T09:34:00Z">
               <w:r>
                 <w:rPr>
                   <w:sz w:val="24"/>
@@ -27404,12 +27056,12 @@
             <w:pPr>
               <w:jc w:val="center"/>
               <w:rPr>
-                <w:ins w:id="633" w:author="Anthony Cossio" w:date="2025-04-02T09:34:00Z"/>
+                <w:ins w:id="636" w:author="Anthony Cossio" w:date="2025-04-02T09:34:00Z"/>
                 <w:sz w:val="24"/>
                 <w:szCs w:val="24"/>
               </w:rPr>
             </w:pPr>
-            <w:ins w:id="634" w:author="Anthony Cossio" w:date="2025-04-02T09:34:00Z">
+            <w:ins w:id="637" w:author="Anthony Cossio" w:date="2025-04-02T09:34:00Z">
               <w:r>
                 <w:rPr>
                   <w:sz w:val="24"/>
@@ -27428,12 +27080,12 @@
             <w:pPr>
               <w:jc w:val="center"/>
               <w:rPr>
-                <w:ins w:id="635" w:author="Anthony Cossio" w:date="2025-04-02T09:34:00Z"/>
+                <w:ins w:id="638" w:author="Anthony Cossio" w:date="2025-04-02T09:34:00Z"/>
                 <w:sz w:val="24"/>
                 <w:szCs w:val="24"/>
               </w:rPr>
             </w:pPr>
-            <w:ins w:id="636" w:author="Anthony Cossio" w:date="2025-04-02T09:34:00Z">
+            <w:ins w:id="639" w:author="Anthony Cossio" w:date="2025-04-02T09:34:00Z">
               <w:r>
                 <w:rPr>
                   <w:sz w:val="24"/>
@@ -27453,12 +27105,12 @@
             <w:pPr>
               <w:jc w:val="center"/>
               <w:rPr>
-                <w:ins w:id="637" w:author="Anthony Cossio" w:date="2025-04-02T09:34:00Z"/>
+                <w:ins w:id="640" w:author="Anthony Cossio" w:date="2025-04-02T09:34:00Z"/>
                 <w:sz w:val="24"/>
                 <w:szCs w:val="24"/>
               </w:rPr>
             </w:pPr>
-            <w:ins w:id="638" w:author="Anthony Cossio" w:date="2025-04-02T09:34:00Z">
+            <w:ins w:id="641" w:author="Anthony Cossio" w:date="2025-04-02T09:34:00Z">
               <w:r>
                 <w:rPr>
                   <w:sz w:val="24"/>
@@ -27477,12 +27129,12 @@
             <w:pPr>
               <w:jc w:val="center"/>
               <w:rPr>
-                <w:ins w:id="639" w:author="Anthony Cossio" w:date="2025-04-02T09:34:00Z"/>
+                <w:ins w:id="642" w:author="Anthony Cossio" w:date="2025-04-02T09:34:00Z"/>
                 <w:sz w:val="24"/>
                 <w:szCs w:val="24"/>
               </w:rPr>
             </w:pPr>
-            <w:ins w:id="640" w:author="Anthony Cossio" w:date="2025-04-02T09:34:00Z">
+            <w:ins w:id="643" w:author="Anthony Cossio" w:date="2025-04-02T09:34:00Z">
               <w:r>
                 <w:rPr>
                   <w:sz w:val="24"/>
@@ -27498,7 +27150,7 @@
         <w:trPr>
           <w:trHeight w:val="288"/>
           <w:jc w:val="center"/>
-          <w:ins w:id="641" w:author="Anthony Cossio" w:date="2025-04-02T09:34:00Z"/>
+          <w:ins w:id="644" w:author="Anthony Cossio" w:date="2025-04-02T09:34:00Z"/>
         </w:trPr>
         <w:tc>
           <w:tcPr>
@@ -27509,12 +27161,12 @@
           <w:p>
             <w:pPr>
               <w:rPr>
-                <w:ins w:id="642" w:author="Anthony Cossio" w:date="2025-04-02T09:34:00Z"/>
+                <w:ins w:id="645" w:author="Anthony Cossio" w:date="2025-04-02T09:34:00Z"/>
                 <w:sz w:val="24"/>
                 <w:szCs w:val="24"/>
               </w:rPr>
             </w:pPr>
-            <w:ins w:id="643" w:author="Anthony Cossio" w:date="2025-04-02T09:34:00Z">
+            <w:ins w:id="646" w:author="Anthony Cossio" w:date="2025-04-02T09:34:00Z">
               <w:r>
                 <w:rPr>
                   <w:sz w:val="24"/>
@@ -27534,12 +27186,12 @@
             <w:pPr>
               <w:jc w:val="center"/>
               <w:rPr>
-                <w:ins w:id="644" w:author="Anthony Cossio" w:date="2025-04-02T09:34:00Z"/>
+                <w:ins w:id="647" w:author="Anthony Cossio" w:date="2025-04-02T09:34:00Z"/>
                 <w:sz w:val="24"/>
                 <w:szCs w:val="24"/>
               </w:rPr>
             </w:pPr>
-            <w:ins w:id="645" w:author="Anthony Cossio" w:date="2025-04-02T09:34:00Z">
+            <w:ins w:id="648" w:author="Anthony Cossio" w:date="2025-04-02T09:34:00Z">
               <w:r>
                 <w:rPr>
                   <w:sz w:val="24"/>
@@ -27558,12 +27210,12 @@
             <w:pPr>
               <w:jc w:val="center"/>
               <w:rPr>
-                <w:ins w:id="646" w:author="Anthony Cossio" w:date="2025-04-02T09:34:00Z"/>
+                <w:ins w:id="649" w:author="Anthony Cossio" w:date="2025-04-02T09:34:00Z"/>
                 <w:sz w:val="24"/>
                 <w:szCs w:val="24"/>
               </w:rPr>
             </w:pPr>
-            <w:ins w:id="647" w:author="Anthony Cossio" w:date="2025-04-02T09:34:00Z">
+            <w:ins w:id="650" w:author="Anthony Cossio" w:date="2025-04-02T09:34:00Z">
               <w:r>
                 <w:rPr>
                   <w:sz w:val="24"/>
@@ -27583,12 +27235,12 @@
             <w:pPr>
               <w:jc w:val="center"/>
               <w:rPr>
-                <w:ins w:id="648" w:author="Anthony Cossio" w:date="2025-04-02T09:34:00Z"/>
+                <w:ins w:id="651" w:author="Anthony Cossio" w:date="2025-04-02T09:34:00Z"/>
                 <w:sz w:val="24"/>
                 <w:szCs w:val="24"/>
               </w:rPr>
             </w:pPr>
-            <w:ins w:id="649" w:author="Anthony Cossio" w:date="2025-04-02T09:34:00Z">
+            <w:ins w:id="652" w:author="Anthony Cossio" w:date="2025-04-02T09:34:00Z">
               <w:r>
                 <w:rPr>
                   <w:sz w:val="24"/>
@@ -27608,12 +27260,12 @@
             <w:pPr>
               <w:jc w:val="center"/>
               <w:rPr>
-                <w:ins w:id="650" w:author="Anthony Cossio" w:date="2025-04-02T09:34:00Z"/>
+                <w:ins w:id="653" w:author="Anthony Cossio" w:date="2025-04-02T09:34:00Z"/>
                 <w:sz w:val="24"/>
                 <w:szCs w:val="24"/>
               </w:rPr>
             </w:pPr>
-            <w:ins w:id="651" w:author="Anthony Cossio" w:date="2025-04-02T09:34:00Z">
+            <w:ins w:id="654" w:author="Anthony Cossio" w:date="2025-04-02T09:34:00Z">
               <w:r>
                 <w:rPr>
                   <w:sz w:val="24"/>
@@ -27632,12 +27284,12 @@
             <w:pPr>
               <w:jc w:val="center"/>
               <w:rPr>
-                <w:ins w:id="652" w:author="Anthony Cossio" w:date="2025-04-02T09:34:00Z"/>
+                <w:ins w:id="655" w:author="Anthony Cossio" w:date="2025-04-02T09:34:00Z"/>
                 <w:sz w:val="24"/>
                 <w:szCs w:val="24"/>
               </w:rPr>
             </w:pPr>
-            <w:ins w:id="653" w:author="Anthony Cossio" w:date="2025-04-02T09:34:00Z">
+            <w:ins w:id="656" w:author="Anthony Cossio" w:date="2025-04-02T09:34:00Z">
               <w:r>
                 <w:rPr>
                   <w:sz w:val="24"/>
@@ -27657,12 +27309,12 @@
             <w:pPr>
               <w:jc w:val="center"/>
               <w:rPr>
-                <w:ins w:id="654" w:author="Anthony Cossio" w:date="2025-04-02T09:34:00Z"/>
+                <w:ins w:id="657" w:author="Anthony Cossio" w:date="2025-04-02T09:34:00Z"/>
                 <w:sz w:val="24"/>
                 <w:szCs w:val="24"/>
               </w:rPr>
             </w:pPr>
-            <w:ins w:id="655" w:author="Anthony Cossio" w:date="2025-04-02T09:34:00Z">
+            <w:ins w:id="658" w:author="Anthony Cossio" w:date="2025-04-02T09:34:00Z">
               <w:r>
                 <w:rPr>
                   <w:sz w:val="24"/>
@@ -27681,12 +27333,12 @@
             <w:pPr>
               <w:jc w:val="center"/>
               <w:rPr>
-                <w:ins w:id="656" w:author="Anthony Cossio" w:date="2025-04-02T09:34:00Z"/>
+                <w:ins w:id="659" w:author="Anthony Cossio" w:date="2025-04-02T09:34:00Z"/>
                 <w:sz w:val="24"/>
                 <w:szCs w:val="24"/>
               </w:rPr>
             </w:pPr>
-            <w:ins w:id="657" w:author="Anthony Cossio" w:date="2025-04-02T09:34:00Z">
+            <w:ins w:id="660" w:author="Anthony Cossio" w:date="2025-04-02T09:34:00Z">
               <w:r>
                 <w:rPr>
                   <w:sz w:val="24"/>
@@ -28013,7 +27665,7 @@
         <w:ind w:left="100" w:right="485"/>
         <w:rPr>
           <w:strike/>
-          <w:rPrChange w:id="658" w:author="Anthony Cossio" w:date="2025-04-03T12:55:00Z">
+          <w:rPrChange w:id="661" w:author="Anthony Cossio" w:date="2025-04-03T12:55:00Z">
             <w:rPr/>
           </w:rPrChange>
         </w:rPr>
@@ -28021,7 +27673,7 @@
       <w:r>
         <w:rPr>
           <w:strike/>
-          <w:rPrChange w:id="659" w:author="Anthony Cossio" w:date="2025-04-03T12:55:00Z">
+          <w:rPrChange w:id="662" w:author="Anthony Cossio" w:date="2025-04-03T12:55:00Z">
             <w:rPr/>
           </w:rPrChange>
         </w:rPr>
@@ -28031,7 +27683,7 @@
         <w:rPr>
           <w:strike/>
           <w:spacing w:val="-2"/>
-          <w:rPrChange w:id="660" w:author="Anthony Cossio" w:date="2025-04-03T12:55:00Z">
+          <w:rPrChange w:id="663" w:author="Anthony Cossio" w:date="2025-04-03T12:55:00Z">
             <w:rPr>
               <w:spacing w:val="-2"/>
             </w:rPr>
@@ -28042,7 +27694,7 @@
       <w:r>
         <w:rPr>
           <w:strike/>
-          <w:rPrChange w:id="661" w:author="Anthony Cossio" w:date="2025-04-03T12:55:00Z">
+          <w:rPrChange w:id="664" w:author="Anthony Cossio" w:date="2025-04-03T12:55:00Z">
             <w:rPr/>
           </w:rPrChange>
         </w:rPr>
@@ -28052,7 +27704,7 @@
         <w:rPr>
           <w:strike/>
           <w:spacing w:val="-2"/>
-          <w:rPrChange w:id="662" w:author="Anthony Cossio" w:date="2025-04-03T12:55:00Z">
+          <w:rPrChange w:id="665" w:author="Anthony Cossio" w:date="2025-04-03T12:55:00Z">
             <w:rPr>
               <w:spacing w:val="-2"/>
             </w:rPr>
@@ -28063,7 +27715,7 @@
       <w:r>
         <w:rPr>
           <w:strike/>
-          <w:rPrChange w:id="663" w:author="Anthony Cossio" w:date="2025-04-03T12:55:00Z">
+          <w:rPrChange w:id="666" w:author="Anthony Cossio" w:date="2025-04-03T12:55:00Z">
             <w:rPr/>
           </w:rPrChange>
         </w:rPr>
@@ -28073,7 +27725,7 @@
         <w:rPr>
           <w:strike/>
           <w:spacing w:val="-2"/>
-          <w:rPrChange w:id="664" w:author="Anthony Cossio" w:date="2025-04-03T12:55:00Z">
+          <w:rPrChange w:id="667" w:author="Anthony Cossio" w:date="2025-04-03T12:55:00Z">
             <w:rPr>
               <w:spacing w:val="-2"/>
             </w:rPr>
@@ -28084,7 +27736,7 @@
       <w:r>
         <w:rPr>
           <w:strike/>
-          <w:rPrChange w:id="665" w:author="Anthony Cossio" w:date="2025-04-03T12:55:00Z">
+          <w:rPrChange w:id="668" w:author="Anthony Cossio" w:date="2025-04-03T12:55:00Z">
             <w:rPr/>
           </w:rPrChange>
         </w:rPr>
@@ -28094,7 +27746,7 @@
         <w:rPr>
           <w:strike/>
           <w:spacing w:val="-2"/>
-          <w:rPrChange w:id="666" w:author="Anthony Cossio" w:date="2025-04-03T12:55:00Z">
+          <w:rPrChange w:id="669" w:author="Anthony Cossio" w:date="2025-04-03T12:55:00Z">
             <w:rPr>
               <w:spacing w:val="-2"/>
             </w:rPr>
@@ -28105,7 +27757,7 @@
       <w:r>
         <w:rPr>
           <w:strike/>
-          <w:rPrChange w:id="667" w:author="Anthony Cossio" w:date="2025-04-03T12:55:00Z">
+          <w:rPrChange w:id="670" w:author="Anthony Cossio" w:date="2025-04-03T12:55:00Z">
             <w:rPr/>
           </w:rPrChange>
         </w:rPr>
@@ -28115,7 +27767,7 @@
         <w:rPr>
           <w:strike/>
           <w:spacing w:val="-4"/>
-          <w:rPrChange w:id="668" w:author="Anthony Cossio" w:date="2025-04-03T12:55:00Z">
+          <w:rPrChange w:id="671" w:author="Anthony Cossio" w:date="2025-04-03T12:55:00Z">
             <w:rPr>
               <w:spacing w:val="-4"/>
             </w:rPr>
@@ -28126,7 +27778,7 @@
       <w:r>
         <w:rPr>
           <w:strike/>
-          <w:rPrChange w:id="669" w:author="Anthony Cossio" w:date="2025-04-03T12:55:00Z">
+          <w:rPrChange w:id="672" w:author="Anthony Cossio" w:date="2025-04-03T12:55:00Z">
             <w:rPr/>
           </w:rPrChange>
         </w:rPr>
@@ -28136,7 +27788,7 @@
         <w:rPr>
           <w:strike/>
           <w:spacing w:val="-2"/>
-          <w:rPrChange w:id="670" w:author="Anthony Cossio" w:date="2025-04-03T12:55:00Z">
+          <w:rPrChange w:id="673" w:author="Anthony Cossio" w:date="2025-04-03T12:55:00Z">
             <w:rPr>
               <w:spacing w:val="-2"/>
             </w:rPr>
@@ -28147,7 +27799,7 @@
       <w:r>
         <w:rPr>
           <w:strike/>
-          <w:rPrChange w:id="671" w:author="Anthony Cossio" w:date="2025-04-03T12:55:00Z">
+          <w:rPrChange w:id="674" w:author="Anthony Cossio" w:date="2025-04-03T12:55:00Z">
             <w:rPr/>
           </w:rPrChange>
         </w:rPr>
@@ -28157,7 +27809,7 @@
         <w:rPr>
           <w:strike/>
           <w:spacing w:val="-2"/>
-          <w:rPrChange w:id="672" w:author="Anthony Cossio" w:date="2025-04-03T12:55:00Z">
+          <w:rPrChange w:id="675" w:author="Anthony Cossio" w:date="2025-04-03T12:55:00Z">
             <w:rPr>
               <w:spacing w:val="-2"/>
             </w:rPr>
@@ -28168,7 +27820,7 @@
       <w:r>
         <w:rPr>
           <w:strike/>
-          <w:rPrChange w:id="673" w:author="Anthony Cossio" w:date="2025-04-03T12:55:00Z">
+          <w:rPrChange w:id="676" w:author="Anthony Cossio" w:date="2025-04-03T12:55:00Z">
             <w:rPr/>
           </w:rPrChange>
         </w:rPr>
@@ -28178,7 +27830,7 @@
         <w:rPr>
           <w:strike/>
           <w:spacing w:val="-2"/>
-          <w:rPrChange w:id="674" w:author="Anthony Cossio" w:date="2025-04-03T12:55:00Z">
+          <w:rPrChange w:id="677" w:author="Anthony Cossio" w:date="2025-04-03T12:55:00Z">
             <w:rPr>
               <w:spacing w:val="-2"/>
             </w:rPr>
@@ -28189,7 +27841,7 @@
       <w:r>
         <w:rPr>
           <w:strike/>
-          <w:rPrChange w:id="675" w:author="Anthony Cossio" w:date="2025-04-03T12:55:00Z">
+          <w:rPrChange w:id="678" w:author="Anthony Cossio" w:date="2025-04-03T12:55:00Z">
             <w:rPr/>
           </w:rPrChange>
         </w:rPr>
@@ -28199,7 +27851,7 @@
         <w:rPr>
           <w:strike/>
           <w:spacing w:val="-2"/>
-          <w:rPrChange w:id="676" w:author="Anthony Cossio" w:date="2025-04-03T12:55:00Z">
+          <w:rPrChange w:id="679" w:author="Anthony Cossio" w:date="2025-04-03T12:55:00Z">
             <w:rPr>
               <w:spacing w:val="-2"/>
             </w:rPr>
@@ -28210,7 +27862,7 @@
       <w:r>
         <w:rPr>
           <w:strike/>
-          <w:rPrChange w:id="677" w:author="Anthony Cossio" w:date="2025-04-03T12:55:00Z">
+          <w:rPrChange w:id="680" w:author="Anthony Cossio" w:date="2025-04-03T12:55:00Z">
             <w:rPr/>
           </w:rPrChange>
         </w:rPr>
@@ -28220,7 +27872,7 @@
         <w:rPr>
           <w:strike/>
           <w:spacing w:val="-2"/>
-          <w:rPrChange w:id="678" w:author="Anthony Cossio" w:date="2025-04-03T12:55:00Z">
+          <w:rPrChange w:id="681" w:author="Anthony Cossio" w:date="2025-04-03T12:55:00Z">
             <w:rPr>
               <w:spacing w:val="-2"/>
             </w:rPr>
@@ -28231,7 +27883,7 @@
       <w:r>
         <w:rPr>
           <w:strike/>
-          <w:rPrChange w:id="679" w:author="Anthony Cossio" w:date="2025-04-03T12:55:00Z">
+          <w:rPrChange w:id="682" w:author="Anthony Cossio" w:date="2025-04-03T12:55:00Z">
             <w:rPr/>
           </w:rPrChange>
         </w:rPr>
@@ -28241,7 +27893,7 @@
         <w:rPr>
           <w:strike/>
           <w:spacing w:val="-4"/>
-          <w:rPrChange w:id="680" w:author="Anthony Cossio" w:date="2025-04-03T12:55:00Z">
+          <w:rPrChange w:id="683" w:author="Anthony Cossio" w:date="2025-04-03T12:55:00Z">
             <w:rPr>
               <w:spacing w:val="-4"/>
             </w:rPr>
@@ -28252,7 +27904,7 @@
       <w:r>
         <w:rPr>
           <w:strike/>
-          <w:rPrChange w:id="681" w:author="Anthony Cossio" w:date="2025-04-03T12:55:00Z">
+          <w:rPrChange w:id="684" w:author="Anthony Cossio" w:date="2025-04-03T12:55:00Z">
             <w:rPr/>
           </w:rPrChange>
         </w:rPr>
@@ -28262,7 +27914,7 @@
         <w:rPr>
           <w:strike/>
           <w:spacing w:val="-2"/>
-          <w:rPrChange w:id="682" w:author="Anthony Cossio" w:date="2025-04-03T12:55:00Z">
+          <w:rPrChange w:id="685" w:author="Anthony Cossio" w:date="2025-04-03T12:55:00Z">
             <w:rPr>
               <w:spacing w:val="-2"/>
             </w:rPr>
@@ -28273,7 +27925,7 @@
       <w:r>
         <w:rPr>
           <w:strike/>
-          <w:rPrChange w:id="683" w:author="Anthony Cossio" w:date="2025-04-03T12:55:00Z">
+          <w:rPrChange w:id="686" w:author="Anthony Cossio" w:date="2025-04-03T12:55:00Z">
             <w:rPr/>
           </w:rPrChange>
         </w:rPr>
@@ -28283,7 +27935,7 @@
         <w:rPr>
           <w:strike/>
           <w:spacing w:val="-2"/>
-          <w:rPrChange w:id="684" w:author="Anthony Cossio" w:date="2025-04-03T12:55:00Z">
+          <w:rPrChange w:id="687" w:author="Anthony Cossio" w:date="2025-04-03T12:55:00Z">
             <w:rPr>
               <w:spacing w:val="-2"/>
             </w:rPr>
@@ -28294,7 +27946,7 @@
       <w:r>
         <w:rPr>
           <w:strike/>
-          <w:rPrChange w:id="685" w:author="Anthony Cossio" w:date="2025-04-03T12:55:00Z">
+          <w:rPrChange w:id="688" w:author="Anthony Cossio" w:date="2025-04-03T12:55:00Z">
             <w:rPr/>
           </w:rPrChange>
         </w:rPr>
@@ -28304,7 +27956,7 @@
         <w:rPr>
           <w:strike/>
           <w:spacing w:val="-4"/>
-          <w:rPrChange w:id="686" w:author="Anthony Cossio" w:date="2025-04-03T12:55:00Z">
+          <w:rPrChange w:id="689" w:author="Anthony Cossio" w:date="2025-04-03T12:55:00Z">
             <w:rPr>
               <w:spacing w:val="-4"/>
             </w:rPr>
@@ -28315,7 +27967,7 @@
       <w:r>
         <w:rPr>
           <w:strike/>
-          <w:rPrChange w:id="687" w:author="Anthony Cossio" w:date="2025-04-03T12:55:00Z">
+          <w:rPrChange w:id="690" w:author="Anthony Cossio" w:date="2025-04-03T12:55:00Z">
             <w:rPr/>
           </w:rPrChange>
         </w:rPr>
@@ -28325,7 +27977,7 @@
         <w:rPr>
           <w:strike/>
           <w:spacing w:val="-2"/>
-          <w:rPrChange w:id="688" w:author="Anthony Cossio" w:date="2025-04-03T12:55:00Z">
+          <w:rPrChange w:id="691" w:author="Anthony Cossio" w:date="2025-04-03T12:55:00Z">
             <w:rPr>
               <w:spacing w:val="-2"/>
             </w:rPr>
@@ -28336,7 +27988,7 @@
       <w:r>
         <w:rPr>
           <w:strike/>
-          <w:rPrChange w:id="689" w:author="Anthony Cossio" w:date="2025-04-03T12:55:00Z">
+          <w:rPrChange w:id="692" w:author="Anthony Cossio" w:date="2025-04-03T12:55:00Z">
             <w:rPr/>
           </w:rPrChange>
         </w:rPr>
@@ -28346,7 +27998,7 @@
         <w:rPr>
           <w:strike/>
           <w:spacing w:val="-2"/>
-          <w:rPrChange w:id="690" w:author="Anthony Cossio" w:date="2025-04-03T12:55:00Z">
+          <w:rPrChange w:id="693" w:author="Anthony Cossio" w:date="2025-04-03T12:55:00Z">
             <w:rPr>
               <w:spacing w:val="-2"/>
             </w:rPr>
@@ -28357,7 +28009,7 @@
       <w:r>
         <w:rPr>
           <w:strike/>
-          <w:rPrChange w:id="691" w:author="Anthony Cossio" w:date="2025-04-03T12:55:00Z">
+          <w:rPrChange w:id="694" w:author="Anthony Cossio" w:date="2025-04-03T12:55:00Z">
             <w:rPr/>
           </w:rPrChange>
         </w:rPr>
@@ -28367,7 +28019,7 @@
         <w:rPr>
           <w:strike/>
           <w:spacing w:val="-2"/>
-          <w:rPrChange w:id="692" w:author="Anthony Cossio" w:date="2025-04-03T12:55:00Z">
+          <w:rPrChange w:id="695" w:author="Anthony Cossio" w:date="2025-04-03T12:55:00Z">
             <w:rPr>
               <w:spacing w:val="-2"/>
             </w:rPr>
@@ -28378,7 +28030,7 @@
       <w:r>
         <w:rPr>
           <w:strike/>
-          <w:rPrChange w:id="693" w:author="Anthony Cossio" w:date="2025-04-03T12:55:00Z">
+          <w:rPrChange w:id="696" w:author="Anthony Cossio" w:date="2025-04-03T12:55:00Z">
             <w:rPr/>
           </w:rPrChange>
         </w:rPr>
@@ -28388,7 +28040,7 @@
         <w:rPr>
           <w:strike/>
           <w:spacing w:val="-2"/>
-          <w:rPrChange w:id="694" w:author="Anthony Cossio" w:date="2025-04-03T12:55:00Z">
+          <w:rPrChange w:id="697" w:author="Anthony Cossio" w:date="2025-04-03T12:55:00Z">
             <w:rPr>
               <w:spacing w:val="-2"/>
             </w:rPr>
@@ -28399,7 +28051,7 @@
       <w:r>
         <w:rPr>
           <w:strike/>
-          <w:rPrChange w:id="695" w:author="Anthony Cossio" w:date="2025-04-03T12:55:00Z">
+          <w:rPrChange w:id="698" w:author="Anthony Cossio" w:date="2025-04-03T12:55:00Z">
             <w:rPr/>
           </w:rPrChange>
         </w:rPr>
@@ -28410,7 +28062,7 @@
       <w:pPr>
         <w:spacing w:line="259" w:lineRule="auto"/>
         <w:rPr>
-          <w:ins w:id="696" w:author="Anthony Cossio" w:date="2025-04-03T12:55:00Z"/>
+          <w:ins w:id="699" w:author="Anthony Cossio" w:date="2025-04-03T12:55:00Z"/>
         </w:rPr>
       </w:pPr>
     </w:p>
@@ -28418,7 +28070,7 @@
       <w:pPr>
         <w:spacing w:line="259" w:lineRule="auto"/>
         <w:rPr>
-          <w:ins w:id="697" w:author="Anthony Cossio" w:date="2025-04-03T12:55:00Z"/>
+          <w:ins w:id="700" w:author="Anthony Cossio" w:date="2025-04-03T12:55:00Z"/>
         </w:rPr>
       </w:pPr>
     </w:p>
@@ -28426,10 +28078,10 @@
       <w:pPr>
         <w:spacing w:line="259" w:lineRule="auto"/>
         <w:rPr>
-          <w:ins w:id="698" w:author="Anthony Cossio" w:date="2025-04-03T12:56:00Z"/>
+          <w:ins w:id="701" w:author="Anthony Cossio" w:date="2025-04-03T12:56:00Z"/>
         </w:rPr>
       </w:pPr>
-      <w:ins w:id="699" w:author="Anthony Cossio" w:date="2025-04-03T12:55:00Z">
+      <w:ins w:id="702" w:author="Anthony Cossio" w:date="2025-04-03T12:55:00Z">
         <w:r>
           <w:rPr>
             <w:noProof/>
@@ -28491,19 +28143,19 @@
         <w:spacing w:line="259" w:lineRule="auto"/>
         <w:ind w:left="100" w:right="485"/>
         <w:rPr>
-          <w:ins w:id="700" w:author="Anthony Cossio" w:date="2025-04-03T12:56:00Z"/>
-          <w:rPrChange w:id="701" w:author="Anthony Cossio" w:date="2025-04-03T12:56:00Z">
+          <w:ins w:id="703" w:author="Anthony Cossio" w:date="2025-04-03T12:56:00Z"/>
+          <w:rPrChange w:id="704" w:author="Anthony Cossio" w:date="2025-04-03T12:56:00Z">
             <w:rPr>
-              <w:ins w:id="702" w:author="Anthony Cossio" w:date="2025-04-03T12:56:00Z"/>
+              <w:ins w:id="705" w:author="Anthony Cossio" w:date="2025-04-03T12:56:00Z"/>
               <w:strike/>
             </w:rPr>
           </w:rPrChange>
         </w:rPr>
       </w:pPr>
-      <w:ins w:id="703" w:author="Anthony Cossio" w:date="2025-04-03T12:56:00Z">
-        <w:r>
-          <w:rPr>
-            <w:rPrChange w:id="704" w:author="Anthony Cossio" w:date="2025-04-03T12:56:00Z">
+      <w:ins w:id="706" w:author="Anthony Cossio" w:date="2025-04-03T12:56:00Z">
+        <w:r>
+          <w:rPr>
+            <w:rPrChange w:id="707" w:author="Anthony Cossio" w:date="2025-04-03T12:56:00Z">
               <w:rPr>
                 <w:strike/>
               </w:rPr>
@@ -28514,7 +28166,7 @@
         <w:r>
           <w:rPr>
             <w:spacing w:val="-2"/>
-            <w:rPrChange w:id="705" w:author="Anthony Cossio" w:date="2025-04-03T12:56:00Z">
+            <w:rPrChange w:id="708" w:author="Anthony Cossio" w:date="2025-04-03T12:56:00Z">
               <w:rPr>
                 <w:strike/>
                 <w:spacing w:val="-2"/>
@@ -28525,7 +28177,7 @@
         </w:r>
         <w:r>
           <w:rPr>
-            <w:rPrChange w:id="706" w:author="Anthony Cossio" w:date="2025-04-03T12:56:00Z">
+            <w:rPrChange w:id="709" w:author="Anthony Cossio" w:date="2025-04-03T12:56:00Z">
               <w:rPr>
                 <w:strike/>
               </w:rPr>
@@ -28536,7 +28188,7 @@
         <w:r>
           <w:rPr>
             <w:spacing w:val="-2"/>
-            <w:rPrChange w:id="707" w:author="Anthony Cossio" w:date="2025-04-03T12:56:00Z">
+            <w:rPrChange w:id="710" w:author="Anthony Cossio" w:date="2025-04-03T12:56:00Z">
               <w:rPr>
                 <w:strike/>
                 <w:spacing w:val="-2"/>
@@ -28547,7 +28199,7 @@
         </w:r>
         <w:r>
           <w:rPr>
-            <w:rPrChange w:id="708" w:author="Anthony Cossio" w:date="2025-04-03T12:56:00Z">
+            <w:rPrChange w:id="711" w:author="Anthony Cossio" w:date="2025-04-03T12:56:00Z">
               <w:rPr>
                 <w:strike/>
               </w:rPr>
@@ -28558,7 +28210,7 @@
         <w:r>
           <w:rPr>
             <w:spacing w:val="-2"/>
-            <w:rPrChange w:id="709" w:author="Anthony Cossio" w:date="2025-04-03T12:56:00Z">
+            <w:rPrChange w:id="712" w:author="Anthony Cossio" w:date="2025-04-03T12:56:00Z">
               <w:rPr>
                 <w:strike/>
                 <w:spacing w:val="-2"/>
@@ -28569,7 +28221,7 @@
         </w:r>
         <w:r>
           <w:rPr>
-            <w:rPrChange w:id="710" w:author="Anthony Cossio" w:date="2025-04-03T12:56:00Z">
+            <w:rPrChange w:id="713" w:author="Anthony Cossio" w:date="2025-04-03T12:56:00Z">
               <w:rPr>
                 <w:strike/>
               </w:rPr>
@@ -28580,7 +28232,7 @@
         <w:r>
           <w:rPr>
             <w:spacing w:val="-2"/>
-            <w:rPrChange w:id="711" w:author="Anthony Cossio" w:date="2025-04-03T12:56:00Z">
+            <w:rPrChange w:id="714" w:author="Anthony Cossio" w:date="2025-04-03T12:56:00Z">
               <w:rPr>
                 <w:strike/>
                 <w:spacing w:val="-2"/>
@@ -28591,7 +28243,7 @@
         </w:r>
         <w:r>
           <w:rPr>
-            <w:rPrChange w:id="712" w:author="Anthony Cossio" w:date="2025-04-03T12:56:00Z">
+            <w:rPrChange w:id="715" w:author="Anthony Cossio" w:date="2025-04-03T12:56:00Z">
               <w:rPr>
                 <w:strike/>
               </w:rPr>
@@ -28604,7 +28256,7 @@
         </w:r>
         <w:r>
           <w:rPr>
-            <w:rPrChange w:id="713" w:author="Anthony Cossio" w:date="2025-04-03T12:56:00Z">
+            <w:rPrChange w:id="716" w:author="Anthony Cossio" w:date="2025-04-03T12:56:00Z">
               <w:rPr>
                 <w:strike/>
               </w:rPr>
@@ -28615,7 +28267,7 @@
         <w:r>
           <w:rPr>
             <w:spacing w:val="-4"/>
-            <w:rPrChange w:id="714" w:author="Anthony Cossio" w:date="2025-04-03T12:56:00Z">
+            <w:rPrChange w:id="717" w:author="Anthony Cossio" w:date="2025-04-03T12:56:00Z">
               <w:rPr>
                 <w:strike/>
                 <w:spacing w:val="-4"/>
@@ -28626,7 +28278,7 @@
         </w:r>
         <w:r>
           <w:rPr>
-            <w:rPrChange w:id="715" w:author="Anthony Cossio" w:date="2025-04-03T12:56:00Z">
+            <w:rPrChange w:id="718" w:author="Anthony Cossio" w:date="2025-04-03T12:56:00Z">
               <w:rPr>
                 <w:strike/>
               </w:rPr>
@@ -28637,7 +28289,7 @@
         <w:r>
           <w:rPr>
             <w:spacing w:val="-2"/>
-            <w:rPrChange w:id="716" w:author="Anthony Cossio" w:date="2025-04-03T12:56:00Z">
+            <w:rPrChange w:id="719" w:author="Anthony Cossio" w:date="2025-04-03T12:56:00Z">
               <w:rPr>
                 <w:strike/>
                 <w:spacing w:val="-2"/>
@@ -28648,7 +28300,7 @@
         </w:r>
         <w:r>
           <w:rPr>
-            <w:rPrChange w:id="717" w:author="Anthony Cossio" w:date="2025-04-03T12:56:00Z">
+            <w:rPrChange w:id="720" w:author="Anthony Cossio" w:date="2025-04-03T12:56:00Z">
               <w:rPr>
                 <w:strike/>
               </w:rPr>
@@ -28659,7 +28311,7 @@
         <w:r>
           <w:rPr>
             <w:spacing w:val="-2"/>
-            <w:rPrChange w:id="718" w:author="Anthony Cossio" w:date="2025-04-03T12:56:00Z">
+            <w:rPrChange w:id="721" w:author="Anthony Cossio" w:date="2025-04-03T12:56:00Z">
               <w:rPr>
                 <w:strike/>
                 <w:spacing w:val="-2"/>
@@ -28670,7 +28322,7 @@
         </w:r>
         <w:r>
           <w:rPr>
-            <w:rPrChange w:id="719" w:author="Anthony Cossio" w:date="2025-04-03T12:56:00Z">
+            <w:rPrChange w:id="722" w:author="Anthony Cossio" w:date="2025-04-03T12:56:00Z">
               <w:rPr>
                 <w:strike/>
               </w:rPr>
@@ -28681,7 +28333,7 @@
         <w:r>
           <w:rPr>
             <w:spacing w:val="-2"/>
-            <w:rPrChange w:id="720" w:author="Anthony Cossio" w:date="2025-04-03T12:56:00Z">
+            <w:rPrChange w:id="723" w:author="Anthony Cossio" w:date="2025-04-03T12:56:00Z">
               <w:rPr>
                 <w:strike/>
                 <w:spacing w:val="-2"/>
@@ -28692,7 +28344,7 @@
         </w:r>
         <w:r>
           <w:rPr>
-            <w:rPrChange w:id="721" w:author="Anthony Cossio" w:date="2025-04-03T12:56:00Z">
+            <w:rPrChange w:id="724" w:author="Anthony Cossio" w:date="2025-04-03T12:56:00Z">
               <w:rPr>
                 <w:strike/>
               </w:rPr>
@@ -28703,7 +28355,7 @@
         <w:r>
           <w:rPr>
             <w:spacing w:val="-2"/>
-            <w:rPrChange w:id="722" w:author="Anthony Cossio" w:date="2025-04-03T12:56:00Z">
+            <w:rPrChange w:id="725" w:author="Anthony Cossio" w:date="2025-04-03T12:56:00Z">
               <w:rPr>
                 <w:strike/>
                 <w:spacing w:val="-2"/>
@@ -28714,7 +28366,7 @@
         </w:r>
         <w:r>
           <w:rPr>
-            <w:rPrChange w:id="723" w:author="Anthony Cossio" w:date="2025-04-03T12:56:00Z">
+            <w:rPrChange w:id="726" w:author="Anthony Cossio" w:date="2025-04-03T12:56:00Z">
               <w:rPr>
                 <w:strike/>
               </w:rPr>
@@ -28725,7 +28377,7 @@
         <w:r>
           <w:rPr>
             <w:spacing w:val="-2"/>
-            <w:rPrChange w:id="724" w:author="Anthony Cossio" w:date="2025-04-03T12:56:00Z">
+            <w:rPrChange w:id="727" w:author="Anthony Cossio" w:date="2025-04-03T12:56:00Z">
               <w:rPr>
                 <w:strike/>
                 <w:spacing w:val="-2"/>
@@ -28736,7 +28388,7 @@
         </w:r>
         <w:r>
           <w:rPr>
-            <w:rPrChange w:id="725" w:author="Anthony Cossio" w:date="2025-04-03T12:56:00Z">
+            <w:rPrChange w:id="728" w:author="Anthony Cossio" w:date="2025-04-03T12:56:00Z">
               <w:rPr>
                 <w:strike/>
               </w:rPr>
@@ -28747,7 +28399,7 @@
         <w:r>
           <w:rPr>
             <w:spacing w:val="-4"/>
-            <w:rPrChange w:id="726" w:author="Anthony Cossio" w:date="2025-04-03T12:56:00Z">
+            <w:rPrChange w:id="729" w:author="Anthony Cossio" w:date="2025-04-03T12:56:00Z">
               <w:rPr>
                 <w:strike/>
                 <w:spacing w:val="-4"/>
@@ -28758,7 +28410,7 @@
         </w:r>
         <w:r>
           <w:rPr>
-            <w:rPrChange w:id="727" w:author="Anthony Cossio" w:date="2025-04-03T12:56:00Z">
+            <w:rPrChange w:id="730" w:author="Anthony Cossio" w:date="2025-04-03T12:56:00Z">
               <w:rPr>
                 <w:strike/>
               </w:rPr>
@@ -28769,7 +28421,7 @@
         <w:r>
           <w:rPr>
             <w:spacing w:val="-2"/>
-            <w:rPrChange w:id="728" w:author="Anthony Cossio" w:date="2025-04-03T12:56:00Z">
+            <w:rPrChange w:id="731" w:author="Anthony Cossio" w:date="2025-04-03T12:56:00Z">
               <w:rPr>
                 <w:strike/>
                 <w:spacing w:val="-2"/>
@@ -28780,7 +28432,7 @@
         </w:r>
         <w:r>
           <w:rPr>
-            <w:rPrChange w:id="729" w:author="Anthony Cossio" w:date="2025-04-03T12:56:00Z">
+            <w:rPrChange w:id="732" w:author="Anthony Cossio" w:date="2025-04-03T12:56:00Z">
               <w:rPr>
                 <w:strike/>
               </w:rPr>
@@ -28791,7 +28443,7 @@
         <w:r>
           <w:rPr>
             <w:spacing w:val="-2"/>
-            <w:rPrChange w:id="730" w:author="Anthony Cossio" w:date="2025-04-03T12:56:00Z">
+            <w:rPrChange w:id="733" w:author="Anthony Cossio" w:date="2025-04-03T12:56:00Z">
               <w:rPr>
                 <w:strike/>
                 <w:spacing w:val="-2"/>
@@ -28802,7 +28454,7 @@
         </w:r>
         <w:r>
           <w:rPr>
-            <w:rPrChange w:id="731" w:author="Anthony Cossio" w:date="2025-04-03T12:56:00Z">
+            <w:rPrChange w:id="734" w:author="Anthony Cossio" w:date="2025-04-03T12:56:00Z">
               <w:rPr>
                 <w:strike/>
               </w:rPr>
@@ -28813,7 +28465,7 @@
         <w:r>
           <w:rPr>
             <w:spacing w:val="-4"/>
-            <w:rPrChange w:id="732" w:author="Anthony Cossio" w:date="2025-04-03T12:56:00Z">
+            <w:rPrChange w:id="735" w:author="Anthony Cossio" w:date="2025-04-03T12:56:00Z">
               <w:rPr>
                 <w:strike/>
                 <w:spacing w:val="-4"/>
@@ -28824,7 +28476,7 @@
         </w:r>
         <w:r>
           <w:rPr>
-            <w:rPrChange w:id="733" w:author="Anthony Cossio" w:date="2025-04-03T12:56:00Z">
+            <w:rPrChange w:id="736" w:author="Anthony Cossio" w:date="2025-04-03T12:56:00Z">
               <w:rPr>
                 <w:strike/>
               </w:rPr>
@@ -28835,7 +28487,7 @@
         <w:r>
           <w:rPr>
             <w:spacing w:val="-2"/>
-            <w:rPrChange w:id="734" w:author="Anthony Cossio" w:date="2025-04-03T12:56:00Z">
+            <w:rPrChange w:id="737" w:author="Anthony Cossio" w:date="2025-04-03T12:56:00Z">
               <w:rPr>
                 <w:strike/>
                 <w:spacing w:val="-2"/>
@@ -28846,7 +28498,7 @@
         </w:r>
         <w:r>
           <w:rPr>
-            <w:rPrChange w:id="735" w:author="Anthony Cossio" w:date="2025-04-03T12:56:00Z">
+            <w:rPrChange w:id="738" w:author="Anthony Cossio" w:date="2025-04-03T12:56:00Z">
               <w:rPr>
                 <w:strike/>
               </w:rPr>
@@ -28857,7 +28509,7 @@
         <w:r>
           <w:rPr>
             <w:spacing w:val="-2"/>
-            <w:rPrChange w:id="736" w:author="Anthony Cossio" w:date="2025-04-03T12:56:00Z">
+            <w:rPrChange w:id="739" w:author="Anthony Cossio" w:date="2025-04-03T12:56:00Z">
               <w:rPr>
                 <w:strike/>
                 <w:spacing w:val="-2"/>
@@ -28868,7 +28520,7 @@
         </w:r>
         <w:r>
           <w:rPr>
-            <w:rPrChange w:id="737" w:author="Anthony Cossio" w:date="2025-04-03T12:56:00Z">
+            <w:rPrChange w:id="740" w:author="Anthony Cossio" w:date="2025-04-03T12:56:00Z">
               <w:rPr>
                 <w:strike/>
               </w:rPr>
@@ -28879,7 +28531,7 @@
         <w:r>
           <w:rPr>
             <w:spacing w:val="-2"/>
-            <w:rPrChange w:id="738" w:author="Anthony Cossio" w:date="2025-04-03T12:56:00Z">
+            <w:rPrChange w:id="741" w:author="Anthony Cossio" w:date="2025-04-03T12:56:00Z">
               <w:rPr>
                 <w:strike/>
                 <w:spacing w:val="-2"/>
@@ -28890,7 +28542,7 @@
         </w:r>
         <w:r>
           <w:rPr>
-            <w:rPrChange w:id="739" w:author="Anthony Cossio" w:date="2025-04-03T12:56:00Z">
+            <w:rPrChange w:id="742" w:author="Anthony Cossio" w:date="2025-04-03T12:56:00Z">
               <w:rPr>
                 <w:strike/>
               </w:rPr>
@@ -28901,7 +28553,7 @@
         <w:r>
           <w:rPr>
             <w:spacing w:val="-2"/>
-            <w:rPrChange w:id="740" w:author="Anthony Cossio" w:date="2025-04-03T12:56:00Z">
+            <w:rPrChange w:id="743" w:author="Anthony Cossio" w:date="2025-04-03T12:56:00Z">
               <w:rPr>
                 <w:strike/>
                 <w:spacing w:val="-2"/>
@@ -28910,15 +28562,37 @@
           </w:rPr>
           <w:t xml:space="preserve"> </w:t>
         </w:r>
-        <w:r>
-          <w:rPr>
-            <w:rPrChange w:id="741" w:author="Anthony Cossio" w:date="2025-04-03T12:56:00Z">
+        <w:commentRangeStart w:id="744"/>
+        <w:r>
+          <w:rPr>
+            <w:rPrChange w:id="745" w:author="Anthony Cossio" w:date="2025-04-03T12:56:00Z">
               <w:rPr>
                 <w:strike/>
               </w:rPr>
             </w:rPrChange>
           </w:rPr>
-          <w:t>with AMLR03 dive profile locations (blue *) overlayed.</w:t>
+          <w:t xml:space="preserve">with </w:t>
+        </w:r>
+      </w:ins>
+      <w:commentRangeEnd w:id="744"/>
+      <w:ins w:id="746" w:author="Anthony Cossio" w:date="2025-05-15T13:24:00Z">
+        <w:r>
+          <w:rPr>
+            <w:rStyle w:val="CommentReference"/>
+          </w:rPr>
+          <w:commentReference w:id="744"/>
+        </w:r>
+      </w:ins>
+      <w:ins w:id="747" w:author="Anthony Cossio" w:date="2025-04-03T12:56:00Z">
+        <w:r>
+          <w:rPr>
+            <w:rPrChange w:id="748" w:author="Anthony Cossio" w:date="2025-04-03T12:56:00Z">
+              <w:rPr>
+                <w:strike/>
+              </w:rPr>
+            </w:rPrChange>
+          </w:rPr>
+          <w:t>AMLR03 dive profile locations (blue *) overlayed.</w:t>
         </w:r>
       </w:ins>
     </w:p>
@@ -29156,8 +28830,16 @@
         </w:rPr>
         <w:t xml:space="preserve"> </w:t>
       </w:r>
+      <w:commentRangeStart w:id="749"/>
       <w:r>
         <w:t>using</w:t>
+      </w:r>
+      <w:commentRangeEnd w:id="749"/>
+      <w:r>
+        <w:rPr>
+          <w:rStyle w:val="CommentReference"/>
+        </w:rPr>
+        <w:commentReference w:id="749"/>
       </w:r>
       <w:r>
         <w:rPr>
@@ -29512,6 +29194,9 @@
       <w:pPr>
         <w:spacing w:before="185" w:line="259" w:lineRule="auto"/>
         <w:ind w:left="100" w:right="153"/>
+        <w:rPr>
+          <w:ins w:id="750" w:author="Anthony Cossio" w:date="2025-05-15T13:25:00Z"/>
+        </w:rPr>
       </w:pPr>
       <w:r>
         <w:t>Figure 5. Empirical comparisons of acoustic estimates of biomass density from two gliders during the 2023/24</w:t>
@@ -29642,6 +29327,49 @@
       <w:r>
         <w:t>cumulative distribution of biomass for both AMLR03 (blue) and AMLR04 (orange).</w:t>
       </w:r>
+    </w:p>
+    <w:p>
+      <w:pPr>
+        <w:spacing w:before="185" w:line="259" w:lineRule="auto"/>
+        <w:ind w:left="100" w:right="153"/>
+        <w:rPr>
+          <w:ins w:id="751" w:author="Anthony Cossio" w:date="2025-05-15T13:25:00Z"/>
+        </w:rPr>
+      </w:pPr>
+    </w:p>
+    <w:p>
+      <w:pPr>
+        <w:spacing w:before="185" w:line="259" w:lineRule="auto"/>
+        <w:ind w:left="100" w:right="153"/>
+        <w:rPr>
+          <w:ins w:id="752" w:author="Anthony Cossio" w:date="2025-05-15T13:25:00Z"/>
+        </w:rPr>
+      </w:pPr>
+    </w:p>
+    <w:p>
+      <w:pPr>
+        <w:spacing w:before="185" w:line="259" w:lineRule="auto"/>
+        <w:ind w:left="100" w:right="153"/>
+        <w:rPr>
+          <w:ins w:id="753" w:author="Anthony Cossio" w:date="2025-05-15T13:25:00Z"/>
+        </w:rPr>
+      </w:pPr>
+    </w:p>
+    <w:p>
+      <w:pPr>
+        <w:spacing w:before="185" w:line="259" w:lineRule="auto"/>
+        <w:ind w:left="100" w:right="153"/>
+      </w:pPr>
+      <w:ins w:id="754" w:author="Anthony Cossio" w:date="2025-05-15T13:25:00Z">
+        <w:r>
+          <w:t xml:space="preserve">Look at school metrics to see the differences in patches. School </w:t>
+        </w:r>
+      </w:ins>
+      <w:ins w:id="755" w:author="Anthony Cossio" w:date="2025-05-15T13:26:00Z">
+        <w:r>
+          <w:t>size, density, etc. Does it stay within the beam or past it.</w:t>
+        </w:r>
+      </w:ins>
     </w:p>
     <w:sectPr>
       <w:pgSz w:w="12240" w:h="15840"/>
@@ -29670,24 +29398,81 @@
       </w:r>
     </w:p>
   </w:comment>
+  <w:comment w:id="591" w:author="Anthony Cossio" w:date="2025-05-15T13:21:00Z" w:initials="AC">
+    <w:p>
+      <w:pPr>
+        <w:pStyle w:val="CommentText"/>
+      </w:pPr>
+      <w:r>
+        <w:rPr>
+          <w:rStyle w:val="CommentReference"/>
+        </w:rPr>
+        <w:annotationRef/>
+      </w:r>
+      <w:r>
+        <w:t>Do this for just survey area as well.</w:t>
+      </w:r>
+    </w:p>
+  </w:comment>
+  <w:comment w:id="744" w:author="Anthony Cossio" w:date="2025-05-15T13:24:00Z" w:initials="AC">
+    <w:p>
+      <w:pPr>
+        <w:pStyle w:val="CommentText"/>
+      </w:pPr>
+      <w:r>
+        <w:rPr>
+          <w:rStyle w:val="CommentReference"/>
+        </w:rPr>
+        <w:annotationRef/>
+      </w:r>
+      <w:r>
+        <w:t>Get rid of bathymetry</w:t>
+      </w:r>
+    </w:p>
+  </w:comment>
+  <w:comment w:id="749" w:author="Anthony Cossio" w:date="2025-05-15T13:19:00Z" w:initials="AC">
+    <w:p>
+      <w:pPr>
+        <w:pStyle w:val="CommentText"/>
+      </w:pPr>
+      <w:r>
+        <w:rPr>
+          <w:rStyle w:val="CommentReference"/>
+        </w:rPr>
+        <w:annotationRef/>
+      </w:r>
+      <w:r>
+        <w:t>Convert  depth to 500m or log space.</w:t>
+      </w:r>
+    </w:p>
+  </w:comment>
 </w:comments>
 </file>
 
 <file path=word/commentsExtended.xml><?xml version="1.0" encoding="utf-8"?>
 <w15:commentsEx xmlns:wpc="http://schemas.microsoft.com/office/word/2010/wordprocessingCanvas" xmlns:cx="http://schemas.microsoft.com/office/drawing/2014/chartex" xmlns:cx1="http://schemas.microsoft.com/office/drawing/2015/9/8/chartex" xmlns:cx2="http://schemas.microsoft.com/office/drawing/2015/10/21/chartex" xmlns:cx3="http://schemas.microsoft.com/office/drawing/2016/5/9/chartex" xmlns:cx4="http://schemas.microsoft.com/office/drawing/2016/5/10/chartex" xmlns:cx5="http://schemas.microsoft.com/office/drawing/2016/5/11/chartex" xmlns:cx6="http://schemas.microsoft.com/office/drawing/2016/5/12/chartex" xmlns:cx7="http://schemas.microsoft.com/office/drawing/2016/5/13/chartex" xmlns:cx8="http://schemas.microsoft.com/office/drawing/2016/5/14/chartex" xmlns:mc="http://schemas.openxmlformats.org/markup-compatibility/2006" xmlns:aink="http://schemas.microsoft.com/office/drawing/2016/ink" xmlns:am3d="http://schemas.microsoft.com/office/drawing/2017/model3d" xmlns:o="urn:schemas-microsoft-com:office:office" xmlns:r="http://schemas.openxmlformats.org/officeDocument/2006/relationships" xmlns:m="http://schemas.openxmlformats.org/officeDocument/2006/math" xmlns:v="urn:schemas-microsoft-com:vml" xmlns:wp14="http://schemas.microsoft.com/office/word/2010/wordprocessingDrawing" xmlns:wp="http://schemas.openxmlformats.org/drawingml/2006/wordprocessingDrawing" xmlns:w10="urn:schemas-microsoft-com:office:word" xmlns:w="http://schemas.openxmlformats.org/wordprocessingml/2006/main" xmlns:w14="http://schemas.microsoft.com/office/word/2010/wordml" xmlns:w15="http://schemas.microsoft.com/office/word/2012/wordml" xmlns:w16cex="http://schemas.microsoft.com/office/word/2018/wordml/cex" xmlns:w16cid="http://schemas.microsoft.com/office/word/2016/wordml/cid" xmlns:w16="http://schemas.microsoft.com/office/word/2018/wordml" xmlns:w16sdtdh="http://schemas.microsoft.com/office/word/2020/wordml/sdtdatahash" xmlns:w16se="http://schemas.microsoft.com/office/word/2015/wordml/symex" xmlns:wpg="http://schemas.microsoft.com/office/word/2010/wordprocessingGroup" xmlns:wpi="http://schemas.microsoft.com/office/word/2010/wordprocessingInk" xmlns:wne="http://schemas.microsoft.com/office/word/2006/wordml" xmlns:wps="http://schemas.microsoft.com/office/word/2010/wordprocessingShape" mc:Ignorable="w14 w15 w16se w16cid w16 w16cex w16sdtdh wp14">
   <w15:commentEx w15:paraId="7E817B66" w15:done="0"/>
+  <w15:commentEx w15:paraId="21E1AE3B" w15:done="0"/>
+  <w15:commentEx w15:paraId="12D3FBDB" w15:done="0"/>
+  <w15:commentEx w15:paraId="2D25CE88" w15:done="0"/>
 </w15:commentsEx>
 </file>
 
 <file path=word/commentsExtensible.xml><?xml version="1.0" encoding="utf-8"?>
 <w16cex:commentsExtensible xmlns:wpc="http://schemas.microsoft.com/office/word/2010/wordprocessingCanvas" xmlns:cx="http://schemas.microsoft.com/office/drawing/2014/chartex" xmlns:cx1="http://schemas.microsoft.com/office/drawing/2015/9/8/chartex" xmlns:cx2="http://schemas.microsoft.com/office/drawing/2015/10/21/chartex" xmlns:cx3="http://schemas.microsoft.com/office/drawing/2016/5/9/chartex" xmlns:cx4="http://schemas.microsoft.com/office/drawing/2016/5/10/chartex" xmlns:cx5="http://schemas.microsoft.com/office/drawing/2016/5/11/chartex" xmlns:cx6="http://schemas.microsoft.com/office/drawing/2016/5/12/chartex" xmlns:cx7="http://schemas.microsoft.com/office/drawing/2016/5/13/chartex" xmlns:cx8="http://schemas.microsoft.com/office/drawing/2016/5/14/chartex" xmlns:mc="http://schemas.openxmlformats.org/markup-compatibility/2006" xmlns:aink="http://schemas.microsoft.com/office/drawing/2016/ink" xmlns:am3d="http://schemas.microsoft.com/office/drawing/2017/model3d" xmlns:o="urn:schemas-microsoft-com:office:office" xmlns:r="http://schemas.openxmlformats.org/officeDocument/2006/relationships" xmlns:m="http://schemas.openxmlformats.org/officeDocument/2006/math" xmlns:v="urn:schemas-microsoft-com:vml" xmlns:wp14="http://schemas.microsoft.com/office/word/2010/wordprocessingDrawing" xmlns:wp="http://schemas.openxmlformats.org/drawingml/2006/wordprocessingDrawing" xmlns:w10="urn:schemas-microsoft-com:office:word" xmlns:w="http://schemas.openxmlformats.org/wordprocessingml/2006/main" xmlns:w14="http://schemas.microsoft.com/office/word/2010/wordml" xmlns:w15="http://schemas.microsoft.com/office/word/2012/wordml" xmlns:w16cex="http://schemas.microsoft.com/office/word/2018/wordml/cex" xmlns:w16cid="http://schemas.microsoft.com/office/word/2016/wordml/cid" xmlns:w16="http://schemas.microsoft.com/office/word/2018/wordml" xmlns:w16sdtdh="http://schemas.microsoft.com/office/word/2020/wordml/sdtdatahash" xmlns:w16se="http://schemas.microsoft.com/office/word/2015/wordml/symex" xmlns:wpg="http://schemas.microsoft.com/office/word/2010/wordprocessingGroup" xmlns:wpi="http://schemas.microsoft.com/office/word/2010/wordprocessingInk" xmlns:wne="http://schemas.microsoft.com/office/word/2006/wordml" xmlns:wps="http://schemas.microsoft.com/office/word/2010/wordprocessingShape" mc:Ignorable="w14 w15 w16se w16cid w16 w16cex w16sdtdh wp14">
   <w16cex:commentExtensible w16cex:durableId="2BC8A223" w16cex:dateUtc="2025-05-09T22:47:00Z"/>
+  <w16cex:commentExtensible w16cex:durableId="2BD068CE" w16cex:dateUtc="2025-05-15T20:21:00Z"/>
+  <w16cex:commentExtensible w16cex:durableId="2BD06994" w16cex:dateUtc="2025-05-15T20:24:00Z"/>
+  <w16cex:commentExtensible w16cex:durableId="2BD0687E" w16cex:dateUtc="2025-05-15T20:19:00Z"/>
 </w16cex:commentsExtensible>
 </file>
 
 <file path=word/commentsIds.xml><?xml version="1.0" encoding="utf-8"?>
 <w16cid:commentsIds xmlns:wpc="http://schemas.microsoft.com/office/word/2010/wordprocessingCanvas" xmlns:cx="http://schemas.microsoft.com/office/drawing/2014/chartex" xmlns:cx1="http://schemas.microsoft.com/office/drawing/2015/9/8/chartex" xmlns:cx2="http://schemas.microsoft.com/office/drawing/2015/10/21/chartex" xmlns:cx3="http://schemas.microsoft.com/office/drawing/2016/5/9/chartex" xmlns:cx4="http://schemas.microsoft.com/office/drawing/2016/5/10/chartex" xmlns:cx5="http://schemas.microsoft.com/office/drawing/2016/5/11/chartex" xmlns:cx6="http://schemas.microsoft.com/office/drawing/2016/5/12/chartex" xmlns:cx7="http://schemas.microsoft.com/office/drawing/2016/5/13/chartex" xmlns:cx8="http://schemas.microsoft.com/office/drawing/2016/5/14/chartex" xmlns:mc="http://schemas.openxmlformats.org/markup-compatibility/2006" xmlns:aink="http://schemas.microsoft.com/office/drawing/2016/ink" xmlns:am3d="http://schemas.microsoft.com/office/drawing/2017/model3d" xmlns:o="urn:schemas-microsoft-com:office:office" xmlns:r="http://schemas.openxmlformats.org/officeDocument/2006/relationships" xmlns:m="http://schemas.openxmlformats.org/officeDocument/2006/math" xmlns:v="urn:schemas-microsoft-com:vml" xmlns:wp14="http://schemas.microsoft.com/office/word/2010/wordprocessingDrawing" xmlns:wp="http://schemas.openxmlformats.org/drawingml/2006/wordprocessingDrawing" xmlns:w10="urn:schemas-microsoft-com:office:word" xmlns:w="http://schemas.openxmlformats.org/wordprocessingml/2006/main" xmlns:w14="http://schemas.microsoft.com/office/word/2010/wordml" xmlns:w15="http://schemas.microsoft.com/office/word/2012/wordml" xmlns:w16cex="http://schemas.microsoft.com/office/word/2018/wordml/cex" xmlns:w16cid="http://schemas.microsoft.com/office/word/2016/wordml/cid" xmlns:w16="http://schemas.microsoft.com/office/word/2018/wordml" xmlns:w16sdtdh="http://schemas.microsoft.com/office/word/2020/wordml/sdtdatahash" xmlns:w16se="http://schemas.microsoft.com/office/word/2015/wordml/symex" xmlns:wpg="http://schemas.microsoft.com/office/word/2010/wordprocessingGroup" xmlns:wpi="http://schemas.microsoft.com/office/word/2010/wordprocessingInk" xmlns:wne="http://schemas.microsoft.com/office/word/2006/wordml" xmlns:wps="http://schemas.microsoft.com/office/word/2010/wordprocessingShape" mc:Ignorable="w14 w15 w16se w16cid w16 w16cex w16sdtdh wp14">
   <w16cid:commentId w16cid:paraId="7E817B66" w16cid:durableId="2BC8A223"/>
+  <w16cid:commentId w16cid:paraId="21E1AE3B" w16cid:durableId="2BD068CE"/>
+  <w16cid:commentId w16cid:paraId="12D3FBDB" w16cid:durableId="2BD06994"/>
+  <w16cid:commentId w16cid:paraId="2D25CE88" w16cid:durableId="2BD0687E"/>
 </w16cid:commentsIds>
 </file>
 

--- a/NewPaper.docx
+++ b/NewPaper.docx
@@ -92,7 +92,7 @@
             </mc:Choice>
             <mc:Fallback>
               <w:pict>
-                <v:shape w14:anchorId="411CCBD2" id="Graphic 1" o:spid="_x0000_s1026" style="position:absolute;margin-left:0;margin-top:701.55pt;width:595.3pt;height:1.45pt;z-index:15729152;visibility:visible;mso-wrap-style:square;mso-wrap-distance-left:0;mso-wrap-distance-top:0;mso-wrap-distance-right:0;mso-wrap-distance-bottom:0;mso-position-horizontal:absolute;mso-position-horizontal-relative:page;mso-position-vertical:absolute;mso-position-vertical-relative:page;v-text-anchor:top" coordsize="7560309,18415" o:gfxdata="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" path="m7559992,l,,,17995r7559992,l7559992,xe" fillcolor="#0084c1" stroked="f">
+                <v:shape w14:anchorId="58C9A167" id="Graphic 1" o:spid="_x0000_s1026" style="position:absolute;margin-left:0;margin-top:701.55pt;width:595.3pt;height:1.45pt;z-index:15729152;visibility:visible;mso-wrap-style:square;mso-wrap-distance-left:0;mso-wrap-distance-top:0;mso-wrap-distance-right:0;mso-wrap-distance-bottom:0;mso-position-horizontal:absolute;mso-position-horizontal-relative:page;mso-position-vertical:absolute;mso-position-vertical-relative:page;v-text-anchor:top" coordsize="7560309,18415" o:gfxdata="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" path="m7559992,l,,,17995r7559992,l7559992,xe" fillcolor="#0084c1" stroked="f">
                   <v:path arrowok="t"/>
                   <w10:wrap anchorx="page" anchory="page"/>
                 </v:shape>
@@ -178,7 +178,7 @@
             </mc:Choice>
             <mc:Fallback>
               <w:pict>
-                <v:shape w14:anchorId="0395B7CD" id="Graphic 2" o:spid="_x0000_s1026" style="position:absolute;margin-left:0;margin-top:138.9pt;width:595.3pt;height:1.45pt;z-index:15729664;visibility:visible;mso-wrap-style:square;mso-wrap-distance-left:0;mso-wrap-distance-top:0;mso-wrap-distance-right:0;mso-wrap-distance-bottom:0;mso-position-horizontal:absolute;mso-position-horizontal-relative:page;mso-position-vertical:absolute;mso-position-vertical-relative:page;v-text-anchor:top" coordsize="7560309,18415" o:gfxdata="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" path="m7559992,l,,,17995r7559992,l7559992,xe" fillcolor="#0084c1" stroked="f">
+                <v:shape w14:anchorId="727BB554" id="Graphic 2" o:spid="_x0000_s1026" style="position:absolute;margin-left:0;margin-top:138.9pt;width:595.3pt;height:1.45pt;z-index:15729664;visibility:visible;mso-wrap-style:square;mso-wrap-distance-left:0;mso-wrap-distance-top:0;mso-wrap-distance-right:0;mso-wrap-distance-bottom:0;mso-position-horizontal:absolute;mso-position-horizontal-relative:page;mso-position-vertical:absolute;mso-position-vertical-relative:page;v-text-anchor:top" coordsize="7560309,18415" o:gfxdata="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" path="m7559992,l,,,17995r7559992,l7559992,xe" fillcolor="#0084c1" stroked="f">
                   <v:path arrowok="t"/>
                   <w10:wrap anchorx="page" anchory="page"/>
                 </v:shape>
@@ -341,7 +341,7 @@
             </mc:Choice>
             <mc:Fallback>
               <w:pict>
-                <v:group w14:anchorId="1C0384DF" id="Group 4" o:spid="_x0000_s1026" style="position:absolute;margin-left:96.85pt;margin-top:15.85pt;width:59.8pt;height:16.15pt;z-index:15731200;mso-wrap-distance-left:0;mso-wrap-distance-right:0;mso-position-horizontal-relative:page" coordsize="7594,2051" o:gfxdata="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">
+                <v:group w14:anchorId="70AC492B" id="Group 4" o:spid="_x0000_s1026" style="position:absolute;margin-left:96.85pt;margin-top:15.85pt;width:59.8pt;height:16.15pt;z-index:15731200;mso-wrap-distance-left:0;mso-wrap-distance-right:0;mso-position-horizontal-relative:page" coordsize="7594,2051" o:gfxdata="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">
                   <v:shapetype id="_x0000_t75" coordsize="21600,21600" o:spt="75" o:preferrelative="t" path="m@4@5l@4@11@9@11@9@5xe" filled="f" stroked="f">
                     <v:stroke joinstyle="miter"/>
                     <v:formulas>
@@ -496,7 +496,7 @@
             </mc:Choice>
             <mc:Fallback>
               <w:pict>
-                <v:group w14:anchorId="108FE022" id="Group 8" o:spid="_x0000_s1026" style="position:absolute;margin-left:160.25pt;margin-top:16.05pt;width:21.75pt;height:15.75pt;z-index:15731712;mso-wrap-distance-left:0;mso-wrap-distance-right:0;mso-position-horizontal-relative:page" coordsize="276225,200025" o:gfxdata="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">
+                <v:group w14:anchorId="39818F75" id="Group 8" o:spid="_x0000_s1026" style="position:absolute;margin-left:160.25pt;margin-top:16.05pt;width:21.75pt;height:15.75pt;z-index:15731712;mso-wrap-distance-left:0;mso-wrap-distance-right:0;mso-position-horizontal-relative:page" coordsize="276225,200025" o:gfxdata="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">
                   <v:shape id="Graphic 9" o:spid="_x0000_s1027" style="position:absolute;left:-3;top:16;width:113030;height:199390;visibility:visible;mso-wrap-style:square;v-text-anchor:top" coordsize="113030,199390" o:gfxdata="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" path="m112661,186690r-97015,l15646,,,,,186690r,12700l112661,199390r,-12700xe" fillcolor="#020303" stroked="f">
                     <v:path arrowok="t"/>
                   </v:shape>
@@ -1606,7 +1606,7 @@
           </mc:Choice>
           <mc:Fallback>
             <w:pict>
-              <v:shape w14:anchorId="60983140" id="Graphic 12" o:spid="_x0000_s1026" style="position:absolute;margin-left:175.05pt;margin-top:15.9pt;width:245.2pt;height:1.4pt;z-index:-15728640;visibility:visible;mso-wrap-style:square;mso-wrap-distance-left:0;mso-wrap-distance-top:0;mso-wrap-distance-right:0;mso-wrap-distance-bottom:0;mso-position-horizontal:absolute;mso-position-horizontal-relative:page;mso-position-vertical:absolute;mso-position-vertical-relative:text;v-text-anchor:top" coordsize="3114040,17780" o:gfxdata="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" path="m3114001,l,,,17741r3114001,l3114001,xe" fillcolor="#0084c1" stroked="f">
+              <v:shape w14:anchorId="72502E56" id="Graphic 12" o:spid="_x0000_s1026" style="position:absolute;margin-left:175.05pt;margin-top:15.9pt;width:245.2pt;height:1.4pt;z-index:-15728640;visibility:visible;mso-wrap-style:square;mso-wrap-distance-left:0;mso-wrap-distance-top:0;mso-wrap-distance-right:0;mso-wrap-distance-bottom:0;mso-position-horizontal:absolute;mso-position-horizontal-relative:page;mso-position-vertical:absolute;mso-position-vertical-relative:text;v-text-anchor:top" coordsize="3114040,17780" o:gfxdata="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" path="m3114001,l,,,17741r3114001,l3114001,xe" fillcolor="#0084c1" stroked="f">
                 <v:path arrowok="t"/>
                 <w10:wrap type="topAndBottom" anchorx="page"/>
               </v:shape>
@@ -2316,7 +2316,7 @@
             </mc:Choice>
             <mc:Fallback>
               <w:pict>
-                <v:group w14:anchorId="0D524AF2" id="Group 13" o:spid="_x0000_s1026" style="position:absolute;margin-left:45.35pt;margin-top:-1.85pt;width:42.75pt;height:42.75pt;z-index:15730176;mso-wrap-distance-left:0;mso-wrap-distance-right:0;mso-position-horizontal-relative:page" coordsize="5429,5429" o:gfxdata="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">
+                <v:group w14:anchorId="1939EB2D" id="Group 13" o:spid="_x0000_s1026" style="position:absolute;margin-left:45.35pt;margin-top:-1.85pt;width:42.75pt;height:42.75pt;z-index:15730176;mso-wrap-distance-left:0;mso-wrap-distance-right:0;mso-position-horizontal-relative:page" coordsize="5429,5429" o:gfxdata="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">
                   <v:shape id="Graphic 14" o:spid="_x0000_s1027" style="position:absolute;left:127;top:127;width:5175;height:5175;visibility:visible;mso-wrap-style:square;v-text-anchor:top" coordsize="517525,517525" o:gfxdata="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" path="m517474,258737r-4169,46506l501285,349015r-19138,40307l456619,425434r-31185,31185l389322,482147r-40307,19138l305243,513305r-46506,4169l212227,513305,168453,501285,128145,482147,92034,456619,60850,425434,35324,389322,16186,349015,4168,305243,,258737,4168,212231,16186,168458,35324,128151,60850,92039,92034,60854,128145,35327,168453,16188,212227,4168,258737,r46506,4168l349015,16188r40307,19139l425434,60854r31185,31185l482147,128151r19138,40307l513305,212231r4169,46506xe" filled="f" strokecolor="#0084c1" strokeweight="2pt">
                     <v:path arrowok="t"/>
                   </v:shape>
@@ -2766,12 +2766,14 @@
       <w:r>
         <w:t>(</w:t>
       </w:r>
+      <w:proofErr w:type="spellStart"/>
       <w:r>
         <w:rPr>
           <w:i/>
         </w:rPr>
         <w:t>Euphausia</w:t>
       </w:r>
+      <w:proofErr w:type="spellEnd"/>
       <w:r>
         <w:rPr>
           <w:i/>
@@ -2804,7 +2806,15 @@
         <w:t xml:space="preserve"> </w:t>
       </w:r>
       <w:r>
-        <w:t>the Bransfield Strait during the austral summer of 2023-24. Both gliders were deployed on November 28, 2023 and recovered 61 days later on January 27, 2024. Krill biomass density estimates were calculated from both gliders using two methods, using all echo energy and the other, using schools</w:t>
+        <w:t xml:space="preserve">the Bransfield Strait during the austral summer of 2023-24. Both gliders were deployed on November 28, 2023 and recovered 61 days later on January 27, 2024. Krill biomass density estimates were calculated from both gliders using two methods, using all echo energy and </w:t>
+      </w:r>
+      <w:del w:id="20" w:author="Anthony Cossio" w:date="2025-05-22T14:00:00Z">
+        <w:r>
+          <w:delText xml:space="preserve">the other, </w:delText>
+        </w:r>
+      </w:del>
+      <w:r>
+        <w:t>using schools</w:t>
       </w:r>
       <w:r>
         <w:rPr>
@@ -2815,11 +2825,11 @@
       <w:r>
         <w:t xml:space="preserve">to delineate krill. Krill length frequencies from the diets of Gentoo penguins at King George Island were used to construct conversion factors. Densities from both methods ranged </w:t>
       </w:r>
-      <w:del w:id="20" w:author="Anthony Cossio" w:date="2025-05-09T14:47:00Z">
+      <w:del w:id="21" w:author="Anthony Cossio" w:date="2025-05-09T14:47:00Z">
         <w:r>
           <w:rPr>
             <w:strike/>
-            <w:rPrChange w:id="21" w:author="Anthony Cossio" w:date="2025-04-02T10:47:00Z">
+            <w:rPrChange w:id="22" w:author="Anthony Cossio" w:date="2025-04-02T10:47:00Z">
               <w:rPr/>
             </w:rPrChange>
           </w:rPr>
@@ -2829,7 +2839,7 @@
           <w:rPr>
             <w:strike/>
             <w:color w:val="212121"/>
-            <w:rPrChange w:id="22" w:author="Anthony Cossio" w:date="2025-04-02T10:47:00Z">
+            <w:rPrChange w:id="23" w:author="Anthony Cossio" w:date="2025-04-02T10:47:00Z">
               <w:rPr>
                 <w:color w:val="212121"/>
               </w:rPr>
@@ -2842,7 +2852,7 @@
             <w:strike/>
             <w:color w:val="212121"/>
             <w:vertAlign w:val="superscript"/>
-            <w:rPrChange w:id="23" w:author="Anthony Cossio" w:date="2025-04-02T10:47:00Z">
+            <w:rPrChange w:id="24" w:author="Anthony Cossio" w:date="2025-04-02T10:47:00Z">
               <w:rPr>
                 <w:color w:val="212121"/>
                 <w:vertAlign w:val="superscript"/>
@@ -2855,7 +2865,7 @@
           <w:rPr>
             <w:strike/>
             <w:color w:val="212121"/>
-            <w:rPrChange w:id="24" w:author="Anthony Cossio" w:date="2025-04-02T10:47:00Z">
+            <w:rPrChange w:id="25" w:author="Anthony Cossio" w:date="2025-04-02T10:47:00Z">
               <w:rPr>
                 <w:color w:val="212121"/>
               </w:rPr>
@@ -2866,7 +2876,7 @@
         <w:r>
           <w:rPr>
             <w:strike/>
-            <w:rPrChange w:id="25" w:author="Anthony Cossio" w:date="2025-04-02T10:47:00Z">
+            <w:rPrChange w:id="26" w:author="Anthony Cossio" w:date="2025-04-02T10:47:00Z">
               <w:rPr/>
             </w:rPrChange>
           </w:rPr>
@@ -2876,7 +2886,7 @@
           <w:rPr>
             <w:strike/>
             <w:color w:val="212121"/>
-            <w:rPrChange w:id="26" w:author="Anthony Cossio" w:date="2025-04-02T10:47:00Z">
+            <w:rPrChange w:id="27" w:author="Anthony Cossio" w:date="2025-04-02T10:47:00Z">
               <w:rPr>
                 <w:color w:val="212121"/>
               </w:rPr>
@@ -2889,7 +2899,7 @@
             <w:strike/>
             <w:color w:val="212121"/>
             <w:vertAlign w:val="superscript"/>
-            <w:rPrChange w:id="27" w:author="Anthony Cossio" w:date="2025-04-02T10:47:00Z">
+            <w:rPrChange w:id="28" w:author="Anthony Cossio" w:date="2025-04-02T10:47:00Z">
               <w:rPr>
                 <w:color w:val="212121"/>
                 <w:vertAlign w:val="superscript"/>
@@ -2903,7 +2913,7 @@
             <w:strike/>
             <w:color w:val="212121"/>
             <w:spacing w:val="-23"/>
-            <w:rPrChange w:id="28" w:author="Anthony Cossio" w:date="2025-04-02T10:47:00Z">
+            <w:rPrChange w:id="29" w:author="Anthony Cossio" w:date="2025-04-02T10:47:00Z">
               <w:rPr>
                 <w:color w:val="212121"/>
                 <w:spacing w:val="-23"/>
@@ -2915,7 +2925,7 @@
         <w:r>
           <w:rPr>
             <w:strike/>
-            <w:rPrChange w:id="29" w:author="Anthony Cossio" w:date="2025-04-02T10:47:00Z">
+            <w:rPrChange w:id="30" w:author="Anthony Cossio" w:date="2025-04-02T10:47:00Z">
               <w:rPr/>
             </w:rPrChange>
           </w:rPr>
@@ -2925,7 +2935,7 @@
           <w:rPr>
             <w:strike/>
             <w:color w:val="212121"/>
-            <w:rPrChange w:id="30" w:author="Anthony Cossio" w:date="2025-04-02T10:47:00Z">
+            <w:rPrChange w:id="31" w:author="Anthony Cossio" w:date="2025-04-02T10:47:00Z">
               <w:rPr>
                 <w:color w:val="212121"/>
               </w:rPr>
@@ -2938,7 +2948,7 @@
             <w:strike/>
             <w:color w:val="212121"/>
             <w:vertAlign w:val="superscript"/>
-            <w:rPrChange w:id="31" w:author="Anthony Cossio" w:date="2025-04-02T10:47:00Z">
+            <w:rPrChange w:id="32" w:author="Anthony Cossio" w:date="2025-04-02T10:47:00Z">
               <w:rPr>
                 <w:color w:val="212121"/>
                 <w:vertAlign w:val="superscript"/>
@@ -2952,7 +2962,7 @@
             <w:strike/>
             <w:color w:val="212121"/>
             <w:spacing w:val="16"/>
-            <w:rPrChange w:id="32" w:author="Anthony Cossio" w:date="2025-04-02T10:47:00Z">
+            <w:rPrChange w:id="33" w:author="Anthony Cossio" w:date="2025-04-02T10:47:00Z">
               <w:rPr>
                 <w:color w:val="212121"/>
                 <w:spacing w:val="16"/>
@@ -2964,7 +2974,7 @@
         <w:r>
           <w:rPr>
             <w:strike/>
-            <w:rPrChange w:id="33" w:author="Anthony Cossio" w:date="2025-04-02T10:47:00Z">
+            <w:rPrChange w:id="34" w:author="Anthony Cossio" w:date="2025-04-02T10:47:00Z">
               <w:rPr/>
             </w:rPrChange>
           </w:rPr>
@@ -2974,7 +2984,7 @@
           <w:rPr>
             <w:strike/>
             <w:color w:val="212121"/>
-            <w:rPrChange w:id="34" w:author="Anthony Cossio" w:date="2025-04-02T10:47:00Z">
+            <w:rPrChange w:id="35" w:author="Anthony Cossio" w:date="2025-04-02T10:47:00Z">
               <w:rPr>
                 <w:color w:val="212121"/>
               </w:rPr>
@@ -2987,7 +2997,7 @@
             <w:strike/>
             <w:color w:val="212121"/>
             <w:vertAlign w:val="superscript"/>
-            <w:rPrChange w:id="35" w:author="Anthony Cossio" w:date="2025-04-02T10:47:00Z">
+            <w:rPrChange w:id="36" w:author="Anthony Cossio" w:date="2025-04-02T10:47:00Z">
               <w:rPr>
                 <w:color w:val="212121"/>
                 <w:vertAlign w:val="superscript"/>
@@ -3001,7 +3011,7 @@
             <w:strike/>
             <w:color w:val="212121"/>
             <w:spacing w:val="-23"/>
-            <w:rPrChange w:id="36" w:author="Anthony Cossio" w:date="2025-04-02T10:47:00Z">
+            <w:rPrChange w:id="37" w:author="Anthony Cossio" w:date="2025-04-02T10:47:00Z">
               <w:rPr>
                 <w:color w:val="212121"/>
                 <w:spacing w:val="-23"/>
@@ -3013,17 +3023,17 @@
         <w:r>
           <w:rPr>
             <w:strike/>
-            <w:rPrChange w:id="37" w:author="Anthony Cossio" w:date="2025-04-02T10:47:00Z">
+            <w:rPrChange w:id="38" w:author="Anthony Cossio" w:date="2025-04-02T10:47:00Z">
               <w:rPr/>
             </w:rPrChange>
           </w:rPr>
           <w:delText>)</w:delText>
         </w:r>
       </w:del>
-      <w:ins w:id="38" w:author="Anthony Cossio" w:date="2025-04-03T12:26:00Z">
-        <w:r>
-          <w:rPr>
-            <w:rPrChange w:id="39" w:author="Anthony Cossio" w:date="2025-04-03T12:28:00Z">
+      <w:ins w:id="39" w:author="Anthony Cossio" w:date="2025-04-03T12:26:00Z">
+        <w:r>
+          <w:rPr>
+            <w:rPrChange w:id="40" w:author="Anthony Cossio" w:date="2025-04-03T12:28:00Z">
               <w:rPr>
                 <w:strike/>
               </w:rPr>
@@ -3031,13 +3041,20 @@
           </w:rPr>
           <w:t xml:space="preserve">from </w:t>
         </w:r>
-        <w:r>
-          <w:t xml:space="preserve">31.93 </w:t>
-        </w:r>
-        <w:r>
-          <w:rPr>
-            <w:color w:val="212121"/>
-            <w:rPrChange w:id="40" w:author="Anthony Cossio" w:date="2025-04-03T12:28:00Z">
+      </w:ins>
+      <w:ins w:id="41" w:author="Anthony Cossio" w:date="2025-05-22T14:01:00Z">
+        <w:r>
+          <w:t>33.91</w:t>
+        </w:r>
+      </w:ins>
+      <w:ins w:id="42" w:author="Anthony Cossio" w:date="2025-04-03T12:26:00Z">
+        <w:r>
+          <w:t xml:space="preserve"> </w:t>
+        </w:r>
+        <w:r>
+          <w:rPr>
+            <w:color w:val="212121"/>
+            <w:rPrChange w:id="43" w:author="Anthony Cossio" w:date="2025-04-03T12:28:00Z">
               <w:rPr>
                 <w:strike/>
                 <w:color w:val="212121"/>
@@ -3050,7 +3067,7 @@
           <w:rPr>
             <w:color w:val="212121"/>
             <w:vertAlign w:val="superscript"/>
-            <w:rPrChange w:id="41" w:author="Anthony Cossio" w:date="2025-04-03T12:28:00Z">
+            <w:rPrChange w:id="44" w:author="Anthony Cossio" w:date="2025-04-03T12:28:00Z">
               <w:rPr>
                 <w:strike/>
                 <w:color w:val="212121"/>
@@ -3061,9 +3078,19 @@
           <w:t xml:space="preserve">-2 </w:t>
         </w:r>
       </w:ins>
-      <w:ins w:id="42" w:author="Anthony Cossio" w:date="2025-04-03T12:27:00Z">
-        <w:r>
-          <w:t xml:space="preserve">(SD 75.24 </w:t>
+      <w:ins w:id="45" w:author="Anthony Cossio" w:date="2025-04-03T12:27:00Z">
+        <w:r>
+          <w:t>(SD 7</w:t>
+        </w:r>
+      </w:ins>
+      <w:ins w:id="46" w:author="Anthony Cossio" w:date="2025-05-22T14:01:00Z">
+        <w:r>
+          <w:t>8.77</w:t>
+        </w:r>
+      </w:ins>
+      <w:ins w:id="47" w:author="Anthony Cossio" w:date="2025-04-03T12:27:00Z">
+        <w:r>
+          <w:t xml:space="preserve"> </w:t>
         </w:r>
         <w:r>
           <w:rPr>
@@ -3076,13 +3103,21 @@
             <w:color w:val="212121"/>
             <w:vertAlign w:val="superscript"/>
           </w:rPr>
-          <w:t>-2</w:t>
-        </w:r>
+          <w:t>-</w:t>
+        </w:r>
+        <w:proofErr w:type="gramStart"/>
         <w:r>
           <w:rPr>
             <w:color w:val="212121"/>
             <w:vertAlign w:val="superscript"/>
-            <w:rPrChange w:id="43" w:author="Anthony Cossio" w:date="2025-04-03T12:28:00Z">
+          </w:rPr>
+          <w:t>2</w:t>
+        </w:r>
+        <w:r>
+          <w:rPr>
+            <w:color w:val="212121"/>
+            <w:vertAlign w:val="superscript"/>
+            <w:rPrChange w:id="48" w:author="Anthony Cossio" w:date="2025-04-03T12:28:00Z">
               <w:rPr>
                 <w:strike/>
                 <w:color w:val="212121"/>
@@ -3095,28 +3130,49 @@
         <w:r>
           <w:rPr>
             <w:color w:val="212121"/>
-            <w:rPrChange w:id="44" w:author="Anthony Cossio" w:date="2025-04-03T12:28:00Z">
+            <w:rPrChange w:id="49" w:author="Anthony Cossio" w:date="2025-04-03T12:28:00Z">
               <w:rPr>
                 <w:strike/>
                 <w:color w:val="212121"/>
               </w:rPr>
             </w:rPrChange>
           </w:rPr>
-          <w:t>) to 44.7</w:t>
-        </w:r>
-      </w:ins>
-      <w:ins w:id="45" w:author="Anthony Cossio" w:date="2025-04-03T12:28:00Z">
-        <w:r>
-          <w:rPr>
-            <w:color w:val="212121"/>
-            <w:rPrChange w:id="46" w:author="Anthony Cossio" w:date="2025-04-03T12:28:00Z">
+          <w:t>)</w:t>
+        </w:r>
+        <w:proofErr w:type="gramEnd"/>
+        <w:r>
+          <w:rPr>
+            <w:color w:val="212121"/>
+            <w:rPrChange w:id="50" w:author="Anthony Cossio" w:date="2025-04-03T12:28:00Z">
               <w:rPr>
                 <w:strike/>
                 <w:color w:val="212121"/>
               </w:rPr>
             </w:rPrChange>
           </w:rPr>
-          <w:t xml:space="preserve">6 </w:t>
+          <w:t xml:space="preserve"> to 4</w:t>
+        </w:r>
+      </w:ins>
+      <w:ins w:id="51" w:author="Anthony Cossio" w:date="2025-05-22T14:01:00Z">
+        <w:r>
+          <w:rPr>
+            <w:color w:val="212121"/>
+          </w:rPr>
+          <w:t>8.37</w:t>
+        </w:r>
+      </w:ins>
+      <w:ins w:id="52" w:author="Anthony Cossio" w:date="2025-04-03T12:28:00Z">
+        <w:r>
+          <w:rPr>
+            <w:color w:val="212121"/>
+            <w:rPrChange w:id="53" w:author="Anthony Cossio" w:date="2025-04-03T12:28:00Z">
+              <w:rPr>
+                <w:strike/>
+                <w:color w:val="212121"/>
+              </w:rPr>
+            </w:rPrChange>
+          </w:rPr>
+          <w:t xml:space="preserve"> </w:t>
         </w:r>
         <w:r>
           <w:rPr>
@@ -3135,7 +3191,7 @@
           <w:rPr>
             <w:color w:val="212121"/>
             <w:vertAlign w:val="superscript"/>
-            <w:rPrChange w:id="47" w:author="Anthony Cossio" w:date="2025-04-03T12:28:00Z">
+            <w:rPrChange w:id="54" w:author="Anthony Cossio" w:date="2025-04-03T12:28:00Z">
               <w:rPr>
                 <w:strike/>
                 <w:color w:val="212121"/>
@@ -3149,7 +3205,27 @@
           <w:rPr>
             <w:color w:val="212121"/>
           </w:rPr>
-          <w:t>(97.44 g m</w:t>
+          <w:t>(</w:t>
+        </w:r>
+      </w:ins>
+      <w:ins w:id="55" w:author="Anthony Cossio" w:date="2025-05-22T14:02:00Z">
+        <w:r>
+          <w:rPr>
+            <w:color w:val="212121"/>
+          </w:rPr>
+          <w:t>106.77</w:t>
+        </w:r>
+        <w:r>
+          <w:rPr>
+            <w:color w:val="212121"/>
+          </w:rPr>
+          <w:t xml:space="preserve"> </w:t>
+        </w:r>
+        <w:r>
+          <w:rPr>
+            <w:color w:val="212121"/>
+          </w:rPr>
+          <w:t>g m</w:t>
         </w:r>
         <w:r>
           <w:rPr>
@@ -3161,7 +3237,16 @@
         <w:r>
           <w:rPr>
             <w:color w:val="212121"/>
-            <w:rPrChange w:id="48" w:author="Anthony Cossio" w:date="2025-04-03T12:28:00Z">
+            <w:vertAlign w:val="superscript"/>
+          </w:rPr>
+          <w:t xml:space="preserve">  </w:t>
+        </w:r>
+      </w:ins>
+      <w:ins w:id="56" w:author="Anthony Cossio" w:date="2025-04-03T12:28:00Z">
+        <w:r>
+          <w:rPr>
+            <w:color w:val="212121"/>
+            <w:rPrChange w:id="57" w:author="Anthony Cossio" w:date="2025-04-03T12:28:00Z">
               <w:rPr>
                 <w:strike/>
                 <w:color w:val="212121"/>
@@ -3172,7 +3257,7 @@
           <w:t xml:space="preserve"> )</w:t>
         </w:r>
       </w:ins>
-      <w:ins w:id="49" w:author="Anthony Cossio" w:date="2025-05-09T14:48:00Z">
+      <w:ins w:id="58" w:author="Anthony Cossio" w:date="2025-05-09T14:48:00Z">
         <w:r>
           <w:rPr>
             <w:color w:val="212121"/>
@@ -3183,11 +3268,21 @@
       <w:r>
         <w:t xml:space="preserve">. </w:t>
       </w:r>
-      <w:del w:id="50" w:author="Anthony Cossio" w:date="2025-05-09T14:48:00Z">
+      <w:ins w:id="59" w:author="Anthony Cossio" w:date="2025-05-22T14:02:00Z">
+        <w:r>
+          <w:t xml:space="preserve">The corrected numbers were calculated from </w:t>
+        </w:r>
+      </w:ins>
+      <w:ins w:id="60" w:author="Anthony Cossio" w:date="2025-05-22T14:03:00Z">
+        <w:r>
+          <w:t xml:space="preserve">new calibration data. </w:t>
+        </w:r>
+      </w:ins>
+      <w:del w:id="61" w:author="Anthony Cossio" w:date="2025-05-09T14:48:00Z">
         <w:r>
           <w:rPr>
             <w:highlight w:val="yellow"/>
-            <w:rPrChange w:id="51" w:author="Anthony Cossio" w:date="2025-04-03T12:30:00Z">
+            <w:rPrChange w:id="62" w:author="Anthony Cossio" w:date="2025-04-03T12:30:00Z">
               <w:rPr/>
             </w:rPrChange>
           </w:rPr>
@@ -3197,8 +3292,13 @@
           <w:delText xml:space="preserve">. </w:delText>
         </w:r>
       </w:del>
-      <w:r>
-        <w:t>We developed a new method to minimize oversampling due to the nature of gliders by creating a grid and bootstrapping the data in the grid.</w:t>
+      <w:proofErr w:type="spellStart"/>
+      <w:r>
+        <w:t>We</w:t>
+      </w:r>
+      <w:proofErr w:type="spellEnd"/>
+      <w:r>
+        <w:t xml:space="preserve"> developed a new method to minimize oversampling due to the nature of gliders by creating a grid and bootstrapping the data in the grid.</w:t>
       </w:r>
     </w:p>
     <w:p>
@@ -3315,7 +3415,7 @@
         </w:rPr>
         <w:t xml:space="preserve"> </w:t>
       </w:r>
-      <w:del w:id="52" w:author="Anthony Cossio" w:date="2025-05-09T14:49:00Z">
+      <w:del w:id="63" w:author="Anthony Cossio" w:date="2025-05-09T14:49:00Z">
         <w:r>
           <w:delText>estimate</w:delText>
         </w:r>
@@ -3328,7 +3428,7 @@
         <w:r>
           <w:rPr>
             <w:strike/>
-            <w:rPrChange w:id="53" w:author="Anthony Cossio" w:date="2025-04-02T10:48:00Z">
+            <w:rPrChange w:id="64" w:author="Anthony Cossio" w:date="2025-04-02T10:48:00Z">
               <w:rPr/>
             </w:rPrChange>
           </w:rPr>
@@ -3338,7 +3438,7 @@
           <w:rPr>
             <w:strike/>
             <w:spacing w:val="-3"/>
-            <w:rPrChange w:id="54" w:author="Anthony Cossio" w:date="2025-04-02T10:48:00Z">
+            <w:rPrChange w:id="65" w:author="Anthony Cossio" w:date="2025-04-02T10:48:00Z">
               <w:rPr>
                 <w:spacing w:val="-3"/>
               </w:rPr>
@@ -3349,7 +3449,7 @@
         <w:r>
           <w:rPr>
             <w:strike/>
-            <w:rPrChange w:id="55" w:author="Anthony Cossio" w:date="2025-04-02T10:48:00Z">
+            <w:rPrChange w:id="66" w:author="Anthony Cossio" w:date="2025-04-02T10:48:00Z">
               <w:rPr/>
             </w:rPrChange>
           </w:rPr>
@@ -3359,7 +3459,7 @@
           <w:rPr>
             <w:strike/>
             <w:color w:val="212121"/>
-            <w:rPrChange w:id="56" w:author="Anthony Cossio" w:date="2025-04-02T10:48:00Z">
+            <w:rPrChange w:id="67" w:author="Anthony Cossio" w:date="2025-04-02T10:48:00Z">
               <w:rPr>
                 <w:color w:val="212121"/>
               </w:rPr>
@@ -3372,7 +3472,7 @@
             <w:strike/>
             <w:color w:val="212121"/>
             <w:spacing w:val="-3"/>
-            <w:rPrChange w:id="57" w:author="Anthony Cossio" w:date="2025-04-02T10:48:00Z">
+            <w:rPrChange w:id="68" w:author="Anthony Cossio" w:date="2025-04-02T10:48:00Z">
               <w:rPr>
                 <w:color w:val="212121"/>
                 <w:spacing w:val="-3"/>
@@ -3385,7 +3485,7 @@
           <w:rPr>
             <w:strike/>
             <w:color w:val="212121"/>
-            <w:rPrChange w:id="58" w:author="Anthony Cossio" w:date="2025-04-02T10:48:00Z">
+            <w:rPrChange w:id="69" w:author="Anthony Cossio" w:date="2025-04-02T10:48:00Z">
               <w:rPr>
                 <w:color w:val="212121"/>
               </w:rPr>
@@ -3398,7 +3498,7 @@
             <w:strike/>
             <w:color w:val="212121"/>
             <w:vertAlign w:val="superscript"/>
-            <w:rPrChange w:id="59" w:author="Anthony Cossio" w:date="2025-04-02T10:48:00Z">
+            <w:rPrChange w:id="70" w:author="Anthony Cossio" w:date="2025-04-02T10:48:00Z">
               <w:rPr>
                 <w:color w:val="212121"/>
                 <w:vertAlign w:val="superscript"/>
@@ -3411,7 +3511,7 @@
           <w:rPr>
             <w:strike/>
             <w:color w:val="212121"/>
-            <w:rPrChange w:id="60" w:author="Anthony Cossio" w:date="2025-04-02T10:48:00Z">
+            <w:rPrChange w:id="71" w:author="Anthony Cossio" w:date="2025-04-02T10:48:00Z">
               <w:rPr>
                 <w:color w:val="212121"/>
               </w:rPr>
@@ -3422,7 +3522,7 @@
         <w:r>
           <w:rPr>
             <w:strike/>
-            <w:rPrChange w:id="61" w:author="Anthony Cossio" w:date="2025-04-02T10:48:00Z">
+            <w:rPrChange w:id="72" w:author="Anthony Cossio" w:date="2025-04-02T10:48:00Z">
               <w:rPr/>
             </w:rPrChange>
           </w:rPr>
@@ -3432,7 +3532,7 @@
           <w:rPr>
             <w:strike/>
             <w:color w:val="212121"/>
-            <w:rPrChange w:id="62" w:author="Anthony Cossio" w:date="2025-04-02T10:48:00Z">
+            <w:rPrChange w:id="73" w:author="Anthony Cossio" w:date="2025-04-02T10:48:00Z">
               <w:rPr>
                 <w:color w:val="212121"/>
               </w:rPr>
@@ -3445,7 +3545,7 @@
             <w:strike/>
             <w:color w:val="212121"/>
             <w:vertAlign w:val="superscript"/>
-            <w:rPrChange w:id="63" w:author="Anthony Cossio" w:date="2025-04-02T10:48:00Z">
+            <w:rPrChange w:id="74" w:author="Anthony Cossio" w:date="2025-04-02T10:48:00Z">
               <w:rPr>
                 <w:color w:val="212121"/>
                 <w:vertAlign w:val="superscript"/>
@@ -3459,7 +3559,7 @@
             <w:strike/>
             <w:color w:val="212121"/>
             <w:spacing w:val="-24"/>
-            <w:rPrChange w:id="64" w:author="Anthony Cossio" w:date="2025-04-02T10:48:00Z">
+            <w:rPrChange w:id="75" w:author="Anthony Cossio" w:date="2025-04-02T10:48:00Z">
               <w:rPr>
                 <w:color w:val="212121"/>
                 <w:spacing w:val="-24"/>
@@ -3471,7 +3571,7 @@
         <w:r>
           <w:rPr>
             <w:strike/>
-            <w:rPrChange w:id="65" w:author="Anthony Cossio" w:date="2025-04-02T10:48:00Z">
+            <w:rPrChange w:id="76" w:author="Anthony Cossio" w:date="2025-04-02T10:48:00Z">
               <w:rPr/>
             </w:rPrChange>
           </w:rPr>
@@ -3481,7 +3581,7 @@
           <w:rPr>
             <w:strike/>
             <w:color w:val="212121"/>
-            <w:rPrChange w:id="66" w:author="Anthony Cossio" w:date="2025-04-02T10:48:00Z">
+            <w:rPrChange w:id="77" w:author="Anthony Cossio" w:date="2025-04-02T10:48:00Z">
               <w:rPr>
                 <w:color w:val="212121"/>
               </w:rPr>
@@ -3494,7 +3594,7 @@
             <w:strike/>
             <w:color w:val="212121"/>
             <w:vertAlign w:val="superscript"/>
-            <w:rPrChange w:id="67" w:author="Anthony Cossio" w:date="2025-04-02T10:48:00Z">
+            <w:rPrChange w:id="78" w:author="Anthony Cossio" w:date="2025-04-02T10:48:00Z">
               <w:rPr>
                 <w:color w:val="212121"/>
                 <w:vertAlign w:val="superscript"/>
@@ -3508,7 +3608,7 @@
             <w:strike/>
             <w:color w:val="212121"/>
             <w:spacing w:val="40"/>
-            <w:rPrChange w:id="68" w:author="Anthony Cossio" w:date="2025-04-02T10:48:00Z">
+            <w:rPrChange w:id="79" w:author="Anthony Cossio" w:date="2025-04-02T10:48:00Z">
               <w:rPr>
                 <w:color w:val="212121"/>
                 <w:spacing w:val="40"/>
@@ -3520,7 +3620,7 @@
         <w:r>
           <w:rPr>
             <w:strike/>
-            <w:rPrChange w:id="69" w:author="Anthony Cossio" w:date="2025-04-02T10:48:00Z">
+            <w:rPrChange w:id="80" w:author="Anthony Cossio" w:date="2025-04-02T10:48:00Z">
               <w:rPr/>
             </w:rPrChange>
           </w:rPr>
@@ -3530,7 +3630,7 @@
           <w:rPr>
             <w:strike/>
             <w:color w:val="212121"/>
-            <w:rPrChange w:id="70" w:author="Anthony Cossio" w:date="2025-04-02T10:48:00Z">
+            <w:rPrChange w:id="81" w:author="Anthony Cossio" w:date="2025-04-02T10:48:00Z">
               <w:rPr>
                 <w:color w:val="212121"/>
               </w:rPr>
@@ -3543,7 +3643,7 @@
             <w:strike/>
             <w:color w:val="212121"/>
             <w:vertAlign w:val="superscript"/>
-            <w:rPrChange w:id="71" w:author="Anthony Cossio" w:date="2025-04-02T10:48:00Z">
+            <w:rPrChange w:id="82" w:author="Anthony Cossio" w:date="2025-04-02T10:48:00Z">
               <w:rPr>
                 <w:color w:val="212121"/>
                 <w:vertAlign w:val="superscript"/>
@@ -3557,7 +3657,7 @@
             <w:strike/>
             <w:color w:val="212121"/>
             <w:spacing w:val="-24"/>
-            <w:rPrChange w:id="72" w:author="Anthony Cossio" w:date="2025-04-02T10:48:00Z">
+            <w:rPrChange w:id="83" w:author="Anthony Cossio" w:date="2025-04-02T10:48:00Z">
               <w:rPr>
                 <w:color w:val="212121"/>
                 <w:spacing w:val="-24"/>
@@ -3569,16 +3669,26 @@
         <w:r>
           <w:rPr>
             <w:strike/>
-            <w:rPrChange w:id="73" w:author="Anthony Cossio" w:date="2025-04-02T10:48:00Z">
+            <w:rPrChange w:id="84" w:author="Anthony Cossio" w:date="2025-04-02T10:48:00Z">
               <w:rPr/>
             </w:rPrChange>
           </w:rPr>
           <w:delText>]</w:delText>
         </w:r>
       </w:del>
-      <w:ins w:id="74" w:author="Anthony Cossio" w:date="2025-04-03T12:33:00Z">
-        <w:r>
-          <w:t xml:space="preserve">of 44.29 </w:t>
+      <w:ins w:id="85" w:author="Anthony Cossio" w:date="2025-04-03T12:33:00Z">
+        <w:r>
+          <w:t xml:space="preserve">of </w:t>
+        </w:r>
+      </w:ins>
+      <w:ins w:id="86" w:author="Anthony Cossio" w:date="2025-05-22T14:04:00Z">
+        <w:r>
+          <w:t xml:space="preserve"> 41.77</w:t>
+        </w:r>
+      </w:ins>
+      <w:ins w:id="87" w:author="Anthony Cossio" w:date="2025-04-03T12:33:00Z">
+        <w:r>
+          <w:t xml:space="preserve"> </w:t>
         </w:r>
         <w:r>
           <w:rPr>
@@ -3603,7 +3713,7 @@
         <w:r>
           <w:rPr>
             <w:color w:val="212121"/>
-            <w:rPrChange w:id="75" w:author="Anthony Cossio" w:date="2025-04-03T12:33:00Z">
+            <w:rPrChange w:id="88" w:author="Anthony Cossio" w:date="2025-04-03T12:33:00Z">
               <w:rPr>
                 <w:color w:val="212121"/>
                 <w:vertAlign w:val="superscript"/>
@@ -3616,9 +3726,14 @@
           <w:t xml:space="preserve"> CI [</w:t>
         </w:r>
       </w:ins>
-      <w:ins w:id="76" w:author="Anthony Cossio" w:date="2025-04-03T12:34:00Z">
-        <w:r>
-          <w:t xml:space="preserve">32.03, 70.17 </w:t>
+      <w:ins w:id="89" w:author="Anthony Cossio" w:date="2025-05-22T14:05:00Z">
+        <w:r>
+          <w:t>30.46,67.42</w:t>
+        </w:r>
+      </w:ins>
+      <w:ins w:id="90" w:author="Anthony Cossio" w:date="2025-04-03T12:34:00Z">
+        <w:r>
+          <w:t xml:space="preserve"> </w:t>
         </w:r>
         <w:r>
           <w:rPr>
@@ -3644,7 +3759,7 @@
         <w:r>
           <w:rPr>
             <w:color w:val="212121"/>
-            <w:rPrChange w:id="77" w:author="Anthony Cossio" w:date="2025-04-03T12:34:00Z">
+            <w:rPrChange w:id="91" w:author="Anthony Cossio" w:date="2025-04-03T12:34:00Z">
               <w:rPr>
                 <w:strike/>
                 <w:color w:val="212121"/>
@@ -3655,10 +3770,10 @@
           <w:t>]</w:t>
         </w:r>
       </w:ins>
-      <w:ins w:id="78" w:author="Anthony Cossio" w:date="2025-04-03T12:33:00Z">
-        <w:r>
-          <w:rPr>
-            <w:rPrChange w:id="79" w:author="Anthony Cossio" w:date="2025-04-03T12:33:00Z">
+      <w:ins w:id="92" w:author="Anthony Cossio" w:date="2025-04-03T12:33:00Z">
+        <w:r>
+          <w:rPr>
+            <w:rPrChange w:id="93" w:author="Anthony Cossio" w:date="2025-04-03T12:33:00Z">
               <w:rPr>
                 <w:color w:val="212121"/>
                 <w:vertAlign w:val="superscript"/>
@@ -3668,9 +3783,19 @@
           <w:t xml:space="preserve"> </w:t>
         </w:r>
       </w:ins>
-      <w:ins w:id="80" w:author="Anthony Cossio" w:date="2025-04-03T12:35:00Z">
-        <w:r>
-          <w:t xml:space="preserve">and a high of 56.13 </w:t>
+      <w:ins w:id="94" w:author="Anthony Cossio" w:date="2025-04-03T12:35:00Z">
+        <w:r>
+          <w:t>and a high of 5</w:t>
+        </w:r>
+      </w:ins>
+      <w:ins w:id="95" w:author="Anthony Cossio" w:date="2025-05-22T14:05:00Z">
+        <w:r>
+          <w:t>9.16</w:t>
+        </w:r>
+      </w:ins>
+      <w:ins w:id="96" w:author="Anthony Cossio" w:date="2025-04-03T12:35:00Z">
+        <w:r>
+          <w:t xml:space="preserve"> </w:t>
         </w:r>
         <w:r>
           <w:rPr>
@@ -3692,7 +3817,7 @@
           <w:t xml:space="preserve"> </w:t>
         </w:r>
       </w:ins>
-      <w:ins w:id="81" w:author="Anthony Cossio" w:date="2025-04-03T12:38:00Z">
+      <w:ins w:id="97" w:author="Anthony Cossio" w:date="2025-04-03T12:38:00Z">
         <w:r>
           <w:rPr>
             <w:color w:val="212121"/>
@@ -3703,12 +3828,44 @@
           <w:t xml:space="preserve"> </w:t>
         </w:r>
       </w:ins>
-      <w:ins w:id="82" w:author="Anthony Cossio" w:date="2025-04-03T12:37:00Z">
-        <w:r>
-          <w:rPr>
-            <w:color w:val="212121"/>
-          </w:rPr>
-          <w:t xml:space="preserve">CI [43.01, 90.61 </w:t>
+      <w:ins w:id="98" w:author="Anthony Cossio" w:date="2025-04-03T12:37:00Z">
+        <w:r>
+          <w:rPr>
+            <w:color w:val="212121"/>
+          </w:rPr>
+          <w:t>CI [43.</w:t>
+        </w:r>
+      </w:ins>
+      <w:ins w:id="99" w:author="Anthony Cossio" w:date="2025-05-22T14:05:00Z">
+        <w:r>
+          <w:rPr>
+            <w:color w:val="212121"/>
+          </w:rPr>
+          <w:t>52</w:t>
+        </w:r>
+      </w:ins>
+      <w:ins w:id="100" w:author="Anthony Cossio" w:date="2025-04-03T12:37:00Z">
+        <w:r>
+          <w:rPr>
+            <w:color w:val="212121"/>
+          </w:rPr>
+          <w:t xml:space="preserve">, </w:t>
+        </w:r>
+      </w:ins>
+      <w:ins w:id="101" w:author="Anthony Cossio" w:date="2025-05-22T14:05:00Z">
+        <w:r>
+          <w:rPr>
+            <w:color w:val="212121"/>
+          </w:rPr>
+          <w:t>89.97</w:t>
+        </w:r>
+      </w:ins>
+      <w:ins w:id="102" w:author="Anthony Cossio" w:date="2025-04-03T12:37:00Z">
+        <w:r>
+          <w:rPr>
+            <w:color w:val="212121"/>
+          </w:rPr>
+          <w:t xml:space="preserve"> </w:t>
         </w:r>
         <w:r>
           <w:rPr>
@@ -3726,7 +3883,7 @@
         <w:r>
           <w:rPr>
             <w:color w:val="212121"/>
-            <w:rPrChange w:id="83" w:author="Anthony Cossio" w:date="2025-04-03T12:37:00Z">
+            <w:rPrChange w:id="103" w:author="Anthony Cossio" w:date="2025-04-03T12:37:00Z">
               <w:rPr>
                 <w:color w:val="212121"/>
                 <w:vertAlign w:val="superscript"/>
@@ -4675,7 +4832,23 @@
         <w:t xml:space="preserve"> </w:t>
       </w:r>
       <w:r>
-        <w:t>the Bransfield Strait), and of penguin foraging areas near King George Island. Additionally, as part of other oceanographic investigations, a repeat survey was conducted near the mouth of Gerlache Strait in SW Bransfield Strait. After completing the survey, the gliders were retrieved on January 27, 2024 south of Hoeseason Island by the RVIB</w:t>
+        <w:t xml:space="preserve">the Bransfield Strait), and of penguin foraging areas near King George Island. Additionally, as part of other oceanographic investigations, a repeat survey was conducted near the mouth of </w:t>
+      </w:r>
+      <w:proofErr w:type="spellStart"/>
+      <w:r>
+        <w:t>Gerlache</w:t>
+      </w:r>
+      <w:proofErr w:type="spellEnd"/>
+      <w:r>
+        <w:t xml:space="preserve"> Strait in SW Bransfield Strait. After completing the survey, the gliders were retrieved on January 27, 2024 south of </w:t>
+      </w:r>
+      <w:proofErr w:type="spellStart"/>
+      <w:r>
+        <w:t>Hoeseason</w:t>
+      </w:r>
+      <w:proofErr w:type="spellEnd"/>
+      <w:r>
+        <w:t xml:space="preserve"> Island by the RVIB</w:t>
       </w:r>
       <w:r>
         <w:rPr>
@@ -4703,7 +4876,39 @@
         <w:ind w:left="100" w:right="118"/>
       </w:pPr>
       <w:r>
-        <w:t>The two gliders were equipped with a Sea-Bird Glider Payload CTD, an Aanderaa oxygen optode model 4831, a Wetlabs Ecopuck (FLBBC) that measure fluorescence, colored dissolved organic matter,</w:t>
+        <w:t xml:space="preserve">The two gliders were equipped with a Sea-Bird Glider Payload CTD, an </w:t>
+      </w:r>
+      <w:proofErr w:type="spellStart"/>
+      <w:r>
+        <w:t>Aanderaa</w:t>
+      </w:r>
+      <w:proofErr w:type="spellEnd"/>
+      <w:r>
+        <w:t xml:space="preserve"> oxygen </w:t>
+      </w:r>
+      <w:proofErr w:type="spellStart"/>
+      <w:r>
+        <w:t>optode</w:t>
+      </w:r>
+      <w:proofErr w:type="spellEnd"/>
+      <w:r>
+        <w:t xml:space="preserve"> model 4831, a </w:t>
+      </w:r>
+      <w:proofErr w:type="spellStart"/>
+      <w:r>
+        <w:t>Wetlabs</w:t>
+      </w:r>
+      <w:proofErr w:type="spellEnd"/>
+      <w:r>
+        <w:t xml:space="preserve"> </w:t>
+      </w:r>
+      <w:proofErr w:type="spellStart"/>
+      <w:r>
+        <w:t>Ecopuck</w:t>
+      </w:r>
+      <w:proofErr w:type="spellEnd"/>
+      <w:r>
+        <w:t xml:space="preserve"> (FLBBC) that measure fluorescence, colored dissolved organic matter,</w:t>
       </w:r>
       <w:r>
         <w:rPr>
@@ -4865,7 +5070,15 @@
         <w:t xml:space="preserve"> </w:t>
       </w:r>
       <w:r>
-        <w:t>a wetbay forward of</w:t>
+        <w:t xml:space="preserve">a </w:t>
+      </w:r>
+      <w:proofErr w:type="spellStart"/>
+      <w:r>
+        <w:t>wetbay</w:t>
+      </w:r>
+      <w:proofErr w:type="spellEnd"/>
+      <w:r>
+        <w:t xml:space="preserve"> forward of</w:t>
       </w:r>
       <w:r>
         <w:rPr>
@@ -5348,9 +5561,11 @@
         </w:rPr>
         <w:t xml:space="preserve"> </w:t>
       </w:r>
+      <w:proofErr w:type="spellStart"/>
       <w:r>
         <w:t>Demer</w:t>
       </w:r>
+      <w:proofErr w:type="spellEnd"/>
       <w:r>
         <w:rPr>
           <w:spacing w:val="-3"/>
@@ -5360,12 +5575,12 @@
       <w:r>
         <w:t>et al. 2015; Reiss et al. 2021) in the technology tank at the Southwest Fisheries Science Center (SWFSC) on March 29, 2024</w:t>
       </w:r>
-      <w:ins w:id="84" w:author="Anthony Cossio" w:date="2025-05-09T14:59:00Z">
+      <w:ins w:id="104" w:author="Anthony Cossio" w:date="2025-05-09T14:59:00Z">
         <w:r>
           <w:t xml:space="preserve">. Later calibrations took place </w:t>
         </w:r>
       </w:ins>
-      <w:ins w:id="85" w:author="Anthony Cossio" w:date="2025-04-01T15:58:00Z">
+      <w:ins w:id="105" w:author="Anthony Cossio" w:date="2025-04-01T15:58:00Z">
         <w:r>
           <w:t>November</w:t>
         </w:r>
@@ -5376,7 +5591,7 @@
           <w:t>January 16,</w:t>
         </w:r>
       </w:ins>
-      <w:ins w:id="86" w:author="Anthony Cossio" w:date="2025-04-01T15:59:00Z">
+      <w:ins w:id="106" w:author="Anthony Cossio" w:date="2025-04-01T15:59:00Z">
         <w:r>
           <w:t xml:space="preserve"> 2025</w:t>
         </w:r>
@@ -5384,22 +5599,40 @@
       <w:r>
         <w:t xml:space="preserve">. </w:t>
       </w:r>
-      <w:ins w:id="87" w:author="Anthony Cossio" w:date="2025-05-09T15:00:00Z">
-        <w:r>
-          <w:t>In March, a 25.4 mm tungsten carbide sphere was attached to the wetbay of the glider, hanging donw from monofilament line on either side of the tr</w:t>
+      <w:ins w:id="107" w:author="Anthony Cossio" w:date="2025-05-09T15:00:00Z">
+        <w:r>
+          <w:t xml:space="preserve">In March, a 25.4 mm tungsten carbide sphere was attached to the </w:t>
+        </w:r>
+        <w:proofErr w:type="spellStart"/>
+        <w:r>
+          <w:t>wetbay</w:t>
+        </w:r>
+        <w:proofErr w:type="spellEnd"/>
+        <w:r>
+          <w:t xml:space="preserve"> of the glider, hanging dow</w:t>
         </w:r>
       </w:ins>
-      <w:ins w:id="88" w:author="Anthony Cossio" w:date="2025-05-09T15:01:00Z">
+      <w:ins w:id="108" w:author="Anthony Cossio" w:date="2025-05-22T14:17:00Z">
+        <w:r>
+          <w:t>n</w:t>
+        </w:r>
+      </w:ins>
+      <w:ins w:id="109" w:author="Anthony Cossio" w:date="2025-05-09T15:00:00Z">
+        <w:r>
+          <w:t xml:space="preserve"> from monofilament line on either side of the tr</w:t>
+        </w:r>
+      </w:ins>
+      <w:ins w:id="110" w:author="Anthony Cossio" w:date="2025-05-09T15:01:00Z">
         <w:r>
           <w:t xml:space="preserve">ansducer. The November and January calibrations used </w:t>
         </w:r>
       </w:ins>
-      <w:del w:id="89" w:author="Anthony Cossio" w:date="2025-05-09T15:01:00Z">
+      <w:del w:id="111" w:author="Anthony Cossio" w:date="2025-05-09T15:01:00Z">
         <w:r>
           <w:delText>A</w:delText>
         </w:r>
       </w:del>
-      <w:ins w:id="90" w:author="Anthony Cossio" w:date="2025-05-09T15:01:00Z">
+      <w:ins w:id="112" w:author="Anthony Cossio" w:date="2025-05-09T15:01:00Z">
         <w:r>
           <w:t>a</w:t>
         </w:r>
@@ -5407,7 +5640,7 @@
       <w:r>
         <w:t xml:space="preserve"> 25.4 mm tungsten carbide sphere</w:t>
       </w:r>
-      <w:del w:id="91" w:author="Anthony Cossio" w:date="2025-05-09T15:01:00Z">
+      <w:del w:id="113" w:author="Anthony Cossio" w:date="2025-05-09T15:01:00Z">
         <w:r>
           <w:delText xml:space="preserve"> is</w:delText>
         </w:r>
@@ -5415,17 +5648,17 @@
       <w:r>
         <w:t xml:space="preserve"> attached to th</w:t>
       </w:r>
-      <w:ins w:id="92" w:author="Anthony Cossio" w:date="2025-04-01T15:59:00Z">
+      <w:ins w:id="114" w:author="Anthony Cossio" w:date="2025-04-01T15:59:00Z">
         <w:r>
           <w:t>re</w:t>
         </w:r>
       </w:ins>
-      <w:del w:id="93" w:author="Anthony Cossio" w:date="2025-04-01T15:59:00Z">
+      <w:del w:id="115" w:author="Anthony Cossio" w:date="2025-04-01T15:59:00Z">
         <w:r>
           <w:delText>e</w:delText>
         </w:r>
       </w:del>
-      <w:ins w:id="94" w:author="Anthony Cossio" w:date="2025-04-01T15:59:00Z">
+      <w:ins w:id="116" w:author="Anthony Cossio" w:date="2025-04-01T15:59:00Z">
         <w:r>
           <w:t>e</w:t>
         </w:r>
@@ -5433,27 +5666,27 @@
       <w:r>
         <w:t xml:space="preserve"> </w:t>
       </w:r>
-      <w:ins w:id="95" w:author="Anthony Cossio" w:date="2025-04-01T16:00:00Z">
+      <w:ins w:id="117" w:author="Anthony Cossio" w:date="2025-04-01T16:00:00Z">
         <w:r>
           <w:t xml:space="preserve">electronic </w:t>
         </w:r>
       </w:ins>
-      <w:ins w:id="96" w:author="Anthony Cossio" w:date="2025-04-01T15:59:00Z">
+      <w:ins w:id="118" w:author="Anthony Cossio" w:date="2025-04-01T15:59:00Z">
         <w:r>
           <w:t>downriggers</w:t>
         </w:r>
       </w:ins>
-      <w:ins w:id="97" w:author="Anthony Cossio" w:date="2025-04-01T16:05:00Z">
+      <w:ins w:id="119" w:author="Anthony Cossio" w:date="2025-04-01T16:05:00Z">
         <w:r>
           <w:t xml:space="preserve"> </w:t>
         </w:r>
       </w:ins>
-      <w:ins w:id="98" w:author="Anthony Cossio" w:date="2025-04-01T16:06:00Z">
+      <w:ins w:id="120" w:author="Anthony Cossio" w:date="2025-04-01T16:06:00Z">
         <w:r>
           <w:t>on</w:t>
         </w:r>
       </w:ins>
-      <w:del w:id="99" w:author="Anthony Cossio" w:date="2025-04-01T16:06:00Z">
+      <w:del w:id="121" w:author="Anthony Cossio" w:date="2025-04-01T16:06:00Z">
         <w:r>
           <w:delText>wetbay of the glider</w:delText>
         </w:r>
@@ -5491,7 +5724,7 @@
         </w:rPr>
         <w:t xml:space="preserve"> </w:t>
       </w:r>
-      <w:del w:id="100" w:author="Anthony Cossio" w:date="2025-04-01T16:06:00Z">
+      <w:del w:id="122" w:author="Anthony Cossio" w:date="2025-04-01T16:06:00Z">
         <w:r>
           <w:delText>either side</w:delText>
         </w:r>
@@ -5593,11 +5826,60 @@
         <w:t xml:space="preserve"> </w:t>
       </w:r>
       <w:r>
-        <w:t>the transducer at 4.5m below the transducer face when the glider is at the surface but is angled at 26 degrees. The glider is lifted into the tank and allowed to come to rest and commanded to the 26 degree dive angle and collects data at 1/6 Hz</w:t>
-      </w:r>
-      <w:ins w:id="101" w:author="Anthony Cossio" w:date="2025-05-09T15:02:00Z">
-        <w:r>
-          <w:t xml:space="preserve"> for the March calibration and ½ Hz for the following two calibrations</w:t>
+        <w:t xml:space="preserve">the transducer at 4.5m below the transducer face when the glider is at the surface but is angled at 26 degrees. </w:t>
+      </w:r>
+      <w:ins w:id="123" w:author="Anthony Cossio" w:date="2025-05-22T14:18:00Z">
+        <w:r>
+          <w:t>The second calibration used live viewing of the data to make sure the sphere was on axis</w:t>
+        </w:r>
+      </w:ins>
+      <w:ins w:id="124" w:author="Anthony Cossio" w:date="2025-05-22T14:26:00Z">
+        <w:r>
+          <w:t xml:space="preserve">, where the first calibration didn’t use live </w:t>
+        </w:r>
+      </w:ins>
+      <w:del w:id="125" w:author="Anthony Cossio" w:date="2025-05-22T14:27:00Z">
+        <w:r>
+          <w:delText>The</w:delText>
+        </w:r>
+      </w:del>
+      <w:ins w:id="126" w:author="Anthony Cossio" w:date="2025-05-22T14:27:00Z">
+        <w:r>
+          <w:t>viewing. The</w:t>
+        </w:r>
+      </w:ins>
+      <w:r>
+        <w:t xml:space="preserve"> glider is lifted into the tank and allowed to come to rest and commanded to the </w:t>
+      </w:r>
+      <w:proofErr w:type="gramStart"/>
+      <w:r>
+        <w:t>26 degree</w:t>
+      </w:r>
+      <w:proofErr w:type="gramEnd"/>
+      <w:r>
+        <w:t xml:space="preserve"> dive angle and collect</w:t>
+      </w:r>
+      <w:ins w:id="127" w:author="Anthony Cossio" w:date="2025-05-22T14:18:00Z">
+        <w:r>
+          <w:t>ed</w:t>
+        </w:r>
+      </w:ins>
+      <w:del w:id="128" w:author="Anthony Cossio" w:date="2025-05-22T14:18:00Z">
+        <w:r>
+          <w:delText>s</w:delText>
+        </w:r>
+      </w:del>
+      <w:r>
+        <w:t xml:space="preserve"> data at 1/6 Hz</w:t>
+      </w:r>
+      <w:ins w:id="129" w:author="Anthony Cossio" w:date="2025-05-22T14:18:00Z">
+        <w:r>
+          <w:t xml:space="preserve"> for the March calibration and</w:t>
+        </w:r>
+      </w:ins>
+      <w:ins w:id="130" w:author="Anthony Cossio" w:date="2025-05-09T15:02:00Z">
+        <w:r>
+          <w:t xml:space="preserve"> ½ Hz for the following two calibrations</w:t>
         </w:r>
       </w:ins>
       <w:r>
@@ -5622,11 +5904,19 @@
       <w:r>
         <w:t xml:space="preserve">We used the </w:t>
       </w:r>
+      <w:proofErr w:type="gramStart"/>
       <w:r>
         <w:rPr>
           <w:i/>
         </w:rPr>
-        <w:t xml:space="preserve">in situ </w:t>
+        <w:t>in situ</w:t>
+      </w:r>
+      <w:proofErr w:type="gramEnd"/>
+      <w:r>
+        <w:rPr>
+          <w:i/>
+        </w:rPr>
+        <w:t xml:space="preserve"> </w:t>
       </w:r>
       <w:r>
         <w:t>salinity and water temperature data from the CTD aboard the glider to adjust the sound</w:t>
@@ -5727,9 +6017,11 @@
         </w:rPr>
         <w:t xml:space="preserve"> </w:t>
       </w:r>
+      <w:proofErr w:type="spellStart"/>
       <w:r>
         <w:t>Echoview</w:t>
       </w:r>
+      <w:proofErr w:type="spellEnd"/>
       <w:r>
         <w:rPr>
           <w:spacing w:val="-3"/>
@@ -5774,14 +6066,22 @@
         <w:ind w:left="100" w:right="124"/>
       </w:pPr>
       <w:r>
-        <w:t>The acoustic data were analyzed using Echoview software (</w:t>
-      </w:r>
-      <w:del w:id="102" w:author="Anthony Cossio" w:date="2025-04-01T16:11:00Z">
+        <w:t xml:space="preserve">The acoustic data were analyzed using </w:t>
+      </w:r>
+      <w:proofErr w:type="spellStart"/>
+      <w:r>
+        <w:t>Echoview</w:t>
+      </w:r>
+      <w:proofErr w:type="spellEnd"/>
+      <w:r>
+        <w:t xml:space="preserve"> software (</w:t>
+      </w:r>
+      <w:del w:id="131" w:author="Anthony Cossio" w:date="2025-04-01T16:11:00Z">
         <w:r>
           <w:delText>13.1</w:delText>
         </w:r>
       </w:del>
-      <w:ins w:id="103" w:author="Anthony Cossio" w:date="2025-04-01T16:11:00Z">
+      <w:ins w:id="132" w:author="Anthony Cossio" w:date="2025-04-01T16:11:00Z">
         <w:r>
           <w:t>15.0</w:t>
         </w:r>
@@ -5877,10 +6177,18 @@
         <w:t xml:space="preserve"> </w:t>
       </w:r>
       <w:r>
-        <w:t xml:space="preserve">the glider samples. Basic processing of the data included removing the first ten meters of a dive to account for any bubbles adhering to the transducer face, removing the first three meters from the transducer face to account for ringdown, and identifying the bottom echo and stepping back three meters from the bottom echo. Background noise removal was applied, followed by impulse noise removal, when necessary, to clean the data (DeRobertis and Higginbottom 2007). This process was done for both the 70 and 120 kHz data. Decibel differencing was not used to delineate krill like in previous studies (Reiss et al. 2021), instead we integrated all the echo energy, without krill delineation. This provides a ceiling for the biomass density estimates because the energy can also include other scatterers that are not krill. </w:t>
-      </w:r>
-      <w:moveToRangeStart w:id="104" w:author="Anthony Cossio" w:date="2025-04-01T16:23:00Z" w:name="move194417026"/>
-      <w:moveTo w:id="105" w:author="Anthony Cossio" w:date="2025-04-01T16:23:00Z">
+        <w:t>the glider samples. Basic processing of the data included removing the first ten meters of a dive to account for any bubbles adhering to the transducer face, removing the first three meters from the transducer face to account for ringdown, and identifying the bottom echo and stepping back three meters from the bottom echo. Background noise removal was applied, followed by impulse noise removal, when necessary, to clean the data (</w:t>
+      </w:r>
+      <w:proofErr w:type="spellStart"/>
+      <w:r>
+        <w:t>DeRobertis</w:t>
+      </w:r>
+      <w:proofErr w:type="spellEnd"/>
+      <w:r>
+        <w:t xml:space="preserve"> and Higginbottom 2007). This process was done for both the 70 and 120 kHz data. Decibel differencing was not used to delineate krill like in previous studies (Reiss et al. 2021), instead we integrated all the echo energy, without krill delineation. This provides a ceiling for the biomass density estimates because the energy can also include other scatterers that are not krill. </w:t>
+      </w:r>
+      <w:moveToRangeStart w:id="133" w:author="Anthony Cossio" w:date="2025-04-01T16:23:00Z" w:name="move194417026"/>
+      <w:moveTo w:id="134" w:author="Anthony Cossio" w:date="2025-04-01T16:23:00Z">
         <w:r>
           <w:t>Cleaned</w:t>
         </w:r>
@@ -5935,6 +6243,7 @@
           </w:rPr>
           <w:t xml:space="preserve"> </w:t>
         </w:r>
+        <w:proofErr w:type="gramStart"/>
         <w:r>
           <w:t>5m</w:t>
         </w:r>
@@ -5956,6 +6265,7 @@
         <w:r>
           <w:t>5m</w:t>
         </w:r>
+        <w:proofErr w:type="gramEnd"/>
         <w:r>
           <w:rPr>
             <w:spacing w:val="-2"/>
@@ -6020,21 +6330,29 @@
           <w:t>) from 10m from the surface until the bottom of the dive.</w:t>
         </w:r>
       </w:moveTo>
-      <w:moveToRangeEnd w:id="104"/>
-      <w:ins w:id="106" w:author="Anthony Cossio" w:date="2025-04-01T16:22:00Z">
+      <w:moveToRangeEnd w:id="133"/>
+      <w:ins w:id="135" w:author="Anthony Cossio" w:date="2025-04-01T16:22:00Z">
         <w:r>
           <w:t xml:space="preserve"> </w:t>
         </w:r>
       </w:ins>
       <w:r>
-        <w:t xml:space="preserve">The second method, we used the Shoal Analysis and Patch Estimation System (SHAPES, Cotezee, 2000) or ‘schools’ detection algorithm for krill </w:t>
-      </w:r>
-      <w:del w:id="107" w:author="Anthony Cossio" w:date="2025-04-02T08:23:00Z">
+        <w:t xml:space="preserve">The second method, we used the Shoal Analysis and Patch Estimation System (SHAPES, </w:t>
+      </w:r>
+      <w:proofErr w:type="spellStart"/>
+      <w:r>
+        <w:t>Cotezee</w:t>
+      </w:r>
+      <w:proofErr w:type="spellEnd"/>
+      <w:r>
+        <w:t xml:space="preserve">, 2000) or ‘schools’ detection algorithm for krill </w:t>
+      </w:r>
+      <w:del w:id="136" w:author="Anthony Cossio" w:date="2025-04-02T08:23:00Z">
         <w:r>
           <w:delText xml:space="preserve">swarm </w:delText>
         </w:r>
       </w:del>
-      <w:ins w:id="108" w:author="Anthony Cossio" w:date="2025-04-02T08:23:00Z">
+      <w:ins w:id="137" w:author="Anthony Cossio" w:date="2025-04-02T08:23:00Z">
         <w:r>
           <w:t xml:space="preserve">school </w:t>
         </w:r>
@@ -6102,9 +6420,11 @@
         </w:rPr>
         <w:t xml:space="preserve"> </w:t>
       </w:r>
+      <w:proofErr w:type="spellStart"/>
       <w:r>
         <w:t>Guihen</w:t>
       </w:r>
+      <w:proofErr w:type="spellEnd"/>
       <w:r>
         <w:rPr>
           <w:spacing w:val="-3"/>
@@ -6186,24 +6506,33 @@
       <w:r>
         <w:t xml:space="preserve">1. School detection was run on a 3x3 dilation filter for </w:t>
       </w:r>
-      <w:ins w:id="109" w:author="Anthony Cossio" w:date="2025-04-01T16:23:00Z">
+      <w:ins w:id="138" w:author="Anthony Cossio" w:date="2025-04-01T16:23:00Z">
         <w:r>
           <w:t>th</w:t>
         </w:r>
       </w:ins>
-      <w:ins w:id="110" w:author="Anthony Cossio" w:date="2025-04-01T16:24:00Z">
+      <w:ins w:id="139" w:author="Anthony Cossio" w:date="2025-04-01T16:24:00Z">
         <w:r>
           <w:t xml:space="preserve">e 120 kHz and the detection regions were applied to </w:t>
         </w:r>
       </w:ins>
       <w:r>
-        <w:t>each narrow band frequency (70 kHz and 120 kHz) using a -75 dB threshold. A mask was then placed over the data that was not classified as a school and was considered empty water. The detected school</w:t>
-      </w:r>
-      <w:ins w:id="111" w:author="Anthony Cossio" w:date="2025-04-02T08:24:00Z">
+        <w:t xml:space="preserve">each narrow band frequency (70 kHz and 120 kHz) using a -75 dB threshold. A mask was then </w:t>
+      </w:r>
+      <w:r>
+        <w:lastRenderedPageBreak/>
+        <w:t xml:space="preserve">placed over the data that was not classified as a school and was considered empty water. The detected </w:t>
+      </w:r>
+      <w:proofErr w:type="gramStart"/>
+      <w:r>
+        <w:t>school</w:t>
+      </w:r>
+      <w:ins w:id="140" w:author="Anthony Cossio" w:date="2025-04-02T08:24:00Z">
         <w:r>
           <w:t>s</w:t>
         </w:r>
       </w:ins>
+      <w:proofErr w:type="gramEnd"/>
       <w:r>
         <w:t xml:space="preserve"> data was also integrated in 5m by 5m bins</w:t>
       </w:r>
@@ -6249,8 +6578,8 @@
         </w:rPr>
         <w:t xml:space="preserve"> </w:t>
       </w:r>
-      <w:moveFromRangeStart w:id="112" w:author="Anthony Cossio" w:date="2025-04-01T16:23:00Z" w:name="move194417026"/>
-      <w:moveFrom w:id="113" w:author="Anthony Cossio" w:date="2025-04-01T16:23:00Z">
+      <w:moveFromRangeStart w:id="141" w:author="Anthony Cossio" w:date="2025-04-01T16:23:00Z" w:name="move194417026"/>
+      <w:moveFrom w:id="142" w:author="Anthony Cossio" w:date="2025-04-01T16:23:00Z">
         <w:r>
           <w:t>Cleaned</w:t>
         </w:r>
@@ -6279,7 +6608,6 @@
           <w:t xml:space="preserve"> </w:t>
         </w:r>
         <w:r>
-          <w:lastRenderedPageBreak/>
           <w:t>then</w:t>
         </w:r>
         <w:r>
@@ -6391,13 +6719,13 @@
           <w:t>) from 10m from the surface until the bottom of the dive.</w:t>
         </w:r>
       </w:moveFrom>
-      <w:moveFromRangeEnd w:id="112"/>
+      <w:moveFromRangeEnd w:id="141"/>
     </w:p>
     <w:p>
       <w:pPr>
         <w:spacing w:line="259" w:lineRule="auto"/>
         <w:rPr>
-          <w:del w:id="114" w:author="Anthony Cossio" w:date="2025-05-09T15:04:00Z"/>
+          <w:del w:id="143" w:author="Anthony Cossio" w:date="2025-05-09T15:04:00Z"/>
         </w:rPr>
         <w:sectPr>
           <w:pgSz w:w="12240" w:h="15840"/>
@@ -6467,8 +6795,13 @@
         </w:rPr>
         <w:t xml:space="preserve"> </w:t>
       </w:r>
-      <w:r>
-        <w:t>Echoview,</w:t>
+      <w:proofErr w:type="spellStart"/>
+      <w:r>
+        <w:t>Echoview</w:t>
+      </w:r>
+      <w:proofErr w:type="spellEnd"/>
+      <w:r>
+        <w:t>,</w:t>
       </w:r>
       <w:r>
         <w:rPr>
@@ -6512,9 +6845,11 @@
         </w:rPr>
         <w:t xml:space="preserve"> </w:t>
       </w:r>
+      <w:proofErr w:type="spellStart"/>
       <w:r>
         <w:t>Matlab</w:t>
       </w:r>
+      <w:proofErr w:type="spellEnd"/>
       <w:r>
         <w:rPr>
           <w:spacing w:val="-3"/>
@@ -6548,6 +6883,7 @@
         </w:rPr>
         <w:t xml:space="preserve"> </w:t>
       </w:r>
+      <w:proofErr w:type="gramStart"/>
       <w:r>
         <w:t>all</w:t>
       </w:r>
@@ -6558,7 +6894,11 @@
         <w:t xml:space="preserve"> </w:t>
       </w:r>
       <w:r>
-        <w:t>echo energy</w:t>
+        <w:t>echo</w:t>
+      </w:r>
+      <w:proofErr w:type="gramEnd"/>
+      <w:r>
+        <w:t xml:space="preserve"> energy</w:t>
       </w:r>
       <w:r>
         <w:rPr>
@@ -6888,7 +7228,15 @@
         <w:ind w:left="100" w:right="153"/>
       </w:pPr>
       <w:r>
-        <w:t>The processing of ABC to density requires a few steps. The ABC values of 5m x 5m bins for each dive profile is first integrated to the surface. The integrated ABCs are then multiplied by the conversion factor from the krill length frequencies in order to get a density (</w:t>
+        <w:t xml:space="preserve">The processing of ABC to density requires a few steps. The ABC values of 5m x 5m bins for each dive profile is first integrated </w:t>
+      </w:r>
+      <w:ins w:id="144" w:author="Anthony Cossio" w:date="2025-05-22T15:15:00Z">
+        <w:r>
+          <w:t xml:space="preserve">from 250m </w:t>
+        </w:r>
+      </w:ins>
+      <w:r>
+        <w:t>to the surface. The integrated ABCs are then multiplied by the conversion factor from the krill length frequencies in order to get a density (</w:t>
       </w:r>
       <w:r>
         <w:rPr>
@@ -7222,12 +7570,12 @@
       <w:r>
         <w:t>0.</w:t>
       </w:r>
-      <w:ins w:id="115" w:author="Anthony Cossio" w:date="2025-04-02T08:25:00Z">
+      <w:ins w:id="145" w:author="Anthony Cossio" w:date="2025-04-02T08:25:00Z">
         <w:r>
           <w:t>2</w:t>
         </w:r>
       </w:ins>
-      <w:del w:id="116" w:author="Anthony Cossio" w:date="2025-04-02T08:25:00Z">
+      <w:del w:id="146" w:author="Anthony Cossio" w:date="2025-04-02T08:25:00Z">
         <w:r>
           <w:delText>1</w:delText>
         </w:r>
@@ -7420,7 +7768,21 @@
         <w:rPr>
           <w:color w:val="212121"/>
         </w:rPr>
-        <w:t>Because there were no concomitant net surveys in the region from which to generate a length frequency distribution, we used krill obtained from diets of penguins (Reid and Brierley 2001; Miller and Trivelpiece 2007). Length frequency data of Antarctic krill were collected from breeding gentoo penguins at Llano Point, King George Island, Antarctica, during January 2024. Penguins often spill small boluses of krill on the ground while feeding chicks. These fresh boluses were collected opportunistically from throughout the colony and immediately sorted to identify intact, whole individuals.</w:t>
+        <w:t xml:space="preserve">Because there were no concomitant net surveys in the region from which to generate a length frequency distribution, we used krill obtained from diets of penguins (Reid and Brierley 2001; Miller and </w:t>
+      </w:r>
+      <w:proofErr w:type="spellStart"/>
+      <w:r>
+        <w:rPr>
+          <w:color w:val="212121"/>
+        </w:rPr>
+        <w:t>Trivelpiece</w:t>
+      </w:r>
+      <w:proofErr w:type="spellEnd"/>
+      <w:r>
+        <w:rPr>
+          <w:color w:val="212121"/>
+        </w:rPr>
+        <w:t xml:space="preserve"> 2007). Length frequency data of Antarctic krill were collected from breeding gentoo penguins at Llano Point, King George Island, Antarctica, during January 2024. Penguins often spill small boluses of krill on the ground while feeding chicks. These fresh boluses were collected opportunistically from throughout the colony and immediately sorted to identify intact, whole individuals.</w:t>
       </w:r>
       <w:r>
         <w:rPr>
@@ -7711,9 +8073,37 @@
         <w:rPr>
           <w:color w:val="212121"/>
         </w:rPr>
-        <w:t>Both gliders covered about the same number of dives in the surveyed area of Bransfield Strait, with just a couple of differences. AMLR03 completed 579 total dives that generated 321 profiles</w:t>
-      </w:r>
-      <w:ins w:id="117" w:author="Anthony Cossio" w:date="2025-05-09T15:10:00Z">
+        <w:t xml:space="preserve">Both gliders covered about the same number of dives in the surveyed area of Bransfield Strait, with just a couple of differences. AMLR03 completed </w:t>
+      </w:r>
+      <w:del w:id="147" w:author="Anthony Cossio" w:date="2025-05-22T14:28:00Z">
+        <w:r>
+          <w:rPr>
+            <w:color w:val="212121"/>
+          </w:rPr>
+          <w:delText xml:space="preserve">579 </w:delText>
+        </w:r>
+      </w:del>
+      <w:ins w:id="148" w:author="Anthony Cossio" w:date="2025-05-22T14:28:00Z">
+        <w:r>
+          <w:rPr>
+            <w:color w:val="212121"/>
+          </w:rPr>
+          <w:t>561</w:t>
+        </w:r>
+        <w:r>
+          <w:rPr>
+            <w:color w:val="212121"/>
+          </w:rPr>
+          <w:t xml:space="preserve"> </w:t>
+        </w:r>
+      </w:ins>
+      <w:r>
+        <w:rPr>
+          <w:color w:val="212121"/>
+        </w:rPr>
+        <w:t>total dives that generated 321 profiles</w:t>
+      </w:r>
+      <w:ins w:id="149" w:author="Anthony Cossio" w:date="2025-05-09T15:10:00Z">
         <w:r>
           <w:rPr>
             <w:color w:val="212121"/>
@@ -8010,7 +8400,7 @@
         <w:lastRenderedPageBreak/>
         <w:t xml:space="preserve">There </w:t>
       </w:r>
-      <w:del w:id="118" w:author="Anthony Cossio" w:date="2025-05-09T15:23:00Z">
+      <w:del w:id="150" w:author="Anthony Cossio" w:date="2025-05-09T15:23:00Z">
         <w:r>
           <w:rPr>
             <w:color w:val="212121"/>
@@ -8018,15 +8408,15 @@
           <w:delText xml:space="preserve">were </w:delText>
         </w:r>
       </w:del>
-      <w:ins w:id="119" w:author="Anthony Cossio" w:date="2025-05-09T15:23:00Z">
-        <w:r>
-          <w:rPr>
-            <w:color w:val="212121"/>
-          </w:rPr>
-          <w:t xml:space="preserve">were minimal </w:t>
+      <w:ins w:id="151" w:author="Anthony Cossio" w:date="2025-05-09T15:23:00Z">
+        <w:r>
+          <w:rPr>
+            <w:color w:val="212121"/>
+          </w:rPr>
+          <w:t xml:space="preserve">were </w:t>
         </w:r>
       </w:ins>
-      <w:del w:id="120" w:author="Anthony Cossio" w:date="2025-05-09T15:23:00Z">
+      <w:del w:id="152" w:author="Anthony Cossio" w:date="2025-05-09T15:23:00Z">
         <w:r>
           <w:rPr>
             <w:color w:val="212121"/>
@@ -8038,9 +8428,37 @@
         <w:rPr>
           <w:color w:val="212121"/>
         </w:rPr>
-        <w:t xml:space="preserve"> differences in biomass density estimates between the two frequencies used and between the two gliders when using all echo energy data (Table 3). </w:t>
-      </w:r>
-      <w:del w:id="121" w:author="Anthony Cossio" w:date="2025-05-09T15:24:00Z">
+        <w:t xml:space="preserve"> differences in biomass density estimates between the two frequencies used and between the two gliders when using all echo energy data </w:t>
+      </w:r>
+      <w:ins w:id="153" w:author="Anthony Cossio" w:date="2025-05-22T14:47:00Z">
+        <w:r>
+          <w:rPr>
+            <w:color w:val="212121"/>
+          </w:rPr>
+          <w:t xml:space="preserve">in the survey </w:t>
+        </w:r>
+        <w:proofErr w:type="gramStart"/>
+        <w:r>
+          <w:rPr>
+            <w:color w:val="212121"/>
+          </w:rPr>
+          <w:t>area</w:t>
+        </w:r>
+      </w:ins>
+      <w:r>
+        <w:rPr>
+          <w:color w:val="212121"/>
+        </w:rPr>
+        <w:t>(</w:t>
+      </w:r>
+      <w:proofErr w:type="gramEnd"/>
+      <w:r>
+        <w:rPr>
+          <w:color w:val="212121"/>
+        </w:rPr>
+        <w:t xml:space="preserve">Table 3). </w:t>
+      </w:r>
+      <w:del w:id="154" w:author="Anthony Cossio" w:date="2025-05-09T15:24:00Z">
         <w:r>
           <w:rPr>
             <w:color w:val="212121"/>
@@ -8100,14 +8518,156 @@
           <w:delText>AMLR04</w:delText>
         </w:r>
       </w:del>
-      <w:ins w:id="122" w:author="Anthony Cossio" w:date="2025-05-09T15:24:00Z">
-        <w:r>
-          <w:rPr>
-            <w:color w:val="212121"/>
-          </w:rPr>
-          <w:t>The densities of both gliders using the 70 kHz was within one gram</w:t>
+      <w:ins w:id="155" w:author="Anthony Cossio" w:date="2025-05-09T15:24:00Z">
+        <w:r>
+          <w:rPr>
+            <w:color w:val="212121"/>
+          </w:rPr>
+          <w:t xml:space="preserve">The </w:t>
         </w:r>
       </w:ins>
+      <w:ins w:id="156" w:author="Anthony Cossio" w:date="2025-05-22T14:41:00Z">
+        <w:r>
+          <w:rPr>
+            <w:color w:val="212121"/>
+          </w:rPr>
+          <w:t xml:space="preserve">estimated </w:t>
+        </w:r>
+      </w:ins>
+      <w:ins w:id="157" w:author="Anthony Cossio" w:date="2025-05-22T14:42:00Z">
+        <w:r>
+          <w:rPr>
+            <w:color w:val="212121"/>
+          </w:rPr>
+          <w:t xml:space="preserve">krill </w:t>
+        </w:r>
+      </w:ins>
+      <w:ins w:id="158" w:author="Anthony Cossio" w:date="2025-05-09T15:24:00Z">
+        <w:r>
+          <w:rPr>
+            <w:color w:val="212121"/>
+          </w:rPr>
+          <w:t xml:space="preserve">densities </w:t>
+        </w:r>
+      </w:ins>
+      <w:ins w:id="159" w:author="Anthony Cossio" w:date="2025-05-22T14:41:00Z">
+        <w:r>
+          <w:rPr>
+            <w:color w:val="212121"/>
+          </w:rPr>
+          <w:t>from AMLR03</w:t>
+        </w:r>
+        <w:r>
+          <w:rPr>
+            <w:color w:val="212121"/>
+          </w:rPr>
+          <w:t xml:space="preserve"> sur</w:t>
+        </w:r>
+      </w:ins>
+      <w:ins w:id="160" w:author="Anthony Cossio" w:date="2025-05-22T14:30:00Z">
+        <w:r>
+          <w:rPr>
+            <w:color w:val="212121"/>
+          </w:rPr>
+          <w:t xml:space="preserve">vey area </w:t>
+        </w:r>
+      </w:ins>
+      <w:ins w:id="161" w:author="Anthony Cossio" w:date="2025-05-22T14:59:00Z">
+        <w:r>
+          <w:rPr>
+            <w:color w:val="212121"/>
+          </w:rPr>
+          <w:t>were</w:t>
+        </w:r>
+      </w:ins>
+      <w:ins w:id="162" w:author="Anthony Cossio" w:date="2025-05-22T14:32:00Z">
+        <w:r>
+          <w:rPr>
+            <w:color w:val="212121"/>
+          </w:rPr>
+          <w:t xml:space="preserve"> </w:t>
+        </w:r>
+      </w:ins>
+      <w:ins w:id="163" w:author="Anthony Cossio" w:date="2025-05-22T14:46:00Z">
+        <w:r>
+          <w:rPr>
+            <w:color w:val="212121"/>
+          </w:rPr>
+          <w:t>10</w:t>
+        </w:r>
+      </w:ins>
+      <w:ins w:id="164" w:author="Anthony Cossio" w:date="2025-05-22T14:32:00Z">
+        <w:r>
+          <w:rPr>
+            <w:color w:val="212121"/>
+          </w:rPr>
+          <w:t xml:space="preserve"> </w:t>
+        </w:r>
+        <w:r>
+          <w:rPr>
+            <w:color w:val="212121"/>
+          </w:rPr>
+          <w:t>g m</w:t>
+        </w:r>
+        <w:r>
+          <w:rPr>
+            <w:color w:val="212121"/>
+            <w:vertAlign w:val="superscript"/>
+          </w:rPr>
+          <w:t>-2</w:t>
+        </w:r>
+      </w:ins>
+      <w:ins w:id="165" w:author="Anthony Cossio" w:date="2025-05-22T14:46:00Z">
+        <w:r>
+          <w:rPr>
+            <w:color w:val="212121"/>
+            <w:vertAlign w:val="superscript"/>
+          </w:rPr>
+          <w:t xml:space="preserve"> </w:t>
+        </w:r>
+        <w:r>
+          <w:rPr>
+            <w:color w:val="212121"/>
+          </w:rPr>
+          <w:t>between the two frequencies</w:t>
+        </w:r>
+      </w:ins>
+      <w:ins w:id="166" w:author="Anthony Cossio" w:date="2025-05-22T15:13:00Z">
+        <w:r>
+          <w:rPr>
+            <w:color w:val="212121"/>
+          </w:rPr>
+          <w:t xml:space="preserve"> while AMLR04 had a difference of 2 </w:t>
+        </w:r>
+      </w:ins>
+      <w:ins w:id="167" w:author="Anthony Cossio" w:date="2025-05-22T15:14:00Z">
+        <w:r>
+          <w:rPr>
+            <w:color w:val="212121"/>
+          </w:rPr>
+          <w:t>g m</w:t>
+        </w:r>
+        <w:r>
+          <w:rPr>
+            <w:color w:val="212121"/>
+            <w:vertAlign w:val="superscript"/>
+          </w:rPr>
+          <w:t>-2</w:t>
+        </w:r>
+        <w:r>
+          <w:rPr>
+            <w:color w:val="212121"/>
+            <w:vertAlign w:val="superscript"/>
+          </w:rPr>
+          <w:t xml:space="preserve"> </w:t>
+        </w:r>
+        <w:r>
+          <w:rPr>
+            <w:color w:val="212121"/>
+          </w:rPr>
+          <w:t>between the two frequencies</w:t>
+        </w:r>
+      </w:ins>
       <w:r>
         <w:rPr>
           <w:color w:val="212121"/>
@@ -8160,7 +8720,7 @@
         </w:rPr>
         <w:t xml:space="preserve"> </w:t>
       </w:r>
-      <w:del w:id="123" w:author="Anthony Cossio" w:date="2025-05-09T15:21:00Z">
+      <w:del w:id="168" w:author="Anthony Cossio" w:date="2025-05-09T15:21:00Z">
         <w:r>
           <w:rPr>
             <w:color w:val="212121"/>
@@ -8168,12 +8728,12 @@
           <w:delText>93.64</w:delText>
         </w:r>
       </w:del>
-      <w:ins w:id="124" w:author="Anthony Cossio" w:date="2025-05-09T15:21:00Z">
-        <w:r>
-          <w:rPr>
-            <w:color w:val="212121"/>
-          </w:rPr>
-          <w:t>44.76</w:t>
+      <w:ins w:id="169" w:author="Anthony Cossio" w:date="2025-05-22T14:33:00Z">
+        <w:r>
+          <w:rPr>
+            <w:color w:val="212121"/>
+          </w:rPr>
+          <w:t>48.37</w:t>
         </w:r>
       </w:ins>
       <w:r>
@@ -8209,7 +8769,7 @@
         </w:rPr>
         <w:t xml:space="preserve">(SD </w:t>
       </w:r>
-      <w:del w:id="125" w:author="Anthony Cossio" w:date="2025-05-09T15:21:00Z">
+      <w:del w:id="170" w:author="Anthony Cossio" w:date="2025-05-09T15:21:00Z">
         <w:r>
           <w:rPr>
             <w:color w:val="212121"/>
@@ -8217,12 +8777,12 @@
           <w:delText>204.04</w:delText>
         </w:r>
       </w:del>
-      <w:ins w:id="126" w:author="Anthony Cossio" w:date="2025-05-09T15:21:00Z">
-        <w:r>
-          <w:rPr>
-            <w:color w:val="212121"/>
-          </w:rPr>
-          <w:t>97.44</w:t>
+      <w:ins w:id="171" w:author="Anthony Cossio" w:date="2025-05-22T14:33:00Z">
+        <w:r>
+          <w:rPr>
+            <w:color w:val="212121"/>
+          </w:rPr>
+          <w:t>106.77</w:t>
         </w:r>
       </w:ins>
       <w:r>
@@ -8270,7 +8830,7 @@
         </w:rPr>
         <w:t xml:space="preserve">estimated a density of </w:t>
       </w:r>
-      <w:del w:id="127" w:author="Anthony Cossio" w:date="2025-05-09T15:21:00Z">
+      <w:del w:id="172" w:author="Anthony Cossio" w:date="2025-05-09T15:21:00Z">
         <w:r>
           <w:rPr>
             <w:color w:val="212121"/>
@@ -8278,12 +8838,12 @@
           <w:delText>151.29</w:delText>
         </w:r>
       </w:del>
-      <w:ins w:id="128" w:author="Anthony Cossio" w:date="2025-05-09T15:21:00Z">
-        <w:r>
-          <w:rPr>
-            <w:color w:val="212121"/>
-          </w:rPr>
-          <w:t>35.66</w:t>
+      <w:ins w:id="173" w:author="Anthony Cossio" w:date="2025-05-22T14:33:00Z">
+        <w:r>
+          <w:rPr>
+            <w:color w:val="212121"/>
+          </w:rPr>
+          <w:t>38.22</w:t>
         </w:r>
       </w:ins>
       <w:r>
@@ -8312,7 +8872,7 @@
         </w:rPr>
         <w:t xml:space="preserve"> </w:t>
       </w:r>
-      <w:del w:id="129" w:author="Anthony Cossio" w:date="2025-05-09T15:22:00Z">
+      <w:del w:id="174" w:author="Anthony Cossio" w:date="2025-05-09T15:22:00Z">
         <w:r>
           <w:rPr>
             <w:color w:val="212121"/>
@@ -8320,14 +8880,22 @@
           <w:delText>337.26</w:delText>
         </w:r>
       </w:del>
-      <w:ins w:id="130" w:author="Anthony Cossio" w:date="2025-05-09T15:22:00Z">
-        <w:r>
-          <w:rPr>
-            <w:color w:val="212121"/>
-          </w:rPr>
-          <w:t>79.43</w:t>
+      <w:ins w:id="175" w:author="Anthony Cossio" w:date="2025-05-22T14:33:00Z">
+        <w:r>
+          <w:rPr>
+            <w:color w:val="212121"/>
+          </w:rPr>
+          <w:t>85.</w:t>
         </w:r>
       </w:ins>
+      <w:ins w:id="176" w:author="Anthony Cossio" w:date="2025-05-22T14:34:00Z">
+        <w:r>
+          <w:rPr>
+            <w:color w:val="212121"/>
+          </w:rPr>
+          <w:t>64</w:t>
+        </w:r>
+      </w:ins>
       <w:r>
         <w:rPr>
           <w:color w:val="212121"/>
@@ -8543,7 +9111,7 @@
         </w:rPr>
         <w:t xml:space="preserve"> </w:t>
       </w:r>
-      <w:del w:id="131" w:author="Anthony Cossio" w:date="2025-05-09T15:22:00Z">
+      <w:del w:id="177" w:author="Anthony Cossio" w:date="2025-05-09T15:22:00Z">
         <w:r>
           <w:rPr>
             <w:color w:val="212121"/>
@@ -8551,14 +9119,22 @@
           <w:delText>77.32</w:delText>
         </w:r>
       </w:del>
-      <w:ins w:id="132" w:author="Anthony Cossio" w:date="2025-05-09T15:22:00Z">
-        <w:r>
-          <w:rPr>
-            <w:color w:val="212121"/>
-          </w:rPr>
-          <w:t>44.15</w:t>
+      <w:ins w:id="178" w:author="Anthony Cossio" w:date="2025-05-22T14:59:00Z">
+        <w:r>
+          <w:rPr>
+            <w:color w:val="212121"/>
+          </w:rPr>
+          <w:t>43</w:t>
         </w:r>
       </w:ins>
+      <w:ins w:id="179" w:author="Anthony Cossio" w:date="2025-05-22T15:00:00Z">
+        <w:r>
+          <w:rPr>
+            <w:color w:val="212121"/>
+          </w:rPr>
+          <w:t>.33</w:t>
+        </w:r>
+      </w:ins>
       <w:r>
         <w:rPr>
           <w:color w:val="212121"/>
@@ -8598,7 +9174,7 @@
         </w:rPr>
         <w:t xml:space="preserve"> (SD </w:t>
       </w:r>
-      <w:del w:id="133" w:author="Anthony Cossio" w:date="2025-05-09T15:22:00Z">
+      <w:del w:id="180" w:author="Anthony Cossio" w:date="2025-05-09T15:22:00Z">
         <w:r>
           <w:rPr>
             <w:color w:val="212121"/>
@@ -8606,14 +9182,22 @@
           <w:delText>205.97</w:delText>
         </w:r>
       </w:del>
-      <w:ins w:id="134" w:author="Anthony Cossio" w:date="2025-05-09T15:22:00Z">
-        <w:r>
-          <w:rPr>
-            <w:color w:val="212121"/>
-          </w:rPr>
-          <w:t>117.42</w:t>
+      <w:ins w:id="181" w:author="Anthony Cossio" w:date="2025-05-09T15:22:00Z">
+        <w:r>
+          <w:rPr>
+            <w:color w:val="212121"/>
+          </w:rPr>
+          <w:t>117.</w:t>
         </w:r>
       </w:ins>
+      <w:ins w:id="182" w:author="Anthony Cossio" w:date="2025-05-22T15:00:00Z">
+        <w:r>
+          <w:rPr>
+            <w:color w:val="212121"/>
+          </w:rPr>
+          <w:t>38</w:t>
+        </w:r>
+      </w:ins>
       <w:r>
         <w:rPr>
           <w:color w:val="212121"/>
@@ -8633,7 +9217,7 @@
         </w:rPr>
         <w:t xml:space="preserve">) and </w:t>
       </w:r>
-      <w:del w:id="135" w:author="Anthony Cossio" w:date="2025-05-09T15:22:00Z">
+      <w:del w:id="183" w:author="Anthony Cossio" w:date="2025-05-09T15:22:00Z">
         <w:r>
           <w:rPr>
             <w:color w:val="212121"/>
@@ -8641,14 +9225,22 @@
           <w:delText>97.16</w:delText>
         </w:r>
       </w:del>
-      <w:ins w:id="136" w:author="Anthony Cossio" w:date="2025-05-09T15:22:00Z">
-        <w:r>
-          <w:rPr>
-            <w:color w:val="212121"/>
-          </w:rPr>
-          <w:t>41.84</w:t>
+      <w:ins w:id="184" w:author="Anthony Cossio" w:date="2025-05-09T15:22:00Z">
+        <w:r>
+          <w:rPr>
+            <w:color w:val="212121"/>
+          </w:rPr>
+          <w:t>41.</w:t>
         </w:r>
       </w:ins>
+      <w:ins w:id="185" w:author="Anthony Cossio" w:date="2025-05-22T15:00:00Z">
+        <w:r>
+          <w:rPr>
+            <w:color w:val="212121"/>
+          </w:rPr>
+          <w:t>67</w:t>
+        </w:r>
+      </w:ins>
       <w:r>
         <w:rPr>
           <w:color w:val="212121"/>
@@ -8668,7 +9260,7 @@
         </w:rPr>
         <w:t xml:space="preserve"> (SD </w:t>
       </w:r>
-      <w:del w:id="137" w:author="Anthony Cossio" w:date="2025-05-09T15:22:00Z">
+      <w:del w:id="186" w:author="Anthony Cossio" w:date="2025-05-09T15:22:00Z">
         <w:r>
           <w:rPr>
             <w:color w:val="212121"/>
@@ -8676,12 +9268,20 @@
           <w:delText>303.75</w:delText>
         </w:r>
       </w:del>
-      <w:ins w:id="138" w:author="Anthony Cossio" w:date="2025-05-09T15:22:00Z">
-        <w:r>
-          <w:rPr>
-            <w:color w:val="212121"/>
-          </w:rPr>
-          <w:t>130.77</w:t>
+      <w:ins w:id="187" w:author="Anthony Cossio" w:date="2025-05-09T15:22:00Z">
+        <w:r>
+          <w:rPr>
+            <w:color w:val="212121"/>
+          </w:rPr>
+          <w:t>130.7</w:t>
+        </w:r>
+      </w:ins>
+      <w:ins w:id="188" w:author="Anthony Cossio" w:date="2025-05-22T15:00:00Z">
+        <w:r>
+          <w:rPr>
+            <w:color w:val="212121"/>
+          </w:rPr>
+          <w:t>8</w:t>
         </w:r>
       </w:ins>
       <w:r>
@@ -8714,9 +9314,30 @@
         <w:rPr>
           <w:color w:val="212121"/>
         </w:rPr>
-        <w:t>Using the schools method, similar differences in biomass density were observed (Table 4), and interestingly,</w:t>
-      </w:r>
-      <w:del w:id="139" w:author="Anthony Cossio" w:date="2025-05-09T15:26:00Z">
+        <w:t xml:space="preserve">Using the </w:t>
+      </w:r>
+      <w:proofErr w:type="gramStart"/>
+      <w:r>
+        <w:rPr>
+          <w:color w:val="212121"/>
+        </w:rPr>
+        <w:t>schools</w:t>
+      </w:r>
+      <w:proofErr w:type="gramEnd"/>
+      <w:r>
+        <w:rPr>
+          <w:color w:val="212121"/>
+        </w:rPr>
+        <w:t xml:space="preserve"> method, similar differences in biomass density were observed (Table 4), and </w:t>
+      </w:r>
+      <w:proofErr w:type="spellStart"/>
+      <w:r>
+        <w:rPr>
+          <w:color w:val="212121"/>
+        </w:rPr>
+        <w:t>interestingly,</w:t>
+      </w:r>
+      <w:del w:id="189" w:author="Anthony Cossio" w:date="2025-05-09T15:26:00Z">
         <w:r>
           <w:rPr>
             <w:color w:val="212121"/>
@@ -8728,49 +9349,349 @@
         <w:rPr>
           <w:color w:val="212121"/>
         </w:rPr>
-        <w:t xml:space="preserve">large differences in the number of schools were detected. </w:t>
-      </w:r>
-      <w:ins w:id="140" w:author="Anthony Cossio" w:date="2025-05-09T15:27:00Z">
-        <w:r>
-          <w:rPr>
-            <w:color w:val="212121"/>
-          </w:rPr>
-          <w:t xml:space="preserve">AMLR03 detected 710 schools while AMLR04 detected 582. </w:t>
+        <w:t>large</w:t>
+      </w:r>
+      <w:proofErr w:type="spellEnd"/>
+      <w:r>
+        <w:rPr>
+          <w:color w:val="212121"/>
+        </w:rPr>
+        <w:t xml:space="preserve"> differences in the number of schools were detected. </w:t>
+      </w:r>
+      <w:ins w:id="190" w:author="Anthony Cossio" w:date="2025-05-09T15:27:00Z">
+        <w:r>
+          <w:rPr>
+            <w:color w:val="212121"/>
+          </w:rPr>
+          <w:t xml:space="preserve">AMLR03 detected </w:t>
         </w:r>
       </w:ins>
-      <w:ins w:id="141" w:author="Anthony Cossio" w:date="2025-05-09T15:28:00Z">
-        <w:r>
-          <w:rPr>
-            <w:color w:val="212121"/>
-          </w:rPr>
-          <w:t xml:space="preserve">The densities between the gliders were within 10% </w:t>
+      <w:ins w:id="191" w:author="Anthony Cossio" w:date="2025-05-22T15:30:00Z">
+        <w:r>
+          <w:rPr>
+            <w:color w:val="212121"/>
+          </w:rPr>
+          <w:t>635</w:t>
         </w:r>
       </w:ins>
-      <w:ins w:id="142" w:author="Anthony Cossio" w:date="2025-05-09T15:29:00Z">
-        <w:r>
-          <w:rPr>
-            <w:color w:val="212121"/>
-          </w:rPr>
-          <w:t xml:space="preserve">(3 grams) </w:t>
+      <w:ins w:id="192" w:author="Anthony Cossio" w:date="2025-05-09T15:27:00Z">
+        <w:r>
+          <w:rPr>
+            <w:color w:val="212121"/>
+          </w:rPr>
+          <w:t xml:space="preserve"> schools while AMLR04 detected </w:t>
         </w:r>
       </w:ins>
-      <w:ins w:id="143" w:author="Anthony Cossio" w:date="2025-05-09T15:28:00Z">
-        <w:r>
-          <w:rPr>
-            <w:color w:val="212121"/>
-          </w:rPr>
-          <w:t>for both the 70 kHz and the 120 kH</w:t>
+      <w:ins w:id="193" w:author="Anthony Cossio" w:date="2025-05-22T15:30:00Z">
+        <w:r>
+          <w:rPr>
+            <w:color w:val="212121"/>
+          </w:rPr>
+          <w:t>515 in the upper 250 m</w:t>
         </w:r>
       </w:ins>
-      <w:ins w:id="144" w:author="Anthony Cossio" w:date="2025-05-09T15:29:00Z">
-        <w:r>
-          <w:rPr>
-            <w:color w:val="212121"/>
-          </w:rPr>
-          <w:t xml:space="preserve">z. </w:t>
+      <w:ins w:id="194" w:author="Anthony Cossio" w:date="2025-05-09T15:27:00Z">
+        <w:r>
+          <w:rPr>
+            <w:color w:val="212121"/>
+          </w:rPr>
+          <w:t xml:space="preserve">. </w:t>
         </w:r>
       </w:ins>
-      <w:del w:id="145" w:author="Anthony Cossio" w:date="2025-05-09T15:27:00Z">
+      <w:ins w:id="195" w:author="Anthony Cossio" w:date="2025-05-09T15:28:00Z">
+        <w:r>
+          <w:rPr>
+            <w:color w:val="212121"/>
+          </w:rPr>
+          <w:t xml:space="preserve">The densities between the gliders were </w:t>
+        </w:r>
+      </w:ins>
+      <w:ins w:id="196" w:author="Anthony Cossio" w:date="2025-05-22T15:31:00Z">
+        <w:r>
+          <w:rPr>
+            <w:color w:val="212121"/>
+          </w:rPr>
+          <w:t xml:space="preserve">similar to the </w:t>
+        </w:r>
+        <w:proofErr w:type="gramStart"/>
+        <w:r>
+          <w:rPr>
+            <w:color w:val="212121"/>
+          </w:rPr>
+          <w:t>all echo</w:t>
+        </w:r>
+        <w:proofErr w:type="gramEnd"/>
+        <w:r>
+          <w:rPr>
+            <w:color w:val="212121"/>
+          </w:rPr>
+          <w:t xml:space="preserve"> energy</w:t>
+        </w:r>
+      </w:ins>
+      <w:ins w:id="197" w:author="Anthony Cossio" w:date="2025-05-22T15:32:00Z">
+        <w:r>
+          <w:rPr>
+            <w:color w:val="212121"/>
+          </w:rPr>
+          <w:t xml:space="preserve"> data. AMLR03 had a density of 41.89</w:t>
+        </w:r>
+      </w:ins>
+      <w:ins w:id="198" w:author="Anthony Cossio" w:date="2025-05-22T15:34:00Z">
+        <w:r>
+          <w:rPr>
+            <w:color w:val="212121"/>
+          </w:rPr>
+          <w:t xml:space="preserve"> </w:t>
+        </w:r>
+        <w:r>
+          <w:rPr>
+            <w:color w:val="212121"/>
+          </w:rPr>
+          <w:t>g m</w:t>
+        </w:r>
+        <w:r>
+          <w:rPr>
+            <w:color w:val="212121"/>
+            <w:vertAlign w:val="superscript"/>
+          </w:rPr>
+          <w:t>-2</w:t>
+        </w:r>
+      </w:ins>
+      <w:ins w:id="199" w:author="Anthony Cossio" w:date="2025-05-22T15:32:00Z">
+        <w:r>
+          <w:rPr>
+            <w:color w:val="212121"/>
+          </w:rPr>
+          <w:t xml:space="preserve"> (SD 99.28</w:t>
+        </w:r>
+      </w:ins>
+      <w:ins w:id="200" w:author="Anthony Cossio" w:date="2025-05-22T15:34:00Z">
+        <w:r>
+          <w:rPr>
+            <w:color w:val="212121"/>
+          </w:rPr>
+          <w:t xml:space="preserve"> </w:t>
+        </w:r>
+        <w:r>
+          <w:rPr>
+            <w:color w:val="212121"/>
+          </w:rPr>
+          <w:t>g m</w:t>
+        </w:r>
+        <w:r>
+          <w:rPr>
+            <w:color w:val="212121"/>
+            <w:vertAlign w:val="superscript"/>
+          </w:rPr>
+          <w:t>-2</w:t>
+        </w:r>
+      </w:ins>
+      <w:ins w:id="201" w:author="Anthony Cossio" w:date="2025-05-22T15:32:00Z">
+        <w:r>
+          <w:rPr>
+            <w:color w:val="212121"/>
+          </w:rPr>
+          <w:t>) for the 70 kHz a</w:t>
+        </w:r>
+      </w:ins>
+      <w:ins w:id="202" w:author="Anthony Cossio" w:date="2025-05-22T15:33:00Z">
+        <w:r>
+          <w:rPr>
+            <w:color w:val="212121"/>
+          </w:rPr>
+          <w:t>nd 33.91</w:t>
+        </w:r>
+      </w:ins>
+      <w:ins w:id="203" w:author="Anthony Cossio" w:date="2025-05-22T15:34:00Z">
+        <w:r>
+          <w:rPr>
+            <w:color w:val="212121"/>
+          </w:rPr>
+          <w:t xml:space="preserve"> </w:t>
+        </w:r>
+        <w:r>
+          <w:rPr>
+            <w:color w:val="212121"/>
+          </w:rPr>
+          <w:t>g m</w:t>
+        </w:r>
+        <w:r>
+          <w:rPr>
+            <w:color w:val="212121"/>
+            <w:vertAlign w:val="superscript"/>
+          </w:rPr>
+          <w:t>-2</w:t>
+        </w:r>
+      </w:ins>
+      <w:ins w:id="204" w:author="Anthony Cossio" w:date="2025-05-22T15:33:00Z">
+        <w:r>
+          <w:rPr>
+            <w:color w:val="212121"/>
+          </w:rPr>
+          <w:t xml:space="preserve"> (SD 78.77</w:t>
+        </w:r>
+      </w:ins>
+      <w:ins w:id="205" w:author="Anthony Cossio" w:date="2025-05-22T15:34:00Z">
+        <w:r>
+          <w:rPr>
+            <w:color w:val="212121"/>
+          </w:rPr>
+          <w:t xml:space="preserve"> </w:t>
+        </w:r>
+        <w:r>
+          <w:rPr>
+            <w:color w:val="212121"/>
+          </w:rPr>
+          <w:t>g m</w:t>
+        </w:r>
+        <w:r>
+          <w:rPr>
+            <w:color w:val="212121"/>
+            <w:vertAlign w:val="superscript"/>
+          </w:rPr>
+          <w:t>-2</w:t>
+        </w:r>
+      </w:ins>
+      <w:ins w:id="206" w:author="Anthony Cossio" w:date="2025-05-22T15:33:00Z">
+        <w:r>
+          <w:rPr>
+            <w:color w:val="212121"/>
+          </w:rPr>
+          <w:t xml:space="preserve">) for the 120 kHz. The 70 kHz for AMLR04 density was </w:t>
+        </w:r>
+      </w:ins>
+      <w:ins w:id="207" w:author="Anthony Cossio" w:date="2025-05-22T15:34:00Z">
+        <w:r>
+          <w:rPr>
+            <w:color w:val="212121"/>
+          </w:rPr>
+          <w:t xml:space="preserve">37.62 </w:t>
+        </w:r>
+        <w:r>
+          <w:rPr>
+            <w:color w:val="212121"/>
+          </w:rPr>
+          <w:t>g m</w:t>
+        </w:r>
+        <w:r>
+          <w:rPr>
+            <w:color w:val="212121"/>
+            <w:vertAlign w:val="superscript"/>
+          </w:rPr>
+          <w:t>-2</w:t>
+        </w:r>
+        <w:r>
+          <w:rPr>
+            <w:color w:val="212121"/>
+          </w:rPr>
+          <w:t xml:space="preserve"> (SD 103.22 </w:t>
+        </w:r>
+      </w:ins>
+      <w:ins w:id="208" w:author="Anthony Cossio" w:date="2025-05-22T15:35:00Z">
+        <w:r>
+          <w:rPr>
+            <w:color w:val="212121"/>
+          </w:rPr>
+          <w:t>g m</w:t>
+        </w:r>
+        <w:r>
+          <w:rPr>
+            <w:color w:val="212121"/>
+            <w:vertAlign w:val="superscript"/>
+          </w:rPr>
+          <w:t>-2</w:t>
+        </w:r>
+      </w:ins>
+      <w:ins w:id="209" w:author="Anthony Cossio" w:date="2025-05-22T15:34:00Z">
+        <w:r>
+          <w:rPr>
+            <w:color w:val="212121"/>
+          </w:rPr>
+          <w:t>) and 35.01</w:t>
+        </w:r>
+      </w:ins>
+      <w:ins w:id="210" w:author="Anthony Cossio" w:date="2025-05-22T15:35:00Z">
+        <w:r>
+          <w:rPr>
+            <w:color w:val="212121"/>
+          </w:rPr>
+          <w:t xml:space="preserve"> </w:t>
+        </w:r>
+        <w:r>
+          <w:rPr>
+            <w:color w:val="212121"/>
+          </w:rPr>
+          <w:t>g m</w:t>
+        </w:r>
+        <w:r>
+          <w:rPr>
+            <w:color w:val="212121"/>
+            <w:vertAlign w:val="superscript"/>
+          </w:rPr>
+          <w:t>-2</w:t>
+        </w:r>
+      </w:ins>
+      <w:ins w:id="211" w:author="Anthony Cossio" w:date="2025-05-22T15:34:00Z">
+        <w:r>
+          <w:rPr>
+            <w:color w:val="212121"/>
+          </w:rPr>
+          <w:t xml:space="preserve"> (SD 99.72</w:t>
+        </w:r>
+      </w:ins>
+      <w:ins w:id="212" w:author="Anthony Cossio" w:date="2025-05-22T15:35:00Z">
+        <w:r>
+          <w:rPr>
+            <w:color w:val="212121"/>
+          </w:rPr>
+          <w:t xml:space="preserve"> </w:t>
+        </w:r>
+        <w:r>
+          <w:rPr>
+            <w:color w:val="212121"/>
+          </w:rPr>
+          <w:t>g m</w:t>
+        </w:r>
+        <w:r>
+          <w:rPr>
+            <w:color w:val="212121"/>
+            <w:vertAlign w:val="superscript"/>
+          </w:rPr>
+          <w:t>-</w:t>
+        </w:r>
+      </w:ins>
+      <w:ins w:id="213" w:author="Anthony Cossio" w:date="2025-05-22T15:43:00Z">
+        <w:r>
+          <w:rPr>
+            <w:color w:val="212121"/>
+            <w:vertAlign w:val="superscript"/>
+          </w:rPr>
+          <w:t>2</w:t>
+        </w:r>
+        <w:r>
+          <w:rPr>
+            <w:color w:val="212121"/>
+          </w:rPr>
+          <w:t>)</w:t>
+        </w:r>
+      </w:ins>
+      <w:ins w:id="214" w:author="Anthony Cossio" w:date="2025-05-22T15:34:00Z">
+        <w:r>
+          <w:rPr>
+            <w:color w:val="212121"/>
+          </w:rPr>
+          <w:t xml:space="preserve"> for the 120 kHz. </w:t>
+        </w:r>
+      </w:ins>
+      <w:ins w:id="215" w:author="Anthony Cossio" w:date="2025-05-09T15:29:00Z">
+        <w:r>
+          <w:rPr>
+            <w:color w:val="212121"/>
+          </w:rPr>
+          <w:t xml:space="preserve"> </w:t>
+        </w:r>
+      </w:ins>
+      <w:del w:id="216" w:author="Anthony Cossio" w:date="2025-05-09T15:27:00Z">
         <w:r>
           <w:rPr>
             <w:color w:val="212121"/>
@@ -9142,7 +10063,7 @@
         </w:rPr>
         <w:t xml:space="preserve">were also similar, but had an offset. </w:t>
       </w:r>
-      <w:del w:id="146" w:author="Anthony Cossio" w:date="2025-05-09T15:30:00Z">
+      <w:del w:id="217" w:author="Anthony Cossio" w:date="2025-05-09T15:30:00Z">
         <w:r>
           <w:rPr>
             <w:color w:val="212121"/>
@@ -9157,7 +10078,7 @@
         <w:spacing w:before="160"/>
         <w:ind w:left="100"/>
         <w:rPr>
-          <w:ins w:id="147" w:author="Anthony Cossio" w:date="2025-05-09T15:42:00Z"/>
+          <w:ins w:id="218" w:author="Anthony Cossio" w:date="2025-05-09T15:42:00Z"/>
           <w:color w:val="212121"/>
         </w:rPr>
       </w:pPr>
@@ -9167,7 +10088,7 @@
         </w:rPr>
         <w:t>The calibration applied to the two echosounders were noticeably different</w:t>
       </w:r>
-      <w:ins w:id="148" w:author="Anthony Cossio" w:date="2025-05-09T15:33:00Z">
+      <w:ins w:id="219" w:author="Anthony Cossio" w:date="2025-05-09T15:33:00Z">
         <w:r>
           <w:rPr>
             <w:color w:val="212121"/>
@@ -9214,12 +10135,14 @@
         </w:rPr>
         <w:t xml:space="preserve"> </w:t>
       </w:r>
+      <w:proofErr w:type="spellStart"/>
       <w:r>
         <w:rPr>
           <w:color w:val="212121"/>
         </w:rPr>
         <w:t>Sv</w:t>
       </w:r>
+      <w:proofErr w:type="spellEnd"/>
       <w:r>
         <w:rPr>
           <w:color w:val="212121"/>
@@ -9402,7 +10325,15 @@
         </w:rPr>
         <w:t>below the threshold of -75 for school discrimination.</w:t>
       </w:r>
-      <w:ins w:id="149" w:author="Anthony Cossio" w:date="2025-05-09T15:33:00Z">
+      <w:ins w:id="220" w:author="Anthony Cossio" w:date="2025-05-22T15:49:00Z">
+        <w:r>
+          <w:rPr>
+            <w:color w:val="212121"/>
+          </w:rPr>
+          <w:t xml:space="preserve"> These issues had us recalibrate the echosounders.</w:t>
+        </w:r>
+      </w:ins>
+      <w:ins w:id="221" w:author="Anthony Cossio" w:date="2025-05-09T15:33:00Z">
         <w:r>
           <w:rPr>
             <w:color w:val="212121"/>
@@ -9417,7 +10348,7 @@
         <w:spacing w:before="160"/>
         <w:ind w:left="100"/>
       </w:pPr>
-      <w:ins w:id="150" w:author="Anthony Cossio" w:date="2025-05-09T15:40:00Z">
+      <w:ins w:id="222" w:author="Anthony Cossio" w:date="2025-05-09T15:40:00Z">
         <w:r>
           <w:rPr>
             <w:color w:val="212121"/>
@@ -9425,7 +10356,7 @@
           <w:t xml:space="preserve">Each glider was </w:t>
         </w:r>
       </w:ins>
-      <w:ins w:id="151" w:author="Anthony Cossio" w:date="2025-05-09T15:43:00Z">
+      <w:ins w:id="223" w:author="Anthony Cossio" w:date="2025-05-09T15:43:00Z">
         <w:r>
           <w:rPr>
             <w:color w:val="212121"/>
@@ -9433,15 +10364,31 @@
           <w:t>re</w:t>
         </w:r>
       </w:ins>
-      <w:ins w:id="152" w:author="Anthony Cossio" w:date="2025-05-09T15:40:00Z">
-        <w:r>
-          <w:rPr>
-            <w:color w:val="212121"/>
-          </w:rPr>
-          <w:t xml:space="preserve">calibrated twice in the same day (AMLR03 on </w:t>
+      <w:ins w:id="224" w:author="Anthony Cossio" w:date="2025-05-09T15:40:00Z">
+        <w:r>
+          <w:rPr>
+            <w:color w:val="212121"/>
+          </w:rPr>
+          <w:t xml:space="preserve">calibrated twice </w:t>
         </w:r>
       </w:ins>
-      <w:ins w:id="153" w:author="Anthony Cossio" w:date="2025-05-09T15:41:00Z">
+      <w:ins w:id="225" w:author="Anthony Cossio" w:date="2025-05-22T15:50:00Z">
+        <w:r>
+          <w:rPr>
+            <w:color w:val="212121"/>
+          </w:rPr>
+          <w:t>during</w:t>
+        </w:r>
+      </w:ins>
+      <w:ins w:id="226" w:author="Anthony Cossio" w:date="2025-05-09T15:40:00Z">
+        <w:r>
+          <w:rPr>
+            <w:color w:val="212121"/>
+          </w:rPr>
+          <w:t xml:space="preserve"> the same day (AMLR03 on </w:t>
+        </w:r>
+      </w:ins>
+      <w:ins w:id="227" w:author="Anthony Cossio" w:date="2025-05-09T15:41:00Z">
         <w:r>
           <w:rPr>
             <w:color w:val="212121"/>
@@ -9449,7 +10396,15 @@
           <w:t xml:space="preserve">November 5, 2024 and AMLR04 on January 16, 2025). Each of those calibrations were within one decibel </w:t>
         </w:r>
       </w:ins>
-      <w:ins w:id="154" w:author="Anthony Cossio" w:date="2025-05-09T15:42:00Z">
+      <w:ins w:id="228" w:author="Anthony Cossio" w:date="2025-05-22T15:53:00Z">
+        <w:r>
+          <w:rPr>
+            <w:color w:val="212121"/>
+          </w:rPr>
+          <w:t xml:space="preserve">of each other </w:t>
+        </w:r>
+      </w:ins>
+      <w:ins w:id="229" w:author="Anthony Cossio" w:date="2025-05-09T15:42:00Z">
         <w:r>
           <w:rPr>
             <w:color w:val="212121"/>
@@ -9457,7 +10412,7 @@
           <w:t xml:space="preserve">providing confidence that the calibration was done correctly. </w:t>
         </w:r>
       </w:ins>
-      <w:ins w:id="155" w:author="Anthony Cossio" w:date="2025-05-09T15:43:00Z">
+      <w:ins w:id="230" w:author="Anthony Cossio" w:date="2025-05-09T15:43:00Z">
         <w:r>
           <w:rPr>
             <w:color w:val="212121"/>
@@ -9465,7 +10420,7 @@
           <w:t>The recalibrations were done with downriggers</w:t>
         </w:r>
       </w:ins>
-      <w:ins w:id="156" w:author="Anthony Cossio" w:date="2025-05-09T15:45:00Z">
+      <w:ins w:id="231" w:author="Anthony Cossio" w:date="2025-05-09T15:45:00Z">
         <w:r>
           <w:rPr>
             <w:color w:val="212121"/>
@@ -9473,7 +10428,7 @@
           <w:t>, similar to a ship,</w:t>
         </w:r>
       </w:ins>
-      <w:ins w:id="157" w:author="Anthony Cossio" w:date="2025-05-09T15:43:00Z">
+      <w:ins w:id="232" w:author="Anthony Cossio" w:date="2025-05-09T15:43:00Z">
         <w:r>
           <w:rPr>
             <w:color w:val="212121"/>
@@ -9481,7 +10436,7 @@
           <w:t xml:space="preserve"> and live viewing the data</w:t>
         </w:r>
       </w:ins>
-      <w:ins w:id="158" w:author="Anthony Cossio" w:date="2025-05-09T15:45:00Z">
+      <w:ins w:id="233" w:author="Anthony Cossio" w:date="2025-05-09T15:45:00Z">
         <w:r>
           <w:rPr>
             <w:color w:val="212121"/>
@@ -9489,7 +10444,7 @@
           <w:t xml:space="preserve"> to ensure that the sphere was on axis of the center beam</w:t>
         </w:r>
       </w:ins>
-      <w:ins w:id="159" w:author="Anthony Cossio" w:date="2025-05-09T15:44:00Z">
+      <w:ins w:id="234" w:author="Anthony Cossio" w:date="2025-05-09T15:44:00Z">
         <w:r>
           <w:rPr>
             <w:color w:val="212121"/>
@@ -9497,7 +10452,7 @@
           <w:t>.</w:t>
         </w:r>
       </w:ins>
-      <w:ins w:id="160" w:author="Anthony Cossio" w:date="2025-05-09T15:43:00Z">
+      <w:ins w:id="235" w:author="Anthony Cossio" w:date="2025-05-09T15:43:00Z">
         <w:r>
           <w:rPr>
             <w:color w:val="212121"/>
@@ -9505,7 +10460,7 @@
           <w:t xml:space="preserve"> </w:t>
         </w:r>
       </w:ins>
-      <w:ins w:id="161" w:author="Anthony Cossio" w:date="2025-05-09T15:46:00Z">
+      <w:ins w:id="236" w:author="Anthony Cossio" w:date="2025-05-09T15:46:00Z">
         <w:r>
           <w:rPr>
             <w:color w:val="212121"/>
@@ -9520,10 +10475,10 @@
         <w:spacing w:before="159"/>
         <w:ind w:left="100" w:right="153" w:firstLine="60"/>
         <w:rPr>
-          <w:del w:id="162" w:author="Anthony Cossio" w:date="2025-05-09T15:42:00Z"/>
+          <w:del w:id="237" w:author="Anthony Cossio" w:date="2025-05-09T15:42:00Z"/>
         </w:rPr>
       </w:pPr>
-      <w:del w:id="163" w:author="Anthony Cossio" w:date="2025-05-09T15:42:00Z">
+      <w:del w:id="238" w:author="Anthony Cossio" w:date="2025-05-09T15:42:00Z">
         <w:r>
           <w:rPr>
             <w:color w:val="212121"/>
@@ -9811,10 +10766,10 @@
         <w:spacing w:before="1"/>
         <w:ind w:left="100" w:right="153"/>
         <w:rPr>
-          <w:del w:id="164" w:author="Anthony Cossio" w:date="2025-05-09T15:42:00Z"/>
+          <w:del w:id="239" w:author="Anthony Cossio" w:date="2025-05-09T15:42:00Z"/>
         </w:rPr>
       </w:pPr>
-      <w:del w:id="165" w:author="Anthony Cossio" w:date="2025-05-09T15:42:00Z">
+      <w:del w:id="240" w:author="Anthony Cossio" w:date="2025-05-09T15:42:00Z">
         <w:r>
           <w:rPr>
             <w:color w:val="212121"/>
@@ -10129,10 +11084,10 @@
         <w:spacing w:before="161"/>
         <w:ind w:left="100" w:right="161"/>
         <w:rPr>
-          <w:del w:id="166" w:author="Anthony Cossio" w:date="2025-05-09T15:46:00Z"/>
+          <w:del w:id="241" w:author="Anthony Cossio" w:date="2025-05-09T15:46:00Z"/>
         </w:rPr>
       </w:pPr>
-      <w:del w:id="167" w:author="Anthony Cossio" w:date="2025-05-09T15:46:00Z">
+      <w:del w:id="242" w:author="Anthony Cossio" w:date="2025-05-09T15:46:00Z">
         <w:r>
           <w:rPr>
             <w:color w:val="212121"/>
@@ -10345,7 +11300,14 @@
           <w:rPr>
             <w:color w:val="212121"/>
           </w:rPr>
-          <w:delText>not aligned well. Increased accuracy in calibration, and attention to this source of error is critical when using multiple gliders to survey and area, but also when using multiple ships with different properties to survey areas. Despite this, the data demonstrate how multiple gliders can be used to sample larger areas, or can be used to shorten the survey duration, and increase synopticity.</w:delText>
+          <w:delText xml:space="preserve">not aligned well. Increased accuracy in calibration, and attention to this source of error is critical when using multiple gliders to survey and area, but also when using multiple ships with different </w:delText>
+        </w:r>
+        <w:r>
+          <w:rPr>
+            <w:color w:val="212121"/>
+          </w:rPr>
+          <w:lastRenderedPageBreak/>
+          <w:delText>properties to survey areas. Despite this, the data demonstrate how multiple gliders can be used to sample larger areas, or can be used to shorten the survey duration, and increase synopticity.</w:delText>
         </w:r>
       </w:del>
     </w:p>
@@ -10419,7 +11381,6 @@
         <w:ind w:left="100" w:right="111"/>
       </w:pPr>
       <w:r>
-        <w:lastRenderedPageBreak/>
         <w:t>The current method we employ, when using gliders, to calculate the biomass density, and estimate the total biomass of the survey area, does not consider the relative over sampling that can occur as the</w:t>
       </w:r>
       <w:r>
@@ -10634,7 +11595,7 @@
       <w:pPr>
         <w:spacing w:line="259" w:lineRule="auto"/>
         <w:rPr>
-          <w:del w:id="168" w:author="Anthony Cossio" w:date="2025-05-09T15:47:00Z"/>
+          <w:del w:id="243" w:author="Anthony Cossio" w:date="2025-05-09T15:47:00Z"/>
         </w:rPr>
         <w:sectPr>
           <w:pgSz w:w="12240" w:h="15840"/>
@@ -10716,12 +11677,12 @@
       <w:r>
         <w:t>the entirety of the peninsula region that is fine enough (0.</w:t>
       </w:r>
-      <w:ins w:id="169" w:author="Anthony Cossio" w:date="2025-05-09T15:47:00Z">
+      <w:ins w:id="244" w:author="Anthony Cossio" w:date="2025-05-09T15:47:00Z">
         <w:r>
           <w:t>2</w:t>
         </w:r>
       </w:ins>
-      <w:del w:id="170" w:author="Anthony Cossio" w:date="2025-05-09T15:47:00Z">
+      <w:del w:id="245" w:author="Anthony Cossio" w:date="2025-05-09T15:47:00Z">
         <w:r>
           <w:delText>1</w:delText>
         </w:r>
@@ -10729,19 +11690,27 @@
       <w:r>
         <w:t xml:space="preserve">° by 0.1°) to represent about </w:t>
       </w:r>
-      <w:commentRangeStart w:id="171"/>
+      <w:commentRangeStart w:id="246"/>
       <w:r>
         <w:t>17</w:t>
       </w:r>
-      <w:commentRangeEnd w:id="171"/>
+      <w:commentRangeEnd w:id="246"/>
       <w:r>
         <w:rPr>
           <w:rStyle w:val="CommentReference"/>
         </w:rPr>
-        <w:commentReference w:id="171"/>
-      </w:r>
-      <w:r>
-        <w:t xml:space="preserve"> nmi per grid cell. We than allocated the glider dives to these cells and averaged all data within a grid. This reduced the number of data points of each glider by more than half from 321 (AMLR03) and 323 (AMLR04) profiles</w:t>
+        <w:commentReference w:id="246"/>
+      </w:r>
+      <w:r>
+        <w:t xml:space="preserve"> </w:t>
+      </w:r>
+      <w:proofErr w:type="spellStart"/>
+      <w:r>
+        <w:t>nmi</w:t>
+      </w:r>
+      <w:proofErr w:type="spellEnd"/>
+      <w:r>
+        <w:t xml:space="preserve"> per grid cell. We than allocated the glider dives to these cells and averaged all data within a grid. This reduced the number of data points of each glider by more than half from 321 (AMLR03) and 323 (AMLR04) profiles</w:t>
       </w:r>
       <w:r>
         <w:rPr>
@@ -10794,7 +11763,7 @@
         </w:rPr>
         <w:t xml:space="preserve"> </w:t>
       </w:r>
-      <w:del w:id="172" w:author="Anthony Cossio" w:date="2025-05-09T15:49:00Z">
+      <w:del w:id="247" w:author="Anthony Cossio" w:date="2025-05-09T15:49:00Z">
         <w:r>
           <w:delText>115</w:delText>
         </w:r>
@@ -10805,7 +11774,7 @@
           <w:delText xml:space="preserve"> </w:delText>
         </w:r>
       </w:del>
-      <w:ins w:id="173" w:author="Anthony Cossio" w:date="2025-05-09T15:49:00Z">
+      <w:ins w:id="248" w:author="Anthony Cossio" w:date="2025-05-09T15:49:00Z">
         <w:r>
           <w:t>74</w:t>
         </w:r>
@@ -10834,7 +11803,7 @@
         </w:rPr>
         <w:t xml:space="preserve"> </w:t>
       </w:r>
-      <w:del w:id="174" w:author="Anthony Cossio" w:date="2025-05-09T15:49:00Z">
+      <w:del w:id="249" w:author="Anthony Cossio" w:date="2025-05-09T15:49:00Z">
         <w:r>
           <w:delText>117</w:delText>
         </w:r>
@@ -10845,7 +11814,7 @@
           <w:delText xml:space="preserve"> </w:delText>
         </w:r>
       </w:del>
-      <w:ins w:id="175" w:author="Anthony Cossio" w:date="2025-05-09T15:49:00Z">
+      <w:ins w:id="250" w:author="Anthony Cossio" w:date="2025-05-09T15:49:00Z">
         <w:r>
           <w:t>72</w:t>
         </w:r>
@@ -10921,7 +11890,15 @@
         <w:ind w:left="100" w:right="189"/>
       </w:pPr>
       <w:r>
-        <w:t>After generating this gridded data set, we accounted for any grid to grid autocorrelation by bootstrapping</w:t>
+        <w:t xml:space="preserve">After generating this gridded data set, we accounted for any </w:t>
+      </w:r>
+      <w:proofErr w:type="gramStart"/>
+      <w:r>
+        <w:t>grid to grid</w:t>
+      </w:r>
+      <w:proofErr w:type="gramEnd"/>
+      <w:r>
+        <w:t xml:space="preserve"> autocorrelation by bootstrapping</w:t>
       </w:r>
       <w:r>
         <w:rPr>
@@ -11476,7 +12453,15 @@
         <w:t xml:space="preserve"> </w:t>
       </w:r>
       <w:r>
-        <w:t xml:space="preserve">kHz using the schools approach, and from 101.77 to 161.95 </w:t>
+        <w:t xml:space="preserve">kHz using the </w:t>
+      </w:r>
+      <w:proofErr w:type="gramStart"/>
+      <w:r>
+        <w:t>schools</w:t>
+      </w:r>
+      <w:proofErr w:type="gramEnd"/>
+      <w:r>
+        <w:t xml:space="preserve"> approach, and from 101.77 to 161.95 </w:t>
       </w:r>
       <w:r>
         <w:rPr>
@@ -11692,7 +12677,15 @@
         <w:t xml:space="preserve"> </w:t>
       </w:r>
       <w:r>
-        <w:t>is robust, and provides similar estimates to ships (Kinzey et al. 2022). Here we have shown that the statistical distribution properties between two gliders flying the same survey pattern is also robust. Finally, we have</w:t>
+        <w:t>is robust, and provides similar estimates to ships (</w:t>
+      </w:r>
+      <w:proofErr w:type="spellStart"/>
+      <w:r>
+        <w:t>Kinzey</w:t>
+      </w:r>
+      <w:proofErr w:type="spellEnd"/>
+      <w:r>
+        <w:t xml:space="preserve"> et al. 2022). Here we have shown that the statistical distribution properties between two gliders flying the same survey pattern is also robust. Finally, we have</w:t>
       </w:r>
       <w:r>
         <w:rPr>
@@ -12356,12 +13349,12 @@
       <w:r>
         <w:t>s</w:t>
       </w:r>
-      <w:ins w:id="176" w:author="Anthony Cossio" w:date="2025-04-02T08:23:00Z">
+      <w:ins w:id="251" w:author="Anthony Cossio" w:date="2025-04-02T08:23:00Z">
         <w:r>
           <w:t>chools</w:t>
         </w:r>
       </w:ins>
-      <w:del w:id="177" w:author="Anthony Cossio" w:date="2025-04-02T08:23:00Z">
+      <w:del w:id="252" w:author="Anthony Cossio" w:date="2025-04-02T08:23:00Z">
         <w:r>
           <w:delText>warms</w:delText>
         </w:r>
@@ -12466,7 +13459,15 @@
         <w:t xml:space="preserve"> </w:t>
       </w:r>
       <w:r>
-        <w:t>biomass can be grossly off. Tesler (1989) noted that calibration error can account for 12 -26 percent of systemic error thus making it an important factor in acoustic analysis.</w:t>
+        <w:t xml:space="preserve">biomass can be grossly off. </w:t>
+      </w:r>
+      <w:proofErr w:type="spellStart"/>
+      <w:r>
+        <w:t>Tesler</w:t>
+      </w:r>
+      <w:proofErr w:type="spellEnd"/>
+      <w:r>
+        <w:t xml:space="preserve"> (1989) noted that calibration error can account for 12 -26 percent of systemic error thus making it an important factor in acoustic analysis.</w:t>
       </w:r>
       <w:r>
         <w:rPr>
@@ -12602,20 +13603,36 @@
         <w:ind w:left="100" w:right="153"/>
       </w:pPr>
       <w:r>
-        <w:t xml:space="preserve">Krill school parameters were slightly different than those in Guihen et al. (2014). They tested a number of different parameters as well as comparing EK60 ship </w:t>
-      </w:r>
-      <w:ins w:id="178" w:author="Anthony Cossio" w:date="2025-04-02T08:23:00Z">
+        <w:t xml:space="preserve">Krill school parameters were slightly different than those in </w:t>
+      </w:r>
+      <w:proofErr w:type="spellStart"/>
+      <w:r>
+        <w:t>Guihen</w:t>
+      </w:r>
+      <w:proofErr w:type="spellEnd"/>
+      <w:r>
+        <w:t xml:space="preserve"> et al. (2014). They tested a number of different parameters as well as comparing EK60 ship </w:t>
+      </w:r>
+      <w:ins w:id="253" w:author="Anthony Cossio" w:date="2025-04-02T08:23:00Z">
         <w:r>
           <w:t>schools</w:t>
         </w:r>
       </w:ins>
-      <w:del w:id="179" w:author="Anthony Cossio" w:date="2025-04-02T08:23:00Z">
+      <w:del w:id="254" w:author="Anthony Cossio" w:date="2025-04-02T08:23:00Z">
         <w:r>
           <w:delText>swarm</w:delText>
         </w:r>
       </w:del>
       <w:r>
-        <w:t xml:space="preserve"> parameters and a Seaglider equipped with an ES853 single beam echosounder. They noted that glider derived data were coherent with ship-borne measurements using school analysis. Krill schools are being identified deeper than 250m that are most likely not krill. We are still testing the optimal parameters for use with</w:t>
+        <w:t xml:space="preserve"> parameters and a </w:t>
+      </w:r>
+      <w:proofErr w:type="spellStart"/>
+      <w:r>
+        <w:t>Seaglider</w:t>
+      </w:r>
+      <w:proofErr w:type="spellEnd"/>
+      <w:r>
+        <w:t xml:space="preserve"> equipped with an ES853 single beam echosounder. They noted that glider derived data were coherent with ship-borne measurements using school analysis. Krill schools are being identified deeper than 250m that are most likely not krill. We are still testing the optimal parameters for use with</w:t>
       </w:r>
       <w:r>
         <w:rPr>
@@ -12976,7 +13993,23 @@
         <w:t xml:space="preserve"> </w:t>
       </w:r>
       <w:r>
-        <w:t>top 5 m of surface data since the likelihood of bubbles accumulating on the face of the transducer is minimal. Gliders could have much less bias in sampling krill due to diel vertical migration (Demer and Hewitt 1995) since gliders can begin sampling the water column at 3 meters. Ships using 120 kHz may not have a good signal to noise ratio past 500 m (De Robertis and Higginbottom 2007) while the glider can use the 120 kHz down to 1000 m making it a valuable tool to sample possible deep euphausiids. Ships are also inherently noisy while a glider is quiet, allow for cleaner acoustic data collection since it is buoyancy driven.</w:t>
+        <w:t>top 5 m of surface data since the likelihood of bubbles accumulating on the face of the transducer is minimal. Gliders could have much less bias in sampling krill due to diel vertical migration (</w:t>
+      </w:r>
+      <w:proofErr w:type="spellStart"/>
+      <w:r>
+        <w:t>Demer</w:t>
+      </w:r>
+      <w:proofErr w:type="spellEnd"/>
+      <w:r>
+        <w:t xml:space="preserve"> and Hewitt 1995) since gliders can begin sampling the water column at 3 meters. Ships using 120 kHz may not have a good signal to noise ratio past 500 m (De </w:t>
+      </w:r>
+      <w:proofErr w:type="spellStart"/>
+      <w:r>
+        <w:t>Robertis</w:t>
+      </w:r>
+      <w:proofErr w:type="spellEnd"/>
+      <w:r>
+        <w:t xml:space="preserve"> and Higginbottom 2007) while the glider can use the 120 kHz down to 1000 m making it a valuable tool to sample possible deep euphausiids. Ships are also inherently noisy while a glider is quiet, allow for cleaner acoustic data collection since it is buoyancy driven.</w:t>
       </w:r>
     </w:p>
     <w:p>
@@ -13199,12 +14232,12 @@
       <w:r>
         <w:t>the revised krill management plan, the data collected by these instruments have other important implications. For example, we have shown that there are few krill s</w:t>
       </w:r>
-      <w:ins w:id="180" w:author="Anthony Cossio" w:date="2025-04-02T08:24:00Z">
+      <w:ins w:id="255" w:author="Anthony Cossio" w:date="2025-04-02T08:24:00Z">
         <w:r>
           <w:t>chool</w:t>
         </w:r>
       </w:ins>
-      <w:del w:id="181" w:author="Anthony Cossio" w:date="2025-04-02T08:24:00Z">
+      <w:del w:id="256" w:author="Anthony Cossio" w:date="2025-04-02T08:24:00Z">
         <w:r>
           <w:delText>warm</w:delText>
         </w:r>
@@ -13974,11 +15007,19 @@
         </w:rPr>
         <w:t xml:space="preserve"> </w:t>
       </w:r>
-      <w:r>
-        <w:rPr>
-          <w:color w:val="212121"/>
-        </w:rPr>
-        <w:t xml:space="preserve">characterise sardine schools. </w:t>
+      <w:proofErr w:type="spellStart"/>
+      <w:r>
+        <w:rPr>
+          <w:color w:val="212121"/>
+        </w:rPr>
+        <w:t>characterise</w:t>
+      </w:r>
+      <w:proofErr w:type="spellEnd"/>
+      <w:r>
+        <w:rPr>
+          <w:color w:val="212121"/>
+        </w:rPr>
+        <w:t xml:space="preserve"> sardine schools. </w:t>
       </w:r>
       <w:r>
         <w:rPr>
@@ -14017,7 +15058,21 @@
         <w:rPr>
           <w:color w:val="212121"/>
         </w:rPr>
-        <w:t>Cutter Jr, GR, Reiss, CS, Nylund, S, and Watters, GM (2022). Antarctic krill biomass and flux measured</w:t>
+        <w:t xml:space="preserve">Cutter Jr, GR, Reiss, CS, </w:t>
+      </w:r>
+      <w:proofErr w:type="spellStart"/>
+      <w:r>
+        <w:rPr>
+          <w:color w:val="212121"/>
+        </w:rPr>
+        <w:t>Nylund</w:t>
+      </w:r>
+      <w:proofErr w:type="spellEnd"/>
+      <w:r>
+        <w:rPr>
+          <w:color w:val="212121"/>
+        </w:rPr>
+        <w:t>, S, and Watters, GM (2022). Antarctic krill biomass and flux measured</w:t>
       </w:r>
       <w:r>
         <w:rPr>
@@ -14195,11 +15250,19 @@
         </w:rPr>
         <w:t xml:space="preserve"> </w:t>
       </w:r>
-      <w:r>
-        <w:rPr>
-          <w:color w:val="212121"/>
-        </w:rPr>
-        <w:t>Robertis,</w:t>
+      <w:proofErr w:type="spellStart"/>
+      <w:r>
+        <w:rPr>
+          <w:color w:val="212121"/>
+        </w:rPr>
+        <w:t>Robertis</w:t>
+      </w:r>
+      <w:proofErr w:type="spellEnd"/>
+      <w:r>
+        <w:rPr>
+          <w:color w:val="212121"/>
+        </w:rPr>
+        <w:t>,</w:t>
       </w:r>
       <w:r>
         <w:rPr>
@@ -14397,11 +15460,19 @@
         <w:spacing w:before="158" w:line="259" w:lineRule="auto"/>
         <w:ind w:left="100" w:right="210"/>
       </w:pPr>
-      <w:r>
-        <w:rPr>
-          <w:color w:val="212121"/>
-        </w:rPr>
-        <w:t>Demer,</w:t>
+      <w:proofErr w:type="spellStart"/>
+      <w:r>
+        <w:rPr>
+          <w:color w:val="212121"/>
+        </w:rPr>
+        <w:t>Demer</w:t>
+      </w:r>
+      <w:proofErr w:type="spellEnd"/>
+      <w:r>
+        <w:rPr>
+          <w:color w:val="212121"/>
+        </w:rPr>
+        <w:t>,</w:t>
       </w:r>
       <w:r>
         <w:rPr>
@@ -14449,11 +15520,19 @@
         </w:rPr>
         <w:t xml:space="preserve"> </w:t>
       </w:r>
-      <w:r>
-        <w:rPr>
-          <w:color w:val="212121"/>
-        </w:rPr>
-        <w:t>Bernasconi,</w:t>
+      <w:proofErr w:type="spellStart"/>
+      <w:r>
+        <w:rPr>
+          <w:color w:val="212121"/>
+        </w:rPr>
+        <w:t>Bernasconi</w:t>
+      </w:r>
+      <w:proofErr w:type="spellEnd"/>
+      <w:r>
+        <w:rPr>
+          <w:color w:val="212121"/>
+        </w:rPr>
+        <w:t>,</w:t>
       </w:r>
       <w:r>
         <w:rPr>
@@ -14475,11 +15554,19 @@
         </w:rPr>
         <w:t xml:space="preserve"> </w:t>
       </w:r>
-      <w:r>
-        <w:rPr>
-          <w:color w:val="212121"/>
-        </w:rPr>
-        <w:t>Bethke,</w:t>
+      <w:proofErr w:type="spellStart"/>
+      <w:r>
+        <w:rPr>
+          <w:color w:val="212121"/>
+        </w:rPr>
+        <w:t>Bethke</w:t>
+      </w:r>
+      <w:proofErr w:type="spellEnd"/>
+      <w:r>
+        <w:rPr>
+          <w:color w:val="212121"/>
+        </w:rPr>
+        <w:t>,</w:t>
       </w:r>
       <w:r>
         <w:rPr>
@@ -14540,12 +15627,16 @@
         </w:rPr>
         <w:t xml:space="preserve"> </w:t>
       </w:r>
+      <w:proofErr w:type="spellStart"/>
+      <w:proofErr w:type="gramStart"/>
       <w:r>
         <w:rPr>
           <w:color w:val="212121"/>
         </w:rPr>
         <w:t>D,and</w:t>
       </w:r>
+      <w:proofErr w:type="spellEnd"/>
+      <w:proofErr w:type="gramEnd"/>
       <w:r>
         <w:rPr>
           <w:color w:val="212121"/>
@@ -14594,12 +15685,21 @@
           <w:sz w:val="24"/>
         </w:rPr>
       </w:pPr>
+      <w:proofErr w:type="spellStart"/>
       <w:r>
         <w:rPr>
           <w:color w:val="212121"/>
           <w:sz w:val="24"/>
         </w:rPr>
-        <w:t>Demer,</w:t>
+        <w:t>Demer</w:t>
+      </w:r>
+      <w:proofErr w:type="spellEnd"/>
+      <w:r>
+        <w:rPr>
+          <w:color w:val="212121"/>
+          <w:sz w:val="24"/>
+        </w:rPr>
+        <w:t>,</w:t>
       </w:r>
       <w:r>
         <w:rPr>
@@ -14804,6 +15904,7 @@
         </w:rPr>
         <w:t xml:space="preserve"> </w:t>
       </w:r>
+      <w:proofErr w:type="spellStart"/>
       <w:r>
         <w:rPr>
           <w:i/>
@@ -14812,6 +15913,7 @@
         </w:rPr>
         <w:t>Euphausia</w:t>
       </w:r>
+      <w:proofErr w:type="spellEnd"/>
       <w:r>
         <w:rPr>
           <w:i/>
@@ -14940,12 +16042,14 @@
         </w:rPr>
         <w:t xml:space="preserve"> </w:t>
       </w:r>
+      <w:proofErr w:type="spellStart"/>
       <w:r>
         <w:rPr>
           <w:color w:val="212121"/>
         </w:rPr>
         <w:t>Vestnes</w:t>
       </w:r>
+      <w:proofErr w:type="spellEnd"/>
       <w:r>
         <w:rPr>
           <w:color w:val="212121"/>
@@ -15086,11 +16190,19 @@
           <w:i/>
         </w:rPr>
       </w:pPr>
-      <w:r>
-        <w:rPr>
-          <w:color w:val="212121"/>
-        </w:rPr>
-        <w:t>Guihen,</w:t>
+      <w:proofErr w:type="spellStart"/>
+      <w:r>
+        <w:rPr>
+          <w:color w:val="212121"/>
+        </w:rPr>
+        <w:t>Guihen</w:t>
+      </w:r>
+      <w:proofErr w:type="spellEnd"/>
+      <w:r>
+        <w:rPr>
+          <w:color w:val="212121"/>
+        </w:rPr>
+        <w:t>,</w:t>
       </w:r>
       <w:r>
         <w:rPr>
@@ -15300,12 +16412,21 @@
         </w:rPr>
         <w:t>the use of ocean gliders to undertake acoustic measurements of zooplankton: the distribution and density of Antarctic krill (</w:t>
       </w:r>
+      <w:proofErr w:type="spellStart"/>
       <w:r>
         <w:rPr>
           <w:i/>
           <w:color w:val="212121"/>
         </w:rPr>
-        <w:t>Euphausia superba</w:t>
+        <w:t>Euphausia</w:t>
+      </w:r>
+      <w:proofErr w:type="spellEnd"/>
+      <w:r>
+        <w:rPr>
+          <w:i/>
+          <w:color w:val="212121"/>
+        </w:rPr>
+        <w:t xml:space="preserve"> superba</w:t>
       </w:r>
       <w:r>
         <w:rPr>
@@ -15394,7 +16515,23 @@
         <w:ind w:left="100" w:right="228"/>
       </w:pPr>
       <w:r>
-        <w:t>Hewitt, RP, Demer DA, and Emerey, JH. (2003). An 8-year cycle in krill biomass density inferred from acoustics surveys conducted in the vicinity of South Shetland Islands during the austral summers</w:t>
+        <w:t xml:space="preserve">Hewitt, RP, </w:t>
+      </w:r>
+      <w:proofErr w:type="spellStart"/>
+      <w:r>
+        <w:t>Demer</w:t>
+      </w:r>
+      <w:proofErr w:type="spellEnd"/>
+      <w:r>
+        <w:t xml:space="preserve"> DA, and </w:t>
+      </w:r>
+      <w:proofErr w:type="spellStart"/>
+      <w:r>
+        <w:t>Emerey</w:t>
+      </w:r>
+      <w:proofErr w:type="spellEnd"/>
+      <w:r>
+        <w:t>, JH. (2003). An 8-year cycle in krill biomass density inferred from acoustics surveys conducted in the vicinity of South Shetland Islands during the austral summers</w:t>
       </w:r>
       <w:r>
         <w:rPr>
@@ -15526,9 +16663,11 @@
         <w:spacing w:before="159" w:line="259" w:lineRule="auto"/>
         <w:ind w:left="100"/>
       </w:pPr>
+      <w:proofErr w:type="spellStart"/>
       <w:r>
         <w:t>Kinzey</w:t>
       </w:r>
+      <w:proofErr w:type="spellEnd"/>
       <w:r>
         <w:rPr>
           <w:spacing w:val="-1"/>
@@ -15688,8 +16827,13 @@
         </w:rPr>
         <w:t xml:space="preserve"> </w:t>
       </w:r>
-      <w:r>
-        <w:t xml:space="preserve">doi: </w:t>
+      <w:proofErr w:type="spellStart"/>
+      <w:r>
+        <w:t>doi</w:t>
+      </w:r>
+      <w:proofErr w:type="spellEnd"/>
+      <w:r>
+        <w:t xml:space="preserve">: </w:t>
       </w:r>
       <w:r>
         <w:rPr>
@@ -15753,11 +16897,19 @@
         </w:rPr>
         <w:t xml:space="preserve"> </w:t>
       </w:r>
-      <w:r>
-        <w:rPr>
-          <w:color w:val="212121"/>
-        </w:rPr>
-        <w:t>Trivelpiece,</w:t>
+      <w:proofErr w:type="spellStart"/>
+      <w:r>
+        <w:rPr>
+          <w:color w:val="212121"/>
+        </w:rPr>
+        <w:t>Trivelpiece</w:t>
+      </w:r>
+      <w:proofErr w:type="spellEnd"/>
+      <w:r>
+        <w:rPr>
+          <w:color w:val="212121"/>
+        </w:rPr>
+        <w:t>,</w:t>
       </w:r>
       <w:r>
         <w:rPr>
@@ -15818,6 +16970,7 @@
         </w:rPr>
         <w:t xml:space="preserve"> </w:t>
       </w:r>
+      <w:proofErr w:type="spellStart"/>
       <w:r>
         <w:rPr>
           <w:i/>
@@ -15825,6 +16978,7 @@
         </w:rPr>
         <w:t>Euphausia</w:t>
       </w:r>
+      <w:proofErr w:type="spellEnd"/>
       <w:r>
         <w:rPr>
           <w:i/>
@@ -15896,7 +17050,21 @@
         <w:rPr>
           <w:color w:val="212121"/>
         </w:rPr>
-        <w:t xml:space="preserve">diet of Pygoscelid penguins and net trawls in the South Shetland Islands, Antarctica. Polar Biology, 30, </w:t>
+        <w:t xml:space="preserve">diet of </w:t>
+      </w:r>
+      <w:proofErr w:type="spellStart"/>
+      <w:r>
+        <w:rPr>
+          <w:color w:val="212121"/>
+        </w:rPr>
+        <w:t>Pygoscelid</w:t>
+      </w:r>
+      <w:proofErr w:type="spellEnd"/>
+      <w:r>
+        <w:rPr>
+          <w:color w:val="212121"/>
+        </w:rPr>
+        <w:t xml:space="preserve"> penguins and net trawls in the South Shetland Islands, Antarctica. Polar Biology, 30, </w:t>
       </w:r>
       <w:r>
         <w:rPr>
@@ -16198,11 +17366,19 @@
         </w:rPr>
         <w:t xml:space="preserve"> </w:t>
       </w:r>
-      <w:r>
-        <w:rPr>
-          <w:color w:val="212121"/>
-        </w:rPr>
-        <w:t>Demer,</w:t>
+      <w:proofErr w:type="spellStart"/>
+      <w:r>
+        <w:rPr>
+          <w:color w:val="212121"/>
+        </w:rPr>
+        <w:t>Demer</w:t>
+      </w:r>
+      <w:proofErr w:type="spellEnd"/>
+      <w:r>
+        <w:rPr>
+          <w:color w:val="212121"/>
+        </w:rPr>
+        <w:t>,</w:t>
       </w:r>
       <w:r>
         <w:rPr>
@@ -16321,12 +17497,21 @@
         </w:rPr>
         <w:t>krill (</w:t>
       </w:r>
+      <w:proofErr w:type="spellStart"/>
       <w:r>
         <w:rPr>
           <w:i/>
           <w:color w:val="212121"/>
         </w:rPr>
-        <w:t>Euphausia superba</w:t>
+        <w:t>Euphausia</w:t>
+      </w:r>
+      <w:proofErr w:type="spellEnd"/>
+      <w:r>
+        <w:rPr>
+          <w:i/>
+          <w:color w:val="212121"/>
+        </w:rPr>
+        <w:t xml:space="preserve"> superba</w:t>
       </w:r>
       <w:r>
         <w:rPr>
@@ -16468,7 +17653,15 @@
         <w:t xml:space="preserve"> </w:t>
       </w:r>
       <w:r>
-        <w:t>by Antarctic krill under varying sea-ice conditions: implications for top predators and fishery management. Mar Ecol Prog Ser 568:1-16. https://doi.org/10.3354/meps12099</w:t>
+        <w:t xml:space="preserve">by Antarctic krill under varying sea-ice conditions: implications for top predators and fishery management. Mar </w:t>
+      </w:r>
+      <w:proofErr w:type="spellStart"/>
+      <w:r>
+        <w:t>Ecol</w:t>
+      </w:r>
+      <w:proofErr w:type="spellEnd"/>
+      <w:r>
+        <w:t xml:space="preserve"> Prog Ser 568:1-16. https://doi.org/10.3354/meps12099</w:t>
       </w:r>
     </w:p>
     <w:p>
@@ -16570,12 +17763,14 @@
       <w:r>
         <w:t>(</w:t>
       </w:r>
+      <w:proofErr w:type="spellStart"/>
       <w:r>
         <w:rPr>
           <w:i/>
         </w:rPr>
         <w:t>Euphausia</w:t>
       </w:r>
+      <w:proofErr w:type="spellEnd"/>
       <w:r>
         <w:rPr>
           <w:i/>
@@ -16590,7 +17785,15 @@
         <w:t>superba</w:t>
       </w:r>
       <w:r>
-        <w:t xml:space="preserve">) Around the Northern Antarctic Peninsula. Front. Mar. Sci. 8:604043. doi: </w:t>
+        <w:t xml:space="preserve">) Around the Northern Antarctic Peninsula. Front. Mar. Sci. 8:604043. </w:t>
+      </w:r>
+      <w:proofErr w:type="spellStart"/>
+      <w:r>
+        <w:t>doi</w:t>
+      </w:r>
+      <w:proofErr w:type="spellEnd"/>
+      <w:r>
+        <w:t xml:space="preserve">: </w:t>
       </w:r>
       <w:r>
         <w:rPr>
@@ -16749,12 +17952,21 @@
           <w:sz w:val="24"/>
         </w:rPr>
       </w:pPr>
+      <w:proofErr w:type="spellStart"/>
       <w:r>
         <w:rPr>
           <w:color w:val="212121"/>
           <w:sz w:val="24"/>
         </w:rPr>
-        <w:t>Tesler,</w:t>
+        <w:t>Tesler</w:t>
+      </w:r>
+      <w:proofErr w:type="spellEnd"/>
+      <w:r>
+        <w:rPr>
+          <w:color w:val="212121"/>
+          <w:sz w:val="24"/>
+        </w:rPr>
+        <w:t>,</w:t>
       </w:r>
       <w:r>
         <w:rPr>
@@ -17370,12 +18582,12 @@
       <w:r>
         <w:t>2023/24 austral summer glider deployments</w:t>
       </w:r>
-      <w:ins w:id="182" w:author="Anthony Cossio" w:date="2025-04-02T08:39:00Z">
+      <w:ins w:id="257" w:author="Anthony Cossio" w:date="2025-04-02T08:39:00Z">
         <w:r>
           <w:t xml:space="preserve"> using a -75 d</w:t>
         </w:r>
       </w:ins>
-      <w:ins w:id="183" w:author="Anthony Cossio" w:date="2025-04-02T08:40:00Z">
+      <w:ins w:id="258" w:author="Anthony Cossio" w:date="2025-04-02T08:40:00Z">
         <w:r>
           <w:t>B threshold</w:t>
         </w:r>
@@ -20705,7 +21917,7 @@
               <w:rPr>
                 <w:strike/>
                 <w:sz w:val="24"/>
-                <w:rPrChange w:id="184" w:author="Anthony Cossio" w:date="2025-04-02T09:28:00Z">
+                <w:rPrChange w:id="259" w:author="Anthony Cossio" w:date="2025-04-02T09:28:00Z">
                   <w:rPr>
                     <w:sz w:val="24"/>
                   </w:rPr>
@@ -20717,7 +21929,7 @@
                 <w:strike/>
                 <w:spacing w:val="-2"/>
                 <w:sz w:val="24"/>
-                <w:rPrChange w:id="185" w:author="Anthony Cossio" w:date="2025-04-02T09:28:00Z">
+                <w:rPrChange w:id="260" w:author="Anthony Cossio" w:date="2025-04-02T09:28:00Z">
                   <w:rPr>
                     <w:spacing w:val="-2"/>
                     <w:sz w:val="24"/>
@@ -20739,7 +21951,7 @@
               <w:rPr>
                 <w:strike/>
                 <w:sz w:val="24"/>
-                <w:rPrChange w:id="186" w:author="Anthony Cossio" w:date="2025-04-02T09:28:00Z">
+                <w:rPrChange w:id="261" w:author="Anthony Cossio" w:date="2025-04-02T09:28:00Z">
                   <w:rPr>
                     <w:sz w:val="24"/>
                   </w:rPr>
@@ -20751,7 +21963,7 @@
                 <w:strike/>
                 <w:spacing w:val="-5"/>
                 <w:sz w:val="24"/>
-                <w:rPrChange w:id="187" w:author="Anthony Cossio" w:date="2025-04-02T09:28:00Z">
+                <w:rPrChange w:id="262" w:author="Anthony Cossio" w:date="2025-04-02T09:28:00Z">
                   <w:rPr>
                     <w:spacing w:val="-5"/>
                     <w:sz w:val="24"/>
@@ -20769,7 +21981,7 @@
               <w:rPr>
                 <w:strike/>
                 <w:sz w:val="24"/>
-                <w:rPrChange w:id="188" w:author="Anthony Cossio" w:date="2025-04-02T09:28:00Z">
+                <w:rPrChange w:id="263" w:author="Anthony Cossio" w:date="2025-04-02T09:28:00Z">
                   <w:rPr>
                     <w:sz w:val="24"/>
                   </w:rPr>
@@ -20781,7 +21993,7 @@
                 <w:strike/>
                 <w:spacing w:val="-4"/>
                 <w:sz w:val="24"/>
-                <w:rPrChange w:id="189" w:author="Anthony Cossio" w:date="2025-04-02T09:28:00Z">
+                <w:rPrChange w:id="264" w:author="Anthony Cossio" w:date="2025-04-02T09:28:00Z">
                   <w:rPr>
                     <w:spacing w:val="-4"/>
                     <w:sz w:val="24"/>
@@ -20795,7 +22007,7 @@
                 <w:strike/>
                 <w:spacing w:val="-2"/>
                 <w:sz w:val="24"/>
-                <w:rPrChange w:id="190" w:author="Anthony Cossio" w:date="2025-04-02T09:28:00Z">
+                <w:rPrChange w:id="265" w:author="Anthony Cossio" w:date="2025-04-02T09:28:00Z">
                   <w:rPr>
                     <w:spacing w:val="-2"/>
                     <w:sz w:val="24"/>
@@ -20813,7 +22025,7 @@
               <w:rPr>
                 <w:strike/>
                 <w:sz w:val="24"/>
-                <w:rPrChange w:id="191" w:author="Anthony Cossio" w:date="2025-04-02T09:28:00Z">
+                <w:rPrChange w:id="266" w:author="Anthony Cossio" w:date="2025-04-02T09:28:00Z">
                   <w:rPr>
                     <w:sz w:val="24"/>
                   </w:rPr>
@@ -20825,7 +22037,7 @@
                 <w:strike/>
                 <w:spacing w:val="-2"/>
                 <w:sz w:val="24"/>
-                <w:rPrChange w:id="192" w:author="Anthony Cossio" w:date="2025-04-02T09:28:00Z">
+                <w:rPrChange w:id="267" w:author="Anthony Cossio" w:date="2025-04-02T09:28:00Z">
                   <w:rPr>
                     <w:spacing w:val="-2"/>
                     <w:sz w:val="24"/>
@@ -20849,7 +22061,7 @@
               <w:rPr>
                 <w:strike/>
                 <w:sz w:val="24"/>
-                <w:rPrChange w:id="193" w:author="Anthony Cossio" w:date="2025-04-02T09:28:00Z">
+                <w:rPrChange w:id="268" w:author="Anthony Cossio" w:date="2025-04-02T09:28:00Z">
                   <w:rPr>
                     <w:sz w:val="24"/>
                   </w:rPr>
@@ -20860,7 +22072,7 @@
               <w:rPr>
                 <w:strike/>
                 <w:sz w:val="24"/>
-                <w:rPrChange w:id="194" w:author="Anthony Cossio" w:date="2025-04-02T09:28:00Z">
+                <w:rPrChange w:id="269" w:author="Anthony Cossio" w:date="2025-04-02T09:28:00Z">
                   <w:rPr>
                     <w:sz w:val="24"/>
                   </w:rPr>
@@ -20873,7 +22085,7 @@
                 <w:strike/>
                 <w:spacing w:val="-15"/>
                 <w:sz w:val="24"/>
-                <w:rPrChange w:id="195" w:author="Anthony Cossio" w:date="2025-04-02T09:28:00Z">
+                <w:rPrChange w:id="270" w:author="Anthony Cossio" w:date="2025-04-02T09:28:00Z">
                   <w:rPr>
                     <w:spacing w:val="-15"/>
                     <w:sz w:val="24"/>
@@ -20886,7 +22098,7 @@
               <w:rPr>
                 <w:strike/>
                 <w:sz w:val="24"/>
-                <w:rPrChange w:id="196" w:author="Anthony Cossio" w:date="2025-04-02T09:28:00Z">
+                <w:rPrChange w:id="271" w:author="Anthony Cossio" w:date="2025-04-02T09:28:00Z">
                   <w:rPr>
                     <w:sz w:val="24"/>
                   </w:rPr>
@@ -20899,7 +22111,7 @@
                 <w:strike/>
                 <w:spacing w:val="-4"/>
                 <w:sz w:val="24"/>
-                <w:rPrChange w:id="197" w:author="Anthony Cossio" w:date="2025-04-02T09:28:00Z">
+                <w:rPrChange w:id="272" w:author="Anthony Cossio" w:date="2025-04-02T09:28:00Z">
                   <w:rPr>
                     <w:spacing w:val="-4"/>
                     <w:sz w:val="24"/>
@@ -20923,7 +22135,7 @@
               <w:rPr>
                 <w:strike/>
                 <w:sz w:val="24"/>
-                <w:rPrChange w:id="198" w:author="Anthony Cossio" w:date="2025-04-02T09:28:00Z">
+                <w:rPrChange w:id="273" w:author="Anthony Cossio" w:date="2025-04-02T09:28:00Z">
                   <w:rPr>
                     <w:sz w:val="24"/>
                   </w:rPr>
@@ -20934,7 +22146,7 @@
               <w:rPr>
                 <w:strike/>
                 <w:sz w:val="24"/>
-                <w:rPrChange w:id="199" w:author="Anthony Cossio" w:date="2025-04-02T09:28:00Z">
+                <w:rPrChange w:id="274" w:author="Anthony Cossio" w:date="2025-04-02T09:28:00Z">
                   <w:rPr>
                     <w:sz w:val="24"/>
                   </w:rPr>
@@ -20947,7 +22159,7 @@
                 <w:strike/>
                 <w:spacing w:val="-2"/>
                 <w:sz w:val="24"/>
-                <w:rPrChange w:id="200" w:author="Anthony Cossio" w:date="2025-04-02T09:28:00Z">
+                <w:rPrChange w:id="275" w:author="Anthony Cossio" w:date="2025-04-02T09:28:00Z">
                   <w:rPr>
                     <w:spacing w:val="-2"/>
                     <w:sz w:val="24"/>
@@ -20969,7 +22181,7 @@
               <w:rPr>
                 <w:strike/>
                 <w:sz w:val="24"/>
-                <w:rPrChange w:id="201" w:author="Anthony Cossio" w:date="2025-04-02T09:28:00Z">
+                <w:rPrChange w:id="276" w:author="Anthony Cossio" w:date="2025-04-02T09:28:00Z">
                   <w:rPr>
                     <w:sz w:val="24"/>
                   </w:rPr>
@@ -20981,7 +22193,7 @@
                 <w:strike/>
                 <w:spacing w:val="-5"/>
                 <w:sz w:val="24"/>
-                <w:rPrChange w:id="202" w:author="Anthony Cossio" w:date="2025-04-02T09:28:00Z">
+                <w:rPrChange w:id="277" w:author="Anthony Cossio" w:date="2025-04-02T09:28:00Z">
                   <w:rPr>
                     <w:spacing w:val="-5"/>
                     <w:sz w:val="24"/>
@@ -20999,7 +22211,7 @@
               <w:rPr>
                 <w:strike/>
                 <w:sz w:val="24"/>
-                <w:rPrChange w:id="203" w:author="Anthony Cossio" w:date="2025-04-02T09:28:00Z">
+                <w:rPrChange w:id="278" w:author="Anthony Cossio" w:date="2025-04-02T09:28:00Z">
                   <w:rPr>
                     <w:sz w:val="24"/>
                   </w:rPr>
@@ -21011,7 +22223,7 @@
                 <w:strike/>
                 <w:spacing w:val="-4"/>
                 <w:sz w:val="24"/>
-                <w:rPrChange w:id="204" w:author="Anthony Cossio" w:date="2025-04-02T09:28:00Z">
+                <w:rPrChange w:id="279" w:author="Anthony Cossio" w:date="2025-04-02T09:28:00Z">
                   <w:rPr>
                     <w:spacing w:val="-4"/>
                     <w:sz w:val="24"/>
@@ -21025,7 +22237,7 @@
                 <w:strike/>
                 <w:spacing w:val="-2"/>
                 <w:sz w:val="24"/>
-                <w:rPrChange w:id="205" w:author="Anthony Cossio" w:date="2025-04-02T09:28:00Z">
+                <w:rPrChange w:id="280" w:author="Anthony Cossio" w:date="2025-04-02T09:28:00Z">
                   <w:rPr>
                     <w:spacing w:val="-2"/>
                     <w:sz w:val="24"/>
@@ -21043,7 +22255,7 @@
               <w:rPr>
                 <w:strike/>
                 <w:sz w:val="24"/>
-                <w:rPrChange w:id="206" w:author="Anthony Cossio" w:date="2025-04-02T09:28:00Z">
+                <w:rPrChange w:id="281" w:author="Anthony Cossio" w:date="2025-04-02T09:28:00Z">
                   <w:rPr>
                     <w:sz w:val="24"/>
                   </w:rPr>
@@ -21055,7 +22267,7 @@
                 <w:strike/>
                 <w:spacing w:val="-2"/>
                 <w:sz w:val="24"/>
-                <w:rPrChange w:id="207" w:author="Anthony Cossio" w:date="2025-04-02T09:28:00Z">
+                <w:rPrChange w:id="282" w:author="Anthony Cossio" w:date="2025-04-02T09:28:00Z">
                   <w:rPr>
                     <w:spacing w:val="-2"/>
                     <w:sz w:val="24"/>
@@ -21079,7 +22291,7 @@
               <w:rPr>
                 <w:strike/>
                 <w:sz w:val="24"/>
-                <w:rPrChange w:id="208" w:author="Anthony Cossio" w:date="2025-04-02T09:28:00Z">
+                <w:rPrChange w:id="283" w:author="Anthony Cossio" w:date="2025-04-02T09:28:00Z">
                   <w:rPr>
                     <w:sz w:val="24"/>
                   </w:rPr>
@@ -21090,7 +22302,7 @@
               <w:rPr>
                 <w:strike/>
                 <w:sz w:val="24"/>
-                <w:rPrChange w:id="209" w:author="Anthony Cossio" w:date="2025-04-02T09:28:00Z">
+                <w:rPrChange w:id="284" w:author="Anthony Cossio" w:date="2025-04-02T09:28:00Z">
                   <w:rPr>
                     <w:sz w:val="24"/>
                   </w:rPr>
@@ -21103,7 +22315,7 @@
                 <w:strike/>
                 <w:spacing w:val="-15"/>
                 <w:sz w:val="24"/>
-                <w:rPrChange w:id="210" w:author="Anthony Cossio" w:date="2025-04-02T09:28:00Z">
+                <w:rPrChange w:id="285" w:author="Anthony Cossio" w:date="2025-04-02T09:28:00Z">
                   <w:rPr>
                     <w:spacing w:val="-15"/>
                     <w:sz w:val="24"/>
@@ -21116,7 +22328,7 @@
               <w:rPr>
                 <w:strike/>
                 <w:sz w:val="24"/>
-                <w:rPrChange w:id="211" w:author="Anthony Cossio" w:date="2025-04-02T09:28:00Z">
+                <w:rPrChange w:id="286" w:author="Anthony Cossio" w:date="2025-04-02T09:28:00Z">
                   <w:rPr>
                     <w:sz w:val="24"/>
                   </w:rPr>
@@ -21129,7 +22341,7 @@
                 <w:strike/>
                 <w:spacing w:val="-4"/>
                 <w:sz w:val="24"/>
-                <w:rPrChange w:id="212" w:author="Anthony Cossio" w:date="2025-04-02T09:28:00Z">
+                <w:rPrChange w:id="287" w:author="Anthony Cossio" w:date="2025-04-02T09:28:00Z">
                   <w:rPr>
                     <w:spacing w:val="-4"/>
                     <w:sz w:val="24"/>
@@ -21153,7 +22365,7 @@
               <w:rPr>
                 <w:strike/>
                 <w:sz w:val="24"/>
-                <w:rPrChange w:id="213" w:author="Anthony Cossio" w:date="2025-04-02T09:28:00Z">
+                <w:rPrChange w:id="288" w:author="Anthony Cossio" w:date="2025-04-02T09:28:00Z">
                   <w:rPr>
                     <w:sz w:val="24"/>
                   </w:rPr>
@@ -21164,7 +22376,7 @@
               <w:rPr>
                 <w:strike/>
                 <w:sz w:val="24"/>
-                <w:rPrChange w:id="214" w:author="Anthony Cossio" w:date="2025-04-02T09:28:00Z">
+                <w:rPrChange w:id="289" w:author="Anthony Cossio" w:date="2025-04-02T09:28:00Z">
                   <w:rPr>
                     <w:sz w:val="24"/>
                   </w:rPr>
@@ -21177,7 +22389,7 @@
                 <w:strike/>
                 <w:spacing w:val="-15"/>
                 <w:sz w:val="24"/>
-                <w:rPrChange w:id="215" w:author="Anthony Cossio" w:date="2025-04-02T09:28:00Z">
+                <w:rPrChange w:id="290" w:author="Anthony Cossio" w:date="2025-04-02T09:28:00Z">
                   <w:rPr>
                     <w:spacing w:val="-15"/>
                     <w:sz w:val="24"/>
@@ -21190,7 +22402,7 @@
               <w:rPr>
                 <w:strike/>
                 <w:sz w:val="24"/>
-                <w:rPrChange w:id="216" w:author="Anthony Cossio" w:date="2025-04-02T09:28:00Z">
+                <w:rPrChange w:id="291" w:author="Anthony Cossio" w:date="2025-04-02T09:28:00Z">
                   <w:rPr>
                     <w:sz w:val="24"/>
                   </w:rPr>
@@ -21203,7 +22415,7 @@
                 <w:strike/>
                 <w:spacing w:val="-2"/>
                 <w:sz w:val="24"/>
-                <w:rPrChange w:id="217" w:author="Anthony Cossio" w:date="2025-04-02T09:28:00Z">
+                <w:rPrChange w:id="292" w:author="Anthony Cossio" w:date="2025-04-02T09:28:00Z">
                   <w:rPr>
                     <w:spacing w:val="-2"/>
                     <w:sz w:val="24"/>
@@ -21226,7 +22438,7 @@
               <w:rPr>
                 <w:strike/>
                 <w:sz w:val="24"/>
-                <w:rPrChange w:id="218" w:author="Anthony Cossio" w:date="2025-04-02T09:28:00Z">
+                <w:rPrChange w:id="293" w:author="Anthony Cossio" w:date="2025-04-02T09:28:00Z">
                   <w:rPr>
                     <w:sz w:val="24"/>
                   </w:rPr>
@@ -21238,7 +22450,7 @@
                 <w:strike/>
                 <w:spacing w:val="-2"/>
                 <w:sz w:val="24"/>
-                <w:rPrChange w:id="219" w:author="Anthony Cossio" w:date="2025-04-02T09:28:00Z">
+                <w:rPrChange w:id="294" w:author="Anthony Cossio" w:date="2025-04-02T09:28:00Z">
                   <w:rPr>
                     <w:spacing w:val="-2"/>
                     <w:sz w:val="24"/>
@@ -21252,7 +22464,7 @@
                 <w:strike/>
                 <w:spacing w:val="-4"/>
                 <w:sz w:val="24"/>
-                <w:rPrChange w:id="220" w:author="Anthony Cossio" w:date="2025-04-02T09:28:00Z">
+                <w:rPrChange w:id="295" w:author="Anthony Cossio" w:date="2025-04-02T09:28:00Z">
                   <w:rPr>
                     <w:spacing w:val="-4"/>
                     <w:sz w:val="24"/>
@@ -21280,7 +22492,7 @@
               <w:rPr>
                 <w:strike/>
                 <w:sz w:val="24"/>
-                <w:rPrChange w:id="221" w:author="Anthony Cossio" w:date="2025-04-02T09:28:00Z">
+                <w:rPrChange w:id="296" w:author="Anthony Cossio" w:date="2025-04-02T09:28:00Z">
                   <w:rPr>
                     <w:sz w:val="24"/>
                   </w:rPr>
@@ -21292,7 +22504,7 @@
                 <w:strike/>
                 <w:spacing w:val="-2"/>
                 <w:sz w:val="24"/>
-                <w:rPrChange w:id="222" w:author="Anthony Cossio" w:date="2025-04-02T09:28:00Z">
+                <w:rPrChange w:id="297" w:author="Anthony Cossio" w:date="2025-04-02T09:28:00Z">
                   <w:rPr>
                     <w:spacing w:val="-2"/>
                     <w:sz w:val="24"/>
@@ -21315,7 +22527,7 @@
               <w:rPr>
                 <w:strike/>
                 <w:sz w:val="24"/>
-                <w:rPrChange w:id="223" w:author="Anthony Cossio" w:date="2025-04-02T09:28:00Z">
+                <w:rPrChange w:id="298" w:author="Anthony Cossio" w:date="2025-04-02T09:28:00Z">
                   <w:rPr>
                     <w:sz w:val="24"/>
                   </w:rPr>
@@ -21327,7 +22539,7 @@
                 <w:strike/>
                 <w:spacing w:val="-2"/>
                 <w:sz w:val="24"/>
-                <w:rPrChange w:id="224" w:author="Anthony Cossio" w:date="2025-04-02T09:28:00Z">
+                <w:rPrChange w:id="299" w:author="Anthony Cossio" w:date="2025-04-02T09:28:00Z">
                   <w:rPr>
                     <w:spacing w:val="-2"/>
                     <w:sz w:val="24"/>
@@ -21350,7 +22562,7 @@
               <w:rPr>
                 <w:strike/>
                 <w:sz w:val="24"/>
-                <w:rPrChange w:id="225" w:author="Anthony Cossio" w:date="2025-04-02T09:28:00Z">
+                <w:rPrChange w:id="300" w:author="Anthony Cossio" w:date="2025-04-02T09:28:00Z">
                   <w:rPr>
                     <w:sz w:val="24"/>
                   </w:rPr>
@@ -21362,7 +22574,7 @@
                 <w:strike/>
                 <w:spacing w:val="-2"/>
                 <w:sz w:val="24"/>
-                <w:rPrChange w:id="226" w:author="Anthony Cossio" w:date="2025-04-02T09:28:00Z">
+                <w:rPrChange w:id="301" w:author="Anthony Cossio" w:date="2025-04-02T09:28:00Z">
                   <w:rPr>
                     <w:spacing w:val="-2"/>
                     <w:sz w:val="24"/>
@@ -21385,7 +22597,7 @@
               <w:rPr>
                 <w:strike/>
                 <w:sz w:val="24"/>
-                <w:rPrChange w:id="227" w:author="Anthony Cossio" w:date="2025-04-02T09:28:00Z">
+                <w:rPrChange w:id="302" w:author="Anthony Cossio" w:date="2025-04-02T09:28:00Z">
                   <w:rPr>
                     <w:sz w:val="24"/>
                   </w:rPr>
@@ -21397,7 +22609,7 @@
                 <w:strike/>
                 <w:spacing w:val="-2"/>
                 <w:sz w:val="24"/>
-                <w:rPrChange w:id="228" w:author="Anthony Cossio" w:date="2025-04-02T09:28:00Z">
+                <w:rPrChange w:id="303" w:author="Anthony Cossio" w:date="2025-04-02T09:28:00Z">
                   <w:rPr>
                     <w:spacing w:val="-2"/>
                     <w:sz w:val="24"/>
@@ -21420,7 +22632,7 @@
               <w:rPr>
                 <w:strike/>
                 <w:sz w:val="24"/>
-                <w:rPrChange w:id="229" w:author="Anthony Cossio" w:date="2025-04-02T09:28:00Z">
+                <w:rPrChange w:id="304" w:author="Anthony Cossio" w:date="2025-04-02T09:28:00Z">
                   <w:rPr>
                     <w:sz w:val="24"/>
                   </w:rPr>
@@ -21432,7 +22644,7 @@
                 <w:strike/>
                 <w:spacing w:val="-2"/>
                 <w:sz w:val="24"/>
-                <w:rPrChange w:id="230" w:author="Anthony Cossio" w:date="2025-04-02T09:28:00Z">
+                <w:rPrChange w:id="305" w:author="Anthony Cossio" w:date="2025-04-02T09:28:00Z">
                   <w:rPr>
                     <w:spacing w:val="-2"/>
                     <w:sz w:val="24"/>
@@ -21455,7 +22667,7 @@
               <w:rPr>
                 <w:strike/>
                 <w:sz w:val="24"/>
-                <w:rPrChange w:id="231" w:author="Anthony Cossio" w:date="2025-04-02T09:28:00Z">
+                <w:rPrChange w:id="306" w:author="Anthony Cossio" w:date="2025-04-02T09:28:00Z">
                   <w:rPr>
                     <w:sz w:val="24"/>
                   </w:rPr>
@@ -21467,7 +22679,7 @@
                 <w:strike/>
                 <w:spacing w:val="-2"/>
                 <w:sz w:val="24"/>
-                <w:rPrChange w:id="232" w:author="Anthony Cossio" w:date="2025-04-02T09:28:00Z">
+                <w:rPrChange w:id="307" w:author="Anthony Cossio" w:date="2025-04-02T09:28:00Z">
                   <w:rPr>
                     <w:spacing w:val="-2"/>
                     <w:sz w:val="24"/>
@@ -21490,7 +22702,7 @@
               <w:rPr>
                 <w:strike/>
                 <w:sz w:val="24"/>
-                <w:rPrChange w:id="233" w:author="Anthony Cossio" w:date="2025-04-02T09:28:00Z">
+                <w:rPrChange w:id="308" w:author="Anthony Cossio" w:date="2025-04-02T09:28:00Z">
                   <w:rPr>
                     <w:sz w:val="24"/>
                   </w:rPr>
@@ -21502,7 +22714,7 @@
                 <w:strike/>
                 <w:spacing w:val="-2"/>
                 <w:sz w:val="24"/>
-                <w:rPrChange w:id="234" w:author="Anthony Cossio" w:date="2025-04-02T09:28:00Z">
+                <w:rPrChange w:id="309" w:author="Anthony Cossio" w:date="2025-04-02T09:28:00Z">
                   <w:rPr>
                     <w:spacing w:val="-2"/>
                     <w:sz w:val="24"/>
@@ -21525,7 +22737,7 @@
               <w:rPr>
                 <w:strike/>
                 <w:sz w:val="24"/>
-                <w:rPrChange w:id="235" w:author="Anthony Cossio" w:date="2025-04-02T09:28:00Z">
+                <w:rPrChange w:id="310" w:author="Anthony Cossio" w:date="2025-04-02T09:28:00Z">
                   <w:rPr>
                     <w:sz w:val="24"/>
                   </w:rPr>
@@ -21537,7 +22749,7 @@
                 <w:strike/>
                 <w:spacing w:val="-5"/>
                 <w:sz w:val="24"/>
-                <w:rPrChange w:id="236" w:author="Anthony Cossio" w:date="2025-04-02T09:28:00Z">
+                <w:rPrChange w:id="311" w:author="Anthony Cossio" w:date="2025-04-02T09:28:00Z">
                   <w:rPr>
                     <w:spacing w:val="-5"/>
                     <w:sz w:val="24"/>
@@ -21565,7 +22777,7 @@
               <w:rPr>
                 <w:strike/>
                 <w:sz w:val="24"/>
-                <w:rPrChange w:id="237" w:author="Anthony Cossio" w:date="2025-04-02T09:28:00Z">
+                <w:rPrChange w:id="312" w:author="Anthony Cossio" w:date="2025-04-02T09:28:00Z">
                   <w:rPr>
                     <w:sz w:val="24"/>
                   </w:rPr>
@@ -21577,7 +22789,7 @@
                 <w:strike/>
                 <w:spacing w:val="-2"/>
                 <w:sz w:val="24"/>
-                <w:rPrChange w:id="238" w:author="Anthony Cossio" w:date="2025-04-02T09:28:00Z">
+                <w:rPrChange w:id="313" w:author="Anthony Cossio" w:date="2025-04-02T09:28:00Z">
                   <w:rPr>
                     <w:spacing w:val="-2"/>
                     <w:sz w:val="24"/>
@@ -21600,7 +22812,7 @@
               <w:rPr>
                 <w:strike/>
                 <w:sz w:val="24"/>
-                <w:rPrChange w:id="239" w:author="Anthony Cossio" w:date="2025-04-02T09:28:00Z">
+                <w:rPrChange w:id="314" w:author="Anthony Cossio" w:date="2025-04-02T09:28:00Z">
                   <w:rPr>
                     <w:sz w:val="24"/>
                   </w:rPr>
@@ -21612,7 +22824,7 @@
                 <w:strike/>
                 <w:spacing w:val="-2"/>
                 <w:sz w:val="24"/>
-                <w:rPrChange w:id="240" w:author="Anthony Cossio" w:date="2025-04-02T09:28:00Z">
+                <w:rPrChange w:id="315" w:author="Anthony Cossio" w:date="2025-04-02T09:28:00Z">
                   <w:rPr>
                     <w:spacing w:val="-2"/>
                     <w:sz w:val="24"/>
@@ -21635,7 +22847,7 @@
               <w:rPr>
                 <w:strike/>
                 <w:sz w:val="24"/>
-                <w:rPrChange w:id="241" w:author="Anthony Cossio" w:date="2025-04-02T09:28:00Z">
+                <w:rPrChange w:id="316" w:author="Anthony Cossio" w:date="2025-04-02T09:28:00Z">
                   <w:rPr>
                     <w:sz w:val="24"/>
                   </w:rPr>
@@ -21647,7 +22859,7 @@
                 <w:strike/>
                 <w:spacing w:val="-2"/>
                 <w:sz w:val="24"/>
-                <w:rPrChange w:id="242" w:author="Anthony Cossio" w:date="2025-04-02T09:28:00Z">
+                <w:rPrChange w:id="317" w:author="Anthony Cossio" w:date="2025-04-02T09:28:00Z">
                   <w:rPr>
                     <w:spacing w:val="-2"/>
                     <w:sz w:val="24"/>
@@ -21670,7 +22882,7 @@
               <w:rPr>
                 <w:strike/>
                 <w:sz w:val="24"/>
-                <w:rPrChange w:id="243" w:author="Anthony Cossio" w:date="2025-04-02T09:28:00Z">
+                <w:rPrChange w:id="318" w:author="Anthony Cossio" w:date="2025-04-02T09:28:00Z">
                   <w:rPr>
                     <w:sz w:val="24"/>
                   </w:rPr>
@@ -21682,7 +22894,7 @@
                 <w:strike/>
                 <w:spacing w:val="-2"/>
                 <w:sz w:val="24"/>
-                <w:rPrChange w:id="244" w:author="Anthony Cossio" w:date="2025-04-02T09:28:00Z">
+                <w:rPrChange w:id="319" w:author="Anthony Cossio" w:date="2025-04-02T09:28:00Z">
                   <w:rPr>
                     <w:spacing w:val="-2"/>
                     <w:sz w:val="24"/>
@@ -21705,7 +22917,7 @@
               <w:rPr>
                 <w:strike/>
                 <w:sz w:val="24"/>
-                <w:rPrChange w:id="245" w:author="Anthony Cossio" w:date="2025-04-02T09:28:00Z">
+                <w:rPrChange w:id="320" w:author="Anthony Cossio" w:date="2025-04-02T09:28:00Z">
                   <w:rPr>
                     <w:sz w:val="24"/>
                   </w:rPr>
@@ -21717,7 +22929,7 @@
                 <w:strike/>
                 <w:spacing w:val="-2"/>
                 <w:sz w:val="24"/>
-                <w:rPrChange w:id="246" w:author="Anthony Cossio" w:date="2025-04-02T09:28:00Z">
+                <w:rPrChange w:id="321" w:author="Anthony Cossio" w:date="2025-04-02T09:28:00Z">
                   <w:rPr>
                     <w:spacing w:val="-2"/>
                     <w:sz w:val="24"/>
@@ -21740,7 +22952,7 @@
               <w:rPr>
                 <w:strike/>
                 <w:sz w:val="24"/>
-                <w:rPrChange w:id="247" w:author="Anthony Cossio" w:date="2025-04-02T09:28:00Z">
+                <w:rPrChange w:id="322" w:author="Anthony Cossio" w:date="2025-04-02T09:28:00Z">
                   <w:rPr>
                     <w:sz w:val="24"/>
                   </w:rPr>
@@ -21752,7 +22964,7 @@
                 <w:strike/>
                 <w:spacing w:val="-2"/>
                 <w:sz w:val="24"/>
-                <w:rPrChange w:id="248" w:author="Anthony Cossio" w:date="2025-04-02T09:28:00Z">
+                <w:rPrChange w:id="323" w:author="Anthony Cossio" w:date="2025-04-02T09:28:00Z">
                   <w:rPr>
                     <w:spacing w:val="-2"/>
                     <w:sz w:val="24"/>
@@ -21775,7 +22987,7 @@
               <w:rPr>
                 <w:strike/>
                 <w:sz w:val="24"/>
-                <w:rPrChange w:id="249" w:author="Anthony Cossio" w:date="2025-04-02T09:28:00Z">
+                <w:rPrChange w:id="324" w:author="Anthony Cossio" w:date="2025-04-02T09:28:00Z">
                   <w:rPr>
                     <w:sz w:val="24"/>
                   </w:rPr>
@@ -21787,7 +22999,7 @@
                 <w:strike/>
                 <w:spacing w:val="-2"/>
                 <w:sz w:val="24"/>
-                <w:rPrChange w:id="250" w:author="Anthony Cossio" w:date="2025-04-02T09:28:00Z">
+                <w:rPrChange w:id="325" w:author="Anthony Cossio" w:date="2025-04-02T09:28:00Z">
                   <w:rPr>
                     <w:spacing w:val="-2"/>
                     <w:sz w:val="24"/>
@@ -21810,7 +23022,7 @@
               <w:rPr>
                 <w:strike/>
                 <w:sz w:val="24"/>
-                <w:rPrChange w:id="251" w:author="Anthony Cossio" w:date="2025-04-02T09:28:00Z">
+                <w:rPrChange w:id="326" w:author="Anthony Cossio" w:date="2025-04-02T09:28:00Z">
                   <w:rPr>
                     <w:sz w:val="24"/>
                   </w:rPr>
@@ -21822,7 +23034,7 @@
                 <w:strike/>
                 <w:spacing w:val="-5"/>
                 <w:sz w:val="24"/>
-                <w:rPrChange w:id="252" w:author="Anthony Cossio" w:date="2025-04-02T09:28:00Z">
+                <w:rPrChange w:id="327" w:author="Anthony Cossio" w:date="2025-04-02T09:28:00Z">
                   <w:rPr>
                     <w:spacing w:val="-5"/>
                     <w:sz w:val="24"/>
@@ -21838,12 +23050,12 @@
     <w:p>
       <w:pPr>
         <w:rPr>
-          <w:ins w:id="253" w:author="Anthony Cossio" w:date="2025-04-02T09:29:00Z"/>
+          <w:ins w:id="328" w:author="Anthony Cossio" w:date="2025-04-02T09:29:00Z"/>
           <w:sz w:val="24"/>
           <w:szCs w:val="24"/>
         </w:rPr>
       </w:pPr>
-      <w:ins w:id="254" w:author="Anthony Cossio" w:date="2025-04-02T09:29:00Z">
+      <w:ins w:id="329" w:author="Anthony Cossio" w:date="2025-04-02T09:29:00Z">
         <w:r>
           <w:rPr>
             <w:sz w:val="24"/>
@@ -21856,7 +23068,7 @@
     <w:p>
       <w:pPr>
         <w:rPr>
-          <w:ins w:id="255" w:author="Anthony Cossio" w:date="2025-04-02T09:29:00Z"/>
+          <w:ins w:id="330" w:author="Anthony Cossio" w:date="2025-04-02T09:29:00Z"/>
           <w:rFonts w:cstheme="minorHAnsi"/>
           <w:sz w:val="24"/>
           <w:szCs w:val="24"/>
@@ -21883,7 +23095,7 @@
       <w:tr>
         <w:trPr>
           <w:jc w:val="center"/>
-          <w:ins w:id="256" w:author="Anthony Cossio" w:date="2025-04-02T09:29:00Z"/>
+          <w:ins w:id="331" w:author="Anthony Cossio" w:date="2025-04-02T09:29:00Z"/>
         </w:trPr>
         <w:tc>
           <w:tcPr>
@@ -21892,12 +23104,12 @@
           <w:p>
             <w:pPr>
               <w:rPr>
-                <w:ins w:id="257" w:author="Anthony Cossio" w:date="2025-04-02T09:29:00Z"/>
+                <w:ins w:id="332" w:author="Anthony Cossio" w:date="2025-04-02T09:29:00Z"/>
                 <w:sz w:val="24"/>
                 <w:szCs w:val="24"/>
               </w:rPr>
             </w:pPr>
-            <w:ins w:id="258" w:author="Anthony Cossio" w:date="2025-04-02T09:29:00Z">
+            <w:ins w:id="333" w:author="Anthony Cossio" w:date="2025-05-22T15:36:00Z">
               <w:r>
                 <w:rPr>
                   <w:sz w:val="24"/>
@@ -21910,18 +23122,18 @@
         </w:tc>
         <w:tc>
           <w:tcPr>
-            <w:tcW w:w="867" w:type="dxa"/>
+            <w:tcW w:w="881" w:type="dxa"/>
           </w:tcPr>
           <w:p>
             <w:pPr>
               <w:jc w:val="center"/>
               <w:rPr>
-                <w:ins w:id="259" w:author="Anthony Cossio" w:date="2025-04-02T09:29:00Z"/>
+                <w:ins w:id="334" w:author="Anthony Cossio" w:date="2025-05-22T15:36:00Z"/>
                 <w:sz w:val="24"/>
                 <w:szCs w:val="24"/>
               </w:rPr>
             </w:pPr>
-            <w:ins w:id="260" w:author="Anthony Cossio" w:date="2025-04-02T09:29:00Z">
+            <w:ins w:id="335" w:author="Anthony Cossio" w:date="2025-05-22T15:36:00Z">
               <w:r>
                 <w:rPr>
                   <w:sz w:val="24"/>
@@ -21935,12 +23147,12 @@
             <w:pPr>
               <w:jc w:val="center"/>
               <w:rPr>
-                <w:ins w:id="261" w:author="Anthony Cossio" w:date="2025-04-02T09:29:00Z"/>
+                <w:ins w:id="336" w:author="Anthony Cossio" w:date="2025-04-02T09:29:00Z"/>
                 <w:sz w:val="24"/>
                 <w:szCs w:val="24"/>
               </w:rPr>
             </w:pPr>
-            <w:ins w:id="262" w:author="Anthony Cossio" w:date="2025-04-02T09:29:00Z">
+            <w:ins w:id="337" w:author="Anthony Cossio" w:date="2025-05-22T15:36:00Z">
               <w:r>
                 <w:rPr>
                   <w:sz w:val="24"/>
@@ -21959,12 +23171,12 @@
             <w:pPr>
               <w:jc w:val="center"/>
               <w:rPr>
-                <w:ins w:id="263" w:author="Anthony Cossio" w:date="2025-04-02T09:29:00Z"/>
+                <w:ins w:id="338" w:author="Anthony Cossio" w:date="2025-04-02T09:29:00Z"/>
                 <w:sz w:val="24"/>
                 <w:szCs w:val="24"/>
               </w:rPr>
             </w:pPr>
-            <w:ins w:id="264" w:author="Anthony Cossio" w:date="2025-04-02T09:29:00Z">
+            <w:ins w:id="339" w:author="Anthony Cossio" w:date="2025-05-22T15:36:00Z">
               <w:r>
                 <w:rPr>
                   <w:sz w:val="24"/>
@@ -21977,18 +23189,18 @@
         </w:tc>
         <w:tc>
           <w:tcPr>
-            <w:tcW w:w="1051" w:type="dxa"/>
+            <w:tcW w:w="1316" w:type="dxa"/>
           </w:tcPr>
           <w:p>
             <w:pPr>
               <w:jc w:val="center"/>
               <w:rPr>
-                <w:ins w:id="265" w:author="Anthony Cossio" w:date="2025-04-02T09:29:00Z"/>
+                <w:ins w:id="340" w:author="Anthony Cossio" w:date="2025-05-22T15:36:00Z"/>
                 <w:sz w:val="24"/>
                 <w:szCs w:val="24"/>
               </w:rPr>
             </w:pPr>
-            <w:ins w:id="266" w:author="Anthony Cossio" w:date="2025-04-02T09:29:00Z">
+            <w:ins w:id="341" w:author="Anthony Cossio" w:date="2025-05-22T15:36:00Z">
               <w:r>
                 <w:rPr>
                   <w:sz w:val="24"/>
@@ -22002,12 +23214,12 @@
             <w:pPr>
               <w:jc w:val="center"/>
               <w:rPr>
-                <w:ins w:id="267" w:author="Anthony Cossio" w:date="2025-04-02T09:29:00Z"/>
+                <w:ins w:id="342" w:author="Anthony Cossio" w:date="2025-04-02T09:29:00Z"/>
                 <w:sz w:val="24"/>
                 <w:szCs w:val="24"/>
               </w:rPr>
             </w:pPr>
-            <w:ins w:id="268" w:author="Anthony Cossio" w:date="2025-04-02T09:29:00Z">
+            <w:ins w:id="343" w:author="Anthony Cossio" w:date="2025-05-22T15:36:00Z">
               <w:r>
                 <w:rPr>
                   <w:sz w:val="24"/>
@@ -22020,18 +23232,18 @@
         </w:tc>
         <w:tc>
           <w:tcPr>
-            <w:tcW w:w="867" w:type="dxa"/>
+            <w:tcW w:w="881" w:type="dxa"/>
           </w:tcPr>
           <w:p>
             <w:pPr>
               <w:jc w:val="center"/>
               <w:rPr>
-                <w:ins w:id="269" w:author="Anthony Cossio" w:date="2025-04-02T09:29:00Z"/>
+                <w:ins w:id="344" w:author="Anthony Cossio" w:date="2025-05-22T15:36:00Z"/>
                 <w:sz w:val="24"/>
                 <w:szCs w:val="24"/>
               </w:rPr>
             </w:pPr>
-            <w:ins w:id="270" w:author="Anthony Cossio" w:date="2025-04-02T09:29:00Z">
+            <w:ins w:id="345" w:author="Anthony Cossio" w:date="2025-05-22T15:36:00Z">
               <w:r>
                 <w:rPr>
                   <w:sz w:val="24"/>
@@ -22045,12 +23257,12 @@
             <w:pPr>
               <w:jc w:val="center"/>
               <w:rPr>
-                <w:ins w:id="271" w:author="Anthony Cossio" w:date="2025-04-02T09:29:00Z"/>
+                <w:ins w:id="346" w:author="Anthony Cossio" w:date="2025-04-02T09:29:00Z"/>
                 <w:sz w:val="24"/>
                 <w:szCs w:val="24"/>
               </w:rPr>
             </w:pPr>
-            <w:ins w:id="272" w:author="Anthony Cossio" w:date="2025-04-02T09:29:00Z">
+            <w:ins w:id="347" w:author="Anthony Cossio" w:date="2025-05-22T15:36:00Z">
               <w:r>
                 <w:rPr>
                   <w:sz w:val="24"/>
@@ -22069,12 +23281,12 @@
             <w:pPr>
               <w:jc w:val="center"/>
               <w:rPr>
-                <w:ins w:id="273" w:author="Anthony Cossio" w:date="2025-04-02T09:29:00Z"/>
+                <w:ins w:id="348" w:author="Anthony Cossio" w:date="2025-04-02T09:29:00Z"/>
                 <w:sz w:val="24"/>
                 <w:szCs w:val="24"/>
               </w:rPr>
             </w:pPr>
-            <w:ins w:id="274" w:author="Anthony Cossio" w:date="2025-04-02T09:29:00Z">
+            <w:ins w:id="349" w:author="Anthony Cossio" w:date="2025-05-22T15:36:00Z">
               <w:r>
                 <w:rPr>
                   <w:sz w:val="24"/>
@@ -22087,18 +23299,18 @@
         </w:tc>
         <w:tc>
           <w:tcPr>
-            <w:tcW w:w="1193" w:type="dxa"/>
+            <w:tcW w:w="1316" w:type="dxa"/>
           </w:tcPr>
           <w:p>
             <w:pPr>
               <w:jc w:val="center"/>
               <w:rPr>
-                <w:ins w:id="275" w:author="Anthony Cossio" w:date="2025-04-02T09:29:00Z"/>
+                <w:ins w:id="350" w:author="Anthony Cossio" w:date="2025-05-22T15:36:00Z"/>
                 <w:sz w:val="24"/>
                 <w:szCs w:val="24"/>
               </w:rPr>
             </w:pPr>
-            <w:ins w:id="276" w:author="Anthony Cossio" w:date="2025-04-02T09:29:00Z">
+            <w:ins w:id="351" w:author="Anthony Cossio" w:date="2025-05-22T15:36:00Z">
               <w:r>
                 <w:rPr>
                   <w:sz w:val="24"/>
@@ -22112,12 +23324,12 @@
             <w:pPr>
               <w:jc w:val="center"/>
               <w:rPr>
-                <w:ins w:id="277" w:author="Anthony Cossio" w:date="2025-04-02T09:29:00Z"/>
+                <w:ins w:id="352" w:author="Anthony Cossio" w:date="2025-04-02T09:29:00Z"/>
                 <w:sz w:val="24"/>
                 <w:szCs w:val="24"/>
               </w:rPr>
             </w:pPr>
-            <w:ins w:id="278" w:author="Anthony Cossio" w:date="2025-04-02T09:29:00Z">
+            <w:ins w:id="353" w:author="Anthony Cossio" w:date="2025-05-22T15:36:00Z">
               <w:r>
                 <w:rPr>
                   <w:sz w:val="24"/>
@@ -22136,12 +23348,12 @@
             <w:pPr>
               <w:jc w:val="center"/>
               <w:rPr>
-                <w:ins w:id="279" w:author="Anthony Cossio" w:date="2025-04-02T09:29:00Z"/>
+                <w:ins w:id="354" w:author="Anthony Cossio" w:date="2025-05-22T15:36:00Z"/>
                 <w:sz w:val="24"/>
                 <w:szCs w:val="24"/>
               </w:rPr>
             </w:pPr>
-            <w:ins w:id="280" w:author="Anthony Cossio" w:date="2025-04-02T09:29:00Z">
+            <w:ins w:id="355" w:author="Anthony Cossio" w:date="2025-05-22T15:36:00Z">
               <w:r>
                 <w:rPr>
                   <w:sz w:val="24"/>
@@ -22155,12 +23367,12 @@
             <w:pPr>
               <w:jc w:val="center"/>
               <w:rPr>
-                <w:ins w:id="281" w:author="Anthony Cossio" w:date="2025-04-02T09:29:00Z"/>
+                <w:ins w:id="356" w:author="Anthony Cossio" w:date="2025-04-02T09:29:00Z"/>
                 <w:sz w:val="24"/>
                 <w:szCs w:val="24"/>
               </w:rPr>
             </w:pPr>
-            <w:ins w:id="282" w:author="Anthony Cossio" w:date="2025-04-02T09:29:00Z">
+            <w:ins w:id="357" w:author="Anthony Cossio" w:date="2025-05-22T15:36:00Z">
               <w:r>
                 <w:rPr>
                   <w:sz w:val="24"/>
@@ -22175,7 +23387,7 @@
       <w:tr>
         <w:trPr>
           <w:jc w:val="center"/>
-          <w:ins w:id="283" w:author="Anthony Cossio" w:date="2025-04-02T09:29:00Z"/>
+          <w:ins w:id="358" w:author="Anthony Cossio" w:date="2025-04-02T09:29:00Z"/>
         </w:trPr>
         <w:tc>
           <w:tcPr>
@@ -22184,12 +23396,12 @@
           <w:p>
             <w:pPr>
               <w:rPr>
-                <w:ins w:id="284" w:author="Anthony Cossio" w:date="2025-04-02T09:29:00Z"/>
+                <w:ins w:id="359" w:author="Anthony Cossio" w:date="2025-04-02T09:29:00Z"/>
                 <w:sz w:val="24"/>
                 <w:szCs w:val="24"/>
               </w:rPr>
             </w:pPr>
-            <w:ins w:id="285" w:author="Anthony Cossio" w:date="2025-04-02T09:29:00Z">
+            <w:ins w:id="360" w:author="Anthony Cossio" w:date="2025-05-22T15:36:00Z">
               <w:r>
                 <w:rPr>
                   <w:sz w:val="24"/>
@@ -22202,24 +23414,24 @@
         </w:tc>
         <w:tc>
           <w:tcPr>
-            <w:tcW w:w="867" w:type="dxa"/>
+            <w:tcW w:w="881" w:type="dxa"/>
           </w:tcPr>
           <w:p>
             <w:pPr>
               <w:jc w:val="center"/>
               <w:rPr>
-                <w:ins w:id="286" w:author="Anthony Cossio" w:date="2025-04-02T09:29:00Z"/>
+                <w:ins w:id="361" w:author="Anthony Cossio" w:date="2025-04-02T09:29:00Z"/>
                 <w:sz w:val="24"/>
                 <w:szCs w:val="24"/>
               </w:rPr>
             </w:pPr>
-            <w:ins w:id="287" w:author="Anthony Cossio" w:date="2025-04-02T09:29:00Z">
+            <w:ins w:id="362" w:author="Anthony Cossio" w:date="2025-05-22T15:36:00Z">
               <w:r>
                 <w:rPr>
                   <w:sz w:val="24"/>
                   <w:szCs w:val="24"/>
                 </w:rPr>
-                <w:t>44.76</w:t>
+                <w:t>48.37</w:t>
               </w:r>
             </w:ins>
           </w:p>
@@ -22232,66 +23444,66 @@
             <w:pPr>
               <w:jc w:val="center"/>
               <w:rPr>
-                <w:ins w:id="288" w:author="Anthony Cossio" w:date="2025-04-02T09:29:00Z"/>
+                <w:ins w:id="363" w:author="Anthony Cossio" w:date="2025-04-02T09:29:00Z"/>
                 <w:sz w:val="24"/>
                 <w:szCs w:val="24"/>
               </w:rPr>
             </w:pPr>
-            <w:ins w:id="289" w:author="Anthony Cossio" w:date="2025-04-02T09:29:00Z">
+            <w:ins w:id="364" w:author="Anthony Cossio" w:date="2025-05-22T15:36:00Z">
               <w:r>
                 <w:rPr>
                   <w:sz w:val="24"/>
                   <w:szCs w:val="24"/>
                 </w:rPr>
-                <w:t>97.44</w:t>
+                <w:t>106.77</w:t>
               </w:r>
             </w:ins>
           </w:p>
         </w:tc>
         <w:tc>
           <w:tcPr>
-            <w:tcW w:w="1051" w:type="dxa"/>
+            <w:tcW w:w="1316" w:type="dxa"/>
           </w:tcPr>
           <w:p>
             <w:pPr>
               <w:jc w:val="center"/>
               <w:rPr>
-                <w:ins w:id="290" w:author="Anthony Cossio" w:date="2025-04-02T09:29:00Z"/>
+                <w:ins w:id="365" w:author="Anthony Cossio" w:date="2025-04-02T09:29:00Z"/>
                 <w:sz w:val="24"/>
                 <w:szCs w:val="24"/>
               </w:rPr>
             </w:pPr>
-            <w:ins w:id="291" w:author="Anthony Cossio" w:date="2025-04-02T09:29:00Z">
+            <w:ins w:id="366" w:author="Anthony Cossio" w:date="2025-05-22T15:36:00Z">
               <w:r>
                 <w:rPr>
                   <w:sz w:val="24"/>
                   <w:szCs w:val="24"/>
                 </w:rPr>
-                <w:t>4.0282e+05</w:t>
+                <w:t>4.3533e+05</w:t>
               </w:r>
             </w:ins>
           </w:p>
         </w:tc>
         <w:tc>
           <w:tcPr>
-            <w:tcW w:w="867" w:type="dxa"/>
+            <w:tcW w:w="881" w:type="dxa"/>
           </w:tcPr>
           <w:p>
             <w:pPr>
               <w:jc w:val="center"/>
               <w:rPr>
-                <w:ins w:id="292" w:author="Anthony Cossio" w:date="2025-04-02T09:29:00Z"/>
+                <w:ins w:id="367" w:author="Anthony Cossio" w:date="2025-04-02T09:29:00Z"/>
                 <w:sz w:val="24"/>
                 <w:szCs w:val="24"/>
               </w:rPr>
             </w:pPr>
-            <w:ins w:id="293" w:author="Anthony Cossio" w:date="2025-04-02T09:29:00Z">
+            <w:ins w:id="368" w:author="Anthony Cossio" w:date="2025-05-22T15:36:00Z">
               <w:r>
                 <w:rPr>
                   <w:sz w:val="24"/>
                   <w:szCs w:val="24"/>
                 </w:rPr>
-                <w:t>35.66</w:t>
+                <w:t>38.22</w:t>
               </w:r>
             </w:ins>
           </w:p>
@@ -22304,42 +23516,42 @@
             <w:pPr>
               <w:jc w:val="center"/>
               <w:rPr>
-                <w:ins w:id="294" w:author="Anthony Cossio" w:date="2025-04-02T09:29:00Z"/>
+                <w:ins w:id="369" w:author="Anthony Cossio" w:date="2025-04-02T09:29:00Z"/>
                 <w:sz w:val="24"/>
                 <w:szCs w:val="24"/>
               </w:rPr>
             </w:pPr>
-            <w:ins w:id="295" w:author="Anthony Cossio" w:date="2025-04-02T09:29:00Z">
+            <w:ins w:id="370" w:author="Anthony Cossio" w:date="2025-05-22T15:36:00Z">
               <w:r>
                 <w:rPr>
                   <w:sz w:val="24"/>
                   <w:szCs w:val="24"/>
                 </w:rPr>
-                <w:t>79.43</w:t>
+                <w:t>85.64</w:t>
               </w:r>
             </w:ins>
           </w:p>
         </w:tc>
         <w:tc>
           <w:tcPr>
-            <w:tcW w:w="1193" w:type="dxa"/>
+            <w:tcW w:w="1316" w:type="dxa"/>
           </w:tcPr>
           <w:p>
             <w:pPr>
               <w:jc w:val="center"/>
               <w:rPr>
-                <w:ins w:id="296" w:author="Anthony Cossio" w:date="2025-04-02T09:29:00Z"/>
+                <w:ins w:id="371" w:author="Anthony Cossio" w:date="2025-04-02T09:29:00Z"/>
                 <w:sz w:val="24"/>
                 <w:szCs w:val="24"/>
               </w:rPr>
             </w:pPr>
-            <w:ins w:id="297" w:author="Anthony Cossio" w:date="2025-04-02T09:29:00Z">
+            <w:ins w:id="372" w:author="Anthony Cossio" w:date="2025-05-22T15:36:00Z">
               <w:r>
                 <w:rPr>
                   <w:sz w:val="24"/>
                   <w:szCs w:val="24"/>
                 </w:rPr>
-                <w:t>3.2092e+05</w:t>
+                <w:t>3.4398e+05</w:t>
               </w:r>
             </w:ins>
           </w:p>
@@ -22352,12 +23564,12 @@
             <w:pPr>
               <w:jc w:val="center"/>
               <w:rPr>
-                <w:ins w:id="298" w:author="Anthony Cossio" w:date="2025-04-02T09:29:00Z"/>
+                <w:ins w:id="373" w:author="Anthony Cossio" w:date="2025-04-02T09:29:00Z"/>
                 <w:sz w:val="24"/>
                 <w:szCs w:val="24"/>
               </w:rPr>
             </w:pPr>
-            <w:ins w:id="299" w:author="Anthony Cossio" w:date="2025-04-02T09:29:00Z">
+            <w:ins w:id="374" w:author="Anthony Cossio" w:date="2025-05-22T15:36:00Z">
               <w:r>
                 <w:rPr>
                   <w:sz w:val="24"/>
@@ -22372,7 +23584,7 @@
       <w:tr>
         <w:trPr>
           <w:jc w:val="center"/>
-          <w:ins w:id="300" w:author="Anthony Cossio" w:date="2025-04-02T09:29:00Z"/>
+          <w:ins w:id="375" w:author="Anthony Cossio" w:date="2025-04-02T09:29:00Z"/>
         </w:trPr>
         <w:tc>
           <w:tcPr>
@@ -22381,12 +23593,12 @@
           <w:p>
             <w:pPr>
               <w:rPr>
-                <w:ins w:id="301" w:author="Anthony Cossio" w:date="2025-04-02T09:29:00Z"/>
+                <w:ins w:id="376" w:author="Anthony Cossio" w:date="2025-04-02T09:29:00Z"/>
                 <w:sz w:val="24"/>
                 <w:szCs w:val="24"/>
               </w:rPr>
             </w:pPr>
-            <w:ins w:id="302" w:author="Anthony Cossio" w:date="2025-04-02T09:29:00Z">
+            <w:ins w:id="377" w:author="Anthony Cossio" w:date="2025-05-22T15:36:00Z">
               <w:r>
                 <w:rPr>
                   <w:sz w:val="24"/>
@@ -22399,24 +23611,24 @@
         </w:tc>
         <w:tc>
           <w:tcPr>
-            <w:tcW w:w="867" w:type="dxa"/>
+            <w:tcW w:w="881" w:type="dxa"/>
           </w:tcPr>
           <w:p>
             <w:pPr>
               <w:jc w:val="center"/>
               <w:rPr>
-                <w:ins w:id="303" w:author="Anthony Cossio" w:date="2025-04-02T09:29:00Z"/>
+                <w:ins w:id="378" w:author="Anthony Cossio" w:date="2025-04-02T09:29:00Z"/>
                 <w:sz w:val="24"/>
                 <w:szCs w:val="24"/>
               </w:rPr>
             </w:pPr>
-            <w:ins w:id="304" w:author="Anthony Cossio" w:date="2025-04-02T09:29:00Z">
+            <w:ins w:id="379" w:author="Anthony Cossio" w:date="2025-05-22T15:36:00Z">
               <w:r>
                 <w:rPr>
                   <w:sz w:val="24"/>
                   <w:szCs w:val="24"/>
                 </w:rPr>
-                <w:t>44.15</w:t>
+                <w:t>43.33</w:t>
               </w:r>
             </w:ins>
           </w:p>
@@ -22429,66 +23641,66 @@
             <w:pPr>
               <w:jc w:val="center"/>
               <w:rPr>
-                <w:ins w:id="305" w:author="Anthony Cossio" w:date="2025-04-02T09:29:00Z"/>
+                <w:ins w:id="380" w:author="Anthony Cossio" w:date="2025-04-02T09:29:00Z"/>
                 <w:sz w:val="24"/>
                 <w:szCs w:val="24"/>
               </w:rPr>
             </w:pPr>
-            <w:ins w:id="306" w:author="Anthony Cossio" w:date="2025-04-02T09:29:00Z">
+            <w:ins w:id="381" w:author="Anthony Cossio" w:date="2025-05-22T15:36:00Z">
               <w:r>
                 <w:rPr>
                   <w:sz w:val="24"/>
                   <w:szCs w:val="24"/>
                 </w:rPr>
-                <w:t>117.42</w:t>
+                <w:t>117.38</w:t>
               </w:r>
             </w:ins>
           </w:p>
         </w:tc>
         <w:tc>
           <w:tcPr>
-            <w:tcW w:w="1051" w:type="dxa"/>
+            <w:tcW w:w="1316" w:type="dxa"/>
           </w:tcPr>
           <w:p>
             <w:pPr>
               <w:jc w:val="center"/>
               <w:rPr>
-                <w:ins w:id="307" w:author="Anthony Cossio" w:date="2025-04-02T09:29:00Z"/>
+                <w:ins w:id="382" w:author="Anthony Cossio" w:date="2025-04-02T09:29:00Z"/>
                 <w:sz w:val="24"/>
                 <w:szCs w:val="24"/>
               </w:rPr>
             </w:pPr>
-            <w:ins w:id="308" w:author="Anthony Cossio" w:date="2025-04-02T09:29:00Z">
+            <w:ins w:id="383" w:author="Anthony Cossio" w:date="2025-05-22T15:36:00Z">
               <w:r>
                 <w:rPr>
                   <w:sz w:val="24"/>
                   <w:szCs w:val="24"/>
                 </w:rPr>
-                <w:t>3.9731e+05</w:t>
+                <w:t>3.8993e+05</w:t>
               </w:r>
             </w:ins>
           </w:p>
         </w:tc>
         <w:tc>
           <w:tcPr>
-            <w:tcW w:w="867" w:type="dxa"/>
+            <w:tcW w:w="881" w:type="dxa"/>
           </w:tcPr>
           <w:p>
             <w:pPr>
               <w:jc w:val="center"/>
               <w:rPr>
-                <w:ins w:id="309" w:author="Anthony Cossio" w:date="2025-04-02T09:29:00Z"/>
+                <w:ins w:id="384" w:author="Anthony Cossio" w:date="2025-04-02T09:29:00Z"/>
                 <w:sz w:val="24"/>
                 <w:szCs w:val="24"/>
               </w:rPr>
             </w:pPr>
-            <w:ins w:id="310" w:author="Anthony Cossio" w:date="2025-04-02T09:29:00Z">
+            <w:ins w:id="385" w:author="Anthony Cossio" w:date="2025-05-22T15:36:00Z">
               <w:r>
                 <w:rPr>
                   <w:sz w:val="24"/>
                   <w:szCs w:val="24"/>
                 </w:rPr>
-                <w:t>41.84</w:t>
+                <w:t>41.67</w:t>
               </w:r>
             </w:ins>
           </w:p>
@@ -22501,42 +23713,42 @@
             <w:pPr>
               <w:jc w:val="center"/>
               <w:rPr>
-                <w:ins w:id="311" w:author="Anthony Cossio" w:date="2025-04-02T09:29:00Z"/>
+                <w:ins w:id="386" w:author="Anthony Cossio" w:date="2025-04-02T09:29:00Z"/>
                 <w:sz w:val="24"/>
                 <w:szCs w:val="24"/>
               </w:rPr>
             </w:pPr>
-            <w:ins w:id="312" w:author="Anthony Cossio" w:date="2025-04-02T09:29:00Z">
+            <w:ins w:id="387" w:author="Anthony Cossio" w:date="2025-05-22T15:36:00Z">
               <w:r>
                 <w:rPr>
                   <w:sz w:val="24"/>
                   <w:szCs w:val="24"/>
                 </w:rPr>
-                <w:t>130.77</w:t>
+                <w:t>130.78</w:t>
               </w:r>
             </w:ins>
           </w:p>
         </w:tc>
         <w:tc>
           <w:tcPr>
-            <w:tcW w:w="1193" w:type="dxa"/>
+            <w:tcW w:w="1316" w:type="dxa"/>
           </w:tcPr>
           <w:p>
             <w:pPr>
               <w:jc w:val="center"/>
               <w:rPr>
-                <w:ins w:id="313" w:author="Anthony Cossio" w:date="2025-04-02T09:29:00Z"/>
+                <w:ins w:id="388" w:author="Anthony Cossio" w:date="2025-04-02T09:29:00Z"/>
                 <w:sz w:val="24"/>
                 <w:szCs w:val="24"/>
               </w:rPr>
             </w:pPr>
-            <w:ins w:id="314" w:author="Anthony Cossio" w:date="2025-04-02T09:29:00Z">
+            <w:ins w:id="389" w:author="Anthony Cossio" w:date="2025-05-22T15:36:00Z">
               <w:r>
                 <w:rPr>
                   <w:sz w:val="24"/>
                   <w:szCs w:val="24"/>
                 </w:rPr>
-                <w:t>3.7655e+05</w:t>
+                <w:t>3.7505e+05</w:t>
               </w:r>
             </w:ins>
           </w:p>
@@ -22549,12 +23761,12 @@
             <w:pPr>
               <w:jc w:val="center"/>
               <w:rPr>
-                <w:ins w:id="315" w:author="Anthony Cossio" w:date="2025-04-02T09:29:00Z"/>
+                <w:ins w:id="390" w:author="Anthony Cossio" w:date="2025-04-02T09:29:00Z"/>
                 <w:sz w:val="24"/>
                 <w:szCs w:val="24"/>
               </w:rPr>
             </w:pPr>
-            <w:ins w:id="316" w:author="Anthony Cossio" w:date="2025-04-02T09:29:00Z">
+            <w:ins w:id="391" w:author="Anthony Cossio" w:date="2025-05-22T15:36:00Z">
               <w:r>
                 <w:rPr>
                   <w:sz w:val="24"/>
@@ -22572,7 +23784,7 @@
         <w:pStyle w:val="BodyText"/>
         <w:spacing w:before="181"/>
         <w:rPr>
-          <w:ins w:id="317" w:author="Anthony Cossio" w:date="2025-04-02T09:28:00Z"/>
+          <w:ins w:id="392" w:author="Anthony Cossio" w:date="2025-04-02T09:28:00Z"/>
         </w:rPr>
       </w:pPr>
     </w:p>
@@ -22588,7 +23800,7 @@
         <w:ind w:left="100"/>
         <w:rPr>
           <w:strike/>
-          <w:rPrChange w:id="318" w:author="Anthony Cossio" w:date="2025-04-02T09:29:00Z">
+          <w:rPrChange w:id="393" w:author="Anthony Cossio" w:date="2025-04-02T09:29:00Z">
             <w:rPr/>
           </w:rPrChange>
         </w:rPr>
@@ -22596,7 +23808,7 @@
       <w:r>
         <w:rPr>
           <w:strike/>
-          <w:rPrChange w:id="319" w:author="Anthony Cossio" w:date="2025-04-02T09:29:00Z">
+          <w:rPrChange w:id="394" w:author="Anthony Cossio" w:date="2025-04-02T09:29:00Z">
             <w:rPr/>
           </w:rPrChange>
         </w:rPr>
@@ -22606,7 +23818,7 @@
         <w:rPr>
           <w:strike/>
           <w:spacing w:val="-4"/>
-          <w:rPrChange w:id="320" w:author="Anthony Cossio" w:date="2025-04-02T09:29:00Z">
+          <w:rPrChange w:id="395" w:author="Anthony Cossio" w:date="2025-04-02T09:29:00Z">
             <w:rPr>
               <w:spacing w:val="-4"/>
             </w:rPr>
@@ -22617,7 +23829,7 @@
       <w:r>
         <w:rPr>
           <w:strike/>
-          <w:rPrChange w:id="321" w:author="Anthony Cossio" w:date="2025-04-02T09:29:00Z">
+          <w:rPrChange w:id="396" w:author="Anthony Cossio" w:date="2025-04-02T09:29:00Z">
             <w:rPr/>
           </w:rPrChange>
         </w:rPr>
@@ -22627,7 +23839,7 @@
         <w:rPr>
           <w:strike/>
           <w:spacing w:val="-3"/>
-          <w:rPrChange w:id="322" w:author="Anthony Cossio" w:date="2025-04-02T09:29:00Z">
+          <w:rPrChange w:id="397" w:author="Anthony Cossio" w:date="2025-04-02T09:29:00Z">
             <w:rPr>
               <w:spacing w:val="-3"/>
             </w:rPr>
@@ -22638,7 +23850,7 @@
       <w:r>
         <w:rPr>
           <w:strike/>
-          <w:rPrChange w:id="323" w:author="Anthony Cossio" w:date="2025-04-02T09:29:00Z">
+          <w:rPrChange w:id="398" w:author="Anthony Cossio" w:date="2025-04-02T09:29:00Z">
             <w:rPr/>
           </w:rPrChange>
         </w:rPr>
@@ -22648,7 +23860,7 @@
         <w:rPr>
           <w:strike/>
           <w:spacing w:val="-2"/>
-          <w:rPrChange w:id="324" w:author="Anthony Cossio" w:date="2025-04-02T09:29:00Z">
+          <w:rPrChange w:id="399" w:author="Anthony Cossio" w:date="2025-04-02T09:29:00Z">
             <w:rPr>
               <w:spacing w:val="-2"/>
             </w:rPr>
@@ -22659,7 +23871,7 @@
       <w:r>
         <w:rPr>
           <w:strike/>
-          <w:rPrChange w:id="325" w:author="Anthony Cossio" w:date="2025-04-02T09:29:00Z">
+          <w:rPrChange w:id="400" w:author="Anthony Cossio" w:date="2025-04-02T09:29:00Z">
             <w:rPr/>
           </w:rPrChange>
         </w:rPr>
@@ -22669,7 +23881,7 @@
         <w:rPr>
           <w:strike/>
           <w:spacing w:val="-2"/>
-          <w:rPrChange w:id="326" w:author="Anthony Cossio" w:date="2025-04-02T09:29:00Z">
+          <w:rPrChange w:id="401" w:author="Anthony Cossio" w:date="2025-04-02T09:29:00Z">
             <w:rPr>
               <w:spacing w:val="-2"/>
             </w:rPr>
@@ -22680,7 +23892,7 @@
       <w:r>
         <w:rPr>
           <w:strike/>
-          <w:rPrChange w:id="327" w:author="Anthony Cossio" w:date="2025-04-02T09:29:00Z">
+          <w:rPrChange w:id="402" w:author="Anthony Cossio" w:date="2025-04-02T09:29:00Z">
             <w:rPr/>
           </w:rPrChange>
         </w:rPr>
@@ -22690,7 +23902,7 @@
         <w:rPr>
           <w:strike/>
           <w:spacing w:val="-2"/>
-          <w:rPrChange w:id="328" w:author="Anthony Cossio" w:date="2025-04-02T09:29:00Z">
+          <w:rPrChange w:id="403" w:author="Anthony Cossio" w:date="2025-04-02T09:29:00Z">
             <w:rPr>
               <w:spacing w:val="-2"/>
             </w:rPr>
@@ -22701,7 +23913,7 @@
       <w:r>
         <w:rPr>
           <w:strike/>
-          <w:rPrChange w:id="329" w:author="Anthony Cossio" w:date="2025-04-02T09:29:00Z">
+          <w:rPrChange w:id="404" w:author="Anthony Cossio" w:date="2025-04-02T09:29:00Z">
             <w:rPr/>
           </w:rPrChange>
         </w:rPr>
@@ -22711,7 +23923,7 @@
         <w:rPr>
           <w:strike/>
           <w:spacing w:val="-2"/>
-          <w:rPrChange w:id="330" w:author="Anthony Cossio" w:date="2025-04-02T09:29:00Z">
+          <w:rPrChange w:id="405" w:author="Anthony Cossio" w:date="2025-04-02T09:29:00Z">
             <w:rPr>
               <w:spacing w:val="-2"/>
             </w:rPr>
@@ -22722,7 +23934,7 @@
       <w:r>
         <w:rPr>
           <w:strike/>
-          <w:rPrChange w:id="331" w:author="Anthony Cossio" w:date="2025-04-02T09:29:00Z">
+          <w:rPrChange w:id="406" w:author="Anthony Cossio" w:date="2025-04-02T09:29:00Z">
             <w:rPr/>
           </w:rPrChange>
         </w:rPr>
@@ -22732,7 +23944,7 @@
         <w:rPr>
           <w:strike/>
           <w:spacing w:val="-2"/>
-          <w:rPrChange w:id="332" w:author="Anthony Cossio" w:date="2025-04-02T09:29:00Z">
+          <w:rPrChange w:id="407" w:author="Anthony Cossio" w:date="2025-04-02T09:29:00Z">
             <w:rPr>
               <w:spacing w:val="-2"/>
             </w:rPr>
@@ -22743,7 +23955,7 @@
       <w:r>
         <w:rPr>
           <w:strike/>
-          <w:rPrChange w:id="333" w:author="Anthony Cossio" w:date="2025-04-02T09:29:00Z">
+          <w:rPrChange w:id="408" w:author="Anthony Cossio" w:date="2025-04-02T09:29:00Z">
             <w:rPr/>
           </w:rPrChange>
         </w:rPr>
@@ -22753,7 +23965,7 @@
         <w:rPr>
           <w:strike/>
           <w:spacing w:val="-2"/>
-          <w:rPrChange w:id="334" w:author="Anthony Cossio" w:date="2025-04-02T09:29:00Z">
+          <w:rPrChange w:id="409" w:author="Anthony Cossio" w:date="2025-04-02T09:29:00Z">
             <w:rPr>
               <w:spacing w:val="-2"/>
             </w:rPr>
@@ -22764,7 +23976,7 @@
       <w:r>
         <w:rPr>
           <w:strike/>
-          <w:rPrChange w:id="335" w:author="Anthony Cossio" w:date="2025-04-02T09:29:00Z">
+          <w:rPrChange w:id="410" w:author="Anthony Cossio" w:date="2025-04-02T09:29:00Z">
             <w:rPr/>
           </w:rPrChange>
         </w:rPr>
@@ -22774,7 +23986,7 @@
         <w:rPr>
           <w:strike/>
           <w:spacing w:val="-3"/>
-          <w:rPrChange w:id="336" w:author="Anthony Cossio" w:date="2025-04-02T09:29:00Z">
+          <w:rPrChange w:id="411" w:author="Anthony Cossio" w:date="2025-04-02T09:29:00Z">
             <w:rPr>
               <w:spacing w:val="-3"/>
             </w:rPr>
@@ -22785,7 +23997,7 @@
       <w:r>
         <w:rPr>
           <w:strike/>
-          <w:rPrChange w:id="337" w:author="Anthony Cossio" w:date="2025-04-02T09:29:00Z">
+          <w:rPrChange w:id="412" w:author="Anthony Cossio" w:date="2025-04-02T09:29:00Z">
             <w:rPr/>
           </w:rPrChange>
         </w:rPr>
@@ -22795,7 +24007,7 @@
         <w:rPr>
           <w:strike/>
           <w:spacing w:val="-2"/>
-          <w:rPrChange w:id="338" w:author="Anthony Cossio" w:date="2025-04-02T09:29:00Z">
+          <w:rPrChange w:id="413" w:author="Anthony Cossio" w:date="2025-04-02T09:29:00Z">
             <w:rPr>
               <w:spacing w:val="-2"/>
             </w:rPr>
@@ -22806,7 +24018,7 @@
       <w:r>
         <w:rPr>
           <w:strike/>
-          <w:rPrChange w:id="339" w:author="Anthony Cossio" w:date="2025-04-02T09:29:00Z">
+          <w:rPrChange w:id="414" w:author="Anthony Cossio" w:date="2025-04-02T09:29:00Z">
             <w:rPr/>
           </w:rPrChange>
         </w:rPr>
@@ -22816,7 +24028,7 @@
         <w:rPr>
           <w:strike/>
           <w:spacing w:val="-2"/>
-          <w:rPrChange w:id="340" w:author="Anthony Cossio" w:date="2025-04-02T09:29:00Z">
+          <w:rPrChange w:id="415" w:author="Anthony Cossio" w:date="2025-04-02T09:29:00Z">
             <w:rPr>
               <w:spacing w:val="-2"/>
             </w:rPr>
@@ -22832,7 +24044,7 @@
         <w:rPr>
           <w:strike/>
           <w:sz w:val="16"/>
-          <w:rPrChange w:id="341" w:author="Anthony Cossio" w:date="2025-04-02T09:29:00Z">
+          <w:rPrChange w:id="416" w:author="Anthony Cossio" w:date="2025-04-02T09:29:00Z">
             <w:rPr>
               <w:sz w:val="16"/>
             </w:rPr>
@@ -22884,7 +24096,7 @@
               <w:rPr>
                 <w:strike/>
                 <w:sz w:val="24"/>
-                <w:rPrChange w:id="342" w:author="Anthony Cossio" w:date="2025-04-02T09:29:00Z">
+                <w:rPrChange w:id="417" w:author="Anthony Cossio" w:date="2025-04-02T09:29:00Z">
                   <w:rPr>
                     <w:sz w:val="24"/>
                   </w:rPr>
@@ -22896,7 +24108,7 @@
                 <w:strike/>
                 <w:spacing w:val="-2"/>
                 <w:sz w:val="24"/>
-                <w:rPrChange w:id="343" w:author="Anthony Cossio" w:date="2025-04-02T09:29:00Z">
+                <w:rPrChange w:id="418" w:author="Anthony Cossio" w:date="2025-04-02T09:29:00Z">
                   <w:rPr>
                     <w:spacing w:val="-2"/>
                     <w:sz w:val="24"/>
@@ -22920,7 +24132,7 @@
               <w:rPr>
                 <w:strike/>
                 <w:sz w:val="24"/>
-                <w:rPrChange w:id="344" w:author="Anthony Cossio" w:date="2025-04-02T09:29:00Z">
+                <w:rPrChange w:id="419" w:author="Anthony Cossio" w:date="2025-04-02T09:29:00Z">
                   <w:rPr>
                     <w:sz w:val="24"/>
                   </w:rPr>
@@ -22931,7 +24143,7 @@
               <w:rPr>
                 <w:strike/>
                 <w:sz w:val="24"/>
-                <w:rPrChange w:id="345" w:author="Anthony Cossio" w:date="2025-04-02T09:29:00Z">
+                <w:rPrChange w:id="420" w:author="Anthony Cossio" w:date="2025-04-02T09:29:00Z">
                   <w:rPr>
                     <w:sz w:val="24"/>
                   </w:rPr>
@@ -22944,7 +24156,7 @@
                 <w:strike/>
                 <w:spacing w:val="-15"/>
                 <w:sz w:val="24"/>
-                <w:rPrChange w:id="346" w:author="Anthony Cossio" w:date="2025-04-02T09:29:00Z">
+                <w:rPrChange w:id="421" w:author="Anthony Cossio" w:date="2025-04-02T09:29:00Z">
                   <w:rPr>
                     <w:spacing w:val="-15"/>
                     <w:sz w:val="24"/>
@@ -22957,7 +24169,7 @@
               <w:rPr>
                 <w:strike/>
                 <w:sz w:val="24"/>
-                <w:rPrChange w:id="347" w:author="Anthony Cossio" w:date="2025-04-02T09:29:00Z">
+                <w:rPrChange w:id="422" w:author="Anthony Cossio" w:date="2025-04-02T09:29:00Z">
                   <w:rPr>
                     <w:sz w:val="24"/>
                   </w:rPr>
@@ -22970,7 +24182,7 @@
                 <w:strike/>
                 <w:spacing w:val="-2"/>
                 <w:sz w:val="24"/>
-                <w:rPrChange w:id="348" w:author="Anthony Cossio" w:date="2025-04-02T09:29:00Z">
+                <w:rPrChange w:id="423" w:author="Anthony Cossio" w:date="2025-04-02T09:29:00Z">
                   <w:rPr>
                     <w:spacing w:val="-2"/>
                     <w:sz w:val="24"/>
@@ -22989,7 +24201,7 @@
               <w:rPr>
                 <w:strike/>
                 <w:sz w:val="24"/>
-                <w:rPrChange w:id="349" w:author="Anthony Cossio" w:date="2025-04-02T09:29:00Z">
+                <w:rPrChange w:id="424" w:author="Anthony Cossio" w:date="2025-04-02T09:29:00Z">
                   <w:rPr>
                     <w:sz w:val="24"/>
                   </w:rPr>
@@ -23001,7 +24213,7 @@
                 <w:strike/>
                 <w:spacing w:val="-2"/>
                 <w:sz w:val="24"/>
-                <w:rPrChange w:id="350" w:author="Anthony Cossio" w:date="2025-04-02T09:29:00Z">
+                <w:rPrChange w:id="425" w:author="Anthony Cossio" w:date="2025-04-02T09:29:00Z">
                   <w:rPr>
                     <w:spacing w:val="-2"/>
                     <w:sz w:val="24"/>
@@ -23025,7 +24237,7 @@
               <w:rPr>
                 <w:strike/>
                 <w:sz w:val="24"/>
-                <w:rPrChange w:id="351" w:author="Anthony Cossio" w:date="2025-04-02T09:29:00Z">
+                <w:rPrChange w:id="426" w:author="Anthony Cossio" w:date="2025-04-02T09:29:00Z">
                   <w:rPr>
                     <w:sz w:val="24"/>
                   </w:rPr>
@@ -23036,7 +24248,7 @@
               <w:rPr>
                 <w:strike/>
                 <w:sz w:val="24"/>
-                <w:rPrChange w:id="352" w:author="Anthony Cossio" w:date="2025-04-02T09:29:00Z">
+                <w:rPrChange w:id="427" w:author="Anthony Cossio" w:date="2025-04-02T09:29:00Z">
                   <w:rPr>
                     <w:sz w:val="24"/>
                   </w:rPr>
@@ -23049,7 +24261,7 @@
                 <w:strike/>
                 <w:spacing w:val="-15"/>
                 <w:sz w:val="24"/>
-                <w:rPrChange w:id="353" w:author="Anthony Cossio" w:date="2025-04-02T09:29:00Z">
+                <w:rPrChange w:id="428" w:author="Anthony Cossio" w:date="2025-04-02T09:29:00Z">
                   <w:rPr>
                     <w:spacing w:val="-15"/>
                     <w:sz w:val="24"/>
@@ -23062,7 +24274,7 @@
               <w:rPr>
                 <w:strike/>
                 <w:sz w:val="24"/>
-                <w:rPrChange w:id="354" w:author="Anthony Cossio" w:date="2025-04-02T09:29:00Z">
+                <w:rPrChange w:id="429" w:author="Anthony Cossio" w:date="2025-04-02T09:29:00Z">
                   <w:rPr>
                     <w:sz w:val="24"/>
                   </w:rPr>
@@ -23075,7 +24287,7 @@
                 <w:strike/>
                 <w:spacing w:val="-4"/>
                 <w:sz w:val="24"/>
-                <w:rPrChange w:id="355" w:author="Anthony Cossio" w:date="2025-04-02T09:29:00Z">
+                <w:rPrChange w:id="430" w:author="Anthony Cossio" w:date="2025-04-02T09:29:00Z">
                   <w:rPr>
                     <w:spacing w:val="-4"/>
                     <w:sz w:val="24"/>
@@ -23099,7 +24311,7 @@
               <w:rPr>
                 <w:strike/>
                 <w:sz w:val="24"/>
-                <w:rPrChange w:id="356" w:author="Anthony Cossio" w:date="2025-04-02T09:29:00Z">
+                <w:rPrChange w:id="431" w:author="Anthony Cossio" w:date="2025-04-02T09:29:00Z">
                   <w:rPr>
                     <w:sz w:val="24"/>
                   </w:rPr>
@@ -23110,7 +24322,7 @@
               <w:rPr>
                 <w:strike/>
                 <w:sz w:val="24"/>
-                <w:rPrChange w:id="357" w:author="Anthony Cossio" w:date="2025-04-02T09:29:00Z">
+                <w:rPrChange w:id="432" w:author="Anthony Cossio" w:date="2025-04-02T09:29:00Z">
                   <w:rPr>
                     <w:sz w:val="24"/>
                   </w:rPr>
@@ -23123,7 +24335,7 @@
                 <w:strike/>
                 <w:spacing w:val="-15"/>
                 <w:sz w:val="24"/>
-                <w:rPrChange w:id="358" w:author="Anthony Cossio" w:date="2025-04-02T09:29:00Z">
+                <w:rPrChange w:id="433" w:author="Anthony Cossio" w:date="2025-04-02T09:29:00Z">
                   <w:rPr>
                     <w:spacing w:val="-15"/>
                     <w:sz w:val="24"/>
@@ -23136,7 +24348,7 @@
               <w:rPr>
                 <w:strike/>
                 <w:sz w:val="24"/>
-                <w:rPrChange w:id="359" w:author="Anthony Cossio" w:date="2025-04-02T09:29:00Z">
+                <w:rPrChange w:id="434" w:author="Anthony Cossio" w:date="2025-04-02T09:29:00Z">
                   <w:rPr>
                     <w:sz w:val="24"/>
                   </w:rPr>
@@ -23149,7 +24361,7 @@
                 <w:strike/>
                 <w:spacing w:val="-2"/>
                 <w:sz w:val="24"/>
-                <w:rPrChange w:id="360" w:author="Anthony Cossio" w:date="2025-04-02T09:29:00Z">
+                <w:rPrChange w:id="435" w:author="Anthony Cossio" w:date="2025-04-02T09:29:00Z">
                   <w:rPr>
                     <w:spacing w:val="-2"/>
                     <w:sz w:val="24"/>
@@ -23168,7 +24380,7 @@
               <w:rPr>
                 <w:strike/>
                 <w:sz w:val="24"/>
-                <w:rPrChange w:id="361" w:author="Anthony Cossio" w:date="2025-04-02T09:29:00Z">
+                <w:rPrChange w:id="436" w:author="Anthony Cossio" w:date="2025-04-02T09:29:00Z">
                   <w:rPr>
                     <w:sz w:val="24"/>
                   </w:rPr>
@@ -23180,7 +24392,7 @@
                 <w:strike/>
                 <w:spacing w:val="-2"/>
                 <w:sz w:val="24"/>
-                <w:rPrChange w:id="362" w:author="Anthony Cossio" w:date="2025-04-02T09:29:00Z">
+                <w:rPrChange w:id="437" w:author="Anthony Cossio" w:date="2025-04-02T09:29:00Z">
                   <w:rPr>
                     <w:spacing w:val="-2"/>
                     <w:sz w:val="24"/>
@@ -23204,7 +24416,7 @@
               <w:rPr>
                 <w:strike/>
                 <w:sz w:val="24"/>
-                <w:rPrChange w:id="363" w:author="Anthony Cossio" w:date="2025-04-02T09:29:00Z">
+                <w:rPrChange w:id="438" w:author="Anthony Cossio" w:date="2025-04-02T09:29:00Z">
                   <w:rPr>
                     <w:sz w:val="24"/>
                   </w:rPr>
@@ -23215,7 +24427,7 @@
               <w:rPr>
                 <w:strike/>
                 <w:sz w:val="24"/>
-                <w:rPrChange w:id="364" w:author="Anthony Cossio" w:date="2025-04-02T09:29:00Z">
+                <w:rPrChange w:id="439" w:author="Anthony Cossio" w:date="2025-04-02T09:29:00Z">
                   <w:rPr>
                     <w:sz w:val="24"/>
                   </w:rPr>
@@ -23228,7 +24440,7 @@
                 <w:strike/>
                 <w:spacing w:val="-15"/>
                 <w:sz w:val="24"/>
-                <w:rPrChange w:id="365" w:author="Anthony Cossio" w:date="2025-04-02T09:29:00Z">
+                <w:rPrChange w:id="440" w:author="Anthony Cossio" w:date="2025-04-02T09:29:00Z">
                   <w:rPr>
                     <w:spacing w:val="-15"/>
                     <w:sz w:val="24"/>
@@ -23241,7 +24453,7 @@
               <w:rPr>
                 <w:strike/>
                 <w:sz w:val="24"/>
-                <w:rPrChange w:id="366" w:author="Anthony Cossio" w:date="2025-04-02T09:29:00Z">
+                <w:rPrChange w:id="441" w:author="Anthony Cossio" w:date="2025-04-02T09:29:00Z">
                   <w:rPr>
                     <w:sz w:val="24"/>
                   </w:rPr>
@@ -23254,7 +24466,7 @@
                 <w:strike/>
                 <w:spacing w:val="-2"/>
                 <w:sz w:val="24"/>
-                <w:rPrChange w:id="367" w:author="Anthony Cossio" w:date="2025-04-02T09:29:00Z">
+                <w:rPrChange w:id="442" w:author="Anthony Cossio" w:date="2025-04-02T09:29:00Z">
                   <w:rPr>
                     <w:spacing w:val="-2"/>
                     <w:sz w:val="24"/>
@@ -23273,7 +24485,7 @@
               <w:rPr>
                 <w:strike/>
                 <w:sz w:val="24"/>
-                <w:rPrChange w:id="368" w:author="Anthony Cossio" w:date="2025-04-02T09:29:00Z">
+                <w:rPrChange w:id="443" w:author="Anthony Cossio" w:date="2025-04-02T09:29:00Z">
                   <w:rPr>
                     <w:sz w:val="24"/>
                   </w:rPr>
@@ -23285,7 +24497,7 @@
                 <w:strike/>
                 <w:spacing w:val="-2"/>
                 <w:sz w:val="24"/>
-                <w:rPrChange w:id="369" w:author="Anthony Cossio" w:date="2025-04-02T09:29:00Z">
+                <w:rPrChange w:id="444" w:author="Anthony Cossio" w:date="2025-04-02T09:29:00Z">
                   <w:rPr>
                     <w:spacing w:val="-2"/>
                     <w:sz w:val="24"/>
@@ -23309,7 +24521,7 @@
               <w:rPr>
                 <w:strike/>
                 <w:sz w:val="24"/>
-                <w:rPrChange w:id="370" w:author="Anthony Cossio" w:date="2025-04-02T09:29:00Z">
+                <w:rPrChange w:id="445" w:author="Anthony Cossio" w:date="2025-04-02T09:29:00Z">
                   <w:rPr>
                     <w:sz w:val="24"/>
                   </w:rPr>
@@ -23320,7 +24532,7 @@
               <w:rPr>
                 <w:strike/>
                 <w:sz w:val="24"/>
-                <w:rPrChange w:id="371" w:author="Anthony Cossio" w:date="2025-04-02T09:29:00Z">
+                <w:rPrChange w:id="446" w:author="Anthony Cossio" w:date="2025-04-02T09:29:00Z">
                   <w:rPr>
                     <w:sz w:val="24"/>
                   </w:rPr>
@@ -23333,7 +24545,7 @@
                 <w:strike/>
                 <w:spacing w:val="-15"/>
                 <w:sz w:val="24"/>
-                <w:rPrChange w:id="372" w:author="Anthony Cossio" w:date="2025-04-02T09:29:00Z">
+                <w:rPrChange w:id="447" w:author="Anthony Cossio" w:date="2025-04-02T09:29:00Z">
                   <w:rPr>
                     <w:spacing w:val="-15"/>
                     <w:sz w:val="24"/>
@@ -23346,7 +24558,7 @@
               <w:rPr>
                 <w:strike/>
                 <w:sz w:val="24"/>
-                <w:rPrChange w:id="373" w:author="Anthony Cossio" w:date="2025-04-02T09:29:00Z">
+                <w:rPrChange w:id="448" w:author="Anthony Cossio" w:date="2025-04-02T09:29:00Z">
                   <w:rPr>
                     <w:sz w:val="24"/>
                   </w:rPr>
@@ -23359,7 +24571,7 @@
                 <w:strike/>
                 <w:spacing w:val="-4"/>
                 <w:sz w:val="24"/>
-                <w:rPrChange w:id="374" w:author="Anthony Cossio" w:date="2025-04-02T09:29:00Z">
+                <w:rPrChange w:id="449" w:author="Anthony Cossio" w:date="2025-04-02T09:29:00Z">
                   <w:rPr>
                     <w:spacing w:val="-4"/>
                     <w:sz w:val="24"/>
@@ -23383,7 +24595,7 @@
               <w:rPr>
                 <w:strike/>
                 <w:sz w:val="24"/>
-                <w:rPrChange w:id="375" w:author="Anthony Cossio" w:date="2025-04-02T09:29:00Z">
+                <w:rPrChange w:id="450" w:author="Anthony Cossio" w:date="2025-04-02T09:29:00Z">
                   <w:rPr>
                     <w:sz w:val="24"/>
                   </w:rPr>
@@ -23394,7 +24606,7 @@
               <w:rPr>
                 <w:strike/>
                 <w:sz w:val="24"/>
-                <w:rPrChange w:id="376" w:author="Anthony Cossio" w:date="2025-04-02T09:29:00Z">
+                <w:rPrChange w:id="451" w:author="Anthony Cossio" w:date="2025-04-02T09:29:00Z">
                   <w:rPr>
                     <w:sz w:val="24"/>
                   </w:rPr>
@@ -23407,7 +24619,7 @@
                 <w:strike/>
                 <w:spacing w:val="-15"/>
                 <w:sz w:val="24"/>
-                <w:rPrChange w:id="377" w:author="Anthony Cossio" w:date="2025-04-02T09:29:00Z">
+                <w:rPrChange w:id="452" w:author="Anthony Cossio" w:date="2025-04-02T09:29:00Z">
                   <w:rPr>
                     <w:spacing w:val="-15"/>
                     <w:sz w:val="24"/>
@@ -23420,7 +24632,7 @@
               <w:rPr>
                 <w:strike/>
                 <w:sz w:val="24"/>
-                <w:rPrChange w:id="378" w:author="Anthony Cossio" w:date="2025-04-02T09:29:00Z">
+                <w:rPrChange w:id="453" w:author="Anthony Cossio" w:date="2025-04-02T09:29:00Z">
                   <w:rPr>
                     <w:sz w:val="24"/>
                   </w:rPr>
@@ -23433,7 +24645,7 @@
                 <w:strike/>
                 <w:spacing w:val="-2"/>
                 <w:sz w:val="24"/>
-                <w:rPrChange w:id="379" w:author="Anthony Cossio" w:date="2025-04-02T09:29:00Z">
+                <w:rPrChange w:id="454" w:author="Anthony Cossio" w:date="2025-04-02T09:29:00Z">
                   <w:rPr>
                     <w:spacing w:val="-2"/>
                     <w:sz w:val="24"/>
@@ -23452,7 +24664,7 @@
               <w:rPr>
                 <w:strike/>
                 <w:sz w:val="24"/>
-                <w:rPrChange w:id="380" w:author="Anthony Cossio" w:date="2025-04-02T09:29:00Z">
+                <w:rPrChange w:id="455" w:author="Anthony Cossio" w:date="2025-04-02T09:29:00Z">
                   <w:rPr>
                     <w:sz w:val="24"/>
                   </w:rPr>
@@ -23464,7 +24676,7 @@
                 <w:strike/>
                 <w:spacing w:val="-2"/>
                 <w:sz w:val="24"/>
-                <w:rPrChange w:id="381" w:author="Anthony Cossio" w:date="2025-04-02T09:29:00Z">
+                <w:rPrChange w:id="456" w:author="Anthony Cossio" w:date="2025-04-02T09:29:00Z">
                   <w:rPr>
                     <w:spacing w:val="-2"/>
                     <w:sz w:val="24"/>
@@ -23492,7 +24704,7 @@
               <w:rPr>
                 <w:strike/>
                 <w:sz w:val="24"/>
-                <w:rPrChange w:id="382" w:author="Anthony Cossio" w:date="2025-04-02T09:29:00Z">
+                <w:rPrChange w:id="457" w:author="Anthony Cossio" w:date="2025-04-02T09:29:00Z">
                   <w:rPr>
                     <w:sz w:val="24"/>
                   </w:rPr>
@@ -23504,7 +24716,7 @@
                 <w:strike/>
                 <w:spacing w:val="-2"/>
                 <w:sz w:val="24"/>
-                <w:rPrChange w:id="383" w:author="Anthony Cossio" w:date="2025-04-02T09:29:00Z">
+                <w:rPrChange w:id="458" w:author="Anthony Cossio" w:date="2025-04-02T09:29:00Z">
                   <w:rPr>
                     <w:spacing w:val="-2"/>
                     <w:sz w:val="24"/>
@@ -23527,7 +24739,7 @@
               <w:rPr>
                 <w:strike/>
                 <w:sz w:val="24"/>
-                <w:rPrChange w:id="384" w:author="Anthony Cossio" w:date="2025-04-02T09:29:00Z">
+                <w:rPrChange w:id="459" w:author="Anthony Cossio" w:date="2025-04-02T09:29:00Z">
                   <w:rPr>
                     <w:sz w:val="24"/>
                   </w:rPr>
@@ -23539,7 +24751,7 @@
                 <w:strike/>
                 <w:spacing w:val="-2"/>
                 <w:sz w:val="24"/>
-                <w:rPrChange w:id="385" w:author="Anthony Cossio" w:date="2025-04-02T09:29:00Z">
+                <w:rPrChange w:id="460" w:author="Anthony Cossio" w:date="2025-04-02T09:29:00Z">
                   <w:rPr>
                     <w:spacing w:val="-2"/>
                     <w:sz w:val="24"/>
@@ -23562,7 +24774,7 @@
               <w:rPr>
                 <w:strike/>
                 <w:sz w:val="24"/>
-                <w:rPrChange w:id="386" w:author="Anthony Cossio" w:date="2025-04-02T09:29:00Z">
+                <w:rPrChange w:id="461" w:author="Anthony Cossio" w:date="2025-04-02T09:29:00Z">
                   <w:rPr>
                     <w:sz w:val="24"/>
                   </w:rPr>
@@ -23574,7 +24786,7 @@
                 <w:strike/>
                 <w:spacing w:val="-2"/>
                 <w:sz w:val="24"/>
-                <w:rPrChange w:id="387" w:author="Anthony Cossio" w:date="2025-04-02T09:29:00Z">
+                <w:rPrChange w:id="462" w:author="Anthony Cossio" w:date="2025-04-02T09:29:00Z">
                   <w:rPr>
                     <w:spacing w:val="-2"/>
                     <w:sz w:val="24"/>
@@ -23597,7 +24809,7 @@
               <w:rPr>
                 <w:strike/>
                 <w:sz w:val="24"/>
-                <w:rPrChange w:id="388" w:author="Anthony Cossio" w:date="2025-04-02T09:29:00Z">
+                <w:rPrChange w:id="463" w:author="Anthony Cossio" w:date="2025-04-02T09:29:00Z">
                   <w:rPr>
                     <w:sz w:val="24"/>
                   </w:rPr>
@@ -23609,7 +24821,7 @@
                 <w:strike/>
                 <w:spacing w:val="-4"/>
                 <w:sz w:val="24"/>
-                <w:rPrChange w:id="389" w:author="Anthony Cossio" w:date="2025-04-02T09:29:00Z">
+                <w:rPrChange w:id="464" w:author="Anthony Cossio" w:date="2025-04-02T09:29:00Z">
                   <w:rPr>
                     <w:spacing w:val="-4"/>
                     <w:sz w:val="24"/>
@@ -23632,7 +24844,7 @@
               <w:rPr>
                 <w:strike/>
                 <w:sz w:val="24"/>
-                <w:rPrChange w:id="390" w:author="Anthony Cossio" w:date="2025-04-02T09:29:00Z">
+                <w:rPrChange w:id="465" w:author="Anthony Cossio" w:date="2025-04-02T09:29:00Z">
                   <w:rPr>
                     <w:sz w:val="24"/>
                   </w:rPr>
@@ -23644,7 +24856,7 @@
                 <w:strike/>
                 <w:spacing w:val="-2"/>
                 <w:sz w:val="24"/>
-                <w:rPrChange w:id="391" w:author="Anthony Cossio" w:date="2025-04-02T09:29:00Z">
+                <w:rPrChange w:id="466" w:author="Anthony Cossio" w:date="2025-04-02T09:29:00Z">
                   <w:rPr>
                     <w:spacing w:val="-2"/>
                     <w:sz w:val="24"/>
@@ -23667,7 +24879,7 @@
               <w:rPr>
                 <w:strike/>
                 <w:sz w:val="24"/>
-                <w:rPrChange w:id="392" w:author="Anthony Cossio" w:date="2025-04-02T09:29:00Z">
+                <w:rPrChange w:id="467" w:author="Anthony Cossio" w:date="2025-04-02T09:29:00Z">
                   <w:rPr>
                     <w:sz w:val="24"/>
                   </w:rPr>
@@ -23679,7 +24891,7 @@
                 <w:strike/>
                 <w:spacing w:val="-2"/>
                 <w:sz w:val="24"/>
-                <w:rPrChange w:id="393" w:author="Anthony Cossio" w:date="2025-04-02T09:29:00Z">
+                <w:rPrChange w:id="468" w:author="Anthony Cossio" w:date="2025-04-02T09:29:00Z">
                   <w:rPr>
                     <w:spacing w:val="-2"/>
                     <w:sz w:val="24"/>
@@ -23702,7 +24914,7 @@
               <w:rPr>
                 <w:strike/>
                 <w:sz w:val="24"/>
-                <w:rPrChange w:id="394" w:author="Anthony Cossio" w:date="2025-04-02T09:29:00Z">
+                <w:rPrChange w:id="469" w:author="Anthony Cossio" w:date="2025-04-02T09:29:00Z">
                   <w:rPr>
                     <w:sz w:val="24"/>
                   </w:rPr>
@@ -23714,7 +24926,7 @@
                 <w:strike/>
                 <w:spacing w:val="-4"/>
                 <w:sz w:val="24"/>
-                <w:rPrChange w:id="395" w:author="Anthony Cossio" w:date="2025-04-02T09:29:00Z">
+                <w:rPrChange w:id="470" w:author="Anthony Cossio" w:date="2025-04-02T09:29:00Z">
                   <w:rPr>
                     <w:spacing w:val="-4"/>
                     <w:sz w:val="24"/>
@@ -23742,7 +24954,7 @@
               <w:rPr>
                 <w:strike/>
                 <w:sz w:val="24"/>
-                <w:rPrChange w:id="396" w:author="Anthony Cossio" w:date="2025-04-02T09:29:00Z">
+                <w:rPrChange w:id="471" w:author="Anthony Cossio" w:date="2025-04-02T09:29:00Z">
                   <w:rPr>
                     <w:sz w:val="24"/>
                   </w:rPr>
@@ -23754,7 +24966,7 @@
                 <w:strike/>
                 <w:spacing w:val="-2"/>
                 <w:sz w:val="24"/>
-                <w:rPrChange w:id="397" w:author="Anthony Cossio" w:date="2025-04-02T09:29:00Z">
+                <w:rPrChange w:id="472" w:author="Anthony Cossio" w:date="2025-04-02T09:29:00Z">
                   <w:rPr>
                     <w:spacing w:val="-2"/>
                     <w:sz w:val="24"/>
@@ -23777,7 +24989,7 @@
               <w:rPr>
                 <w:strike/>
                 <w:sz w:val="24"/>
-                <w:rPrChange w:id="398" w:author="Anthony Cossio" w:date="2025-04-02T09:29:00Z">
+                <w:rPrChange w:id="473" w:author="Anthony Cossio" w:date="2025-04-02T09:29:00Z">
                   <w:rPr>
                     <w:sz w:val="24"/>
                   </w:rPr>
@@ -23789,7 +25001,7 @@
                 <w:strike/>
                 <w:spacing w:val="-2"/>
                 <w:sz w:val="24"/>
-                <w:rPrChange w:id="399" w:author="Anthony Cossio" w:date="2025-04-02T09:29:00Z">
+                <w:rPrChange w:id="474" w:author="Anthony Cossio" w:date="2025-04-02T09:29:00Z">
                   <w:rPr>
                     <w:spacing w:val="-2"/>
                     <w:sz w:val="24"/>
@@ -23812,7 +25024,7 @@
               <w:rPr>
                 <w:strike/>
                 <w:sz w:val="24"/>
-                <w:rPrChange w:id="400" w:author="Anthony Cossio" w:date="2025-04-02T09:29:00Z">
+                <w:rPrChange w:id="475" w:author="Anthony Cossio" w:date="2025-04-02T09:29:00Z">
                   <w:rPr>
                     <w:sz w:val="24"/>
                   </w:rPr>
@@ -23824,7 +25036,7 @@
                 <w:strike/>
                 <w:spacing w:val="-2"/>
                 <w:sz w:val="24"/>
-                <w:rPrChange w:id="401" w:author="Anthony Cossio" w:date="2025-04-02T09:29:00Z">
+                <w:rPrChange w:id="476" w:author="Anthony Cossio" w:date="2025-04-02T09:29:00Z">
                   <w:rPr>
                     <w:spacing w:val="-2"/>
                     <w:sz w:val="24"/>
@@ -23847,7 +25059,7 @@
               <w:rPr>
                 <w:strike/>
                 <w:sz w:val="24"/>
-                <w:rPrChange w:id="402" w:author="Anthony Cossio" w:date="2025-04-02T09:29:00Z">
+                <w:rPrChange w:id="477" w:author="Anthony Cossio" w:date="2025-04-02T09:29:00Z">
                   <w:rPr>
                     <w:sz w:val="24"/>
                   </w:rPr>
@@ -23859,7 +25071,7 @@
                 <w:strike/>
                 <w:spacing w:val="-4"/>
                 <w:sz w:val="24"/>
-                <w:rPrChange w:id="403" w:author="Anthony Cossio" w:date="2025-04-02T09:29:00Z">
+                <w:rPrChange w:id="478" w:author="Anthony Cossio" w:date="2025-04-02T09:29:00Z">
                   <w:rPr>
                     <w:spacing w:val="-4"/>
                     <w:sz w:val="24"/>
@@ -23882,7 +25094,7 @@
               <w:rPr>
                 <w:strike/>
                 <w:sz w:val="24"/>
-                <w:rPrChange w:id="404" w:author="Anthony Cossio" w:date="2025-04-02T09:29:00Z">
+                <w:rPrChange w:id="479" w:author="Anthony Cossio" w:date="2025-04-02T09:29:00Z">
                   <w:rPr>
                     <w:sz w:val="24"/>
                   </w:rPr>
@@ -23894,7 +25106,7 @@
                 <w:strike/>
                 <w:spacing w:val="-2"/>
                 <w:sz w:val="24"/>
-                <w:rPrChange w:id="405" w:author="Anthony Cossio" w:date="2025-04-02T09:29:00Z">
+                <w:rPrChange w:id="480" w:author="Anthony Cossio" w:date="2025-04-02T09:29:00Z">
                   <w:rPr>
                     <w:spacing w:val="-2"/>
                     <w:sz w:val="24"/>
@@ -23917,7 +25129,7 @@
               <w:rPr>
                 <w:strike/>
                 <w:sz w:val="24"/>
-                <w:rPrChange w:id="406" w:author="Anthony Cossio" w:date="2025-04-02T09:29:00Z">
+                <w:rPrChange w:id="481" w:author="Anthony Cossio" w:date="2025-04-02T09:29:00Z">
                   <w:rPr>
                     <w:sz w:val="24"/>
                   </w:rPr>
@@ -23929,7 +25141,7 @@
                 <w:strike/>
                 <w:spacing w:val="-2"/>
                 <w:sz w:val="24"/>
-                <w:rPrChange w:id="407" w:author="Anthony Cossio" w:date="2025-04-02T09:29:00Z">
+                <w:rPrChange w:id="482" w:author="Anthony Cossio" w:date="2025-04-02T09:29:00Z">
                   <w:rPr>
                     <w:spacing w:val="-2"/>
                     <w:sz w:val="24"/>
@@ -23952,7 +25164,7 @@
               <w:rPr>
                 <w:strike/>
                 <w:sz w:val="24"/>
-                <w:rPrChange w:id="408" w:author="Anthony Cossio" w:date="2025-04-02T09:29:00Z">
+                <w:rPrChange w:id="483" w:author="Anthony Cossio" w:date="2025-04-02T09:29:00Z">
                   <w:rPr>
                     <w:sz w:val="24"/>
                   </w:rPr>
@@ -23964,7 +25176,7 @@
                 <w:strike/>
                 <w:spacing w:val="-5"/>
                 <w:sz w:val="24"/>
-                <w:rPrChange w:id="409" w:author="Anthony Cossio" w:date="2025-04-02T09:29:00Z">
+                <w:rPrChange w:id="484" w:author="Anthony Cossio" w:date="2025-04-02T09:29:00Z">
                   <w:rPr>
                     <w:spacing w:val="-5"/>
                     <w:sz w:val="24"/>
@@ -23992,7 +25204,7 @@
               <w:rPr>
                 <w:strike/>
                 <w:sz w:val="24"/>
-                <w:rPrChange w:id="410" w:author="Anthony Cossio" w:date="2025-04-02T09:29:00Z">
+                <w:rPrChange w:id="485" w:author="Anthony Cossio" w:date="2025-04-02T09:29:00Z">
                   <w:rPr>
                     <w:sz w:val="24"/>
                   </w:rPr>
@@ -24004,7 +25216,7 @@
                 <w:strike/>
                 <w:spacing w:val="-2"/>
                 <w:sz w:val="24"/>
-                <w:rPrChange w:id="411" w:author="Anthony Cossio" w:date="2025-04-02T09:29:00Z">
+                <w:rPrChange w:id="486" w:author="Anthony Cossio" w:date="2025-04-02T09:29:00Z">
                   <w:rPr>
                     <w:spacing w:val="-2"/>
                     <w:sz w:val="24"/>
@@ -24023,7 +25235,7 @@
               <w:rPr>
                 <w:strike/>
                 <w:sz w:val="24"/>
-                <w:rPrChange w:id="412" w:author="Anthony Cossio" w:date="2025-04-02T09:29:00Z">
+                <w:rPrChange w:id="487" w:author="Anthony Cossio" w:date="2025-04-02T09:29:00Z">
                   <w:rPr>
                     <w:sz w:val="24"/>
                   </w:rPr>
@@ -24035,7 +25247,7 @@
                 <w:strike/>
                 <w:spacing w:val="-4"/>
                 <w:sz w:val="24"/>
-                <w:rPrChange w:id="413" w:author="Anthony Cossio" w:date="2025-04-02T09:29:00Z">
+                <w:rPrChange w:id="488" w:author="Anthony Cossio" w:date="2025-04-02T09:29:00Z">
                   <w:rPr>
                     <w:spacing w:val="-4"/>
                     <w:sz w:val="24"/>
@@ -24049,7 +25261,7 @@
                 <w:strike/>
                 <w:spacing w:val="-2"/>
                 <w:sz w:val="24"/>
-                <w:rPrChange w:id="414" w:author="Anthony Cossio" w:date="2025-04-02T09:29:00Z">
+                <w:rPrChange w:id="489" w:author="Anthony Cossio" w:date="2025-04-02T09:29:00Z">
                   <w:rPr>
                     <w:spacing w:val="-2"/>
                     <w:sz w:val="24"/>
@@ -24067,7 +25279,7 @@
               <w:rPr>
                 <w:strike/>
                 <w:sz w:val="24"/>
-                <w:rPrChange w:id="415" w:author="Anthony Cossio" w:date="2025-04-02T09:29:00Z">
+                <w:rPrChange w:id="490" w:author="Anthony Cossio" w:date="2025-04-02T09:29:00Z">
                   <w:rPr>
                     <w:sz w:val="24"/>
                   </w:rPr>
@@ -24079,7 +25291,7 @@
                 <w:strike/>
                 <w:spacing w:val="-2"/>
                 <w:sz w:val="24"/>
-                <w:rPrChange w:id="416" w:author="Anthony Cossio" w:date="2025-04-02T09:29:00Z">
+                <w:rPrChange w:id="491" w:author="Anthony Cossio" w:date="2025-04-02T09:29:00Z">
                   <w:rPr>
                     <w:spacing w:val="-2"/>
                     <w:sz w:val="24"/>
@@ -24102,7 +25314,7 @@
               <w:rPr>
                 <w:strike/>
                 <w:sz w:val="24"/>
-                <w:rPrChange w:id="417" w:author="Anthony Cossio" w:date="2025-04-02T09:29:00Z">
+                <w:rPrChange w:id="492" w:author="Anthony Cossio" w:date="2025-04-02T09:29:00Z">
                   <w:rPr>
                     <w:sz w:val="24"/>
                   </w:rPr>
@@ -24114,7 +25326,7 @@
                 <w:strike/>
                 <w:spacing w:val="-4"/>
                 <w:sz w:val="24"/>
-                <w:rPrChange w:id="418" w:author="Anthony Cossio" w:date="2025-04-02T09:29:00Z">
+                <w:rPrChange w:id="493" w:author="Anthony Cossio" w:date="2025-04-02T09:29:00Z">
                   <w:rPr>
                     <w:spacing w:val="-4"/>
                     <w:sz w:val="24"/>
@@ -24137,7 +25349,7 @@
               <w:rPr>
                 <w:strike/>
                 <w:sz w:val="24"/>
-                <w:rPrChange w:id="419" w:author="Anthony Cossio" w:date="2025-04-02T09:29:00Z">
+                <w:rPrChange w:id="494" w:author="Anthony Cossio" w:date="2025-04-02T09:29:00Z">
                   <w:rPr>
                     <w:sz w:val="24"/>
                   </w:rPr>
@@ -24149,7 +25361,7 @@
                 <w:strike/>
                 <w:spacing w:val="-2"/>
                 <w:sz w:val="24"/>
-                <w:rPrChange w:id="420" w:author="Anthony Cossio" w:date="2025-04-02T09:29:00Z">
+                <w:rPrChange w:id="495" w:author="Anthony Cossio" w:date="2025-04-02T09:29:00Z">
                   <w:rPr>
                     <w:spacing w:val="-2"/>
                     <w:sz w:val="24"/>
@@ -24172,7 +25384,7 @@
               <w:rPr>
                 <w:strike/>
                 <w:sz w:val="24"/>
-                <w:rPrChange w:id="421" w:author="Anthony Cossio" w:date="2025-04-02T09:29:00Z">
+                <w:rPrChange w:id="496" w:author="Anthony Cossio" w:date="2025-04-02T09:29:00Z">
                   <w:rPr>
                     <w:sz w:val="24"/>
                   </w:rPr>
@@ -24184,7 +25396,7 @@
                 <w:strike/>
                 <w:spacing w:val="-4"/>
                 <w:sz w:val="24"/>
-                <w:rPrChange w:id="422" w:author="Anthony Cossio" w:date="2025-04-02T09:29:00Z">
+                <w:rPrChange w:id="497" w:author="Anthony Cossio" w:date="2025-04-02T09:29:00Z">
                   <w:rPr>
                     <w:spacing w:val="-4"/>
                     <w:sz w:val="24"/>
@@ -24207,7 +25419,7 @@
               <w:rPr>
                 <w:strike/>
                 <w:sz w:val="24"/>
-                <w:rPrChange w:id="423" w:author="Anthony Cossio" w:date="2025-04-02T09:29:00Z">
+                <w:rPrChange w:id="498" w:author="Anthony Cossio" w:date="2025-04-02T09:29:00Z">
                   <w:rPr>
                     <w:sz w:val="24"/>
                   </w:rPr>
@@ -24219,7 +25431,7 @@
                 <w:strike/>
                 <w:spacing w:val="-2"/>
                 <w:sz w:val="24"/>
-                <w:rPrChange w:id="424" w:author="Anthony Cossio" w:date="2025-04-02T09:29:00Z">
+                <w:rPrChange w:id="499" w:author="Anthony Cossio" w:date="2025-04-02T09:29:00Z">
                   <w:rPr>
                     <w:spacing w:val="-2"/>
                     <w:sz w:val="24"/>
@@ -24242,7 +25454,7 @@
               <w:rPr>
                 <w:strike/>
                 <w:sz w:val="24"/>
-                <w:rPrChange w:id="425" w:author="Anthony Cossio" w:date="2025-04-02T09:29:00Z">
+                <w:rPrChange w:id="500" w:author="Anthony Cossio" w:date="2025-04-02T09:29:00Z">
                   <w:rPr>
                     <w:sz w:val="24"/>
                   </w:rPr>
@@ -24254,7 +25466,7 @@
                 <w:strike/>
                 <w:spacing w:val="-2"/>
                 <w:sz w:val="24"/>
-                <w:rPrChange w:id="426" w:author="Anthony Cossio" w:date="2025-04-02T09:29:00Z">
+                <w:rPrChange w:id="501" w:author="Anthony Cossio" w:date="2025-04-02T09:29:00Z">
                   <w:rPr>
                     <w:spacing w:val="-2"/>
                     <w:sz w:val="24"/>
@@ -24277,7 +25489,7 @@
               <w:rPr>
                 <w:strike/>
                 <w:sz w:val="24"/>
-                <w:rPrChange w:id="427" w:author="Anthony Cossio" w:date="2025-04-02T09:29:00Z">
+                <w:rPrChange w:id="502" w:author="Anthony Cossio" w:date="2025-04-02T09:29:00Z">
                   <w:rPr>
                     <w:sz w:val="24"/>
                   </w:rPr>
@@ -24289,7 +25501,7 @@
                 <w:strike/>
                 <w:spacing w:val="-4"/>
                 <w:sz w:val="24"/>
-                <w:rPrChange w:id="428" w:author="Anthony Cossio" w:date="2025-04-02T09:29:00Z">
+                <w:rPrChange w:id="503" w:author="Anthony Cossio" w:date="2025-04-02T09:29:00Z">
                   <w:rPr>
                     <w:spacing w:val="-4"/>
                     <w:sz w:val="24"/>
@@ -24306,19 +25518,19 @@
       <w:pPr>
         <w:pStyle w:val="BodyText"/>
         <w:rPr>
-          <w:ins w:id="429" w:author="Anthony Cossio" w:date="2025-04-02T09:29:00Z"/>
+          <w:ins w:id="504" w:author="Anthony Cossio" w:date="2025-04-02T09:29:00Z"/>
         </w:rPr>
       </w:pPr>
     </w:p>
     <w:p>
       <w:pPr>
         <w:rPr>
-          <w:ins w:id="430" w:author="Anthony Cossio" w:date="2025-04-02T09:29:00Z"/>
+          <w:ins w:id="505" w:author="Anthony Cossio" w:date="2025-05-22T15:37:00Z"/>
           <w:sz w:val="24"/>
           <w:szCs w:val="24"/>
         </w:rPr>
       </w:pPr>
-      <w:ins w:id="431" w:author="Anthony Cossio" w:date="2025-04-02T09:29:00Z">
+      <w:ins w:id="506" w:author="Anthony Cossio" w:date="2025-04-02T09:29:00Z">
         <w:r>
           <w:rPr>
             <w:sz w:val="24"/>
@@ -24355,6 +25567,15 @@
           <w:t>.</w:t>
         </w:r>
       </w:ins>
+    </w:p>
+    <w:p>
+      <w:pPr>
+        <w:rPr>
+          <w:ins w:id="507" w:author="Anthony Cossio" w:date="2025-04-02T09:29:00Z"/>
+          <w:sz w:val="24"/>
+          <w:szCs w:val="24"/>
+        </w:rPr>
+      </w:pPr>
     </w:p>
     <w:tbl>
       <w:tblPr>
@@ -24364,32 +25585,33 @@
         <w:tblLook w:val="04A0" w:firstRow="1" w:lastRow="0" w:firstColumn="1" w:lastColumn="0" w:noHBand="0" w:noVBand="1"/>
       </w:tblPr>
       <w:tblGrid>
-        <w:gridCol w:w="1195"/>
-        <w:gridCol w:w="1165"/>
-        <w:gridCol w:w="1165"/>
-        <w:gridCol w:w="1165"/>
-        <w:gridCol w:w="1165"/>
-        <w:gridCol w:w="1165"/>
-        <w:gridCol w:w="1165"/>
+        <w:gridCol w:w="1176"/>
+        <w:gridCol w:w="1112"/>
+        <w:gridCol w:w="1103"/>
+        <w:gridCol w:w="1316"/>
+        <w:gridCol w:w="1112"/>
+        <w:gridCol w:w="1103"/>
+        <w:gridCol w:w="1316"/>
+        <w:gridCol w:w="1112"/>
       </w:tblGrid>
       <w:tr>
         <w:trPr>
           <w:jc w:val="center"/>
-          <w:ins w:id="432" w:author="Anthony Cossio" w:date="2025-04-02T09:29:00Z"/>
+          <w:ins w:id="508" w:author="Anthony Cossio" w:date="2025-05-22T15:37:00Z"/>
         </w:trPr>
         <w:tc>
           <w:tcPr>
-            <w:tcW w:w="1195" w:type="dxa"/>
+            <w:tcW w:w="1176" w:type="dxa"/>
           </w:tcPr>
           <w:p>
             <w:pPr>
               <w:rPr>
-                <w:ins w:id="433" w:author="Anthony Cossio" w:date="2025-04-02T09:29:00Z"/>
+                <w:ins w:id="509" w:author="Anthony Cossio" w:date="2025-05-22T15:37:00Z"/>
                 <w:sz w:val="24"/>
                 <w:szCs w:val="24"/>
               </w:rPr>
             </w:pPr>
-            <w:ins w:id="434" w:author="Anthony Cossio" w:date="2025-04-02T09:29:00Z">
+            <w:ins w:id="510" w:author="Anthony Cossio" w:date="2025-05-22T15:37:00Z">
               <w:r>
                 <w:rPr>
                   <w:sz w:val="24"/>
@@ -24402,18 +25624,18 @@
         </w:tc>
         <w:tc>
           <w:tcPr>
-            <w:tcW w:w="1165" w:type="dxa"/>
+            <w:tcW w:w="1112" w:type="dxa"/>
           </w:tcPr>
           <w:p>
             <w:pPr>
               <w:jc w:val="center"/>
               <w:rPr>
-                <w:ins w:id="435" w:author="Anthony Cossio" w:date="2025-04-02T09:29:00Z"/>
+                <w:ins w:id="511" w:author="Anthony Cossio" w:date="2025-05-22T15:37:00Z"/>
                 <w:sz w:val="24"/>
                 <w:szCs w:val="24"/>
               </w:rPr>
             </w:pPr>
-            <w:ins w:id="436" w:author="Anthony Cossio" w:date="2025-04-02T09:29:00Z">
+            <w:ins w:id="512" w:author="Anthony Cossio" w:date="2025-05-22T15:37:00Z">
               <w:r>
                 <w:rPr>
                   <w:sz w:val="24"/>
@@ -24427,12 +25649,12 @@
             <w:pPr>
               <w:jc w:val="center"/>
               <w:rPr>
-                <w:ins w:id="437" w:author="Anthony Cossio" w:date="2025-04-02T09:29:00Z"/>
+                <w:ins w:id="513" w:author="Anthony Cossio" w:date="2025-05-22T15:37:00Z"/>
                 <w:sz w:val="24"/>
                 <w:szCs w:val="24"/>
               </w:rPr>
             </w:pPr>
-            <w:ins w:id="438" w:author="Anthony Cossio" w:date="2025-04-02T09:29:00Z">
+            <w:ins w:id="514" w:author="Anthony Cossio" w:date="2025-05-22T15:37:00Z">
               <w:r>
                 <w:rPr>
                   <w:sz w:val="24"/>
@@ -24445,18 +25667,18 @@
         </w:tc>
         <w:tc>
           <w:tcPr>
-            <w:tcW w:w="1165" w:type="dxa"/>
+            <w:tcW w:w="1103" w:type="dxa"/>
           </w:tcPr>
           <w:p>
             <w:pPr>
               <w:jc w:val="center"/>
               <w:rPr>
-                <w:ins w:id="439" w:author="Anthony Cossio" w:date="2025-04-02T09:29:00Z"/>
+                <w:ins w:id="515" w:author="Anthony Cossio" w:date="2025-05-22T15:37:00Z"/>
                 <w:sz w:val="24"/>
                 <w:szCs w:val="24"/>
               </w:rPr>
             </w:pPr>
-            <w:ins w:id="440" w:author="Anthony Cossio" w:date="2025-04-02T09:29:00Z">
+            <w:ins w:id="516" w:author="Anthony Cossio" w:date="2025-05-22T15:37:00Z">
               <w:r>
                 <w:rPr>
                   <w:sz w:val="24"/>
@@ -24469,33 +25691,61 @@
         </w:tc>
         <w:tc>
           <w:tcPr>
-            <w:tcW w:w="1165" w:type="dxa"/>
+            <w:tcW w:w="1316" w:type="dxa"/>
           </w:tcPr>
           <w:p>
             <w:pPr>
               <w:jc w:val="center"/>
               <w:rPr>
-                <w:ins w:id="441" w:author="Anthony Cossio" w:date="2025-04-02T09:29:00Z"/>
+                <w:ins w:id="517" w:author="Anthony Cossio" w:date="2025-05-22T15:37:00Z"/>
                 <w:sz w:val="24"/>
                 <w:szCs w:val="24"/>
               </w:rPr>
             </w:pPr>
+            <w:ins w:id="518" w:author="Anthony Cossio" w:date="2025-05-22T15:37:00Z">
+              <w:r>
+                <w:rPr>
+                  <w:sz w:val="24"/>
+                  <w:szCs w:val="24"/>
+                </w:rPr>
+                <w:t>70 kHz biomass</w:t>
+              </w:r>
+            </w:ins>
+          </w:p>
+          <w:p>
+            <w:pPr>
+              <w:jc w:val="center"/>
+              <w:rPr>
+                <w:ins w:id="519" w:author="Anthony Cossio" w:date="2025-05-22T15:37:00Z"/>
+                <w:sz w:val="24"/>
+                <w:szCs w:val="24"/>
+              </w:rPr>
+            </w:pPr>
+            <w:ins w:id="520" w:author="Anthony Cossio" w:date="2025-05-22T15:37:00Z">
+              <w:r>
+                <w:rPr>
+                  <w:sz w:val="24"/>
+                  <w:szCs w:val="24"/>
+                </w:rPr>
+                <w:t>(tons)</w:t>
+              </w:r>
+            </w:ins>
           </w:p>
         </w:tc>
         <w:tc>
           <w:tcPr>
-            <w:tcW w:w="1165" w:type="dxa"/>
+            <w:tcW w:w="1112" w:type="dxa"/>
           </w:tcPr>
           <w:p>
             <w:pPr>
               <w:jc w:val="center"/>
               <w:rPr>
-                <w:ins w:id="442" w:author="Anthony Cossio" w:date="2025-04-02T09:29:00Z"/>
+                <w:ins w:id="521" w:author="Anthony Cossio" w:date="2025-05-22T15:37:00Z"/>
                 <w:sz w:val="24"/>
                 <w:szCs w:val="24"/>
               </w:rPr>
             </w:pPr>
-            <w:ins w:id="443" w:author="Anthony Cossio" w:date="2025-04-02T09:29:00Z">
+            <w:ins w:id="522" w:author="Anthony Cossio" w:date="2025-05-22T15:37:00Z">
               <w:r>
                 <w:rPr>
                   <w:sz w:val="24"/>
@@ -24509,12 +25759,12 @@
             <w:pPr>
               <w:jc w:val="center"/>
               <w:rPr>
-                <w:ins w:id="444" w:author="Anthony Cossio" w:date="2025-04-02T09:29:00Z"/>
+                <w:ins w:id="523" w:author="Anthony Cossio" w:date="2025-05-22T15:37:00Z"/>
                 <w:sz w:val="24"/>
                 <w:szCs w:val="24"/>
               </w:rPr>
             </w:pPr>
-            <w:ins w:id="445" w:author="Anthony Cossio" w:date="2025-04-02T09:29:00Z">
+            <w:ins w:id="524" w:author="Anthony Cossio" w:date="2025-05-22T15:37:00Z">
               <w:r>
                 <w:rPr>
                   <w:sz w:val="24"/>
@@ -24527,18 +25777,18 @@
         </w:tc>
         <w:tc>
           <w:tcPr>
-            <w:tcW w:w="1165" w:type="dxa"/>
+            <w:tcW w:w="1103" w:type="dxa"/>
           </w:tcPr>
           <w:p>
             <w:pPr>
               <w:jc w:val="center"/>
               <w:rPr>
-                <w:ins w:id="446" w:author="Anthony Cossio" w:date="2025-04-02T09:29:00Z"/>
+                <w:ins w:id="525" w:author="Anthony Cossio" w:date="2025-05-22T15:37:00Z"/>
                 <w:sz w:val="24"/>
                 <w:szCs w:val="24"/>
               </w:rPr>
             </w:pPr>
-            <w:ins w:id="447" w:author="Anthony Cossio" w:date="2025-04-02T09:29:00Z">
+            <w:ins w:id="526" w:author="Anthony Cossio" w:date="2025-05-22T15:37:00Z">
               <w:r>
                 <w:rPr>
                   <w:sz w:val="24"/>
@@ -24551,24 +25801,24 @@
         </w:tc>
         <w:tc>
           <w:tcPr>
-            <w:tcW w:w="1165" w:type="dxa"/>
+            <w:tcW w:w="1316" w:type="dxa"/>
           </w:tcPr>
           <w:p>
             <w:pPr>
               <w:jc w:val="center"/>
               <w:rPr>
-                <w:ins w:id="448" w:author="Anthony Cossio" w:date="2025-04-02T09:29:00Z"/>
+                <w:ins w:id="527" w:author="Anthony Cossio" w:date="2025-05-22T15:37:00Z"/>
                 <w:sz w:val="24"/>
                 <w:szCs w:val="24"/>
               </w:rPr>
             </w:pPr>
-            <w:ins w:id="449" w:author="Anthony Cossio" w:date="2025-04-02T09:29:00Z">
+            <w:ins w:id="528" w:author="Anthony Cossio" w:date="2025-05-22T15:37:00Z">
               <w:r>
                 <w:rPr>
                   <w:sz w:val="24"/>
                   <w:szCs w:val="24"/>
                 </w:rPr>
-                <w:t>120 kHz</w:t>
+                <w:t>120 kHz biomass</w:t>
               </w:r>
             </w:ins>
           </w:p>
@@ -24576,18 +25826,42 @@
             <w:pPr>
               <w:jc w:val="center"/>
               <w:rPr>
-                <w:ins w:id="450" w:author="Anthony Cossio" w:date="2025-04-02T09:29:00Z"/>
+                <w:ins w:id="529" w:author="Anthony Cossio" w:date="2025-05-22T15:37:00Z"/>
                 <w:sz w:val="24"/>
                 <w:szCs w:val="24"/>
               </w:rPr>
             </w:pPr>
-            <w:ins w:id="451" w:author="Anthony Cossio" w:date="2025-04-02T09:29:00Z">
+            <w:ins w:id="530" w:author="Anthony Cossio" w:date="2025-05-22T15:37:00Z">
               <w:r>
                 <w:rPr>
                   <w:sz w:val="24"/>
                   <w:szCs w:val="24"/>
                 </w:rPr>
-                <w:t>school count</w:t>
+                <w:t>(tons)</w:t>
+              </w:r>
+            </w:ins>
+          </w:p>
+        </w:tc>
+        <w:tc>
+          <w:tcPr>
+            <w:tcW w:w="1112" w:type="dxa"/>
+          </w:tcPr>
+          <w:p>
+            <w:pPr>
+              <w:jc w:val="center"/>
+              <w:rPr>
+                <w:ins w:id="531" w:author="Anthony Cossio" w:date="2025-05-22T15:37:00Z"/>
+                <w:sz w:val="24"/>
+                <w:szCs w:val="24"/>
+              </w:rPr>
+            </w:pPr>
+            <w:ins w:id="532" w:author="Anthony Cossio" w:date="2025-05-22T15:37:00Z">
+              <w:r>
+                <w:rPr>
+                  <w:sz w:val="24"/>
+                  <w:szCs w:val="24"/>
+                </w:rPr>
+                <w:t>Number of schools</w:t>
               </w:r>
             </w:ins>
           </w:p>
@@ -24596,21 +25870,21 @@
       <w:tr>
         <w:trPr>
           <w:jc w:val="center"/>
-          <w:ins w:id="452" w:author="Anthony Cossio" w:date="2025-04-02T09:29:00Z"/>
+          <w:ins w:id="533" w:author="Anthony Cossio" w:date="2025-05-22T15:37:00Z"/>
         </w:trPr>
         <w:tc>
           <w:tcPr>
-            <w:tcW w:w="1195" w:type="dxa"/>
+            <w:tcW w:w="1176" w:type="dxa"/>
           </w:tcPr>
           <w:p>
             <w:pPr>
               <w:rPr>
-                <w:ins w:id="453" w:author="Anthony Cossio" w:date="2025-04-02T09:29:00Z"/>
+                <w:ins w:id="534" w:author="Anthony Cossio" w:date="2025-05-22T15:37:00Z"/>
                 <w:sz w:val="24"/>
                 <w:szCs w:val="24"/>
               </w:rPr>
             </w:pPr>
-            <w:ins w:id="454" w:author="Anthony Cossio" w:date="2025-04-02T09:29:00Z">
+            <w:ins w:id="535" w:author="Anthony Cossio" w:date="2025-05-22T15:37:00Z">
               <w:r>
                 <w:rPr>
                   <w:sz w:val="24"/>
@@ -24623,135 +25897,168 @@
         </w:tc>
         <w:tc>
           <w:tcPr>
-            <w:tcW w:w="1165" w:type="dxa"/>
+            <w:tcW w:w="1112" w:type="dxa"/>
           </w:tcPr>
           <w:p>
             <w:pPr>
               <w:jc w:val="center"/>
               <w:rPr>
-                <w:ins w:id="455" w:author="Anthony Cossio" w:date="2025-04-02T09:29:00Z"/>
+                <w:ins w:id="536" w:author="Anthony Cossio" w:date="2025-05-22T15:37:00Z"/>
                 <w:sz w:val="24"/>
                 <w:szCs w:val="24"/>
               </w:rPr>
             </w:pPr>
-            <w:ins w:id="456" w:author="Anthony Cossio" w:date="2025-04-02T09:29:00Z">
+            <w:ins w:id="537" w:author="Anthony Cossio" w:date="2025-05-22T15:37:00Z">
               <w:r>
                 <w:rPr>
                   <w:sz w:val="24"/>
                   <w:szCs w:val="24"/>
                 </w:rPr>
-                <w:t>39.04</w:t>
+                <w:t>41.89</w:t>
               </w:r>
             </w:ins>
           </w:p>
         </w:tc>
         <w:tc>
           <w:tcPr>
-            <w:tcW w:w="1165" w:type="dxa"/>
+            <w:tcW w:w="1103" w:type="dxa"/>
           </w:tcPr>
           <w:p>
             <w:pPr>
               <w:jc w:val="center"/>
               <w:rPr>
-                <w:ins w:id="457" w:author="Anthony Cossio" w:date="2025-04-02T09:29:00Z"/>
+                <w:ins w:id="538" w:author="Anthony Cossio" w:date="2025-05-22T15:37:00Z"/>
                 <w:sz w:val="24"/>
                 <w:szCs w:val="24"/>
               </w:rPr>
             </w:pPr>
-            <w:ins w:id="458" w:author="Anthony Cossio" w:date="2025-04-02T09:29:00Z">
+            <w:ins w:id="539" w:author="Anthony Cossio" w:date="2025-05-22T15:37:00Z">
               <w:r>
                 <w:rPr>
                   <w:sz w:val="24"/>
                   <w:szCs w:val="24"/>
                 </w:rPr>
-                <w:t>92.16</w:t>
+                <w:t>99.28</w:t>
               </w:r>
             </w:ins>
           </w:p>
         </w:tc>
         <w:tc>
           <w:tcPr>
-            <w:tcW w:w="1165" w:type="dxa"/>
+            <w:tcW w:w="1316" w:type="dxa"/>
           </w:tcPr>
           <w:p>
             <w:pPr>
               <w:jc w:val="center"/>
               <w:rPr>
-                <w:ins w:id="459" w:author="Anthony Cossio" w:date="2025-04-02T09:29:00Z"/>
+                <w:ins w:id="540" w:author="Anthony Cossio" w:date="2025-05-22T15:37:00Z"/>
                 <w:sz w:val="24"/>
                 <w:szCs w:val="24"/>
               </w:rPr>
             </w:pPr>
-          </w:p>
-        </w:tc>
-        <w:tc>
-          <w:tcPr>
-            <w:tcW w:w="1165" w:type="dxa"/>
-          </w:tcPr>
-          <w:p>
-            <w:pPr>
-              <w:jc w:val="center"/>
-              <w:rPr>
-                <w:ins w:id="460" w:author="Anthony Cossio" w:date="2025-04-02T09:29:00Z"/>
-                <w:sz w:val="24"/>
-                <w:szCs w:val="24"/>
-              </w:rPr>
-            </w:pPr>
-            <w:ins w:id="461" w:author="Anthony Cossio" w:date="2025-04-02T09:29:00Z">
+            <w:ins w:id="541" w:author="Anthony Cossio" w:date="2025-05-22T15:37:00Z">
               <w:r>
                 <w:rPr>
                   <w:sz w:val="24"/>
                   <w:szCs w:val="24"/>
                 </w:rPr>
-                <w:t>31.93</w:t>
+                <w:t>3.7704e+05</w:t>
               </w:r>
             </w:ins>
           </w:p>
         </w:tc>
         <w:tc>
           <w:tcPr>
-            <w:tcW w:w="1165" w:type="dxa"/>
+            <w:tcW w:w="1112" w:type="dxa"/>
           </w:tcPr>
           <w:p>
             <w:pPr>
               <w:jc w:val="center"/>
               <w:rPr>
-                <w:ins w:id="462" w:author="Anthony Cossio" w:date="2025-04-02T09:29:00Z"/>
+                <w:ins w:id="542" w:author="Anthony Cossio" w:date="2025-05-22T15:37:00Z"/>
                 <w:sz w:val="24"/>
                 <w:szCs w:val="24"/>
               </w:rPr>
             </w:pPr>
-            <w:ins w:id="463" w:author="Anthony Cossio" w:date="2025-04-02T09:29:00Z">
+            <w:ins w:id="543" w:author="Anthony Cossio" w:date="2025-05-22T15:37:00Z">
               <w:r>
                 <w:rPr>
                   <w:sz w:val="24"/>
                   <w:szCs w:val="24"/>
                 </w:rPr>
-                <w:t>75.24</w:t>
+                <w:t>33.91</w:t>
               </w:r>
             </w:ins>
           </w:p>
         </w:tc>
         <w:tc>
           <w:tcPr>
-            <w:tcW w:w="1165" w:type="dxa"/>
+            <w:tcW w:w="1103" w:type="dxa"/>
           </w:tcPr>
           <w:p>
             <w:pPr>
               <w:jc w:val="center"/>
               <w:rPr>
-                <w:ins w:id="464" w:author="Anthony Cossio" w:date="2025-04-02T09:29:00Z"/>
+                <w:ins w:id="544" w:author="Anthony Cossio" w:date="2025-05-22T15:37:00Z"/>
                 <w:sz w:val="24"/>
                 <w:szCs w:val="24"/>
               </w:rPr>
             </w:pPr>
-            <w:ins w:id="465" w:author="Anthony Cossio" w:date="2025-04-02T09:29:00Z">
+            <w:ins w:id="545" w:author="Anthony Cossio" w:date="2025-05-22T15:37:00Z">
               <w:r>
                 <w:rPr>
                   <w:sz w:val="24"/>
                   <w:szCs w:val="24"/>
                 </w:rPr>
-                <w:t>710</w:t>
+                <w:t>78.77</w:t>
+              </w:r>
+            </w:ins>
+          </w:p>
+        </w:tc>
+        <w:tc>
+          <w:tcPr>
+            <w:tcW w:w="1316" w:type="dxa"/>
+          </w:tcPr>
+          <w:p>
+            <w:pPr>
+              <w:jc w:val="center"/>
+              <w:rPr>
+                <w:ins w:id="546" w:author="Anthony Cossio" w:date="2025-05-22T15:37:00Z"/>
+                <w:sz w:val="24"/>
+                <w:szCs w:val="24"/>
+              </w:rPr>
+            </w:pPr>
+            <w:ins w:id="547" w:author="Anthony Cossio" w:date="2025-05-22T15:37:00Z">
+              <w:r>
+                <w:rPr>
+                  <w:sz w:val="24"/>
+                  <w:szCs w:val="24"/>
+                </w:rPr>
+                <w:t>3.0515e+05</w:t>
+              </w:r>
+            </w:ins>
+          </w:p>
+        </w:tc>
+        <w:tc>
+          <w:tcPr>
+            <w:tcW w:w="1112" w:type="dxa"/>
+          </w:tcPr>
+          <w:p>
+            <w:pPr>
+              <w:jc w:val="center"/>
+              <w:rPr>
+                <w:ins w:id="548" w:author="Anthony Cossio" w:date="2025-05-22T15:37:00Z"/>
+                <w:sz w:val="24"/>
+                <w:szCs w:val="24"/>
+              </w:rPr>
+            </w:pPr>
+            <w:ins w:id="549" w:author="Anthony Cossio" w:date="2025-05-22T15:37:00Z">
+              <w:r>
+                <w:rPr>
+                  <w:sz w:val="24"/>
+                  <w:szCs w:val="24"/>
+                </w:rPr>
+                <w:t>635</w:t>
               </w:r>
             </w:ins>
           </w:p>
@@ -24760,21 +26067,21 @@
       <w:tr>
         <w:trPr>
           <w:jc w:val="center"/>
-          <w:ins w:id="466" w:author="Anthony Cossio" w:date="2025-04-02T09:29:00Z"/>
+          <w:ins w:id="550" w:author="Anthony Cossio" w:date="2025-05-22T15:37:00Z"/>
         </w:trPr>
         <w:tc>
           <w:tcPr>
-            <w:tcW w:w="1195" w:type="dxa"/>
+            <w:tcW w:w="1176" w:type="dxa"/>
           </w:tcPr>
           <w:p>
             <w:pPr>
               <w:rPr>
-                <w:ins w:id="467" w:author="Anthony Cossio" w:date="2025-04-02T09:29:00Z"/>
+                <w:ins w:id="551" w:author="Anthony Cossio" w:date="2025-05-22T15:37:00Z"/>
                 <w:sz w:val="24"/>
                 <w:szCs w:val="24"/>
               </w:rPr>
             </w:pPr>
-            <w:ins w:id="468" w:author="Anthony Cossio" w:date="2025-04-02T09:29:00Z">
+            <w:ins w:id="552" w:author="Anthony Cossio" w:date="2025-05-22T15:37:00Z">
               <w:r>
                 <w:rPr>
                   <w:sz w:val="24"/>
@@ -24787,135 +26094,168 @@
         </w:tc>
         <w:tc>
           <w:tcPr>
-            <w:tcW w:w="1165" w:type="dxa"/>
+            <w:tcW w:w="1112" w:type="dxa"/>
           </w:tcPr>
           <w:p>
             <w:pPr>
               <w:jc w:val="center"/>
               <w:rPr>
-                <w:ins w:id="469" w:author="Anthony Cossio" w:date="2025-04-02T09:29:00Z"/>
+                <w:ins w:id="553" w:author="Anthony Cossio" w:date="2025-05-22T15:37:00Z"/>
                 <w:sz w:val="24"/>
                 <w:szCs w:val="24"/>
               </w:rPr>
             </w:pPr>
-            <w:ins w:id="470" w:author="Anthony Cossio" w:date="2025-04-02T09:29:00Z">
+            <w:ins w:id="554" w:author="Anthony Cossio" w:date="2025-05-22T15:37:00Z">
               <w:r>
                 <w:rPr>
                   <w:sz w:val="24"/>
                   <w:szCs w:val="24"/>
                 </w:rPr>
-                <w:t>37.54</w:t>
+                <w:t>37.62</w:t>
               </w:r>
             </w:ins>
           </w:p>
         </w:tc>
         <w:tc>
           <w:tcPr>
-            <w:tcW w:w="1165" w:type="dxa"/>
+            <w:tcW w:w="1103" w:type="dxa"/>
           </w:tcPr>
           <w:p>
             <w:pPr>
               <w:jc w:val="center"/>
               <w:rPr>
-                <w:ins w:id="471" w:author="Anthony Cossio" w:date="2025-04-02T09:29:00Z"/>
+                <w:ins w:id="555" w:author="Anthony Cossio" w:date="2025-05-22T15:37:00Z"/>
                 <w:sz w:val="24"/>
                 <w:szCs w:val="24"/>
               </w:rPr>
             </w:pPr>
-            <w:ins w:id="472" w:author="Anthony Cossio" w:date="2025-04-02T09:29:00Z">
+            <w:ins w:id="556" w:author="Anthony Cossio" w:date="2025-05-22T15:37:00Z">
               <w:r>
                 <w:rPr>
                   <w:sz w:val="24"/>
                   <w:szCs w:val="24"/>
                 </w:rPr>
-                <w:t>103.20</w:t>
+                <w:t>103.22</w:t>
               </w:r>
             </w:ins>
           </w:p>
         </w:tc>
         <w:tc>
           <w:tcPr>
-            <w:tcW w:w="1165" w:type="dxa"/>
+            <w:tcW w:w="1316" w:type="dxa"/>
           </w:tcPr>
           <w:p>
             <w:pPr>
               <w:jc w:val="center"/>
               <w:rPr>
-                <w:ins w:id="473" w:author="Anthony Cossio" w:date="2025-04-02T09:29:00Z"/>
+                <w:ins w:id="557" w:author="Anthony Cossio" w:date="2025-05-22T15:37:00Z"/>
                 <w:sz w:val="24"/>
                 <w:szCs w:val="24"/>
               </w:rPr>
             </w:pPr>
-          </w:p>
-        </w:tc>
-        <w:tc>
-          <w:tcPr>
-            <w:tcW w:w="1165" w:type="dxa"/>
-          </w:tcPr>
-          <w:p>
-            <w:pPr>
-              <w:jc w:val="center"/>
-              <w:rPr>
-                <w:ins w:id="474" w:author="Anthony Cossio" w:date="2025-04-02T09:29:00Z"/>
-                <w:sz w:val="24"/>
-                <w:szCs w:val="24"/>
-              </w:rPr>
-            </w:pPr>
-            <w:ins w:id="475" w:author="Anthony Cossio" w:date="2025-04-02T09:29:00Z">
+            <w:ins w:id="558" w:author="Anthony Cossio" w:date="2025-05-22T15:37:00Z">
               <w:r>
                 <w:rPr>
                   <w:sz w:val="24"/>
                   <w:szCs w:val="24"/>
                 </w:rPr>
-                <w:t>34.95</w:t>
+                <w:t>3.3855e+05</w:t>
               </w:r>
             </w:ins>
           </w:p>
         </w:tc>
         <w:tc>
           <w:tcPr>
-            <w:tcW w:w="1165" w:type="dxa"/>
+            <w:tcW w:w="1112" w:type="dxa"/>
           </w:tcPr>
           <w:p>
             <w:pPr>
               <w:jc w:val="center"/>
               <w:rPr>
-                <w:ins w:id="476" w:author="Anthony Cossio" w:date="2025-04-02T09:29:00Z"/>
+                <w:ins w:id="559" w:author="Anthony Cossio" w:date="2025-05-22T15:37:00Z"/>
                 <w:sz w:val="24"/>
                 <w:szCs w:val="24"/>
               </w:rPr>
             </w:pPr>
-            <w:ins w:id="477" w:author="Anthony Cossio" w:date="2025-04-02T09:29:00Z">
+            <w:ins w:id="560" w:author="Anthony Cossio" w:date="2025-05-22T15:37:00Z">
               <w:r>
                 <w:rPr>
                   <w:sz w:val="24"/>
                   <w:szCs w:val="24"/>
                 </w:rPr>
-                <w:t>99.71</w:t>
+                <w:t>35.01</w:t>
               </w:r>
             </w:ins>
           </w:p>
         </w:tc>
         <w:tc>
           <w:tcPr>
-            <w:tcW w:w="1165" w:type="dxa"/>
+            <w:tcW w:w="1103" w:type="dxa"/>
           </w:tcPr>
           <w:p>
             <w:pPr>
               <w:jc w:val="center"/>
               <w:rPr>
-                <w:ins w:id="478" w:author="Anthony Cossio" w:date="2025-04-02T09:29:00Z"/>
+                <w:ins w:id="561" w:author="Anthony Cossio" w:date="2025-05-22T15:37:00Z"/>
                 <w:sz w:val="24"/>
                 <w:szCs w:val="24"/>
               </w:rPr>
             </w:pPr>
-            <w:ins w:id="479" w:author="Anthony Cossio" w:date="2025-04-02T09:29:00Z">
+            <w:ins w:id="562" w:author="Anthony Cossio" w:date="2025-05-22T15:37:00Z">
               <w:r>
                 <w:rPr>
                   <w:sz w:val="24"/>
                   <w:szCs w:val="24"/>
                 </w:rPr>
-                <w:t>582</w:t>
+                <w:t>99.72</w:t>
+              </w:r>
+            </w:ins>
+          </w:p>
+        </w:tc>
+        <w:tc>
+          <w:tcPr>
+            <w:tcW w:w="1316" w:type="dxa"/>
+          </w:tcPr>
+          <w:p>
+            <w:pPr>
+              <w:jc w:val="center"/>
+              <w:rPr>
+                <w:ins w:id="563" w:author="Anthony Cossio" w:date="2025-05-22T15:37:00Z"/>
+                <w:sz w:val="24"/>
+                <w:szCs w:val="24"/>
+              </w:rPr>
+            </w:pPr>
+            <w:ins w:id="564" w:author="Anthony Cossio" w:date="2025-05-22T15:37:00Z">
+              <w:r>
+                <w:rPr>
+                  <w:sz w:val="24"/>
+                  <w:szCs w:val="24"/>
+                </w:rPr>
+                <w:t>3.1508e+05</w:t>
+              </w:r>
+            </w:ins>
+          </w:p>
+        </w:tc>
+        <w:tc>
+          <w:tcPr>
+            <w:tcW w:w="1112" w:type="dxa"/>
+          </w:tcPr>
+          <w:p>
+            <w:pPr>
+              <w:jc w:val="center"/>
+              <w:rPr>
+                <w:ins w:id="565" w:author="Anthony Cossio" w:date="2025-05-22T15:37:00Z"/>
+                <w:sz w:val="24"/>
+                <w:szCs w:val="24"/>
+              </w:rPr>
+            </w:pPr>
+            <w:ins w:id="566" w:author="Anthony Cossio" w:date="2025-05-22T15:37:00Z">
+              <w:r>
+                <w:rPr>
+                  <w:sz w:val="24"/>
+                  <w:szCs w:val="24"/>
+                </w:rPr>
+                <w:t>515</w:t>
               </w:r>
             </w:ins>
           </w:p>
@@ -24955,7 +26295,7 @@
         <w:ind w:left="100" w:right="153"/>
         <w:rPr>
           <w:strike/>
-          <w:rPrChange w:id="480" w:author="Anthony Cossio" w:date="2025-04-02T09:31:00Z">
+          <w:rPrChange w:id="567" w:author="Anthony Cossio" w:date="2025-04-02T09:31:00Z">
             <w:rPr/>
           </w:rPrChange>
         </w:rPr>
@@ -24963,7 +26303,7 @@
       <w:r>
         <w:rPr>
           <w:strike/>
-          <w:rPrChange w:id="481" w:author="Anthony Cossio" w:date="2025-04-02T09:31:00Z">
+          <w:rPrChange w:id="568" w:author="Anthony Cossio" w:date="2025-04-02T09:31:00Z">
             <w:rPr/>
           </w:rPrChange>
         </w:rPr>
@@ -24973,7 +26313,7 @@
         <w:rPr>
           <w:strike/>
           <w:spacing w:val="-3"/>
-          <w:rPrChange w:id="482" w:author="Anthony Cossio" w:date="2025-04-02T09:31:00Z">
+          <w:rPrChange w:id="569" w:author="Anthony Cossio" w:date="2025-04-02T09:31:00Z">
             <w:rPr>
               <w:spacing w:val="-3"/>
             </w:rPr>
@@ -24984,7 +26324,7 @@
       <w:r>
         <w:rPr>
           <w:strike/>
-          <w:rPrChange w:id="483" w:author="Anthony Cossio" w:date="2025-04-02T09:31:00Z">
+          <w:rPrChange w:id="570" w:author="Anthony Cossio" w:date="2025-04-02T09:31:00Z">
             <w:rPr/>
           </w:rPrChange>
         </w:rPr>
@@ -24994,7 +26334,7 @@
         <w:rPr>
           <w:strike/>
           <w:spacing w:val="-3"/>
-          <w:rPrChange w:id="484" w:author="Anthony Cossio" w:date="2025-04-02T09:31:00Z">
+          <w:rPrChange w:id="571" w:author="Anthony Cossio" w:date="2025-04-02T09:31:00Z">
             <w:rPr>
               <w:spacing w:val="-3"/>
             </w:rPr>
@@ -25005,7 +26345,7 @@
       <w:r>
         <w:rPr>
           <w:strike/>
-          <w:rPrChange w:id="485" w:author="Anthony Cossio" w:date="2025-04-02T09:31:00Z">
+          <w:rPrChange w:id="572" w:author="Anthony Cossio" w:date="2025-04-02T09:31:00Z">
             <w:rPr/>
           </w:rPrChange>
         </w:rPr>
@@ -25015,7 +26355,7 @@
         <w:rPr>
           <w:strike/>
           <w:spacing w:val="-3"/>
-          <w:rPrChange w:id="486" w:author="Anthony Cossio" w:date="2025-04-02T09:31:00Z">
+          <w:rPrChange w:id="573" w:author="Anthony Cossio" w:date="2025-04-02T09:31:00Z">
             <w:rPr>
               <w:spacing w:val="-3"/>
             </w:rPr>
@@ -25026,7 +26366,7 @@
       <w:r>
         <w:rPr>
           <w:strike/>
-          <w:rPrChange w:id="487" w:author="Anthony Cossio" w:date="2025-04-02T09:31:00Z">
+          <w:rPrChange w:id="574" w:author="Anthony Cossio" w:date="2025-04-02T09:31:00Z">
             <w:rPr/>
           </w:rPrChange>
         </w:rPr>
@@ -25036,7 +26376,7 @@
         <w:rPr>
           <w:strike/>
           <w:spacing w:val="-3"/>
-          <w:rPrChange w:id="488" w:author="Anthony Cossio" w:date="2025-04-02T09:31:00Z">
+          <w:rPrChange w:id="575" w:author="Anthony Cossio" w:date="2025-04-02T09:31:00Z">
             <w:rPr>
               <w:spacing w:val="-3"/>
             </w:rPr>
@@ -25047,7 +26387,7 @@
       <w:r>
         <w:rPr>
           <w:strike/>
-          <w:rPrChange w:id="489" w:author="Anthony Cossio" w:date="2025-04-02T09:31:00Z">
+          <w:rPrChange w:id="576" w:author="Anthony Cossio" w:date="2025-04-02T09:31:00Z">
             <w:rPr/>
           </w:rPrChange>
         </w:rPr>
@@ -25057,7 +26397,7 @@
         <w:rPr>
           <w:strike/>
           <w:spacing w:val="-3"/>
-          <w:rPrChange w:id="490" w:author="Anthony Cossio" w:date="2025-04-02T09:31:00Z">
+          <w:rPrChange w:id="577" w:author="Anthony Cossio" w:date="2025-04-02T09:31:00Z">
             <w:rPr>
               <w:spacing w:val="-3"/>
             </w:rPr>
@@ -25068,7 +26408,7 @@
       <w:r>
         <w:rPr>
           <w:strike/>
-          <w:rPrChange w:id="491" w:author="Anthony Cossio" w:date="2025-04-02T09:31:00Z">
+          <w:rPrChange w:id="578" w:author="Anthony Cossio" w:date="2025-04-02T09:31:00Z">
             <w:rPr/>
           </w:rPrChange>
         </w:rPr>
@@ -25078,7 +26418,7 @@
         <w:rPr>
           <w:strike/>
           <w:spacing w:val="-4"/>
-          <w:rPrChange w:id="492" w:author="Anthony Cossio" w:date="2025-04-02T09:31:00Z">
+          <w:rPrChange w:id="579" w:author="Anthony Cossio" w:date="2025-04-02T09:31:00Z">
             <w:rPr>
               <w:spacing w:val="-4"/>
             </w:rPr>
@@ -25089,7 +26429,7 @@
       <w:r>
         <w:rPr>
           <w:strike/>
-          <w:rPrChange w:id="493" w:author="Anthony Cossio" w:date="2025-04-02T09:31:00Z">
+          <w:rPrChange w:id="580" w:author="Anthony Cossio" w:date="2025-04-02T09:31:00Z">
             <w:rPr/>
           </w:rPrChange>
         </w:rPr>
@@ -25099,7 +26439,7 @@
         <w:rPr>
           <w:strike/>
           <w:spacing w:val="-3"/>
-          <w:rPrChange w:id="494" w:author="Anthony Cossio" w:date="2025-04-02T09:31:00Z">
+          <w:rPrChange w:id="581" w:author="Anthony Cossio" w:date="2025-04-02T09:31:00Z">
             <w:rPr>
               <w:spacing w:val="-3"/>
             </w:rPr>
@@ -25110,7 +26450,7 @@
       <w:r>
         <w:rPr>
           <w:strike/>
-          <w:rPrChange w:id="495" w:author="Anthony Cossio" w:date="2025-04-02T09:31:00Z">
+          <w:rPrChange w:id="582" w:author="Anthony Cossio" w:date="2025-04-02T09:31:00Z">
             <w:rPr/>
           </w:rPrChange>
         </w:rPr>
@@ -25120,7 +26460,7 @@
         <w:rPr>
           <w:strike/>
           <w:spacing w:val="-3"/>
-          <w:rPrChange w:id="496" w:author="Anthony Cossio" w:date="2025-04-02T09:31:00Z">
+          <w:rPrChange w:id="583" w:author="Anthony Cossio" w:date="2025-04-02T09:31:00Z">
             <w:rPr>
               <w:spacing w:val="-3"/>
             </w:rPr>
@@ -25131,7 +26471,7 @@
       <w:r>
         <w:rPr>
           <w:strike/>
-          <w:rPrChange w:id="497" w:author="Anthony Cossio" w:date="2025-04-02T09:31:00Z">
+          <w:rPrChange w:id="584" w:author="Anthony Cossio" w:date="2025-04-02T09:31:00Z">
             <w:rPr/>
           </w:rPrChange>
         </w:rPr>
@@ -25141,7 +26481,7 @@
         <w:rPr>
           <w:strike/>
           <w:spacing w:val="-3"/>
-          <w:rPrChange w:id="498" w:author="Anthony Cossio" w:date="2025-04-02T09:31:00Z">
+          <w:rPrChange w:id="585" w:author="Anthony Cossio" w:date="2025-04-02T09:31:00Z">
             <w:rPr>
               <w:spacing w:val="-3"/>
             </w:rPr>
@@ -25152,7 +26492,7 @@
       <w:r>
         <w:rPr>
           <w:strike/>
-          <w:rPrChange w:id="499" w:author="Anthony Cossio" w:date="2025-04-02T09:31:00Z">
+          <w:rPrChange w:id="586" w:author="Anthony Cossio" w:date="2025-04-02T09:31:00Z">
             <w:rPr/>
           </w:rPrChange>
         </w:rPr>
@@ -25162,7 +26502,7 @@
         <w:rPr>
           <w:strike/>
           <w:spacing w:val="-4"/>
-          <w:rPrChange w:id="500" w:author="Anthony Cossio" w:date="2025-04-02T09:31:00Z">
+          <w:rPrChange w:id="587" w:author="Anthony Cossio" w:date="2025-04-02T09:31:00Z">
             <w:rPr>
               <w:spacing w:val="-4"/>
             </w:rPr>
@@ -25173,7 +26513,7 @@
       <w:r>
         <w:rPr>
           <w:strike/>
-          <w:rPrChange w:id="501" w:author="Anthony Cossio" w:date="2025-04-02T09:31:00Z">
+          <w:rPrChange w:id="588" w:author="Anthony Cossio" w:date="2025-04-02T09:31:00Z">
             <w:rPr/>
           </w:rPrChange>
         </w:rPr>
@@ -25183,7 +26523,7 @@
         <w:rPr>
           <w:strike/>
           <w:spacing w:val="-3"/>
-          <w:rPrChange w:id="502" w:author="Anthony Cossio" w:date="2025-04-02T09:31:00Z">
+          <w:rPrChange w:id="589" w:author="Anthony Cossio" w:date="2025-04-02T09:31:00Z">
             <w:rPr>
               <w:spacing w:val="-3"/>
             </w:rPr>
@@ -25194,7 +26534,7 @@
       <w:r>
         <w:rPr>
           <w:strike/>
-          <w:rPrChange w:id="503" w:author="Anthony Cossio" w:date="2025-04-02T09:31:00Z">
+          <w:rPrChange w:id="590" w:author="Anthony Cossio" w:date="2025-04-02T09:31:00Z">
             <w:rPr/>
           </w:rPrChange>
         </w:rPr>
@@ -25204,7 +26544,7 @@
         <w:rPr>
           <w:strike/>
           <w:spacing w:val="-2"/>
-          <w:rPrChange w:id="504" w:author="Anthony Cossio" w:date="2025-04-02T09:31:00Z">
+          <w:rPrChange w:id="591" w:author="Anthony Cossio" w:date="2025-04-02T09:31:00Z">
             <w:rPr>
               <w:spacing w:val="-2"/>
             </w:rPr>
@@ -25215,7 +26555,7 @@
       <w:r>
         <w:rPr>
           <w:strike/>
-          <w:rPrChange w:id="505" w:author="Anthony Cossio" w:date="2025-04-02T09:31:00Z">
+          <w:rPrChange w:id="592" w:author="Anthony Cossio" w:date="2025-04-02T09:31:00Z">
             <w:rPr/>
           </w:rPrChange>
         </w:rPr>
@@ -25225,7 +26565,7 @@
         <w:rPr>
           <w:strike/>
           <w:spacing w:val="-4"/>
-          <w:rPrChange w:id="506" w:author="Anthony Cossio" w:date="2025-04-02T09:31:00Z">
+          <w:rPrChange w:id="593" w:author="Anthony Cossio" w:date="2025-04-02T09:31:00Z">
             <w:rPr>
               <w:spacing w:val="-4"/>
             </w:rPr>
@@ -25236,7 +26576,7 @@
       <w:r>
         <w:rPr>
           <w:strike/>
-          <w:rPrChange w:id="507" w:author="Anthony Cossio" w:date="2025-04-02T09:31:00Z">
+          <w:rPrChange w:id="594" w:author="Anthony Cossio" w:date="2025-04-02T09:31:00Z">
             <w:rPr/>
           </w:rPrChange>
         </w:rPr>
@@ -25246,7 +26586,7 @@
         <w:rPr>
           <w:strike/>
           <w:spacing w:val="-4"/>
-          <w:rPrChange w:id="508" w:author="Anthony Cossio" w:date="2025-04-02T09:31:00Z">
+          <w:rPrChange w:id="595" w:author="Anthony Cossio" w:date="2025-04-02T09:31:00Z">
             <w:rPr>
               <w:spacing w:val="-4"/>
             </w:rPr>
@@ -25257,7 +26597,7 @@
       <w:r>
         <w:rPr>
           <w:strike/>
-          <w:rPrChange w:id="509" w:author="Anthony Cossio" w:date="2025-04-02T09:31:00Z">
+          <w:rPrChange w:id="596" w:author="Anthony Cossio" w:date="2025-04-02T09:31:00Z">
             <w:rPr/>
           </w:rPrChange>
         </w:rPr>
@@ -25267,7 +26607,7 @@
         <w:rPr>
           <w:strike/>
           <w:spacing w:val="-3"/>
-          <w:rPrChange w:id="510" w:author="Anthony Cossio" w:date="2025-04-02T09:31:00Z">
+          <w:rPrChange w:id="597" w:author="Anthony Cossio" w:date="2025-04-02T09:31:00Z">
             <w:rPr>
               <w:spacing w:val="-3"/>
             </w:rPr>
@@ -25278,28 +26618,28 @@
       <w:r>
         <w:rPr>
           <w:strike/>
-          <w:rPrChange w:id="511" w:author="Anthony Cossio" w:date="2025-04-02T09:31:00Z">
+          <w:rPrChange w:id="598" w:author="Anthony Cossio" w:date="2025-04-02T09:31:00Z">
             <w:rPr/>
           </w:rPrChange>
         </w:rPr>
         <w:t>upper confidence intervals and the number of binned data samples</w:t>
       </w:r>
-      <w:ins w:id="512" w:author="Anthony Cossio" w:date="2025-04-02T09:30:00Z">
+      <w:ins w:id="599" w:author="Anthony Cossio" w:date="2025-04-02T09:30:00Z">
         <w:r>
           <w:rPr>
             <w:strike/>
-            <w:rPrChange w:id="513" w:author="Anthony Cossio" w:date="2025-04-02T09:31:00Z">
+            <w:rPrChange w:id="600" w:author="Anthony Cossio" w:date="2025-04-02T09:31:00Z">
               <w:rPr/>
             </w:rPrChange>
           </w:rPr>
           <w:t xml:space="preserve"> </w:t>
         </w:r>
       </w:ins>
-      <w:ins w:id="514" w:author="Anthony Cossio" w:date="2025-04-02T09:31:00Z">
+      <w:ins w:id="601" w:author="Anthony Cossio" w:date="2025-04-02T09:31:00Z">
         <w:r>
           <w:rPr>
             <w:strike/>
-            <w:rPrChange w:id="515" w:author="Anthony Cossio" w:date="2025-04-02T09:31:00Z">
+            <w:rPrChange w:id="602" w:author="Anthony Cossio" w:date="2025-04-02T09:31:00Z">
               <w:rPr/>
             </w:rPrChange>
           </w:rPr>
@@ -25309,7 +26649,7 @@
           <w:rPr>
             <w:strike/>
             <w:spacing w:val="-2"/>
-            <w:rPrChange w:id="516" w:author="Anthony Cossio" w:date="2025-04-02T09:31:00Z">
+            <w:rPrChange w:id="603" w:author="Anthony Cossio" w:date="2025-04-02T09:31:00Z">
               <w:rPr>
                 <w:spacing w:val="-2"/>
               </w:rPr>
@@ -25320,7 +26660,7 @@
         <w:r>
           <w:rPr>
             <w:strike/>
-            <w:rPrChange w:id="517" w:author="Anthony Cossio" w:date="2025-04-02T09:31:00Z">
+            <w:rPrChange w:id="604" w:author="Anthony Cossio" w:date="2025-04-02T09:31:00Z">
               <w:rPr/>
             </w:rPrChange>
           </w:rPr>
@@ -25330,7 +26670,7 @@
           <w:rPr>
             <w:strike/>
             <w:spacing w:val="-2"/>
-            <w:rPrChange w:id="518" w:author="Anthony Cossio" w:date="2025-04-02T09:31:00Z">
+            <w:rPrChange w:id="605" w:author="Anthony Cossio" w:date="2025-04-02T09:31:00Z">
               <w:rPr>
                 <w:spacing w:val="-2"/>
               </w:rPr>
@@ -25341,7 +26681,7 @@
         <w:r>
           <w:rPr>
             <w:strike/>
-            <w:rPrChange w:id="519" w:author="Anthony Cossio" w:date="2025-04-02T09:31:00Z">
+            <w:rPrChange w:id="606" w:author="Anthony Cossio" w:date="2025-04-02T09:31:00Z">
               <w:rPr/>
             </w:rPrChange>
           </w:rPr>
@@ -25351,7 +26691,7 @@
           <w:rPr>
             <w:strike/>
             <w:spacing w:val="-4"/>
-            <w:rPrChange w:id="520" w:author="Anthony Cossio" w:date="2025-04-02T09:31:00Z">
+            <w:rPrChange w:id="607" w:author="Anthony Cossio" w:date="2025-04-02T09:31:00Z">
               <w:rPr>
                 <w:spacing w:val="-4"/>
               </w:rPr>
@@ -25362,7 +26702,7 @@
         <w:r>
           <w:rPr>
             <w:strike/>
-            <w:rPrChange w:id="521" w:author="Anthony Cossio" w:date="2025-04-02T09:31:00Z">
+            <w:rPrChange w:id="608" w:author="Anthony Cossio" w:date="2025-04-02T09:31:00Z">
               <w:rPr/>
             </w:rPrChange>
           </w:rPr>
@@ -25372,7 +26712,7 @@
           <w:rPr>
             <w:strike/>
             <w:spacing w:val="-2"/>
-            <w:rPrChange w:id="522" w:author="Anthony Cossio" w:date="2025-04-02T09:31:00Z">
+            <w:rPrChange w:id="609" w:author="Anthony Cossio" w:date="2025-04-02T09:31:00Z">
               <w:rPr>
                 <w:spacing w:val="-2"/>
               </w:rPr>
@@ -25383,7 +26723,7 @@
         <w:r>
           <w:rPr>
             <w:strike/>
-            <w:rPrChange w:id="523" w:author="Anthony Cossio" w:date="2025-04-02T09:31:00Z">
+            <w:rPrChange w:id="610" w:author="Anthony Cossio" w:date="2025-04-02T09:31:00Z">
               <w:rPr/>
             </w:rPrChange>
           </w:rPr>
@@ -25393,7 +26733,7 @@
       <w:r>
         <w:rPr>
           <w:strike/>
-          <w:rPrChange w:id="524" w:author="Anthony Cossio" w:date="2025-04-02T09:31:00Z">
+          <w:rPrChange w:id="611" w:author="Anthony Cossio" w:date="2025-04-02T09:31:00Z">
             <w:rPr/>
           </w:rPrChange>
         </w:rPr>
@@ -25406,7 +26746,7 @@
         <w:rPr>
           <w:strike/>
           <w:sz w:val="20"/>
-          <w:rPrChange w:id="525" w:author="Anthony Cossio" w:date="2025-04-02T09:31:00Z">
+          <w:rPrChange w:id="612" w:author="Anthony Cossio" w:date="2025-04-02T09:31:00Z">
             <w:rPr>
               <w:sz w:val="20"/>
             </w:rPr>
@@ -25421,7 +26761,7 @@
         <w:rPr>
           <w:strike/>
           <w:sz w:val="20"/>
-          <w:rPrChange w:id="526" w:author="Anthony Cossio" w:date="2025-04-02T09:31:00Z">
+          <w:rPrChange w:id="613" w:author="Anthony Cossio" w:date="2025-04-02T09:31:00Z">
             <w:rPr>
               <w:sz w:val="20"/>
             </w:rPr>
@@ -25474,7 +26814,7 @@
               <w:rPr>
                 <w:strike/>
                 <w:sz w:val="24"/>
-                <w:rPrChange w:id="527" w:author="Anthony Cossio" w:date="2025-04-02T09:31:00Z">
+                <w:rPrChange w:id="614" w:author="Anthony Cossio" w:date="2025-04-02T09:31:00Z">
                   <w:rPr>
                     <w:sz w:val="24"/>
                   </w:rPr>
@@ -25486,7 +26826,7 @@
                 <w:strike/>
                 <w:spacing w:val="-2"/>
                 <w:sz w:val="24"/>
-                <w:rPrChange w:id="528" w:author="Anthony Cossio" w:date="2025-04-02T09:31:00Z">
+                <w:rPrChange w:id="615" w:author="Anthony Cossio" w:date="2025-04-02T09:31:00Z">
                   <w:rPr>
                     <w:spacing w:val="-2"/>
                     <w:sz w:val="24"/>
@@ -25511,7 +26851,7 @@
               <w:rPr>
                 <w:strike/>
                 <w:sz w:val="24"/>
-                <w:rPrChange w:id="529" w:author="Anthony Cossio" w:date="2025-04-02T09:31:00Z">
+                <w:rPrChange w:id="616" w:author="Anthony Cossio" w:date="2025-04-02T09:31:00Z">
                   <w:rPr>
                     <w:sz w:val="24"/>
                   </w:rPr>
@@ -25522,7 +26862,7 @@
               <w:rPr>
                 <w:strike/>
                 <w:sz w:val="24"/>
-                <w:rPrChange w:id="530" w:author="Anthony Cossio" w:date="2025-04-02T09:31:00Z">
+                <w:rPrChange w:id="617" w:author="Anthony Cossio" w:date="2025-04-02T09:31:00Z">
                   <w:rPr>
                     <w:sz w:val="24"/>
                   </w:rPr>
@@ -25535,7 +26875,7 @@
                 <w:strike/>
                 <w:spacing w:val="-15"/>
                 <w:sz w:val="24"/>
-                <w:rPrChange w:id="531" w:author="Anthony Cossio" w:date="2025-04-02T09:31:00Z">
+                <w:rPrChange w:id="618" w:author="Anthony Cossio" w:date="2025-04-02T09:31:00Z">
                   <w:rPr>
                     <w:spacing w:val="-15"/>
                     <w:sz w:val="24"/>
@@ -25548,7 +26888,7 @@
               <w:rPr>
                 <w:strike/>
                 <w:sz w:val="24"/>
-                <w:rPrChange w:id="532" w:author="Anthony Cossio" w:date="2025-04-02T09:31:00Z">
+                <w:rPrChange w:id="619" w:author="Anthony Cossio" w:date="2025-04-02T09:31:00Z">
                   <w:rPr>
                     <w:sz w:val="24"/>
                   </w:rPr>
@@ -25561,7 +26901,7 @@
                 <w:strike/>
                 <w:spacing w:val="-2"/>
                 <w:sz w:val="24"/>
-                <w:rPrChange w:id="533" w:author="Anthony Cossio" w:date="2025-04-02T09:31:00Z">
+                <w:rPrChange w:id="620" w:author="Anthony Cossio" w:date="2025-04-02T09:31:00Z">
                   <w:rPr>
                     <w:spacing w:val="-2"/>
                     <w:sz w:val="24"/>
@@ -25584,7 +26924,7 @@
               <w:rPr>
                 <w:strike/>
                 <w:sz w:val="24"/>
-                <w:rPrChange w:id="534" w:author="Anthony Cossio" w:date="2025-04-02T09:31:00Z">
+                <w:rPrChange w:id="621" w:author="Anthony Cossio" w:date="2025-04-02T09:31:00Z">
                   <w:rPr>
                     <w:sz w:val="24"/>
                   </w:rPr>
@@ -25595,7 +26935,7 @@
               <w:rPr>
                 <w:strike/>
                 <w:sz w:val="24"/>
-                <w:rPrChange w:id="535" w:author="Anthony Cossio" w:date="2025-04-02T09:31:00Z">
+                <w:rPrChange w:id="622" w:author="Anthony Cossio" w:date="2025-04-02T09:31:00Z">
                   <w:rPr>
                     <w:sz w:val="24"/>
                   </w:rPr>
@@ -25608,7 +26948,7 @@
                 <w:strike/>
                 <w:spacing w:val="-3"/>
                 <w:sz w:val="24"/>
-                <w:rPrChange w:id="536" w:author="Anthony Cossio" w:date="2025-04-02T09:31:00Z">
+                <w:rPrChange w:id="623" w:author="Anthony Cossio" w:date="2025-04-02T09:31:00Z">
                   <w:rPr>
                     <w:spacing w:val="-3"/>
                     <w:sz w:val="24"/>
@@ -25622,7 +26962,7 @@
                 <w:strike/>
                 <w:spacing w:val="-5"/>
                 <w:sz w:val="24"/>
-                <w:rPrChange w:id="537" w:author="Anthony Cossio" w:date="2025-04-02T09:31:00Z">
+                <w:rPrChange w:id="624" w:author="Anthony Cossio" w:date="2025-04-02T09:31:00Z">
                   <w:rPr>
                     <w:spacing w:val="-5"/>
                     <w:sz w:val="24"/>
@@ -25645,7 +26985,7 @@
               <w:rPr>
                 <w:strike/>
                 <w:sz w:val="24"/>
-                <w:rPrChange w:id="538" w:author="Anthony Cossio" w:date="2025-04-02T09:31:00Z">
+                <w:rPrChange w:id="625" w:author="Anthony Cossio" w:date="2025-04-02T09:31:00Z">
                   <w:rPr>
                     <w:sz w:val="24"/>
                   </w:rPr>
@@ -25656,7 +26996,7 @@
               <w:rPr>
                 <w:strike/>
                 <w:sz w:val="24"/>
-                <w:rPrChange w:id="539" w:author="Anthony Cossio" w:date="2025-04-02T09:31:00Z">
+                <w:rPrChange w:id="626" w:author="Anthony Cossio" w:date="2025-04-02T09:31:00Z">
                   <w:rPr>
                     <w:sz w:val="24"/>
                   </w:rPr>
@@ -25669,7 +27009,7 @@
                 <w:strike/>
                 <w:spacing w:val="-5"/>
                 <w:sz w:val="24"/>
-                <w:rPrChange w:id="540" w:author="Anthony Cossio" w:date="2025-04-02T09:31:00Z">
+                <w:rPrChange w:id="627" w:author="Anthony Cossio" w:date="2025-04-02T09:31:00Z">
                   <w:rPr>
                     <w:spacing w:val="-5"/>
                     <w:sz w:val="24"/>
@@ -25693,7 +27033,7 @@
               <w:rPr>
                 <w:strike/>
                 <w:sz w:val="24"/>
-                <w:rPrChange w:id="541" w:author="Anthony Cossio" w:date="2025-04-02T09:31:00Z">
+                <w:rPrChange w:id="628" w:author="Anthony Cossio" w:date="2025-04-02T09:31:00Z">
                   <w:rPr>
                     <w:sz w:val="24"/>
                   </w:rPr>
@@ -25704,7 +27044,7 @@
               <w:rPr>
                 <w:strike/>
                 <w:sz w:val="24"/>
-                <w:rPrChange w:id="542" w:author="Anthony Cossio" w:date="2025-04-02T09:31:00Z">
+                <w:rPrChange w:id="629" w:author="Anthony Cossio" w:date="2025-04-02T09:31:00Z">
                   <w:rPr>
                     <w:sz w:val="24"/>
                   </w:rPr>
@@ -25717,7 +27057,7 @@
                 <w:strike/>
                 <w:spacing w:val="-15"/>
                 <w:sz w:val="24"/>
-                <w:rPrChange w:id="543" w:author="Anthony Cossio" w:date="2025-04-02T09:31:00Z">
+                <w:rPrChange w:id="630" w:author="Anthony Cossio" w:date="2025-04-02T09:31:00Z">
                   <w:rPr>
                     <w:spacing w:val="-15"/>
                     <w:sz w:val="24"/>
@@ -25730,7 +27070,7 @@
               <w:rPr>
                 <w:strike/>
                 <w:sz w:val="24"/>
-                <w:rPrChange w:id="544" w:author="Anthony Cossio" w:date="2025-04-02T09:31:00Z">
+                <w:rPrChange w:id="631" w:author="Anthony Cossio" w:date="2025-04-02T09:31:00Z">
                   <w:rPr>
                     <w:sz w:val="24"/>
                   </w:rPr>
@@ -25743,7 +27083,7 @@
                 <w:strike/>
                 <w:spacing w:val="-2"/>
                 <w:sz w:val="24"/>
-                <w:rPrChange w:id="545" w:author="Anthony Cossio" w:date="2025-04-02T09:31:00Z">
+                <w:rPrChange w:id="632" w:author="Anthony Cossio" w:date="2025-04-02T09:31:00Z">
                   <w:rPr>
                     <w:spacing w:val="-2"/>
                     <w:sz w:val="24"/>
@@ -25767,7 +27107,7 @@
               <w:rPr>
                 <w:strike/>
                 <w:sz w:val="24"/>
-                <w:rPrChange w:id="546" w:author="Anthony Cossio" w:date="2025-04-02T09:31:00Z">
+                <w:rPrChange w:id="633" w:author="Anthony Cossio" w:date="2025-04-02T09:31:00Z">
                   <w:rPr>
                     <w:sz w:val="24"/>
                   </w:rPr>
@@ -25779,7 +27119,7 @@
                 <w:strike/>
                 <w:spacing w:val="-4"/>
                 <w:sz w:val="24"/>
-                <w:rPrChange w:id="547" w:author="Anthony Cossio" w:date="2025-04-02T09:31:00Z">
+                <w:rPrChange w:id="634" w:author="Anthony Cossio" w:date="2025-04-02T09:31:00Z">
                   <w:rPr>
                     <w:spacing w:val="-4"/>
                     <w:sz w:val="24"/>
@@ -25793,7 +27133,7 @@
                 <w:strike/>
                 <w:spacing w:val="-6"/>
                 <w:sz w:val="24"/>
-                <w:rPrChange w:id="548" w:author="Anthony Cossio" w:date="2025-04-02T09:31:00Z">
+                <w:rPrChange w:id="635" w:author="Anthony Cossio" w:date="2025-04-02T09:31:00Z">
                   <w:rPr>
                     <w:spacing w:val="-6"/>
                     <w:sz w:val="24"/>
@@ -25817,7 +27157,7 @@
               <w:rPr>
                 <w:strike/>
                 <w:sz w:val="24"/>
-                <w:rPrChange w:id="549" w:author="Anthony Cossio" w:date="2025-04-02T09:31:00Z">
+                <w:rPrChange w:id="636" w:author="Anthony Cossio" w:date="2025-04-02T09:31:00Z">
                   <w:rPr>
                     <w:sz w:val="24"/>
                   </w:rPr>
@@ -25829,7 +27169,7 @@
                 <w:strike/>
                 <w:spacing w:val="-2"/>
                 <w:sz w:val="24"/>
-                <w:rPrChange w:id="550" w:author="Anthony Cossio" w:date="2025-04-02T09:31:00Z">
+                <w:rPrChange w:id="637" w:author="Anthony Cossio" w:date="2025-04-02T09:31:00Z">
                   <w:rPr>
                     <w:spacing w:val="-2"/>
                     <w:sz w:val="24"/>
@@ -25843,7 +27183,7 @@
                 <w:strike/>
                 <w:spacing w:val="-6"/>
                 <w:sz w:val="24"/>
-                <w:rPrChange w:id="551" w:author="Anthony Cossio" w:date="2025-04-02T09:31:00Z">
+                <w:rPrChange w:id="638" w:author="Anthony Cossio" w:date="2025-04-02T09:31:00Z">
                   <w:rPr>
                     <w:spacing w:val="-6"/>
                     <w:sz w:val="24"/>
@@ -25867,7 +27207,7 @@
               <w:rPr>
                 <w:strike/>
                 <w:sz w:val="24"/>
-                <w:rPrChange w:id="552" w:author="Anthony Cossio" w:date="2025-04-02T09:31:00Z">
+                <w:rPrChange w:id="639" w:author="Anthony Cossio" w:date="2025-04-02T09:31:00Z">
                   <w:rPr>
                     <w:sz w:val="24"/>
                   </w:rPr>
@@ -25879,7 +27219,7 @@
                 <w:strike/>
                 <w:spacing w:val="-2"/>
                 <w:sz w:val="24"/>
-                <w:rPrChange w:id="553" w:author="Anthony Cossio" w:date="2025-04-02T09:31:00Z">
+                <w:rPrChange w:id="640" w:author="Anthony Cossio" w:date="2025-04-02T09:31:00Z">
                   <w:rPr>
                     <w:spacing w:val="-2"/>
                     <w:sz w:val="24"/>
@@ -25893,7 +27233,7 @@
                 <w:strike/>
                 <w:spacing w:val="-6"/>
                 <w:sz w:val="24"/>
-                <w:rPrChange w:id="554" w:author="Anthony Cossio" w:date="2025-04-02T09:31:00Z">
+                <w:rPrChange w:id="641" w:author="Anthony Cossio" w:date="2025-04-02T09:31:00Z">
                   <w:rPr>
                     <w:spacing w:val="-6"/>
                     <w:sz w:val="24"/>
@@ -25912,7 +27252,7 @@
               <w:rPr>
                 <w:strike/>
                 <w:sz w:val="24"/>
-                <w:rPrChange w:id="555" w:author="Anthony Cossio" w:date="2025-04-02T09:31:00Z">
+                <w:rPrChange w:id="642" w:author="Anthony Cossio" w:date="2025-04-02T09:31:00Z">
                   <w:rPr>
                     <w:sz w:val="24"/>
                   </w:rPr>
@@ -25924,7 +27264,7 @@
                 <w:strike/>
                 <w:spacing w:val="-2"/>
                 <w:sz w:val="24"/>
-                <w:rPrChange w:id="556" w:author="Anthony Cossio" w:date="2025-04-02T09:31:00Z">
+                <w:rPrChange w:id="643" w:author="Anthony Cossio" w:date="2025-04-02T09:31:00Z">
                   <w:rPr>
                     <w:spacing w:val="-2"/>
                     <w:sz w:val="24"/>
@@ -25952,7 +27292,7 @@
               <w:rPr>
                 <w:strike/>
                 <w:sz w:val="24"/>
-                <w:rPrChange w:id="557" w:author="Anthony Cossio" w:date="2025-04-02T09:31:00Z">
+                <w:rPrChange w:id="644" w:author="Anthony Cossio" w:date="2025-04-02T09:31:00Z">
                   <w:rPr>
                     <w:sz w:val="24"/>
                   </w:rPr>
@@ -25964,7 +27304,7 @@
                 <w:strike/>
                 <w:spacing w:val="-2"/>
                 <w:sz w:val="24"/>
-                <w:rPrChange w:id="558" w:author="Anthony Cossio" w:date="2025-04-02T09:31:00Z">
+                <w:rPrChange w:id="645" w:author="Anthony Cossio" w:date="2025-04-02T09:31:00Z">
                   <w:rPr>
                     <w:spacing w:val="-2"/>
                     <w:sz w:val="24"/>
@@ -25987,7 +27327,7 @@
               <w:rPr>
                 <w:strike/>
                 <w:sz w:val="24"/>
-                <w:rPrChange w:id="559" w:author="Anthony Cossio" w:date="2025-04-02T09:31:00Z">
+                <w:rPrChange w:id="646" w:author="Anthony Cossio" w:date="2025-04-02T09:31:00Z">
                   <w:rPr>
                     <w:sz w:val="24"/>
                   </w:rPr>
@@ -25999,7 +27339,7 @@
                 <w:strike/>
                 <w:spacing w:val="-2"/>
                 <w:sz w:val="24"/>
-                <w:rPrChange w:id="560" w:author="Anthony Cossio" w:date="2025-04-02T09:31:00Z">
+                <w:rPrChange w:id="647" w:author="Anthony Cossio" w:date="2025-04-02T09:31:00Z">
                   <w:rPr>
                     <w:spacing w:val="-2"/>
                     <w:sz w:val="24"/>
@@ -26022,7 +27362,7 @@
               <w:rPr>
                 <w:strike/>
                 <w:sz w:val="24"/>
-                <w:rPrChange w:id="561" w:author="Anthony Cossio" w:date="2025-04-02T09:31:00Z">
+                <w:rPrChange w:id="648" w:author="Anthony Cossio" w:date="2025-04-02T09:31:00Z">
                   <w:rPr>
                     <w:sz w:val="24"/>
                   </w:rPr>
@@ -26034,7 +27374,7 @@
                 <w:strike/>
                 <w:spacing w:val="-2"/>
                 <w:sz w:val="24"/>
-                <w:rPrChange w:id="562" w:author="Anthony Cossio" w:date="2025-04-02T09:31:00Z">
+                <w:rPrChange w:id="649" w:author="Anthony Cossio" w:date="2025-04-02T09:31:00Z">
                   <w:rPr>
                     <w:spacing w:val="-2"/>
                     <w:sz w:val="24"/>
@@ -26057,7 +27397,7 @@
               <w:rPr>
                 <w:strike/>
                 <w:sz w:val="24"/>
-                <w:rPrChange w:id="563" w:author="Anthony Cossio" w:date="2025-04-02T09:31:00Z">
+                <w:rPrChange w:id="650" w:author="Anthony Cossio" w:date="2025-04-02T09:31:00Z">
                   <w:rPr>
                     <w:sz w:val="24"/>
                   </w:rPr>
@@ -26069,7 +27409,7 @@
                 <w:strike/>
                 <w:spacing w:val="-2"/>
                 <w:sz w:val="24"/>
-                <w:rPrChange w:id="564" w:author="Anthony Cossio" w:date="2025-04-02T09:31:00Z">
+                <w:rPrChange w:id="651" w:author="Anthony Cossio" w:date="2025-04-02T09:31:00Z">
                   <w:rPr>
                     <w:spacing w:val="-2"/>
                     <w:sz w:val="24"/>
@@ -26092,7 +27432,7 @@
               <w:rPr>
                 <w:strike/>
                 <w:sz w:val="24"/>
-                <w:rPrChange w:id="565" w:author="Anthony Cossio" w:date="2025-04-02T09:31:00Z">
+                <w:rPrChange w:id="652" w:author="Anthony Cossio" w:date="2025-04-02T09:31:00Z">
                   <w:rPr>
                     <w:sz w:val="24"/>
                   </w:rPr>
@@ -26104,7 +27444,7 @@
                 <w:strike/>
                 <w:spacing w:val="-2"/>
                 <w:sz w:val="24"/>
-                <w:rPrChange w:id="566" w:author="Anthony Cossio" w:date="2025-04-02T09:31:00Z">
+                <w:rPrChange w:id="653" w:author="Anthony Cossio" w:date="2025-04-02T09:31:00Z">
                   <w:rPr>
                     <w:spacing w:val="-2"/>
                     <w:sz w:val="24"/>
@@ -26127,7 +27467,7 @@
               <w:rPr>
                 <w:strike/>
                 <w:sz w:val="24"/>
-                <w:rPrChange w:id="567" w:author="Anthony Cossio" w:date="2025-04-02T09:31:00Z">
+                <w:rPrChange w:id="654" w:author="Anthony Cossio" w:date="2025-04-02T09:31:00Z">
                   <w:rPr>
                     <w:sz w:val="24"/>
                   </w:rPr>
@@ -26139,7 +27479,7 @@
                 <w:strike/>
                 <w:spacing w:val="-2"/>
                 <w:sz w:val="24"/>
-                <w:rPrChange w:id="568" w:author="Anthony Cossio" w:date="2025-04-02T09:31:00Z">
+                <w:rPrChange w:id="655" w:author="Anthony Cossio" w:date="2025-04-02T09:31:00Z">
                   <w:rPr>
                     <w:spacing w:val="-2"/>
                     <w:sz w:val="24"/>
@@ -26162,7 +27502,7 @@
               <w:rPr>
                 <w:strike/>
                 <w:sz w:val="24"/>
-                <w:rPrChange w:id="569" w:author="Anthony Cossio" w:date="2025-04-02T09:31:00Z">
+                <w:rPrChange w:id="656" w:author="Anthony Cossio" w:date="2025-04-02T09:31:00Z">
                   <w:rPr>
                     <w:sz w:val="24"/>
                   </w:rPr>
@@ -26174,7 +27514,7 @@
                 <w:strike/>
                 <w:spacing w:val="-2"/>
                 <w:sz w:val="24"/>
-                <w:rPrChange w:id="570" w:author="Anthony Cossio" w:date="2025-04-02T09:31:00Z">
+                <w:rPrChange w:id="657" w:author="Anthony Cossio" w:date="2025-04-02T09:31:00Z">
                   <w:rPr>
                     <w:spacing w:val="-2"/>
                     <w:sz w:val="24"/>
@@ -26197,7 +27537,7 @@
               <w:rPr>
                 <w:strike/>
                 <w:sz w:val="24"/>
-                <w:rPrChange w:id="571" w:author="Anthony Cossio" w:date="2025-04-02T09:31:00Z">
+                <w:rPrChange w:id="658" w:author="Anthony Cossio" w:date="2025-04-02T09:31:00Z">
                   <w:rPr>
                     <w:sz w:val="24"/>
                   </w:rPr>
@@ -26209,7 +27549,7 @@
                 <w:strike/>
                 <w:spacing w:val="-5"/>
                 <w:sz w:val="24"/>
-                <w:rPrChange w:id="572" w:author="Anthony Cossio" w:date="2025-04-02T09:31:00Z">
+                <w:rPrChange w:id="659" w:author="Anthony Cossio" w:date="2025-04-02T09:31:00Z">
                   <w:rPr>
                     <w:spacing w:val="-5"/>
                     <w:sz w:val="24"/>
@@ -26236,7 +27576,7 @@
               <w:rPr>
                 <w:strike/>
                 <w:sz w:val="24"/>
-                <w:rPrChange w:id="573" w:author="Anthony Cossio" w:date="2025-04-02T09:31:00Z">
+                <w:rPrChange w:id="660" w:author="Anthony Cossio" w:date="2025-04-02T09:31:00Z">
                   <w:rPr>
                     <w:sz w:val="24"/>
                   </w:rPr>
@@ -26248,7 +27588,7 @@
                 <w:strike/>
                 <w:spacing w:val="-2"/>
                 <w:sz w:val="24"/>
-                <w:rPrChange w:id="574" w:author="Anthony Cossio" w:date="2025-04-02T09:31:00Z">
+                <w:rPrChange w:id="661" w:author="Anthony Cossio" w:date="2025-04-02T09:31:00Z">
                   <w:rPr>
                     <w:spacing w:val="-2"/>
                     <w:sz w:val="24"/>
@@ -26270,7 +27610,7 @@
               <w:rPr>
                 <w:strike/>
                 <w:sz w:val="24"/>
-                <w:rPrChange w:id="575" w:author="Anthony Cossio" w:date="2025-04-02T09:31:00Z">
+                <w:rPrChange w:id="662" w:author="Anthony Cossio" w:date="2025-04-02T09:31:00Z">
                   <w:rPr>
                     <w:sz w:val="24"/>
                   </w:rPr>
@@ -26282,7 +27622,7 @@
                 <w:strike/>
                 <w:spacing w:val="-2"/>
                 <w:sz w:val="24"/>
-                <w:rPrChange w:id="576" w:author="Anthony Cossio" w:date="2025-04-02T09:31:00Z">
+                <w:rPrChange w:id="663" w:author="Anthony Cossio" w:date="2025-04-02T09:31:00Z">
                   <w:rPr>
                     <w:spacing w:val="-2"/>
                     <w:sz w:val="24"/>
@@ -26304,7 +27644,7 @@
               <w:rPr>
                 <w:strike/>
                 <w:sz w:val="24"/>
-                <w:rPrChange w:id="577" w:author="Anthony Cossio" w:date="2025-04-02T09:31:00Z">
+                <w:rPrChange w:id="664" w:author="Anthony Cossio" w:date="2025-04-02T09:31:00Z">
                   <w:rPr>
                     <w:sz w:val="24"/>
                   </w:rPr>
@@ -26316,7 +27656,7 @@
                 <w:strike/>
                 <w:spacing w:val="-4"/>
                 <w:sz w:val="24"/>
-                <w:rPrChange w:id="578" w:author="Anthony Cossio" w:date="2025-04-02T09:31:00Z">
+                <w:rPrChange w:id="665" w:author="Anthony Cossio" w:date="2025-04-02T09:31:00Z">
                   <w:rPr>
                     <w:spacing w:val="-4"/>
                     <w:sz w:val="24"/>
@@ -26338,7 +27678,7 @@
               <w:rPr>
                 <w:strike/>
                 <w:sz w:val="24"/>
-                <w:rPrChange w:id="579" w:author="Anthony Cossio" w:date="2025-04-02T09:31:00Z">
+                <w:rPrChange w:id="666" w:author="Anthony Cossio" w:date="2025-04-02T09:31:00Z">
                   <w:rPr>
                     <w:sz w:val="24"/>
                   </w:rPr>
@@ -26350,7 +27690,7 @@
                 <w:strike/>
                 <w:spacing w:val="-2"/>
                 <w:sz w:val="24"/>
-                <w:rPrChange w:id="580" w:author="Anthony Cossio" w:date="2025-04-02T09:31:00Z">
+                <w:rPrChange w:id="667" w:author="Anthony Cossio" w:date="2025-04-02T09:31:00Z">
                   <w:rPr>
                     <w:spacing w:val="-2"/>
                     <w:sz w:val="24"/>
@@ -26372,7 +27712,7 @@
               <w:rPr>
                 <w:strike/>
                 <w:sz w:val="24"/>
-                <w:rPrChange w:id="581" w:author="Anthony Cossio" w:date="2025-04-02T09:31:00Z">
+                <w:rPrChange w:id="668" w:author="Anthony Cossio" w:date="2025-04-02T09:31:00Z">
                   <w:rPr>
                     <w:sz w:val="24"/>
                   </w:rPr>
@@ -26384,7 +27724,7 @@
                 <w:strike/>
                 <w:spacing w:val="-2"/>
                 <w:sz w:val="24"/>
-                <w:rPrChange w:id="582" w:author="Anthony Cossio" w:date="2025-04-02T09:31:00Z">
+                <w:rPrChange w:id="669" w:author="Anthony Cossio" w:date="2025-04-02T09:31:00Z">
                   <w:rPr>
                     <w:spacing w:val="-2"/>
                     <w:sz w:val="24"/>
@@ -26406,7 +27746,7 @@
               <w:rPr>
                 <w:strike/>
                 <w:sz w:val="24"/>
-                <w:rPrChange w:id="583" w:author="Anthony Cossio" w:date="2025-04-02T09:31:00Z">
+                <w:rPrChange w:id="670" w:author="Anthony Cossio" w:date="2025-04-02T09:31:00Z">
                   <w:rPr>
                     <w:sz w:val="24"/>
                   </w:rPr>
@@ -26418,7 +27758,7 @@
                 <w:strike/>
                 <w:spacing w:val="-2"/>
                 <w:sz w:val="24"/>
-                <w:rPrChange w:id="584" w:author="Anthony Cossio" w:date="2025-04-02T09:31:00Z">
+                <w:rPrChange w:id="671" w:author="Anthony Cossio" w:date="2025-04-02T09:31:00Z">
                   <w:rPr>
                     <w:spacing w:val="-2"/>
                     <w:sz w:val="24"/>
@@ -26440,7 +27780,7 @@
               <w:rPr>
                 <w:strike/>
                 <w:sz w:val="24"/>
-                <w:rPrChange w:id="585" w:author="Anthony Cossio" w:date="2025-04-02T09:31:00Z">
+                <w:rPrChange w:id="672" w:author="Anthony Cossio" w:date="2025-04-02T09:31:00Z">
                   <w:rPr>
                     <w:sz w:val="24"/>
                   </w:rPr>
@@ -26452,7 +27792,7 @@
                 <w:strike/>
                 <w:spacing w:val="-2"/>
                 <w:sz w:val="24"/>
-                <w:rPrChange w:id="586" w:author="Anthony Cossio" w:date="2025-04-02T09:31:00Z">
+                <w:rPrChange w:id="673" w:author="Anthony Cossio" w:date="2025-04-02T09:31:00Z">
                   <w:rPr>
                     <w:spacing w:val="-2"/>
                     <w:sz w:val="24"/>
@@ -26474,7 +27814,7 @@
               <w:rPr>
                 <w:strike/>
                 <w:sz w:val="24"/>
-                <w:rPrChange w:id="587" w:author="Anthony Cossio" w:date="2025-04-02T09:31:00Z">
+                <w:rPrChange w:id="674" w:author="Anthony Cossio" w:date="2025-04-02T09:31:00Z">
                   <w:rPr>
                     <w:sz w:val="24"/>
                   </w:rPr>
@@ -26486,7 +27826,7 @@
                 <w:strike/>
                 <w:spacing w:val="-5"/>
                 <w:sz w:val="24"/>
-                <w:rPrChange w:id="588" w:author="Anthony Cossio" w:date="2025-04-02T09:31:00Z">
+                <w:rPrChange w:id="675" w:author="Anthony Cossio" w:date="2025-04-02T09:31:00Z">
                   <w:rPr>
                     <w:spacing w:val="-5"/>
                     <w:sz w:val="24"/>
@@ -26514,12 +27854,12 @@
     <w:p>
       <w:pPr>
         <w:rPr>
-          <w:ins w:id="589" w:author="Anthony Cossio" w:date="2025-04-02T09:34:00Z"/>
+          <w:ins w:id="676" w:author="Anthony Cossio" w:date="2025-04-02T09:34:00Z"/>
           <w:sz w:val="24"/>
           <w:szCs w:val="24"/>
         </w:rPr>
       </w:pPr>
-      <w:ins w:id="590" w:author="Anthony Cossio" w:date="2025-04-02T09:34:00Z">
+      <w:ins w:id="677" w:author="Anthony Cossio" w:date="2025-04-02T09:34:00Z">
         <w:r>
           <w:rPr>
             <w:sz w:val="24"/>
@@ -26542,7 +27882,7 @@
           </w:rPr>
           <w:t xml:space="preserve">. Table of bootstrapped densities with lower and upper confidence intervals and the </w:t>
         </w:r>
-        <w:commentRangeStart w:id="591"/>
+        <w:commentRangeStart w:id="678"/>
         <w:r>
           <w:rPr>
             <w:sz w:val="24"/>
@@ -26551,16 +27891,16 @@
           <w:t>number</w:t>
         </w:r>
       </w:ins>
-      <w:commentRangeEnd w:id="591"/>
-      <w:ins w:id="592" w:author="Anthony Cossio" w:date="2025-05-15T13:21:00Z">
+      <w:commentRangeEnd w:id="678"/>
+      <w:ins w:id="679" w:author="Anthony Cossio" w:date="2025-05-15T13:21:00Z">
         <w:r>
           <w:rPr>
             <w:rStyle w:val="CommentReference"/>
           </w:rPr>
-          <w:commentReference w:id="591"/>
+          <w:commentReference w:id="678"/>
         </w:r>
       </w:ins>
-      <w:ins w:id="593" w:author="Anthony Cossio" w:date="2025-04-02T09:34:00Z">
+      <w:ins w:id="680" w:author="Anthony Cossio" w:date="2025-04-02T09:34:00Z">
         <w:r>
           <w:rPr>
             <w:sz w:val="24"/>
@@ -26576,7 +27916,7 @@
           <w:t xml:space="preserve"> for the entire area </w:t>
         </w:r>
       </w:ins>
-      <w:ins w:id="594" w:author="Anthony Cossio" w:date="2025-04-02T09:35:00Z">
+      <w:ins w:id="681" w:author="Anthony Cossio" w:date="2025-04-02T09:35:00Z">
         <w:r>
           <w:rPr>
             <w:sz w:val="24"/>
@@ -26585,10 +27925,10 @@
           <w:t xml:space="preserve">using </w:t>
         </w:r>
       </w:ins>
-      <w:ins w:id="595" w:author="Anthony Cossio" w:date="2025-04-02T09:34:00Z">
-        <w:r>
-          <w:rPr>
-            <w:rPrChange w:id="596" w:author="Anthony Cossio" w:date="2025-04-02T09:35:00Z">
+      <w:ins w:id="682" w:author="Anthony Cossio" w:date="2025-04-02T09:34:00Z">
+        <w:r>
+          <w:rPr>
+            <w:rPrChange w:id="683" w:author="Anthony Cossio" w:date="2025-04-02T09:35:00Z">
               <w:rPr>
                 <w:strike/>
               </w:rPr>
@@ -26597,15 +27937,15 @@
           <w:t>0.</w:t>
         </w:r>
       </w:ins>
-      <w:ins w:id="597" w:author="Anthony Cossio" w:date="2025-04-02T09:35:00Z">
+      <w:ins w:id="684" w:author="Anthony Cossio" w:date="2025-04-02T09:35:00Z">
         <w:r>
           <w:t>2</w:t>
         </w:r>
       </w:ins>
-      <w:ins w:id="598" w:author="Anthony Cossio" w:date="2025-04-02T09:34:00Z">
-        <w:r>
-          <w:rPr>
-            <w:rPrChange w:id="599" w:author="Anthony Cossio" w:date="2025-04-02T09:35:00Z">
+      <w:ins w:id="685" w:author="Anthony Cossio" w:date="2025-04-02T09:34:00Z">
+        <w:r>
+          <w:rPr>
+            <w:rPrChange w:id="686" w:author="Anthony Cossio" w:date="2025-04-02T09:35:00Z">
               <w:rPr>
                 <w:strike/>
               </w:rPr>
@@ -26616,7 +27956,7 @@
         <w:r>
           <w:rPr>
             <w:spacing w:val="-2"/>
-            <w:rPrChange w:id="600" w:author="Anthony Cossio" w:date="2025-04-02T09:35:00Z">
+            <w:rPrChange w:id="687" w:author="Anthony Cossio" w:date="2025-04-02T09:35:00Z">
               <w:rPr>
                 <w:strike/>
                 <w:spacing w:val="-2"/>
@@ -26627,7 +27967,7 @@
         </w:r>
         <w:r>
           <w:rPr>
-            <w:rPrChange w:id="601" w:author="Anthony Cossio" w:date="2025-04-02T09:35:00Z">
+            <w:rPrChange w:id="688" w:author="Anthony Cossio" w:date="2025-04-02T09:35:00Z">
               <w:rPr>
                 <w:strike/>
               </w:rPr>
@@ -26638,7 +27978,7 @@
         <w:r>
           <w:rPr>
             <w:spacing w:val="-2"/>
-            <w:rPrChange w:id="602" w:author="Anthony Cossio" w:date="2025-04-02T09:35:00Z">
+            <w:rPrChange w:id="689" w:author="Anthony Cossio" w:date="2025-04-02T09:35:00Z">
               <w:rPr>
                 <w:strike/>
                 <w:spacing w:val="-2"/>
@@ -26649,7 +27989,7 @@
         </w:r>
         <w:r>
           <w:rPr>
-            <w:rPrChange w:id="603" w:author="Anthony Cossio" w:date="2025-04-02T09:35:00Z">
+            <w:rPrChange w:id="690" w:author="Anthony Cossio" w:date="2025-04-02T09:35:00Z">
               <w:rPr>
                 <w:strike/>
               </w:rPr>
@@ -26660,7 +28000,7 @@
         <w:r>
           <w:rPr>
             <w:spacing w:val="-4"/>
-            <w:rPrChange w:id="604" w:author="Anthony Cossio" w:date="2025-04-02T09:35:00Z">
+            <w:rPrChange w:id="691" w:author="Anthony Cossio" w:date="2025-04-02T09:35:00Z">
               <w:rPr>
                 <w:strike/>
                 <w:spacing w:val="-4"/>
@@ -26671,7 +28011,7 @@
         </w:r>
         <w:r>
           <w:rPr>
-            <w:rPrChange w:id="605" w:author="Anthony Cossio" w:date="2025-04-02T09:35:00Z">
+            <w:rPrChange w:id="692" w:author="Anthony Cossio" w:date="2025-04-02T09:35:00Z">
               <w:rPr>
                 <w:strike/>
               </w:rPr>
@@ -26682,7 +28022,7 @@
         <w:r>
           <w:rPr>
             <w:spacing w:val="-2"/>
-            <w:rPrChange w:id="606" w:author="Anthony Cossio" w:date="2025-04-02T09:35:00Z">
+            <w:rPrChange w:id="693" w:author="Anthony Cossio" w:date="2025-04-02T09:35:00Z">
               <w:rPr>
                 <w:strike/>
                 <w:spacing w:val="-2"/>
@@ -26693,7 +28033,7 @@
         </w:r>
         <w:r>
           <w:rPr>
-            <w:rPrChange w:id="607" w:author="Anthony Cossio" w:date="2025-04-02T09:35:00Z">
+            <w:rPrChange w:id="694" w:author="Anthony Cossio" w:date="2025-04-02T09:35:00Z">
               <w:rPr>
                 <w:strike/>
               </w:rPr>
@@ -26702,7 +28042,7 @@
           <w:t>cells</w:t>
         </w:r>
       </w:ins>
-      <w:ins w:id="608" w:author="Anthony Cossio" w:date="2025-04-02T09:35:00Z">
+      <w:ins w:id="695" w:author="Anthony Cossio" w:date="2025-04-02T09:35:00Z">
         <w:r>
           <w:t>.</w:t>
         </w:r>
@@ -26711,7 +28051,7 @@
     <w:p>
       <w:pPr>
         <w:rPr>
-          <w:ins w:id="609" w:author="Anthony Cossio" w:date="2025-04-02T09:34:00Z"/>
+          <w:ins w:id="696" w:author="Anthony Cossio" w:date="2025-04-02T09:34:00Z"/>
           <w:sz w:val="24"/>
           <w:szCs w:val="24"/>
         </w:rPr>
@@ -26738,7 +28078,7 @@
         <w:trPr>
           <w:trHeight w:val="288"/>
           <w:jc w:val="center"/>
-          <w:ins w:id="610" w:author="Anthony Cossio" w:date="2025-04-02T09:34:00Z"/>
+          <w:ins w:id="697" w:author="Anthony Cossio" w:date="2025-04-02T09:34:00Z"/>
         </w:trPr>
         <w:tc>
           <w:tcPr>
@@ -26749,12 +28089,12 @@
           <w:p>
             <w:pPr>
               <w:rPr>
-                <w:ins w:id="611" w:author="Anthony Cossio" w:date="2025-04-02T09:34:00Z"/>
+                <w:ins w:id="698" w:author="Anthony Cossio" w:date="2025-04-02T09:34:00Z"/>
                 <w:sz w:val="24"/>
                 <w:szCs w:val="24"/>
               </w:rPr>
             </w:pPr>
-            <w:ins w:id="612" w:author="Anthony Cossio" w:date="2025-04-02T09:34:00Z">
+            <w:ins w:id="699" w:author="Anthony Cossio" w:date="2025-04-02T09:34:00Z">
               <w:r>
                 <w:rPr>
                   <w:sz w:val="24"/>
@@ -26775,12 +28115,12 @@
             <w:pPr>
               <w:jc w:val="center"/>
               <w:rPr>
-                <w:ins w:id="613" w:author="Anthony Cossio" w:date="2025-04-02T09:34:00Z"/>
+                <w:ins w:id="700" w:author="Anthony Cossio" w:date="2025-04-02T09:34:00Z"/>
                 <w:sz w:val="24"/>
                 <w:szCs w:val="24"/>
               </w:rPr>
             </w:pPr>
-            <w:ins w:id="614" w:author="Anthony Cossio" w:date="2025-04-02T09:34:00Z">
+            <w:ins w:id="701" w:author="Anthony Cossio" w:date="2025-04-02T09:34:00Z">
               <w:r>
                 <w:rPr>
                   <w:sz w:val="24"/>
@@ -26799,12 +28139,12 @@
             <w:pPr>
               <w:jc w:val="center"/>
               <w:rPr>
-                <w:ins w:id="615" w:author="Anthony Cossio" w:date="2025-04-02T09:34:00Z"/>
+                <w:ins w:id="702" w:author="Anthony Cossio" w:date="2025-04-02T09:34:00Z"/>
                 <w:sz w:val="24"/>
                 <w:szCs w:val="24"/>
               </w:rPr>
             </w:pPr>
-            <w:ins w:id="616" w:author="Anthony Cossio" w:date="2025-04-02T09:34:00Z">
+            <w:ins w:id="703" w:author="Anthony Cossio" w:date="2025-04-02T09:34:00Z">
               <w:r>
                 <w:rPr>
                   <w:sz w:val="24"/>
@@ -26825,12 +28165,12 @@
             <w:pPr>
               <w:jc w:val="center"/>
               <w:rPr>
-                <w:ins w:id="617" w:author="Anthony Cossio" w:date="2025-04-02T09:34:00Z"/>
+                <w:ins w:id="704" w:author="Anthony Cossio" w:date="2025-04-02T09:34:00Z"/>
                 <w:sz w:val="24"/>
                 <w:szCs w:val="24"/>
               </w:rPr>
             </w:pPr>
-            <w:ins w:id="618" w:author="Anthony Cossio" w:date="2025-04-02T09:34:00Z">
+            <w:ins w:id="705" w:author="Anthony Cossio" w:date="2025-04-02T09:34:00Z">
               <w:r>
                 <w:rPr>
                   <w:sz w:val="24"/>
@@ -26851,12 +28191,12 @@
             <w:pPr>
               <w:jc w:val="center"/>
               <w:rPr>
-                <w:ins w:id="619" w:author="Anthony Cossio" w:date="2025-04-02T09:34:00Z"/>
+                <w:ins w:id="706" w:author="Anthony Cossio" w:date="2025-04-02T09:34:00Z"/>
                 <w:sz w:val="24"/>
                 <w:szCs w:val="24"/>
               </w:rPr>
             </w:pPr>
-            <w:ins w:id="620" w:author="Anthony Cossio" w:date="2025-04-02T09:34:00Z">
+            <w:ins w:id="707" w:author="Anthony Cossio" w:date="2025-04-02T09:34:00Z">
               <w:r>
                 <w:rPr>
                   <w:sz w:val="24"/>
@@ -26875,12 +28215,12 @@
             <w:pPr>
               <w:jc w:val="center"/>
               <w:rPr>
-                <w:ins w:id="621" w:author="Anthony Cossio" w:date="2025-04-02T09:34:00Z"/>
+                <w:ins w:id="708" w:author="Anthony Cossio" w:date="2025-04-02T09:34:00Z"/>
                 <w:sz w:val="24"/>
                 <w:szCs w:val="24"/>
               </w:rPr>
             </w:pPr>
-            <w:ins w:id="622" w:author="Anthony Cossio" w:date="2025-04-02T09:34:00Z">
+            <w:ins w:id="709" w:author="Anthony Cossio" w:date="2025-04-02T09:34:00Z">
               <w:r>
                 <w:rPr>
                   <w:sz w:val="24"/>
@@ -26901,12 +28241,12 @@
             <w:pPr>
               <w:jc w:val="center"/>
               <w:rPr>
-                <w:ins w:id="623" w:author="Anthony Cossio" w:date="2025-04-02T09:34:00Z"/>
+                <w:ins w:id="710" w:author="Anthony Cossio" w:date="2025-04-02T09:34:00Z"/>
                 <w:sz w:val="24"/>
                 <w:szCs w:val="24"/>
               </w:rPr>
             </w:pPr>
-            <w:ins w:id="624" w:author="Anthony Cossio" w:date="2025-04-02T09:34:00Z">
+            <w:ins w:id="711" w:author="Anthony Cossio" w:date="2025-04-02T09:34:00Z">
               <w:r>
                 <w:rPr>
                   <w:sz w:val="24"/>
@@ -26925,12 +28265,12 @@
             <w:pPr>
               <w:jc w:val="center"/>
               <w:rPr>
-                <w:ins w:id="625" w:author="Anthony Cossio" w:date="2025-04-02T09:34:00Z"/>
+                <w:ins w:id="712" w:author="Anthony Cossio" w:date="2025-04-02T09:34:00Z"/>
                 <w:sz w:val="24"/>
                 <w:szCs w:val="24"/>
               </w:rPr>
             </w:pPr>
-            <w:ins w:id="626" w:author="Anthony Cossio" w:date="2025-04-02T09:34:00Z">
+            <w:ins w:id="713" w:author="Anthony Cossio" w:date="2025-04-02T09:34:00Z">
               <w:r>
                 <w:rPr>
                   <w:sz w:val="24"/>
@@ -26946,7 +28286,7 @@
         <w:trPr>
           <w:trHeight w:val="288"/>
           <w:jc w:val="center"/>
-          <w:ins w:id="627" w:author="Anthony Cossio" w:date="2025-04-02T09:34:00Z"/>
+          <w:ins w:id="714" w:author="Anthony Cossio" w:date="2025-04-02T09:34:00Z"/>
         </w:trPr>
         <w:tc>
           <w:tcPr>
@@ -26957,12 +28297,12 @@
           <w:p>
             <w:pPr>
               <w:rPr>
-                <w:ins w:id="628" w:author="Anthony Cossio" w:date="2025-04-02T09:34:00Z"/>
+                <w:ins w:id="715" w:author="Anthony Cossio" w:date="2025-04-02T09:34:00Z"/>
                 <w:sz w:val="24"/>
                 <w:szCs w:val="24"/>
               </w:rPr>
             </w:pPr>
-            <w:ins w:id="629" w:author="Anthony Cossio" w:date="2025-04-02T09:34:00Z">
+            <w:ins w:id="716" w:author="Anthony Cossio" w:date="2025-04-02T09:34:00Z">
               <w:r>
                 <w:rPr>
                   <w:sz w:val="24"/>
@@ -26982,12 +28322,12 @@
             <w:pPr>
               <w:jc w:val="center"/>
               <w:rPr>
-                <w:ins w:id="630" w:author="Anthony Cossio" w:date="2025-04-02T09:34:00Z"/>
+                <w:ins w:id="717" w:author="Anthony Cossio" w:date="2025-04-02T09:34:00Z"/>
                 <w:sz w:val="24"/>
                 <w:szCs w:val="24"/>
               </w:rPr>
             </w:pPr>
-            <w:ins w:id="631" w:author="Anthony Cossio" w:date="2025-04-02T09:34:00Z">
+            <w:ins w:id="718" w:author="Anthony Cossio" w:date="2025-04-02T09:34:00Z">
               <w:r>
                 <w:rPr>
                   <w:sz w:val="24"/>
@@ -27006,12 +28346,12 @@
             <w:pPr>
               <w:jc w:val="center"/>
               <w:rPr>
-                <w:ins w:id="632" w:author="Anthony Cossio" w:date="2025-04-02T09:34:00Z"/>
+                <w:ins w:id="719" w:author="Anthony Cossio" w:date="2025-04-02T09:34:00Z"/>
                 <w:sz w:val="24"/>
                 <w:szCs w:val="24"/>
               </w:rPr>
             </w:pPr>
-            <w:ins w:id="633" w:author="Anthony Cossio" w:date="2025-04-02T09:34:00Z">
+            <w:ins w:id="720" w:author="Anthony Cossio" w:date="2025-04-02T09:34:00Z">
               <w:r>
                 <w:rPr>
                   <w:sz w:val="24"/>
@@ -27031,12 +28371,12 @@
             <w:pPr>
               <w:jc w:val="center"/>
               <w:rPr>
-                <w:ins w:id="634" w:author="Anthony Cossio" w:date="2025-04-02T09:34:00Z"/>
+                <w:ins w:id="721" w:author="Anthony Cossio" w:date="2025-04-02T09:34:00Z"/>
                 <w:sz w:val="24"/>
                 <w:szCs w:val="24"/>
               </w:rPr>
             </w:pPr>
-            <w:ins w:id="635" w:author="Anthony Cossio" w:date="2025-04-02T09:34:00Z">
+            <w:ins w:id="722" w:author="Anthony Cossio" w:date="2025-04-02T09:34:00Z">
               <w:r>
                 <w:rPr>
                   <w:sz w:val="24"/>
@@ -27056,12 +28396,12 @@
             <w:pPr>
               <w:jc w:val="center"/>
               <w:rPr>
-                <w:ins w:id="636" w:author="Anthony Cossio" w:date="2025-04-02T09:34:00Z"/>
+                <w:ins w:id="723" w:author="Anthony Cossio" w:date="2025-04-02T09:34:00Z"/>
                 <w:sz w:val="24"/>
                 <w:szCs w:val="24"/>
               </w:rPr>
             </w:pPr>
-            <w:ins w:id="637" w:author="Anthony Cossio" w:date="2025-04-02T09:34:00Z">
+            <w:ins w:id="724" w:author="Anthony Cossio" w:date="2025-04-02T09:34:00Z">
               <w:r>
                 <w:rPr>
                   <w:sz w:val="24"/>
@@ -27080,12 +28420,12 @@
             <w:pPr>
               <w:jc w:val="center"/>
               <w:rPr>
-                <w:ins w:id="638" w:author="Anthony Cossio" w:date="2025-04-02T09:34:00Z"/>
+                <w:ins w:id="725" w:author="Anthony Cossio" w:date="2025-04-02T09:34:00Z"/>
                 <w:sz w:val="24"/>
                 <w:szCs w:val="24"/>
               </w:rPr>
             </w:pPr>
-            <w:ins w:id="639" w:author="Anthony Cossio" w:date="2025-04-02T09:34:00Z">
+            <w:ins w:id="726" w:author="Anthony Cossio" w:date="2025-04-02T09:34:00Z">
               <w:r>
                 <w:rPr>
                   <w:sz w:val="24"/>
@@ -27105,12 +28445,12 @@
             <w:pPr>
               <w:jc w:val="center"/>
               <w:rPr>
-                <w:ins w:id="640" w:author="Anthony Cossio" w:date="2025-04-02T09:34:00Z"/>
+                <w:ins w:id="727" w:author="Anthony Cossio" w:date="2025-04-02T09:34:00Z"/>
                 <w:sz w:val="24"/>
                 <w:szCs w:val="24"/>
               </w:rPr>
             </w:pPr>
-            <w:ins w:id="641" w:author="Anthony Cossio" w:date="2025-04-02T09:34:00Z">
+            <w:ins w:id="728" w:author="Anthony Cossio" w:date="2025-04-02T09:34:00Z">
               <w:r>
                 <w:rPr>
                   <w:sz w:val="24"/>
@@ -27129,12 +28469,12 @@
             <w:pPr>
               <w:jc w:val="center"/>
               <w:rPr>
-                <w:ins w:id="642" w:author="Anthony Cossio" w:date="2025-04-02T09:34:00Z"/>
+                <w:ins w:id="729" w:author="Anthony Cossio" w:date="2025-04-02T09:34:00Z"/>
                 <w:sz w:val="24"/>
                 <w:szCs w:val="24"/>
               </w:rPr>
             </w:pPr>
-            <w:ins w:id="643" w:author="Anthony Cossio" w:date="2025-04-02T09:34:00Z">
+            <w:ins w:id="730" w:author="Anthony Cossio" w:date="2025-04-02T09:34:00Z">
               <w:r>
                 <w:rPr>
                   <w:sz w:val="24"/>
@@ -27150,7 +28490,7 @@
         <w:trPr>
           <w:trHeight w:val="288"/>
           <w:jc w:val="center"/>
-          <w:ins w:id="644" w:author="Anthony Cossio" w:date="2025-04-02T09:34:00Z"/>
+          <w:ins w:id="731" w:author="Anthony Cossio" w:date="2025-04-02T09:34:00Z"/>
         </w:trPr>
         <w:tc>
           <w:tcPr>
@@ -27161,12 +28501,12 @@
           <w:p>
             <w:pPr>
               <w:rPr>
-                <w:ins w:id="645" w:author="Anthony Cossio" w:date="2025-04-02T09:34:00Z"/>
+                <w:ins w:id="732" w:author="Anthony Cossio" w:date="2025-04-02T09:34:00Z"/>
                 <w:sz w:val="24"/>
                 <w:szCs w:val="24"/>
               </w:rPr>
             </w:pPr>
-            <w:ins w:id="646" w:author="Anthony Cossio" w:date="2025-04-02T09:34:00Z">
+            <w:ins w:id="733" w:author="Anthony Cossio" w:date="2025-04-02T09:34:00Z">
               <w:r>
                 <w:rPr>
                   <w:sz w:val="24"/>
@@ -27186,12 +28526,12 @@
             <w:pPr>
               <w:jc w:val="center"/>
               <w:rPr>
-                <w:ins w:id="647" w:author="Anthony Cossio" w:date="2025-04-02T09:34:00Z"/>
+                <w:ins w:id="734" w:author="Anthony Cossio" w:date="2025-04-02T09:34:00Z"/>
                 <w:sz w:val="24"/>
                 <w:szCs w:val="24"/>
               </w:rPr>
             </w:pPr>
-            <w:ins w:id="648" w:author="Anthony Cossio" w:date="2025-04-02T09:34:00Z">
+            <w:ins w:id="735" w:author="Anthony Cossio" w:date="2025-04-02T09:34:00Z">
               <w:r>
                 <w:rPr>
                   <w:sz w:val="24"/>
@@ -27210,12 +28550,12 @@
             <w:pPr>
               <w:jc w:val="center"/>
               <w:rPr>
-                <w:ins w:id="649" w:author="Anthony Cossio" w:date="2025-04-02T09:34:00Z"/>
+                <w:ins w:id="736" w:author="Anthony Cossio" w:date="2025-04-02T09:34:00Z"/>
                 <w:sz w:val="24"/>
                 <w:szCs w:val="24"/>
               </w:rPr>
             </w:pPr>
-            <w:ins w:id="650" w:author="Anthony Cossio" w:date="2025-04-02T09:34:00Z">
+            <w:ins w:id="737" w:author="Anthony Cossio" w:date="2025-04-02T09:34:00Z">
               <w:r>
                 <w:rPr>
                   <w:sz w:val="24"/>
@@ -27235,12 +28575,12 @@
             <w:pPr>
               <w:jc w:val="center"/>
               <w:rPr>
-                <w:ins w:id="651" w:author="Anthony Cossio" w:date="2025-04-02T09:34:00Z"/>
+                <w:ins w:id="738" w:author="Anthony Cossio" w:date="2025-04-02T09:34:00Z"/>
                 <w:sz w:val="24"/>
                 <w:szCs w:val="24"/>
               </w:rPr>
             </w:pPr>
-            <w:ins w:id="652" w:author="Anthony Cossio" w:date="2025-04-02T09:34:00Z">
+            <w:ins w:id="739" w:author="Anthony Cossio" w:date="2025-04-02T09:34:00Z">
               <w:r>
                 <w:rPr>
                   <w:sz w:val="24"/>
@@ -27260,12 +28600,12 @@
             <w:pPr>
               <w:jc w:val="center"/>
               <w:rPr>
-                <w:ins w:id="653" w:author="Anthony Cossio" w:date="2025-04-02T09:34:00Z"/>
+                <w:ins w:id="740" w:author="Anthony Cossio" w:date="2025-04-02T09:34:00Z"/>
                 <w:sz w:val="24"/>
                 <w:szCs w:val="24"/>
               </w:rPr>
             </w:pPr>
-            <w:ins w:id="654" w:author="Anthony Cossio" w:date="2025-04-02T09:34:00Z">
+            <w:ins w:id="741" w:author="Anthony Cossio" w:date="2025-04-02T09:34:00Z">
               <w:r>
                 <w:rPr>
                   <w:sz w:val="24"/>
@@ -27284,12 +28624,12 @@
             <w:pPr>
               <w:jc w:val="center"/>
               <w:rPr>
-                <w:ins w:id="655" w:author="Anthony Cossio" w:date="2025-04-02T09:34:00Z"/>
+                <w:ins w:id="742" w:author="Anthony Cossio" w:date="2025-04-02T09:34:00Z"/>
                 <w:sz w:val="24"/>
                 <w:szCs w:val="24"/>
               </w:rPr>
             </w:pPr>
-            <w:ins w:id="656" w:author="Anthony Cossio" w:date="2025-04-02T09:34:00Z">
+            <w:ins w:id="743" w:author="Anthony Cossio" w:date="2025-04-02T09:34:00Z">
               <w:r>
                 <w:rPr>
                   <w:sz w:val="24"/>
@@ -27309,12 +28649,12 @@
             <w:pPr>
               <w:jc w:val="center"/>
               <w:rPr>
-                <w:ins w:id="657" w:author="Anthony Cossio" w:date="2025-04-02T09:34:00Z"/>
+                <w:ins w:id="744" w:author="Anthony Cossio" w:date="2025-04-02T09:34:00Z"/>
                 <w:sz w:val="24"/>
                 <w:szCs w:val="24"/>
               </w:rPr>
             </w:pPr>
-            <w:ins w:id="658" w:author="Anthony Cossio" w:date="2025-04-02T09:34:00Z">
+            <w:ins w:id="745" w:author="Anthony Cossio" w:date="2025-04-02T09:34:00Z">
               <w:r>
                 <w:rPr>
                   <w:sz w:val="24"/>
@@ -27333,12 +28673,12 @@
             <w:pPr>
               <w:jc w:val="center"/>
               <w:rPr>
-                <w:ins w:id="659" w:author="Anthony Cossio" w:date="2025-04-02T09:34:00Z"/>
+                <w:ins w:id="746" w:author="Anthony Cossio" w:date="2025-04-02T09:34:00Z"/>
                 <w:sz w:val="24"/>
                 <w:szCs w:val="24"/>
               </w:rPr>
             </w:pPr>
-            <w:ins w:id="660" w:author="Anthony Cossio" w:date="2025-04-02T09:34:00Z">
+            <w:ins w:id="747" w:author="Anthony Cossio" w:date="2025-04-02T09:34:00Z">
               <w:r>
                 <w:rPr>
                   <w:sz w:val="24"/>
@@ -27665,7 +29005,7 @@
         <w:ind w:left="100" w:right="485"/>
         <w:rPr>
           <w:strike/>
-          <w:rPrChange w:id="661" w:author="Anthony Cossio" w:date="2025-04-03T12:55:00Z">
+          <w:rPrChange w:id="748" w:author="Anthony Cossio" w:date="2025-04-03T12:55:00Z">
             <w:rPr/>
           </w:rPrChange>
         </w:rPr>
@@ -27673,7 +29013,7 @@
       <w:r>
         <w:rPr>
           <w:strike/>
-          <w:rPrChange w:id="662" w:author="Anthony Cossio" w:date="2025-04-03T12:55:00Z">
+          <w:rPrChange w:id="749" w:author="Anthony Cossio" w:date="2025-04-03T12:55:00Z">
             <w:rPr/>
           </w:rPrChange>
         </w:rPr>
@@ -27683,7 +29023,7 @@
         <w:rPr>
           <w:strike/>
           <w:spacing w:val="-2"/>
-          <w:rPrChange w:id="663" w:author="Anthony Cossio" w:date="2025-04-03T12:55:00Z">
+          <w:rPrChange w:id="750" w:author="Anthony Cossio" w:date="2025-04-03T12:55:00Z">
             <w:rPr>
               <w:spacing w:val="-2"/>
             </w:rPr>
@@ -27694,7 +29034,7 @@
       <w:r>
         <w:rPr>
           <w:strike/>
-          <w:rPrChange w:id="664" w:author="Anthony Cossio" w:date="2025-04-03T12:55:00Z">
+          <w:rPrChange w:id="751" w:author="Anthony Cossio" w:date="2025-04-03T12:55:00Z">
             <w:rPr/>
           </w:rPrChange>
         </w:rPr>
@@ -27704,7 +29044,7 @@
         <w:rPr>
           <w:strike/>
           <w:spacing w:val="-2"/>
-          <w:rPrChange w:id="665" w:author="Anthony Cossio" w:date="2025-04-03T12:55:00Z">
+          <w:rPrChange w:id="752" w:author="Anthony Cossio" w:date="2025-04-03T12:55:00Z">
             <w:rPr>
               <w:spacing w:val="-2"/>
             </w:rPr>
@@ -27715,7 +29055,7 @@
       <w:r>
         <w:rPr>
           <w:strike/>
-          <w:rPrChange w:id="666" w:author="Anthony Cossio" w:date="2025-04-03T12:55:00Z">
+          <w:rPrChange w:id="753" w:author="Anthony Cossio" w:date="2025-04-03T12:55:00Z">
             <w:rPr/>
           </w:rPrChange>
         </w:rPr>
@@ -27725,7 +29065,7 @@
         <w:rPr>
           <w:strike/>
           <w:spacing w:val="-2"/>
-          <w:rPrChange w:id="667" w:author="Anthony Cossio" w:date="2025-04-03T12:55:00Z">
+          <w:rPrChange w:id="754" w:author="Anthony Cossio" w:date="2025-04-03T12:55:00Z">
             <w:rPr>
               <w:spacing w:val="-2"/>
             </w:rPr>
@@ -27736,7 +29076,7 @@
       <w:r>
         <w:rPr>
           <w:strike/>
-          <w:rPrChange w:id="668" w:author="Anthony Cossio" w:date="2025-04-03T12:55:00Z">
+          <w:rPrChange w:id="755" w:author="Anthony Cossio" w:date="2025-04-03T12:55:00Z">
             <w:rPr/>
           </w:rPrChange>
         </w:rPr>
@@ -27746,7 +29086,7 @@
         <w:rPr>
           <w:strike/>
           <w:spacing w:val="-2"/>
-          <w:rPrChange w:id="669" w:author="Anthony Cossio" w:date="2025-04-03T12:55:00Z">
+          <w:rPrChange w:id="756" w:author="Anthony Cossio" w:date="2025-04-03T12:55:00Z">
             <w:rPr>
               <w:spacing w:val="-2"/>
             </w:rPr>
@@ -27757,7 +29097,7 @@
       <w:r>
         <w:rPr>
           <w:strike/>
-          <w:rPrChange w:id="670" w:author="Anthony Cossio" w:date="2025-04-03T12:55:00Z">
+          <w:rPrChange w:id="757" w:author="Anthony Cossio" w:date="2025-04-03T12:55:00Z">
             <w:rPr/>
           </w:rPrChange>
         </w:rPr>
@@ -27767,7 +29107,7 @@
         <w:rPr>
           <w:strike/>
           <w:spacing w:val="-4"/>
-          <w:rPrChange w:id="671" w:author="Anthony Cossio" w:date="2025-04-03T12:55:00Z">
+          <w:rPrChange w:id="758" w:author="Anthony Cossio" w:date="2025-04-03T12:55:00Z">
             <w:rPr>
               <w:spacing w:val="-4"/>
             </w:rPr>
@@ -27778,7 +29118,7 @@
       <w:r>
         <w:rPr>
           <w:strike/>
-          <w:rPrChange w:id="672" w:author="Anthony Cossio" w:date="2025-04-03T12:55:00Z">
+          <w:rPrChange w:id="759" w:author="Anthony Cossio" w:date="2025-04-03T12:55:00Z">
             <w:rPr/>
           </w:rPrChange>
         </w:rPr>
@@ -27788,7 +29128,7 @@
         <w:rPr>
           <w:strike/>
           <w:spacing w:val="-2"/>
-          <w:rPrChange w:id="673" w:author="Anthony Cossio" w:date="2025-04-03T12:55:00Z">
+          <w:rPrChange w:id="760" w:author="Anthony Cossio" w:date="2025-04-03T12:55:00Z">
             <w:rPr>
               <w:spacing w:val="-2"/>
             </w:rPr>
@@ -27799,7 +29139,7 @@
       <w:r>
         <w:rPr>
           <w:strike/>
-          <w:rPrChange w:id="674" w:author="Anthony Cossio" w:date="2025-04-03T12:55:00Z">
+          <w:rPrChange w:id="761" w:author="Anthony Cossio" w:date="2025-04-03T12:55:00Z">
             <w:rPr/>
           </w:rPrChange>
         </w:rPr>
@@ -27809,7 +29149,7 @@
         <w:rPr>
           <w:strike/>
           <w:spacing w:val="-2"/>
-          <w:rPrChange w:id="675" w:author="Anthony Cossio" w:date="2025-04-03T12:55:00Z">
+          <w:rPrChange w:id="762" w:author="Anthony Cossio" w:date="2025-04-03T12:55:00Z">
             <w:rPr>
               <w:spacing w:val="-2"/>
             </w:rPr>
@@ -27820,7 +29160,7 @@
       <w:r>
         <w:rPr>
           <w:strike/>
-          <w:rPrChange w:id="676" w:author="Anthony Cossio" w:date="2025-04-03T12:55:00Z">
+          <w:rPrChange w:id="763" w:author="Anthony Cossio" w:date="2025-04-03T12:55:00Z">
             <w:rPr/>
           </w:rPrChange>
         </w:rPr>
@@ -27830,7 +29170,7 @@
         <w:rPr>
           <w:strike/>
           <w:spacing w:val="-2"/>
-          <w:rPrChange w:id="677" w:author="Anthony Cossio" w:date="2025-04-03T12:55:00Z">
+          <w:rPrChange w:id="764" w:author="Anthony Cossio" w:date="2025-04-03T12:55:00Z">
             <w:rPr>
               <w:spacing w:val="-2"/>
             </w:rPr>
@@ -27841,7 +29181,7 @@
       <w:r>
         <w:rPr>
           <w:strike/>
-          <w:rPrChange w:id="678" w:author="Anthony Cossio" w:date="2025-04-03T12:55:00Z">
+          <w:rPrChange w:id="765" w:author="Anthony Cossio" w:date="2025-04-03T12:55:00Z">
             <w:rPr/>
           </w:rPrChange>
         </w:rPr>
@@ -27851,7 +29191,7 @@
         <w:rPr>
           <w:strike/>
           <w:spacing w:val="-2"/>
-          <w:rPrChange w:id="679" w:author="Anthony Cossio" w:date="2025-04-03T12:55:00Z">
+          <w:rPrChange w:id="766" w:author="Anthony Cossio" w:date="2025-04-03T12:55:00Z">
             <w:rPr>
               <w:spacing w:val="-2"/>
             </w:rPr>
@@ -27862,7 +29202,7 @@
       <w:r>
         <w:rPr>
           <w:strike/>
-          <w:rPrChange w:id="680" w:author="Anthony Cossio" w:date="2025-04-03T12:55:00Z">
+          <w:rPrChange w:id="767" w:author="Anthony Cossio" w:date="2025-04-03T12:55:00Z">
             <w:rPr/>
           </w:rPrChange>
         </w:rPr>
@@ -27872,7 +29212,7 @@
         <w:rPr>
           <w:strike/>
           <w:spacing w:val="-2"/>
-          <w:rPrChange w:id="681" w:author="Anthony Cossio" w:date="2025-04-03T12:55:00Z">
+          <w:rPrChange w:id="768" w:author="Anthony Cossio" w:date="2025-04-03T12:55:00Z">
             <w:rPr>
               <w:spacing w:val="-2"/>
             </w:rPr>
@@ -27883,7 +29223,7 @@
       <w:r>
         <w:rPr>
           <w:strike/>
-          <w:rPrChange w:id="682" w:author="Anthony Cossio" w:date="2025-04-03T12:55:00Z">
+          <w:rPrChange w:id="769" w:author="Anthony Cossio" w:date="2025-04-03T12:55:00Z">
             <w:rPr/>
           </w:rPrChange>
         </w:rPr>
@@ -27893,7 +29233,7 @@
         <w:rPr>
           <w:strike/>
           <w:spacing w:val="-4"/>
-          <w:rPrChange w:id="683" w:author="Anthony Cossio" w:date="2025-04-03T12:55:00Z">
+          <w:rPrChange w:id="770" w:author="Anthony Cossio" w:date="2025-04-03T12:55:00Z">
             <w:rPr>
               <w:spacing w:val="-4"/>
             </w:rPr>
@@ -27904,7 +29244,7 @@
       <w:r>
         <w:rPr>
           <w:strike/>
-          <w:rPrChange w:id="684" w:author="Anthony Cossio" w:date="2025-04-03T12:55:00Z">
+          <w:rPrChange w:id="771" w:author="Anthony Cossio" w:date="2025-04-03T12:55:00Z">
             <w:rPr/>
           </w:rPrChange>
         </w:rPr>
@@ -27914,7 +29254,7 @@
         <w:rPr>
           <w:strike/>
           <w:spacing w:val="-2"/>
-          <w:rPrChange w:id="685" w:author="Anthony Cossio" w:date="2025-04-03T12:55:00Z">
+          <w:rPrChange w:id="772" w:author="Anthony Cossio" w:date="2025-04-03T12:55:00Z">
             <w:rPr>
               <w:spacing w:val="-2"/>
             </w:rPr>
@@ -27925,7 +29265,7 @@
       <w:r>
         <w:rPr>
           <w:strike/>
-          <w:rPrChange w:id="686" w:author="Anthony Cossio" w:date="2025-04-03T12:55:00Z">
+          <w:rPrChange w:id="773" w:author="Anthony Cossio" w:date="2025-04-03T12:55:00Z">
             <w:rPr/>
           </w:rPrChange>
         </w:rPr>
@@ -27935,7 +29275,7 @@
         <w:rPr>
           <w:strike/>
           <w:spacing w:val="-2"/>
-          <w:rPrChange w:id="687" w:author="Anthony Cossio" w:date="2025-04-03T12:55:00Z">
+          <w:rPrChange w:id="774" w:author="Anthony Cossio" w:date="2025-04-03T12:55:00Z">
             <w:rPr>
               <w:spacing w:val="-2"/>
             </w:rPr>
@@ -27946,7 +29286,7 @@
       <w:r>
         <w:rPr>
           <w:strike/>
-          <w:rPrChange w:id="688" w:author="Anthony Cossio" w:date="2025-04-03T12:55:00Z">
+          <w:rPrChange w:id="775" w:author="Anthony Cossio" w:date="2025-04-03T12:55:00Z">
             <w:rPr/>
           </w:rPrChange>
         </w:rPr>
@@ -27956,7 +29296,7 @@
         <w:rPr>
           <w:strike/>
           <w:spacing w:val="-4"/>
-          <w:rPrChange w:id="689" w:author="Anthony Cossio" w:date="2025-04-03T12:55:00Z">
+          <w:rPrChange w:id="776" w:author="Anthony Cossio" w:date="2025-04-03T12:55:00Z">
             <w:rPr>
               <w:spacing w:val="-4"/>
             </w:rPr>
@@ -27967,7 +29307,7 @@
       <w:r>
         <w:rPr>
           <w:strike/>
-          <w:rPrChange w:id="690" w:author="Anthony Cossio" w:date="2025-04-03T12:55:00Z">
+          <w:rPrChange w:id="777" w:author="Anthony Cossio" w:date="2025-04-03T12:55:00Z">
             <w:rPr/>
           </w:rPrChange>
         </w:rPr>
@@ -27977,7 +29317,7 @@
         <w:rPr>
           <w:strike/>
           <w:spacing w:val="-2"/>
-          <w:rPrChange w:id="691" w:author="Anthony Cossio" w:date="2025-04-03T12:55:00Z">
+          <w:rPrChange w:id="778" w:author="Anthony Cossio" w:date="2025-04-03T12:55:00Z">
             <w:rPr>
               <w:spacing w:val="-2"/>
             </w:rPr>
@@ -27988,7 +29328,7 @@
       <w:r>
         <w:rPr>
           <w:strike/>
-          <w:rPrChange w:id="692" w:author="Anthony Cossio" w:date="2025-04-03T12:55:00Z">
+          <w:rPrChange w:id="779" w:author="Anthony Cossio" w:date="2025-04-03T12:55:00Z">
             <w:rPr/>
           </w:rPrChange>
         </w:rPr>
@@ -27998,7 +29338,7 @@
         <w:rPr>
           <w:strike/>
           <w:spacing w:val="-2"/>
-          <w:rPrChange w:id="693" w:author="Anthony Cossio" w:date="2025-04-03T12:55:00Z">
+          <w:rPrChange w:id="780" w:author="Anthony Cossio" w:date="2025-04-03T12:55:00Z">
             <w:rPr>
               <w:spacing w:val="-2"/>
             </w:rPr>
@@ -28009,7 +29349,7 @@
       <w:r>
         <w:rPr>
           <w:strike/>
-          <w:rPrChange w:id="694" w:author="Anthony Cossio" w:date="2025-04-03T12:55:00Z">
+          <w:rPrChange w:id="781" w:author="Anthony Cossio" w:date="2025-04-03T12:55:00Z">
             <w:rPr/>
           </w:rPrChange>
         </w:rPr>
@@ -28019,7 +29359,7 @@
         <w:rPr>
           <w:strike/>
           <w:spacing w:val="-2"/>
-          <w:rPrChange w:id="695" w:author="Anthony Cossio" w:date="2025-04-03T12:55:00Z">
+          <w:rPrChange w:id="782" w:author="Anthony Cossio" w:date="2025-04-03T12:55:00Z">
             <w:rPr>
               <w:spacing w:val="-2"/>
             </w:rPr>
@@ -28030,7 +29370,7 @@
       <w:r>
         <w:rPr>
           <w:strike/>
-          <w:rPrChange w:id="696" w:author="Anthony Cossio" w:date="2025-04-03T12:55:00Z">
+          <w:rPrChange w:id="783" w:author="Anthony Cossio" w:date="2025-04-03T12:55:00Z">
             <w:rPr/>
           </w:rPrChange>
         </w:rPr>
@@ -28040,7 +29380,7 @@
         <w:rPr>
           <w:strike/>
           <w:spacing w:val="-2"/>
-          <w:rPrChange w:id="697" w:author="Anthony Cossio" w:date="2025-04-03T12:55:00Z">
+          <w:rPrChange w:id="784" w:author="Anthony Cossio" w:date="2025-04-03T12:55:00Z">
             <w:rPr>
               <w:spacing w:val="-2"/>
             </w:rPr>
@@ -28051,7 +29391,7 @@
       <w:r>
         <w:rPr>
           <w:strike/>
-          <w:rPrChange w:id="698" w:author="Anthony Cossio" w:date="2025-04-03T12:55:00Z">
+          <w:rPrChange w:id="785" w:author="Anthony Cossio" w:date="2025-04-03T12:55:00Z">
             <w:rPr/>
           </w:rPrChange>
         </w:rPr>
@@ -28062,7 +29402,7 @@
       <w:pPr>
         <w:spacing w:line="259" w:lineRule="auto"/>
         <w:rPr>
-          <w:ins w:id="699" w:author="Anthony Cossio" w:date="2025-04-03T12:55:00Z"/>
+          <w:ins w:id="786" w:author="Anthony Cossio" w:date="2025-04-03T12:55:00Z"/>
         </w:rPr>
       </w:pPr>
     </w:p>
@@ -28070,7 +29410,7 @@
       <w:pPr>
         <w:spacing w:line="259" w:lineRule="auto"/>
         <w:rPr>
-          <w:ins w:id="700" w:author="Anthony Cossio" w:date="2025-04-03T12:55:00Z"/>
+          <w:ins w:id="787" w:author="Anthony Cossio" w:date="2025-04-03T12:55:00Z"/>
         </w:rPr>
       </w:pPr>
     </w:p>
@@ -28078,10 +29418,10 @@
       <w:pPr>
         <w:spacing w:line="259" w:lineRule="auto"/>
         <w:rPr>
-          <w:ins w:id="701" w:author="Anthony Cossio" w:date="2025-04-03T12:56:00Z"/>
+          <w:ins w:id="788" w:author="Anthony Cossio" w:date="2025-04-03T12:56:00Z"/>
         </w:rPr>
       </w:pPr>
-      <w:ins w:id="702" w:author="Anthony Cossio" w:date="2025-04-03T12:55:00Z">
+      <w:ins w:id="789" w:author="Anthony Cossio" w:date="2025-04-03T12:55:00Z">
         <w:r>
           <w:rPr>
             <w:noProof/>
@@ -28143,19 +29483,19 @@
         <w:spacing w:line="259" w:lineRule="auto"/>
         <w:ind w:left="100" w:right="485"/>
         <w:rPr>
-          <w:ins w:id="703" w:author="Anthony Cossio" w:date="2025-04-03T12:56:00Z"/>
-          <w:rPrChange w:id="704" w:author="Anthony Cossio" w:date="2025-04-03T12:56:00Z">
+          <w:ins w:id="790" w:author="Anthony Cossio" w:date="2025-04-03T12:56:00Z"/>
+          <w:rPrChange w:id="791" w:author="Anthony Cossio" w:date="2025-04-03T12:56:00Z">
             <w:rPr>
-              <w:ins w:id="705" w:author="Anthony Cossio" w:date="2025-04-03T12:56:00Z"/>
+              <w:ins w:id="792" w:author="Anthony Cossio" w:date="2025-04-03T12:56:00Z"/>
               <w:strike/>
             </w:rPr>
           </w:rPrChange>
         </w:rPr>
       </w:pPr>
-      <w:ins w:id="706" w:author="Anthony Cossio" w:date="2025-04-03T12:56:00Z">
-        <w:r>
-          <w:rPr>
-            <w:rPrChange w:id="707" w:author="Anthony Cossio" w:date="2025-04-03T12:56:00Z">
+      <w:ins w:id="793" w:author="Anthony Cossio" w:date="2025-04-03T12:56:00Z">
+        <w:r>
+          <w:rPr>
+            <w:rPrChange w:id="794" w:author="Anthony Cossio" w:date="2025-04-03T12:56:00Z">
               <w:rPr>
                 <w:strike/>
               </w:rPr>
@@ -28166,7 +29506,7 @@
         <w:r>
           <w:rPr>
             <w:spacing w:val="-2"/>
-            <w:rPrChange w:id="708" w:author="Anthony Cossio" w:date="2025-04-03T12:56:00Z">
+            <w:rPrChange w:id="795" w:author="Anthony Cossio" w:date="2025-04-03T12:56:00Z">
               <w:rPr>
                 <w:strike/>
                 <w:spacing w:val="-2"/>
@@ -28177,7 +29517,7 @@
         </w:r>
         <w:r>
           <w:rPr>
-            <w:rPrChange w:id="709" w:author="Anthony Cossio" w:date="2025-04-03T12:56:00Z">
+            <w:rPrChange w:id="796" w:author="Anthony Cossio" w:date="2025-04-03T12:56:00Z">
               <w:rPr>
                 <w:strike/>
               </w:rPr>
@@ -28188,7 +29528,7 @@
         <w:r>
           <w:rPr>
             <w:spacing w:val="-2"/>
-            <w:rPrChange w:id="710" w:author="Anthony Cossio" w:date="2025-04-03T12:56:00Z">
+            <w:rPrChange w:id="797" w:author="Anthony Cossio" w:date="2025-04-03T12:56:00Z">
               <w:rPr>
                 <w:strike/>
                 <w:spacing w:val="-2"/>
@@ -28199,7 +29539,7 @@
         </w:r>
         <w:r>
           <w:rPr>
-            <w:rPrChange w:id="711" w:author="Anthony Cossio" w:date="2025-04-03T12:56:00Z">
+            <w:rPrChange w:id="798" w:author="Anthony Cossio" w:date="2025-04-03T12:56:00Z">
               <w:rPr>
                 <w:strike/>
               </w:rPr>
@@ -28210,7 +29550,7 @@
         <w:r>
           <w:rPr>
             <w:spacing w:val="-2"/>
-            <w:rPrChange w:id="712" w:author="Anthony Cossio" w:date="2025-04-03T12:56:00Z">
+            <w:rPrChange w:id="799" w:author="Anthony Cossio" w:date="2025-04-03T12:56:00Z">
               <w:rPr>
                 <w:strike/>
                 <w:spacing w:val="-2"/>
@@ -28221,7 +29561,7 @@
         </w:r>
         <w:r>
           <w:rPr>
-            <w:rPrChange w:id="713" w:author="Anthony Cossio" w:date="2025-04-03T12:56:00Z">
+            <w:rPrChange w:id="800" w:author="Anthony Cossio" w:date="2025-04-03T12:56:00Z">
               <w:rPr>
                 <w:strike/>
               </w:rPr>
@@ -28232,7 +29572,7 @@
         <w:r>
           <w:rPr>
             <w:spacing w:val="-2"/>
-            <w:rPrChange w:id="714" w:author="Anthony Cossio" w:date="2025-04-03T12:56:00Z">
+            <w:rPrChange w:id="801" w:author="Anthony Cossio" w:date="2025-04-03T12:56:00Z">
               <w:rPr>
                 <w:strike/>
                 <w:spacing w:val="-2"/>
@@ -28243,7 +29583,7 @@
         </w:r>
         <w:r>
           <w:rPr>
-            <w:rPrChange w:id="715" w:author="Anthony Cossio" w:date="2025-04-03T12:56:00Z">
+            <w:rPrChange w:id="802" w:author="Anthony Cossio" w:date="2025-04-03T12:56:00Z">
               <w:rPr>
                 <w:strike/>
               </w:rPr>
@@ -28256,7 +29596,7 @@
         </w:r>
         <w:r>
           <w:rPr>
-            <w:rPrChange w:id="716" w:author="Anthony Cossio" w:date="2025-04-03T12:56:00Z">
+            <w:rPrChange w:id="803" w:author="Anthony Cossio" w:date="2025-04-03T12:56:00Z">
               <w:rPr>
                 <w:strike/>
               </w:rPr>
@@ -28267,7 +29607,7 @@
         <w:r>
           <w:rPr>
             <w:spacing w:val="-4"/>
-            <w:rPrChange w:id="717" w:author="Anthony Cossio" w:date="2025-04-03T12:56:00Z">
+            <w:rPrChange w:id="804" w:author="Anthony Cossio" w:date="2025-04-03T12:56:00Z">
               <w:rPr>
                 <w:strike/>
                 <w:spacing w:val="-4"/>
@@ -28278,7 +29618,7 @@
         </w:r>
         <w:r>
           <w:rPr>
-            <w:rPrChange w:id="718" w:author="Anthony Cossio" w:date="2025-04-03T12:56:00Z">
+            <w:rPrChange w:id="805" w:author="Anthony Cossio" w:date="2025-04-03T12:56:00Z">
               <w:rPr>
                 <w:strike/>
               </w:rPr>
@@ -28289,7 +29629,7 @@
         <w:r>
           <w:rPr>
             <w:spacing w:val="-2"/>
-            <w:rPrChange w:id="719" w:author="Anthony Cossio" w:date="2025-04-03T12:56:00Z">
+            <w:rPrChange w:id="806" w:author="Anthony Cossio" w:date="2025-04-03T12:56:00Z">
               <w:rPr>
                 <w:strike/>
                 <w:spacing w:val="-2"/>
@@ -28300,7 +29640,7 @@
         </w:r>
         <w:r>
           <w:rPr>
-            <w:rPrChange w:id="720" w:author="Anthony Cossio" w:date="2025-04-03T12:56:00Z">
+            <w:rPrChange w:id="807" w:author="Anthony Cossio" w:date="2025-04-03T12:56:00Z">
               <w:rPr>
                 <w:strike/>
               </w:rPr>
@@ -28311,7 +29651,7 @@
         <w:r>
           <w:rPr>
             <w:spacing w:val="-2"/>
-            <w:rPrChange w:id="721" w:author="Anthony Cossio" w:date="2025-04-03T12:56:00Z">
+            <w:rPrChange w:id="808" w:author="Anthony Cossio" w:date="2025-04-03T12:56:00Z">
               <w:rPr>
                 <w:strike/>
                 <w:spacing w:val="-2"/>
@@ -28322,7 +29662,7 @@
         </w:r>
         <w:r>
           <w:rPr>
-            <w:rPrChange w:id="722" w:author="Anthony Cossio" w:date="2025-04-03T12:56:00Z">
+            <w:rPrChange w:id="809" w:author="Anthony Cossio" w:date="2025-04-03T12:56:00Z">
               <w:rPr>
                 <w:strike/>
               </w:rPr>
@@ -28333,7 +29673,7 @@
         <w:r>
           <w:rPr>
             <w:spacing w:val="-2"/>
-            <w:rPrChange w:id="723" w:author="Anthony Cossio" w:date="2025-04-03T12:56:00Z">
+            <w:rPrChange w:id="810" w:author="Anthony Cossio" w:date="2025-04-03T12:56:00Z">
               <w:rPr>
                 <w:strike/>
                 <w:spacing w:val="-2"/>
@@ -28344,7 +29684,7 @@
         </w:r>
         <w:r>
           <w:rPr>
-            <w:rPrChange w:id="724" w:author="Anthony Cossio" w:date="2025-04-03T12:56:00Z">
+            <w:rPrChange w:id="811" w:author="Anthony Cossio" w:date="2025-04-03T12:56:00Z">
               <w:rPr>
                 <w:strike/>
               </w:rPr>
@@ -28355,7 +29695,7 @@
         <w:r>
           <w:rPr>
             <w:spacing w:val="-2"/>
-            <w:rPrChange w:id="725" w:author="Anthony Cossio" w:date="2025-04-03T12:56:00Z">
+            <w:rPrChange w:id="812" w:author="Anthony Cossio" w:date="2025-04-03T12:56:00Z">
               <w:rPr>
                 <w:strike/>
                 <w:spacing w:val="-2"/>
@@ -28366,7 +29706,7 @@
         </w:r>
         <w:r>
           <w:rPr>
-            <w:rPrChange w:id="726" w:author="Anthony Cossio" w:date="2025-04-03T12:56:00Z">
+            <w:rPrChange w:id="813" w:author="Anthony Cossio" w:date="2025-04-03T12:56:00Z">
               <w:rPr>
                 <w:strike/>
               </w:rPr>
@@ -28377,7 +29717,7 @@
         <w:r>
           <w:rPr>
             <w:spacing w:val="-2"/>
-            <w:rPrChange w:id="727" w:author="Anthony Cossio" w:date="2025-04-03T12:56:00Z">
+            <w:rPrChange w:id="814" w:author="Anthony Cossio" w:date="2025-04-03T12:56:00Z">
               <w:rPr>
                 <w:strike/>
                 <w:spacing w:val="-2"/>
@@ -28388,7 +29728,7 @@
         </w:r>
         <w:r>
           <w:rPr>
-            <w:rPrChange w:id="728" w:author="Anthony Cossio" w:date="2025-04-03T12:56:00Z">
+            <w:rPrChange w:id="815" w:author="Anthony Cossio" w:date="2025-04-03T12:56:00Z">
               <w:rPr>
                 <w:strike/>
               </w:rPr>
@@ -28399,7 +29739,7 @@
         <w:r>
           <w:rPr>
             <w:spacing w:val="-4"/>
-            <w:rPrChange w:id="729" w:author="Anthony Cossio" w:date="2025-04-03T12:56:00Z">
+            <w:rPrChange w:id="816" w:author="Anthony Cossio" w:date="2025-04-03T12:56:00Z">
               <w:rPr>
                 <w:strike/>
                 <w:spacing w:val="-4"/>
@@ -28410,7 +29750,7 @@
         </w:r>
         <w:r>
           <w:rPr>
-            <w:rPrChange w:id="730" w:author="Anthony Cossio" w:date="2025-04-03T12:56:00Z">
+            <w:rPrChange w:id="817" w:author="Anthony Cossio" w:date="2025-04-03T12:56:00Z">
               <w:rPr>
                 <w:strike/>
               </w:rPr>
@@ -28421,7 +29761,7 @@
         <w:r>
           <w:rPr>
             <w:spacing w:val="-2"/>
-            <w:rPrChange w:id="731" w:author="Anthony Cossio" w:date="2025-04-03T12:56:00Z">
+            <w:rPrChange w:id="818" w:author="Anthony Cossio" w:date="2025-04-03T12:56:00Z">
               <w:rPr>
                 <w:strike/>
                 <w:spacing w:val="-2"/>
@@ -28432,7 +29772,7 @@
         </w:r>
         <w:r>
           <w:rPr>
-            <w:rPrChange w:id="732" w:author="Anthony Cossio" w:date="2025-04-03T12:56:00Z">
+            <w:rPrChange w:id="819" w:author="Anthony Cossio" w:date="2025-04-03T12:56:00Z">
               <w:rPr>
                 <w:strike/>
               </w:rPr>
@@ -28443,7 +29783,7 @@
         <w:r>
           <w:rPr>
             <w:spacing w:val="-2"/>
-            <w:rPrChange w:id="733" w:author="Anthony Cossio" w:date="2025-04-03T12:56:00Z">
+            <w:rPrChange w:id="820" w:author="Anthony Cossio" w:date="2025-04-03T12:56:00Z">
               <w:rPr>
                 <w:strike/>
                 <w:spacing w:val="-2"/>
@@ -28454,7 +29794,7 @@
         </w:r>
         <w:r>
           <w:rPr>
-            <w:rPrChange w:id="734" w:author="Anthony Cossio" w:date="2025-04-03T12:56:00Z">
+            <w:rPrChange w:id="821" w:author="Anthony Cossio" w:date="2025-04-03T12:56:00Z">
               <w:rPr>
                 <w:strike/>
               </w:rPr>
@@ -28465,7 +29805,7 @@
         <w:r>
           <w:rPr>
             <w:spacing w:val="-4"/>
-            <w:rPrChange w:id="735" w:author="Anthony Cossio" w:date="2025-04-03T12:56:00Z">
+            <w:rPrChange w:id="822" w:author="Anthony Cossio" w:date="2025-04-03T12:56:00Z">
               <w:rPr>
                 <w:strike/>
                 <w:spacing w:val="-4"/>
@@ -28476,7 +29816,7 @@
         </w:r>
         <w:r>
           <w:rPr>
-            <w:rPrChange w:id="736" w:author="Anthony Cossio" w:date="2025-04-03T12:56:00Z">
+            <w:rPrChange w:id="823" w:author="Anthony Cossio" w:date="2025-04-03T12:56:00Z">
               <w:rPr>
                 <w:strike/>
               </w:rPr>
@@ -28487,7 +29827,7 @@
         <w:r>
           <w:rPr>
             <w:spacing w:val="-2"/>
-            <w:rPrChange w:id="737" w:author="Anthony Cossio" w:date="2025-04-03T12:56:00Z">
+            <w:rPrChange w:id="824" w:author="Anthony Cossio" w:date="2025-04-03T12:56:00Z">
               <w:rPr>
                 <w:strike/>
                 <w:spacing w:val="-2"/>
@@ -28498,7 +29838,7 @@
         </w:r>
         <w:r>
           <w:rPr>
-            <w:rPrChange w:id="738" w:author="Anthony Cossio" w:date="2025-04-03T12:56:00Z">
+            <w:rPrChange w:id="825" w:author="Anthony Cossio" w:date="2025-04-03T12:56:00Z">
               <w:rPr>
                 <w:strike/>
               </w:rPr>
@@ -28509,7 +29849,7 @@
         <w:r>
           <w:rPr>
             <w:spacing w:val="-2"/>
-            <w:rPrChange w:id="739" w:author="Anthony Cossio" w:date="2025-04-03T12:56:00Z">
+            <w:rPrChange w:id="826" w:author="Anthony Cossio" w:date="2025-04-03T12:56:00Z">
               <w:rPr>
                 <w:strike/>
                 <w:spacing w:val="-2"/>
@@ -28520,7 +29860,7 @@
         </w:r>
         <w:r>
           <w:rPr>
-            <w:rPrChange w:id="740" w:author="Anthony Cossio" w:date="2025-04-03T12:56:00Z">
+            <w:rPrChange w:id="827" w:author="Anthony Cossio" w:date="2025-04-03T12:56:00Z">
               <w:rPr>
                 <w:strike/>
               </w:rPr>
@@ -28531,7 +29871,7 @@
         <w:r>
           <w:rPr>
             <w:spacing w:val="-2"/>
-            <w:rPrChange w:id="741" w:author="Anthony Cossio" w:date="2025-04-03T12:56:00Z">
+            <w:rPrChange w:id="828" w:author="Anthony Cossio" w:date="2025-04-03T12:56:00Z">
               <w:rPr>
                 <w:strike/>
                 <w:spacing w:val="-2"/>
@@ -28542,7 +29882,7 @@
         </w:r>
         <w:r>
           <w:rPr>
-            <w:rPrChange w:id="742" w:author="Anthony Cossio" w:date="2025-04-03T12:56:00Z">
+            <w:rPrChange w:id="829" w:author="Anthony Cossio" w:date="2025-04-03T12:56:00Z">
               <w:rPr>
                 <w:strike/>
               </w:rPr>
@@ -28553,7 +29893,7 @@
         <w:r>
           <w:rPr>
             <w:spacing w:val="-2"/>
-            <w:rPrChange w:id="743" w:author="Anthony Cossio" w:date="2025-04-03T12:56:00Z">
+            <w:rPrChange w:id="830" w:author="Anthony Cossio" w:date="2025-04-03T12:56:00Z">
               <w:rPr>
                 <w:strike/>
                 <w:spacing w:val="-2"/>
@@ -28562,10 +29902,10 @@
           </w:rPr>
           <w:t xml:space="preserve"> </w:t>
         </w:r>
-        <w:commentRangeStart w:id="744"/>
-        <w:r>
-          <w:rPr>
-            <w:rPrChange w:id="745" w:author="Anthony Cossio" w:date="2025-04-03T12:56:00Z">
+        <w:commentRangeStart w:id="831"/>
+        <w:r>
+          <w:rPr>
+            <w:rPrChange w:id="832" w:author="Anthony Cossio" w:date="2025-04-03T12:56:00Z">
               <w:rPr>
                 <w:strike/>
               </w:rPr>
@@ -28574,19 +29914,19 @@
           <w:t xml:space="preserve">with </w:t>
         </w:r>
       </w:ins>
-      <w:commentRangeEnd w:id="744"/>
-      <w:ins w:id="746" w:author="Anthony Cossio" w:date="2025-05-15T13:24:00Z">
+      <w:commentRangeEnd w:id="831"/>
+      <w:ins w:id="833" w:author="Anthony Cossio" w:date="2025-05-15T13:24:00Z">
         <w:r>
           <w:rPr>
             <w:rStyle w:val="CommentReference"/>
           </w:rPr>
-          <w:commentReference w:id="744"/>
+          <w:commentReference w:id="831"/>
         </w:r>
       </w:ins>
-      <w:ins w:id="747" w:author="Anthony Cossio" w:date="2025-04-03T12:56:00Z">
-        <w:r>
-          <w:rPr>
-            <w:rPrChange w:id="748" w:author="Anthony Cossio" w:date="2025-04-03T12:56:00Z">
+      <w:ins w:id="834" w:author="Anthony Cossio" w:date="2025-04-03T12:56:00Z">
+        <w:r>
+          <w:rPr>
+            <w:rPrChange w:id="835" w:author="Anthony Cossio" w:date="2025-04-03T12:56:00Z">
               <w:rPr>
                 <w:strike/>
               </w:rPr>
@@ -28830,16 +30170,16 @@
         </w:rPr>
         <w:t xml:space="preserve"> </w:t>
       </w:r>
-      <w:commentRangeStart w:id="749"/>
+      <w:commentRangeStart w:id="836"/>
       <w:r>
         <w:t>using</w:t>
       </w:r>
-      <w:commentRangeEnd w:id="749"/>
+      <w:commentRangeEnd w:id="836"/>
       <w:r>
         <w:rPr>
           <w:rStyle w:val="CommentReference"/>
         </w:rPr>
-        <w:commentReference w:id="749"/>
+        <w:commentReference w:id="836"/>
       </w:r>
       <w:r>
         <w:rPr>
@@ -29195,7 +30535,7 @@
         <w:spacing w:before="185" w:line="259" w:lineRule="auto"/>
         <w:ind w:left="100" w:right="153"/>
         <w:rPr>
-          <w:ins w:id="750" w:author="Anthony Cossio" w:date="2025-05-15T13:25:00Z"/>
+          <w:ins w:id="837" w:author="Anthony Cossio" w:date="2025-05-15T13:25:00Z"/>
         </w:rPr>
       </w:pPr>
       <w:r>
@@ -29333,7 +30673,7 @@
         <w:spacing w:before="185" w:line="259" w:lineRule="auto"/>
         <w:ind w:left="100" w:right="153"/>
         <w:rPr>
-          <w:ins w:id="751" w:author="Anthony Cossio" w:date="2025-05-15T13:25:00Z"/>
+          <w:ins w:id="838" w:author="Anthony Cossio" w:date="2025-05-15T13:25:00Z"/>
         </w:rPr>
       </w:pPr>
     </w:p>
@@ -29342,7 +30682,7 @@
         <w:spacing w:before="185" w:line="259" w:lineRule="auto"/>
         <w:ind w:left="100" w:right="153"/>
         <w:rPr>
-          <w:ins w:id="752" w:author="Anthony Cossio" w:date="2025-05-15T13:25:00Z"/>
+          <w:ins w:id="839" w:author="Anthony Cossio" w:date="2025-05-15T13:25:00Z"/>
         </w:rPr>
       </w:pPr>
     </w:p>
@@ -29351,7 +30691,7 @@
         <w:spacing w:before="185" w:line="259" w:lineRule="auto"/>
         <w:ind w:left="100" w:right="153"/>
         <w:rPr>
-          <w:ins w:id="753" w:author="Anthony Cossio" w:date="2025-05-15T13:25:00Z"/>
+          <w:ins w:id="840" w:author="Anthony Cossio" w:date="2025-05-15T13:25:00Z"/>
         </w:rPr>
       </w:pPr>
     </w:p>
@@ -29360,16 +30700,21 @@
         <w:spacing w:before="185" w:line="259" w:lineRule="auto"/>
         <w:ind w:left="100" w:right="153"/>
       </w:pPr>
-      <w:ins w:id="754" w:author="Anthony Cossio" w:date="2025-05-15T13:25:00Z">
+      <w:ins w:id="841" w:author="Anthony Cossio" w:date="2025-05-15T13:25:00Z">
         <w:r>
           <w:t xml:space="preserve">Look at school metrics to see the differences in patches. School </w:t>
         </w:r>
       </w:ins>
-      <w:ins w:id="755" w:author="Anthony Cossio" w:date="2025-05-15T13:26:00Z">
-        <w:r>
-          <w:t>size, density, etc. Does it stay within the beam or past it.</w:t>
+      <w:ins w:id="842" w:author="Anthony Cossio" w:date="2025-05-15T13:26:00Z">
+        <w:r>
+          <w:t xml:space="preserve">size, density, etc. Does it stay within the beam or past </w:t>
+        </w:r>
+        <w:proofErr w:type="gramStart"/>
+        <w:r>
+          <w:t>it.</w:t>
         </w:r>
       </w:ins>
+      <w:proofErr w:type="gramEnd"/>
     </w:p>
     <w:sectPr>
       <w:pgSz w:w="12240" w:h="15840"/>
@@ -29382,7 +30727,7 @@
 
 <file path=word/comments.xml><?xml version="1.0" encoding="utf-8"?>
 <w:comments xmlns:wpc="http://schemas.microsoft.com/office/word/2010/wordprocessingCanvas" xmlns:cx="http://schemas.microsoft.com/office/drawing/2014/chartex" xmlns:cx1="http://schemas.microsoft.com/office/drawing/2015/9/8/chartex" xmlns:cx2="http://schemas.microsoft.com/office/drawing/2015/10/21/chartex" xmlns:cx3="http://schemas.microsoft.com/office/drawing/2016/5/9/chartex" xmlns:cx4="http://schemas.microsoft.com/office/drawing/2016/5/10/chartex" xmlns:cx5="http://schemas.microsoft.com/office/drawing/2016/5/11/chartex" xmlns:cx6="http://schemas.microsoft.com/office/drawing/2016/5/12/chartex" xmlns:cx7="http://schemas.microsoft.com/office/drawing/2016/5/13/chartex" xmlns:cx8="http://schemas.microsoft.com/office/drawing/2016/5/14/chartex" xmlns:mc="http://schemas.openxmlformats.org/markup-compatibility/2006" xmlns:aink="http://schemas.microsoft.com/office/drawing/2016/ink" xmlns:am3d="http://schemas.microsoft.com/office/drawing/2017/model3d" xmlns:o="urn:schemas-microsoft-com:office:office" xmlns:r="http://schemas.openxmlformats.org/officeDocument/2006/relationships" xmlns:m="http://schemas.openxmlformats.org/officeDocument/2006/math" xmlns:v="urn:schemas-microsoft-com:vml" xmlns:wp14="http://schemas.microsoft.com/office/word/2010/wordprocessingDrawing" xmlns:wp="http://schemas.openxmlformats.org/drawingml/2006/wordprocessingDrawing" xmlns:w10="urn:schemas-microsoft-com:office:word" xmlns:w="http://schemas.openxmlformats.org/wordprocessingml/2006/main" xmlns:w14="http://schemas.microsoft.com/office/word/2010/wordml" xmlns:w15="http://schemas.microsoft.com/office/word/2012/wordml" xmlns:w16cex="http://schemas.microsoft.com/office/word/2018/wordml/cex" xmlns:w16cid="http://schemas.microsoft.com/office/word/2016/wordml/cid" xmlns:w16="http://schemas.microsoft.com/office/word/2018/wordml" xmlns:w16sdtdh="http://schemas.microsoft.com/office/word/2020/wordml/sdtdatahash" xmlns:w16se="http://schemas.microsoft.com/office/word/2015/wordml/symex" xmlns:wpg="http://schemas.microsoft.com/office/word/2010/wordprocessingGroup" xmlns:wpi="http://schemas.microsoft.com/office/word/2010/wordprocessingInk" xmlns:wne="http://schemas.microsoft.com/office/word/2006/wordml" xmlns:wps="http://schemas.microsoft.com/office/word/2010/wordprocessingShape" mc:Ignorable="w14 w15 w16se w16cid w16 w16cex w16sdtdh wp14">
-  <w:comment w:id="171" w:author="Anthony Cossio" w:date="2025-05-09T15:47:00Z" w:initials="AC">
+  <w:comment w:id="246" w:author="Anthony Cossio" w:date="2025-05-09T15:47:00Z" w:initials="AC">
     <w:p>
       <w:pPr>
         <w:pStyle w:val="CommentText"/>
@@ -29398,7 +30743,7 @@
       </w:r>
     </w:p>
   </w:comment>
-  <w:comment w:id="591" w:author="Anthony Cossio" w:date="2025-05-15T13:21:00Z" w:initials="AC">
+  <w:comment w:id="678" w:author="Anthony Cossio" w:date="2025-05-15T13:21:00Z" w:initials="AC">
     <w:p>
       <w:pPr>
         <w:pStyle w:val="CommentText"/>
@@ -29414,7 +30759,7 @@
       </w:r>
     </w:p>
   </w:comment>
-  <w:comment w:id="744" w:author="Anthony Cossio" w:date="2025-05-15T13:24:00Z" w:initials="AC">
+  <w:comment w:id="831" w:author="Anthony Cossio" w:date="2025-05-15T13:24:00Z" w:initials="AC">
     <w:p>
       <w:pPr>
         <w:pStyle w:val="CommentText"/>
@@ -29430,7 +30775,7 @@
       </w:r>
     </w:p>
   </w:comment>
-  <w:comment w:id="749" w:author="Anthony Cossio" w:date="2025-05-15T13:19:00Z" w:initials="AC">
+  <w:comment w:id="836" w:author="Anthony Cossio" w:date="2025-05-15T13:19:00Z" w:initials="AC">
     <w:p>
       <w:pPr>
         <w:pStyle w:val="CommentText"/>
@@ -29441,8 +30786,13 @@
         </w:rPr>
         <w:annotationRef/>
       </w:r>
-      <w:r>
-        <w:t>Convert  depth to 500m or log space.</w:t>
+      <w:proofErr w:type="gramStart"/>
+      <w:r>
+        <w:t>Convert  depth</w:t>
+      </w:r>
+      <w:proofErr w:type="gramEnd"/>
+      <w:r>
+        <w:t xml:space="preserve"> to 500m or log space.</w:t>
       </w:r>
     </w:p>
   </w:comment>

--- a/NewPaper.docx
+++ b/NewPaper.docx
@@ -92,7 +92,7 @@
             </mc:Choice>
             <mc:Fallback>
               <w:pict>
-                <v:shape w14:anchorId="58C9A167" id="Graphic 1" o:spid="_x0000_s1026" style="position:absolute;margin-left:0;margin-top:701.55pt;width:595.3pt;height:1.45pt;z-index:15729152;visibility:visible;mso-wrap-style:square;mso-wrap-distance-left:0;mso-wrap-distance-top:0;mso-wrap-distance-right:0;mso-wrap-distance-bottom:0;mso-position-horizontal:absolute;mso-position-horizontal-relative:page;mso-position-vertical:absolute;mso-position-vertical-relative:page;v-text-anchor:top" coordsize="7560309,18415" o:gfxdata="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" path="m7559992,l,,,17995r7559992,l7559992,xe" fillcolor="#0084c1" stroked="f">
+                <v:shape w14:anchorId="7F659A3B" id="Graphic 1" o:spid="_x0000_s1026" style="position:absolute;margin-left:0;margin-top:701.55pt;width:595.3pt;height:1.45pt;z-index:15729152;visibility:visible;mso-wrap-style:square;mso-wrap-distance-left:0;mso-wrap-distance-top:0;mso-wrap-distance-right:0;mso-wrap-distance-bottom:0;mso-position-horizontal:absolute;mso-position-horizontal-relative:page;mso-position-vertical:absolute;mso-position-vertical-relative:page;v-text-anchor:top" coordsize="7560309,18415" o:gfxdata="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" path="m7559992,l,,,17995r7559992,l7559992,xe" fillcolor="#0084c1" stroked="f">
                   <v:path arrowok="t"/>
                   <w10:wrap anchorx="page" anchory="page"/>
                 </v:shape>
@@ -178,7 +178,7 @@
             </mc:Choice>
             <mc:Fallback>
               <w:pict>
-                <v:shape w14:anchorId="727BB554" id="Graphic 2" o:spid="_x0000_s1026" style="position:absolute;margin-left:0;margin-top:138.9pt;width:595.3pt;height:1.45pt;z-index:15729664;visibility:visible;mso-wrap-style:square;mso-wrap-distance-left:0;mso-wrap-distance-top:0;mso-wrap-distance-right:0;mso-wrap-distance-bottom:0;mso-position-horizontal:absolute;mso-position-horizontal-relative:page;mso-position-vertical:absolute;mso-position-vertical-relative:page;v-text-anchor:top" coordsize="7560309,18415" o:gfxdata="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" path="m7559992,l,,,17995r7559992,l7559992,xe" fillcolor="#0084c1" stroked="f">
+                <v:shape w14:anchorId="70EAEE1A" id="Graphic 2" o:spid="_x0000_s1026" style="position:absolute;margin-left:0;margin-top:138.9pt;width:595.3pt;height:1.45pt;z-index:15729664;visibility:visible;mso-wrap-style:square;mso-wrap-distance-left:0;mso-wrap-distance-top:0;mso-wrap-distance-right:0;mso-wrap-distance-bottom:0;mso-position-horizontal:absolute;mso-position-horizontal-relative:page;mso-position-vertical:absolute;mso-position-vertical-relative:page;v-text-anchor:top" coordsize="7560309,18415" o:gfxdata="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" path="m7559992,l,,,17995r7559992,l7559992,xe" fillcolor="#0084c1" stroked="f">
                   <v:path arrowok="t"/>
                   <w10:wrap anchorx="page" anchory="page"/>
                 </v:shape>
@@ -341,7 +341,7 @@
             </mc:Choice>
             <mc:Fallback>
               <w:pict>
-                <v:group w14:anchorId="70AC492B" id="Group 4" o:spid="_x0000_s1026" style="position:absolute;margin-left:96.85pt;margin-top:15.85pt;width:59.8pt;height:16.15pt;z-index:15731200;mso-wrap-distance-left:0;mso-wrap-distance-right:0;mso-position-horizontal-relative:page" coordsize="7594,2051" o:gfxdata="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">
+                <v:group w14:anchorId="54379679" id="Group 4" o:spid="_x0000_s1026" style="position:absolute;margin-left:96.85pt;margin-top:15.85pt;width:59.8pt;height:16.15pt;z-index:15731200;mso-wrap-distance-left:0;mso-wrap-distance-right:0;mso-position-horizontal-relative:page" coordsize="7594,2051" o:gfxdata="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">
                   <v:shapetype id="_x0000_t75" coordsize="21600,21600" o:spt="75" o:preferrelative="t" path="m@4@5l@4@11@9@11@9@5xe" filled="f" stroked="f">
                     <v:stroke joinstyle="miter"/>
                     <v:formulas>
@@ -496,7 +496,7 @@
             </mc:Choice>
             <mc:Fallback>
               <w:pict>
-                <v:group w14:anchorId="39818F75" id="Group 8" o:spid="_x0000_s1026" style="position:absolute;margin-left:160.25pt;margin-top:16.05pt;width:21.75pt;height:15.75pt;z-index:15731712;mso-wrap-distance-left:0;mso-wrap-distance-right:0;mso-position-horizontal-relative:page" coordsize="276225,200025" o:gfxdata="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">
+                <v:group w14:anchorId="35BDCBC5" id="Group 8" o:spid="_x0000_s1026" style="position:absolute;margin-left:160.25pt;margin-top:16.05pt;width:21.75pt;height:15.75pt;z-index:15731712;mso-wrap-distance-left:0;mso-wrap-distance-right:0;mso-position-horizontal-relative:page" coordsize="276225,200025" o:gfxdata="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">
                   <v:shape id="Graphic 9" o:spid="_x0000_s1027" style="position:absolute;left:-3;top:16;width:113030;height:199390;visibility:visible;mso-wrap-style:square;v-text-anchor:top" coordsize="113030,199390" o:gfxdata="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" path="m112661,186690r-97015,l15646,,,,,186690r,12700l112661,199390r,-12700xe" fillcolor="#020303" stroked="f">
                     <v:path arrowok="t"/>
                   </v:shape>
@@ -1606,7 +1606,7 @@
           </mc:Choice>
           <mc:Fallback>
             <w:pict>
-              <v:shape w14:anchorId="72502E56" id="Graphic 12" o:spid="_x0000_s1026" style="position:absolute;margin-left:175.05pt;margin-top:15.9pt;width:245.2pt;height:1.4pt;z-index:-15728640;visibility:visible;mso-wrap-style:square;mso-wrap-distance-left:0;mso-wrap-distance-top:0;mso-wrap-distance-right:0;mso-wrap-distance-bottom:0;mso-position-horizontal:absolute;mso-position-horizontal-relative:page;mso-position-vertical:absolute;mso-position-vertical-relative:text;v-text-anchor:top" coordsize="3114040,17780" o:gfxdata="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" path="m3114001,l,,,17741r3114001,l3114001,xe" fillcolor="#0084c1" stroked="f">
+              <v:shape w14:anchorId="0C3E0F48" id="Graphic 12" o:spid="_x0000_s1026" style="position:absolute;margin-left:175.05pt;margin-top:15.9pt;width:245.2pt;height:1.4pt;z-index:-15728640;visibility:visible;mso-wrap-style:square;mso-wrap-distance-left:0;mso-wrap-distance-top:0;mso-wrap-distance-right:0;mso-wrap-distance-bottom:0;mso-position-horizontal:absolute;mso-position-horizontal-relative:page;mso-position-vertical:absolute;mso-position-vertical-relative:text;v-text-anchor:top" coordsize="3114040,17780" o:gfxdata="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" path="m3114001,l,,,17741r3114001,l3114001,xe" fillcolor="#0084c1" stroked="f">
                 <v:path arrowok="t"/>
                 <w10:wrap type="topAndBottom" anchorx="page"/>
               </v:shape>
@@ -2316,7 +2316,7 @@
             </mc:Choice>
             <mc:Fallback>
               <w:pict>
-                <v:group w14:anchorId="1939EB2D" id="Group 13" o:spid="_x0000_s1026" style="position:absolute;margin-left:45.35pt;margin-top:-1.85pt;width:42.75pt;height:42.75pt;z-index:15730176;mso-wrap-distance-left:0;mso-wrap-distance-right:0;mso-position-horizontal-relative:page" coordsize="5429,5429" o:gfxdata="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">
+                <v:group w14:anchorId="30EB7865" id="Group 13" o:spid="_x0000_s1026" style="position:absolute;margin-left:45.35pt;margin-top:-1.85pt;width:42.75pt;height:42.75pt;z-index:15730176;mso-wrap-distance-left:0;mso-wrap-distance-right:0;mso-position-horizontal-relative:page" coordsize="5429,5429" o:gfxdata="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">
                   <v:shape id="Graphic 14" o:spid="_x0000_s1027" style="position:absolute;left:127;top:127;width:5175;height:5175;visibility:visible;mso-wrap-style:square;v-text-anchor:top" coordsize="517525,517525" o:gfxdata="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" path="m517474,258737r-4169,46506l501285,349015r-19138,40307l456619,425434r-31185,31185l389322,482147r-40307,19138l305243,513305r-46506,4169l212227,513305,168453,501285,128145,482147,92034,456619,60850,425434,35324,389322,16186,349015,4168,305243,,258737,4168,212231,16186,168458,35324,128151,60850,92039,92034,60854,128145,35327,168453,16188,212227,4168,258737,r46506,4168l349015,16188r40307,19139l425434,60854r31185,31185l482147,128151r19138,40307l513305,212231r4169,46506xe" filled="f" strokecolor="#0084c1" strokeweight="2pt">
                     <v:path arrowok="t"/>
                   </v:shape>
@@ -3292,13 +3292,8 @@
           <w:delText xml:space="preserve">. </w:delText>
         </w:r>
       </w:del>
-      <w:proofErr w:type="spellStart"/>
-      <w:r>
-        <w:t>We</w:t>
-      </w:r>
-      <w:proofErr w:type="spellEnd"/>
-      <w:r>
-        <w:t xml:space="preserve"> developed a new method to minimize oversampling due to the nature of gliders by creating a grid and bootstrapping the data in the grid.</w:t>
+      <w:r>
+        <w:t>We developed a new method to minimize oversampling due to the nature of gliders by creating a grid and bootstrapping the data in the grid.</w:t>
       </w:r>
     </w:p>
     <w:p>
@@ -8088,13 +8083,7 @@
           <w:rPr>
             <w:color w:val="212121"/>
           </w:rPr>
-          <w:t>561</w:t>
-        </w:r>
-        <w:r>
-          <w:rPr>
-            <w:color w:val="212121"/>
-          </w:rPr>
-          <w:t xml:space="preserve"> </w:t>
+          <w:t xml:space="preserve">561 </w:t>
         </w:r>
       </w:ins>
       <w:r>
@@ -8601,13 +8590,7 @@
           <w:rPr>
             <w:color w:val="212121"/>
           </w:rPr>
-          <w:t xml:space="preserve"> </w:t>
-        </w:r>
-        <w:r>
-          <w:rPr>
-            <w:color w:val="212121"/>
-          </w:rPr>
-          <w:t>g m</w:t>
+          <w:t xml:space="preserve"> g m</w:t>
         </w:r>
         <w:r>
           <w:rPr>
@@ -8652,14 +8635,7 @@
             <w:color w:val="212121"/>
             <w:vertAlign w:val="superscript"/>
           </w:rPr>
-          <w:t>-2</w:t>
-        </w:r>
-        <w:r>
-          <w:rPr>
-            <w:color w:val="212121"/>
-            <w:vertAlign w:val="superscript"/>
-          </w:rPr>
-          <w:t xml:space="preserve"> </w:t>
+          <w:t xml:space="preserve">-2 </w:t>
         </w:r>
         <w:r>
           <w:rPr>
@@ -9507,13 +9483,7 @@
           <w:rPr>
             <w:color w:val="212121"/>
           </w:rPr>
-          <w:t xml:space="preserve"> </w:t>
-        </w:r>
-        <w:r>
-          <w:rPr>
-            <w:color w:val="212121"/>
-          </w:rPr>
-          <w:t>g m</w:t>
+          <w:t xml:space="preserve"> g m</w:t>
         </w:r>
         <w:r>
           <w:rPr>
@@ -9536,13 +9506,7 @@
           <w:rPr>
             <w:color w:val="212121"/>
           </w:rPr>
-          <w:t xml:space="preserve"> </w:t>
-        </w:r>
-        <w:r>
-          <w:rPr>
-            <w:color w:val="212121"/>
-          </w:rPr>
-          <w:t>g m</w:t>
+          <w:t xml:space="preserve"> g m</w:t>
         </w:r>
         <w:r>
           <w:rPr>
@@ -9565,13 +9529,7 @@
           <w:rPr>
             <w:color w:val="212121"/>
           </w:rPr>
-          <w:t xml:space="preserve">37.62 </w:t>
-        </w:r>
-        <w:r>
-          <w:rPr>
-            <w:color w:val="212121"/>
-          </w:rPr>
-          <w:t>g m</w:t>
+          <w:t>37.62 g m</w:t>
         </w:r>
         <w:r>
           <w:rPr>
@@ -9615,13 +9573,7 @@
           <w:rPr>
             <w:color w:val="212121"/>
           </w:rPr>
-          <w:t xml:space="preserve"> </w:t>
-        </w:r>
-        <w:r>
-          <w:rPr>
-            <w:color w:val="212121"/>
-          </w:rPr>
-          <w:t>g m</w:t>
+          <w:t xml:space="preserve"> g m</w:t>
         </w:r>
         <w:r>
           <w:rPr>
@@ -9644,13 +9596,7 @@
           <w:rPr>
             <w:color w:val="212121"/>
           </w:rPr>
-          <w:t xml:space="preserve"> </w:t>
-        </w:r>
-        <w:r>
-          <w:rPr>
-            <w:color w:val="212121"/>
-          </w:rPr>
-          <w:t>g m</w:t>
+          <w:t xml:space="preserve"> g m</w:t>
         </w:r>
         <w:r>
           <w:rPr>
@@ -11690,197 +11636,284 @@
       <w:r>
         <w:t xml:space="preserve">° by 0.1°) to represent about </w:t>
       </w:r>
-      <w:commentRangeStart w:id="246"/>
-      <w:r>
-        <w:t>17</w:t>
-      </w:r>
-      <w:commentRangeEnd w:id="246"/>
-      <w:r>
-        <w:rPr>
-          <w:rStyle w:val="CommentReference"/>
-        </w:rPr>
-        <w:commentReference w:id="246"/>
-      </w:r>
-      <w:r>
-        <w:t xml:space="preserve"> </w:t>
-      </w:r>
+      <w:del w:id="246" w:author="Anthony Cossio" w:date="2025-05-27T14:29:00Z">
+        <w:r>
+          <w:delText xml:space="preserve">17 </w:delText>
+        </w:r>
+      </w:del>
+      <w:ins w:id="247" w:author="Anthony Cossio" w:date="2025-05-27T14:29:00Z">
+        <w:r>
+          <w:t>31.5</w:t>
+        </w:r>
+        <w:r>
+          <w:t xml:space="preserve"> </w:t>
+        </w:r>
+      </w:ins>
+      <w:r>
+        <w:t>nmi</w:t>
+      </w:r>
+      <w:ins w:id="248" w:author="Anthony Cossio" w:date="2025-05-27T14:30:00Z">
+        <w:r>
+          <w:rPr>
+            <w:vertAlign w:val="superscript"/>
+            <w:rPrChange w:id="249" w:author="Anthony Cossio" w:date="2025-05-27T14:30:00Z">
+              <w:rPr/>
+            </w:rPrChange>
+          </w:rPr>
+          <w:t>2</w:t>
+        </w:r>
+      </w:ins>
+      <w:r>
+        <w:t xml:space="preserve"> per grid cell. We th</w:t>
+      </w:r>
+      <w:del w:id="250" w:author="Anthony Cossio" w:date="2025-05-27T14:30:00Z">
+        <w:r>
+          <w:delText>a</w:delText>
+        </w:r>
+      </w:del>
+      <w:ins w:id="251" w:author="Anthony Cossio" w:date="2025-05-27T14:30:00Z">
+        <w:r>
+          <w:t>e</w:t>
+        </w:r>
+      </w:ins>
+      <w:r>
+        <w:t>n allocated the glider dives to these cells and averaged all data within a grid. This reduced the number of data points of each glider by more than half from 321 (AMLR03) and 323 (AMLR04) profiles</w:t>
+      </w:r>
+      <w:r>
+        <w:rPr>
+          <w:spacing w:val="-4"/>
+        </w:rPr>
+        <w:t xml:space="preserve"> </w:t>
+      </w:r>
+      <w:r>
+        <w:t>in</w:t>
+      </w:r>
+      <w:r>
+        <w:rPr>
+          <w:spacing w:val="-3"/>
+        </w:rPr>
+        <w:t xml:space="preserve"> </w:t>
+      </w:r>
+      <w:r>
+        <w:t>the</w:t>
+      </w:r>
+      <w:r>
+        <w:rPr>
+          <w:spacing w:val="-2"/>
+        </w:rPr>
+        <w:t xml:space="preserve"> </w:t>
+      </w:r>
+      <w:r>
+        <w:t>un-gridded</w:t>
+      </w:r>
+      <w:r>
+        <w:rPr>
+          <w:spacing w:val="-2"/>
+        </w:rPr>
+        <w:t xml:space="preserve"> </w:t>
+      </w:r>
+      <w:r>
+        <w:t>data</w:t>
+      </w:r>
+      <w:r>
+        <w:rPr>
+          <w:spacing w:val="-3"/>
+        </w:rPr>
+        <w:t xml:space="preserve"> </w:t>
+      </w:r>
+      <w:r>
+        <w:t>to</w:t>
+      </w:r>
+      <w:r>
+        <w:rPr>
+          <w:spacing w:val="-2"/>
+        </w:rPr>
+        <w:t xml:space="preserve"> </w:t>
+      </w:r>
+      <w:del w:id="252" w:author="Anthony Cossio" w:date="2025-05-09T15:49:00Z">
+        <w:r>
+          <w:delText>115</w:delText>
+        </w:r>
+        <w:r>
+          <w:rPr>
+            <w:spacing w:val="-2"/>
+          </w:rPr>
+          <w:delText xml:space="preserve"> </w:delText>
+        </w:r>
+      </w:del>
+      <w:ins w:id="253" w:author="Anthony Cossio" w:date="2025-05-09T15:49:00Z">
+        <w:r>
+          <w:t>74</w:t>
+        </w:r>
+        <w:r>
+          <w:rPr>
+            <w:spacing w:val="-2"/>
+          </w:rPr>
+          <w:t xml:space="preserve"> </w:t>
+        </w:r>
+      </w:ins>
+      <w:r>
+        <w:t>(AMLR03)</w:t>
+      </w:r>
+      <w:r>
+        <w:rPr>
+          <w:spacing w:val="-2"/>
+        </w:rPr>
+        <w:t xml:space="preserve"> </w:t>
+      </w:r>
+      <w:r>
+        <w:t>and</w:t>
+      </w:r>
+      <w:r>
+        <w:rPr>
+          <w:spacing w:val="-2"/>
+        </w:rPr>
+        <w:t xml:space="preserve"> </w:t>
+      </w:r>
+      <w:del w:id="254" w:author="Anthony Cossio" w:date="2025-05-09T15:49:00Z">
+        <w:r>
+          <w:delText>117</w:delText>
+        </w:r>
+        <w:r>
+          <w:rPr>
+            <w:spacing w:val="-2"/>
+          </w:rPr>
+          <w:delText xml:space="preserve"> </w:delText>
+        </w:r>
+      </w:del>
+      <w:ins w:id="255" w:author="Anthony Cossio" w:date="2025-05-09T15:49:00Z">
+        <w:r>
+          <w:t>72</w:t>
+        </w:r>
+        <w:r>
+          <w:rPr>
+            <w:spacing w:val="-2"/>
+          </w:rPr>
+          <w:t xml:space="preserve"> </w:t>
+        </w:r>
+      </w:ins>
+      <w:r>
+        <w:t>(AMLR04)</w:t>
+      </w:r>
+      <w:r>
+        <w:rPr>
+          <w:spacing w:val="-1"/>
+        </w:rPr>
+        <w:t xml:space="preserve"> </w:t>
+      </w:r>
+      <w:r>
+        <w:t>in</w:t>
+      </w:r>
+      <w:r>
+        <w:rPr>
+          <w:spacing w:val="-3"/>
+        </w:rPr>
+        <w:t xml:space="preserve"> </w:t>
+      </w:r>
+      <w:r>
+        <w:t>the</w:t>
+      </w:r>
+      <w:r>
+        <w:rPr>
+          <w:spacing w:val="-2"/>
+        </w:rPr>
+        <w:t xml:space="preserve"> </w:t>
+      </w:r>
+      <w:r>
+        <w:t>gridded</w:t>
+      </w:r>
+      <w:r>
+        <w:rPr>
+          <w:spacing w:val="-2"/>
+        </w:rPr>
+        <w:t xml:space="preserve"> </w:t>
+      </w:r>
+      <w:r>
+        <w:t>data.</w:t>
+      </w:r>
+      <w:r>
+        <w:rPr>
+          <w:spacing w:val="-3"/>
+        </w:rPr>
+        <w:t xml:space="preserve"> </w:t>
+      </w:r>
+      <w:r>
+        <w:t>Each</w:t>
+      </w:r>
+      <w:r>
+        <w:rPr>
+          <w:spacing w:val="-3"/>
+        </w:rPr>
+        <w:t xml:space="preserve"> </w:t>
+      </w:r>
+      <w:r>
+        <w:t xml:space="preserve">grid cell with data resulted in grid cells had from 1 to </w:t>
+      </w:r>
+      <w:del w:id="256" w:author="Anthony Cossio" w:date="2025-05-27T14:35:00Z">
+        <w:r>
+          <w:delText xml:space="preserve">9 </w:delText>
+        </w:r>
+      </w:del>
+      <w:ins w:id="257" w:author="Anthony Cossio" w:date="2025-05-27T14:35:00Z">
+        <w:r>
+          <w:t>19</w:t>
+        </w:r>
+        <w:r>
+          <w:t xml:space="preserve"> </w:t>
+        </w:r>
+      </w:ins>
+      <w:r>
+        <w:t xml:space="preserve">profiles in a cell with an average of </w:t>
+      </w:r>
+      <w:del w:id="258" w:author="Anthony Cossio" w:date="2025-05-27T14:36:00Z">
+        <w:r>
+          <w:delText>2.7</w:delText>
+        </w:r>
+      </w:del>
+      <w:ins w:id="259" w:author="Anthony Cossio" w:date="2025-05-27T14:36:00Z">
+        <w:r>
+          <w:t>4.5</w:t>
+        </w:r>
+      </w:ins>
+      <w:r>
+        <w:t xml:space="preserve"> profiles per grid cell or AMLR04 while AMLR03 had 1 to </w:t>
+      </w:r>
+      <w:del w:id="260" w:author="Anthony Cossio" w:date="2025-05-27T14:43:00Z">
+        <w:r>
+          <w:delText xml:space="preserve">13 </w:delText>
+        </w:r>
+      </w:del>
+      <w:ins w:id="261" w:author="Anthony Cossio" w:date="2025-05-27T14:43:00Z">
+        <w:r>
+          <w:t>1</w:t>
+        </w:r>
+        <w:r>
+          <w:t>5</w:t>
+        </w:r>
+        <w:r>
+          <w:t xml:space="preserve"> </w:t>
+        </w:r>
+      </w:ins>
+      <w:r>
+        <w:t xml:space="preserve">profiles per grid cell with </w:t>
+      </w:r>
+      <w:del w:id="262" w:author="Anthony Cossio" w:date="2025-05-27T14:45:00Z">
+        <w:r>
+          <w:delText>just three grid cells having more than 10 profiles in them</w:delText>
+        </w:r>
+      </w:del>
       <w:proofErr w:type="spellStart"/>
-      <w:r>
-        <w:t>nmi</w:t>
-      </w:r>
-      <w:proofErr w:type="spellEnd"/>
-      <w:r>
-        <w:t xml:space="preserve"> per grid cell. We than allocated the glider dives to these cells and averaged all data within a grid. This reduced the number of data points of each glider by more than half from 321 (AMLR03) and 323 (AMLR04) profiles</w:t>
-      </w:r>
-      <w:r>
-        <w:rPr>
-          <w:spacing w:val="-4"/>
-        </w:rPr>
-        <w:t xml:space="preserve"> </w:t>
-      </w:r>
-      <w:r>
-        <w:t>in</w:t>
-      </w:r>
-      <w:r>
-        <w:rPr>
-          <w:spacing w:val="-3"/>
-        </w:rPr>
-        <w:t xml:space="preserve"> </w:t>
-      </w:r>
-      <w:r>
-        <w:t>the</w:t>
-      </w:r>
-      <w:r>
-        <w:rPr>
-          <w:spacing w:val="-2"/>
-        </w:rPr>
-        <w:t xml:space="preserve"> </w:t>
-      </w:r>
-      <w:r>
-        <w:t>un-gridded</w:t>
-      </w:r>
-      <w:r>
-        <w:rPr>
-          <w:spacing w:val="-2"/>
-        </w:rPr>
-        <w:t xml:space="preserve"> </w:t>
-      </w:r>
-      <w:r>
-        <w:t>data</w:t>
-      </w:r>
-      <w:r>
-        <w:rPr>
-          <w:spacing w:val="-3"/>
-        </w:rPr>
-        <w:t xml:space="preserve"> </w:t>
-      </w:r>
-      <w:r>
-        <w:t>to</w:t>
-      </w:r>
-      <w:r>
-        <w:rPr>
-          <w:spacing w:val="-2"/>
-        </w:rPr>
-        <w:t xml:space="preserve"> </w:t>
-      </w:r>
-      <w:del w:id="247" w:author="Anthony Cossio" w:date="2025-05-09T15:49:00Z">
-        <w:r>
-          <w:delText>115</w:delText>
-        </w:r>
-        <w:r>
-          <w:rPr>
-            <w:spacing w:val="-2"/>
-          </w:rPr>
-          <w:delText xml:space="preserve"> </w:delText>
-        </w:r>
-      </w:del>
-      <w:ins w:id="248" w:author="Anthony Cossio" w:date="2025-05-09T15:49:00Z">
-        <w:r>
-          <w:t>74</w:t>
-        </w:r>
-        <w:r>
-          <w:rPr>
-            <w:spacing w:val="-2"/>
-          </w:rPr>
-          <w:t xml:space="preserve"> </w:t>
+      <w:ins w:id="263" w:author="Anthony Cossio" w:date="2025-05-27T14:45:00Z">
+        <w:r>
+          <w:t>with</w:t>
+        </w:r>
+        <w:proofErr w:type="spellEnd"/>
+        <w:r>
+          <w:t xml:space="preserve"> an average of 4.3 profiles per grid cell</w:t>
         </w:r>
       </w:ins>
       <w:r>
-        <w:t>(AMLR03)</w:t>
-      </w:r>
-      <w:r>
-        <w:rPr>
-          <w:spacing w:val="-2"/>
-        </w:rPr>
-        <w:t xml:space="preserve"> </w:t>
-      </w:r>
-      <w:r>
-        <w:t>and</w:t>
-      </w:r>
-      <w:r>
-        <w:rPr>
-          <w:spacing w:val="-2"/>
-        </w:rPr>
-        <w:t xml:space="preserve"> </w:t>
-      </w:r>
-      <w:del w:id="249" w:author="Anthony Cossio" w:date="2025-05-09T15:49:00Z">
-        <w:r>
-          <w:delText>117</w:delText>
-        </w:r>
-        <w:r>
-          <w:rPr>
-            <w:spacing w:val="-2"/>
-          </w:rPr>
-          <w:delText xml:space="preserve"> </w:delText>
-        </w:r>
-      </w:del>
-      <w:ins w:id="250" w:author="Anthony Cossio" w:date="2025-05-09T15:49:00Z">
-        <w:r>
-          <w:t>72</w:t>
-        </w:r>
-        <w:r>
-          <w:rPr>
-            <w:spacing w:val="-2"/>
-          </w:rPr>
-          <w:t xml:space="preserve"> </w:t>
-        </w:r>
-      </w:ins>
-      <w:r>
-        <w:t>(AMLR04)</w:t>
-      </w:r>
-      <w:r>
-        <w:rPr>
-          <w:spacing w:val="-1"/>
-        </w:rPr>
-        <w:t xml:space="preserve"> </w:t>
-      </w:r>
-      <w:r>
-        <w:t>in</w:t>
-      </w:r>
-      <w:r>
-        <w:rPr>
-          <w:spacing w:val="-3"/>
-        </w:rPr>
-        <w:t xml:space="preserve"> </w:t>
-      </w:r>
-      <w:r>
-        <w:t>the</w:t>
-      </w:r>
-      <w:r>
-        <w:rPr>
-          <w:spacing w:val="-2"/>
-        </w:rPr>
-        <w:t xml:space="preserve"> </w:t>
-      </w:r>
-      <w:r>
-        <w:t>gridded</w:t>
-      </w:r>
-      <w:r>
-        <w:rPr>
-          <w:spacing w:val="-2"/>
-        </w:rPr>
-        <w:t xml:space="preserve"> </w:t>
-      </w:r>
-      <w:r>
-        <w:t>data.</w:t>
-      </w:r>
-      <w:r>
-        <w:rPr>
-          <w:spacing w:val="-3"/>
-        </w:rPr>
-        <w:t xml:space="preserve"> </w:t>
-      </w:r>
-      <w:r>
-        <w:t>Each</w:t>
-      </w:r>
-      <w:r>
-        <w:rPr>
-          <w:spacing w:val="-3"/>
-        </w:rPr>
-        <w:t xml:space="preserve"> </w:t>
-      </w:r>
-      <w:r>
-        <w:t>grid cell with data resulted in grid cells had from 1 to 9 profiles in a cell with an average of 2.7 profiles per grid cell or AMLR04 while AMLR03 had 1 to 13 profiles per grid cell with just three grid cells having more than 10 profiles in them.</w:t>
+        <w:t>.</w:t>
       </w:r>
     </w:p>
     <w:p>
@@ -12140,15 +12173,28 @@
         </w:rPr>
         <w:t xml:space="preserve"> </w:t>
       </w:r>
-      <w:r>
-        <w:t>7</w:t>
-      </w:r>
-      <w:r>
-        <w:rPr>
-          <w:spacing w:val="-2"/>
-        </w:rPr>
-        <w:t xml:space="preserve"> </w:t>
-      </w:r>
+      <w:del w:id="264" w:author="Anthony Cossio" w:date="2025-05-27T15:07:00Z">
+        <w:r>
+          <w:delText>7</w:delText>
+        </w:r>
+        <w:r>
+          <w:rPr>
+            <w:spacing w:val="-2"/>
+          </w:rPr>
+          <w:delText xml:space="preserve"> </w:delText>
+        </w:r>
+      </w:del>
+      <w:ins w:id="265" w:author="Anthony Cossio" w:date="2025-05-27T15:07:00Z">
+        <w:r>
+          <w:t>3</w:t>
+        </w:r>
+        <w:r>
+          <w:rPr>
+            <w:spacing w:val="-2"/>
+          </w:rPr>
+          <w:t xml:space="preserve"> </w:t>
+        </w:r>
+      </w:ins>
       <w:r>
         <w:t>percent</w:t>
       </w:r>
@@ -12246,6 +12292,536 @@
         </w:rPr>
         <w:t xml:space="preserve"> estimates</w:t>
       </w:r>
+    </w:p>
+    <w:p>
+      <w:pPr>
+        <w:pStyle w:val="BodyText"/>
+        <w:spacing w:before="181" w:line="259" w:lineRule="auto"/>
+        <w:ind w:left="100" w:right="153"/>
+        <w:rPr>
+          <w:ins w:id="266" w:author="Anthony Cossio" w:date="2025-05-27T15:38:00Z"/>
+        </w:rPr>
+      </w:pPr>
+      <w:r>
+        <w:t xml:space="preserve">The various estimates of krill </w:t>
+      </w:r>
+      <w:ins w:id="267" w:author="Anthony Cossio" w:date="2025-05-27T15:43:00Z">
+        <w:r>
+          <w:t xml:space="preserve">densities and </w:t>
+        </w:r>
+      </w:ins>
+      <w:r>
+        <w:t>biomass</w:t>
+      </w:r>
+      <w:ins w:id="268" w:author="Anthony Cossio" w:date="2025-05-27T15:44:00Z">
+        <w:r>
+          <w:t>es</w:t>
+        </w:r>
+      </w:ins>
+      <w:r>
+        <w:t xml:space="preserve"> in the Bransfield Strait </w:t>
+      </w:r>
+      <w:ins w:id="269" w:author="Anthony Cossio" w:date="2025-05-27T15:44:00Z">
+        <w:r>
+          <w:t xml:space="preserve">survey area </w:t>
+        </w:r>
+      </w:ins>
+      <w:r>
+        <w:t xml:space="preserve">are presented in Tables </w:t>
+      </w:r>
+      <w:commentRangeStart w:id="270"/>
+      <w:r>
+        <w:t>3, 4, and 5</w:t>
+      </w:r>
+      <w:commentRangeEnd w:id="270"/>
+      <w:r>
+        <w:rPr>
+          <w:rStyle w:val="CommentReference"/>
+        </w:rPr>
+        <w:commentReference w:id="270"/>
+      </w:r>
+      <w:r>
+        <w:t xml:space="preserve">. </w:t>
+      </w:r>
+      <w:del w:id="271" w:author="Anthony Cossio" w:date="2025-05-27T15:08:00Z">
+        <w:r>
+          <w:delText xml:space="preserve">AMLR03 seemed to have the best calibration and so we focus on those estimates here. </w:delText>
+        </w:r>
+      </w:del>
+      <w:r>
+        <w:t xml:space="preserve">Calculated total </w:t>
+      </w:r>
+      <w:del w:id="272" w:author="Anthony Cossio" w:date="2025-05-27T15:44:00Z">
+        <w:r>
+          <w:delText xml:space="preserve">biomass </w:delText>
+        </w:r>
+      </w:del>
+      <w:proofErr w:type="spellStart"/>
+      <w:ins w:id="273" w:author="Anthony Cossio" w:date="2025-05-27T15:44:00Z">
+        <w:r>
+          <w:t>densites</w:t>
+        </w:r>
+        <w:proofErr w:type="spellEnd"/>
+        <w:r>
+          <w:t xml:space="preserve"> </w:t>
+        </w:r>
+      </w:ins>
+      <w:ins w:id="274" w:author="Anthony Cossio" w:date="2025-05-27T15:21:00Z">
+        <w:r>
+          <w:t xml:space="preserve">estimates </w:t>
+        </w:r>
+      </w:ins>
+      <w:r>
+        <w:t>for the Bransfield Strait</w:t>
+      </w:r>
+      <w:ins w:id="275" w:author="Anthony Cossio" w:date="2025-05-27T15:27:00Z">
+        <w:r>
+          <w:t xml:space="preserve"> survey area</w:t>
+        </w:r>
+      </w:ins>
+      <w:r>
+        <w:t xml:space="preserve">, ranged from </w:t>
+      </w:r>
+      <w:del w:id="276" w:author="Anthony Cossio" w:date="2025-05-27T15:27:00Z">
+        <w:r>
+          <w:delText>93.64</w:delText>
+        </w:r>
+      </w:del>
+      <w:ins w:id="277" w:author="Anthony Cossio" w:date="2025-05-27T15:29:00Z">
+        <w:r>
+          <w:t>38.22</w:t>
+        </w:r>
+      </w:ins>
+      <w:r>
+        <w:t xml:space="preserve"> to </w:t>
+      </w:r>
+      <w:del w:id="278" w:author="Anthony Cossio" w:date="2025-05-27T15:28:00Z">
+        <w:r>
+          <w:delText>151.29</w:delText>
+        </w:r>
+      </w:del>
+      <w:ins w:id="279" w:author="Anthony Cossio" w:date="2025-05-27T15:28:00Z">
+        <w:r>
+          <w:t>48.37</w:t>
+        </w:r>
+      </w:ins>
+      <w:r>
+        <w:t xml:space="preserve"> </w:t>
+      </w:r>
+      <w:r>
+        <w:rPr>
+          <w:color w:val="212121"/>
+        </w:rPr>
+        <w:t>g m</w:t>
+      </w:r>
+      <w:r>
+        <w:rPr>
+          <w:color w:val="212121"/>
+          <w:vertAlign w:val="superscript"/>
+        </w:rPr>
+        <w:t>-2</w:t>
+      </w:r>
+      <w:r>
+        <w:rPr>
+          <w:color w:val="212121"/>
+        </w:rPr>
+        <w:t xml:space="preserve"> </w:t>
+      </w:r>
+      <w:r>
+        <w:t>at 70 kHz and 120 kHz using</w:t>
+      </w:r>
+      <w:r>
+        <w:rPr>
+          <w:spacing w:val="-4"/>
+        </w:rPr>
+        <w:t xml:space="preserve"> </w:t>
+      </w:r>
+      <w:r>
+        <w:t>the</w:t>
+      </w:r>
+      <w:r>
+        <w:rPr>
+          <w:spacing w:val="-3"/>
+        </w:rPr>
+        <w:t xml:space="preserve"> </w:t>
+      </w:r>
+      <w:r>
+        <w:t>full</w:t>
+      </w:r>
+      <w:r>
+        <w:rPr>
+          <w:spacing w:val="-3"/>
+        </w:rPr>
+        <w:t xml:space="preserve"> </w:t>
+      </w:r>
+      <w:r>
+        <w:t>echo</w:t>
+      </w:r>
+      <w:r>
+        <w:rPr>
+          <w:spacing w:val="-4"/>
+        </w:rPr>
+        <w:t xml:space="preserve"> </w:t>
+      </w:r>
+      <w:r>
+        <w:t>energy</w:t>
+      </w:r>
+      <w:r>
+        <w:rPr>
+          <w:spacing w:val="-4"/>
+        </w:rPr>
+        <w:t xml:space="preserve"> </w:t>
+      </w:r>
+      <w:r>
+        <w:t>integration</w:t>
+      </w:r>
+      <w:r>
+        <w:rPr>
+          <w:spacing w:val="-4"/>
+        </w:rPr>
+        <w:t xml:space="preserve"> </w:t>
+      </w:r>
+      <w:r>
+        <w:t>approach,</w:t>
+      </w:r>
+      <w:r>
+        <w:rPr>
+          <w:spacing w:val="-3"/>
+        </w:rPr>
+        <w:t xml:space="preserve"> </w:t>
+      </w:r>
+      <w:r>
+        <w:t>from</w:t>
+      </w:r>
+      <w:r>
+        <w:rPr>
+          <w:spacing w:val="-4"/>
+        </w:rPr>
+        <w:t xml:space="preserve"> </w:t>
+      </w:r>
+      <w:del w:id="280" w:author="Anthony Cossio" w:date="2025-05-27T15:29:00Z">
+        <w:r>
+          <w:delText>83.48</w:delText>
+        </w:r>
+      </w:del>
+      <w:ins w:id="281" w:author="Anthony Cossio" w:date="2025-05-27T15:29:00Z">
+        <w:r>
+          <w:t>33.91</w:t>
+        </w:r>
+      </w:ins>
+      <w:r>
+        <w:rPr>
+          <w:spacing w:val="-3"/>
+        </w:rPr>
+        <w:t xml:space="preserve"> </w:t>
+      </w:r>
+      <w:r>
+        <w:t>to</w:t>
+      </w:r>
+      <w:r>
+        <w:rPr>
+          <w:spacing w:val="-4"/>
+        </w:rPr>
+        <w:t xml:space="preserve"> </w:t>
+      </w:r>
+      <w:del w:id="282" w:author="Anthony Cossio" w:date="2025-05-27T15:29:00Z">
+        <w:r>
+          <w:delText>137.53</w:delText>
+        </w:r>
+      </w:del>
+      <w:ins w:id="283" w:author="Anthony Cossio" w:date="2025-05-27T15:29:00Z">
+        <w:r>
+          <w:t>41.89</w:t>
+        </w:r>
+      </w:ins>
+      <w:r>
+        <w:rPr>
+          <w:spacing w:val="-3"/>
+        </w:rPr>
+        <w:t xml:space="preserve"> </w:t>
+      </w:r>
+      <w:r>
+        <w:rPr>
+          <w:color w:val="212121"/>
+        </w:rPr>
+        <w:t>g</w:t>
+      </w:r>
+      <w:r>
+        <w:rPr>
+          <w:color w:val="212121"/>
+          <w:spacing w:val="-3"/>
+        </w:rPr>
+        <w:t xml:space="preserve"> </w:t>
+      </w:r>
+      <w:r>
+        <w:rPr>
+          <w:color w:val="212121"/>
+        </w:rPr>
+        <w:t>m</w:t>
+      </w:r>
+      <w:r>
+        <w:rPr>
+          <w:color w:val="212121"/>
+          <w:vertAlign w:val="superscript"/>
+        </w:rPr>
+        <w:t>-2</w:t>
+      </w:r>
+      <w:r>
+        <w:rPr>
+          <w:color w:val="212121"/>
+          <w:spacing w:val="-25"/>
+        </w:rPr>
+        <w:t xml:space="preserve"> </w:t>
+      </w:r>
+      <w:r>
+        <w:t>at</w:t>
+      </w:r>
+      <w:r>
+        <w:rPr>
+          <w:spacing w:val="-6"/>
+        </w:rPr>
+        <w:t xml:space="preserve"> </w:t>
+      </w:r>
+      <w:r>
+        <w:t>70</w:t>
+      </w:r>
+      <w:r>
+        <w:rPr>
+          <w:spacing w:val="-3"/>
+        </w:rPr>
+        <w:t xml:space="preserve"> </w:t>
+      </w:r>
+      <w:r>
+        <w:t>kHz</w:t>
+      </w:r>
+      <w:r>
+        <w:rPr>
+          <w:spacing w:val="-4"/>
+        </w:rPr>
+        <w:t xml:space="preserve"> </w:t>
+      </w:r>
+      <w:r>
+        <w:t>and</w:t>
+      </w:r>
+      <w:r>
+        <w:rPr>
+          <w:spacing w:val="-2"/>
+        </w:rPr>
+        <w:t xml:space="preserve"> </w:t>
+      </w:r>
+      <w:r>
+        <w:t>120</w:t>
+      </w:r>
+      <w:r>
+        <w:rPr>
+          <w:spacing w:val="-3"/>
+        </w:rPr>
+        <w:t xml:space="preserve"> </w:t>
+      </w:r>
+      <w:r>
+        <w:t xml:space="preserve">kHz using the </w:t>
+      </w:r>
+      <w:proofErr w:type="gramStart"/>
+      <w:r>
+        <w:t>schools</w:t>
+      </w:r>
+      <w:proofErr w:type="gramEnd"/>
+      <w:r>
+        <w:t xml:space="preserve"> approach</w:t>
+      </w:r>
+      <w:ins w:id="284" w:author="Anthony Cossio" w:date="2025-05-27T15:36:00Z">
+        <w:r>
+          <w:t xml:space="preserve"> for both glider</w:t>
+        </w:r>
+      </w:ins>
+      <w:ins w:id="285" w:author="Anthony Cossio" w:date="2025-05-27T15:37:00Z">
+        <w:r>
+          <w:t>s</w:t>
+        </w:r>
+      </w:ins>
+      <w:ins w:id="286" w:author="Anthony Cossio" w:date="2025-05-27T15:30:00Z">
+        <w:r>
+          <w:t>.</w:t>
+        </w:r>
+      </w:ins>
+      <w:ins w:id="287" w:author="Anthony Cossio" w:date="2025-05-27T15:34:00Z">
+        <w:r>
+          <w:t xml:space="preserve"> </w:t>
+        </w:r>
+      </w:ins>
+      <w:moveToRangeStart w:id="288" w:author="Anthony Cossio" w:date="2025-05-27T15:34:00Z" w:name="move199252478"/>
+      <w:moveTo w:id="289" w:author="Anthony Cossio" w:date="2025-05-27T15:34:00Z">
+        <w:del w:id="290" w:author="Anthony Cossio" w:date="2025-05-27T15:38:00Z">
+          <w:r>
+            <w:delText>.</w:delText>
+          </w:r>
+        </w:del>
+        <w:r>
+          <w:t xml:space="preserve"> The difference between</w:t>
+        </w:r>
+        <w:r>
+          <w:rPr>
+            <w:spacing w:val="-1"/>
+          </w:rPr>
+          <w:t xml:space="preserve"> </w:t>
+        </w:r>
+        <w:r>
+          <w:t>the two</w:t>
+        </w:r>
+        <w:r>
+          <w:rPr>
+            <w:spacing w:val="-1"/>
+          </w:rPr>
+          <w:t xml:space="preserve"> </w:t>
+        </w:r>
+        <w:r>
+          <w:t>approaches is</w:t>
+        </w:r>
+        <w:r>
+          <w:rPr>
+            <w:spacing w:val="-2"/>
+          </w:rPr>
+          <w:t xml:space="preserve"> </w:t>
+        </w:r>
+        <w:r>
+          <w:t xml:space="preserve">about </w:t>
+        </w:r>
+        <w:del w:id="291" w:author="Anthony Cossio" w:date="2025-05-27T15:34:00Z">
+          <w:r>
+            <w:delText>10 g m-2 (5 to</w:delText>
+          </w:r>
+          <w:r>
+            <w:rPr>
+              <w:spacing w:val="-1"/>
+            </w:rPr>
+            <w:delText xml:space="preserve"> </w:delText>
+          </w:r>
+          <w:r>
+            <w:delText>10</w:delText>
+          </w:r>
+        </w:del>
+      </w:moveTo>
+      <w:ins w:id="292" w:author="Anthony Cossio" w:date="2025-05-27T15:34:00Z">
+        <w:r>
+          <w:t>13-16</w:t>
+        </w:r>
+      </w:ins>
+      <w:moveTo w:id="293" w:author="Anthony Cossio" w:date="2025-05-27T15:34:00Z">
+        <w:r>
+          <w:t>%</w:t>
+        </w:r>
+        <w:del w:id="294" w:author="Anthony Cossio" w:date="2025-05-27T15:34:00Z">
+          <w:r>
+            <w:delText>)</w:delText>
+          </w:r>
+        </w:del>
+        <w:r>
+          <w:t xml:space="preserve"> and suggests that most of the acoustic returns at these frequencies is </w:t>
+        </w:r>
+        <w:del w:id="295" w:author="Anthony Cossio" w:date="2025-05-27T15:35:00Z">
+          <w:r>
+            <w:delText>krill like</w:delText>
+          </w:r>
+        </w:del>
+      </w:moveTo>
+      <w:ins w:id="296" w:author="Anthony Cossio" w:date="2025-05-27T15:35:00Z">
+        <w:r>
+          <w:t>found in schools</w:t>
+        </w:r>
+      </w:ins>
+      <w:moveTo w:id="297" w:author="Anthony Cossio" w:date="2025-05-27T15:34:00Z">
+        <w:del w:id="298" w:author="Anthony Cossio" w:date="2025-05-27T15:38:00Z">
+          <w:r>
+            <w:delText>.</w:delText>
+          </w:r>
+        </w:del>
+      </w:moveTo>
+      <w:moveToRangeEnd w:id="288"/>
+      <w:del w:id="299" w:author="Anthony Cossio" w:date="2025-05-27T15:38:00Z">
+        <w:r>
+          <w:delText xml:space="preserve">, and from 101.77 to 161.95 </w:delText>
+        </w:r>
+        <w:r>
+          <w:rPr>
+            <w:color w:val="212121"/>
+          </w:rPr>
+          <w:delText>g m</w:delText>
+        </w:r>
+        <w:r>
+          <w:rPr>
+            <w:color w:val="212121"/>
+            <w:vertAlign w:val="superscript"/>
+          </w:rPr>
+          <w:delText>-2</w:delText>
+        </w:r>
+        <w:r>
+          <w:rPr>
+            <w:color w:val="212121"/>
+            <w:spacing w:val="-21"/>
+          </w:rPr>
+          <w:delText xml:space="preserve"> </w:delText>
+        </w:r>
+        <w:r>
+          <w:delText>at 70 kHz and 120 kHz using the bootstrap</w:delText>
+        </w:r>
+        <w:r>
+          <w:rPr>
+            <w:spacing w:val="-1"/>
+          </w:rPr>
+          <w:delText xml:space="preserve"> </w:delText>
+        </w:r>
+        <w:r>
+          <w:delText>approach</w:delText>
+        </w:r>
+      </w:del>
+      <w:moveFromRangeStart w:id="300" w:author="Anthony Cossio" w:date="2025-05-27T15:34:00Z" w:name="move199252478"/>
+      <w:moveFrom w:id="301" w:author="Anthony Cossio" w:date="2025-05-27T15:34:00Z">
+        <w:del w:id="302" w:author="Anthony Cossio" w:date="2025-05-27T15:38:00Z">
+          <w:r>
+            <w:delText>. The difference between</w:delText>
+          </w:r>
+          <w:r>
+            <w:rPr>
+              <w:spacing w:val="-1"/>
+            </w:rPr>
+            <w:delText xml:space="preserve"> </w:delText>
+          </w:r>
+          <w:r>
+            <w:delText>the two</w:delText>
+          </w:r>
+          <w:r>
+            <w:rPr>
+              <w:spacing w:val="-1"/>
+            </w:rPr>
+            <w:delText xml:space="preserve"> </w:delText>
+          </w:r>
+          <w:r>
+            <w:delText>approaches is</w:delText>
+          </w:r>
+          <w:r>
+            <w:rPr>
+              <w:spacing w:val="-2"/>
+            </w:rPr>
+            <w:delText xml:space="preserve"> </w:delText>
+          </w:r>
+          <w:r>
+            <w:delText>about 10 g m-2 (5 to</w:delText>
+          </w:r>
+          <w:r>
+            <w:rPr>
+              <w:spacing w:val="-1"/>
+            </w:rPr>
+            <w:delText xml:space="preserve"> </w:delText>
+          </w:r>
+          <w:r>
+            <w:delText>10%) and suggests that most of the acoustic</w:delText>
+          </w:r>
+        </w:del>
+        <w:r>
+          <w:t xml:space="preserve"> returns at these frequencies is krill like.</w:t>
+        </w:r>
+      </w:moveFrom>
+      <w:moveFromRangeEnd w:id="300"/>
     </w:p>
     <w:p>
       <w:pPr>
@@ -12253,284 +12829,69 @@
         <w:spacing w:before="181" w:line="259" w:lineRule="auto"/>
         <w:ind w:left="100" w:right="153"/>
       </w:pPr>
-      <w:r>
-        <w:t xml:space="preserve">The various estimates of krill biomass in the Bransfield Strait are presented in Tables 3, 4, and 5. AMLR03 seemed to have the best calibration and so we focus on those estimates here. Calculated total biomass for the Bransfield Strait, ranged from 93.64 to 151.29 </w:t>
-      </w:r>
-      <w:r>
-        <w:rPr>
-          <w:color w:val="212121"/>
-        </w:rPr>
-        <w:t>g m</w:t>
-      </w:r>
-      <w:r>
-        <w:rPr>
-          <w:color w:val="212121"/>
-          <w:vertAlign w:val="superscript"/>
-        </w:rPr>
-        <w:t>-2</w:t>
-      </w:r>
-      <w:r>
-        <w:rPr>
-          <w:color w:val="212121"/>
-        </w:rPr>
-        <w:t xml:space="preserve"> </w:t>
-      </w:r>
-      <w:r>
-        <w:t>at 70 kHz and 120 kHz using</w:t>
-      </w:r>
-      <w:r>
-        <w:rPr>
-          <w:spacing w:val="-4"/>
-        </w:rPr>
-        <w:t xml:space="preserve"> </w:t>
-      </w:r>
-      <w:r>
-        <w:t>the</w:t>
-      </w:r>
-      <w:r>
-        <w:rPr>
-          <w:spacing w:val="-3"/>
-        </w:rPr>
-        <w:t xml:space="preserve"> </w:t>
-      </w:r>
-      <w:r>
-        <w:t>full</w:t>
-      </w:r>
-      <w:r>
-        <w:rPr>
-          <w:spacing w:val="-3"/>
-        </w:rPr>
-        <w:t xml:space="preserve"> </w:t>
-      </w:r>
-      <w:r>
-        <w:t>echo</w:t>
-      </w:r>
-      <w:r>
-        <w:rPr>
-          <w:spacing w:val="-4"/>
-        </w:rPr>
-        <w:t xml:space="preserve"> </w:t>
-      </w:r>
-      <w:r>
-        <w:t>energy</w:t>
-      </w:r>
-      <w:r>
-        <w:rPr>
-          <w:spacing w:val="-4"/>
-        </w:rPr>
-        <w:t xml:space="preserve"> </w:t>
-      </w:r>
-      <w:r>
-        <w:t>integration</w:t>
-      </w:r>
-      <w:r>
-        <w:rPr>
-          <w:spacing w:val="-4"/>
-        </w:rPr>
-        <w:t xml:space="preserve"> </w:t>
-      </w:r>
-      <w:r>
-        <w:t>approach,</w:t>
-      </w:r>
-      <w:r>
-        <w:rPr>
-          <w:spacing w:val="-3"/>
-        </w:rPr>
-        <w:t xml:space="preserve"> </w:t>
-      </w:r>
-      <w:r>
-        <w:t>from</w:t>
-      </w:r>
-      <w:r>
-        <w:rPr>
-          <w:spacing w:val="-4"/>
-        </w:rPr>
-        <w:t xml:space="preserve"> </w:t>
-      </w:r>
-      <w:r>
-        <w:t>83.48</w:t>
-      </w:r>
-      <w:r>
-        <w:rPr>
-          <w:spacing w:val="-3"/>
-        </w:rPr>
-        <w:t xml:space="preserve"> </w:t>
-      </w:r>
-      <w:r>
-        <w:t>to</w:t>
-      </w:r>
-      <w:r>
-        <w:rPr>
-          <w:spacing w:val="-4"/>
-        </w:rPr>
-        <w:t xml:space="preserve"> </w:t>
-      </w:r>
-      <w:r>
-        <w:t>137.53</w:t>
-      </w:r>
-      <w:r>
-        <w:rPr>
-          <w:spacing w:val="-3"/>
-        </w:rPr>
-        <w:t xml:space="preserve"> </w:t>
-      </w:r>
-      <w:r>
-        <w:rPr>
-          <w:color w:val="212121"/>
-        </w:rPr>
-        <w:t>g</w:t>
-      </w:r>
-      <w:r>
-        <w:rPr>
-          <w:color w:val="212121"/>
-          <w:spacing w:val="-3"/>
-        </w:rPr>
-        <w:t xml:space="preserve"> </w:t>
-      </w:r>
-      <w:r>
-        <w:rPr>
-          <w:color w:val="212121"/>
-        </w:rPr>
-        <w:t>m</w:t>
-      </w:r>
-      <w:r>
-        <w:rPr>
-          <w:color w:val="212121"/>
-          <w:vertAlign w:val="superscript"/>
-        </w:rPr>
-        <w:t>-2</w:t>
-      </w:r>
-      <w:r>
-        <w:rPr>
-          <w:color w:val="212121"/>
-          <w:spacing w:val="-25"/>
-        </w:rPr>
-        <w:t xml:space="preserve"> </w:t>
-      </w:r>
-      <w:r>
-        <w:t>at</w:t>
-      </w:r>
-      <w:r>
-        <w:rPr>
-          <w:spacing w:val="-6"/>
-        </w:rPr>
-        <w:t xml:space="preserve"> </w:t>
-      </w:r>
-      <w:r>
-        <w:t>70</w:t>
-      </w:r>
-      <w:r>
-        <w:rPr>
-          <w:spacing w:val="-3"/>
-        </w:rPr>
-        <w:t xml:space="preserve"> </w:t>
-      </w:r>
-      <w:r>
-        <w:t>kHz</w:t>
-      </w:r>
-      <w:r>
-        <w:rPr>
-          <w:spacing w:val="-4"/>
-        </w:rPr>
-        <w:t xml:space="preserve"> </w:t>
-      </w:r>
-      <w:r>
-        <w:t>and</w:t>
-      </w:r>
-      <w:r>
-        <w:rPr>
-          <w:spacing w:val="-2"/>
-        </w:rPr>
-        <w:t xml:space="preserve"> </w:t>
-      </w:r>
-      <w:r>
-        <w:t>120</w:t>
-      </w:r>
-      <w:r>
-        <w:rPr>
-          <w:spacing w:val="-3"/>
-        </w:rPr>
-        <w:t xml:space="preserve"> </w:t>
-      </w:r>
-      <w:r>
-        <w:t xml:space="preserve">kHz using the </w:t>
-      </w:r>
+      <w:ins w:id="303" w:author="Anthony Cossio" w:date="2025-05-27T15:38:00Z">
+        <w:r>
+          <w:t>Bootstrapped estimates of</w:t>
+        </w:r>
+      </w:ins>
+      <w:ins w:id="304" w:author="Anthony Cossio" w:date="2025-05-27T15:46:00Z">
+        <w:r>
+          <w:t xml:space="preserve"> densities of krill </w:t>
+        </w:r>
+      </w:ins>
+      <w:ins w:id="305" w:author="Anthony Cossio" w:date="2025-05-27T15:47:00Z">
+        <w:r>
+          <w:t xml:space="preserve">for all glider profiles </w:t>
+        </w:r>
+      </w:ins>
+      <w:ins w:id="306" w:author="Anthony Cossio" w:date="2025-05-27T15:52:00Z">
+        <w:r>
+          <w:t>were very similar</w:t>
+        </w:r>
+      </w:ins>
+      <w:ins w:id="307" w:author="Anthony Cossio" w:date="2025-05-27T15:54:00Z">
+        <w:r>
+          <w:t xml:space="preserve"> </w:t>
+        </w:r>
+        <w:r>
+          <w:t xml:space="preserve">to </w:t>
+        </w:r>
+      </w:ins>
       <w:proofErr w:type="gramStart"/>
-      <w:r>
-        <w:t>schools</w:t>
-      </w:r>
-      <w:proofErr w:type="gramEnd"/>
-      <w:r>
-        <w:t xml:space="preserve"> approach, and from 101.77 to 161.95 </w:t>
-      </w:r>
-      <w:r>
-        <w:rPr>
-          <w:color w:val="212121"/>
-        </w:rPr>
-        <w:t>g m</w:t>
-      </w:r>
-      <w:r>
-        <w:rPr>
-          <w:color w:val="212121"/>
-          <w:vertAlign w:val="superscript"/>
-        </w:rPr>
-        <w:t>-2</w:t>
-      </w:r>
-      <w:r>
-        <w:rPr>
-          <w:color w:val="212121"/>
-          <w:spacing w:val="-21"/>
-        </w:rPr>
-        <w:t xml:space="preserve"> </w:t>
-      </w:r>
-      <w:r>
-        <w:t>at 70 kHz and 120 kHz using the bootstrap</w:t>
-      </w:r>
-      <w:r>
-        <w:rPr>
-          <w:spacing w:val="-1"/>
-        </w:rPr>
-        <w:t xml:space="preserve"> </w:t>
-      </w:r>
-      <w:r>
-        <w:t>approach. The difference between</w:t>
-      </w:r>
-      <w:r>
-        <w:rPr>
-          <w:spacing w:val="-1"/>
-        </w:rPr>
-        <w:t xml:space="preserve"> </w:t>
-      </w:r>
-      <w:r>
-        <w:t>the two</w:t>
-      </w:r>
-      <w:r>
-        <w:rPr>
-          <w:spacing w:val="-1"/>
-        </w:rPr>
-        <w:t xml:space="preserve"> </w:t>
-      </w:r>
-      <w:r>
-        <w:t>approaches is</w:t>
-      </w:r>
-      <w:r>
-        <w:rPr>
-          <w:spacing w:val="-2"/>
-        </w:rPr>
-        <w:t xml:space="preserve"> </w:t>
-      </w:r>
-      <w:r>
-        <w:t>about 10 g m-2 (5 to</w:t>
-      </w:r>
-      <w:r>
-        <w:rPr>
-          <w:spacing w:val="-1"/>
-        </w:rPr>
-        <w:t xml:space="preserve"> </w:t>
-      </w:r>
-      <w:r>
-        <w:t>10%) and suggests that most of the acoustic returns at these frequencies is krill like.</w:t>
-      </w:r>
+      <w:ins w:id="308" w:author="Anthony Cossio" w:date="2025-05-27T15:55:00Z">
+        <w:r>
+          <w:t>. . .</w:t>
+        </w:r>
+      </w:ins>
+      <w:ins w:id="309" w:author="Anthony Cossio" w:date="2025-05-27T15:54:00Z">
+        <w:r>
+          <w:t>(</w:t>
+        </w:r>
+        <w:proofErr w:type="gramEnd"/>
+        <w:r>
+          <w:t xml:space="preserve">Table X and </w:t>
+        </w:r>
+      </w:ins>
+      <w:ins w:id="310" w:author="Anthony Cossio" w:date="2025-05-27T15:55:00Z">
+        <w:r>
+          <w:t>Y</w:t>
+        </w:r>
+      </w:ins>
+      <w:ins w:id="311" w:author="Anthony Cossio" w:date="2025-05-27T15:54:00Z">
+        <w:r>
+          <w:t>)</w:t>
+        </w:r>
+      </w:ins>
+      <w:ins w:id="312" w:author="Anthony Cossio" w:date="2025-05-27T15:57:00Z">
+        <w:r>
+          <w:t>.</w:t>
+        </w:r>
+      </w:ins>
+      <w:ins w:id="313" w:author="Anthony Cossio" w:date="2025-05-27T16:04:00Z">
+        <w:r>
+          <w:t xml:space="preserve"> </w:t>
+        </w:r>
+      </w:ins>
     </w:p>
     <w:p>
       <w:pPr>
@@ -12938,7 +13299,11 @@
         <w:t xml:space="preserve"> </w:t>
       </w:r>
       <w:r>
-        <w:t>location of schools</w:t>
+        <w:t xml:space="preserve">location </w:t>
+      </w:r>
+      <w:r>
+        <w:lastRenderedPageBreak/>
+        <w:t>of schools</w:t>
       </w:r>
       <w:r>
         <w:rPr>
@@ -13349,12 +13714,12 @@
       <w:r>
         <w:t>s</w:t>
       </w:r>
-      <w:ins w:id="251" w:author="Anthony Cossio" w:date="2025-04-02T08:23:00Z">
+      <w:ins w:id="314" w:author="Anthony Cossio" w:date="2025-04-02T08:23:00Z">
         <w:r>
           <w:t>chools</w:t>
         </w:r>
       </w:ins>
-      <w:del w:id="252" w:author="Anthony Cossio" w:date="2025-04-02T08:23:00Z">
+      <w:del w:id="315" w:author="Anthony Cossio" w:date="2025-04-02T08:23:00Z">
         <w:r>
           <w:delText>warms</w:delText>
         </w:r>
@@ -13613,12 +13978,12 @@
       <w:r>
         <w:t xml:space="preserve"> et al. (2014). They tested a number of different parameters as well as comparing EK60 ship </w:t>
       </w:r>
-      <w:ins w:id="253" w:author="Anthony Cossio" w:date="2025-04-02T08:23:00Z">
+      <w:ins w:id="316" w:author="Anthony Cossio" w:date="2025-04-02T08:23:00Z">
         <w:r>
           <w:t>schools</w:t>
         </w:r>
       </w:ins>
-      <w:del w:id="254" w:author="Anthony Cossio" w:date="2025-04-02T08:23:00Z">
+      <w:del w:id="317" w:author="Anthony Cossio" w:date="2025-04-02T08:23:00Z">
         <w:r>
           <w:delText>swarm</w:delText>
         </w:r>
@@ -14232,12 +14597,12 @@
       <w:r>
         <w:t>the revised krill management plan, the data collected by these instruments have other important implications. For example, we have shown that there are few krill s</w:t>
       </w:r>
-      <w:ins w:id="255" w:author="Anthony Cossio" w:date="2025-04-02T08:24:00Z">
+      <w:ins w:id="318" w:author="Anthony Cossio" w:date="2025-04-02T08:24:00Z">
         <w:r>
           <w:t>chool</w:t>
         </w:r>
       </w:ins>
-      <w:del w:id="256" w:author="Anthony Cossio" w:date="2025-04-02T08:24:00Z">
+      <w:del w:id="319" w:author="Anthony Cossio" w:date="2025-04-02T08:24:00Z">
         <w:r>
           <w:delText>warm</w:delText>
         </w:r>
@@ -18582,12 +18947,12 @@
       <w:r>
         <w:t>2023/24 austral summer glider deployments</w:t>
       </w:r>
-      <w:ins w:id="257" w:author="Anthony Cossio" w:date="2025-04-02T08:39:00Z">
+      <w:ins w:id="320" w:author="Anthony Cossio" w:date="2025-04-02T08:39:00Z">
         <w:r>
           <w:t xml:space="preserve"> using a -75 d</w:t>
         </w:r>
       </w:ins>
-      <w:ins w:id="258" w:author="Anthony Cossio" w:date="2025-04-02T08:40:00Z">
+      <w:ins w:id="321" w:author="Anthony Cossio" w:date="2025-04-02T08:40:00Z">
         <w:r>
           <w:t>B threshold</w:t>
         </w:r>
@@ -21917,7 +22282,7 @@
               <w:rPr>
                 <w:strike/>
                 <w:sz w:val="24"/>
-                <w:rPrChange w:id="259" w:author="Anthony Cossio" w:date="2025-04-02T09:28:00Z">
+                <w:rPrChange w:id="322" w:author="Anthony Cossio" w:date="2025-04-02T09:28:00Z">
                   <w:rPr>
                     <w:sz w:val="24"/>
                   </w:rPr>
@@ -21929,7 +22294,7 @@
                 <w:strike/>
                 <w:spacing w:val="-2"/>
                 <w:sz w:val="24"/>
-                <w:rPrChange w:id="260" w:author="Anthony Cossio" w:date="2025-04-02T09:28:00Z">
+                <w:rPrChange w:id="323" w:author="Anthony Cossio" w:date="2025-04-02T09:28:00Z">
                   <w:rPr>
                     <w:spacing w:val="-2"/>
                     <w:sz w:val="24"/>
@@ -21951,7 +22316,7 @@
               <w:rPr>
                 <w:strike/>
                 <w:sz w:val="24"/>
-                <w:rPrChange w:id="261" w:author="Anthony Cossio" w:date="2025-04-02T09:28:00Z">
+                <w:rPrChange w:id="324" w:author="Anthony Cossio" w:date="2025-04-02T09:28:00Z">
                   <w:rPr>
                     <w:sz w:val="24"/>
                   </w:rPr>
@@ -21963,7 +22328,7 @@
                 <w:strike/>
                 <w:spacing w:val="-5"/>
                 <w:sz w:val="24"/>
-                <w:rPrChange w:id="262" w:author="Anthony Cossio" w:date="2025-04-02T09:28:00Z">
+                <w:rPrChange w:id="325" w:author="Anthony Cossio" w:date="2025-04-02T09:28:00Z">
                   <w:rPr>
                     <w:spacing w:val="-5"/>
                     <w:sz w:val="24"/>
@@ -21981,7 +22346,7 @@
               <w:rPr>
                 <w:strike/>
                 <w:sz w:val="24"/>
-                <w:rPrChange w:id="263" w:author="Anthony Cossio" w:date="2025-04-02T09:28:00Z">
+                <w:rPrChange w:id="326" w:author="Anthony Cossio" w:date="2025-04-02T09:28:00Z">
                   <w:rPr>
                     <w:sz w:val="24"/>
                   </w:rPr>
@@ -21993,7 +22358,7 @@
                 <w:strike/>
                 <w:spacing w:val="-4"/>
                 <w:sz w:val="24"/>
-                <w:rPrChange w:id="264" w:author="Anthony Cossio" w:date="2025-04-02T09:28:00Z">
+                <w:rPrChange w:id="327" w:author="Anthony Cossio" w:date="2025-04-02T09:28:00Z">
                   <w:rPr>
                     <w:spacing w:val="-4"/>
                     <w:sz w:val="24"/>
@@ -22007,7 +22372,7 @@
                 <w:strike/>
                 <w:spacing w:val="-2"/>
                 <w:sz w:val="24"/>
-                <w:rPrChange w:id="265" w:author="Anthony Cossio" w:date="2025-04-02T09:28:00Z">
+                <w:rPrChange w:id="328" w:author="Anthony Cossio" w:date="2025-04-02T09:28:00Z">
                   <w:rPr>
                     <w:spacing w:val="-2"/>
                     <w:sz w:val="24"/>
@@ -22025,7 +22390,7 @@
               <w:rPr>
                 <w:strike/>
                 <w:sz w:val="24"/>
-                <w:rPrChange w:id="266" w:author="Anthony Cossio" w:date="2025-04-02T09:28:00Z">
+                <w:rPrChange w:id="329" w:author="Anthony Cossio" w:date="2025-04-02T09:28:00Z">
                   <w:rPr>
                     <w:sz w:val="24"/>
                   </w:rPr>
@@ -22037,7 +22402,7 @@
                 <w:strike/>
                 <w:spacing w:val="-2"/>
                 <w:sz w:val="24"/>
-                <w:rPrChange w:id="267" w:author="Anthony Cossio" w:date="2025-04-02T09:28:00Z">
+                <w:rPrChange w:id="330" w:author="Anthony Cossio" w:date="2025-04-02T09:28:00Z">
                   <w:rPr>
                     <w:spacing w:val="-2"/>
                     <w:sz w:val="24"/>
@@ -22061,7 +22426,7 @@
               <w:rPr>
                 <w:strike/>
                 <w:sz w:val="24"/>
-                <w:rPrChange w:id="268" w:author="Anthony Cossio" w:date="2025-04-02T09:28:00Z">
+                <w:rPrChange w:id="331" w:author="Anthony Cossio" w:date="2025-04-02T09:28:00Z">
                   <w:rPr>
                     <w:sz w:val="24"/>
                   </w:rPr>
@@ -22072,7 +22437,7 @@
               <w:rPr>
                 <w:strike/>
                 <w:sz w:val="24"/>
-                <w:rPrChange w:id="269" w:author="Anthony Cossio" w:date="2025-04-02T09:28:00Z">
+                <w:rPrChange w:id="332" w:author="Anthony Cossio" w:date="2025-04-02T09:28:00Z">
                   <w:rPr>
                     <w:sz w:val="24"/>
                   </w:rPr>
@@ -22085,7 +22450,7 @@
                 <w:strike/>
                 <w:spacing w:val="-15"/>
                 <w:sz w:val="24"/>
-                <w:rPrChange w:id="270" w:author="Anthony Cossio" w:date="2025-04-02T09:28:00Z">
+                <w:rPrChange w:id="333" w:author="Anthony Cossio" w:date="2025-04-02T09:28:00Z">
                   <w:rPr>
                     <w:spacing w:val="-15"/>
                     <w:sz w:val="24"/>
@@ -22098,7 +22463,7 @@
               <w:rPr>
                 <w:strike/>
                 <w:sz w:val="24"/>
-                <w:rPrChange w:id="271" w:author="Anthony Cossio" w:date="2025-04-02T09:28:00Z">
+                <w:rPrChange w:id="334" w:author="Anthony Cossio" w:date="2025-04-02T09:28:00Z">
                   <w:rPr>
                     <w:sz w:val="24"/>
                   </w:rPr>
@@ -22111,7 +22476,7 @@
                 <w:strike/>
                 <w:spacing w:val="-4"/>
                 <w:sz w:val="24"/>
-                <w:rPrChange w:id="272" w:author="Anthony Cossio" w:date="2025-04-02T09:28:00Z">
+                <w:rPrChange w:id="335" w:author="Anthony Cossio" w:date="2025-04-02T09:28:00Z">
                   <w:rPr>
                     <w:spacing w:val="-4"/>
                     <w:sz w:val="24"/>
@@ -22135,7 +22500,7 @@
               <w:rPr>
                 <w:strike/>
                 <w:sz w:val="24"/>
-                <w:rPrChange w:id="273" w:author="Anthony Cossio" w:date="2025-04-02T09:28:00Z">
+                <w:rPrChange w:id="336" w:author="Anthony Cossio" w:date="2025-04-02T09:28:00Z">
                   <w:rPr>
                     <w:sz w:val="24"/>
                   </w:rPr>
@@ -22146,7 +22511,7 @@
               <w:rPr>
                 <w:strike/>
                 <w:sz w:val="24"/>
-                <w:rPrChange w:id="274" w:author="Anthony Cossio" w:date="2025-04-02T09:28:00Z">
+                <w:rPrChange w:id="337" w:author="Anthony Cossio" w:date="2025-04-02T09:28:00Z">
                   <w:rPr>
                     <w:sz w:val="24"/>
                   </w:rPr>
@@ -22159,7 +22524,7 @@
                 <w:strike/>
                 <w:spacing w:val="-2"/>
                 <w:sz w:val="24"/>
-                <w:rPrChange w:id="275" w:author="Anthony Cossio" w:date="2025-04-02T09:28:00Z">
+                <w:rPrChange w:id="338" w:author="Anthony Cossio" w:date="2025-04-02T09:28:00Z">
                   <w:rPr>
                     <w:spacing w:val="-2"/>
                     <w:sz w:val="24"/>
@@ -22181,7 +22546,7 @@
               <w:rPr>
                 <w:strike/>
                 <w:sz w:val="24"/>
-                <w:rPrChange w:id="276" w:author="Anthony Cossio" w:date="2025-04-02T09:28:00Z">
+                <w:rPrChange w:id="339" w:author="Anthony Cossio" w:date="2025-04-02T09:28:00Z">
                   <w:rPr>
                     <w:sz w:val="24"/>
                   </w:rPr>
@@ -22193,7 +22558,7 @@
                 <w:strike/>
                 <w:spacing w:val="-5"/>
                 <w:sz w:val="24"/>
-                <w:rPrChange w:id="277" w:author="Anthony Cossio" w:date="2025-04-02T09:28:00Z">
+                <w:rPrChange w:id="340" w:author="Anthony Cossio" w:date="2025-04-02T09:28:00Z">
                   <w:rPr>
                     <w:spacing w:val="-5"/>
                     <w:sz w:val="24"/>
@@ -22211,7 +22576,7 @@
               <w:rPr>
                 <w:strike/>
                 <w:sz w:val="24"/>
-                <w:rPrChange w:id="278" w:author="Anthony Cossio" w:date="2025-04-02T09:28:00Z">
+                <w:rPrChange w:id="341" w:author="Anthony Cossio" w:date="2025-04-02T09:28:00Z">
                   <w:rPr>
                     <w:sz w:val="24"/>
                   </w:rPr>
@@ -22223,7 +22588,7 @@
                 <w:strike/>
                 <w:spacing w:val="-4"/>
                 <w:sz w:val="24"/>
-                <w:rPrChange w:id="279" w:author="Anthony Cossio" w:date="2025-04-02T09:28:00Z">
+                <w:rPrChange w:id="342" w:author="Anthony Cossio" w:date="2025-04-02T09:28:00Z">
                   <w:rPr>
                     <w:spacing w:val="-4"/>
                     <w:sz w:val="24"/>
@@ -22237,7 +22602,7 @@
                 <w:strike/>
                 <w:spacing w:val="-2"/>
                 <w:sz w:val="24"/>
-                <w:rPrChange w:id="280" w:author="Anthony Cossio" w:date="2025-04-02T09:28:00Z">
+                <w:rPrChange w:id="343" w:author="Anthony Cossio" w:date="2025-04-02T09:28:00Z">
                   <w:rPr>
                     <w:spacing w:val="-2"/>
                     <w:sz w:val="24"/>
@@ -22255,7 +22620,7 @@
               <w:rPr>
                 <w:strike/>
                 <w:sz w:val="24"/>
-                <w:rPrChange w:id="281" w:author="Anthony Cossio" w:date="2025-04-02T09:28:00Z">
+                <w:rPrChange w:id="344" w:author="Anthony Cossio" w:date="2025-04-02T09:28:00Z">
                   <w:rPr>
                     <w:sz w:val="24"/>
                   </w:rPr>
@@ -22267,7 +22632,7 @@
                 <w:strike/>
                 <w:spacing w:val="-2"/>
                 <w:sz w:val="24"/>
-                <w:rPrChange w:id="282" w:author="Anthony Cossio" w:date="2025-04-02T09:28:00Z">
+                <w:rPrChange w:id="345" w:author="Anthony Cossio" w:date="2025-04-02T09:28:00Z">
                   <w:rPr>
                     <w:spacing w:val="-2"/>
                     <w:sz w:val="24"/>
@@ -22291,7 +22656,7 @@
               <w:rPr>
                 <w:strike/>
                 <w:sz w:val="24"/>
-                <w:rPrChange w:id="283" w:author="Anthony Cossio" w:date="2025-04-02T09:28:00Z">
+                <w:rPrChange w:id="346" w:author="Anthony Cossio" w:date="2025-04-02T09:28:00Z">
                   <w:rPr>
                     <w:sz w:val="24"/>
                   </w:rPr>
@@ -22302,7 +22667,7 @@
               <w:rPr>
                 <w:strike/>
                 <w:sz w:val="24"/>
-                <w:rPrChange w:id="284" w:author="Anthony Cossio" w:date="2025-04-02T09:28:00Z">
+                <w:rPrChange w:id="347" w:author="Anthony Cossio" w:date="2025-04-02T09:28:00Z">
                   <w:rPr>
                     <w:sz w:val="24"/>
                   </w:rPr>
@@ -22315,7 +22680,7 @@
                 <w:strike/>
                 <w:spacing w:val="-15"/>
                 <w:sz w:val="24"/>
-                <w:rPrChange w:id="285" w:author="Anthony Cossio" w:date="2025-04-02T09:28:00Z">
+                <w:rPrChange w:id="348" w:author="Anthony Cossio" w:date="2025-04-02T09:28:00Z">
                   <w:rPr>
                     <w:spacing w:val="-15"/>
                     <w:sz w:val="24"/>
@@ -22328,7 +22693,7 @@
               <w:rPr>
                 <w:strike/>
                 <w:sz w:val="24"/>
-                <w:rPrChange w:id="286" w:author="Anthony Cossio" w:date="2025-04-02T09:28:00Z">
+                <w:rPrChange w:id="349" w:author="Anthony Cossio" w:date="2025-04-02T09:28:00Z">
                   <w:rPr>
                     <w:sz w:val="24"/>
                   </w:rPr>
@@ -22341,7 +22706,7 @@
                 <w:strike/>
                 <w:spacing w:val="-4"/>
                 <w:sz w:val="24"/>
-                <w:rPrChange w:id="287" w:author="Anthony Cossio" w:date="2025-04-02T09:28:00Z">
+                <w:rPrChange w:id="350" w:author="Anthony Cossio" w:date="2025-04-02T09:28:00Z">
                   <w:rPr>
                     <w:spacing w:val="-4"/>
                     <w:sz w:val="24"/>
@@ -22365,7 +22730,7 @@
               <w:rPr>
                 <w:strike/>
                 <w:sz w:val="24"/>
-                <w:rPrChange w:id="288" w:author="Anthony Cossio" w:date="2025-04-02T09:28:00Z">
+                <w:rPrChange w:id="351" w:author="Anthony Cossio" w:date="2025-04-02T09:28:00Z">
                   <w:rPr>
                     <w:sz w:val="24"/>
                   </w:rPr>
@@ -22376,7 +22741,7 @@
               <w:rPr>
                 <w:strike/>
                 <w:sz w:val="24"/>
-                <w:rPrChange w:id="289" w:author="Anthony Cossio" w:date="2025-04-02T09:28:00Z">
+                <w:rPrChange w:id="352" w:author="Anthony Cossio" w:date="2025-04-02T09:28:00Z">
                   <w:rPr>
                     <w:sz w:val="24"/>
                   </w:rPr>
@@ -22389,7 +22754,7 @@
                 <w:strike/>
                 <w:spacing w:val="-15"/>
                 <w:sz w:val="24"/>
-                <w:rPrChange w:id="290" w:author="Anthony Cossio" w:date="2025-04-02T09:28:00Z">
+                <w:rPrChange w:id="353" w:author="Anthony Cossio" w:date="2025-04-02T09:28:00Z">
                   <w:rPr>
                     <w:spacing w:val="-15"/>
                     <w:sz w:val="24"/>
@@ -22402,7 +22767,7 @@
               <w:rPr>
                 <w:strike/>
                 <w:sz w:val="24"/>
-                <w:rPrChange w:id="291" w:author="Anthony Cossio" w:date="2025-04-02T09:28:00Z">
+                <w:rPrChange w:id="354" w:author="Anthony Cossio" w:date="2025-04-02T09:28:00Z">
                   <w:rPr>
                     <w:sz w:val="24"/>
                   </w:rPr>
@@ -22415,7 +22780,7 @@
                 <w:strike/>
                 <w:spacing w:val="-2"/>
                 <w:sz w:val="24"/>
-                <w:rPrChange w:id="292" w:author="Anthony Cossio" w:date="2025-04-02T09:28:00Z">
+                <w:rPrChange w:id="355" w:author="Anthony Cossio" w:date="2025-04-02T09:28:00Z">
                   <w:rPr>
                     <w:spacing w:val="-2"/>
                     <w:sz w:val="24"/>
@@ -22438,7 +22803,7 @@
               <w:rPr>
                 <w:strike/>
                 <w:sz w:val="24"/>
-                <w:rPrChange w:id="293" w:author="Anthony Cossio" w:date="2025-04-02T09:28:00Z">
+                <w:rPrChange w:id="356" w:author="Anthony Cossio" w:date="2025-04-02T09:28:00Z">
                   <w:rPr>
                     <w:sz w:val="24"/>
                   </w:rPr>
@@ -22450,7 +22815,7 @@
                 <w:strike/>
                 <w:spacing w:val="-2"/>
                 <w:sz w:val="24"/>
-                <w:rPrChange w:id="294" w:author="Anthony Cossio" w:date="2025-04-02T09:28:00Z">
+                <w:rPrChange w:id="357" w:author="Anthony Cossio" w:date="2025-04-02T09:28:00Z">
                   <w:rPr>
                     <w:spacing w:val="-2"/>
                     <w:sz w:val="24"/>
@@ -22464,7 +22829,7 @@
                 <w:strike/>
                 <w:spacing w:val="-4"/>
                 <w:sz w:val="24"/>
-                <w:rPrChange w:id="295" w:author="Anthony Cossio" w:date="2025-04-02T09:28:00Z">
+                <w:rPrChange w:id="358" w:author="Anthony Cossio" w:date="2025-04-02T09:28:00Z">
                   <w:rPr>
                     <w:spacing w:val="-4"/>
                     <w:sz w:val="24"/>
@@ -22492,7 +22857,7 @@
               <w:rPr>
                 <w:strike/>
                 <w:sz w:val="24"/>
-                <w:rPrChange w:id="296" w:author="Anthony Cossio" w:date="2025-04-02T09:28:00Z">
+                <w:rPrChange w:id="359" w:author="Anthony Cossio" w:date="2025-04-02T09:28:00Z">
                   <w:rPr>
                     <w:sz w:val="24"/>
                   </w:rPr>
@@ -22504,7 +22869,7 @@
                 <w:strike/>
                 <w:spacing w:val="-2"/>
                 <w:sz w:val="24"/>
-                <w:rPrChange w:id="297" w:author="Anthony Cossio" w:date="2025-04-02T09:28:00Z">
+                <w:rPrChange w:id="360" w:author="Anthony Cossio" w:date="2025-04-02T09:28:00Z">
                   <w:rPr>
                     <w:spacing w:val="-2"/>
                     <w:sz w:val="24"/>
@@ -22527,7 +22892,7 @@
               <w:rPr>
                 <w:strike/>
                 <w:sz w:val="24"/>
-                <w:rPrChange w:id="298" w:author="Anthony Cossio" w:date="2025-04-02T09:28:00Z">
+                <w:rPrChange w:id="361" w:author="Anthony Cossio" w:date="2025-04-02T09:28:00Z">
                   <w:rPr>
                     <w:sz w:val="24"/>
                   </w:rPr>
@@ -22539,7 +22904,7 @@
                 <w:strike/>
                 <w:spacing w:val="-2"/>
                 <w:sz w:val="24"/>
-                <w:rPrChange w:id="299" w:author="Anthony Cossio" w:date="2025-04-02T09:28:00Z">
+                <w:rPrChange w:id="362" w:author="Anthony Cossio" w:date="2025-04-02T09:28:00Z">
                   <w:rPr>
                     <w:spacing w:val="-2"/>
                     <w:sz w:val="24"/>
@@ -22562,7 +22927,7 @@
               <w:rPr>
                 <w:strike/>
                 <w:sz w:val="24"/>
-                <w:rPrChange w:id="300" w:author="Anthony Cossio" w:date="2025-04-02T09:28:00Z">
+                <w:rPrChange w:id="363" w:author="Anthony Cossio" w:date="2025-04-02T09:28:00Z">
                   <w:rPr>
                     <w:sz w:val="24"/>
                   </w:rPr>
@@ -22574,7 +22939,7 @@
                 <w:strike/>
                 <w:spacing w:val="-2"/>
                 <w:sz w:val="24"/>
-                <w:rPrChange w:id="301" w:author="Anthony Cossio" w:date="2025-04-02T09:28:00Z">
+                <w:rPrChange w:id="364" w:author="Anthony Cossio" w:date="2025-04-02T09:28:00Z">
                   <w:rPr>
                     <w:spacing w:val="-2"/>
                     <w:sz w:val="24"/>
@@ -22597,7 +22962,7 @@
               <w:rPr>
                 <w:strike/>
                 <w:sz w:val="24"/>
-                <w:rPrChange w:id="302" w:author="Anthony Cossio" w:date="2025-04-02T09:28:00Z">
+                <w:rPrChange w:id="365" w:author="Anthony Cossio" w:date="2025-04-02T09:28:00Z">
                   <w:rPr>
                     <w:sz w:val="24"/>
                   </w:rPr>
@@ -22609,7 +22974,7 @@
                 <w:strike/>
                 <w:spacing w:val="-2"/>
                 <w:sz w:val="24"/>
-                <w:rPrChange w:id="303" w:author="Anthony Cossio" w:date="2025-04-02T09:28:00Z">
+                <w:rPrChange w:id="366" w:author="Anthony Cossio" w:date="2025-04-02T09:28:00Z">
                   <w:rPr>
                     <w:spacing w:val="-2"/>
                     <w:sz w:val="24"/>
@@ -22632,7 +22997,7 @@
               <w:rPr>
                 <w:strike/>
                 <w:sz w:val="24"/>
-                <w:rPrChange w:id="304" w:author="Anthony Cossio" w:date="2025-04-02T09:28:00Z">
+                <w:rPrChange w:id="367" w:author="Anthony Cossio" w:date="2025-04-02T09:28:00Z">
                   <w:rPr>
                     <w:sz w:val="24"/>
                   </w:rPr>
@@ -22644,7 +23009,7 @@
                 <w:strike/>
                 <w:spacing w:val="-2"/>
                 <w:sz w:val="24"/>
-                <w:rPrChange w:id="305" w:author="Anthony Cossio" w:date="2025-04-02T09:28:00Z">
+                <w:rPrChange w:id="368" w:author="Anthony Cossio" w:date="2025-04-02T09:28:00Z">
                   <w:rPr>
                     <w:spacing w:val="-2"/>
                     <w:sz w:val="24"/>
@@ -22667,7 +23032,7 @@
               <w:rPr>
                 <w:strike/>
                 <w:sz w:val="24"/>
-                <w:rPrChange w:id="306" w:author="Anthony Cossio" w:date="2025-04-02T09:28:00Z">
+                <w:rPrChange w:id="369" w:author="Anthony Cossio" w:date="2025-04-02T09:28:00Z">
                   <w:rPr>
                     <w:sz w:val="24"/>
                   </w:rPr>
@@ -22679,7 +23044,7 @@
                 <w:strike/>
                 <w:spacing w:val="-2"/>
                 <w:sz w:val="24"/>
-                <w:rPrChange w:id="307" w:author="Anthony Cossio" w:date="2025-04-02T09:28:00Z">
+                <w:rPrChange w:id="370" w:author="Anthony Cossio" w:date="2025-04-02T09:28:00Z">
                   <w:rPr>
                     <w:spacing w:val="-2"/>
                     <w:sz w:val="24"/>
@@ -22702,7 +23067,7 @@
               <w:rPr>
                 <w:strike/>
                 <w:sz w:val="24"/>
-                <w:rPrChange w:id="308" w:author="Anthony Cossio" w:date="2025-04-02T09:28:00Z">
+                <w:rPrChange w:id="371" w:author="Anthony Cossio" w:date="2025-04-02T09:28:00Z">
                   <w:rPr>
                     <w:sz w:val="24"/>
                   </w:rPr>
@@ -22714,7 +23079,7 @@
                 <w:strike/>
                 <w:spacing w:val="-2"/>
                 <w:sz w:val="24"/>
-                <w:rPrChange w:id="309" w:author="Anthony Cossio" w:date="2025-04-02T09:28:00Z">
+                <w:rPrChange w:id="372" w:author="Anthony Cossio" w:date="2025-04-02T09:28:00Z">
                   <w:rPr>
                     <w:spacing w:val="-2"/>
                     <w:sz w:val="24"/>
@@ -22737,7 +23102,7 @@
               <w:rPr>
                 <w:strike/>
                 <w:sz w:val="24"/>
-                <w:rPrChange w:id="310" w:author="Anthony Cossio" w:date="2025-04-02T09:28:00Z">
+                <w:rPrChange w:id="373" w:author="Anthony Cossio" w:date="2025-04-02T09:28:00Z">
                   <w:rPr>
                     <w:sz w:val="24"/>
                   </w:rPr>
@@ -22749,7 +23114,7 @@
                 <w:strike/>
                 <w:spacing w:val="-5"/>
                 <w:sz w:val="24"/>
-                <w:rPrChange w:id="311" w:author="Anthony Cossio" w:date="2025-04-02T09:28:00Z">
+                <w:rPrChange w:id="374" w:author="Anthony Cossio" w:date="2025-04-02T09:28:00Z">
                   <w:rPr>
                     <w:spacing w:val="-5"/>
                     <w:sz w:val="24"/>
@@ -22777,7 +23142,7 @@
               <w:rPr>
                 <w:strike/>
                 <w:sz w:val="24"/>
-                <w:rPrChange w:id="312" w:author="Anthony Cossio" w:date="2025-04-02T09:28:00Z">
+                <w:rPrChange w:id="375" w:author="Anthony Cossio" w:date="2025-04-02T09:28:00Z">
                   <w:rPr>
                     <w:sz w:val="24"/>
                   </w:rPr>
@@ -22789,7 +23154,7 @@
                 <w:strike/>
                 <w:spacing w:val="-2"/>
                 <w:sz w:val="24"/>
-                <w:rPrChange w:id="313" w:author="Anthony Cossio" w:date="2025-04-02T09:28:00Z">
+                <w:rPrChange w:id="376" w:author="Anthony Cossio" w:date="2025-04-02T09:28:00Z">
                   <w:rPr>
                     <w:spacing w:val="-2"/>
                     <w:sz w:val="24"/>
@@ -22812,7 +23177,7 @@
               <w:rPr>
                 <w:strike/>
                 <w:sz w:val="24"/>
-                <w:rPrChange w:id="314" w:author="Anthony Cossio" w:date="2025-04-02T09:28:00Z">
+                <w:rPrChange w:id="377" w:author="Anthony Cossio" w:date="2025-04-02T09:28:00Z">
                   <w:rPr>
                     <w:sz w:val="24"/>
                   </w:rPr>
@@ -22824,7 +23189,7 @@
                 <w:strike/>
                 <w:spacing w:val="-2"/>
                 <w:sz w:val="24"/>
-                <w:rPrChange w:id="315" w:author="Anthony Cossio" w:date="2025-04-02T09:28:00Z">
+                <w:rPrChange w:id="378" w:author="Anthony Cossio" w:date="2025-04-02T09:28:00Z">
                   <w:rPr>
                     <w:spacing w:val="-2"/>
                     <w:sz w:val="24"/>
@@ -22847,7 +23212,7 @@
               <w:rPr>
                 <w:strike/>
                 <w:sz w:val="24"/>
-                <w:rPrChange w:id="316" w:author="Anthony Cossio" w:date="2025-04-02T09:28:00Z">
+                <w:rPrChange w:id="379" w:author="Anthony Cossio" w:date="2025-04-02T09:28:00Z">
                   <w:rPr>
                     <w:sz w:val="24"/>
                   </w:rPr>
@@ -22859,7 +23224,7 @@
                 <w:strike/>
                 <w:spacing w:val="-2"/>
                 <w:sz w:val="24"/>
-                <w:rPrChange w:id="317" w:author="Anthony Cossio" w:date="2025-04-02T09:28:00Z">
+                <w:rPrChange w:id="380" w:author="Anthony Cossio" w:date="2025-04-02T09:28:00Z">
                   <w:rPr>
                     <w:spacing w:val="-2"/>
                     <w:sz w:val="24"/>
@@ -22882,7 +23247,7 @@
               <w:rPr>
                 <w:strike/>
                 <w:sz w:val="24"/>
-                <w:rPrChange w:id="318" w:author="Anthony Cossio" w:date="2025-04-02T09:28:00Z">
+                <w:rPrChange w:id="381" w:author="Anthony Cossio" w:date="2025-04-02T09:28:00Z">
                   <w:rPr>
                     <w:sz w:val="24"/>
                   </w:rPr>
@@ -22894,7 +23259,7 @@
                 <w:strike/>
                 <w:spacing w:val="-2"/>
                 <w:sz w:val="24"/>
-                <w:rPrChange w:id="319" w:author="Anthony Cossio" w:date="2025-04-02T09:28:00Z">
+                <w:rPrChange w:id="382" w:author="Anthony Cossio" w:date="2025-04-02T09:28:00Z">
                   <w:rPr>
                     <w:spacing w:val="-2"/>
                     <w:sz w:val="24"/>
@@ -22917,7 +23282,7 @@
               <w:rPr>
                 <w:strike/>
                 <w:sz w:val="24"/>
-                <w:rPrChange w:id="320" w:author="Anthony Cossio" w:date="2025-04-02T09:28:00Z">
+                <w:rPrChange w:id="383" w:author="Anthony Cossio" w:date="2025-04-02T09:28:00Z">
                   <w:rPr>
                     <w:sz w:val="24"/>
                   </w:rPr>
@@ -22929,7 +23294,7 @@
                 <w:strike/>
                 <w:spacing w:val="-2"/>
                 <w:sz w:val="24"/>
-                <w:rPrChange w:id="321" w:author="Anthony Cossio" w:date="2025-04-02T09:28:00Z">
+                <w:rPrChange w:id="384" w:author="Anthony Cossio" w:date="2025-04-02T09:28:00Z">
                   <w:rPr>
                     <w:spacing w:val="-2"/>
                     <w:sz w:val="24"/>
@@ -22952,7 +23317,7 @@
               <w:rPr>
                 <w:strike/>
                 <w:sz w:val="24"/>
-                <w:rPrChange w:id="322" w:author="Anthony Cossio" w:date="2025-04-02T09:28:00Z">
+                <w:rPrChange w:id="385" w:author="Anthony Cossio" w:date="2025-04-02T09:28:00Z">
                   <w:rPr>
                     <w:sz w:val="24"/>
                   </w:rPr>
@@ -22964,7 +23329,7 @@
                 <w:strike/>
                 <w:spacing w:val="-2"/>
                 <w:sz w:val="24"/>
-                <w:rPrChange w:id="323" w:author="Anthony Cossio" w:date="2025-04-02T09:28:00Z">
+                <w:rPrChange w:id="386" w:author="Anthony Cossio" w:date="2025-04-02T09:28:00Z">
                   <w:rPr>
                     <w:spacing w:val="-2"/>
                     <w:sz w:val="24"/>
@@ -22987,7 +23352,7 @@
               <w:rPr>
                 <w:strike/>
                 <w:sz w:val="24"/>
-                <w:rPrChange w:id="324" w:author="Anthony Cossio" w:date="2025-04-02T09:28:00Z">
+                <w:rPrChange w:id="387" w:author="Anthony Cossio" w:date="2025-04-02T09:28:00Z">
                   <w:rPr>
                     <w:sz w:val="24"/>
                   </w:rPr>
@@ -22999,7 +23364,7 @@
                 <w:strike/>
                 <w:spacing w:val="-2"/>
                 <w:sz w:val="24"/>
-                <w:rPrChange w:id="325" w:author="Anthony Cossio" w:date="2025-04-02T09:28:00Z">
+                <w:rPrChange w:id="388" w:author="Anthony Cossio" w:date="2025-04-02T09:28:00Z">
                   <w:rPr>
                     <w:spacing w:val="-2"/>
                     <w:sz w:val="24"/>
@@ -23022,7 +23387,7 @@
               <w:rPr>
                 <w:strike/>
                 <w:sz w:val="24"/>
-                <w:rPrChange w:id="326" w:author="Anthony Cossio" w:date="2025-04-02T09:28:00Z">
+                <w:rPrChange w:id="389" w:author="Anthony Cossio" w:date="2025-04-02T09:28:00Z">
                   <w:rPr>
                     <w:sz w:val="24"/>
                   </w:rPr>
@@ -23034,7 +23399,7 @@
                 <w:strike/>
                 <w:spacing w:val="-5"/>
                 <w:sz w:val="24"/>
-                <w:rPrChange w:id="327" w:author="Anthony Cossio" w:date="2025-04-02T09:28:00Z">
+                <w:rPrChange w:id="390" w:author="Anthony Cossio" w:date="2025-04-02T09:28:00Z">
                   <w:rPr>
                     <w:spacing w:val="-5"/>
                     <w:sz w:val="24"/>
@@ -23050,12 +23415,12 @@
     <w:p>
       <w:pPr>
         <w:rPr>
-          <w:ins w:id="328" w:author="Anthony Cossio" w:date="2025-04-02T09:29:00Z"/>
+          <w:ins w:id="391" w:author="Anthony Cossio" w:date="2025-04-02T09:29:00Z"/>
           <w:sz w:val="24"/>
           <w:szCs w:val="24"/>
         </w:rPr>
       </w:pPr>
-      <w:ins w:id="329" w:author="Anthony Cossio" w:date="2025-04-02T09:29:00Z">
+      <w:ins w:id="392" w:author="Anthony Cossio" w:date="2025-04-02T09:29:00Z">
         <w:r>
           <w:rPr>
             <w:sz w:val="24"/>
@@ -23068,7 +23433,7 @@
     <w:p>
       <w:pPr>
         <w:rPr>
-          <w:ins w:id="330" w:author="Anthony Cossio" w:date="2025-04-02T09:29:00Z"/>
+          <w:ins w:id="393" w:author="Anthony Cossio" w:date="2025-04-02T09:29:00Z"/>
           <w:rFonts w:cstheme="minorHAnsi"/>
           <w:sz w:val="24"/>
           <w:szCs w:val="24"/>
@@ -23095,7 +23460,7 @@
       <w:tr>
         <w:trPr>
           <w:jc w:val="center"/>
-          <w:ins w:id="331" w:author="Anthony Cossio" w:date="2025-04-02T09:29:00Z"/>
+          <w:ins w:id="394" w:author="Anthony Cossio" w:date="2025-04-02T09:29:00Z"/>
         </w:trPr>
         <w:tc>
           <w:tcPr>
@@ -23104,12 +23469,12 @@
           <w:p>
             <w:pPr>
               <w:rPr>
-                <w:ins w:id="332" w:author="Anthony Cossio" w:date="2025-04-02T09:29:00Z"/>
+                <w:ins w:id="395" w:author="Anthony Cossio" w:date="2025-04-02T09:29:00Z"/>
                 <w:sz w:val="24"/>
                 <w:szCs w:val="24"/>
               </w:rPr>
             </w:pPr>
-            <w:ins w:id="333" w:author="Anthony Cossio" w:date="2025-05-22T15:36:00Z">
+            <w:ins w:id="396" w:author="Anthony Cossio" w:date="2025-05-22T15:36:00Z">
               <w:r>
                 <w:rPr>
                   <w:sz w:val="24"/>
@@ -23128,12 +23493,12 @@
             <w:pPr>
               <w:jc w:val="center"/>
               <w:rPr>
-                <w:ins w:id="334" w:author="Anthony Cossio" w:date="2025-05-22T15:36:00Z"/>
+                <w:ins w:id="397" w:author="Anthony Cossio" w:date="2025-05-22T15:36:00Z"/>
                 <w:sz w:val="24"/>
                 <w:szCs w:val="24"/>
               </w:rPr>
             </w:pPr>
-            <w:ins w:id="335" w:author="Anthony Cossio" w:date="2025-05-22T15:36:00Z">
+            <w:ins w:id="398" w:author="Anthony Cossio" w:date="2025-05-22T15:36:00Z">
               <w:r>
                 <w:rPr>
                   <w:sz w:val="24"/>
@@ -23147,12 +23512,12 @@
             <w:pPr>
               <w:jc w:val="center"/>
               <w:rPr>
-                <w:ins w:id="336" w:author="Anthony Cossio" w:date="2025-04-02T09:29:00Z"/>
+                <w:ins w:id="399" w:author="Anthony Cossio" w:date="2025-04-02T09:29:00Z"/>
                 <w:sz w:val="24"/>
                 <w:szCs w:val="24"/>
               </w:rPr>
             </w:pPr>
-            <w:ins w:id="337" w:author="Anthony Cossio" w:date="2025-05-22T15:36:00Z">
+            <w:ins w:id="400" w:author="Anthony Cossio" w:date="2025-05-22T15:36:00Z">
               <w:r>
                 <w:rPr>
                   <w:sz w:val="24"/>
@@ -23171,12 +23536,12 @@
             <w:pPr>
               <w:jc w:val="center"/>
               <w:rPr>
-                <w:ins w:id="338" w:author="Anthony Cossio" w:date="2025-04-02T09:29:00Z"/>
+                <w:ins w:id="401" w:author="Anthony Cossio" w:date="2025-04-02T09:29:00Z"/>
                 <w:sz w:val="24"/>
                 <w:szCs w:val="24"/>
               </w:rPr>
             </w:pPr>
-            <w:ins w:id="339" w:author="Anthony Cossio" w:date="2025-05-22T15:36:00Z">
+            <w:ins w:id="402" w:author="Anthony Cossio" w:date="2025-05-22T15:36:00Z">
               <w:r>
                 <w:rPr>
                   <w:sz w:val="24"/>
@@ -23195,12 +23560,12 @@
             <w:pPr>
               <w:jc w:val="center"/>
               <w:rPr>
-                <w:ins w:id="340" w:author="Anthony Cossio" w:date="2025-05-22T15:36:00Z"/>
+                <w:ins w:id="403" w:author="Anthony Cossio" w:date="2025-05-22T15:36:00Z"/>
                 <w:sz w:val="24"/>
                 <w:szCs w:val="24"/>
               </w:rPr>
             </w:pPr>
-            <w:ins w:id="341" w:author="Anthony Cossio" w:date="2025-05-22T15:36:00Z">
+            <w:ins w:id="404" w:author="Anthony Cossio" w:date="2025-05-22T15:36:00Z">
               <w:r>
                 <w:rPr>
                   <w:sz w:val="24"/>
@@ -23214,12 +23579,12 @@
             <w:pPr>
               <w:jc w:val="center"/>
               <w:rPr>
-                <w:ins w:id="342" w:author="Anthony Cossio" w:date="2025-04-02T09:29:00Z"/>
+                <w:ins w:id="405" w:author="Anthony Cossio" w:date="2025-04-02T09:29:00Z"/>
                 <w:sz w:val="24"/>
                 <w:szCs w:val="24"/>
               </w:rPr>
             </w:pPr>
-            <w:ins w:id="343" w:author="Anthony Cossio" w:date="2025-05-22T15:36:00Z">
+            <w:ins w:id="406" w:author="Anthony Cossio" w:date="2025-05-22T15:36:00Z">
               <w:r>
                 <w:rPr>
                   <w:sz w:val="24"/>
@@ -23238,12 +23603,12 @@
             <w:pPr>
               <w:jc w:val="center"/>
               <w:rPr>
-                <w:ins w:id="344" w:author="Anthony Cossio" w:date="2025-05-22T15:36:00Z"/>
+                <w:ins w:id="407" w:author="Anthony Cossio" w:date="2025-05-22T15:36:00Z"/>
                 <w:sz w:val="24"/>
                 <w:szCs w:val="24"/>
               </w:rPr>
             </w:pPr>
-            <w:ins w:id="345" w:author="Anthony Cossio" w:date="2025-05-22T15:36:00Z">
+            <w:ins w:id="408" w:author="Anthony Cossio" w:date="2025-05-22T15:36:00Z">
               <w:r>
                 <w:rPr>
                   <w:sz w:val="24"/>
@@ -23257,12 +23622,12 @@
             <w:pPr>
               <w:jc w:val="center"/>
               <w:rPr>
-                <w:ins w:id="346" w:author="Anthony Cossio" w:date="2025-04-02T09:29:00Z"/>
+                <w:ins w:id="409" w:author="Anthony Cossio" w:date="2025-04-02T09:29:00Z"/>
                 <w:sz w:val="24"/>
                 <w:szCs w:val="24"/>
               </w:rPr>
             </w:pPr>
-            <w:ins w:id="347" w:author="Anthony Cossio" w:date="2025-05-22T15:36:00Z">
+            <w:ins w:id="410" w:author="Anthony Cossio" w:date="2025-05-22T15:36:00Z">
               <w:r>
                 <w:rPr>
                   <w:sz w:val="24"/>
@@ -23281,12 +23646,12 @@
             <w:pPr>
               <w:jc w:val="center"/>
               <w:rPr>
-                <w:ins w:id="348" w:author="Anthony Cossio" w:date="2025-04-02T09:29:00Z"/>
+                <w:ins w:id="411" w:author="Anthony Cossio" w:date="2025-04-02T09:29:00Z"/>
                 <w:sz w:val="24"/>
                 <w:szCs w:val="24"/>
               </w:rPr>
             </w:pPr>
-            <w:ins w:id="349" w:author="Anthony Cossio" w:date="2025-05-22T15:36:00Z">
+            <w:ins w:id="412" w:author="Anthony Cossio" w:date="2025-05-22T15:36:00Z">
               <w:r>
                 <w:rPr>
                   <w:sz w:val="24"/>
@@ -23305,12 +23670,12 @@
             <w:pPr>
               <w:jc w:val="center"/>
               <w:rPr>
-                <w:ins w:id="350" w:author="Anthony Cossio" w:date="2025-05-22T15:36:00Z"/>
+                <w:ins w:id="413" w:author="Anthony Cossio" w:date="2025-05-22T15:36:00Z"/>
                 <w:sz w:val="24"/>
                 <w:szCs w:val="24"/>
               </w:rPr>
             </w:pPr>
-            <w:ins w:id="351" w:author="Anthony Cossio" w:date="2025-05-22T15:36:00Z">
+            <w:ins w:id="414" w:author="Anthony Cossio" w:date="2025-05-22T15:36:00Z">
               <w:r>
                 <w:rPr>
                   <w:sz w:val="24"/>
@@ -23324,12 +23689,12 @@
             <w:pPr>
               <w:jc w:val="center"/>
               <w:rPr>
-                <w:ins w:id="352" w:author="Anthony Cossio" w:date="2025-04-02T09:29:00Z"/>
+                <w:ins w:id="415" w:author="Anthony Cossio" w:date="2025-04-02T09:29:00Z"/>
                 <w:sz w:val="24"/>
                 <w:szCs w:val="24"/>
               </w:rPr>
             </w:pPr>
-            <w:ins w:id="353" w:author="Anthony Cossio" w:date="2025-05-22T15:36:00Z">
+            <w:ins w:id="416" w:author="Anthony Cossio" w:date="2025-05-22T15:36:00Z">
               <w:r>
                 <w:rPr>
                   <w:sz w:val="24"/>
@@ -23348,12 +23713,12 @@
             <w:pPr>
               <w:jc w:val="center"/>
               <w:rPr>
-                <w:ins w:id="354" w:author="Anthony Cossio" w:date="2025-05-22T15:36:00Z"/>
+                <w:ins w:id="417" w:author="Anthony Cossio" w:date="2025-05-22T15:36:00Z"/>
                 <w:sz w:val="24"/>
                 <w:szCs w:val="24"/>
               </w:rPr>
             </w:pPr>
-            <w:ins w:id="355" w:author="Anthony Cossio" w:date="2025-05-22T15:36:00Z">
+            <w:ins w:id="418" w:author="Anthony Cossio" w:date="2025-05-22T15:36:00Z">
               <w:r>
                 <w:rPr>
                   <w:sz w:val="24"/>
@@ -23367,12 +23732,12 @@
             <w:pPr>
               <w:jc w:val="center"/>
               <w:rPr>
-                <w:ins w:id="356" w:author="Anthony Cossio" w:date="2025-04-02T09:29:00Z"/>
+                <w:ins w:id="419" w:author="Anthony Cossio" w:date="2025-04-02T09:29:00Z"/>
                 <w:sz w:val="24"/>
                 <w:szCs w:val="24"/>
               </w:rPr>
             </w:pPr>
-            <w:ins w:id="357" w:author="Anthony Cossio" w:date="2025-05-22T15:36:00Z">
+            <w:ins w:id="420" w:author="Anthony Cossio" w:date="2025-05-22T15:36:00Z">
               <w:r>
                 <w:rPr>
                   <w:sz w:val="24"/>
@@ -23387,7 +23752,7 @@
       <w:tr>
         <w:trPr>
           <w:jc w:val="center"/>
-          <w:ins w:id="358" w:author="Anthony Cossio" w:date="2025-04-02T09:29:00Z"/>
+          <w:ins w:id="421" w:author="Anthony Cossio" w:date="2025-04-02T09:29:00Z"/>
         </w:trPr>
         <w:tc>
           <w:tcPr>
@@ -23396,12 +23761,12 @@
           <w:p>
             <w:pPr>
               <w:rPr>
-                <w:ins w:id="359" w:author="Anthony Cossio" w:date="2025-04-02T09:29:00Z"/>
+                <w:ins w:id="422" w:author="Anthony Cossio" w:date="2025-04-02T09:29:00Z"/>
                 <w:sz w:val="24"/>
                 <w:szCs w:val="24"/>
               </w:rPr>
             </w:pPr>
-            <w:ins w:id="360" w:author="Anthony Cossio" w:date="2025-05-22T15:36:00Z">
+            <w:ins w:id="423" w:author="Anthony Cossio" w:date="2025-05-22T15:36:00Z">
               <w:r>
                 <w:rPr>
                   <w:sz w:val="24"/>
@@ -23420,12 +23785,12 @@
             <w:pPr>
               <w:jc w:val="center"/>
               <w:rPr>
-                <w:ins w:id="361" w:author="Anthony Cossio" w:date="2025-04-02T09:29:00Z"/>
+                <w:ins w:id="424" w:author="Anthony Cossio" w:date="2025-04-02T09:29:00Z"/>
                 <w:sz w:val="24"/>
                 <w:szCs w:val="24"/>
               </w:rPr>
             </w:pPr>
-            <w:ins w:id="362" w:author="Anthony Cossio" w:date="2025-05-22T15:36:00Z">
+            <w:ins w:id="425" w:author="Anthony Cossio" w:date="2025-05-22T15:36:00Z">
               <w:r>
                 <w:rPr>
                   <w:sz w:val="24"/>
@@ -23444,12 +23809,12 @@
             <w:pPr>
               <w:jc w:val="center"/>
               <w:rPr>
-                <w:ins w:id="363" w:author="Anthony Cossio" w:date="2025-04-02T09:29:00Z"/>
+                <w:ins w:id="426" w:author="Anthony Cossio" w:date="2025-04-02T09:29:00Z"/>
                 <w:sz w:val="24"/>
                 <w:szCs w:val="24"/>
               </w:rPr>
             </w:pPr>
-            <w:ins w:id="364" w:author="Anthony Cossio" w:date="2025-05-22T15:36:00Z">
+            <w:ins w:id="427" w:author="Anthony Cossio" w:date="2025-05-22T15:36:00Z">
               <w:r>
                 <w:rPr>
                   <w:sz w:val="24"/>
@@ -23468,12 +23833,12 @@
             <w:pPr>
               <w:jc w:val="center"/>
               <w:rPr>
-                <w:ins w:id="365" w:author="Anthony Cossio" w:date="2025-04-02T09:29:00Z"/>
+                <w:ins w:id="428" w:author="Anthony Cossio" w:date="2025-04-02T09:29:00Z"/>
                 <w:sz w:val="24"/>
                 <w:szCs w:val="24"/>
               </w:rPr>
             </w:pPr>
-            <w:ins w:id="366" w:author="Anthony Cossio" w:date="2025-05-22T15:36:00Z">
+            <w:ins w:id="429" w:author="Anthony Cossio" w:date="2025-05-22T15:36:00Z">
               <w:r>
                 <w:rPr>
                   <w:sz w:val="24"/>
@@ -23492,12 +23857,12 @@
             <w:pPr>
               <w:jc w:val="center"/>
               <w:rPr>
-                <w:ins w:id="367" w:author="Anthony Cossio" w:date="2025-04-02T09:29:00Z"/>
+                <w:ins w:id="430" w:author="Anthony Cossio" w:date="2025-04-02T09:29:00Z"/>
                 <w:sz w:val="24"/>
                 <w:szCs w:val="24"/>
               </w:rPr>
             </w:pPr>
-            <w:ins w:id="368" w:author="Anthony Cossio" w:date="2025-05-22T15:36:00Z">
+            <w:ins w:id="431" w:author="Anthony Cossio" w:date="2025-05-22T15:36:00Z">
               <w:r>
                 <w:rPr>
                   <w:sz w:val="24"/>
@@ -23516,12 +23881,12 @@
             <w:pPr>
               <w:jc w:val="center"/>
               <w:rPr>
-                <w:ins w:id="369" w:author="Anthony Cossio" w:date="2025-04-02T09:29:00Z"/>
+                <w:ins w:id="432" w:author="Anthony Cossio" w:date="2025-04-02T09:29:00Z"/>
                 <w:sz w:val="24"/>
                 <w:szCs w:val="24"/>
               </w:rPr>
             </w:pPr>
-            <w:ins w:id="370" w:author="Anthony Cossio" w:date="2025-05-22T15:36:00Z">
+            <w:ins w:id="433" w:author="Anthony Cossio" w:date="2025-05-22T15:36:00Z">
               <w:r>
                 <w:rPr>
                   <w:sz w:val="24"/>
@@ -23540,12 +23905,12 @@
             <w:pPr>
               <w:jc w:val="center"/>
               <w:rPr>
-                <w:ins w:id="371" w:author="Anthony Cossio" w:date="2025-04-02T09:29:00Z"/>
+                <w:ins w:id="434" w:author="Anthony Cossio" w:date="2025-04-02T09:29:00Z"/>
                 <w:sz w:val="24"/>
                 <w:szCs w:val="24"/>
               </w:rPr>
             </w:pPr>
-            <w:ins w:id="372" w:author="Anthony Cossio" w:date="2025-05-22T15:36:00Z">
+            <w:ins w:id="435" w:author="Anthony Cossio" w:date="2025-05-22T15:36:00Z">
               <w:r>
                 <w:rPr>
                   <w:sz w:val="24"/>
@@ -23564,12 +23929,12 @@
             <w:pPr>
               <w:jc w:val="center"/>
               <w:rPr>
-                <w:ins w:id="373" w:author="Anthony Cossio" w:date="2025-04-02T09:29:00Z"/>
+                <w:ins w:id="436" w:author="Anthony Cossio" w:date="2025-04-02T09:29:00Z"/>
                 <w:sz w:val="24"/>
                 <w:szCs w:val="24"/>
               </w:rPr>
             </w:pPr>
-            <w:ins w:id="374" w:author="Anthony Cossio" w:date="2025-05-22T15:36:00Z">
+            <w:ins w:id="437" w:author="Anthony Cossio" w:date="2025-05-22T15:36:00Z">
               <w:r>
                 <w:rPr>
                   <w:sz w:val="24"/>
@@ -23584,7 +23949,7 @@
       <w:tr>
         <w:trPr>
           <w:jc w:val="center"/>
-          <w:ins w:id="375" w:author="Anthony Cossio" w:date="2025-04-02T09:29:00Z"/>
+          <w:ins w:id="438" w:author="Anthony Cossio" w:date="2025-04-02T09:29:00Z"/>
         </w:trPr>
         <w:tc>
           <w:tcPr>
@@ -23593,12 +23958,12 @@
           <w:p>
             <w:pPr>
               <w:rPr>
-                <w:ins w:id="376" w:author="Anthony Cossio" w:date="2025-04-02T09:29:00Z"/>
+                <w:ins w:id="439" w:author="Anthony Cossio" w:date="2025-04-02T09:29:00Z"/>
                 <w:sz w:val="24"/>
                 <w:szCs w:val="24"/>
               </w:rPr>
             </w:pPr>
-            <w:ins w:id="377" w:author="Anthony Cossio" w:date="2025-05-22T15:36:00Z">
+            <w:ins w:id="440" w:author="Anthony Cossio" w:date="2025-05-22T15:36:00Z">
               <w:r>
                 <w:rPr>
                   <w:sz w:val="24"/>
@@ -23617,12 +23982,12 @@
             <w:pPr>
               <w:jc w:val="center"/>
               <w:rPr>
-                <w:ins w:id="378" w:author="Anthony Cossio" w:date="2025-04-02T09:29:00Z"/>
+                <w:ins w:id="441" w:author="Anthony Cossio" w:date="2025-04-02T09:29:00Z"/>
                 <w:sz w:val="24"/>
                 <w:szCs w:val="24"/>
               </w:rPr>
             </w:pPr>
-            <w:ins w:id="379" w:author="Anthony Cossio" w:date="2025-05-22T15:36:00Z">
+            <w:ins w:id="442" w:author="Anthony Cossio" w:date="2025-05-22T15:36:00Z">
               <w:r>
                 <w:rPr>
                   <w:sz w:val="24"/>
@@ -23641,12 +24006,12 @@
             <w:pPr>
               <w:jc w:val="center"/>
               <w:rPr>
-                <w:ins w:id="380" w:author="Anthony Cossio" w:date="2025-04-02T09:29:00Z"/>
+                <w:ins w:id="443" w:author="Anthony Cossio" w:date="2025-04-02T09:29:00Z"/>
                 <w:sz w:val="24"/>
                 <w:szCs w:val="24"/>
               </w:rPr>
             </w:pPr>
-            <w:ins w:id="381" w:author="Anthony Cossio" w:date="2025-05-22T15:36:00Z">
+            <w:ins w:id="444" w:author="Anthony Cossio" w:date="2025-05-22T15:36:00Z">
               <w:r>
                 <w:rPr>
                   <w:sz w:val="24"/>
@@ -23665,12 +24030,12 @@
             <w:pPr>
               <w:jc w:val="center"/>
               <w:rPr>
-                <w:ins w:id="382" w:author="Anthony Cossio" w:date="2025-04-02T09:29:00Z"/>
+                <w:ins w:id="445" w:author="Anthony Cossio" w:date="2025-04-02T09:29:00Z"/>
                 <w:sz w:val="24"/>
                 <w:szCs w:val="24"/>
               </w:rPr>
             </w:pPr>
-            <w:ins w:id="383" w:author="Anthony Cossio" w:date="2025-05-22T15:36:00Z">
+            <w:ins w:id="446" w:author="Anthony Cossio" w:date="2025-05-22T15:36:00Z">
               <w:r>
                 <w:rPr>
                   <w:sz w:val="24"/>
@@ -23689,12 +24054,12 @@
             <w:pPr>
               <w:jc w:val="center"/>
               <w:rPr>
-                <w:ins w:id="384" w:author="Anthony Cossio" w:date="2025-04-02T09:29:00Z"/>
+                <w:ins w:id="447" w:author="Anthony Cossio" w:date="2025-04-02T09:29:00Z"/>
                 <w:sz w:val="24"/>
                 <w:szCs w:val="24"/>
               </w:rPr>
             </w:pPr>
-            <w:ins w:id="385" w:author="Anthony Cossio" w:date="2025-05-22T15:36:00Z">
+            <w:ins w:id="448" w:author="Anthony Cossio" w:date="2025-05-22T15:36:00Z">
               <w:r>
                 <w:rPr>
                   <w:sz w:val="24"/>
@@ -23713,12 +24078,12 @@
             <w:pPr>
               <w:jc w:val="center"/>
               <w:rPr>
-                <w:ins w:id="386" w:author="Anthony Cossio" w:date="2025-04-02T09:29:00Z"/>
+                <w:ins w:id="449" w:author="Anthony Cossio" w:date="2025-04-02T09:29:00Z"/>
                 <w:sz w:val="24"/>
                 <w:szCs w:val="24"/>
               </w:rPr>
             </w:pPr>
-            <w:ins w:id="387" w:author="Anthony Cossio" w:date="2025-05-22T15:36:00Z">
+            <w:ins w:id="450" w:author="Anthony Cossio" w:date="2025-05-22T15:36:00Z">
               <w:r>
                 <w:rPr>
                   <w:sz w:val="24"/>
@@ -23737,12 +24102,12 @@
             <w:pPr>
               <w:jc w:val="center"/>
               <w:rPr>
-                <w:ins w:id="388" w:author="Anthony Cossio" w:date="2025-04-02T09:29:00Z"/>
+                <w:ins w:id="451" w:author="Anthony Cossio" w:date="2025-04-02T09:29:00Z"/>
                 <w:sz w:val="24"/>
                 <w:szCs w:val="24"/>
               </w:rPr>
             </w:pPr>
-            <w:ins w:id="389" w:author="Anthony Cossio" w:date="2025-05-22T15:36:00Z">
+            <w:ins w:id="452" w:author="Anthony Cossio" w:date="2025-05-22T15:36:00Z">
               <w:r>
                 <w:rPr>
                   <w:sz w:val="24"/>
@@ -23761,12 +24126,12 @@
             <w:pPr>
               <w:jc w:val="center"/>
               <w:rPr>
-                <w:ins w:id="390" w:author="Anthony Cossio" w:date="2025-04-02T09:29:00Z"/>
+                <w:ins w:id="453" w:author="Anthony Cossio" w:date="2025-04-02T09:29:00Z"/>
                 <w:sz w:val="24"/>
                 <w:szCs w:val="24"/>
               </w:rPr>
             </w:pPr>
-            <w:ins w:id="391" w:author="Anthony Cossio" w:date="2025-05-22T15:36:00Z">
+            <w:ins w:id="454" w:author="Anthony Cossio" w:date="2025-05-22T15:36:00Z">
               <w:r>
                 <w:rPr>
                   <w:sz w:val="24"/>
@@ -23784,7 +24149,7 @@
         <w:pStyle w:val="BodyText"/>
         <w:spacing w:before="181"/>
         <w:rPr>
-          <w:ins w:id="392" w:author="Anthony Cossio" w:date="2025-04-02T09:28:00Z"/>
+          <w:ins w:id="455" w:author="Anthony Cossio" w:date="2025-04-02T09:28:00Z"/>
         </w:rPr>
       </w:pPr>
     </w:p>
@@ -23800,7 +24165,7 @@
         <w:ind w:left="100"/>
         <w:rPr>
           <w:strike/>
-          <w:rPrChange w:id="393" w:author="Anthony Cossio" w:date="2025-04-02T09:29:00Z">
+          <w:rPrChange w:id="456" w:author="Anthony Cossio" w:date="2025-04-02T09:29:00Z">
             <w:rPr/>
           </w:rPrChange>
         </w:rPr>
@@ -23808,7 +24173,7 @@
       <w:r>
         <w:rPr>
           <w:strike/>
-          <w:rPrChange w:id="394" w:author="Anthony Cossio" w:date="2025-04-02T09:29:00Z">
+          <w:rPrChange w:id="457" w:author="Anthony Cossio" w:date="2025-04-02T09:29:00Z">
             <w:rPr/>
           </w:rPrChange>
         </w:rPr>
@@ -23818,7 +24183,7 @@
         <w:rPr>
           <w:strike/>
           <w:spacing w:val="-4"/>
-          <w:rPrChange w:id="395" w:author="Anthony Cossio" w:date="2025-04-02T09:29:00Z">
+          <w:rPrChange w:id="458" w:author="Anthony Cossio" w:date="2025-04-02T09:29:00Z">
             <w:rPr>
               <w:spacing w:val="-4"/>
             </w:rPr>
@@ -23829,7 +24194,7 @@
       <w:r>
         <w:rPr>
           <w:strike/>
-          <w:rPrChange w:id="396" w:author="Anthony Cossio" w:date="2025-04-02T09:29:00Z">
+          <w:rPrChange w:id="459" w:author="Anthony Cossio" w:date="2025-04-02T09:29:00Z">
             <w:rPr/>
           </w:rPrChange>
         </w:rPr>
@@ -23839,7 +24204,7 @@
         <w:rPr>
           <w:strike/>
           <w:spacing w:val="-3"/>
-          <w:rPrChange w:id="397" w:author="Anthony Cossio" w:date="2025-04-02T09:29:00Z">
+          <w:rPrChange w:id="460" w:author="Anthony Cossio" w:date="2025-04-02T09:29:00Z">
             <w:rPr>
               <w:spacing w:val="-3"/>
             </w:rPr>
@@ -23850,7 +24215,7 @@
       <w:r>
         <w:rPr>
           <w:strike/>
-          <w:rPrChange w:id="398" w:author="Anthony Cossio" w:date="2025-04-02T09:29:00Z">
+          <w:rPrChange w:id="461" w:author="Anthony Cossio" w:date="2025-04-02T09:29:00Z">
             <w:rPr/>
           </w:rPrChange>
         </w:rPr>
@@ -23860,7 +24225,7 @@
         <w:rPr>
           <w:strike/>
           <w:spacing w:val="-2"/>
-          <w:rPrChange w:id="399" w:author="Anthony Cossio" w:date="2025-04-02T09:29:00Z">
+          <w:rPrChange w:id="462" w:author="Anthony Cossio" w:date="2025-04-02T09:29:00Z">
             <w:rPr>
               <w:spacing w:val="-2"/>
             </w:rPr>
@@ -23871,7 +24236,7 @@
       <w:r>
         <w:rPr>
           <w:strike/>
-          <w:rPrChange w:id="400" w:author="Anthony Cossio" w:date="2025-04-02T09:29:00Z">
+          <w:rPrChange w:id="463" w:author="Anthony Cossio" w:date="2025-04-02T09:29:00Z">
             <w:rPr/>
           </w:rPrChange>
         </w:rPr>
@@ -23881,7 +24246,7 @@
         <w:rPr>
           <w:strike/>
           <w:spacing w:val="-2"/>
-          <w:rPrChange w:id="401" w:author="Anthony Cossio" w:date="2025-04-02T09:29:00Z">
+          <w:rPrChange w:id="464" w:author="Anthony Cossio" w:date="2025-04-02T09:29:00Z">
             <w:rPr>
               <w:spacing w:val="-2"/>
             </w:rPr>
@@ -23892,7 +24257,7 @@
       <w:r>
         <w:rPr>
           <w:strike/>
-          <w:rPrChange w:id="402" w:author="Anthony Cossio" w:date="2025-04-02T09:29:00Z">
+          <w:rPrChange w:id="465" w:author="Anthony Cossio" w:date="2025-04-02T09:29:00Z">
             <w:rPr/>
           </w:rPrChange>
         </w:rPr>
@@ -23902,7 +24267,7 @@
         <w:rPr>
           <w:strike/>
           <w:spacing w:val="-2"/>
-          <w:rPrChange w:id="403" w:author="Anthony Cossio" w:date="2025-04-02T09:29:00Z">
+          <w:rPrChange w:id="466" w:author="Anthony Cossio" w:date="2025-04-02T09:29:00Z">
             <w:rPr>
               <w:spacing w:val="-2"/>
             </w:rPr>
@@ -23913,7 +24278,7 @@
       <w:r>
         <w:rPr>
           <w:strike/>
-          <w:rPrChange w:id="404" w:author="Anthony Cossio" w:date="2025-04-02T09:29:00Z">
+          <w:rPrChange w:id="467" w:author="Anthony Cossio" w:date="2025-04-02T09:29:00Z">
             <w:rPr/>
           </w:rPrChange>
         </w:rPr>
@@ -23923,7 +24288,7 @@
         <w:rPr>
           <w:strike/>
           <w:spacing w:val="-2"/>
-          <w:rPrChange w:id="405" w:author="Anthony Cossio" w:date="2025-04-02T09:29:00Z">
+          <w:rPrChange w:id="468" w:author="Anthony Cossio" w:date="2025-04-02T09:29:00Z">
             <w:rPr>
               <w:spacing w:val="-2"/>
             </w:rPr>
@@ -23934,7 +24299,7 @@
       <w:r>
         <w:rPr>
           <w:strike/>
-          <w:rPrChange w:id="406" w:author="Anthony Cossio" w:date="2025-04-02T09:29:00Z">
+          <w:rPrChange w:id="469" w:author="Anthony Cossio" w:date="2025-04-02T09:29:00Z">
             <w:rPr/>
           </w:rPrChange>
         </w:rPr>
@@ -23944,7 +24309,7 @@
         <w:rPr>
           <w:strike/>
           <w:spacing w:val="-2"/>
-          <w:rPrChange w:id="407" w:author="Anthony Cossio" w:date="2025-04-02T09:29:00Z">
+          <w:rPrChange w:id="470" w:author="Anthony Cossio" w:date="2025-04-02T09:29:00Z">
             <w:rPr>
               <w:spacing w:val="-2"/>
             </w:rPr>
@@ -23955,7 +24320,7 @@
       <w:r>
         <w:rPr>
           <w:strike/>
-          <w:rPrChange w:id="408" w:author="Anthony Cossio" w:date="2025-04-02T09:29:00Z">
+          <w:rPrChange w:id="471" w:author="Anthony Cossio" w:date="2025-04-02T09:29:00Z">
             <w:rPr/>
           </w:rPrChange>
         </w:rPr>
@@ -23965,7 +24330,7 @@
         <w:rPr>
           <w:strike/>
           <w:spacing w:val="-2"/>
-          <w:rPrChange w:id="409" w:author="Anthony Cossio" w:date="2025-04-02T09:29:00Z">
+          <w:rPrChange w:id="472" w:author="Anthony Cossio" w:date="2025-04-02T09:29:00Z">
             <w:rPr>
               <w:spacing w:val="-2"/>
             </w:rPr>
@@ -23976,7 +24341,7 @@
       <w:r>
         <w:rPr>
           <w:strike/>
-          <w:rPrChange w:id="410" w:author="Anthony Cossio" w:date="2025-04-02T09:29:00Z">
+          <w:rPrChange w:id="473" w:author="Anthony Cossio" w:date="2025-04-02T09:29:00Z">
             <w:rPr/>
           </w:rPrChange>
         </w:rPr>
@@ -23986,7 +24351,7 @@
         <w:rPr>
           <w:strike/>
           <w:spacing w:val="-3"/>
-          <w:rPrChange w:id="411" w:author="Anthony Cossio" w:date="2025-04-02T09:29:00Z">
+          <w:rPrChange w:id="474" w:author="Anthony Cossio" w:date="2025-04-02T09:29:00Z">
             <w:rPr>
               <w:spacing w:val="-3"/>
             </w:rPr>
@@ -23997,7 +24362,7 @@
       <w:r>
         <w:rPr>
           <w:strike/>
-          <w:rPrChange w:id="412" w:author="Anthony Cossio" w:date="2025-04-02T09:29:00Z">
+          <w:rPrChange w:id="475" w:author="Anthony Cossio" w:date="2025-04-02T09:29:00Z">
             <w:rPr/>
           </w:rPrChange>
         </w:rPr>
@@ -24007,7 +24372,7 @@
         <w:rPr>
           <w:strike/>
           <w:spacing w:val="-2"/>
-          <w:rPrChange w:id="413" w:author="Anthony Cossio" w:date="2025-04-02T09:29:00Z">
+          <w:rPrChange w:id="476" w:author="Anthony Cossio" w:date="2025-04-02T09:29:00Z">
             <w:rPr>
               <w:spacing w:val="-2"/>
             </w:rPr>
@@ -24018,7 +24383,7 @@
       <w:r>
         <w:rPr>
           <w:strike/>
-          <w:rPrChange w:id="414" w:author="Anthony Cossio" w:date="2025-04-02T09:29:00Z">
+          <w:rPrChange w:id="477" w:author="Anthony Cossio" w:date="2025-04-02T09:29:00Z">
             <w:rPr/>
           </w:rPrChange>
         </w:rPr>
@@ -24028,7 +24393,7 @@
         <w:rPr>
           <w:strike/>
           <w:spacing w:val="-2"/>
-          <w:rPrChange w:id="415" w:author="Anthony Cossio" w:date="2025-04-02T09:29:00Z">
+          <w:rPrChange w:id="478" w:author="Anthony Cossio" w:date="2025-04-02T09:29:00Z">
             <w:rPr>
               <w:spacing w:val="-2"/>
             </w:rPr>
@@ -24044,7 +24409,7 @@
         <w:rPr>
           <w:strike/>
           <w:sz w:val="16"/>
-          <w:rPrChange w:id="416" w:author="Anthony Cossio" w:date="2025-04-02T09:29:00Z">
+          <w:rPrChange w:id="479" w:author="Anthony Cossio" w:date="2025-04-02T09:29:00Z">
             <w:rPr>
               <w:sz w:val="16"/>
             </w:rPr>
@@ -24096,7 +24461,7 @@
               <w:rPr>
                 <w:strike/>
                 <w:sz w:val="24"/>
-                <w:rPrChange w:id="417" w:author="Anthony Cossio" w:date="2025-04-02T09:29:00Z">
+                <w:rPrChange w:id="480" w:author="Anthony Cossio" w:date="2025-04-02T09:29:00Z">
                   <w:rPr>
                     <w:sz w:val="24"/>
                   </w:rPr>
@@ -24108,7 +24473,7 @@
                 <w:strike/>
                 <w:spacing w:val="-2"/>
                 <w:sz w:val="24"/>
-                <w:rPrChange w:id="418" w:author="Anthony Cossio" w:date="2025-04-02T09:29:00Z">
+                <w:rPrChange w:id="481" w:author="Anthony Cossio" w:date="2025-04-02T09:29:00Z">
                   <w:rPr>
                     <w:spacing w:val="-2"/>
                     <w:sz w:val="24"/>
@@ -24132,7 +24497,7 @@
               <w:rPr>
                 <w:strike/>
                 <w:sz w:val="24"/>
-                <w:rPrChange w:id="419" w:author="Anthony Cossio" w:date="2025-04-02T09:29:00Z">
+                <w:rPrChange w:id="482" w:author="Anthony Cossio" w:date="2025-04-02T09:29:00Z">
                   <w:rPr>
                     <w:sz w:val="24"/>
                   </w:rPr>
@@ -24143,7 +24508,7 @@
               <w:rPr>
                 <w:strike/>
                 <w:sz w:val="24"/>
-                <w:rPrChange w:id="420" w:author="Anthony Cossio" w:date="2025-04-02T09:29:00Z">
+                <w:rPrChange w:id="483" w:author="Anthony Cossio" w:date="2025-04-02T09:29:00Z">
                   <w:rPr>
                     <w:sz w:val="24"/>
                   </w:rPr>
@@ -24156,7 +24521,7 @@
                 <w:strike/>
                 <w:spacing w:val="-15"/>
                 <w:sz w:val="24"/>
-                <w:rPrChange w:id="421" w:author="Anthony Cossio" w:date="2025-04-02T09:29:00Z">
+                <w:rPrChange w:id="484" w:author="Anthony Cossio" w:date="2025-04-02T09:29:00Z">
                   <w:rPr>
                     <w:spacing w:val="-15"/>
                     <w:sz w:val="24"/>
@@ -24169,7 +24534,7 @@
               <w:rPr>
                 <w:strike/>
                 <w:sz w:val="24"/>
-                <w:rPrChange w:id="422" w:author="Anthony Cossio" w:date="2025-04-02T09:29:00Z">
+                <w:rPrChange w:id="485" w:author="Anthony Cossio" w:date="2025-04-02T09:29:00Z">
                   <w:rPr>
                     <w:sz w:val="24"/>
                   </w:rPr>
@@ -24182,7 +24547,7 @@
                 <w:strike/>
                 <w:spacing w:val="-2"/>
                 <w:sz w:val="24"/>
-                <w:rPrChange w:id="423" w:author="Anthony Cossio" w:date="2025-04-02T09:29:00Z">
+                <w:rPrChange w:id="486" w:author="Anthony Cossio" w:date="2025-04-02T09:29:00Z">
                   <w:rPr>
                     <w:spacing w:val="-2"/>
                     <w:sz w:val="24"/>
@@ -24201,7 +24566,7 @@
               <w:rPr>
                 <w:strike/>
                 <w:sz w:val="24"/>
-                <w:rPrChange w:id="424" w:author="Anthony Cossio" w:date="2025-04-02T09:29:00Z">
+                <w:rPrChange w:id="487" w:author="Anthony Cossio" w:date="2025-04-02T09:29:00Z">
                   <w:rPr>
                     <w:sz w:val="24"/>
                   </w:rPr>
@@ -24213,7 +24578,7 @@
                 <w:strike/>
                 <w:spacing w:val="-2"/>
                 <w:sz w:val="24"/>
-                <w:rPrChange w:id="425" w:author="Anthony Cossio" w:date="2025-04-02T09:29:00Z">
+                <w:rPrChange w:id="488" w:author="Anthony Cossio" w:date="2025-04-02T09:29:00Z">
                   <w:rPr>
                     <w:spacing w:val="-2"/>
                     <w:sz w:val="24"/>
@@ -24237,7 +24602,7 @@
               <w:rPr>
                 <w:strike/>
                 <w:sz w:val="24"/>
-                <w:rPrChange w:id="426" w:author="Anthony Cossio" w:date="2025-04-02T09:29:00Z">
+                <w:rPrChange w:id="489" w:author="Anthony Cossio" w:date="2025-04-02T09:29:00Z">
                   <w:rPr>
                     <w:sz w:val="24"/>
                   </w:rPr>
@@ -24248,7 +24613,7 @@
               <w:rPr>
                 <w:strike/>
                 <w:sz w:val="24"/>
-                <w:rPrChange w:id="427" w:author="Anthony Cossio" w:date="2025-04-02T09:29:00Z">
+                <w:rPrChange w:id="490" w:author="Anthony Cossio" w:date="2025-04-02T09:29:00Z">
                   <w:rPr>
                     <w:sz w:val="24"/>
                   </w:rPr>
@@ -24261,7 +24626,7 @@
                 <w:strike/>
                 <w:spacing w:val="-15"/>
                 <w:sz w:val="24"/>
-                <w:rPrChange w:id="428" w:author="Anthony Cossio" w:date="2025-04-02T09:29:00Z">
+                <w:rPrChange w:id="491" w:author="Anthony Cossio" w:date="2025-04-02T09:29:00Z">
                   <w:rPr>
                     <w:spacing w:val="-15"/>
                     <w:sz w:val="24"/>
@@ -24274,7 +24639,7 @@
               <w:rPr>
                 <w:strike/>
                 <w:sz w:val="24"/>
-                <w:rPrChange w:id="429" w:author="Anthony Cossio" w:date="2025-04-02T09:29:00Z">
+                <w:rPrChange w:id="492" w:author="Anthony Cossio" w:date="2025-04-02T09:29:00Z">
                   <w:rPr>
                     <w:sz w:val="24"/>
                   </w:rPr>
@@ -24287,7 +24652,7 @@
                 <w:strike/>
                 <w:spacing w:val="-4"/>
                 <w:sz w:val="24"/>
-                <w:rPrChange w:id="430" w:author="Anthony Cossio" w:date="2025-04-02T09:29:00Z">
+                <w:rPrChange w:id="493" w:author="Anthony Cossio" w:date="2025-04-02T09:29:00Z">
                   <w:rPr>
                     <w:spacing w:val="-4"/>
                     <w:sz w:val="24"/>
@@ -24311,7 +24676,7 @@
               <w:rPr>
                 <w:strike/>
                 <w:sz w:val="24"/>
-                <w:rPrChange w:id="431" w:author="Anthony Cossio" w:date="2025-04-02T09:29:00Z">
+                <w:rPrChange w:id="494" w:author="Anthony Cossio" w:date="2025-04-02T09:29:00Z">
                   <w:rPr>
                     <w:sz w:val="24"/>
                   </w:rPr>
@@ -24322,7 +24687,7 @@
               <w:rPr>
                 <w:strike/>
                 <w:sz w:val="24"/>
-                <w:rPrChange w:id="432" w:author="Anthony Cossio" w:date="2025-04-02T09:29:00Z">
+                <w:rPrChange w:id="495" w:author="Anthony Cossio" w:date="2025-04-02T09:29:00Z">
                   <w:rPr>
                     <w:sz w:val="24"/>
                   </w:rPr>
@@ -24335,7 +24700,7 @@
                 <w:strike/>
                 <w:spacing w:val="-15"/>
                 <w:sz w:val="24"/>
-                <w:rPrChange w:id="433" w:author="Anthony Cossio" w:date="2025-04-02T09:29:00Z">
+                <w:rPrChange w:id="496" w:author="Anthony Cossio" w:date="2025-04-02T09:29:00Z">
                   <w:rPr>
                     <w:spacing w:val="-15"/>
                     <w:sz w:val="24"/>
@@ -24348,7 +24713,7 @@
               <w:rPr>
                 <w:strike/>
                 <w:sz w:val="24"/>
-                <w:rPrChange w:id="434" w:author="Anthony Cossio" w:date="2025-04-02T09:29:00Z">
+                <w:rPrChange w:id="497" w:author="Anthony Cossio" w:date="2025-04-02T09:29:00Z">
                   <w:rPr>
                     <w:sz w:val="24"/>
                   </w:rPr>
@@ -24361,7 +24726,7 @@
                 <w:strike/>
                 <w:spacing w:val="-2"/>
                 <w:sz w:val="24"/>
-                <w:rPrChange w:id="435" w:author="Anthony Cossio" w:date="2025-04-02T09:29:00Z">
+                <w:rPrChange w:id="498" w:author="Anthony Cossio" w:date="2025-04-02T09:29:00Z">
                   <w:rPr>
                     <w:spacing w:val="-2"/>
                     <w:sz w:val="24"/>
@@ -24380,7 +24745,7 @@
               <w:rPr>
                 <w:strike/>
                 <w:sz w:val="24"/>
-                <w:rPrChange w:id="436" w:author="Anthony Cossio" w:date="2025-04-02T09:29:00Z">
+                <w:rPrChange w:id="499" w:author="Anthony Cossio" w:date="2025-04-02T09:29:00Z">
                   <w:rPr>
                     <w:sz w:val="24"/>
                   </w:rPr>
@@ -24392,7 +24757,7 @@
                 <w:strike/>
                 <w:spacing w:val="-2"/>
                 <w:sz w:val="24"/>
-                <w:rPrChange w:id="437" w:author="Anthony Cossio" w:date="2025-04-02T09:29:00Z">
+                <w:rPrChange w:id="500" w:author="Anthony Cossio" w:date="2025-04-02T09:29:00Z">
                   <w:rPr>
                     <w:spacing w:val="-2"/>
                     <w:sz w:val="24"/>
@@ -24416,7 +24781,7 @@
               <w:rPr>
                 <w:strike/>
                 <w:sz w:val="24"/>
-                <w:rPrChange w:id="438" w:author="Anthony Cossio" w:date="2025-04-02T09:29:00Z">
+                <w:rPrChange w:id="501" w:author="Anthony Cossio" w:date="2025-04-02T09:29:00Z">
                   <w:rPr>
                     <w:sz w:val="24"/>
                   </w:rPr>
@@ -24427,7 +24792,7 @@
               <w:rPr>
                 <w:strike/>
                 <w:sz w:val="24"/>
-                <w:rPrChange w:id="439" w:author="Anthony Cossio" w:date="2025-04-02T09:29:00Z">
+                <w:rPrChange w:id="502" w:author="Anthony Cossio" w:date="2025-04-02T09:29:00Z">
                   <w:rPr>
                     <w:sz w:val="24"/>
                   </w:rPr>
@@ -24440,7 +24805,7 @@
                 <w:strike/>
                 <w:spacing w:val="-15"/>
                 <w:sz w:val="24"/>
-                <w:rPrChange w:id="440" w:author="Anthony Cossio" w:date="2025-04-02T09:29:00Z">
+                <w:rPrChange w:id="503" w:author="Anthony Cossio" w:date="2025-04-02T09:29:00Z">
                   <w:rPr>
                     <w:spacing w:val="-15"/>
                     <w:sz w:val="24"/>
@@ -24453,7 +24818,7 @@
               <w:rPr>
                 <w:strike/>
                 <w:sz w:val="24"/>
-                <w:rPrChange w:id="441" w:author="Anthony Cossio" w:date="2025-04-02T09:29:00Z">
+                <w:rPrChange w:id="504" w:author="Anthony Cossio" w:date="2025-04-02T09:29:00Z">
                   <w:rPr>
                     <w:sz w:val="24"/>
                   </w:rPr>
@@ -24466,7 +24831,7 @@
                 <w:strike/>
                 <w:spacing w:val="-2"/>
                 <w:sz w:val="24"/>
-                <w:rPrChange w:id="442" w:author="Anthony Cossio" w:date="2025-04-02T09:29:00Z">
+                <w:rPrChange w:id="505" w:author="Anthony Cossio" w:date="2025-04-02T09:29:00Z">
                   <w:rPr>
                     <w:spacing w:val="-2"/>
                     <w:sz w:val="24"/>
@@ -24485,7 +24850,7 @@
               <w:rPr>
                 <w:strike/>
                 <w:sz w:val="24"/>
-                <w:rPrChange w:id="443" w:author="Anthony Cossio" w:date="2025-04-02T09:29:00Z">
+                <w:rPrChange w:id="506" w:author="Anthony Cossio" w:date="2025-04-02T09:29:00Z">
                   <w:rPr>
                     <w:sz w:val="24"/>
                   </w:rPr>
@@ -24497,7 +24862,7 @@
                 <w:strike/>
                 <w:spacing w:val="-2"/>
                 <w:sz w:val="24"/>
-                <w:rPrChange w:id="444" w:author="Anthony Cossio" w:date="2025-04-02T09:29:00Z">
+                <w:rPrChange w:id="507" w:author="Anthony Cossio" w:date="2025-04-02T09:29:00Z">
                   <w:rPr>
                     <w:spacing w:val="-2"/>
                     <w:sz w:val="24"/>
@@ -24521,7 +24886,7 @@
               <w:rPr>
                 <w:strike/>
                 <w:sz w:val="24"/>
-                <w:rPrChange w:id="445" w:author="Anthony Cossio" w:date="2025-04-02T09:29:00Z">
+                <w:rPrChange w:id="508" w:author="Anthony Cossio" w:date="2025-04-02T09:29:00Z">
                   <w:rPr>
                     <w:sz w:val="24"/>
                   </w:rPr>
@@ -24532,7 +24897,7 @@
               <w:rPr>
                 <w:strike/>
                 <w:sz w:val="24"/>
-                <w:rPrChange w:id="446" w:author="Anthony Cossio" w:date="2025-04-02T09:29:00Z">
+                <w:rPrChange w:id="509" w:author="Anthony Cossio" w:date="2025-04-02T09:29:00Z">
                   <w:rPr>
                     <w:sz w:val="24"/>
                   </w:rPr>
@@ -24545,7 +24910,7 @@
                 <w:strike/>
                 <w:spacing w:val="-15"/>
                 <w:sz w:val="24"/>
-                <w:rPrChange w:id="447" w:author="Anthony Cossio" w:date="2025-04-02T09:29:00Z">
+                <w:rPrChange w:id="510" w:author="Anthony Cossio" w:date="2025-04-02T09:29:00Z">
                   <w:rPr>
                     <w:spacing w:val="-15"/>
                     <w:sz w:val="24"/>
@@ -24558,7 +24923,7 @@
               <w:rPr>
                 <w:strike/>
                 <w:sz w:val="24"/>
-                <w:rPrChange w:id="448" w:author="Anthony Cossio" w:date="2025-04-02T09:29:00Z">
+                <w:rPrChange w:id="511" w:author="Anthony Cossio" w:date="2025-04-02T09:29:00Z">
                   <w:rPr>
                     <w:sz w:val="24"/>
                   </w:rPr>
@@ -24571,7 +24936,7 @@
                 <w:strike/>
                 <w:spacing w:val="-4"/>
                 <w:sz w:val="24"/>
-                <w:rPrChange w:id="449" w:author="Anthony Cossio" w:date="2025-04-02T09:29:00Z">
+                <w:rPrChange w:id="512" w:author="Anthony Cossio" w:date="2025-04-02T09:29:00Z">
                   <w:rPr>
                     <w:spacing w:val="-4"/>
                     <w:sz w:val="24"/>
@@ -24595,7 +24960,7 @@
               <w:rPr>
                 <w:strike/>
                 <w:sz w:val="24"/>
-                <w:rPrChange w:id="450" w:author="Anthony Cossio" w:date="2025-04-02T09:29:00Z">
+                <w:rPrChange w:id="513" w:author="Anthony Cossio" w:date="2025-04-02T09:29:00Z">
                   <w:rPr>
                     <w:sz w:val="24"/>
                   </w:rPr>
@@ -24606,7 +24971,7 @@
               <w:rPr>
                 <w:strike/>
                 <w:sz w:val="24"/>
-                <w:rPrChange w:id="451" w:author="Anthony Cossio" w:date="2025-04-02T09:29:00Z">
+                <w:rPrChange w:id="514" w:author="Anthony Cossio" w:date="2025-04-02T09:29:00Z">
                   <w:rPr>
                     <w:sz w:val="24"/>
                   </w:rPr>
@@ -24619,7 +24984,7 @@
                 <w:strike/>
                 <w:spacing w:val="-15"/>
                 <w:sz w:val="24"/>
-                <w:rPrChange w:id="452" w:author="Anthony Cossio" w:date="2025-04-02T09:29:00Z">
+                <w:rPrChange w:id="515" w:author="Anthony Cossio" w:date="2025-04-02T09:29:00Z">
                   <w:rPr>
                     <w:spacing w:val="-15"/>
                     <w:sz w:val="24"/>
@@ -24632,7 +24997,7 @@
               <w:rPr>
                 <w:strike/>
                 <w:sz w:val="24"/>
-                <w:rPrChange w:id="453" w:author="Anthony Cossio" w:date="2025-04-02T09:29:00Z">
+                <w:rPrChange w:id="516" w:author="Anthony Cossio" w:date="2025-04-02T09:29:00Z">
                   <w:rPr>
                     <w:sz w:val="24"/>
                   </w:rPr>
@@ -24645,7 +25010,7 @@
                 <w:strike/>
                 <w:spacing w:val="-2"/>
                 <w:sz w:val="24"/>
-                <w:rPrChange w:id="454" w:author="Anthony Cossio" w:date="2025-04-02T09:29:00Z">
+                <w:rPrChange w:id="517" w:author="Anthony Cossio" w:date="2025-04-02T09:29:00Z">
                   <w:rPr>
                     <w:spacing w:val="-2"/>
                     <w:sz w:val="24"/>
@@ -24664,7 +25029,7 @@
               <w:rPr>
                 <w:strike/>
                 <w:sz w:val="24"/>
-                <w:rPrChange w:id="455" w:author="Anthony Cossio" w:date="2025-04-02T09:29:00Z">
+                <w:rPrChange w:id="518" w:author="Anthony Cossio" w:date="2025-04-02T09:29:00Z">
                   <w:rPr>
                     <w:sz w:val="24"/>
                   </w:rPr>
@@ -24676,7 +25041,7 @@
                 <w:strike/>
                 <w:spacing w:val="-2"/>
                 <w:sz w:val="24"/>
-                <w:rPrChange w:id="456" w:author="Anthony Cossio" w:date="2025-04-02T09:29:00Z">
+                <w:rPrChange w:id="519" w:author="Anthony Cossio" w:date="2025-04-02T09:29:00Z">
                   <w:rPr>
                     <w:spacing w:val="-2"/>
                     <w:sz w:val="24"/>
@@ -24704,7 +25069,7 @@
               <w:rPr>
                 <w:strike/>
                 <w:sz w:val="24"/>
-                <w:rPrChange w:id="457" w:author="Anthony Cossio" w:date="2025-04-02T09:29:00Z">
+                <w:rPrChange w:id="520" w:author="Anthony Cossio" w:date="2025-04-02T09:29:00Z">
                   <w:rPr>
                     <w:sz w:val="24"/>
                   </w:rPr>
@@ -24716,7 +25081,7 @@
                 <w:strike/>
                 <w:spacing w:val="-2"/>
                 <w:sz w:val="24"/>
-                <w:rPrChange w:id="458" w:author="Anthony Cossio" w:date="2025-04-02T09:29:00Z">
+                <w:rPrChange w:id="521" w:author="Anthony Cossio" w:date="2025-04-02T09:29:00Z">
                   <w:rPr>
                     <w:spacing w:val="-2"/>
                     <w:sz w:val="24"/>
@@ -24739,7 +25104,7 @@
               <w:rPr>
                 <w:strike/>
                 <w:sz w:val="24"/>
-                <w:rPrChange w:id="459" w:author="Anthony Cossio" w:date="2025-04-02T09:29:00Z">
+                <w:rPrChange w:id="522" w:author="Anthony Cossio" w:date="2025-04-02T09:29:00Z">
                   <w:rPr>
                     <w:sz w:val="24"/>
                   </w:rPr>
@@ -24751,7 +25116,7 @@
                 <w:strike/>
                 <w:spacing w:val="-2"/>
                 <w:sz w:val="24"/>
-                <w:rPrChange w:id="460" w:author="Anthony Cossio" w:date="2025-04-02T09:29:00Z">
+                <w:rPrChange w:id="523" w:author="Anthony Cossio" w:date="2025-04-02T09:29:00Z">
                   <w:rPr>
                     <w:spacing w:val="-2"/>
                     <w:sz w:val="24"/>
@@ -24774,7 +25139,7 @@
               <w:rPr>
                 <w:strike/>
                 <w:sz w:val="24"/>
-                <w:rPrChange w:id="461" w:author="Anthony Cossio" w:date="2025-04-02T09:29:00Z">
+                <w:rPrChange w:id="524" w:author="Anthony Cossio" w:date="2025-04-02T09:29:00Z">
                   <w:rPr>
                     <w:sz w:val="24"/>
                   </w:rPr>
@@ -24786,7 +25151,7 @@
                 <w:strike/>
                 <w:spacing w:val="-2"/>
                 <w:sz w:val="24"/>
-                <w:rPrChange w:id="462" w:author="Anthony Cossio" w:date="2025-04-02T09:29:00Z">
+                <w:rPrChange w:id="525" w:author="Anthony Cossio" w:date="2025-04-02T09:29:00Z">
                   <w:rPr>
                     <w:spacing w:val="-2"/>
                     <w:sz w:val="24"/>
@@ -24809,7 +25174,7 @@
               <w:rPr>
                 <w:strike/>
                 <w:sz w:val="24"/>
-                <w:rPrChange w:id="463" w:author="Anthony Cossio" w:date="2025-04-02T09:29:00Z">
+                <w:rPrChange w:id="526" w:author="Anthony Cossio" w:date="2025-04-02T09:29:00Z">
                   <w:rPr>
                     <w:sz w:val="24"/>
                   </w:rPr>
@@ -24821,7 +25186,7 @@
                 <w:strike/>
                 <w:spacing w:val="-4"/>
                 <w:sz w:val="24"/>
-                <w:rPrChange w:id="464" w:author="Anthony Cossio" w:date="2025-04-02T09:29:00Z">
+                <w:rPrChange w:id="527" w:author="Anthony Cossio" w:date="2025-04-02T09:29:00Z">
                   <w:rPr>
                     <w:spacing w:val="-4"/>
                     <w:sz w:val="24"/>
@@ -24844,7 +25209,7 @@
               <w:rPr>
                 <w:strike/>
                 <w:sz w:val="24"/>
-                <w:rPrChange w:id="465" w:author="Anthony Cossio" w:date="2025-04-02T09:29:00Z">
+                <w:rPrChange w:id="528" w:author="Anthony Cossio" w:date="2025-04-02T09:29:00Z">
                   <w:rPr>
                     <w:sz w:val="24"/>
                   </w:rPr>
@@ -24856,7 +25221,7 @@
                 <w:strike/>
                 <w:spacing w:val="-2"/>
                 <w:sz w:val="24"/>
-                <w:rPrChange w:id="466" w:author="Anthony Cossio" w:date="2025-04-02T09:29:00Z">
+                <w:rPrChange w:id="529" w:author="Anthony Cossio" w:date="2025-04-02T09:29:00Z">
                   <w:rPr>
                     <w:spacing w:val="-2"/>
                     <w:sz w:val="24"/>
@@ -24879,7 +25244,7 @@
               <w:rPr>
                 <w:strike/>
                 <w:sz w:val="24"/>
-                <w:rPrChange w:id="467" w:author="Anthony Cossio" w:date="2025-04-02T09:29:00Z">
+                <w:rPrChange w:id="530" w:author="Anthony Cossio" w:date="2025-04-02T09:29:00Z">
                   <w:rPr>
                     <w:sz w:val="24"/>
                   </w:rPr>
@@ -24891,7 +25256,7 @@
                 <w:strike/>
                 <w:spacing w:val="-2"/>
                 <w:sz w:val="24"/>
-                <w:rPrChange w:id="468" w:author="Anthony Cossio" w:date="2025-04-02T09:29:00Z">
+                <w:rPrChange w:id="531" w:author="Anthony Cossio" w:date="2025-04-02T09:29:00Z">
                   <w:rPr>
                     <w:spacing w:val="-2"/>
                     <w:sz w:val="24"/>
@@ -24914,7 +25279,7 @@
               <w:rPr>
                 <w:strike/>
                 <w:sz w:val="24"/>
-                <w:rPrChange w:id="469" w:author="Anthony Cossio" w:date="2025-04-02T09:29:00Z">
+                <w:rPrChange w:id="532" w:author="Anthony Cossio" w:date="2025-04-02T09:29:00Z">
                   <w:rPr>
                     <w:sz w:val="24"/>
                   </w:rPr>
@@ -24926,7 +25291,7 @@
                 <w:strike/>
                 <w:spacing w:val="-4"/>
                 <w:sz w:val="24"/>
-                <w:rPrChange w:id="470" w:author="Anthony Cossio" w:date="2025-04-02T09:29:00Z">
+                <w:rPrChange w:id="533" w:author="Anthony Cossio" w:date="2025-04-02T09:29:00Z">
                   <w:rPr>
                     <w:spacing w:val="-4"/>
                     <w:sz w:val="24"/>
@@ -24954,7 +25319,7 @@
               <w:rPr>
                 <w:strike/>
                 <w:sz w:val="24"/>
-                <w:rPrChange w:id="471" w:author="Anthony Cossio" w:date="2025-04-02T09:29:00Z">
+                <w:rPrChange w:id="534" w:author="Anthony Cossio" w:date="2025-04-02T09:29:00Z">
                   <w:rPr>
                     <w:sz w:val="24"/>
                   </w:rPr>
@@ -24966,7 +25331,7 @@
                 <w:strike/>
                 <w:spacing w:val="-2"/>
                 <w:sz w:val="24"/>
-                <w:rPrChange w:id="472" w:author="Anthony Cossio" w:date="2025-04-02T09:29:00Z">
+                <w:rPrChange w:id="535" w:author="Anthony Cossio" w:date="2025-04-02T09:29:00Z">
                   <w:rPr>
                     <w:spacing w:val="-2"/>
                     <w:sz w:val="24"/>
@@ -24989,7 +25354,7 @@
               <w:rPr>
                 <w:strike/>
                 <w:sz w:val="24"/>
-                <w:rPrChange w:id="473" w:author="Anthony Cossio" w:date="2025-04-02T09:29:00Z">
+                <w:rPrChange w:id="536" w:author="Anthony Cossio" w:date="2025-04-02T09:29:00Z">
                   <w:rPr>
                     <w:sz w:val="24"/>
                   </w:rPr>
@@ -25001,7 +25366,7 @@
                 <w:strike/>
                 <w:spacing w:val="-2"/>
                 <w:sz w:val="24"/>
-                <w:rPrChange w:id="474" w:author="Anthony Cossio" w:date="2025-04-02T09:29:00Z">
+                <w:rPrChange w:id="537" w:author="Anthony Cossio" w:date="2025-04-02T09:29:00Z">
                   <w:rPr>
                     <w:spacing w:val="-2"/>
                     <w:sz w:val="24"/>
@@ -25024,7 +25389,7 @@
               <w:rPr>
                 <w:strike/>
                 <w:sz w:val="24"/>
-                <w:rPrChange w:id="475" w:author="Anthony Cossio" w:date="2025-04-02T09:29:00Z">
+                <w:rPrChange w:id="538" w:author="Anthony Cossio" w:date="2025-04-02T09:29:00Z">
                   <w:rPr>
                     <w:sz w:val="24"/>
                   </w:rPr>
@@ -25036,7 +25401,7 @@
                 <w:strike/>
                 <w:spacing w:val="-2"/>
                 <w:sz w:val="24"/>
-                <w:rPrChange w:id="476" w:author="Anthony Cossio" w:date="2025-04-02T09:29:00Z">
+                <w:rPrChange w:id="539" w:author="Anthony Cossio" w:date="2025-04-02T09:29:00Z">
                   <w:rPr>
                     <w:spacing w:val="-2"/>
                     <w:sz w:val="24"/>
@@ -25059,7 +25424,7 @@
               <w:rPr>
                 <w:strike/>
                 <w:sz w:val="24"/>
-                <w:rPrChange w:id="477" w:author="Anthony Cossio" w:date="2025-04-02T09:29:00Z">
+                <w:rPrChange w:id="540" w:author="Anthony Cossio" w:date="2025-04-02T09:29:00Z">
                   <w:rPr>
                     <w:sz w:val="24"/>
                   </w:rPr>
@@ -25071,7 +25436,7 @@
                 <w:strike/>
                 <w:spacing w:val="-4"/>
                 <w:sz w:val="24"/>
-                <w:rPrChange w:id="478" w:author="Anthony Cossio" w:date="2025-04-02T09:29:00Z">
+                <w:rPrChange w:id="541" w:author="Anthony Cossio" w:date="2025-04-02T09:29:00Z">
                   <w:rPr>
                     <w:spacing w:val="-4"/>
                     <w:sz w:val="24"/>
@@ -25094,7 +25459,7 @@
               <w:rPr>
                 <w:strike/>
                 <w:sz w:val="24"/>
-                <w:rPrChange w:id="479" w:author="Anthony Cossio" w:date="2025-04-02T09:29:00Z">
+                <w:rPrChange w:id="542" w:author="Anthony Cossio" w:date="2025-04-02T09:29:00Z">
                   <w:rPr>
                     <w:sz w:val="24"/>
                   </w:rPr>
@@ -25106,7 +25471,7 @@
                 <w:strike/>
                 <w:spacing w:val="-2"/>
                 <w:sz w:val="24"/>
-                <w:rPrChange w:id="480" w:author="Anthony Cossio" w:date="2025-04-02T09:29:00Z">
+                <w:rPrChange w:id="543" w:author="Anthony Cossio" w:date="2025-04-02T09:29:00Z">
                   <w:rPr>
                     <w:spacing w:val="-2"/>
                     <w:sz w:val="24"/>
@@ -25129,7 +25494,7 @@
               <w:rPr>
                 <w:strike/>
                 <w:sz w:val="24"/>
-                <w:rPrChange w:id="481" w:author="Anthony Cossio" w:date="2025-04-02T09:29:00Z">
+                <w:rPrChange w:id="544" w:author="Anthony Cossio" w:date="2025-04-02T09:29:00Z">
                   <w:rPr>
                     <w:sz w:val="24"/>
                   </w:rPr>
@@ -25141,7 +25506,7 @@
                 <w:strike/>
                 <w:spacing w:val="-2"/>
                 <w:sz w:val="24"/>
-                <w:rPrChange w:id="482" w:author="Anthony Cossio" w:date="2025-04-02T09:29:00Z">
+                <w:rPrChange w:id="545" w:author="Anthony Cossio" w:date="2025-04-02T09:29:00Z">
                   <w:rPr>
                     <w:spacing w:val="-2"/>
                     <w:sz w:val="24"/>
@@ -25164,7 +25529,7 @@
               <w:rPr>
                 <w:strike/>
                 <w:sz w:val="24"/>
-                <w:rPrChange w:id="483" w:author="Anthony Cossio" w:date="2025-04-02T09:29:00Z">
+                <w:rPrChange w:id="546" w:author="Anthony Cossio" w:date="2025-04-02T09:29:00Z">
                   <w:rPr>
                     <w:sz w:val="24"/>
                   </w:rPr>
@@ -25176,7 +25541,7 @@
                 <w:strike/>
                 <w:spacing w:val="-5"/>
                 <w:sz w:val="24"/>
-                <w:rPrChange w:id="484" w:author="Anthony Cossio" w:date="2025-04-02T09:29:00Z">
+                <w:rPrChange w:id="547" w:author="Anthony Cossio" w:date="2025-04-02T09:29:00Z">
                   <w:rPr>
                     <w:spacing w:val="-5"/>
                     <w:sz w:val="24"/>
@@ -25204,7 +25569,7 @@
               <w:rPr>
                 <w:strike/>
                 <w:sz w:val="24"/>
-                <w:rPrChange w:id="485" w:author="Anthony Cossio" w:date="2025-04-02T09:29:00Z">
+                <w:rPrChange w:id="548" w:author="Anthony Cossio" w:date="2025-04-02T09:29:00Z">
                   <w:rPr>
                     <w:sz w:val="24"/>
                   </w:rPr>
@@ -25216,7 +25581,7 @@
                 <w:strike/>
                 <w:spacing w:val="-2"/>
                 <w:sz w:val="24"/>
-                <w:rPrChange w:id="486" w:author="Anthony Cossio" w:date="2025-04-02T09:29:00Z">
+                <w:rPrChange w:id="549" w:author="Anthony Cossio" w:date="2025-04-02T09:29:00Z">
                   <w:rPr>
                     <w:spacing w:val="-2"/>
                     <w:sz w:val="24"/>
@@ -25235,7 +25600,7 @@
               <w:rPr>
                 <w:strike/>
                 <w:sz w:val="24"/>
-                <w:rPrChange w:id="487" w:author="Anthony Cossio" w:date="2025-04-02T09:29:00Z">
+                <w:rPrChange w:id="550" w:author="Anthony Cossio" w:date="2025-04-02T09:29:00Z">
                   <w:rPr>
                     <w:sz w:val="24"/>
                   </w:rPr>
@@ -25247,7 +25612,7 @@
                 <w:strike/>
                 <w:spacing w:val="-4"/>
                 <w:sz w:val="24"/>
-                <w:rPrChange w:id="488" w:author="Anthony Cossio" w:date="2025-04-02T09:29:00Z">
+                <w:rPrChange w:id="551" w:author="Anthony Cossio" w:date="2025-04-02T09:29:00Z">
                   <w:rPr>
                     <w:spacing w:val="-4"/>
                     <w:sz w:val="24"/>
@@ -25261,7 +25626,7 @@
                 <w:strike/>
                 <w:spacing w:val="-2"/>
                 <w:sz w:val="24"/>
-                <w:rPrChange w:id="489" w:author="Anthony Cossio" w:date="2025-04-02T09:29:00Z">
+                <w:rPrChange w:id="552" w:author="Anthony Cossio" w:date="2025-04-02T09:29:00Z">
                   <w:rPr>
                     <w:spacing w:val="-2"/>
                     <w:sz w:val="24"/>
@@ -25279,7 +25644,7 @@
               <w:rPr>
                 <w:strike/>
                 <w:sz w:val="24"/>
-                <w:rPrChange w:id="490" w:author="Anthony Cossio" w:date="2025-04-02T09:29:00Z">
+                <w:rPrChange w:id="553" w:author="Anthony Cossio" w:date="2025-04-02T09:29:00Z">
                   <w:rPr>
                     <w:sz w:val="24"/>
                   </w:rPr>
@@ -25291,7 +25656,7 @@
                 <w:strike/>
                 <w:spacing w:val="-2"/>
                 <w:sz w:val="24"/>
-                <w:rPrChange w:id="491" w:author="Anthony Cossio" w:date="2025-04-02T09:29:00Z">
+                <w:rPrChange w:id="554" w:author="Anthony Cossio" w:date="2025-04-02T09:29:00Z">
                   <w:rPr>
                     <w:spacing w:val="-2"/>
                     <w:sz w:val="24"/>
@@ -25314,7 +25679,7 @@
               <w:rPr>
                 <w:strike/>
                 <w:sz w:val="24"/>
-                <w:rPrChange w:id="492" w:author="Anthony Cossio" w:date="2025-04-02T09:29:00Z">
+                <w:rPrChange w:id="555" w:author="Anthony Cossio" w:date="2025-04-02T09:29:00Z">
                   <w:rPr>
                     <w:sz w:val="24"/>
                   </w:rPr>
@@ -25326,7 +25691,7 @@
                 <w:strike/>
                 <w:spacing w:val="-4"/>
                 <w:sz w:val="24"/>
-                <w:rPrChange w:id="493" w:author="Anthony Cossio" w:date="2025-04-02T09:29:00Z">
+                <w:rPrChange w:id="556" w:author="Anthony Cossio" w:date="2025-04-02T09:29:00Z">
                   <w:rPr>
                     <w:spacing w:val="-4"/>
                     <w:sz w:val="24"/>
@@ -25349,7 +25714,7 @@
               <w:rPr>
                 <w:strike/>
                 <w:sz w:val="24"/>
-                <w:rPrChange w:id="494" w:author="Anthony Cossio" w:date="2025-04-02T09:29:00Z">
+                <w:rPrChange w:id="557" w:author="Anthony Cossio" w:date="2025-04-02T09:29:00Z">
                   <w:rPr>
                     <w:sz w:val="24"/>
                   </w:rPr>
@@ -25361,7 +25726,7 @@
                 <w:strike/>
                 <w:spacing w:val="-2"/>
                 <w:sz w:val="24"/>
-                <w:rPrChange w:id="495" w:author="Anthony Cossio" w:date="2025-04-02T09:29:00Z">
+                <w:rPrChange w:id="558" w:author="Anthony Cossio" w:date="2025-04-02T09:29:00Z">
                   <w:rPr>
                     <w:spacing w:val="-2"/>
                     <w:sz w:val="24"/>
@@ -25384,7 +25749,7 @@
               <w:rPr>
                 <w:strike/>
                 <w:sz w:val="24"/>
-                <w:rPrChange w:id="496" w:author="Anthony Cossio" w:date="2025-04-02T09:29:00Z">
+                <w:rPrChange w:id="559" w:author="Anthony Cossio" w:date="2025-04-02T09:29:00Z">
                   <w:rPr>
                     <w:sz w:val="24"/>
                   </w:rPr>
@@ -25396,7 +25761,7 @@
                 <w:strike/>
                 <w:spacing w:val="-4"/>
                 <w:sz w:val="24"/>
-                <w:rPrChange w:id="497" w:author="Anthony Cossio" w:date="2025-04-02T09:29:00Z">
+                <w:rPrChange w:id="560" w:author="Anthony Cossio" w:date="2025-04-02T09:29:00Z">
                   <w:rPr>
                     <w:spacing w:val="-4"/>
                     <w:sz w:val="24"/>
@@ -25419,7 +25784,7 @@
               <w:rPr>
                 <w:strike/>
                 <w:sz w:val="24"/>
-                <w:rPrChange w:id="498" w:author="Anthony Cossio" w:date="2025-04-02T09:29:00Z">
+                <w:rPrChange w:id="561" w:author="Anthony Cossio" w:date="2025-04-02T09:29:00Z">
                   <w:rPr>
                     <w:sz w:val="24"/>
                   </w:rPr>
@@ -25431,7 +25796,7 @@
                 <w:strike/>
                 <w:spacing w:val="-2"/>
                 <w:sz w:val="24"/>
-                <w:rPrChange w:id="499" w:author="Anthony Cossio" w:date="2025-04-02T09:29:00Z">
+                <w:rPrChange w:id="562" w:author="Anthony Cossio" w:date="2025-04-02T09:29:00Z">
                   <w:rPr>
                     <w:spacing w:val="-2"/>
                     <w:sz w:val="24"/>
@@ -25454,7 +25819,7 @@
               <w:rPr>
                 <w:strike/>
                 <w:sz w:val="24"/>
-                <w:rPrChange w:id="500" w:author="Anthony Cossio" w:date="2025-04-02T09:29:00Z">
+                <w:rPrChange w:id="563" w:author="Anthony Cossio" w:date="2025-04-02T09:29:00Z">
                   <w:rPr>
                     <w:sz w:val="24"/>
                   </w:rPr>
@@ -25466,7 +25831,7 @@
                 <w:strike/>
                 <w:spacing w:val="-2"/>
                 <w:sz w:val="24"/>
-                <w:rPrChange w:id="501" w:author="Anthony Cossio" w:date="2025-04-02T09:29:00Z">
+                <w:rPrChange w:id="564" w:author="Anthony Cossio" w:date="2025-04-02T09:29:00Z">
                   <w:rPr>
                     <w:spacing w:val="-2"/>
                     <w:sz w:val="24"/>
@@ -25489,7 +25854,7 @@
               <w:rPr>
                 <w:strike/>
                 <w:sz w:val="24"/>
-                <w:rPrChange w:id="502" w:author="Anthony Cossio" w:date="2025-04-02T09:29:00Z">
+                <w:rPrChange w:id="565" w:author="Anthony Cossio" w:date="2025-04-02T09:29:00Z">
                   <w:rPr>
                     <w:sz w:val="24"/>
                   </w:rPr>
@@ -25501,7 +25866,7 @@
                 <w:strike/>
                 <w:spacing w:val="-4"/>
                 <w:sz w:val="24"/>
-                <w:rPrChange w:id="503" w:author="Anthony Cossio" w:date="2025-04-02T09:29:00Z">
+                <w:rPrChange w:id="566" w:author="Anthony Cossio" w:date="2025-04-02T09:29:00Z">
                   <w:rPr>
                     <w:spacing w:val="-4"/>
                     <w:sz w:val="24"/>
@@ -25518,19 +25883,19 @@
       <w:pPr>
         <w:pStyle w:val="BodyText"/>
         <w:rPr>
-          <w:ins w:id="504" w:author="Anthony Cossio" w:date="2025-04-02T09:29:00Z"/>
+          <w:ins w:id="567" w:author="Anthony Cossio" w:date="2025-04-02T09:29:00Z"/>
         </w:rPr>
       </w:pPr>
     </w:p>
     <w:p>
       <w:pPr>
         <w:rPr>
-          <w:ins w:id="505" w:author="Anthony Cossio" w:date="2025-05-22T15:37:00Z"/>
+          <w:ins w:id="568" w:author="Anthony Cossio" w:date="2025-05-22T15:37:00Z"/>
           <w:sz w:val="24"/>
           <w:szCs w:val="24"/>
         </w:rPr>
       </w:pPr>
-      <w:ins w:id="506" w:author="Anthony Cossio" w:date="2025-04-02T09:29:00Z">
+      <w:ins w:id="569" w:author="Anthony Cossio" w:date="2025-04-02T09:29:00Z">
         <w:r>
           <w:rPr>
             <w:sz w:val="24"/>
@@ -25571,7 +25936,7 @@
     <w:p>
       <w:pPr>
         <w:rPr>
-          <w:ins w:id="507" w:author="Anthony Cossio" w:date="2025-04-02T09:29:00Z"/>
+          <w:ins w:id="570" w:author="Anthony Cossio" w:date="2025-04-02T09:29:00Z"/>
           <w:sz w:val="24"/>
           <w:szCs w:val="24"/>
         </w:rPr>
@@ -25597,7 +25962,7 @@
       <w:tr>
         <w:trPr>
           <w:jc w:val="center"/>
-          <w:ins w:id="508" w:author="Anthony Cossio" w:date="2025-05-22T15:37:00Z"/>
+          <w:ins w:id="571" w:author="Anthony Cossio" w:date="2025-05-22T15:37:00Z"/>
         </w:trPr>
         <w:tc>
           <w:tcPr>
@@ -25606,12 +25971,12 @@
           <w:p>
             <w:pPr>
               <w:rPr>
-                <w:ins w:id="509" w:author="Anthony Cossio" w:date="2025-05-22T15:37:00Z"/>
+                <w:ins w:id="572" w:author="Anthony Cossio" w:date="2025-05-22T15:37:00Z"/>
                 <w:sz w:val="24"/>
                 <w:szCs w:val="24"/>
               </w:rPr>
             </w:pPr>
-            <w:ins w:id="510" w:author="Anthony Cossio" w:date="2025-05-22T15:37:00Z">
+            <w:ins w:id="573" w:author="Anthony Cossio" w:date="2025-05-22T15:37:00Z">
               <w:r>
                 <w:rPr>
                   <w:sz w:val="24"/>
@@ -25630,12 +25995,12 @@
             <w:pPr>
               <w:jc w:val="center"/>
               <w:rPr>
-                <w:ins w:id="511" w:author="Anthony Cossio" w:date="2025-05-22T15:37:00Z"/>
+                <w:ins w:id="574" w:author="Anthony Cossio" w:date="2025-05-22T15:37:00Z"/>
                 <w:sz w:val="24"/>
                 <w:szCs w:val="24"/>
               </w:rPr>
             </w:pPr>
-            <w:ins w:id="512" w:author="Anthony Cossio" w:date="2025-05-22T15:37:00Z">
+            <w:ins w:id="575" w:author="Anthony Cossio" w:date="2025-05-22T15:37:00Z">
               <w:r>
                 <w:rPr>
                   <w:sz w:val="24"/>
@@ -25649,12 +26014,12 @@
             <w:pPr>
               <w:jc w:val="center"/>
               <w:rPr>
-                <w:ins w:id="513" w:author="Anthony Cossio" w:date="2025-05-22T15:37:00Z"/>
+                <w:ins w:id="576" w:author="Anthony Cossio" w:date="2025-05-22T15:37:00Z"/>
                 <w:sz w:val="24"/>
                 <w:szCs w:val="24"/>
               </w:rPr>
             </w:pPr>
-            <w:ins w:id="514" w:author="Anthony Cossio" w:date="2025-05-22T15:37:00Z">
+            <w:ins w:id="577" w:author="Anthony Cossio" w:date="2025-05-22T15:37:00Z">
               <w:r>
                 <w:rPr>
                   <w:sz w:val="24"/>
@@ -25673,12 +26038,12 @@
             <w:pPr>
               <w:jc w:val="center"/>
               <w:rPr>
-                <w:ins w:id="515" w:author="Anthony Cossio" w:date="2025-05-22T15:37:00Z"/>
+                <w:ins w:id="578" w:author="Anthony Cossio" w:date="2025-05-22T15:37:00Z"/>
                 <w:sz w:val="24"/>
                 <w:szCs w:val="24"/>
               </w:rPr>
             </w:pPr>
-            <w:ins w:id="516" w:author="Anthony Cossio" w:date="2025-05-22T15:37:00Z">
+            <w:ins w:id="579" w:author="Anthony Cossio" w:date="2025-05-22T15:37:00Z">
               <w:r>
                 <w:rPr>
                   <w:sz w:val="24"/>
@@ -25697,12 +26062,12 @@
             <w:pPr>
               <w:jc w:val="center"/>
               <w:rPr>
-                <w:ins w:id="517" w:author="Anthony Cossio" w:date="2025-05-22T15:37:00Z"/>
+                <w:ins w:id="580" w:author="Anthony Cossio" w:date="2025-05-22T15:37:00Z"/>
                 <w:sz w:val="24"/>
                 <w:szCs w:val="24"/>
               </w:rPr>
             </w:pPr>
-            <w:ins w:id="518" w:author="Anthony Cossio" w:date="2025-05-22T15:37:00Z">
+            <w:ins w:id="581" w:author="Anthony Cossio" w:date="2025-05-22T15:37:00Z">
               <w:r>
                 <w:rPr>
                   <w:sz w:val="24"/>
@@ -25716,12 +26081,12 @@
             <w:pPr>
               <w:jc w:val="center"/>
               <w:rPr>
-                <w:ins w:id="519" w:author="Anthony Cossio" w:date="2025-05-22T15:37:00Z"/>
+                <w:ins w:id="582" w:author="Anthony Cossio" w:date="2025-05-22T15:37:00Z"/>
                 <w:sz w:val="24"/>
                 <w:szCs w:val="24"/>
               </w:rPr>
             </w:pPr>
-            <w:ins w:id="520" w:author="Anthony Cossio" w:date="2025-05-22T15:37:00Z">
+            <w:ins w:id="583" w:author="Anthony Cossio" w:date="2025-05-22T15:37:00Z">
               <w:r>
                 <w:rPr>
                   <w:sz w:val="24"/>
@@ -25740,12 +26105,12 @@
             <w:pPr>
               <w:jc w:val="center"/>
               <w:rPr>
-                <w:ins w:id="521" w:author="Anthony Cossio" w:date="2025-05-22T15:37:00Z"/>
+                <w:ins w:id="584" w:author="Anthony Cossio" w:date="2025-05-22T15:37:00Z"/>
                 <w:sz w:val="24"/>
                 <w:szCs w:val="24"/>
               </w:rPr>
             </w:pPr>
-            <w:ins w:id="522" w:author="Anthony Cossio" w:date="2025-05-22T15:37:00Z">
+            <w:ins w:id="585" w:author="Anthony Cossio" w:date="2025-05-22T15:37:00Z">
               <w:r>
                 <w:rPr>
                   <w:sz w:val="24"/>
@@ -25759,12 +26124,12 @@
             <w:pPr>
               <w:jc w:val="center"/>
               <w:rPr>
-                <w:ins w:id="523" w:author="Anthony Cossio" w:date="2025-05-22T15:37:00Z"/>
+                <w:ins w:id="586" w:author="Anthony Cossio" w:date="2025-05-22T15:37:00Z"/>
                 <w:sz w:val="24"/>
                 <w:szCs w:val="24"/>
               </w:rPr>
             </w:pPr>
-            <w:ins w:id="524" w:author="Anthony Cossio" w:date="2025-05-22T15:37:00Z">
+            <w:ins w:id="587" w:author="Anthony Cossio" w:date="2025-05-22T15:37:00Z">
               <w:r>
                 <w:rPr>
                   <w:sz w:val="24"/>
@@ -25783,12 +26148,12 @@
             <w:pPr>
               <w:jc w:val="center"/>
               <w:rPr>
-                <w:ins w:id="525" w:author="Anthony Cossio" w:date="2025-05-22T15:37:00Z"/>
+                <w:ins w:id="588" w:author="Anthony Cossio" w:date="2025-05-22T15:37:00Z"/>
                 <w:sz w:val="24"/>
                 <w:szCs w:val="24"/>
               </w:rPr>
             </w:pPr>
-            <w:ins w:id="526" w:author="Anthony Cossio" w:date="2025-05-22T15:37:00Z">
+            <w:ins w:id="589" w:author="Anthony Cossio" w:date="2025-05-22T15:37:00Z">
               <w:r>
                 <w:rPr>
                   <w:sz w:val="24"/>
@@ -25807,12 +26172,12 @@
             <w:pPr>
               <w:jc w:val="center"/>
               <w:rPr>
-                <w:ins w:id="527" w:author="Anthony Cossio" w:date="2025-05-22T15:37:00Z"/>
+                <w:ins w:id="590" w:author="Anthony Cossio" w:date="2025-05-22T15:37:00Z"/>
                 <w:sz w:val="24"/>
                 <w:szCs w:val="24"/>
               </w:rPr>
             </w:pPr>
-            <w:ins w:id="528" w:author="Anthony Cossio" w:date="2025-05-22T15:37:00Z">
+            <w:ins w:id="591" w:author="Anthony Cossio" w:date="2025-05-22T15:37:00Z">
               <w:r>
                 <w:rPr>
                   <w:sz w:val="24"/>
@@ -25826,12 +26191,12 @@
             <w:pPr>
               <w:jc w:val="center"/>
               <w:rPr>
-                <w:ins w:id="529" w:author="Anthony Cossio" w:date="2025-05-22T15:37:00Z"/>
+                <w:ins w:id="592" w:author="Anthony Cossio" w:date="2025-05-22T15:37:00Z"/>
                 <w:sz w:val="24"/>
                 <w:szCs w:val="24"/>
               </w:rPr>
             </w:pPr>
-            <w:ins w:id="530" w:author="Anthony Cossio" w:date="2025-05-22T15:37:00Z">
+            <w:ins w:id="593" w:author="Anthony Cossio" w:date="2025-05-22T15:37:00Z">
               <w:r>
                 <w:rPr>
                   <w:sz w:val="24"/>
@@ -25850,12 +26215,12 @@
             <w:pPr>
               <w:jc w:val="center"/>
               <w:rPr>
-                <w:ins w:id="531" w:author="Anthony Cossio" w:date="2025-05-22T15:37:00Z"/>
+                <w:ins w:id="594" w:author="Anthony Cossio" w:date="2025-05-22T15:37:00Z"/>
                 <w:sz w:val="24"/>
                 <w:szCs w:val="24"/>
               </w:rPr>
             </w:pPr>
-            <w:ins w:id="532" w:author="Anthony Cossio" w:date="2025-05-22T15:37:00Z">
+            <w:ins w:id="595" w:author="Anthony Cossio" w:date="2025-05-22T15:37:00Z">
               <w:r>
                 <w:rPr>
                   <w:sz w:val="24"/>
@@ -25870,7 +26235,7 @@
       <w:tr>
         <w:trPr>
           <w:jc w:val="center"/>
-          <w:ins w:id="533" w:author="Anthony Cossio" w:date="2025-05-22T15:37:00Z"/>
+          <w:ins w:id="596" w:author="Anthony Cossio" w:date="2025-05-22T15:37:00Z"/>
         </w:trPr>
         <w:tc>
           <w:tcPr>
@@ -25879,12 +26244,12 @@
           <w:p>
             <w:pPr>
               <w:rPr>
-                <w:ins w:id="534" w:author="Anthony Cossio" w:date="2025-05-22T15:37:00Z"/>
+                <w:ins w:id="597" w:author="Anthony Cossio" w:date="2025-05-22T15:37:00Z"/>
                 <w:sz w:val="24"/>
                 <w:szCs w:val="24"/>
               </w:rPr>
             </w:pPr>
-            <w:ins w:id="535" w:author="Anthony Cossio" w:date="2025-05-22T15:37:00Z">
+            <w:ins w:id="598" w:author="Anthony Cossio" w:date="2025-05-22T15:37:00Z">
               <w:r>
                 <w:rPr>
                   <w:sz w:val="24"/>
@@ -25903,12 +26268,12 @@
             <w:pPr>
               <w:jc w:val="center"/>
               <w:rPr>
-                <w:ins w:id="536" w:author="Anthony Cossio" w:date="2025-05-22T15:37:00Z"/>
+                <w:ins w:id="599" w:author="Anthony Cossio" w:date="2025-05-22T15:37:00Z"/>
                 <w:sz w:val="24"/>
                 <w:szCs w:val="24"/>
               </w:rPr>
             </w:pPr>
-            <w:ins w:id="537" w:author="Anthony Cossio" w:date="2025-05-22T15:37:00Z">
+            <w:ins w:id="600" w:author="Anthony Cossio" w:date="2025-05-22T15:37:00Z">
               <w:r>
                 <w:rPr>
                   <w:sz w:val="24"/>
@@ -25927,12 +26292,12 @@
             <w:pPr>
               <w:jc w:val="center"/>
               <w:rPr>
-                <w:ins w:id="538" w:author="Anthony Cossio" w:date="2025-05-22T15:37:00Z"/>
+                <w:ins w:id="601" w:author="Anthony Cossio" w:date="2025-05-22T15:37:00Z"/>
                 <w:sz w:val="24"/>
                 <w:szCs w:val="24"/>
               </w:rPr>
             </w:pPr>
-            <w:ins w:id="539" w:author="Anthony Cossio" w:date="2025-05-22T15:37:00Z">
+            <w:ins w:id="602" w:author="Anthony Cossio" w:date="2025-05-22T15:37:00Z">
               <w:r>
                 <w:rPr>
                   <w:sz w:val="24"/>
@@ -25951,12 +26316,12 @@
             <w:pPr>
               <w:jc w:val="center"/>
               <w:rPr>
-                <w:ins w:id="540" w:author="Anthony Cossio" w:date="2025-05-22T15:37:00Z"/>
+                <w:ins w:id="603" w:author="Anthony Cossio" w:date="2025-05-22T15:37:00Z"/>
                 <w:sz w:val="24"/>
                 <w:szCs w:val="24"/>
               </w:rPr>
             </w:pPr>
-            <w:ins w:id="541" w:author="Anthony Cossio" w:date="2025-05-22T15:37:00Z">
+            <w:ins w:id="604" w:author="Anthony Cossio" w:date="2025-05-22T15:37:00Z">
               <w:r>
                 <w:rPr>
                   <w:sz w:val="24"/>
@@ -25975,12 +26340,12 @@
             <w:pPr>
               <w:jc w:val="center"/>
               <w:rPr>
-                <w:ins w:id="542" w:author="Anthony Cossio" w:date="2025-05-22T15:37:00Z"/>
+                <w:ins w:id="605" w:author="Anthony Cossio" w:date="2025-05-22T15:37:00Z"/>
                 <w:sz w:val="24"/>
                 <w:szCs w:val="24"/>
               </w:rPr>
             </w:pPr>
-            <w:ins w:id="543" w:author="Anthony Cossio" w:date="2025-05-22T15:37:00Z">
+            <w:ins w:id="606" w:author="Anthony Cossio" w:date="2025-05-22T15:37:00Z">
               <w:r>
                 <w:rPr>
                   <w:sz w:val="24"/>
@@ -25999,12 +26364,12 @@
             <w:pPr>
               <w:jc w:val="center"/>
               <w:rPr>
-                <w:ins w:id="544" w:author="Anthony Cossio" w:date="2025-05-22T15:37:00Z"/>
+                <w:ins w:id="607" w:author="Anthony Cossio" w:date="2025-05-22T15:37:00Z"/>
                 <w:sz w:val="24"/>
                 <w:szCs w:val="24"/>
               </w:rPr>
             </w:pPr>
-            <w:ins w:id="545" w:author="Anthony Cossio" w:date="2025-05-22T15:37:00Z">
+            <w:ins w:id="608" w:author="Anthony Cossio" w:date="2025-05-22T15:37:00Z">
               <w:r>
                 <w:rPr>
                   <w:sz w:val="24"/>
@@ -26023,12 +26388,12 @@
             <w:pPr>
               <w:jc w:val="center"/>
               <w:rPr>
-                <w:ins w:id="546" w:author="Anthony Cossio" w:date="2025-05-22T15:37:00Z"/>
+                <w:ins w:id="609" w:author="Anthony Cossio" w:date="2025-05-22T15:37:00Z"/>
                 <w:sz w:val="24"/>
                 <w:szCs w:val="24"/>
               </w:rPr>
             </w:pPr>
-            <w:ins w:id="547" w:author="Anthony Cossio" w:date="2025-05-22T15:37:00Z">
+            <w:ins w:id="610" w:author="Anthony Cossio" w:date="2025-05-22T15:37:00Z">
               <w:r>
                 <w:rPr>
                   <w:sz w:val="24"/>
@@ -26047,12 +26412,12 @@
             <w:pPr>
               <w:jc w:val="center"/>
               <w:rPr>
-                <w:ins w:id="548" w:author="Anthony Cossio" w:date="2025-05-22T15:37:00Z"/>
+                <w:ins w:id="611" w:author="Anthony Cossio" w:date="2025-05-22T15:37:00Z"/>
                 <w:sz w:val="24"/>
                 <w:szCs w:val="24"/>
               </w:rPr>
             </w:pPr>
-            <w:ins w:id="549" w:author="Anthony Cossio" w:date="2025-05-22T15:37:00Z">
+            <w:ins w:id="612" w:author="Anthony Cossio" w:date="2025-05-22T15:37:00Z">
               <w:r>
                 <w:rPr>
                   <w:sz w:val="24"/>
@@ -26067,7 +26432,7 @@
       <w:tr>
         <w:trPr>
           <w:jc w:val="center"/>
-          <w:ins w:id="550" w:author="Anthony Cossio" w:date="2025-05-22T15:37:00Z"/>
+          <w:ins w:id="613" w:author="Anthony Cossio" w:date="2025-05-22T15:37:00Z"/>
         </w:trPr>
         <w:tc>
           <w:tcPr>
@@ -26076,12 +26441,12 @@
           <w:p>
             <w:pPr>
               <w:rPr>
-                <w:ins w:id="551" w:author="Anthony Cossio" w:date="2025-05-22T15:37:00Z"/>
+                <w:ins w:id="614" w:author="Anthony Cossio" w:date="2025-05-22T15:37:00Z"/>
                 <w:sz w:val="24"/>
                 <w:szCs w:val="24"/>
               </w:rPr>
             </w:pPr>
-            <w:ins w:id="552" w:author="Anthony Cossio" w:date="2025-05-22T15:37:00Z">
+            <w:ins w:id="615" w:author="Anthony Cossio" w:date="2025-05-22T15:37:00Z">
               <w:r>
                 <w:rPr>
                   <w:sz w:val="24"/>
@@ -26100,12 +26465,12 @@
             <w:pPr>
               <w:jc w:val="center"/>
               <w:rPr>
-                <w:ins w:id="553" w:author="Anthony Cossio" w:date="2025-05-22T15:37:00Z"/>
+                <w:ins w:id="616" w:author="Anthony Cossio" w:date="2025-05-22T15:37:00Z"/>
                 <w:sz w:val="24"/>
                 <w:szCs w:val="24"/>
               </w:rPr>
             </w:pPr>
-            <w:ins w:id="554" w:author="Anthony Cossio" w:date="2025-05-22T15:37:00Z">
+            <w:ins w:id="617" w:author="Anthony Cossio" w:date="2025-05-22T15:37:00Z">
               <w:r>
                 <w:rPr>
                   <w:sz w:val="24"/>
@@ -26124,12 +26489,12 @@
             <w:pPr>
               <w:jc w:val="center"/>
               <w:rPr>
-                <w:ins w:id="555" w:author="Anthony Cossio" w:date="2025-05-22T15:37:00Z"/>
+                <w:ins w:id="618" w:author="Anthony Cossio" w:date="2025-05-22T15:37:00Z"/>
                 <w:sz w:val="24"/>
                 <w:szCs w:val="24"/>
               </w:rPr>
             </w:pPr>
-            <w:ins w:id="556" w:author="Anthony Cossio" w:date="2025-05-22T15:37:00Z">
+            <w:ins w:id="619" w:author="Anthony Cossio" w:date="2025-05-22T15:37:00Z">
               <w:r>
                 <w:rPr>
                   <w:sz w:val="24"/>
@@ -26148,12 +26513,12 @@
             <w:pPr>
               <w:jc w:val="center"/>
               <w:rPr>
-                <w:ins w:id="557" w:author="Anthony Cossio" w:date="2025-05-22T15:37:00Z"/>
+                <w:ins w:id="620" w:author="Anthony Cossio" w:date="2025-05-22T15:37:00Z"/>
                 <w:sz w:val="24"/>
                 <w:szCs w:val="24"/>
               </w:rPr>
             </w:pPr>
-            <w:ins w:id="558" w:author="Anthony Cossio" w:date="2025-05-22T15:37:00Z">
+            <w:ins w:id="621" w:author="Anthony Cossio" w:date="2025-05-22T15:37:00Z">
               <w:r>
                 <w:rPr>
                   <w:sz w:val="24"/>
@@ -26172,12 +26537,12 @@
             <w:pPr>
               <w:jc w:val="center"/>
               <w:rPr>
-                <w:ins w:id="559" w:author="Anthony Cossio" w:date="2025-05-22T15:37:00Z"/>
+                <w:ins w:id="622" w:author="Anthony Cossio" w:date="2025-05-22T15:37:00Z"/>
                 <w:sz w:val="24"/>
                 <w:szCs w:val="24"/>
               </w:rPr>
             </w:pPr>
-            <w:ins w:id="560" w:author="Anthony Cossio" w:date="2025-05-22T15:37:00Z">
+            <w:ins w:id="623" w:author="Anthony Cossio" w:date="2025-05-22T15:37:00Z">
               <w:r>
                 <w:rPr>
                   <w:sz w:val="24"/>
@@ -26196,12 +26561,12 @@
             <w:pPr>
               <w:jc w:val="center"/>
               <w:rPr>
-                <w:ins w:id="561" w:author="Anthony Cossio" w:date="2025-05-22T15:37:00Z"/>
+                <w:ins w:id="624" w:author="Anthony Cossio" w:date="2025-05-22T15:37:00Z"/>
                 <w:sz w:val="24"/>
                 <w:szCs w:val="24"/>
               </w:rPr>
             </w:pPr>
-            <w:ins w:id="562" w:author="Anthony Cossio" w:date="2025-05-22T15:37:00Z">
+            <w:ins w:id="625" w:author="Anthony Cossio" w:date="2025-05-22T15:37:00Z">
               <w:r>
                 <w:rPr>
                   <w:sz w:val="24"/>
@@ -26220,12 +26585,12 @@
             <w:pPr>
               <w:jc w:val="center"/>
               <w:rPr>
-                <w:ins w:id="563" w:author="Anthony Cossio" w:date="2025-05-22T15:37:00Z"/>
+                <w:ins w:id="626" w:author="Anthony Cossio" w:date="2025-05-22T15:37:00Z"/>
                 <w:sz w:val="24"/>
                 <w:szCs w:val="24"/>
               </w:rPr>
             </w:pPr>
-            <w:ins w:id="564" w:author="Anthony Cossio" w:date="2025-05-22T15:37:00Z">
+            <w:ins w:id="627" w:author="Anthony Cossio" w:date="2025-05-22T15:37:00Z">
               <w:r>
                 <w:rPr>
                   <w:sz w:val="24"/>
@@ -26244,12 +26609,12 @@
             <w:pPr>
               <w:jc w:val="center"/>
               <w:rPr>
-                <w:ins w:id="565" w:author="Anthony Cossio" w:date="2025-05-22T15:37:00Z"/>
+                <w:ins w:id="628" w:author="Anthony Cossio" w:date="2025-05-22T15:37:00Z"/>
                 <w:sz w:val="24"/>
                 <w:szCs w:val="24"/>
               </w:rPr>
             </w:pPr>
-            <w:ins w:id="566" w:author="Anthony Cossio" w:date="2025-05-22T15:37:00Z">
+            <w:ins w:id="629" w:author="Anthony Cossio" w:date="2025-05-22T15:37:00Z">
               <w:r>
                 <w:rPr>
                   <w:sz w:val="24"/>
@@ -26295,7 +26660,7 @@
         <w:ind w:left="100" w:right="153"/>
         <w:rPr>
           <w:strike/>
-          <w:rPrChange w:id="567" w:author="Anthony Cossio" w:date="2025-04-02T09:31:00Z">
+          <w:rPrChange w:id="630" w:author="Anthony Cossio" w:date="2025-04-02T09:31:00Z">
             <w:rPr/>
           </w:rPrChange>
         </w:rPr>
@@ -26303,7 +26668,7 @@
       <w:r>
         <w:rPr>
           <w:strike/>
-          <w:rPrChange w:id="568" w:author="Anthony Cossio" w:date="2025-04-02T09:31:00Z">
+          <w:rPrChange w:id="631" w:author="Anthony Cossio" w:date="2025-04-02T09:31:00Z">
             <w:rPr/>
           </w:rPrChange>
         </w:rPr>
@@ -26313,7 +26678,7 @@
         <w:rPr>
           <w:strike/>
           <w:spacing w:val="-3"/>
-          <w:rPrChange w:id="569" w:author="Anthony Cossio" w:date="2025-04-02T09:31:00Z">
+          <w:rPrChange w:id="632" w:author="Anthony Cossio" w:date="2025-04-02T09:31:00Z">
             <w:rPr>
               <w:spacing w:val="-3"/>
             </w:rPr>
@@ -26324,7 +26689,7 @@
       <w:r>
         <w:rPr>
           <w:strike/>
-          <w:rPrChange w:id="570" w:author="Anthony Cossio" w:date="2025-04-02T09:31:00Z">
+          <w:rPrChange w:id="633" w:author="Anthony Cossio" w:date="2025-04-02T09:31:00Z">
             <w:rPr/>
           </w:rPrChange>
         </w:rPr>
@@ -26334,7 +26699,7 @@
         <w:rPr>
           <w:strike/>
           <w:spacing w:val="-3"/>
-          <w:rPrChange w:id="571" w:author="Anthony Cossio" w:date="2025-04-02T09:31:00Z">
+          <w:rPrChange w:id="634" w:author="Anthony Cossio" w:date="2025-04-02T09:31:00Z">
             <w:rPr>
               <w:spacing w:val="-3"/>
             </w:rPr>
@@ -26345,7 +26710,7 @@
       <w:r>
         <w:rPr>
           <w:strike/>
-          <w:rPrChange w:id="572" w:author="Anthony Cossio" w:date="2025-04-02T09:31:00Z">
+          <w:rPrChange w:id="635" w:author="Anthony Cossio" w:date="2025-04-02T09:31:00Z">
             <w:rPr/>
           </w:rPrChange>
         </w:rPr>
@@ -26355,7 +26720,7 @@
         <w:rPr>
           <w:strike/>
           <w:spacing w:val="-3"/>
-          <w:rPrChange w:id="573" w:author="Anthony Cossio" w:date="2025-04-02T09:31:00Z">
+          <w:rPrChange w:id="636" w:author="Anthony Cossio" w:date="2025-04-02T09:31:00Z">
             <w:rPr>
               <w:spacing w:val="-3"/>
             </w:rPr>
@@ -26366,7 +26731,7 @@
       <w:r>
         <w:rPr>
           <w:strike/>
-          <w:rPrChange w:id="574" w:author="Anthony Cossio" w:date="2025-04-02T09:31:00Z">
+          <w:rPrChange w:id="637" w:author="Anthony Cossio" w:date="2025-04-02T09:31:00Z">
             <w:rPr/>
           </w:rPrChange>
         </w:rPr>
@@ -26376,7 +26741,7 @@
         <w:rPr>
           <w:strike/>
           <w:spacing w:val="-3"/>
-          <w:rPrChange w:id="575" w:author="Anthony Cossio" w:date="2025-04-02T09:31:00Z">
+          <w:rPrChange w:id="638" w:author="Anthony Cossio" w:date="2025-04-02T09:31:00Z">
             <w:rPr>
               <w:spacing w:val="-3"/>
             </w:rPr>
@@ -26387,7 +26752,7 @@
       <w:r>
         <w:rPr>
           <w:strike/>
-          <w:rPrChange w:id="576" w:author="Anthony Cossio" w:date="2025-04-02T09:31:00Z">
+          <w:rPrChange w:id="639" w:author="Anthony Cossio" w:date="2025-04-02T09:31:00Z">
             <w:rPr/>
           </w:rPrChange>
         </w:rPr>
@@ -26397,7 +26762,7 @@
         <w:rPr>
           <w:strike/>
           <w:spacing w:val="-3"/>
-          <w:rPrChange w:id="577" w:author="Anthony Cossio" w:date="2025-04-02T09:31:00Z">
+          <w:rPrChange w:id="640" w:author="Anthony Cossio" w:date="2025-04-02T09:31:00Z">
             <w:rPr>
               <w:spacing w:val="-3"/>
             </w:rPr>
@@ -26408,7 +26773,7 @@
       <w:r>
         <w:rPr>
           <w:strike/>
-          <w:rPrChange w:id="578" w:author="Anthony Cossio" w:date="2025-04-02T09:31:00Z">
+          <w:rPrChange w:id="641" w:author="Anthony Cossio" w:date="2025-04-02T09:31:00Z">
             <w:rPr/>
           </w:rPrChange>
         </w:rPr>
@@ -26418,7 +26783,7 @@
         <w:rPr>
           <w:strike/>
           <w:spacing w:val="-4"/>
-          <w:rPrChange w:id="579" w:author="Anthony Cossio" w:date="2025-04-02T09:31:00Z">
+          <w:rPrChange w:id="642" w:author="Anthony Cossio" w:date="2025-04-02T09:31:00Z">
             <w:rPr>
               <w:spacing w:val="-4"/>
             </w:rPr>
@@ -26429,7 +26794,7 @@
       <w:r>
         <w:rPr>
           <w:strike/>
-          <w:rPrChange w:id="580" w:author="Anthony Cossio" w:date="2025-04-02T09:31:00Z">
+          <w:rPrChange w:id="643" w:author="Anthony Cossio" w:date="2025-04-02T09:31:00Z">
             <w:rPr/>
           </w:rPrChange>
         </w:rPr>
@@ -26439,7 +26804,7 @@
         <w:rPr>
           <w:strike/>
           <w:spacing w:val="-3"/>
-          <w:rPrChange w:id="581" w:author="Anthony Cossio" w:date="2025-04-02T09:31:00Z">
+          <w:rPrChange w:id="644" w:author="Anthony Cossio" w:date="2025-04-02T09:31:00Z">
             <w:rPr>
               <w:spacing w:val="-3"/>
             </w:rPr>
@@ -26450,7 +26815,7 @@
       <w:r>
         <w:rPr>
           <w:strike/>
-          <w:rPrChange w:id="582" w:author="Anthony Cossio" w:date="2025-04-02T09:31:00Z">
+          <w:rPrChange w:id="645" w:author="Anthony Cossio" w:date="2025-04-02T09:31:00Z">
             <w:rPr/>
           </w:rPrChange>
         </w:rPr>
@@ -26460,7 +26825,7 @@
         <w:rPr>
           <w:strike/>
           <w:spacing w:val="-3"/>
-          <w:rPrChange w:id="583" w:author="Anthony Cossio" w:date="2025-04-02T09:31:00Z">
+          <w:rPrChange w:id="646" w:author="Anthony Cossio" w:date="2025-04-02T09:31:00Z">
             <w:rPr>
               <w:spacing w:val="-3"/>
             </w:rPr>
@@ -26471,7 +26836,7 @@
       <w:r>
         <w:rPr>
           <w:strike/>
-          <w:rPrChange w:id="584" w:author="Anthony Cossio" w:date="2025-04-02T09:31:00Z">
+          <w:rPrChange w:id="647" w:author="Anthony Cossio" w:date="2025-04-02T09:31:00Z">
             <w:rPr/>
           </w:rPrChange>
         </w:rPr>
@@ -26481,7 +26846,7 @@
         <w:rPr>
           <w:strike/>
           <w:spacing w:val="-3"/>
-          <w:rPrChange w:id="585" w:author="Anthony Cossio" w:date="2025-04-02T09:31:00Z">
+          <w:rPrChange w:id="648" w:author="Anthony Cossio" w:date="2025-04-02T09:31:00Z">
             <w:rPr>
               <w:spacing w:val="-3"/>
             </w:rPr>
@@ -26492,7 +26857,7 @@
       <w:r>
         <w:rPr>
           <w:strike/>
-          <w:rPrChange w:id="586" w:author="Anthony Cossio" w:date="2025-04-02T09:31:00Z">
+          <w:rPrChange w:id="649" w:author="Anthony Cossio" w:date="2025-04-02T09:31:00Z">
             <w:rPr/>
           </w:rPrChange>
         </w:rPr>
@@ -26502,7 +26867,7 @@
         <w:rPr>
           <w:strike/>
           <w:spacing w:val="-4"/>
-          <w:rPrChange w:id="587" w:author="Anthony Cossio" w:date="2025-04-02T09:31:00Z">
+          <w:rPrChange w:id="650" w:author="Anthony Cossio" w:date="2025-04-02T09:31:00Z">
             <w:rPr>
               <w:spacing w:val="-4"/>
             </w:rPr>
@@ -26513,7 +26878,7 @@
       <w:r>
         <w:rPr>
           <w:strike/>
-          <w:rPrChange w:id="588" w:author="Anthony Cossio" w:date="2025-04-02T09:31:00Z">
+          <w:rPrChange w:id="651" w:author="Anthony Cossio" w:date="2025-04-02T09:31:00Z">
             <w:rPr/>
           </w:rPrChange>
         </w:rPr>
@@ -26523,7 +26888,7 @@
         <w:rPr>
           <w:strike/>
           <w:spacing w:val="-3"/>
-          <w:rPrChange w:id="589" w:author="Anthony Cossio" w:date="2025-04-02T09:31:00Z">
+          <w:rPrChange w:id="652" w:author="Anthony Cossio" w:date="2025-04-02T09:31:00Z">
             <w:rPr>
               <w:spacing w:val="-3"/>
             </w:rPr>
@@ -26534,7 +26899,7 @@
       <w:r>
         <w:rPr>
           <w:strike/>
-          <w:rPrChange w:id="590" w:author="Anthony Cossio" w:date="2025-04-02T09:31:00Z">
+          <w:rPrChange w:id="653" w:author="Anthony Cossio" w:date="2025-04-02T09:31:00Z">
             <w:rPr/>
           </w:rPrChange>
         </w:rPr>
@@ -26544,7 +26909,7 @@
         <w:rPr>
           <w:strike/>
           <w:spacing w:val="-2"/>
-          <w:rPrChange w:id="591" w:author="Anthony Cossio" w:date="2025-04-02T09:31:00Z">
+          <w:rPrChange w:id="654" w:author="Anthony Cossio" w:date="2025-04-02T09:31:00Z">
             <w:rPr>
               <w:spacing w:val="-2"/>
             </w:rPr>
@@ -26555,7 +26920,7 @@
       <w:r>
         <w:rPr>
           <w:strike/>
-          <w:rPrChange w:id="592" w:author="Anthony Cossio" w:date="2025-04-02T09:31:00Z">
+          <w:rPrChange w:id="655" w:author="Anthony Cossio" w:date="2025-04-02T09:31:00Z">
             <w:rPr/>
           </w:rPrChange>
         </w:rPr>
@@ -26565,7 +26930,7 @@
         <w:rPr>
           <w:strike/>
           <w:spacing w:val="-4"/>
-          <w:rPrChange w:id="593" w:author="Anthony Cossio" w:date="2025-04-02T09:31:00Z">
+          <w:rPrChange w:id="656" w:author="Anthony Cossio" w:date="2025-04-02T09:31:00Z">
             <w:rPr>
               <w:spacing w:val="-4"/>
             </w:rPr>
@@ -26576,7 +26941,7 @@
       <w:r>
         <w:rPr>
           <w:strike/>
-          <w:rPrChange w:id="594" w:author="Anthony Cossio" w:date="2025-04-02T09:31:00Z">
+          <w:rPrChange w:id="657" w:author="Anthony Cossio" w:date="2025-04-02T09:31:00Z">
             <w:rPr/>
           </w:rPrChange>
         </w:rPr>
@@ -26586,7 +26951,7 @@
         <w:rPr>
           <w:strike/>
           <w:spacing w:val="-4"/>
-          <w:rPrChange w:id="595" w:author="Anthony Cossio" w:date="2025-04-02T09:31:00Z">
+          <w:rPrChange w:id="658" w:author="Anthony Cossio" w:date="2025-04-02T09:31:00Z">
             <w:rPr>
               <w:spacing w:val="-4"/>
             </w:rPr>
@@ -26597,7 +26962,7 @@
       <w:r>
         <w:rPr>
           <w:strike/>
-          <w:rPrChange w:id="596" w:author="Anthony Cossio" w:date="2025-04-02T09:31:00Z">
+          <w:rPrChange w:id="659" w:author="Anthony Cossio" w:date="2025-04-02T09:31:00Z">
             <w:rPr/>
           </w:rPrChange>
         </w:rPr>
@@ -26607,7 +26972,7 @@
         <w:rPr>
           <w:strike/>
           <w:spacing w:val="-3"/>
-          <w:rPrChange w:id="597" w:author="Anthony Cossio" w:date="2025-04-02T09:31:00Z">
+          <w:rPrChange w:id="660" w:author="Anthony Cossio" w:date="2025-04-02T09:31:00Z">
             <w:rPr>
               <w:spacing w:val="-3"/>
             </w:rPr>
@@ -26618,28 +26983,28 @@
       <w:r>
         <w:rPr>
           <w:strike/>
-          <w:rPrChange w:id="598" w:author="Anthony Cossio" w:date="2025-04-02T09:31:00Z">
+          <w:rPrChange w:id="661" w:author="Anthony Cossio" w:date="2025-04-02T09:31:00Z">
             <w:rPr/>
           </w:rPrChange>
         </w:rPr>
         <w:t>upper confidence intervals and the number of binned data samples</w:t>
       </w:r>
-      <w:ins w:id="599" w:author="Anthony Cossio" w:date="2025-04-02T09:30:00Z">
+      <w:ins w:id="662" w:author="Anthony Cossio" w:date="2025-04-02T09:30:00Z">
         <w:r>
           <w:rPr>
             <w:strike/>
-            <w:rPrChange w:id="600" w:author="Anthony Cossio" w:date="2025-04-02T09:31:00Z">
+            <w:rPrChange w:id="663" w:author="Anthony Cossio" w:date="2025-04-02T09:31:00Z">
               <w:rPr/>
             </w:rPrChange>
           </w:rPr>
           <w:t xml:space="preserve"> </w:t>
         </w:r>
       </w:ins>
-      <w:ins w:id="601" w:author="Anthony Cossio" w:date="2025-04-02T09:31:00Z">
+      <w:ins w:id="664" w:author="Anthony Cossio" w:date="2025-04-02T09:31:00Z">
         <w:r>
           <w:rPr>
             <w:strike/>
-            <w:rPrChange w:id="602" w:author="Anthony Cossio" w:date="2025-04-02T09:31:00Z">
+            <w:rPrChange w:id="665" w:author="Anthony Cossio" w:date="2025-04-02T09:31:00Z">
               <w:rPr/>
             </w:rPrChange>
           </w:rPr>
@@ -26649,7 +27014,7 @@
           <w:rPr>
             <w:strike/>
             <w:spacing w:val="-2"/>
-            <w:rPrChange w:id="603" w:author="Anthony Cossio" w:date="2025-04-02T09:31:00Z">
+            <w:rPrChange w:id="666" w:author="Anthony Cossio" w:date="2025-04-02T09:31:00Z">
               <w:rPr>
                 <w:spacing w:val="-2"/>
               </w:rPr>
@@ -26660,7 +27025,7 @@
         <w:r>
           <w:rPr>
             <w:strike/>
-            <w:rPrChange w:id="604" w:author="Anthony Cossio" w:date="2025-04-02T09:31:00Z">
+            <w:rPrChange w:id="667" w:author="Anthony Cossio" w:date="2025-04-02T09:31:00Z">
               <w:rPr/>
             </w:rPrChange>
           </w:rPr>
@@ -26670,7 +27035,7 @@
           <w:rPr>
             <w:strike/>
             <w:spacing w:val="-2"/>
-            <w:rPrChange w:id="605" w:author="Anthony Cossio" w:date="2025-04-02T09:31:00Z">
+            <w:rPrChange w:id="668" w:author="Anthony Cossio" w:date="2025-04-02T09:31:00Z">
               <w:rPr>
                 <w:spacing w:val="-2"/>
               </w:rPr>
@@ -26681,7 +27046,7 @@
         <w:r>
           <w:rPr>
             <w:strike/>
-            <w:rPrChange w:id="606" w:author="Anthony Cossio" w:date="2025-04-02T09:31:00Z">
+            <w:rPrChange w:id="669" w:author="Anthony Cossio" w:date="2025-04-02T09:31:00Z">
               <w:rPr/>
             </w:rPrChange>
           </w:rPr>
@@ -26691,7 +27056,7 @@
           <w:rPr>
             <w:strike/>
             <w:spacing w:val="-4"/>
-            <w:rPrChange w:id="607" w:author="Anthony Cossio" w:date="2025-04-02T09:31:00Z">
+            <w:rPrChange w:id="670" w:author="Anthony Cossio" w:date="2025-04-02T09:31:00Z">
               <w:rPr>
                 <w:spacing w:val="-4"/>
               </w:rPr>
@@ -26702,7 +27067,7 @@
         <w:r>
           <w:rPr>
             <w:strike/>
-            <w:rPrChange w:id="608" w:author="Anthony Cossio" w:date="2025-04-02T09:31:00Z">
+            <w:rPrChange w:id="671" w:author="Anthony Cossio" w:date="2025-04-02T09:31:00Z">
               <w:rPr/>
             </w:rPrChange>
           </w:rPr>
@@ -26712,7 +27077,7 @@
           <w:rPr>
             <w:strike/>
             <w:spacing w:val="-2"/>
-            <w:rPrChange w:id="609" w:author="Anthony Cossio" w:date="2025-04-02T09:31:00Z">
+            <w:rPrChange w:id="672" w:author="Anthony Cossio" w:date="2025-04-02T09:31:00Z">
               <w:rPr>
                 <w:spacing w:val="-2"/>
               </w:rPr>
@@ -26723,7 +27088,7 @@
         <w:r>
           <w:rPr>
             <w:strike/>
-            <w:rPrChange w:id="610" w:author="Anthony Cossio" w:date="2025-04-02T09:31:00Z">
+            <w:rPrChange w:id="673" w:author="Anthony Cossio" w:date="2025-04-02T09:31:00Z">
               <w:rPr/>
             </w:rPrChange>
           </w:rPr>
@@ -26733,7 +27098,7 @@
       <w:r>
         <w:rPr>
           <w:strike/>
-          <w:rPrChange w:id="611" w:author="Anthony Cossio" w:date="2025-04-02T09:31:00Z">
+          <w:rPrChange w:id="674" w:author="Anthony Cossio" w:date="2025-04-02T09:31:00Z">
             <w:rPr/>
           </w:rPrChange>
         </w:rPr>
@@ -26746,7 +27111,7 @@
         <w:rPr>
           <w:strike/>
           <w:sz w:val="20"/>
-          <w:rPrChange w:id="612" w:author="Anthony Cossio" w:date="2025-04-02T09:31:00Z">
+          <w:rPrChange w:id="675" w:author="Anthony Cossio" w:date="2025-04-02T09:31:00Z">
             <w:rPr>
               <w:sz w:val="20"/>
             </w:rPr>
@@ -26761,7 +27126,7 @@
         <w:rPr>
           <w:strike/>
           <w:sz w:val="20"/>
-          <w:rPrChange w:id="613" w:author="Anthony Cossio" w:date="2025-04-02T09:31:00Z">
+          <w:rPrChange w:id="676" w:author="Anthony Cossio" w:date="2025-04-02T09:31:00Z">
             <w:rPr>
               <w:sz w:val="20"/>
             </w:rPr>
@@ -26814,7 +27179,7 @@
               <w:rPr>
                 <w:strike/>
                 <w:sz w:val="24"/>
-                <w:rPrChange w:id="614" w:author="Anthony Cossio" w:date="2025-04-02T09:31:00Z">
+                <w:rPrChange w:id="677" w:author="Anthony Cossio" w:date="2025-04-02T09:31:00Z">
                   <w:rPr>
                     <w:sz w:val="24"/>
                   </w:rPr>
@@ -26826,7 +27191,7 @@
                 <w:strike/>
                 <w:spacing w:val="-2"/>
                 <w:sz w:val="24"/>
-                <w:rPrChange w:id="615" w:author="Anthony Cossio" w:date="2025-04-02T09:31:00Z">
+                <w:rPrChange w:id="678" w:author="Anthony Cossio" w:date="2025-04-02T09:31:00Z">
                   <w:rPr>
                     <w:spacing w:val="-2"/>
                     <w:sz w:val="24"/>
@@ -26851,7 +27216,7 @@
               <w:rPr>
                 <w:strike/>
                 <w:sz w:val="24"/>
-                <w:rPrChange w:id="616" w:author="Anthony Cossio" w:date="2025-04-02T09:31:00Z">
+                <w:rPrChange w:id="679" w:author="Anthony Cossio" w:date="2025-04-02T09:31:00Z">
                   <w:rPr>
                     <w:sz w:val="24"/>
                   </w:rPr>
@@ -26862,7 +27227,7 @@
               <w:rPr>
                 <w:strike/>
                 <w:sz w:val="24"/>
-                <w:rPrChange w:id="617" w:author="Anthony Cossio" w:date="2025-04-02T09:31:00Z">
+                <w:rPrChange w:id="680" w:author="Anthony Cossio" w:date="2025-04-02T09:31:00Z">
                   <w:rPr>
                     <w:sz w:val="24"/>
                   </w:rPr>
@@ -26875,7 +27240,7 @@
                 <w:strike/>
                 <w:spacing w:val="-15"/>
                 <w:sz w:val="24"/>
-                <w:rPrChange w:id="618" w:author="Anthony Cossio" w:date="2025-04-02T09:31:00Z">
+                <w:rPrChange w:id="681" w:author="Anthony Cossio" w:date="2025-04-02T09:31:00Z">
                   <w:rPr>
                     <w:spacing w:val="-15"/>
                     <w:sz w:val="24"/>
@@ -26888,7 +27253,7 @@
               <w:rPr>
                 <w:strike/>
                 <w:sz w:val="24"/>
-                <w:rPrChange w:id="619" w:author="Anthony Cossio" w:date="2025-04-02T09:31:00Z">
+                <w:rPrChange w:id="682" w:author="Anthony Cossio" w:date="2025-04-02T09:31:00Z">
                   <w:rPr>
                     <w:sz w:val="24"/>
                   </w:rPr>
@@ -26901,7 +27266,7 @@
                 <w:strike/>
                 <w:spacing w:val="-2"/>
                 <w:sz w:val="24"/>
-                <w:rPrChange w:id="620" w:author="Anthony Cossio" w:date="2025-04-02T09:31:00Z">
+                <w:rPrChange w:id="683" w:author="Anthony Cossio" w:date="2025-04-02T09:31:00Z">
                   <w:rPr>
                     <w:spacing w:val="-2"/>
                     <w:sz w:val="24"/>
@@ -26924,7 +27289,7 @@
               <w:rPr>
                 <w:strike/>
                 <w:sz w:val="24"/>
-                <w:rPrChange w:id="621" w:author="Anthony Cossio" w:date="2025-04-02T09:31:00Z">
+                <w:rPrChange w:id="684" w:author="Anthony Cossio" w:date="2025-04-02T09:31:00Z">
                   <w:rPr>
                     <w:sz w:val="24"/>
                   </w:rPr>
@@ -26935,7 +27300,7 @@
               <w:rPr>
                 <w:strike/>
                 <w:sz w:val="24"/>
-                <w:rPrChange w:id="622" w:author="Anthony Cossio" w:date="2025-04-02T09:31:00Z">
+                <w:rPrChange w:id="685" w:author="Anthony Cossio" w:date="2025-04-02T09:31:00Z">
                   <w:rPr>
                     <w:sz w:val="24"/>
                   </w:rPr>
@@ -26948,7 +27313,7 @@
                 <w:strike/>
                 <w:spacing w:val="-3"/>
                 <w:sz w:val="24"/>
-                <w:rPrChange w:id="623" w:author="Anthony Cossio" w:date="2025-04-02T09:31:00Z">
+                <w:rPrChange w:id="686" w:author="Anthony Cossio" w:date="2025-04-02T09:31:00Z">
                   <w:rPr>
                     <w:spacing w:val="-3"/>
                     <w:sz w:val="24"/>
@@ -26962,7 +27327,7 @@
                 <w:strike/>
                 <w:spacing w:val="-5"/>
                 <w:sz w:val="24"/>
-                <w:rPrChange w:id="624" w:author="Anthony Cossio" w:date="2025-04-02T09:31:00Z">
+                <w:rPrChange w:id="687" w:author="Anthony Cossio" w:date="2025-04-02T09:31:00Z">
                   <w:rPr>
                     <w:spacing w:val="-5"/>
                     <w:sz w:val="24"/>
@@ -26985,7 +27350,7 @@
               <w:rPr>
                 <w:strike/>
                 <w:sz w:val="24"/>
-                <w:rPrChange w:id="625" w:author="Anthony Cossio" w:date="2025-04-02T09:31:00Z">
+                <w:rPrChange w:id="688" w:author="Anthony Cossio" w:date="2025-04-02T09:31:00Z">
                   <w:rPr>
                     <w:sz w:val="24"/>
                   </w:rPr>
@@ -26996,7 +27361,7 @@
               <w:rPr>
                 <w:strike/>
                 <w:sz w:val="24"/>
-                <w:rPrChange w:id="626" w:author="Anthony Cossio" w:date="2025-04-02T09:31:00Z">
+                <w:rPrChange w:id="689" w:author="Anthony Cossio" w:date="2025-04-02T09:31:00Z">
                   <w:rPr>
                     <w:sz w:val="24"/>
                   </w:rPr>
@@ -27009,7 +27374,7 @@
                 <w:strike/>
                 <w:spacing w:val="-5"/>
                 <w:sz w:val="24"/>
-                <w:rPrChange w:id="627" w:author="Anthony Cossio" w:date="2025-04-02T09:31:00Z">
+                <w:rPrChange w:id="690" w:author="Anthony Cossio" w:date="2025-04-02T09:31:00Z">
                   <w:rPr>
                     <w:spacing w:val="-5"/>
                     <w:sz w:val="24"/>
@@ -27033,7 +27398,7 @@
               <w:rPr>
                 <w:strike/>
                 <w:sz w:val="24"/>
-                <w:rPrChange w:id="628" w:author="Anthony Cossio" w:date="2025-04-02T09:31:00Z">
+                <w:rPrChange w:id="691" w:author="Anthony Cossio" w:date="2025-04-02T09:31:00Z">
                   <w:rPr>
                     <w:sz w:val="24"/>
                   </w:rPr>
@@ -27044,7 +27409,7 @@
               <w:rPr>
                 <w:strike/>
                 <w:sz w:val="24"/>
-                <w:rPrChange w:id="629" w:author="Anthony Cossio" w:date="2025-04-02T09:31:00Z">
+                <w:rPrChange w:id="692" w:author="Anthony Cossio" w:date="2025-04-02T09:31:00Z">
                   <w:rPr>
                     <w:sz w:val="24"/>
                   </w:rPr>
@@ -27057,7 +27422,7 @@
                 <w:strike/>
                 <w:spacing w:val="-15"/>
                 <w:sz w:val="24"/>
-                <w:rPrChange w:id="630" w:author="Anthony Cossio" w:date="2025-04-02T09:31:00Z">
+                <w:rPrChange w:id="693" w:author="Anthony Cossio" w:date="2025-04-02T09:31:00Z">
                   <w:rPr>
                     <w:spacing w:val="-15"/>
                     <w:sz w:val="24"/>
@@ -27070,7 +27435,7 @@
               <w:rPr>
                 <w:strike/>
                 <w:sz w:val="24"/>
-                <w:rPrChange w:id="631" w:author="Anthony Cossio" w:date="2025-04-02T09:31:00Z">
+                <w:rPrChange w:id="694" w:author="Anthony Cossio" w:date="2025-04-02T09:31:00Z">
                   <w:rPr>
                     <w:sz w:val="24"/>
                   </w:rPr>
@@ -27083,7 +27448,7 @@
                 <w:strike/>
                 <w:spacing w:val="-2"/>
                 <w:sz w:val="24"/>
-                <w:rPrChange w:id="632" w:author="Anthony Cossio" w:date="2025-04-02T09:31:00Z">
+                <w:rPrChange w:id="695" w:author="Anthony Cossio" w:date="2025-04-02T09:31:00Z">
                   <w:rPr>
                     <w:spacing w:val="-2"/>
                     <w:sz w:val="24"/>
@@ -27107,7 +27472,7 @@
               <w:rPr>
                 <w:strike/>
                 <w:sz w:val="24"/>
-                <w:rPrChange w:id="633" w:author="Anthony Cossio" w:date="2025-04-02T09:31:00Z">
+                <w:rPrChange w:id="696" w:author="Anthony Cossio" w:date="2025-04-02T09:31:00Z">
                   <w:rPr>
                     <w:sz w:val="24"/>
                   </w:rPr>
@@ -27119,7 +27484,7 @@
                 <w:strike/>
                 <w:spacing w:val="-4"/>
                 <w:sz w:val="24"/>
-                <w:rPrChange w:id="634" w:author="Anthony Cossio" w:date="2025-04-02T09:31:00Z">
+                <w:rPrChange w:id="697" w:author="Anthony Cossio" w:date="2025-04-02T09:31:00Z">
                   <w:rPr>
                     <w:spacing w:val="-4"/>
                     <w:sz w:val="24"/>
@@ -27133,7 +27498,7 @@
                 <w:strike/>
                 <w:spacing w:val="-6"/>
                 <w:sz w:val="24"/>
-                <w:rPrChange w:id="635" w:author="Anthony Cossio" w:date="2025-04-02T09:31:00Z">
+                <w:rPrChange w:id="698" w:author="Anthony Cossio" w:date="2025-04-02T09:31:00Z">
                   <w:rPr>
                     <w:spacing w:val="-6"/>
                     <w:sz w:val="24"/>
@@ -27157,7 +27522,7 @@
               <w:rPr>
                 <w:strike/>
                 <w:sz w:val="24"/>
-                <w:rPrChange w:id="636" w:author="Anthony Cossio" w:date="2025-04-02T09:31:00Z">
+                <w:rPrChange w:id="699" w:author="Anthony Cossio" w:date="2025-04-02T09:31:00Z">
                   <w:rPr>
                     <w:sz w:val="24"/>
                   </w:rPr>
@@ -27169,7 +27534,7 @@
                 <w:strike/>
                 <w:spacing w:val="-2"/>
                 <w:sz w:val="24"/>
-                <w:rPrChange w:id="637" w:author="Anthony Cossio" w:date="2025-04-02T09:31:00Z">
+                <w:rPrChange w:id="700" w:author="Anthony Cossio" w:date="2025-04-02T09:31:00Z">
                   <w:rPr>
                     <w:spacing w:val="-2"/>
                     <w:sz w:val="24"/>
@@ -27183,7 +27548,7 @@
                 <w:strike/>
                 <w:spacing w:val="-6"/>
                 <w:sz w:val="24"/>
-                <w:rPrChange w:id="638" w:author="Anthony Cossio" w:date="2025-04-02T09:31:00Z">
+                <w:rPrChange w:id="701" w:author="Anthony Cossio" w:date="2025-04-02T09:31:00Z">
                   <w:rPr>
                     <w:spacing w:val="-6"/>
                     <w:sz w:val="24"/>
@@ -27207,7 +27572,7 @@
               <w:rPr>
                 <w:strike/>
                 <w:sz w:val="24"/>
-                <w:rPrChange w:id="639" w:author="Anthony Cossio" w:date="2025-04-02T09:31:00Z">
+                <w:rPrChange w:id="702" w:author="Anthony Cossio" w:date="2025-04-02T09:31:00Z">
                   <w:rPr>
                     <w:sz w:val="24"/>
                   </w:rPr>
@@ -27219,7 +27584,7 @@
                 <w:strike/>
                 <w:spacing w:val="-2"/>
                 <w:sz w:val="24"/>
-                <w:rPrChange w:id="640" w:author="Anthony Cossio" w:date="2025-04-02T09:31:00Z">
+                <w:rPrChange w:id="703" w:author="Anthony Cossio" w:date="2025-04-02T09:31:00Z">
                   <w:rPr>
                     <w:spacing w:val="-2"/>
                     <w:sz w:val="24"/>
@@ -27233,7 +27598,7 @@
                 <w:strike/>
                 <w:spacing w:val="-6"/>
                 <w:sz w:val="24"/>
-                <w:rPrChange w:id="641" w:author="Anthony Cossio" w:date="2025-04-02T09:31:00Z">
+                <w:rPrChange w:id="704" w:author="Anthony Cossio" w:date="2025-04-02T09:31:00Z">
                   <w:rPr>
                     <w:spacing w:val="-6"/>
                     <w:sz w:val="24"/>
@@ -27252,7 +27617,7 @@
               <w:rPr>
                 <w:strike/>
                 <w:sz w:val="24"/>
-                <w:rPrChange w:id="642" w:author="Anthony Cossio" w:date="2025-04-02T09:31:00Z">
+                <w:rPrChange w:id="705" w:author="Anthony Cossio" w:date="2025-04-02T09:31:00Z">
                   <w:rPr>
                     <w:sz w:val="24"/>
                   </w:rPr>
@@ -27264,7 +27629,7 @@
                 <w:strike/>
                 <w:spacing w:val="-2"/>
                 <w:sz w:val="24"/>
-                <w:rPrChange w:id="643" w:author="Anthony Cossio" w:date="2025-04-02T09:31:00Z">
+                <w:rPrChange w:id="706" w:author="Anthony Cossio" w:date="2025-04-02T09:31:00Z">
                   <w:rPr>
                     <w:spacing w:val="-2"/>
                     <w:sz w:val="24"/>
@@ -27292,7 +27657,7 @@
               <w:rPr>
                 <w:strike/>
                 <w:sz w:val="24"/>
-                <w:rPrChange w:id="644" w:author="Anthony Cossio" w:date="2025-04-02T09:31:00Z">
+                <w:rPrChange w:id="707" w:author="Anthony Cossio" w:date="2025-04-02T09:31:00Z">
                   <w:rPr>
                     <w:sz w:val="24"/>
                   </w:rPr>
@@ -27304,7 +27669,7 @@
                 <w:strike/>
                 <w:spacing w:val="-2"/>
                 <w:sz w:val="24"/>
-                <w:rPrChange w:id="645" w:author="Anthony Cossio" w:date="2025-04-02T09:31:00Z">
+                <w:rPrChange w:id="708" w:author="Anthony Cossio" w:date="2025-04-02T09:31:00Z">
                   <w:rPr>
                     <w:spacing w:val="-2"/>
                     <w:sz w:val="24"/>
@@ -27327,7 +27692,7 @@
               <w:rPr>
                 <w:strike/>
                 <w:sz w:val="24"/>
-                <w:rPrChange w:id="646" w:author="Anthony Cossio" w:date="2025-04-02T09:31:00Z">
+                <w:rPrChange w:id="709" w:author="Anthony Cossio" w:date="2025-04-02T09:31:00Z">
                   <w:rPr>
                     <w:sz w:val="24"/>
                   </w:rPr>
@@ -27339,7 +27704,7 @@
                 <w:strike/>
                 <w:spacing w:val="-2"/>
                 <w:sz w:val="24"/>
-                <w:rPrChange w:id="647" w:author="Anthony Cossio" w:date="2025-04-02T09:31:00Z">
+                <w:rPrChange w:id="710" w:author="Anthony Cossio" w:date="2025-04-02T09:31:00Z">
                   <w:rPr>
                     <w:spacing w:val="-2"/>
                     <w:sz w:val="24"/>
@@ -27362,7 +27727,7 @@
               <w:rPr>
                 <w:strike/>
                 <w:sz w:val="24"/>
-                <w:rPrChange w:id="648" w:author="Anthony Cossio" w:date="2025-04-02T09:31:00Z">
+                <w:rPrChange w:id="711" w:author="Anthony Cossio" w:date="2025-04-02T09:31:00Z">
                   <w:rPr>
                     <w:sz w:val="24"/>
                   </w:rPr>
@@ -27374,7 +27739,7 @@
                 <w:strike/>
                 <w:spacing w:val="-2"/>
                 <w:sz w:val="24"/>
-                <w:rPrChange w:id="649" w:author="Anthony Cossio" w:date="2025-04-02T09:31:00Z">
+                <w:rPrChange w:id="712" w:author="Anthony Cossio" w:date="2025-04-02T09:31:00Z">
                   <w:rPr>
                     <w:spacing w:val="-2"/>
                     <w:sz w:val="24"/>
@@ -27397,7 +27762,7 @@
               <w:rPr>
                 <w:strike/>
                 <w:sz w:val="24"/>
-                <w:rPrChange w:id="650" w:author="Anthony Cossio" w:date="2025-04-02T09:31:00Z">
+                <w:rPrChange w:id="713" w:author="Anthony Cossio" w:date="2025-04-02T09:31:00Z">
                   <w:rPr>
                     <w:sz w:val="24"/>
                   </w:rPr>
@@ -27409,7 +27774,7 @@
                 <w:strike/>
                 <w:spacing w:val="-2"/>
                 <w:sz w:val="24"/>
-                <w:rPrChange w:id="651" w:author="Anthony Cossio" w:date="2025-04-02T09:31:00Z">
+                <w:rPrChange w:id="714" w:author="Anthony Cossio" w:date="2025-04-02T09:31:00Z">
                   <w:rPr>
                     <w:spacing w:val="-2"/>
                     <w:sz w:val="24"/>
@@ -27432,7 +27797,7 @@
               <w:rPr>
                 <w:strike/>
                 <w:sz w:val="24"/>
-                <w:rPrChange w:id="652" w:author="Anthony Cossio" w:date="2025-04-02T09:31:00Z">
+                <w:rPrChange w:id="715" w:author="Anthony Cossio" w:date="2025-04-02T09:31:00Z">
                   <w:rPr>
                     <w:sz w:val="24"/>
                   </w:rPr>
@@ -27444,7 +27809,7 @@
                 <w:strike/>
                 <w:spacing w:val="-2"/>
                 <w:sz w:val="24"/>
-                <w:rPrChange w:id="653" w:author="Anthony Cossio" w:date="2025-04-02T09:31:00Z">
+                <w:rPrChange w:id="716" w:author="Anthony Cossio" w:date="2025-04-02T09:31:00Z">
                   <w:rPr>
                     <w:spacing w:val="-2"/>
                     <w:sz w:val="24"/>
@@ -27467,7 +27832,7 @@
               <w:rPr>
                 <w:strike/>
                 <w:sz w:val="24"/>
-                <w:rPrChange w:id="654" w:author="Anthony Cossio" w:date="2025-04-02T09:31:00Z">
+                <w:rPrChange w:id="717" w:author="Anthony Cossio" w:date="2025-04-02T09:31:00Z">
                   <w:rPr>
                     <w:sz w:val="24"/>
                   </w:rPr>
@@ -27479,7 +27844,7 @@
                 <w:strike/>
                 <w:spacing w:val="-2"/>
                 <w:sz w:val="24"/>
-                <w:rPrChange w:id="655" w:author="Anthony Cossio" w:date="2025-04-02T09:31:00Z">
+                <w:rPrChange w:id="718" w:author="Anthony Cossio" w:date="2025-04-02T09:31:00Z">
                   <w:rPr>
                     <w:spacing w:val="-2"/>
                     <w:sz w:val="24"/>
@@ -27502,7 +27867,7 @@
               <w:rPr>
                 <w:strike/>
                 <w:sz w:val="24"/>
-                <w:rPrChange w:id="656" w:author="Anthony Cossio" w:date="2025-04-02T09:31:00Z">
+                <w:rPrChange w:id="719" w:author="Anthony Cossio" w:date="2025-04-02T09:31:00Z">
                   <w:rPr>
                     <w:sz w:val="24"/>
                   </w:rPr>
@@ -27514,7 +27879,7 @@
                 <w:strike/>
                 <w:spacing w:val="-2"/>
                 <w:sz w:val="24"/>
-                <w:rPrChange w:id="657" w:author="Anthony Cossio" w:date="2025-04-02T09:31:00Z">
+                <w:rPrChange w:id="720" w:author="Anthony Cossio" w:date="2025-04-02T09:31:00Z">
                   <w:rPr>
                     <w:spacing w:val="-2"/>
                     <w:sz w:val="24"/>
@@ -27537,7 +27902,7 @@
               <w:rPr>
                 <w:strike/>
                 <w:sz w:val="24"/>
-                <w:rPrChange w:id="658" w:author="Anthony Cossio" w:date="2025-04-02T09:31:00Z">
+                <w:rPrChange w:id="721" w:author="Anthony Cossio" w:date="2025-04-02T09:31:00Z">
                   <w:rPr>
                     <w:sz w:val="24"/>
                   </w:rPr>
@@ -27549,7 +27914,7 @@
                 <w:strike/>
                 <w:spacing w:val="-5"/>
                 <w:sz w:val="24"/>
-                <w:rPrChange w:id="659" w:author="Anthony Cossio" w:date="2025-04-02T09:31:00Z">
+                <w:rPrChange w:id="722" w:author="Anthony Cossio" w:date="2025-04-02T09:31:00Z">
                   <w:rPr>
                     <w:spacing w:val="-5"/>
                     <w:sz w:val="24"/>
@@ -27576,7 +27941,7 @@
               <w:rPr>
                 <w:strike/>
                 <w:sz w:val="24"/>
-                <w:rPrChange w:id="660" w:author="Anthony Cossio" w:date="2025-04-02T09:31:00Z">
+                <w:rPrChange w:id="723" w:author="Anthony Cossio" w:date="2025-04-02T09:31:00Z">
                   <w:rPr>
                     <w:sz w:val="24"/>
                   </w:rPr>
@@ -27588,7 +27953,7 @@
                 <w:strike/>
                 <w:spacing w:val="-2"/>
                 <w:sz w:val="24"/>
-                <w:rPrChange w:id="661" w:author="Anthony Cossio" w:date="2025-04-02T09:31:00Z">
+                <w:rPrChange w:id="724" w:author="Anthony Cossio" w:date="2025-04-02T09:31:00Z">
                   <w:rPr>
                     <w:spacing w:val="-2"/>
                     <w:sz w:val="24"/>
@@ -27610,7 +27975,7 @@
               <w:rPr>
                 <w:strike/>
                 <w:sz w:val="24"/>
-                <w:rPrChange w:id="662" w:author="Anthony Cossio" w:date="2025-04-02T09:31:00Z">
+                <w:rPrChange w:id="725" w:author="Anthony Cossio" w:date="2025-04-02T09:31:00Z">
                   <w:rPr>
                     <w:sz w:val="24"/>
                   </w:rPr>
@@ -27622,7 +27987,7 @@
                 <w:strike/>
                 <w:spacing w:val="-2"/>
                 <w:sz w:val="24"/>
-                <w:rPrChange w:id="663" w:author="Anthony Cossio" w:date="2025-04-02T09:31:00Z">
+                <w:rPrChange w:id="726" w:author="Anthony Cossio" w:date="2025-04-02T09:31:00Z">
                   <w:rPr>
                     <w:spacing w:val="-2"/>
                     <w:sz w:val="24"/>
@@ -27644,7 +28009,7 @@
               <w:rPr>
                 <w:strike/>
                 <w:sz w:val="24"/>
-                <w:rPrChange w:id="664" w:author="Anthony Cossio" w:date="2025-04-02T09:31:00Z">
+                <w:rPrChange w:id="727" w:author="Anthony Cossio" w:date="2025-04-02T09:31:00Z">
                   <w:rPr>
                     <w:sz w:val="24"/>
                   </w:rPr>
@@ -27656,7 +28021,7 @@
                 <w:strike/>
                 <w:spacing w:val="-4"/>
                 <w:sz w:val="24"/>
-                <w:rPrChange w:id="665" w:author="Anthony Cossio" w:date="2025-04-02T09:31:00Z">
+                <w:rPrChange w:id="728" w:author="Anthony Cossio" w:date="2025-04-02T09:31:00Z">
                   <w:rPr>
                     <w:spacing w:val="-4"/>
                     <w:sz w:val="24"/>
@@ -27678,7 +28043,7 @@
               <w:rPr>
                 <w:strike/>
                 <w:sz w:val="24"/>
-                <w:rPrChange w:id="666" w:author="Anthony Cossio" w:date="2025-04-02T09:31:00Z">
+                <w:rPrChange w:id="729" w:author="Anthony Cossio" w:date="2025-04-02T09:31:00Z">
                   <w:rPr>
                     <w:sz w:val="24"/>
                   </w:rPr>
@@ -27690,7 +28055,7 @@
                 <w:strike/>
                 <w:spacing w:val="-2"/>
                 <w:sz w:val="24"/>
-                <w:rPrChange w:id="667" w:author="Anthony Cossio" w:date="2025-04-02T09:31:00Z">
+                <w:rPrChange w:id="730" w:author="Anthony Cossio" w:date="2025-04-02T09:31:00Z">
                   <w:rPr>
                     <w:spacing w:val="-2"/>
                     <w:sz w:val="24"/>
@@ -27712,7 +28077,7 @@
               <w:rPr>
                 <w:strike/>
                 <w:sz w:val="24"/>
-                <w:rPrChange w:id="668" w:author="Anthony Cossio" w:date="2025-04-02T09:31:00Z">
+                <w:rPrChange w:id="731" w:author="Anthony Cossio" w:date="2025-04-02T09:31:00Z">
                   <w:rPr>
                     <w:sz w:val="24"/>
                   </w:rPr>
@@ -27724,7 +28089,7 @@
                 <w:strike/>
                 <w:spacing w:val="-2"/>
                 <w:sz w:val="24"/>
-                <w:rPrChange w:id="669" w:author="Anthony Cossio" w:date="2025-04-02T09:31:00Z">
+                <w:rPrChange w:id="732" w:author="Anthony Cossio" w:date="2025-04-02T09:31:00Z">
                   <w:rPr>
                     <w:spacing w:val="-2"/>
                     <w:sz w:val="24"/>
@@ -27746,7 +28111,7 @@
               <w:rPr>
                 <w:strike/>
                 <w:sz w:val="24"/>
-                <w:rPrChange w:id="670" w:author="Anthony Cossio" w:date="2025-04-02T09:31:00Z">
+                <w:rPrChange w:id="733" w:author="Anthony Cossio" w:date="2025-04-02T09:31:00Z">
                   <w:rPr>
                     <w:sz w:val="24"/>
                   </w:rPr>
@@ -27758,7 +28123,7 @@
                 <w:strike/>
                 <w:spacing w:val="-2"/>
                 <w:sz w:val="24"/>
-                <w:rPrChange w:id="671" w:author="Anthony Cossio" w:date="2025-04-02T09:31:00Z">
+                <w:rPrChange w:id="734" w:author="Anthony Cossio" w:date="2025-04-02T09:31:00Z">
                   <w:rPr>
                     <w:spacing w:val="-2"/>
                     <w:sz w:val="24"/>
@@ -27780,7 +28145,7 @@
               <w:rPr>
                 <w:strike/>
                 <w:sz w:val="24"/>
-                <w:rPrChange w:id="672" w:author="Anthony Cossio" w:date="2025-04-02T09:31:00Z">
+                <w:rPrChange w:id="735" w:author="Anthony Cossio" w:date="2025-04-02T09:31:00Z">
                   <w:rPr>
                     <w:sz w:val="24"/>
                   </w:rPr>
@@ -27792,7 +28157,7 @@
                 <w:strike/>
                 <w:spacing w:val="-2"/>
                 <w:sz w:val="24"/>
-                <w:rPrChange w:id="673" w:author="Anthony Cossio" w:date="2025-04-02T09:31:00Z">
+                <w:rPrChange w:id="736" w:author="Anthony Cossio" w:date="2025-04-02T09:31:00Z">
                   <w:rPr>
                     <w:spacing w:val="-2"/>
                     <w:sz w:val="24"/>
@@ -27814,7 +28179,7 @@
               <w:rPr>
                 <w:strike/>
                 <w:sz w:val="24"/>
-                <w:rPrChange w:id="674" w:author="Anthony Cossio" w:date="2025-04-02T09:31:00Z">
+                <w:rPrChange w:id="737" w:author="Anthony Cossio" w:date="2025-04-02T09:31:00Z">
                   <w:rPr>
                     <w:sz w:val="24"/>
                   </w:rPr>
@@ -27826,7 +28191,7 @@
                 <w:strike/>
                 <w:spacing w:val="-5"/>
                 <w:sz w:val="24"/>
-                <w:rPrChange w:id="675" w:author="Anthony Cossio" w:date="2025-04-02T09:31:00Z">
+                <w:rPrChange w:id="738" w:author="Anthony Cossio" w:date="2025-04-02T09:31:00Z">
                   <w:rPr>
                     <w:spacing w:val="-5"/>
                     <w:sz w:val="24"/>
@@ -27854,12 +28219,12 @@
     <w:p>
       <w:pPr>
         <w:rPr>
-          <w:ins w:id="676" w:author="Anthony Cossio" w:date="2025-04-02T09:34:00Z"/>
+          <w:ins w:id="739" w:author="Anthony Cossio" w:date="2025-04-02T09:34:00Z"/>
           <w:sz w:val="24"/>
           <w:szCs w:val="24"/>
         </w:rPr>
       </w:pPr>
-      <w:ins w:id="677" w:author="Anthony Cossio" w:date="2025-04-02T09:34:00Z">
+      <w:ins w:id="740" w:author="Anthony Cossio" w:date="2025-04-02T09:34:00Z">
         <w:r>
           <w:rPr>
             <w:sz w:val="24"/>
@@ -27882,7 +28247,7 @@
           </w:rPr>
           <w:t xml:space="preserve">. Table of bootstrapped densities with lower and upper confidence intervals and the </w:t>
         </w:r>
-        <w:commentRangeStart w:id="678"/>
+        <w:commentRangeStart w:id="741"/>
         <w:r>
           <w:rPr>
             <w:sz w:val="24"/>
@@ -27891,16 +28256,16 @@
           <w:t>number</w:t>
         </w:r>
       </w:ins>
-      <w:commentRangeEnd w:id="678"/>
-      <w:ins w:id="679" w:author="Anthony Cossio" w:date="2025-05-15T13:21:00Z">
+      <w:commentRangeEnd w:id="741"/>
+      <w:ins w:id="742" w:author="Anthony Cossio" w:date="2025-05-15T13:21:00Z">
         <w:r>
           <w:rPr>
             <w:rStyle w:val="CommentReference"/>
           </w:rPr>
-          <w:commentReference w:id="678"/>
+          <w:commentReference w:id="741"/>
         </w:r>
       </w:ins>
-      <w:ins w:id="680" w:author="Anthony Cossio" w:date="2025-04-02T09:34:00Z">
+      <w:ins w:id="743" w:author="Anthony Cossio" w:date="2025-04-02T09:34:00Z">
         <w:r>
           <w:rPr>
             <w:sz w:val="24"/>
@@ -27916,7 +28281,7 @@
           <w:t xml:space="preserve"> for the entire area </w:t>
         </w:r>
       </w:ins>
-      <w:ins w:id="681" w:author="Anthony Cossio" w:date="2025-04-02T09:35:00Z">
+      <w:ins w:id="744" w:author="Anthony Cossio" w:date="2025-04-02T09:35:00Z">
         <w:r>
           <w:rPr>
             <w:sz w:val="24"/>
@@ -27925,10 +28290,10 @@
           <w:t xml:space="preserve">using </w:t>
         </w:r>
       </w:ins>
-      <w:ins w:id="682" w:author="Anthony Cossio" w:date="2025-04-02T09:34:00Z">
-        <w:r>
-          <w:rPr>
-            <w:rPrChange w:id="683" w:author="Anthony Cossio" w:date="2025-04-02T09:35:00Z">
+      <w:ins w:id="745" w:author="Anthony Cossio" w:date="2025-04-02T09:34:00Z">
+        <w:r>
+          <w:rPr>
+            <w:rPrChange w:id="746" w:author="Anthony Cossio" w:date="2025-04-02T09:35:00Z">
               <w:rPr>
                 <w:strike/>
               </w:rPr>
@@ -27937,15 +28302,15 @@
           <w:t>0.</w:t>
         </w:r>
       </w:ins>
-      <w:ins w:id="684" w:author="Anthony Cossio" w:date="2025-04-02T09:35:00Z">
+      <w:ins w:id="747" w:author="Anthony Cossio" w:date="2025-04-02T09:35:00Z">
         <w:r>
           <w:t>2</w:t>
         </w:r>
       </w:ins>
-      <w:ins w:id="685" w:author="Anthony Cossio" w:date="2025-04-02T09:34:00Z">
-        <w:r>
-          <w:rPr>
-            <w:rPrChange w:id="686" w:author="Anthony Cossio" w:date="2025-04-02T09:35:00Z">
+      <w:ins w:id="748" w:author="Anthony Cossio" w:date="2025-04-02T09:34:00Z">
+        <w:r>
+          <w:rPr>
+            <w:rPrChange w:id="749" w:author="Anthony Cossio" w:date="2025-04-02T09:35:00Z">
               <w:rPr>
                 <w:strike/>
               </w:rPr>
@@ -27956,7 +28321,7 @@
         <w:r>
           <w:rPr>
             <w:spacing w:val="-2"/>
-            <w:rPrChange w:id="687" w:author="Anthony Cossio" w:date="2025-04-02T09:35:00Z">
+            <w:rPrChange w:id="750" w:author="Anthony Cossio" w:date="2025-04-02T09:35:00Z">
               <w:rPr>
                 <w:strike/>
                 <w:spacing w:val="-2"/>
@@ -27967,7 +28332,7 @@
         </w:r>
         <w:r>
           <w:rPr>
-            <w:rPrChange w:id="688" w:author="Anthony Cossio" w:date="2025-04-02T09:35:00Z">
+            <w:rPrChange w:id="751" w:author="Anthony Cossio" w:date="2025-04-02T09:35:00Z">
               <w:rPr>
                 <w:strike/>
               </w:rPr>
@@ -27978,7 +28343,7 @@
         <w:r>
           <w:rPr>
             <w:spacing w:val="-2"/>
-            <w:rPrChange w:id="689" w:author="Anthony Cossio" w:date="2025-04-02T09:35:00Z">
+            <w:rPrChange w:id="752" w:author="Anthony Cossio" w:date="2025-04-02T09:35:00Z">
               <w:rPr>
                 <w:strike/>
                 <w:spacing w:val="-2"/>
@@ -27989,7 +28354,7 @@
         </w:r>
         <w:r>
           <w:rPr>
-            <w:rPrChange w:id="690" w:author="Anthony Cossio" w:date="2025-04-02T09:35:00Z">
+            <w:rPrChange w:id="753" w:author="Anthony Cossio" w:date="2025-04-02T09:35:00Z">
               <w:rPr>
                 <w:strike/>
               </w:rPr>
@@ -28000,7 +28365,7 @@
         <w:r>
           <w:rPr>
             <w:spacing w:val="-4"/>
-            <w:rPrChange w:id="691" w:author="Anthony Cossio" w:date="2025-04-02T09:35:00Z">
+            <w:rPrChange w:id="754" w:author="Anthony Cossio" w:date="2025-04-02T09:35:00Z">
               <w:rPr>
                 <w:strike/>
                 <w:spacing w:val="-4"/>
@@ -28011,7 +28376,7 @@
         </w:r>
         <w:r>
           <w:rPr>
-            <w:rPrChange w:id="692" w:author="Anthony Cossio" w:date="2025-04-02T09:35:00Z">
+            <w:rPrChange w:id="755" w:author="Anthony Cossio" w:date="2025-04-02T09:35:00Z">
               <w:rPr>
                 <w:strike/>
               </w:rPr>
@@ -28022,7 +28387,7 @@
         <w:r>
           <w:rPr>
             <w:spacing w:val="-2"/>
-            <w:rPrChange w:id="693" w:author="Anthony Cossio" w:date="2025-04-02T09:35:00Z">
+            <w:rPrChange w:id="756" w:author="Anthony Cossio" w:date="2025-04-02T09:35:00Z">
               <w:rPr>
                 <w:strike/>
                 <w:spacing w:val="-2"/>
@@ -28033,7 +28398,7 @@
         </w:r>
         <w:r>
           <w:rPr>
-            <w:rPrChange w:id="694" w:author="Anthony Cossio" w:date="2025-04-02T09:35:00Z">
+            <w:rPrChange w:id="757" w:author="Anthony Cossio" w:date="2025-04-02T09:35:00Z">
               <w:rPr>
                 <w:strike/>
               </w:rPr>
@@ -28042,7 +28407,7 @@
           <w:t>cells</w:t>
         </w:r>
       </w:ins>
-      <w:ins w:id="695" w:author="Anthony Cossio" w:date="2025-04-02T09:35:00Z">
+      <w:ins w:id="758" w:author="Anthony Cossio" w:date="2025-04-02T09:35:00Z">
         <w:r>
           <w:t>.</w:t>
         </w:r>
@@ -28051,7 +28416,7 @@
     <w:p>
       <w:pPr>
         <w:rPr>
-          <w:ins w:id="696" w:author="Anthony Cossio" w:date="2025-04-02T09:34:00Z"/>
+          <w:ins w:id="759" w:author="Anthony Cossio" w:date="2025-04-02T09:34:00Z"/>
           <w:sz w:val="24"/>
           <w:szCs w:val="24"/>
         </w:rPr>
@@ -28078,7 +28443,7 @@
         <w:trPr>
           <w:trHeight w:val="288"/>
           <w:jc w:val="center"/>
-          <w:ins w:id="697" w:author="Anthony Cossio" w:date="2025-04-02T09:34:00Z"/>
+          <w:ins w:id="760" w:author="Anthony Cossio" w:date="2025-04-02T09:34:00Z"/>
         </w:trPr>
         <w:tc>
           <w:tcPr>
@@ -28089,12 +28454,12 @@
           <w:p>
             <w:pPr>
               <w:rPr>
-                <w:ins w:id="698" w:author="Anthony Cossio" w:date="2025-04-02T09:34:00Z"/>
+                <w:ins w:id="761" w:author="Anthony Cossio" w:date="2025-04-02T09:34:00Z"/>
                 <w:sz w:val="24"/>
                 <w:szCs w:val="24"/>
               </w:rPr>
             </w:pPr>
-            <w:ins w:id="699" w:author="Anthony Cossio" w:date="2025-04-02T09:34:00Z">
+            <w:ins w:id="762" w:author="Anthony Cossio" w:date="2025-04-02T09:34:00Z">
               <w:r>
                 <w:rPr>
                   <w:sz w:val="24"/>
@@ -28115,12 +28480,12 @@
             <w:pPr>
               <w:jc w:val="center"/>
               <w:rPr>
-                <w:ins w:id="700" w:author="Anthony Cossio" w:date="2025-04-02T09:34:00Z"/>
+                <w:ins w:id="763" w:author="Anthony Cossio" w:date="2025-04-02T09:34:00Z"/>
                 <w:sz w:val="24"/>
                 <w:szCs w:val="24"/>
               </w:rPr>
             </w:pPr>
-            <w:ins w:id="701" w:author="Anthony Cossio" w:date="2025-04-02T09:34:00Z">
+            <w:ins w:id="764" w:author="Anthony Cossio" w:date="2025-04-02T09:34:00Z">
               <w:r>
                 <w:rPr>
                   <w:sz w:val="24"/>
@@ -28139,12 +28504,12 @@
             <w:pPr>
               <w:jc w:val="center"/>
               <w:rPr>
-                <w:ins w:id="702" w:author="Anthony Cossio" w:date="2025-04-02T09:34:00Z"/>
+                <w:ins w:id="765" w:author="Anthony Cossio" w:date="2025-04-02T09:34:00Z"/>
                 <w:sz w:val="24"/>
                 <w:szCs w:val="24"/>
               </w:rPr>
             </w:pPr>
-            <w:ins w:id="703" w:author="Anthony Cossio" w:date="2025-04-02T09:34:00Z">
+            <w:ins w:id="766" w:author="Anthony Cossio" w:date="2025-04-02T09:34:00Z">
               <w:r>
                 <w:rPr>
                   <w:sz w:val="24"/>
@@ -28165,12 +28530,12 @@
             <w:pPr>
               <w:jc w:val="center"/>
               <w:rPr>
-                <w:ins w:id="704" w:author="Anthony Cossio" w:date="2025-04-02T09:34:00Z"/>
+                <w:ins w:id="767" w:author="Anthony Cossio" w:date="2025-04-02T09:34:00Z"/>
                 <w:sz w:val="24"/>
                 <w:szCs w:val="24"/>
               </w:rPr>
             </w:pPr>
-            <w:ins w:id="705" w:author="Anthony Cossio" w:date="2025-04-02T09:34:00Z">
+            <w:ins w:id="768" w:author="Anthony Cossio" w:date="2025-04-02T09:34:00Z">
               <w:r>
                 <w:rPr>
                   <w:sz w:val="24"/>
@@ -28191,12 +28556,12 @@
             <w:pPr>
               <w:jc w:val="center"/>
               <w:rPr>
-                <w:ins w:id="706" w:author="Anthony Cossio" w:date="2025-04-02T09:34:00Z"/>
+                <w:ins w:id="769" w:author="Anthony Cossio" w:date="2025-04-02T09:34:00Z"/>
                 <w:sz w:val="24"/>
                 <w:szCs w:val="24"/>
               </w:rPr>
             </w:pPr>
-            <w:ins w:id="707" w:author="Anthony Cossio" w:date="2025-04-02T09:34:00Z">
+            <w:ins w:id="770" w:author="Anthony Cossio" w:date="2025-04-02T09:34:00Z">
               <w:r>
                 <w:rPr>
                   <w:sz w:val="24"/>
@@ -28215,12 +28580,12 @@
             <w:pPr>
               <w:jc w:val="center"/>
               <w:rPr>
-                <w:ins w:id="708" w:author="Anthony Cossio" w:date="2025-04-02T09:34:00Z"/>
+                <w:ins w:id="771" w:author="Anthony Cossio" w:date="2025-04-02T09:34:00Z"/>
                 <w:sz w:val="24"/>
                 <w:szCs w:val="24"/>
               </w:rPr>
             </w:pPr>
-            <w:ins w:id="709" w:author="Anthony Cossio" w:date="2025-04-02T09:34:00Z">
+            <w:ins w:id="772" w:author="Anthony Cossio" w:date="2025-04-02T09:34:00Z">
               <w:r>
                 <w:rPr>
                   <w:sz w:val="24"/>
@@ -28241,12 +28606,12 @@
             <w:pPr>
               <w:jc w:val="center"/>
               <w:rPr>
-                <w:ins w:id="710" w:author="Anthony Cossio" w:date="2025-04-02T09:34:00Z"/>
+                <w:ins w:id="773" w:author="Anthony Cossio" w:date="2025-04-02T09:34:00Z"/>
                 <w:sz w:val="24"/>
                 <w:szCs w:val="24"/>
               </w:rPr>
             </w:pPr>
-            <w:ins w:id="711" w:author="Anthony Cossio" w:date="2025-04-02T09:34:00Z">
+            <w:ins w:id="774" w:author="Anthony Cossio" w:date="2025-04-02T09:34:00Z">
               <w:r>
                 <w:rPr>
                   <w:sz w:val="24"/>
@@ -28265,12 +28630,12 @@
             <w:pPr>
               <w:jc w:val="center"/>
               <w:rPr>
-                <w:ins w:id="712" w:author="Anthony Cossio" w:date="2025-04-02T09:34:00Z"/>
+                <w:ins w:id="775" w:author="Anthony Cossio" w:date="2025-04-02T09:34:00Z"/>
                 <w:sz w:val="24"/>
                 <w:szCs w:val="24"/>
               </w:rPr>
             </w:pPr>
-            <w:ins w:id="713" w:author="Anthony Cossio" w:date="2025-04-02T09:34:00Z">
+            <w:ins w:id="776" w:author="Anthony Cossio" w:date="2025-04-02T09:34:00Z">
               <w:r>
                 <w:rPr>
                   <w:sz w:val="24"/>
@@ -28286,7 +28651,7 @@
         <w:trPr>
           <w:trHeight w:val="288"/>
           <w:jc w:val="center"/>
-          <w:ins w:id="714" w:author="Anthony Cossio" w:date="2025-04-02T09:34:00Z"/>
+          <w:ins w:id="777" w:author="Anthony Cossio" w:date="2025-04-02T09:34:00Z"/>
         </w:trPr>
         <w:tc>
           <w:tcPr>
@@ -28297,12 +28662,12 @@
           <w:p>
             <w:pPr>
               <w:rPr>
-                <w:ins w:id="715" w:author="Anthony Cossio" w:date="2025-04-02T09:34:00Z"/>
+                <w:ins w:id="778" w:author="Anthony Cossio" w:date="2025-04-02T09:34:00Z"/>
                 <w:sz w:val="24"/>
                 <w:szCs w:val="24"/>
               </w:rPr>
             </w:pPr>
-            <w:ins w:id="716" w:author="Anthony Cossio" w:date="2025-04-02T09:34:00Z">
+            <w:ins w:id="779" w:author="Anthony Cossio" w:date="2025-04-02T09:34:00Z">
               <w:r>
                 <w:rPr>
                   <w:sz w:val="24"/>
@@ -28322,12 +28687,12 @@
             <w:pPr>
               <w:jc w:val="center"/>
               <w:rPr>
-                <w:ins w:id="717" w:author="Anthony Cossio" w:date="2025-04-02T09:34:00Z"/>
+                <w:ins w:id="780" w:author="Anthony Cossio" w:date="2025-04-02T09:34:00Z"/>
                 <w:sz w:val="24"/>
                 <w:szCs w:val="24"/>
               </w:rPr>
             </w:pPr>
-            <w:ins w:id="718" w:author="Anthony Cossio" w:date="2025-04-02T09:34:00Z">
+            <w:ins w:id="781" w:author="Anthony Cossio" w:date="2025-04-02T09:34:00Z">
               <w:r>
                 <w:rPr>
                   <w:sz w:val="24"/>
@@ -28346,12 +28711,12 @@
             <w:pPr>
               <w:jc w:val="center"/>
               <w:rPr>
-                <w:ins w:id="719" w:author="Anthony Cossio" w:date="2025-04-02T09:34:00Z"/>
+                <w:ins w:id="782" w:author="Anthony Cossio" w:date="2025-04-02T09:34:00Z"/>
                 <w:sz w:val="24"/>
                 <w:szCs w:val="24"/>
               </w:rPr>
             </w:pPr>
-            <w:ins w:id="720" w:author="Anthony Cossio" w:date="2025-04-02T09:34:00Z">
+            <w:ins w:id="783" w:author="Anthony Cossio" w:date="2025-04-02T09:34:00Z">
               <w:r>
                 <w:rPr>
                   <w:sz w:val="24"/>
@@ -28371,12 +28736,12 @@
             <w:pPr>
               <w:jc w:val="center"/>
               <w:rPr>
-                <w:ins w:id="721" w:author="Anthony Cossio" w:date="2025-04-02T09:34:00Z"/>
+                <w:ins w:id="784" w:author="Anthony Cossio" w:date="2025-04-02T09:34:00Z"/>
                 <w:sz w:val="24"/>
                 <w:szCs w:val="24"/>
               </w:rPr>
             </w:pPr>
-            <w:ins w:id="722" w:author="Anthony Cossio" w:date="2025-04-02T09:34:00Z">
+            <w:ins w:id="785" w:author="Anthony Cossio" w:date="2025-04-02T09:34:00Z">
               <w:r>
                 <w:rPr>
                   <w:sz w:val="24"/>
@@ -28396,12 +28761,12 @@
             <w:pPr>
               <w:jc w:val="center"/>
               <w:rPr>
-                <w:ins w:id="723" w:author="Anthony Cossio" w:date="2025-04-02T09:34:00Z"/>
+                <w:ins w:id="786" w:author="Anthony Cossio" w:date="2025-04-02T09:34:00Z"/>
                 <w:sz w:val="24"/>
                 <w:szCs w:val="24"/>
               </w:rPr>
             </w:pPr>
-            <w:ins w:id="724" w:author="Anthony Cossio" w:date="2025-04-02T09:34:00Z">
+            <w:ins w:id="787" w:author="Anthony Cossio" w:date="2025-04-02T09:34:00Z">
               <w:r>
                 <w:rPr>
                   <w:sz w:val="24"/>
@@ -28420,12 +28785,12 @@
             <w:pPr>
               <w:jc w:val="center"/>
               <w:rPr>
-                <w:ins w:id="725" w:author="Anthony Cossio" w:date="2025-04-02T09:34:00Z"/>
+                <w:ins w:id="788" w:author="Anthony Cossio" w:date="2025-04-02T09:34:00Z"/>
                 <w:sz w:val="24"/>
                 <w:szCs w:val="24"/>
               </w:rPr>
             </w:pPr>
-            <w:ins w:id="726" w:author="Anthony Cossio" w:date="2025-04-02T09:34:00Z">
+            <w:ins w:id="789" w:author="Anthony Cossio" w:date="2025-04-02T09:34:00Z">
               <w:r>
                 <w:rPr>
                   <w:sz w:val="24"/>
@@ -28445,12 +28810,12 @@
             <w:pPr>
               <w:jc w:val="center"/>
               <w:rPr>
-                <w:ins w:id="727" w:author="Anthony Cossio" w:date="2025-04-02T09:34:00Z"/>
+                <w:ins w:id="790" w:author="Anthony Cossio" w:date="2025-04-02T09:34:00Z"/>
                 <w:sz w:val="24"/>
                 <w:szCs w:val="24"/>
               </w:rPr>
             </w:pPr>
-            <w:ins w:id="728" w:author="Anthony Cossio" w:date="2025-04-02T09:34:00Z">
+            <w:ins w:id="791" w:author="Anthony Cossio" w:date="2025-04-02T09:34:00Z">
               <w:r>
                 <w:rPr>
                   <w:sz w:val="24"/>
@@ -28469,12 +28834,12 @@
             <w:pPr>
               <w:jc w:val="center"/>
               <w:rPr>
-                <w:ins w:id="729" w:author="Anthony Cossio" w:date="2025-04-02T09:34:00Z"/>
+                <w:ins w:id="792" w:author="Anthony Cossio" w:date="2025-04-02T09:34:00Z"/>
                 <w:sz w:val="24"/>
                 <w:szCs w:val="24"/>
               </w:rPr>
             </w:pPr>
-            <w:ins w:id="730" w:author="Anthony Cossio" w:date="2025-04-02T09:34:00Z">
+            <w:ins w:id="793" w:author="Anthony Cossio" w:date="2025-04-02T09:34:00Z">
               <w:r>
                 <w:rPr>
                   <w:sz w:val="24"/>
@@ -28490,7 +28855,7 @@
         <w:trPr>
           <w:trHeight w:val="288"/>
           <w:jc w:val="center"/>
-          <w:ins w:id="731" w:author="Anthony Cossio" w:date="2025-04-02T09:34:00Z"/>
+          <w:ins w:id="794" w:author="Anthony Cossio" w:date="2025-04-02T09:34:00Z"/>
         </w:trPr>
         <w:tc>
           <w:tcPr>
@@ -28501,12 +28866,12 @@
           <w:p>
             <w:pPr>
               <w:rPr>
-                <w:ins w:id="732" w:author="Anthony Cossio" w:date="2025-04-02T09:34:00Z"/>
+                <w:ins w:id="795" w:author="Anthony Cossio" w:date="2025-04-02T09:34:00Z"/>
                 <w:sz w:val="24"/>
                 <w:szCs w:val="24"/>
               </w:rPr>
             </w:pPr>
-            <w:ins w:id="733" w:author="Anthony Cossio" w:date="2025-04-02T09:34:00Z">
+            <w:ins w:id="796" w:author="Anthony Cossio" w:date="2025-04-02T09:34:00Z">
               <w:r>
                 <w:rPr>
                   <w:sz w:val="24"/>
@@ -28526,12 +28891,12 @@
             <w:pPr>
               <w:jc w:val="center"/>
               <w:rPr>
-                <w:ins w:id="734" w:author="Anthony Cossio" w:date="2025-04-02T09:34:00Z"/>
+                <w:ins w:id="797" w:author="Anthony Cossio" w:date="2025-04-02T09:34:00Z"/>
                 <w:sz w:val="24"/>
                 <w:szCs w:val="24"/>
               </w:rPr>
             </w:pPr>
-            <w:ins w:id="735" w:author="Anthony Cossio" w:date="2025-04-02T09:34:00Z">
+            <w:ins w:id="798" w:author="Anthony Cossio" w:date="2025-04-02T09:34:00Z">
               <w:r>
                 <w:rPr>
                   <w:sz w:val="24"/>
@@ -28550,12 +28915,12 @@
             <w:pPr>
               <w:jc w:val="center"/>
               <w:rPr>
-                <w:ins w:id="736" w:author="Anthony Cossio" w:date="2025-04-02T09:34:00Z"/>
+                <w:ins w:id="799" w:author="Anthony Cossio" w:date="2025-04-02T09:34:00Z"/>
                 <w:sz w:val="24"/>
                 <w:szCs w:val="24"/>
               </w:rPr>
             </w:pPr>
-            <w:ins w:id="737" w:author="Anthony Cossio" w:date="2025-04-02T09:34:00Z">
+            <w:ins w:id="800" w:author="Anthony Cossio" w:date="2025-04-02T09:34:00Z">
               <w:r>
                 <w:rPr>
                   <w:sz w:val="24"/>
@@ -28575,12 +28940,12 @@
             <w:pPr>
               <w:jc w:val="center"/>
               <w:rPr>
-                <w:ins w:id="738" w:author="Anthony Cossio" w:date="2025-04-02T09:34:00Z"/>
+                <w:ins w:id="801" w:author="Anthony Cossio" w:date="2025-04-02T09:34:00Z"/>
                 <w:sz w:val="24"/>
                 <w:szCs w:val="24"/>
               </w:rPr>
             </w:pPr>
-            <w:ins w:id="739" w:author="Anthony Cossio" w:date="2025-04-02T09:34:00Z">
+            <w:ins w:id="802" w:author="Anthony Cossio" w:date="2025-04-02T09:34:00Z">
               <w:r>
                 <w:rPr>
                   <w:sz w:val="24"/>
@@ -28600,12 +28965,12 @@
             <w:pPr>
               <w:jc w:val="center"/>
               <w:rPr>
-                <w:ins w:id="740" w:author="Anthony Cossio" w:date="2025-04-02T09:34:00Z"/>
+                <w:ins w:id="803" w:author="Anthony Cossio" w:date="2025-04-02T09:34:00Z"/>
                 <w:sz w:val="24"/>
                 <w:szCs w:val="24"/>
               </w:rPr>
             </w:pPr>
-            <w:ins w:id="741" w:author="Anthony Cossio" w:date="2025-04-02T09:34:00Z">
+            <w:ins w:id="804" w:author="Anthony Cossio" w:date="2025-04-02T09:34:00Z">
               <w:r>
                 <w:rPr>
                   <w:sz w:val="24"/>
@@ -28624,12 +28989,12 @@
             <w:pPr>
               <w:jc w:val="center"/>
               <w:rPr>
-                <w:ins w:id="742" w:author="Anthony Cossio" w:date="2025-04-02T09:34:00Z"/>
+                <w:ins w:id="805" w:author="Anthony Cossio" w:date="2025-04-02T09:34:00Z"/>
                 <w:sz w:val="24"/>
                 <w:szCs w:val="24"/>
               </w:rPr>
             </w:pPr>
-            <w:ins w:id="743" w:author="Anthony Cossio" w:date="2025-04-02T09:34:00Z">
+            <w:ins w:id="806" w:author="Anthony Cossio" w:date="2025-04-02T09:34:00Z">
               <w:r>
                 <w:rPr>
                   <w:sz w:val="24"/>
@@ -28649,12 +29014,12 @@
             <w:pPr>
               <w:jc w:val="center"/>
               <w:rPr>
-                <w:ins w:id="744" w:author="Anthony Cossio" w:date="2025-04-02T09:34:00Z"/>
+                <w:ins w:id="807" w:author="Anthony Cossio" w:date="2025-04-02T09:34:00Z"/>
                 <w:sz w:val="24"/>
                 <w:szCs w:val="24"/>
               </w:rPr>
             </w:pPr>
-            <w:ins w:id="745" w:author="Anthony Cossio" w:date="2025-04-02T09:34:00Z">
+            <w:ins w:id="808" w:author="Anthony Cossio" w:date="2025-04-02T09:34:00Z">
               <w:r>
                 <w:rPr>
                   <w:sz w:val="24"/>
@@ -28673,12 +29038,12 @@
             <w:pPr>
               <w:jc w:val="center"/>
               <w:rPr>
-                <w:ins w:id="746" w:author="Anthony Cossio" w:date="2025-04-02T09:34:00Z"/>
+                <w:ins w:id="809" w:author="Anthony Cossio" w:date="2025-04-02T09:34:00Z"/>
                 <w:sz w:val="24"/>
                 <w:szCs w:val="24"/>
               </w:rPr>
             </w:pPr>
-            <w:ins w:id="747" w:author="Anthony Cossio" w:date="2025-04-02T09:34:00Z">
+            <w:ins w:id="810" w:author="Anthony Cossio" w:date="2025-04-02T09:34:00Z">
               <w:r>
                 <w:rPr>
                   <w:sz w:val="24"/>
@@ -29005,7 +29370,7 @@
         <w:ind w:left="100" w:right="485"/>
         <w:rPr>
           <w:strike/>
-          <w:rPrChange w:id="748" w:author="Anthony Cossio" w:date="2025-04-03T12:55:00Z">
+          <w:rPrChange w:id="811" w:author="Anthony Cossio" w:date="2025-04-03T12:55:00Z">
             <w:rPr/>
           </w:rPrChange>
         </w:rPr>
@@ -29013,7 +29378,7 @@
       <w:r>
         <w:rPr>
           <w:strike/>
-          <w:rPrChange w:id="749" w:author="Anthony Cossio" w:date="2025-04-03T12:55:00Z">
+          <w:rPrChange w:id="812" w:author="Anthony Cossio" w:date="2025-04-03T12:55:00Z">
             <w:rPr/>
           </w:rPrChange>
         </w:rPr>
@@ -29023,7 +29388,7 @@
         <w:rPr>
           <w:strike/>
           <w:spacing w:val="-2"/>
-          <w:rPrChange w:id="750" w:author="Anthony Cossio" w:date="2025-04-03T12:55:00Z">
+          <w:rPrChange w:id="813" w:author="Anthony Cossio" w:date="2025-04-03T12:55:00Z">
             <w:rPr>
               <w:spacing w:val="-2"/>
             </w:rPr>
@@ -29034,7 +29399,7 @@
       <w:r>
         <w:rPr>
           <w:strike/>
-          <w:rPrChange w:id="751" w:author="Anthony Cossio" w:date="2025-04-03T12:55:00Z">
+          <w:rPrChange w:id="814" w:author="Anthony Cossio" w:date="2025-04-03T12:55:00Z">
             <w:rPr/>
           </w:rPrChange>
         </w:rPr>
@@ -29044,7 +29409,7 @@
         <w:rPr>
           <w:strike/>
           <w:spacing w:val="-2"/>
-          <w:rPrChange w:id="752" w:author="Anthony Cossio" w:date="2025-04-03T12:55:00Z">
+          <w:rPrChange w:id="815" w:author="Anthony Cossio" w:date="2025-04-03T12:55:00Z">
             <w:rPr>
               <w:spacing w:val="-2"/>
             </w:rPr>
@@ -29055,7 +29420,7 @@
       <w:r>
         <w:rPr>
           <w:strike/>
-          <w:rPrChange w:id="753" w:author="Anthony Cossio" w:date="2025-04-03T12:55:00Z">
+          <w:rPrChange w:id="816" w:author="Anthony Cossio" w:date="2025-04-03T12:55:00Z">
             <w:rPr/>
           </w:rPrChange>
         </w:rPr>
@@ -29065,7 +29430,7 @@
         <w:rPr>
           <w:strike/>
           <w:spacing w:val="-2"/>
-          <w:rPrChange w:id="754" w:author="Anthony Cossio" w:date="2025-04-03T12:55:00Z">
+          <w:rPrChange w:id="817" w:author="Anthony Cossio" w:date="2025-04-03T12:55:00Z">
             <w:rPr>
               <w:spacing w:val="-2"/>
             </w:rPr>
@@ -29076,7 +29441,7 @@
       <w:r>
         <w:rPr>
           <w:strike/>
-          <w:rPrChange w:id="755" w:author="Anthony Cossio" w:date="2025-04-03T12:55:00Z">
+          <w:rPrChange w:id="818" w:author="Anthony Cossio" w:date="2025-04-03T12:55:00Z">
             <w:rPr/>
           </w:rPrChange>
         </w:rPr>
@@ -29086,7 +29451,7 @@
         <w:rPr>
           <w:strike/>
           <w:spacing w:val="-2"/>
-          <w:rPrChange w:id="756" w:author="Anthony Cossio" w:date="2025-04-03T12:55:00Z">
+          <w:rPrChange w:id="819" w:author="Anthony Cossio" w:date="2025-04-03T12:55:00Z">
             <w:rPr>
               <w:spacing w:val="-2"/>
             </w:rPr>
@@ -29097,7 +29462,7 @@
       <w:r>
         <w:rPr>
           <w:strike/>
-          <w:rPrChange w:id="757" w:author="Anthony Cossio" w:date="2025-04-03T12:55:00Z">
+          <w:rPrChange w:id="820" w:author="Anthony Cossio" w:date="2025-04-03T12:55:00Z">
             <w:rPr/>
           </w:rPrChange>
         </w:rPr>
@@ -29107,7 +29472,7 @@
         <w:rPr>
           <w:strike/>
           <w:spacing w:val="-4"/>
-          <w:rPrChange w:id="758" w:author="Anthony Cossio" w:date="2025-04-03T12:55:00Z">
+          <w:rPrChange w:id="821" w:author="Anthony Cossio" w:date="2025-04-03T12:55:00Z">
             <w:rPr>
               <w:spacing w:val="-4"/>
             </w:rPr>
@@ -29118,7 +29483,7 @@
       <w:r>
         <w:rPr>
           <w:strike/>
-          <w:rPrChange w:id="759" w:author="Anthony Cossio" w:date="2025-04-03T12:55:00Z">
+          <w:rPrChange w:id="822" w:author="Anthony Cossio" w:date="2025-04-03T12:55:00Z">
             <w:rPr/>
           </w:rPrChange>
         </w:rPr>
@@ -29128,7 +29493,7 @@
         <w:rPr>
           <w:strike/>
           <w:spacing w:val="-2"/>
-          <w:rPrChange w:id="760" w:author="Anthony Cossio" w:date="2025-04-03T12:55:00Z">
+          <w:rPrChange w:id="823" w:author="Anthony Cossio" w:date="2025-04-03T12:55:00Z">
             <w:rPr>
               <w:spacing w:val="-2"/>
             </w:rPr>
@@ -29139,7 +29504,7 @@
       <w:r>
         <w:rPr>
           <w:strike/>
-          <w:rPrChange w:id="761" w:author="Anthony Cossio" w:date="2025-04-03T12:55:00Z">
+          <w:rPrChange w:id="824" w:author="Anthony Cossio" w:date="2025-04-03T12:55:00Z">
             <w:rPr/>
           </w:rPrChange>
         </w:rPr>
@@ -29149,7 +29514,7 @@
         <w:rPr>
           <w:strike/>
           <w:spacing w:val="-2"/>
-          <w:rPrChange w:id="762" w:author="Anthony Cossio" w:date="2025-04-03T12:55:00Z">
+          <w:rPrChange w:id="825" w:author="Anthony Cossio" w:date="2025-04-03T12:55:00Z">
             <w:rPr>
               <w:spacing w:val="-2"/>
             </w:rPr>
@@ -29160,7 +29525,7 @@
       <w:r>
         <w:rPr>
           <w:strike/>
-          <w:rPrChange w:id="763" w:author="Anthony Cossio" w:date="2025-04-03T12:55:00Z">
+          <w:rPrChange w:id="826" w:author="Anthony Cossio" w:date="2025-04-03T12:55:00Z">
             <w:rPr/>
           </w:rPrChange>
         </w:rPr>
@@ -29170,7 +29535,7 @@
         <w:rPr>
           <w:strike/>
           <w:spacing w:val="-2"/>
-          <w:rPrChange w:id="764" w:author="Anthony Cossio" w:date="2025-04-03T12:55:00Z">
+          <w:rPrChange w:id="827" w:author="Anthony Cossio" w:date="2025-04-03T12:55:00Z">
             <w:rPr>
               <w:spacing w:val="-2"/>
             </w:rPr>
@@ -29181,7 +29546,7 @@
       <w:r>
         <w:rPr>
           <w:strike/>
-          <w:rPrChange w:id="765" w:author="Anthony Cossio" w:date="2025-04-03T12:55:00Z">
+          <w:rPrChange w:id="828" w:author="Anthony Cossio" w:date="2025-04-03T12:55:00Z">
             <w:rPr/>
           </w:rPrChange>
         </w:rPr>
@@ -29191,7 +29556,7 @@
         <w:rPr>
           <w:strike/>
           <w:spacing w:val="-2"/>
-          <w:rPrChange w:id="766" w:author="Anthony Cossio" w:date="2025-04-03T12:55:00Z">
+          <w:rPrChange w:id="829" w:author="Anthony Cossio" w:date="2025-04-03T12:55:00Z">
             <w:rPr>
               <w:spacing w:val="-2"/>
             </w:rPr>
@@ -29202,7 +29567,7 @@
       <w:r>
         <w:rPr>
           <w:strike/>
-          <w:rPrChange w:id="767" w:author="Anthony Cossio" w:date="2025-04-03T12:55:00Z">
+          <w:rPrChange w:id="830" w:author="Anthony Cossio" w:date="2025-04-03T12:55:00Z">
             <w:rPr/>
           </w:rPrChange>
         </w:rPr>
@@ -29212,7 +29577,7 @@
         <w:rPr>
           <w:strike/>
           <w:spacing w:val="-2"/>
-          <w:rPrChange w:id="768" w:author="Anthony Cossio" w:date="2025-04-03T12:55:00Z">
+          <w:rPrChange w:id="831" w:author="Anthony Cossio" w:date="2025-04-03T12:55:00Z">
             <w:rPr>
               <w:spacing w:val="-2"/>
             </w:rPr>
@@ -29223,7 +29588,7 @@
       <w:r>
         <w:rPr>
           <w:strike/>
-          <w:rPrChange w:id="769" w:author="Anthony Cossio" w:date="2025-04-03T12:55:00Z">
+          <w:rPrChange w:id="832" w:author="Anthony Cossio" w:date="2025-04-03T12:55:00Z">
             <w:rPr/>
           </w:rPrChange>
         </w:rPr>
@@ -29233,7 +29598,7 @@
         <w:rPr>
           <w:strike/>
           <w:spacing w:val="-4"/>
-          <w:rPrChange w:id="770" w:author="Anthony Cossio" w:date="2025-04-03T12:55:00Z">
+          <w:rPrChange w:id="833" w:author="Anthony Cossio" w:date="2025-04-03T12:55:00Z">
             <w:rPr>
               <w:spacing w:val="-4"/>
             </w:rPr>
@@ -29244,7 +29609,7 @@
       <w:r>
         <w:rPr>
           <w:strike/>
-          <w:rPrChange w:id="771" w:author="Anthony Cossio" w:date="2025-04-03T12:55:00Z">
+          <w:rPrChange w:id="834" w:author="Anthony Cossio" w:date="2025-04-03T12:55:00Z">
             <w:rPr/>
           </w:rPrChange>
         </w:rPr>
@@ -29254,7 +29619,7 @@
         <w:rPr>
           <w:strike/>
           <w:spacing w:val="-2"/>
-          <w:rPrChange w:id="772" w:author="Anthony Cossio" w:date="2025-04-03T12:55:00Z">
+          <w:rPrChange w:id="835" w:author="Anthony Cossio" w:date="2025-04-03T12:55:00Z">
             <w:rPr>
               <w:spacing w:val="-2"/>
             </w:rPr>
@@ -29265,7 +29630,7 @@
       <w:r>
         <w:rPr>
           <w:strike/>
-          <w:rPrChange w:id="773" w:author="Anthony Cossio" w:date="2025-04-03T12:55:00Z">
+          <w:rPrChange w:id="836" w:author="Anthony Cossio" w:date="2025-04-03T12:55:00Z">
             <w:rPr/>
           </w:rPrChange>
         </w:rPr>
@@ -29275,7 +29640,7 @@
         <w:rPr>
           <w:strike/>
           <w:spacing w:val="-2"/>
-          <w:rPrChange w:id="774" w:author="Anthony Cossio" w:date="2025-04-03T12:55:00Z">
+          <w:rPrChange w:id="837" w:author="Anthony Cossio" w:date="2025-04-03T12:55:00Z">
             <w:rPr>
               <w:spacing w:val="-2"/>
             </w:rPr>
@@ -29286,7 +29651,7 @@
       <w:r>
         <w:rPr>
           <w:strike/>
-          <w:rPrChange w:id="775" w:author="Anthony Cossio" w:date="2025-04-03T12:55:00Z">
+          <w:rPrChange w:id="838" w:author="Anthony Cossio" w:date="2025-04-03T12:55:00Z">
             <w:rPr/>
           </w:rPrChange>
         </w:rPr>
@@ -29296,7 +29661,7 @@
         <w:rPr>
           <w:strike/>
           <w:spacing w:val="-4"/>
-          <w:rPrChange w:id="776" w:author="Anthony Cossio" w:date="2025-04-03T12:55:00Z">
+          <w:rPrChange w:id="839" w:author="Anthony Cossio" w:date="2025-04-03T12:55:00Z">
             <w:rPr>
               <w:spacing w:val="-4"/>
             </w:rPr>
@@ -29307,7 +29672,7 @@
       <w:r>
         <w:rPr>
           <w:strike/>
-          <w:rPrChange w:id="777" w:author="Anthony Cossio" w:date="2025-04-03T12:55:00Z">
+          <w:rPrChange w:id="840" w:author="Anthony Cossio" w:date="2025-04-03T12:55:00Z">
             <w:rPr/>
           </w:rPrChange>
         </w:rPr>
@@ -29317,7 +29682,7 @@
         <w:rPr>
           <w:strike/>
           <w:spacing w:val="-2"/>
-          <w:rPrChange w:id="778" w:author="Anthony Cossio" w:date="2025-04-03T12:55:00Z">
+          <w:rPrChange w:id="841" w:author="Anthony Cossio" w:date="2025-04-03T12:55:00Z">
             <w:rPr>
               <w:spacing w:val="-2"/>
             </w:rPr>
@@ -29328,7 +29693,7 @@
       <w:r>
         <w:rPr>
           <w:strike/>
-          <w:rPrChange w:id="779" w:author="Anthony Cossio" w:date="2025-04-03T12:55:00Z">
+          <w:rPrChange w:id="842" w:author="Anthony Cossio" w:date="2025-04-03T12:55:00Z">
             <w:rPr/>
           </w:rPrChange>
         </w:rPr>
@@ -29338,7 +29703,7 @@
         <w:rPr>
           <w:strike/>
           <w:spacing w:val="-2"/>
-          <w:rPrChange w:id="780" w:author="Anthony Cossio" w:date="2025-04-03T12:55:00Z">
+          <w:rPrChange w:id="843" w:author="Anthony Cossio" w:date="2025-04-03T12:55:00Z">
             <w:rPr>
               <w:spacing w:val="-2"/>
             </w:rPr>
@@ -29349,7 +29714,7 @@
       <w:r>
         <w:rPr>
           <w:strike/>
-          <w:rPrChange w:id="781" w:author="Anthony Cossio" w:date="2025-04-03T12:55:00Z">
+          <w:rPrChange w:id="844" w:author="Anthony Cossio" w:date="2025-04-03T12:55:00Z">
             <w:rPr/>
           </w:rPrChange>
         </w:rPr>
@@ -29359,7 +29724,7 @@
         <w:rPr>
           <w:strike/>
           <w:spacing w:val="-2"/>
-          <w:rPrChange w:id="782" w:author="Anthony Cossio" w:date="2025-04-03T12:55:00Z">
+          <w:rPrChange w:id="845" w:author="Anthony Cossio" w:date="2025-04-03T12:55:00Z">
             <w:rPr>
               <w:spacing w:val="-2"/>
             </w:rPr>
@@ -29370,7 +29735,7 @@
       <w:r>
         <w:rPr>
           <w:strike/>
-          <w:rPrChange w:id="783" w:author="Anthony Cossio" w:date="2025-04-03T12:55:00Z">
+          <w:rPrChange w:id="846" w:author="Anthony Cossio" w:date="2025-04-03T12:55:00Z">
             <w:rPr/>
           </w:rPrChange>
         </w:rPr>
@@ -29380,7 +29745,7 @@
         <w:rPr>
           <w:strike/>
           <w:spacing w:val="-2"/>
-          <w:rPrChange w:id="784" w:author="Anthony Cossio" w:date="2025-04-03T12:55:00Z">
+          <w:rPrChange w:id="847" w:author="Anthony Cossio" w:date="2025-04-03T12:55:00Z">
             <w:rPr>
               <w:spacing w:val="-2"/>
             </w:rPr>
@@ -29391,7 +29756,7 @@
       <w:r>
         <w:rPr>
           <w:strike/>
-          <w:rPrChange w:id="785" w:author="Anthony Cossio" w:date="2025-04-03T12:55:00Z">
+          <w:rPrChange w:id="848" w:author="Anthony Cossio" w:date="2025-04-03T12:55:00Z">
             <w:rPr/>
           </w:rPrChange>
         </w:rPr>
@@ -29402,7 +29767,7 @@
       <w:pPr>
         <w:spacing w:line="259" w:lineRule="auto"/>
         <w:rPr>
-          <w:ins w:id="786" w:author="Anthony Cossio" w:date="2025-04-03T12:55:00Z"/>
+          <w:ins w:id="849" w:author="Anthony Cossio" w:date="2025-04-03T12:55:00Z"/>
         </w:rPr>
       </w:pPr>
     </w:p>
@@ -29410,7 +29775,7 @@
       <w:pPr>
         <w:spacing w:line="259" w:lineRule="auto"/>
         <w:rPr>
-          <w:ins w:id="787" w:author="Anthony Cossio" w:date="2025-04-03T12:55:00Z"/>
+          <w:ins w:id="850" w:author="Anthony Cossio" w:date="2025-04-03T12:55:00Z"/>
         </w:rPr>
       </w:pPr>
     </w:p>
@@ -29418,10 +29783,10 @@
       <w:pPr>
         <w:spacing w:line="259" w:lineRule="auto"/>
         <w:rPr>
-          <w:ins w:id="788" w:author="Anthony Cossio" w:date="2025-04-03T12:56:00Z"/>
+          <w:ins w:id="851" w:author="Anthony Cossio" w:date="2025-04-03T12:56:00Z"/>
         </w:rPr>
       </w:pPr>
-      <w:ins w:id="789" w:author="Anthony Cossio" w:date="2025-04-03T12:55:00Z">
+      <w:ins w:id="852" w:author="Anthony Cossio" w:date="2025-04-03T12:55:00Z">
         <w:r>
           <w:rPr>
             <w:noProof/>
@@ -29483,19 +29848,19 @@
         <w:spacing w:line="259" w:lineRule="auto"/>
         <w:ind w:left="100" w:right="485"/>
         <w:rPr>
-          <w:ins w:id="790" w:author="Anthony Cossio" w:date="2025-04-03T12:56:00Z"/>
-          <w:rPrChange w:id="791" w:author="Anthony Cossio" w:date="2025-04-03T12:56:00Z">
+          <w:ins w:id="853" w:author="Anthony Cossio" w:date="2025-04-03T12:56:00Z"/>
+          <w:rPrChange w:id="854" w:author="Anthony Cossio" w:date="2025-04-03T12:56:00Z">
             <w:rPr>
-              <w:ins w:id="792" w:author="Anthony Cossio" w:date="2025-04-03T12:56:00Z"/>
+              <w:ins w:id="855" w:author="Anthony Cossio" w:date="2025-04-03T12:56:00Z"/>
               <w:strike/>
             </w:rPr>
           </w:rPrChange>
         </w:rPr>
       </w:pPr>
-      <w:ins w:id="793" w:author="Anthony Cossio" w:date="2025-04-03T12:56:00Z">
-        <w:r>
-          <w:rPr>
-            <w:rPrChange w:id="794" w:author="Anthony Cossio" w:date="2025-04-03T12:56:00Z">
+      <w:ins w:id="856" w:author="Anthony Cossio" w:date="2025-04-03T12:56:00Z">
+        <w:r>
+          <w:rPr>
+            <w:rPrChange w:id="857" w:author="Anthony Cossio" w:date="2025-04-03T12:56:00Z">
               <w:rPr>
                 <w:strike/>
               </w:rPr>
@@ -29506,7 +29871,7 @@
         <w:r>
           <w:rPr>
             <w:spacing w:val="-2"/>
-            <w:rPrChange w:id="795" w:author="Anthony Cossio" w:date="2025-04-03T12:56:00Z">
+            <w:rPrChange w:id="858" w:author="Anthony Cossio" w:date="2025-04-03T12:56:00Z">
               <w:rPr>
                 <w:strike/>
                 <w:spacing w:val="-2"/>
@@ -29517,7 +29882,7 @@
         </w:r>
         <w:r>
           <w:rPr>
-            <w:rPrChange w:id="796" w:author="Anthony Cossio" w:date="2025-04-03T12:56:00Z">
+            <w:rPrChange w:id="859" w:author="Anthony Cossio" w:date="2025-04-03T12:56:00Z">
               <w:rPr>
                 <w:strike/>
               </w:rPr>
@@ -29528,7 +29893,7 @@
         <w:r>
           <w:rPr>
             <w:spacing w:val="-2"/>
-            <w:rPrChange w:id="797" w:author="Anthony Cossio" w:date="2025-04-03T12:56:00Z">
+            <w:rPrChange w:id="860" w:author="Anthony Cossio" w:date="2025-04-03T12:56:00Z">
               <w:rPr>
                 <w:strike/>
                 <w:spacing w:val="-2"/>
@@ -29539,7 +29904,7 @@
         </w:r>
         <w:r>
           <w:rPr>
-            <w:rPrChange w:id="798" w:author="Anthony Cossio" w:date="2025-04-03T12:56:00Z">
+            <w:rPrChange w:id="861" w:author="Anthony Cossio" w:date="2025-04-03T12:56:00Z">
               <w:rPr>
                 <w:strike/>
               </w:rPr>
@@ -29550,7 +29915,7 @@
         <w:r>
           <w:rPr>
             <w:spacing w:val="-2"/>
-            <w:rPrChange w:id="799" w:author="Anthony Cossio" w:date="2025-04-03T12:56:00Z">
+            <w:rPrChange w:id="862" w:author="Anthony Cossio" w:date="2025-04-03T12:56:00Z">
               <w:rPr>
                 <w:strike/>
                 <w:spacing w:val="-2"/>
@@ -29561,7 +29926,7 @@
         </w:r>
         <w:r>
           <w:rPr>
-            <w:rPrChange w:id="800" w:author="Anthony Cossio" w:date="2025-04-03T12:56:00Z">
+            <w:rPrChange w:id="863" w:author="Anthony Cossio" w:date="2025-04-03T12:56:00Z">
               <w:rPr>
                 <w:strike/>
               </w:rPr>
@@ -29572,7 +29937,7 @@
         <w:r>
           <w:rPr>
             <w:spacing w:val="-2"/>
-            <w:rPrChange w:id="801" w:author="Anthony Cossio" w:date="2025-04-03T12:56:00Z">
+            <w:rPrChange w:id="864" w:author="Anthony Cossio" w:date="2025-04-03T12:56:00Z">
               <w:rPr>
                 <w:strike/>
                 <w:spacing w:val="-2"/>
@@ -29583,7 +29948,7 @@
         </w:r>
         <w:r>
           <w:rPr>
-            <w:rPrChange w:id="802" w:author="Anthony Cossio" w:date="2025-04-03T12:56:00Z">
+            <w:rPrChange w:id="865" w:author="Anthony Cossio" w:date="2025-04-03T12:56:00Z">
               <w:rPr>
                 <w:strike/>
               </w:rPr>
@@ -29596,7 +29961,7 @@
         </w:r>
         <w:r>
           <w:rPr>
-            <w:rPrChange w:id="803" w:author="Anthony Cossio" w:date="2025-04-03T12:56:00Z">
+            <w:rPrChange w:id="866" w:author="Anthony Cossio" w:date="2025-04-03T12:56:00Z">
               <w:rPr>
                 <w:strike/>
               </w:rPr>
@@ -29607,7 +29972,7 @@
         <w:r>
           <w:rPr>
             <w:spacing w:val="-4"/>
-            <w:rPrChange w:id="804" w:author="Anthony Cossio" w:date="2025-04-03T12:56:00Z">
+            <w:rPrChange w:id="867" w:author="Anthony Cossio" w:date="2025-04-03T12:56:00Z">
               <w:rPr>
                 <w:strike/>
                 <w:spacing w:val="-4"/>
@@ -29618,7 +29983,7 @@
         </w:r>
         <w:r>
           <w:rPr>
-            <w:rPrChange w:id="805" w:author="Anthony Cossio" w:date="2025-04-03T12:56:00Z">
+            <w:rPrChange w:id="868" w:author="Anthony Cossio" w:date="2025-04-03T12:56:00Z">
               <w:rPr>
                 <w:strike/>
               </w:rPr>
@@ -29629,7 +29994,7 @@
         <w:r>
           <w:rPr>
             <w:spacing w:val="-2"/>
-            <w:rPrChange w:id="806" w:author="Anthony Cossio" w:date="2025-04-03T12:56:00Z">
+            <w:rPrChange w:id="869" w:author="Anthony Cossio" w:date="2025-04-03T12:56:00Z">
               <w:rPr>
                 <w:strike/>
                 <w:spacing w:val="-2"/>
@@ -29640,7 +30005,7 @@
         </w:r>
         <w:r>
           <w:rPr>
-            <w:rPrChange w:id="807" w:author="Anthony Cossio" w:date="2025-04-03T12:56:00Z">
+            <w:rPrChange w:id="870" w:author="Anthony Cossio" w:date="2025-04-03T12:56:00Z">
               <w:rPr>
                 <w:strike/>
               </w:rPr>
@@ -29651,7 +30016,7 @@
         <w:r>
           <w:rPr>
             <w:spacing w:val="-2"/>
-            <w:rPrChange w:id="808" w:author="Anthony Cossio" w:date="2025-04-03T12:56:00Z">
+            <w:rPrChange w:id="871" w:author="Anthony Cossio" w:date="2025-04-03T12:56:00Z">
               <w:rPr>
                 <w:strike/>
                 <w:spacing w:val="-2"/>
@@ -29662,7 +30027,7 @@
         </w:r>
         <w:r>
           <w:rPr>
-            <w:rPrChange w:id="809" w:author="Anthony Cossio" w:date="2025-04-03T12:56:00Z">
+            <w:rPrChange w:id="872" w:author="Anthony Cossio" w:date="2025-04-03T12:56:00Z">
               <w:rPr>
                 <w:strike/>
               </w:rPr>
@@ -29673,7 +30038,7 @@
         <w:r>
           <w:rPr>
             <w:spacing w:val="-2"/>
-            <w:rPrChange w:id="810" w:author="Anthony Cossio" w:date="2025-04-03T12:56:00Z">
+            <w:rPrChange w:id="873" w:author="Anthony Cossio" w:date="2025-04-03T12:56:00Z">
               <w:rPr>
                 <w:strike/>
                 <w:spacing w:val="-2"/>
@@ -29684,7 +30049,7 @@
         </w:r>
         <w:r>
           <w:rPr>
-            <w:rPrChange w:id="811" w:author="Anthony Cossio" w:date="2025-04-03T12:56:00Z">
+            <w:rPrChange w:id="874" w:author="Anthony Cossio" w:date="2025-04-03T12:56:00Z">
               <w:rPr>
                 <w:strike/>
               </w:rPr>
@@ -29695,7 +30060,7 @@
         <w:r>
           <w:rPr>
             <w:spacing w:val="-2"/>
-            <w:rPrChange w:id="812" w:author="Anthony Cossio" w:date="2025-04-03T12:56:00Z">
+            <w:rPrChange w:id="875" w:author="Anthony Cossio" w:date="2025-04-03T12:56:00Z">
               <w:rPr>
                 <w:strike/>
                 <w:spacing w:val="-2"/>
@@ -29706,7 +30071,7 @@
         </w:r>
         <w:r>
           <w:rPr>
-            <w:rPrChange w:id="813" w:author="Anthony Cossio" w:date="2025-04-03T12:56:00Z">
+            <w:rPrChange w:id="876" w:author="Anthony Cossio" w:date="2025-04-03T12:56:00Z">
               <w:rPr>
                 <w:strike/>
               </w:rPr>
@@ -29717,7 +30082,7 @@
         <w:r>
           <w:rPr>
             <w:spacing w:val="-2"/>
-            <w:rPrChange w:id="814" w:author="Anthony Cossio" w:date="2025-04-03T12:56:00Z">
+            <w:rPrChange w:id="877" w:author="Anthony Cossio" w:date="2025-04-03T12:56:00Z">
               <w:rPr>
                 <w:strike/>
                 <w:spacing w:val="-2"/>
@@ -29728,7 +30093,7 @@
         </w:r>
         <w:r>
           <w:rPr>
-            <w:rPrChange w:id="815" w:author="Anthony Cossio" w:date="2025-04-03T12:56:00Z">
+            <w:rPrChange w:id="878" w:author="Anthony Cossio" w:date="2025-04-03T12:56:00Z">
               <w:rPr>
                 <w:strike/>
               </w:rPr>
@@ -29739,7 +30104,7 @@
         <w:r>
           <w:rPr>
             <w:spacing w:val="-4"/>
-            <w:rPrChange w:id="816" w:author="Anthony Cossio" w:date="2025-04-03T12:56:00Z">
+            <w:rPrChange w:id="879" w:author="Anthony Cossio" w:date="2025-04-03T12:56:00Z">
               <w:rPr>
                 <w:strike/>
                 <w:spacing w:val="-4"/>
@@ -29750,7 +30115,7 @@
         </w:r>
         <w:r>
           <w:rPr>
-            <w:rPrChange w:id="817" w:author="Anthony Cossio" w:date="2025-04-03T12:56:00Z">
+            <w:rPrChange w:id="880" w:author="Anthony Cossio" w:date="2025-04-03T12:56:00Z">
               <w:rPr>
                 <w:strike/>
               </w:rPr>
@@ -29761,7 +30126,7 @@
         <w:r>
           <w:rPr>
             <w:spacing w:val="-2"/>
-            <w:rPrChange w:id="818" w:author="Anthony Cossio" w:date="2025-04-03T12:56:00Z">
+            <w:rPrChange w:id="881" w:author="Anthony Cossio" w:date="2025-04-03T12:56:00Z">
               <w:rPr>
                 <w:strike/>
                 <w:spacing w:val="-2"/>
@@ -29772,7 +30137,7 @@
         </w:r>
         <w:r>
           <w:rPr>
-            <w:rPrChange w:id="819" w:author="Anthony Cossio" w:date="2025-04-03T12:56:00Z">
+            <w:rPrChange w:id="882" w:author="Anthony Cossio" w:date="2025-04-03T12:56:00Z">
               <w:rPr>
                 <w:strike/>
               </w:rPr>
@@ -29783,7 +30148,7 @@
         <w:r>
           <w:rPr>
             <w:spacing w:val="-2"/>
-            <w:rPrChange w:id="820" w:author="Anthony Cossio" w:date="2025-04-03T12:56:00Z">
+            <w:rPrChange w:id="883" w:author="Anthony Cossio" w:date="2025-04-03T12:56:00Z">
               <w:rPr>
                 <w:strike/>
                 <w:spacing w:val="-2"/>
@@ -29794,7 +30159,7 @@
         </w:r>
         <w:r>
           <w:rPr>
-            <w:rPrChange w:id="821" w:author="Anthony Cossio" w:date="2025-04-03T12:56:00Z">
+            <w:rPrChange w:id="884" w:author="Anthony Cossio" w:date="2025-04-03T12:56:00Z">
               <w:rPr>
                 <w:strike/>
               </w:rPr>
@@ -29805,7 +30170,7 @@
         <w:r>
           <w:rPr>
             <w:spacing w:val="-4"/>
-            <w:rPrChange w:id="822" w:author="Anthony Cossio" w:date="2025-04-03T12:56:00Z">
+            <w:rPrChange w:id="885" w:author="Anthony Cossio" w:date="2025-04-03T12:56:00Z">
               <w:rPr>
                 <w:strike/>
                 <w:spacing w:val="-4"/>
@@ -29816,7 +30181,7 @@
         </w:r>
         <w:r>
           <w:rPr>
-            <w:rPrChange w:id="823" w:author="Anthony Cossio" w:date="2025-04-03T12:56:00Z">
+            <w:rPrChange w:id="886" w:author="Anthony Cossio" w:date="2025-04-03T12:56:00Z">
               <w:rPr>
                 <w:strike/>
               </w:rPr>
@@ -29827,7 +30192,7 @@
         <w:r>
           <w:rPr>
             <w:spacing w:val="-2"/>
-            <w:rPrChange w:id="824" w:author="Anthony Cossio" w:date="2025-04-03T12:56:00Z">
+            <w:rPrChange w:id="887" w:author="Anthony Cossio" w:date="2025-04-03T12:56:00Z">
               <w:rPr>
                 <w:strike/>
                 <w:spacing w:val="-2"/>
@@ -29838,7 +30203,7 @@
         </w:r>
         <w:r>
           <w:rPr>
-            <w:rPrChange w:id="825" w:author="Anthony Cossio" w:date="2025-04-03T12:56:00Z">
+            <w:rPrChange w:id="888" w:author="Anthony Cossio" w:date="2025-04-03T12:56:00Z">
               <w:rPr>
                 <w:strike/>
               </w:rPr>
@@ -29849,7 +30214,7 @@
         <w:r>
           <w:rPr>
             <w:spacing w:val="-2"/>
-            <w:rPrChange w:id="826" w:author="Anthony Cossio" w:date="2025-04-03T12:56:00Z">
+            <w:rPrChange w:id="889" w:author="Anthony Cossio" w:date="2025-04-03T12:56:00Z">
               <w:rPr>
                 <w:strike/>
                 <w:spacing w:val="-2"/>
@@ -29860,7 +30225,7 @@
         </w:r>
         <w:r>
           <w:rPr>
-            <w:rPrChange w:id="827" w:author="Anthony Cossio" w:date="2025-04-03T12:56:00Z">
+            <w:rPrChange w:id="890" w:author="Anthony Cossio" w:date="2025-04-03T12:56:00Z">
               <w:rPr>
                 <w:strike/>
               </w:rPr>
@@ -29871,7 +30236,7 @@
         <w:r>
           <w:rPr>
             <w:spacing w:val="-2"/>
-            <w:rPrChange w:id="828" w:author="Anthony Cossio" w:date="2025-04-03T12:56:00Z">
+            <w:rPrChange w:id="891" w:author="Anthony Cossio" w:date="2025-04-03T12:56:00Z">
               <w:rPr>
                 <w:strike/>
                 <w:spacing w:val="-2"/>
@@ -29882,7 +30247,7 @@
         </w:r>
         <w:r>
           <w:rPr>
-            <w:rPrChange w:id="829" w:author="Anthony Cossio" w:date="2025-04-03T12:56:00Z">
+            <w:rPrChange w:id="892" w:author="Anthony Cossio" w:date="2025-04-03T12:56:00Z">
               <w:rPr>
                 <w:strike/>
               </w:rPr>
@@ -29893,7 +30258,7 @@
         <w:r>
           <w:rPr>
             <w:spacing w:val="-2"/>
-            <w:rPrChange w:id="830" w:author="Anthony Cossio" w:date="2025-04-03T12:56:00Z">
+            <w:rPrChange w:id="893" w:author="Anthony Cossio" w:date="2025-04-03T12:56:00Z">
               <w:rPr>
                 <w:strike/>
                 <w:spacing w:val="-2"/>
@@ -29902,10 +30267,10 @@
           </w:rPr>
           <w:t xml:space="preserve"> </w:t>
         </w:r>
-        <w:commentRangeStart w:id="831"/>
-        <w:r>
-          <w:rPr>
-            <w:rPrChange w:id="832" w:author="Anthony Cossio" w:date="2025-04-03T12:56:00Z">
+        <w:commentRangeStart w:id="894"/>
+        <w:r>
+          <w:rPr>
+            <w:rPrChange w:id="895" w:author="Anthony Cossio" w:date="2025-04-03T12:56:00Z">
               <w:rPr>
                 <w:strike/>
               </w:rPr>
@@ -29914,19 +30279,19 @@
           <w:t xml:space="preserve">with </w:t>
         </w:r>
       </w:ins>
-      <w:commentRangeEnd w:id="831"/>
-      <w:ins w:id="833" w:author="Anthony Cossio" w:date="2025-05-15T13:24:00Z">
+      <w:commentRangeEnd w:id="894"/>
+      <w:ins w:id="896" w:author="Anthony Cossio" w:date="2025-05-15T13:24:00Z">
         <w:r>
           <w:rPr>
             <w:rStyle w:val="CommentReference"/>
           </w:rPr>
-          <w:commentReference w:id="831"/>
+          <w:commentReference w:id="894"/>
         </w:r>
       </w:ins>
-      <w:ins w:id="834" w:author="Anthony Cossio" w:date="2025-04-03T12:56:00Z">
-        <w:r>
-          <w:rPr>
-            <w:rPrChange w:id="835" w:author="Anthony Cossio" w:date="2025-04-03T12:56:00Z">
+      <w:ins w:id="897" w:author="Anthony Cossio" w:date="2025-04-03T12:56:00Z">
+        <w:r>
+          <w:rPr>
+            <w:rPrChange w:id="898" w:author="Anthony Cossio" w:date="2025-04-03T12:56:00Z">
               <w:rPr>
                 <w:strike/>
               </w:rPr>
@@ -30170,16 +30535,16 @@
         </w:rPr>
         <w:t xml:space="preserve"> </w:t>
       </w:r>
-      <w:commentRangeStart w:id="836"/>
+      <w:commentRangeStart w:id="899"/>
       <w:r>
         <w:t>using</w:t>
       </w:r>
-      <w:commentRangeEnd w:id="836"/>
+      <w:commentRangeEnd w:id="899"/>
       <w:r>
         <w:rPr>
           <w:rStyle w:val="CommentReference"/>
         </w:rPr>
-        <w:commentReference w:id="836"/>
+        <w:commentReference w:id="899"/>
       </w:r>
       <w:r>
         <w:rPr>
@@ -30535,7 +30900,7 @@
         <w:spacing w:before="185" w:line="259" w:lineRule="auto"/>
         <w:ind w:left="100" w:right="153"/>
         <w:rPr>
-          <w:ins w:id="837" w:author="Anthony Cossio" w:date="2025-05-15T13:25:00Z"/>
+          <w:ins w:id="900" w:author="Anthony Cossio" w:date="2025-05-15T13:25:00Z"/>
         </w:rPr>
       </w:pPr>
       <w:r>
@@ -30673,7 +31038,7 @@
         <w:spacing w:before="185" w:line="259" w:lineRule="auto"/>
         <w:ind w:left="100" w:right="153"/>
         <w:rPr>
-          <w:ins w:id="838" w:author="Anthony Cossio" w:date="2025-05-15T13:25:00Z"/>
+          <w:ins w:id="901" w:author="Anthony Cossio" w:date="2025-05-15T13:25:00Z"/>
         </w:rPr>
       </w:pPr>
     </w:p>
@@ -30682,7 +31047,7 @@
         <w:spacing w:before="185" w:line="259" w:lineRule="auto"/>
         <w:ind w:left="100" w:right="153"/>
         <w:rPr>
-          <w:ins w:id="839" w:author="Anthony Cossio" w:date="2025-05-15T13:25:00Z"/>
+          <w:ins w:id="902" w:author="Anthony Cossio" w:date="2025-05-15T13:25:00Z"/>
         </w:rPr>
       </w:pPr>
     </w:p>
@@ -30691,7 +31056,7 @@
         <w:spacing w:before="185" w:line="259" w:lineRule="auto"/>
         <w:ind w:left="100" w:right="153"/>
         <w:rPr>
-          <w:ins w:id="840" w:author="Anthony Cossio" w:date="2025-05-15T13:25:00Z"/>
+          <w:ins w:id="903" w:author="Anthony Cossio" w:date="2025-05-15T13:25:00Z"/>
         </w:rPr>
       </w:pPr>
     </w:p>
@@ -30700,12 +31065,12 @@
         <w:spacing w:before="185" w:line="259" w:lineRule="auto"/>
         <w:ind w:left="100" w:right="153"/>
       </w:pPr>
-      <w:ins w:id="841" w:author="Anthony Cossio" w:date="2025-05-15T13:25:00Z">
+      <w:ins w:id="904" w:author="Anthony Cossio" w:date="2025-05-15T13:25:00Z">
         <w:r>
           <w:t xml:space="preserve">Look at school metrics to see the differences in patches. School </w:t>
         </w:r>
       </w:ins>
-      <w:ins w:id="842" w:author="Anthony Cossio" w:date="2025-05-15T13:26:00Z">
+      <w:ins w:id="905" w:author="Anthony Cossio" w:date="2025-05-15T13:26:00Z">
         <w:r>
           <w:t xml:space="preserve">size, density, etc. Does it stay within the beam or past </w:t>
         </w:r>
@@ -30727,7 +31092,7 @@
 
 <file path=word/comments.xml><?xml version="1.0" encoding="utf-8"?>
 <w:comments xmlns:wpc="http://schemas.microsoft.com/office/word/2010/wordprocessingCanvas" xmlns:cx="http://schemas.microsoft.com/office/drawing/2014/chartex" xmlns:cx1="http://schemas.microsoft.com/office/drawing/2015/9/8/chartex" xmlns:cx2="http://schemas.microsoft.com/office/drawing/2015/10/21/chartex" xmlns:cx3="http://schemas.microsoft.com/office/drawing/2016/5/9/chartex" xmlns:cx4="http://schemas.microsoft.com/office/drawing/2016/5/10/chartex" xmlns:cx5="http://schemas.microsoft.com/office/drawing/2016/5/11/chartex" xmlns:cx6="http://schemas.microsoft.com/office/drawing/2016/5/12/chartex" xmlns:cx7="http://schemas.microsoft.com/office/drawing/2016/5/13/chartex" xmlns:cx8="http://schemas.microsoft.com/office/drawing/2016/5/14/chartex" xmlns:mc="http://schemas.openxmlformats.org/markup-compatibility/2006" xmlns:aink="http://schemas.microsoft.com/office/drawing/2016/ink" xmlns:am3d="http://schemas.microsoft.com/office/drawing/2017/model3d" xmlns:o="urn:schemas-microsoft-com:office:office" xmlns:r="http://schemas.openxmlformats.org/officeDocument/2006/relationships" xmlns:m="http://schemas.openxmlformats.org/officeDocument/2006/math" xmlns:v="urn:schemas-microsoft-com:vml" xmlns:wp14="http://schemas.microsoft.com/office/word/2010/wordprocessingDrawing" xmlns:wp="http://schemas.openxmlformats.org/drawingml/2006/wordprocessingDrawing" xmlns:w10="urn:schemas-microsoft-com:office:word" xmlns:w="http://schemas.openxmlformats.org/wordprocessingml/2006/main" xmlns:w14="http://schemas.microsoft.com/office/word/2010/wordml" xmlns:w15="http://schemas.microsoft.com/office/word/2012/wordml" xmlns:w16cex="http://schemas.microsoft.com/office/word/2018/wordml/cex" xmlns:w16cid="http://schemas.microsoft.com/office/word/2016/wordml/cid" xmlns:w16="http://schemas.microsoft.com/office/word/2018/wordml" xmlns:w16sdtdh="http://schemas.microsoft.com/office/word/2020/wordml/sdtdatahash" xmlns:w16se="http://schemas.microsoft.com/office/word/2015/wordml/symex" xmlns:wpg="http://schemas.microsoft.com/office/word/2010/wordprocessingGroup" xmlns:wpi="http://schemas.microsoft.com/office/word/2010/wordprocessingInk" xmlns:wne="http://schemas.microsoft.com/office/word/2006/wordml" xmlns:wps="http://schemas.microsoft.com/office/word/2010/wordprocessingShape" mc:Ignorable="w14 w15 w16se w16cid w16 w16cex w16sdtdh wp14">
-  <w:comment w:id="246" w:author="Anthony Cossio" w:date="2025-05-09T15:47:00Z" w:initials="AC">
+  <w:comment w:id="270" w:author="Anthony Cossio" w:date="2025-05-27T15:13:00Z" w:initials="AC">
     <w:p>
       <w:pPr>
         <w:pStyle w:val="CommentText"/>
@@ -30739,11 +31104,11 @@
         <w:annotationRef/>
       </w:r>
       <w:r>
-        <w:t>Check this is still correct</w:t>
+        <w:t>Check table numbers</w:t>
       </w:r>
     </w:p>
   </w:comment>
-  <w:comment w:id="678" w:author="Anthony Cossio" w:date="2025-05-15T13:21:00Z" w:initials="AC">
+  <w:comment w:id="741" w:author="Anthony Cossio" w:date="2025-05-15T13:21:00Z" w:initials="AC">
     <w:p>
       <w:pPr>
         <w:pStyle w:val="CommentText"/>
@@ -30759,7 +31124,7 @@
       </w:r>
     </w:p>
   </w:comment>
-  <w:comment w:id="831" w:author="Anthony Cossio" w:date="2025-05-15T13:24:00Z" w:initials="AC">
+  <w:comment w:id="894" w:author="Anthony Cossio" w:date="2025-05-15T13:24:00Z" w:initials="AC">
     <w:p>
       <w:pPr>
         <w:pStyle w:val="CommentText"/>
@@ -30775,7 +31140,7 @@
       </w:r>
     </w:p>
   </w:comment>
-  <w:comment w:id="836" w:author="Anthony Cossio" w:date="2025-05-15T13:19:00Z" w:initials="AC">
+  <w:comment w:id="899" w:author="Anthony Cossio" w:date="2025-05-15T13:19:00Z" w:initials="AC">
     <w:p>
       <w:pPr>
         <w:pStyle w:val="CommentText"/>
@@ -30801,7 +31166,7 @@
 
 <file path=word/commentsExtended.xml><?xml version="1.0" encoding="utf-8"?>
 <w15:commentsEx xmlns:wpc="http://schemas.microsoft.com/office/word/2010/wordprocessingCanvas" xmlns:cx="http://schemas.microsoft.com/office/drawing/2014/chartex" xmlns:cx1="http://schemas.microsoft.com/office/drawing/2015/9/8/chartex" xmlns:cx2="http://schemas.microsoft.com/office/drawing/2015/10/21/chartex" xmlns:cx3="http://schemas.microsoft.com/office/drawing/2016/5/9/chartex" xmlns:cx4="http://schemas.microsoft.com/office/drawing/2016/5/10/chartex" xmlns:cx5="http://schemas.microsoft.com/office/drawing/2016/5/11/chartex" xmlns:cx6="http://schemas.microsoft.com/office/drawing/2016/5/12/chartex" xmlns:cx7="http://schemas.microsoft.com/office/drawing/2016/5/13/chartex" xmlns:cx8="http://schemas.microsoft.com/office/drawing/2016/5/14/chartex" xmlns:mc="http://schemas.openxmlformats.org/markup-compatibility/2006" xmlns:aink="http://schemas.microsoft.com/office/drawing/2016/ink" xmlns:am3d="http://schemas.microsoft.com/office/drawing/2017/model3d" xmlns:o="urn:schemas-microsoft-com:office:office" xmlns:r="http://schemas.openxmlformats.org/officeDocument/2006/relationships" xmlns:m="http://schemas.openxmlformats.org/officeDocument/2006/math" xmlns:v="urn:schemas-microsoft-com:vml" xmlns:wp14="http://schemas.microsoft.com/office/word/2010/wordprocessingDrawing" xmlns:wp="http://schemas.openxmlformats.org/drawingml/2006/wordprocessingDrawing" xmlns:w10="urn:schemas-microsoft-com:office:word" xmlns:w="http://schemas.openxmlformats.org/wordprocessingml/2006/main" xmlns:w14="http://schemas.microsoft.com/office/word/2010/wordml" xmlns:w15="http://schemas.microsoft.com/office/word/2012/wordml" xmlns:w16cex="http://schemas.microsoft.com/office/word/2018/wordml/cex" xmlns:w16cid="http://schemas.microsoft.com/office/word/2016/wordml/cid" xmlns:w16="http://schemas.microsoft.com/office/word/2018/wordml" xmlns:w16sdtdh="http://schemas.microsoft.com/office/word/2020/wordml/sdtdatahash" xmlns:w16se="http://schemas.microsoft.com/office/word/2015/wordml/symex" xmlns:wpg="http://schemas.microsoft.com/office/word/2010/wordprocessingGroup" xmlns:wpi="http://schemas.microsoft.com/office/word/2010/wordprocessingInk" xmlns:wne="http://schemas.microsoft.com/office/word/2006/wordml" xmlns:wps="http://schemas.microsoft.com/office/word/2010/wordprocessingShape" mc:Ignorable="w14 w15 w16se w16cid w16 w16cex w16sdtdh wp14">
-  <w15:commentEx w15:paraId="7E817B66" w15:done="0"/>
+  <w15:commentEx w15:paraId="355AF13F" w15:done="0"/>
   <w15:commentEx w15:paraId="21E1AE3B" w15:done="0"/>
   <w15:commentEx w15:paraId="12D3FBDB" w15:done="0"/>
   <w15:commentEx w15:paraId="2D25CE88" w15:done="0"/>
@@ -30810,7 +31175,7 @@
 
 <file path=word/commentsExtensible.xml><?xml version="1.0" encoding="utf-8"?>
 <w16cex:commentsExtensible xmlns:wpc="http://schemas.microsoft.com/office/word/2010/wordprocessingCanvas" xmlns:cx="http://schemas.microsoft.com/office/drawing/2014/chartex" xmlns:cx1="http://schemas.microsoft.com/office/drawing/2015/9/8/chartex" xmlns:cx2="http://schemas.microsoft.com/office/drawing/2015/10/21/chartex" xmlns:cx3="http://schemas.microsoft.com/office/drawing/2016/5/9/chartex" xmlns:cx4="http://schemas.microsoft.com/office/drawing/2016/5/10/chartex" xmlns:cx5="http://schemas.microsoft.com/office/drawing/2016/5/11/chartex" xmlns:cx6="http://schemas.microsoft.com/office/drawing/2016/5/12/chartex" xmlns:cx7="http://schemas.microsoft.com/office/drawing/2016/5/13/chartex" xmlns:cx8="http://schemas.microsoft.com/office/drawing/2016/5/14/chartex" xmlns:mc="http://schemas.openxmlformats.org/markup-compatibility/2006" xmlns:aink="http://schemas.microsoft.com/office/drawing/2016/ink" xmlns:am3d="http://schemas.microsoft.com/office/drawing/2017/model3d" xmlns:o="urn:schemas-microsoft-com:office:office" xmlns:r="http://schemas.openxmlformats.org/officeDocument/2006/relationships" xmlns:m="http://schemas.openxmlformats.org/officeDocument/2006/math" xmlns:v="urn:schemas-microsoft-com:vml" xmlns:wp14="http://schemas.microsoft.com/office/word/2010/wordprocessingDrawing" xmlns:wp="http://schemas.openxmlformats.org/drawingml/2006/wordprocessingDrawing" xmlns:w10="urn:schemas-microsoft-com:office:word" xmlns:w="http://schemas.openxmlformats.org/wordprocessingml/2006/main" xmlns:w14="http://schemas.microsoft.com/office/word/2010/wordml" xmlns:w15="http://schemas.microsoft.com/office/word/2012/wordml" xmlns:w16cex="http://schemas.microsoft.com/office/word/2018/wordml/cex" xmlns:w16cid="http://schemas.microsoft.com/office/word/2016/wordml/cid" xmlns:w16="http://schemas.microsoft.com/office/word/2018/wordml" xmlns:w16sdtdh="http://schemas.microsoft.com/office/word/2020/wordml/sdtdatahash" xmlns:w16se="http://schemas.microsoft.com/office/word/2015/wordml/symex" xmlns:wpg="http://schemas.microsoft.com/office/word/2010/wordprocessingGroup" xmlns:wpi="http://schemas.microsoft.com/office/word/2010/wordprocessingInk" xmlns:wne="http://schemas.microsoft.com/office/word/2006/wordml" xmlns:wps="http://schemas.microsoft.com/office/word/2010/wordprocessingShape" mc:Ignorable="w14 w15 w16se w16cid w16 w16cex w16sdtdh wp14">
-  <w16cex:commentExtensible w16cex:durableId="2BC8A223" w16cex:dateUtc="2025-05-09T22:47:00Z"/>
+  <w16cex:commentExtensible w16cex:durableId="2BE05508" w16cex:dateUtc="2025-05-27T22:13:00Z"/>
   <w16cex:commentExtensible w16cex:durableId="2BD068CE" w16cex:dateUtc="2025-05-15T20:21:00Z"/>
   <w16cex:commentExtensible w16cex:durableId="2BD06994" w16cex:dateUtc="2025-05-15T20:24:00Z"/>
   <w16cex:commentExtensible w16cex:durableId="2BD0687E" w16cex:dateUtc="2025-05-15T20:19:00Z"/>
@@ -30819,7 +31184,7 @@
 
 <file path=word/commentsIds.xml><?xml version="1.0" encoding="utf-8"?>
 <w16cid:commentsIds xmlns:wpc="http://schemas.microsoft.com/office/word/2010/wordprocessingCanvas" xmlns:cx="http://schemas.microsoft.com/office/drawing/2014/chartex" xmlns:cx1="http://schemas.microsoft.com/office/drawing/2015/9/8/chartex" xmlns:cx2="http://schemas.microsoft.com/office/drawing/2015/10/21/chartex" xmlns:cx3="http://schemas.microsoft.com/office/drawing/2016/5/9/chartex" xmlns:cx4="http://schemas.microsoft.com/office/drawing/2016/5/10/chartex" xmlns:cx5="http://schemas.microsoft.com/office/drawing/2016/5/11/chartex" xmlns:cx6="http://schemas.microsoft.com/office/drawing/2016/5/12/chartex" xmlns:cx7="http://schemas.microsoft.com/office/drawing/2016/5/13/chartex" xmlns:cx8="http://schemas.microsoft.com/office/drawing/2016/5/14/chartex" xmlns:mc="http://schemas.openxmlformats.org/markup-compatibility/2006" xmlns:aink="http://schemas.microsoft.com/office/drawing/2016/ink" xmlns:am3d="http://schemas.microsoft.com/office/drawing/2017/model3d" xmlns:o="urn:schemas-microsoft-com:office:office" xmlns:r="http://schemas.openxmlformats.org/officeDocument/2006/relationships" xmlns:m="http://schemas.openxmlformats.org/officeDocument/2006/math" xmlns:v="urn:schemas-microsoft-com:vml" xmlns:wp14="http://schemas.microsoft.com/office/word/2010/wordprocessingDrawing" xmlns:wp="http://schemas.openxmlformats.org/drawingml/2006/wordprocessingDrawing" xmlns:w10="urn:schemas-microsoft-com:office:word" xmlns:w="http://schemas.openxmlformats.org/wordprocessingml/2006/main" xmlns:w14="http://schemas.microsoft.com/office/word/2010/wordml" xmlns:w15="http://schemas.microsoft.com/office/word/2012/wordml" xmlns:w16cex="http://schemas.microsoft.com/office/word/2018/wordml/cex" xmlns:w16cid="http://schemas.microsoft.com/office/word/2016/wordml/cid" xmlns:w16="http://schemas.microsoft.com/office/word/2018/wordml" xmlns:w16sdtdh="http://schemas.microsoft.com/office/word/2020/wordml/sdtdatahash" xmlns:w16se="http://schemas.microsoft.com/office/word/2015/wordml/symex" xmlns:wpg="http://schemas.microsoft.com/office/word/2010/wordprocessingGroup" xmlns:wpi="http://schemas.microsoft.com/office/word/2010/wordprocessingInk" xmlns:wne="http://schemas.microsoft.com/office/word/2006/wordml" xmlns:wps="http://schemas.microsoft.com/office/word/2010/wordprocessingShape" mc:Ignorable="w14 w15 w16se w16cid w16 w16cex w16sdtdh wp14">
-  <w16cid:commentId w16cid:paraId="7E817B66" w16cid:durableId="2BC8A223"/>
+  <w16cid:commentId w16cid:paraId="355AF13F" w16cid:durableId="2BE05508"/>
   <w16cid:commentId w16cid:paraId="21E1AE3B" w16cid:durableId="2BD068CE"/>
   <w16cid:commentId w16cid:paraId="12D3FBDB" w16cid:durableId="2BD06994"/>
   <w16cid:commentId w16cid:paraId="2D25CE88" w16cid:durableId="2BD0687E"/>

--- a/NewPaper.docx
+++ b/NewPaper.docx
@@ -92,7 +92,7 @@
             </mc:Choice>
             <mc:Fallback>
               <w:pict>
-                <v:shape w14:anchorId="7F659A3B" id="Graphic 1" o:spid="_x0000_s1026" style="position:absolute;margin-left:0;margin-top:701.55pt;width:595.3pt;height:1.45pt;z-index:15729152;visibility:visible;mso-wrap-style:square;mso-wrap-distance-left:0;mso-wrap-distance-top:0;mso-wrap-distance-right:0;mso-wrap-distance-bottom:0;mso-position-horizontal:absolute;mso-position-horizontal-relative:page;mso-position-vertical:absolute;mso-position-vertical-relative:page;v-text-anchor:top" coordsize="7560309,18415" o:gfxdata="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" path="m7559992,l,,,17995r7559992,l7559992,xe" fillcolor="#0084c1" stroked="f">
+                <v:shape w14:anchorId="650FC59F" id="Graphic 1" o:spid="_x0000_s1026" style="position:absolute;margin-left:0;margin-top:701.55pt;width:595.3pt;height:1.45pt;z-index:15729152;visibility:visible;mso-wrap-style:square;mso-wrap-distance-left:0;mso-wrap-distance-top:0;mso-wrap-distance-right:0;mso-wrap-distance-bottom:0;mso-position-horizontal:absolute;mso-position-horizontal-relative:page;mso-position-vertical:absolute;mso-position-vertical-relative:page;v-text-anchor:top" coordsize="7560309,18415" o:gfxdata="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" path="m7559992,l,,,17995r7559992,l7559992,xe" fillcolor="#0084c1" stroked="f">
                   <v:path arrowok="t"/>
                   <w10:wrap anchorx="page" anchory="page"/>
                 </v:shape>
@@ -178,7 +178,7 @@
             </mc:Choice>
             <mc:Fallback>
               <w:pict>
-                <v:shape w14:anchorId="70EAEE1A" id="Graphic 2" o:spid="_x0000_s1026" style="position:absolute;margin-left:0;margin-top:138.9pt;width:595.3pt;height:1.45pt;z-index:15729664;visibility:visible;mso-wrap-style:square;mso-wrap-distance-left:0;mso-wrap-distance-top:0;mso-wrap-distance-right:0;mso-wrap-distance-bottom:0;mso-position-horizontal:absolute;mso-position-horizontal-relative:page;mso-position-vertical:absolute;mso-position-vertical-relative:page;v-text-anchor:top" coordsize="7560309,18415" o:gfxdata="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" path="m7559992,l,,,17995r7559992,l7559992,xe" fillcolor="#0084c1" stroked="f">
+                <v:shape w14:anchorId="1FD9D326" id="Graphic 2" o:spid="_x0000_s1026" style="position:absolute;margin-left:0;margin-top:138.9pt;width:595.3pt;height:1.45pt;z-index:15729664;visibility:visible;mso-wrap-style:square;mso-wrap-distance-left:0;mso-wrap-distance-top:0;mso-wrap-distance-right:0;mso-wrap-distance-bottom:0;mso-position-horizontal:absolute;mso-position-horizontal-relative:page;mso-position-vertical:absolute;mso-position-vertical-relative:page;v-text-anchor:top" coordsize="7560309,18415" o:gfxdata="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" path="m7559992,l,,,17995r7559992,l7559992,xe" fillcolor="#0084c1" stroked="f">
                   <v:path arrowok="t"/>
                   <w10:wrap anchorx="page" anchory="page"/>
                 </v:shape>
@@ -341,7 +341,7 @@
             </mc:Choice>
             <mc:Fallback>
               <w:pict>
-                <v:group w14:anchorId="54379679" id="Group 4" o:spid="_x0000_s1026" style="position:absolute;margin-left:96.85pt;margin-top:15.85pt;width:59.8pt;height:16.15pt;z-index:15731200;mso-wrap-distance-left:0;mso-wrap-distance-right:0;mso-position-horizontal-relative:page" coordsize="7594,2051" o:gfxdata="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">
+                <v:group w14:anchorId="41DB8756" id="Group 4" o:spid="_x0000_s1026" style="position:absolute;margin-left:96.85pt;margin-top:15.85pt;width:59.8pt;height:16.15pt;z-index:15731200;mso-wrap-distance-left:0;mso-wrap-distance-right:0;mso-position-horizontal-relative:page" coordsize="7594,2051" o:gfxdata="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">
                   <v:shapetype id="_x0000_t75" coordsize="21600,21600" o:spt="75" o:preferrelative="t" path="m@4@5l@4@11@9@11@9@5xe" filled="f" stroked="f">
                     <v:stroke joinstyle="miter"/>
                     <v:formulas>
@@ -496,7 +496,7 @@
             </mc:Choice>
             <mc:Fallback>
               <w:pict>
-                <v:group w14:anchorId="35BDCBC5" id="Group 8" o:spid="_x0000_s1026" style="position:absolute;margin-left:160.25pt;margin-top:16.05pt;width:21.75pt;height:15.75pt;z-index:15731712;mso-wrap-distance-left:0;mso-wrap-distance-right:0;mso-position-horizontal-relative:page" coordsize="276225,200025" o:gfxdata="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">
+                <v:group w14:anchorId="55407801" id="Group 8" o:spid="_x0000_s1026" style="position:absolute;margin-left:160.25pt;margin-top:16.05pt;width:21.75pt;height:15.75pt;z-index:15731712;mso-wrap-distance-left:0;mso-wrap-distance-right:0;mso-position-horizontal-relative:page" coordsize="276225,200025" o:gfxdata="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">
                   <v:shape id="Graphic 9" o:spid="_x0000_s1027" style="position:absolute;left:-3;top:16;width:113030;height:199390;visibility:visible;mso-wrap-style:square;v-text-anchor:top" coordsize="113030,199390" o:gfxdata="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" path="m112661,186690r-97015,l15646,,,,,186690r,12700l112661,199390r,-12700xe" fillcolor="#020303" stroked="f">
                     <v:path arrowok="t"/>
                   </v:shape>
@@ -1606,7 +1606,7 @@
           </mc:Choice>
           <mc:Fallback>
             <w:pict>
-              <v:shape w14:anchorId="0C3E0F48" id="Graphic 12" o:spid="_x0000_s1026" style="position:absolute;margin-left:175.05pt;margin-top:15.9pt;width:245.2pt;height:1.4pt;z-index:-15728640;visibility:visible;mso-wrap-style:square;mso-wrap-distance-left:0;mso-wrap-distance-top:0;mso-wrap-distance-right:0;mso-wrap-distance-bottom:0;mso-position-horizontal:absolute;mso-position-horizontal-relative:page;mso-position-vertical:absolute;mso-position-vertical-relative:text;v-text-anchor:top" coordsize="3114040,17780" o:gfxdata="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" path="m3114001,l,,,17741r3114001,l3114001,xe" fillcolor="#0084c1" stroked="f">
+              <v:shape w14:anchorId="0DDB013E" id="Graphic 12" o:spid="_x0000_s1026" style="position:absolute;margin-left:175.05pt;margin-top:15.9pt;width:245.2pt;height:1.4pt;z-index:-15728640;visibility:visible;mso-wrap-style:square;mso-wrap-distance-left:0;mso-wrap-distance-top:0;mso-wrap-distance-right:0;mso-wrap-distance-bottom:0;mso-position-horizontal:absolute;mso-position-horizontal-relative:page;mso-position-vertical:absolute;mso-position-vertical-relative:text;v-text-anchor:top" coordsize="3114040,17780" o:gfxdata="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" path="m3114001,l,,,17741r3114001,l3114001,xe" fillcolor="#0084c1" stroked="f">
                 <v:path arrowok="t"/>
                 <w10:wrap type="topAndBottom" anchorx="page"/>
               </v:shape>
@@ -2316,7 +2316,7 @@
             </mc:Choice>
             <mc:Fallback>
               <w:pict>
-                <v:group w14:anchorId="30EB7865" id="Group 13" o:spid="_x0000_s1026" style="position:absolute;margin-left:45.35pt;margin-top:-1.85pt;width:42.75pt;height:42.75pt;z-index:15730176;mso-wrap-distance-left:0;mso-wrap-distance-right:0;mso-position-horizontal-relative:page" coordsize="5429,5429" o:gfxdata="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">
+                <v:group w14:anchorId="1D105A7D" id="Group 13" o:spid="_x0000_s1026" style="position:absolute;margin-left:45.35pt;margin-top:-1.85pt;width:42.75pt;height:42.75pt;z-index:15730176;mso-wrap-distance-left:0;mso-wrap-distance-right:0;mso-position-horizontal-relative:page" coordsize="5429,5429" o:gfxdata="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">
                   <v:shape id="Graphic 14" o:spid="_x0000_s1027" style="position:absolute;left:127;top:127;width:5175;height:5175;visibility:visible;mso-wrap-style:square;v-text-anchor:top" coordsize="517525,517525" o:gfxdata="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" path="m517474,258737r-4169,46506l501285,349015r-19138,40307l456619,425434r-31185,31185l389322,482147r-40307,19138l305243,513305r-46506,4169l212227,513305,168453,501285,128145,482147,92034,456619,60850,425434,35324,389322,16186,349015,4168,305243,,258737,4168,212231,16186,168458,35324,128151,60850,92039,92034,60854,128145,35327,168453,16188,212227,4168,258737,r46506,4168l349015,16188r40307,19139l425434,60854r31185,31185l482147,128151r19138,40307l513305,212231r4169,46506xe" filled="f" strokecolor="#0084c1" strokeweight="2pt">
                     <v:path arrowok="t"/>
                   </v:shape>
@@ -11643,10 +11643,7 @@
       </w:del>
       <w:ins w:id="247" w:author="Anthony Cossio" w:date="2025-05-27T14:29:00Z">
         <w:r>
-          <w:t>31.5</w:t>
-        </w:r>
-        <w:r>
-          <w:t xml:space="preserve"> </w:t>
+          <w:t xml:space="preserve">31.5 </w:t>
         </w:r>
       </w:ins>
       <w:r>
@@ -11856,10 +11853,7 @@
       </w:del>
       <w:ins w:id="257" w:author="Anthony Cossio" w:date="2025-05-27T14:35:00Z">
         <w:r>
-          <w:t>19</w:t>
-        </w:r>
-        <w:r>
-          <w:t xml:space="preserve"> </w:t>
+          <w:t xml:space="preserve">19 </w:t>
         </w:r>
       </w:ins>
       <w:r>
@@ -11885,13 +11879,7 @@
       </w:del>
       <w:ins w:id="261" w:author="Anthony Cossio" w:date="2025-05-27T14:43:00Z">
         <w:r>
-          <w:t>1</w:t>
-        </w:r>
-        <w:r>
-          <w:t>5</w:t>
-        </w:r>
-        <w:r>
-          <w:t xml:space="preserve"> </w:t>
+          <w:t xml:space="preserve">15 </w:t>
         </w:r>
       </w:ins>
       <w:r>
@@ -12828,28 +12816,39 @@
         <w:pStyle w:val="BodyText"/>
         <w:spacing w:before="181" w:line="259" w:lineRule="auto"/>
         <w:ind w:left="100" w:right="153"/>
+        <w:rPr>
+          <w:ins w:id="303" w:author="Anthony Cossio" w:date="2025-05-28T13:30:00Z"/>
+          <w:color w:val="212121"/>
+          <w:rPrChange w:id="304" w:author="Anthony Cossio" w:date="2025-05-28T13:32:00Z">
+            <w:rPr>
+              <w:ins w:id="305" w:author="Anthony Cossio" w:date="2025-05-28T13:30:00Z"/>
+              <w:color w:val="212121"/>
+              <w:vertAlign w:val="superscript"/>
+            </w:rPr>
+          </w:rPrChange>
+        </w:rPr>
       </w:pPr>
-      <w:ins w:id="303" w:author="Anthony Cossio" w:date="2025-05-27T15:38:00Z">
+      <w:ins w:id="306" w:author="Anthony Cossio" w:date="2025-05-27T15:38:00Z">
         <w:r>
           <w:t>Bootstrapped estimates of</w:t>
         </w:r>
       </w:ins>
-      <w:ins w:id="304" w:author="Anthony Cossio" w:date="2025-05-27T15:46:00Z">
+      <w:ins w:id="307" w:author="Anthony Cossio" w:date="2025-05-27T15:46:00Z">
         <w:r>
           <w:t xml:space="preserve"> densities of krill </w:t>
         </w:r>
       </w:ins>
-      <w:ins w:id="305" w:author="Anthony Cossio" w:date="2025-05-27T15:47:00Z">
+      <w:ins w:id="308" w:author="Anthony Cossio" w:date="2025-05-27T15:47:00Z">
         <w:r>
           <w:t xml:space="preserve">for all glider profiles </w:t>
         </w:r>
       </w:ins>
-      <w:ins w:id="306" w:author="Anthony Cossio" w:date="2025-05-27T15:52:00Z">
+      <w:ins w:id="309" w:author="Anthony Cossio" w:date="2025-05-27T15:52:00Z">
         <w:r>
           <w:t>were very similar</w:t>
         </w:r>
       </w:ins>
-      <w:ins w:id="307" w:author="Anthony Cossio" w:date="2025-05-27T15:54:00Z">
+      <w:ins w:id="310" w:author="Anthony Cossio" w:date="2025-05-27T15:54:00Z">
         <w:r>
           <w:t xml:space="preserve"> </w:t>
         </w:r>
@@ -12858,40 +12857,155 @@
         </w:r>
       </w:ins>
       <w:proofErr w:type="gramStart"/>
-      <w:ins w:id="308" w:author="Anthony Cossio" w:date="2025-05-27T15:55:00Z">
+      <w:ins w:id="311" w:author="Anthony Cossio" w:date="2025-05-27T15:55:00Z">
         <w:r>
           <w:t>. . .</w:t>
         </w:r>
       </w:ins>
-      <w:ins w:id="309" w:author="Anthony Cossio" w:date="2025-05-27T15:54:00Z">
+      <w:ins w:id="312" w:author="Anthony Cossio" w:date="2025-05-27T15:54:00Z">
         <w:r>
           <w:t>(</w:t>
         </w:r>
+        <w:commentRangeStart w:id="313"/>
         <w:proofErr w:type="gramEnd"/>
         <w:r>
-          <w:t xml:space="preserve">Table X and </w:t>
+          <w:t xml:space="preserve">Table X </w:t>
         </w:r>
       </w:ins>
-      <w:ins w:id="310" w:author="Anthony Cossio" w:date="2025-05-27T15:55:00Z">
+      <w:commentRangeEnd w:id="313"/>
+      <w:ins w:id="314" w:author="Anthony Cossio" w:date="2025-05-28T13:31:00Z">
+        <w:r>
+          <w:rPr>
+            <w:rStyle w:val="CommentReference"/>
+          </w:rPr>
+          <w:commentReference w:id="313"/>
+        </w:r>
+      </w:ins>
+      <w:ins w:id="315" w:author="Anthony Cossio" w:date="2025-05-27T15:54:00Z">
+        <w:r>
+          <w:t xml:space="preserve">and </w:t>
+        </w:r>
+      </w:ins>
+      <w:ins w:id="316" w:author="Anthony Cossio" w:date="2025-05-27T15:55:00Z">
         <w:r>
           <w:t>Y</w:t>
         </w:r>
       </w:ins>
-      <w:ins w:id="311" w:author="Anthony Cossio" w:date="2025-05-27T15:54:00Z">
+      <w:ins w:id="317" w:author="Anthony Cossio" w:date="2025-05-27T15:54:00Z">
         <w:r>
           <w:t>)</w:t>
         </w:r>
       </w:ins>
-      <w:ins w:id="312" w:author="Anthony Cossio" w:date="2025-05-27T15:57:00Z">
+      <w:ins w:id="318" w:author="Anthony Cossio" w:date="2025-05-27T15:57:00Z">
         <w:r>
           <w:t>.</w:t>
         </w:r>
       </w:ins>
-      <w:ins w:id="313" w:author="Anthony Cossio" w:date="2025-05-27T16:04:00Z">
+      <w:ins w:id="319" w:author="Anthony Cossio" w:date="2025-05-27T16:04:00Z">
         <w:r>
           <w:t xml:space="preserve"> </w:t>
         </w:r>
       </w:ins>
+      <w:ins w:id="320" w:author="Anthony Cossio" w:date="2025-05-28T12:47:00Z">
+        <w:r>
+          <w:t xml:space="preserve"> Estimated densities of </w:t>
+        </w:r>
+      </w:ins>
+      <w:ins w:id="321" w:author="Anthony Cossio" w:date="2025-05-28T12:49:00Z">
+        <w:r>
+          <w:t xml:space="preserve">krill for the full area </w:t>
+        </w:r>
+      </w:ins>
+      <w:ins w:id="322" w:author="Anthony Cossio" w:date="2025-05-28T12:50:00Z">
+        <w:r>
+          <w:t xml:space="preserve">ranged from </w:t>
+        </w:r>
+      </w:ins>
+      <w:ins w:id="323" w:author="Anthony Cossio" w:date="2025-05-28T13:29:00Z">
+        <w:r>
+          <w:t xml:space="preserve">35.67 to 47.17 </w:t>
+        </w:r>
+      </w:ins>
+      <w:ins w:id="324" w:author="Anthony Cossio" w:date="2025-05-28T13:30:00Z">
+        <w:r>
+          <w:rPr>
+            <w:color w:val="212121"/>
+          </w:rPr>
+          <w:t>g m</w:t>
+        </w:r>
+        <w:r>
+          <w:rPr>
+            <w:color w:val="212121"/>
+            <w:vertAlign w:val="superscript"/>
+          </w:rPr>
+          <w:t>-2</w:t>
+        </w:r>
+      </w:ins>
+      <w:ins w:id="325" w:author="Anthony Cossio" w:date="2025-05-28T13:32:00Z">
+        <w:r>
+          <w:rPr>
+            <w:color w:val="212121"/>
+          </w:rPr>
+          <w:t xml:space="preserve">. School densities were </w:t>
+        </w:r>
+      </w:ins>
+      <w:ins w:id="326" w:author="Anthony Cossio" w:date="2025-05-28T13:34:00Z">
+        <w:r>
+          <w:rPr>
+            <w:color w:val="212121"/>
+          </w:rPr>
+          <w:t xml:space="preserve">lower but </w:t>
+        </w:r>
+      </w:ins>
+      <w:ins w:id="327" w:author="Anthony Cossio" w:date="2025-05-28T13:37:00Z">
+        <w:r>
+          <w:rPr>
+            <w:color w:val="212121"/>
+          </w:rPr>
+          <w:t>similar, ranging from 3</w:t>
+        </w:r>
+      </w:ins>
+      <w:ins w:id="328" w:author="Anthony Cossio" w:date="2025-05-28T13:38:00Z">
+        <w:r>
+          <w:rPr>
+            <w:color w:val="212121"/>
+          </w:rPr>
+          <w:t xml:space="preserve">2.81 to 41.28 </w:t>
+        </w:r>
+        <w:r>
+          <w:rPr>
+            <w:color w:val="212121"/>
+          </w:rPr>
+          <w:t>g m</w:t>
+        </w:r>
+        <w:r>
+          <w:rPr>
+            <w:color w:val="212121"/>
+            <w:vertAlign w:val="superscript"/>
+          </w:rPr>
+          <w:t>-2</w:t>
+        </w:r>
+        <w:r>
+          <w:rPr>
+            <w:color w:val="212121"/>
+          </w:rPr>
+          <w:t xml:space="preserve">. </w:t>
+        </w:r>
+      </w:ins>
+    </w:p>
+    <w:p>
+      <w:pPr>
+        <w:pStyle w:val="BodyText"/>
+        <w:spacing w:before="181" w:line="259" w:lineRule="auto"/>
+        <w:ind w:right="153"/>
+        <w:pPrChange w:id="329" w:author="Anthony Cossio" w:date="2025-05-28T13:30:00Z">
+          <w:pPr>
+            <w:pStyle w:val="BodyText"/>
+            <w:spacing w:before="181" w:line="259" w:lineRule="auto"/>
+            <w:ind w:left="100" w:right="153"/>
+          </w:pPr>
+        </w:pPrChange>
+      </w:pPr>
     </w:p>
     <w:p>
       <w:pPr>
@@ -12903,6 +13017,1792 @@
           <w:spacing w:val="-2"/>
         </w:rPr>
         <w:t>Discussion</w:t>
+      </w:r>
+    </w:p>
+    <w:p>
+      <w:pPr>
+        <w:pStyle w:val="BodyText"/>
+        <w:spacing w:before="181" w:line="259" w:lineRule="auto"/>
+        <w:ind w:left="100" w:right="210"/>
+        <w:rPr>
+          <w:ins w:id="330" w:author="Anthony Cossio" w:date="2025-05-28T14:05:00Z"/>
+        </w:rPr>
+      </w:pPr>
+      <w:r>
+        <w:t>We have previously demonstrated that underwater gliders are capable of producing defensible estimates of the biomass of Antarctic krill in Antarctic waters (Reiss et al. 2021). We have also shown</w:t>
+      </w:r>
+      <w:r>
+        <w:rPr>
+          <w:spacing w:val="-3"/>
+        </w:rPr>
+        <w:t xml:space="preserve"> </w:t>
+      </w:r>
+      <w:r>
+        <w:t>using</w:t>
+      </w:r>
+      <w:r>
+        <w:rPr>
+          <w:spacing w:val="-2"/>
+        </w:rPr>
+        <w:t xml:space="preserve"> </w:t>
+      </w:r>
+      <w:r>
+        <w:t>simulation</w:t>
+      </w:r>
+      <w:r>
+        <w:rPr>
+          <w:spacing w:val="-3"/>
+        </w:rPr>
+        <w:t xml:space="preserve"> </w:t>
+      </w:r>
+      <w:r>
+        <w:t>that</w:t>
+      </w:r>
+      <w:r>
+        <w:rPr>
+          <w:spacing w:val="-2"/>
+        </w:rPr>
+        <w:t xml:space="preserve"> </w:t>
+      </w:r>
+      <w:r>
+        <w:t>the</w:t>
+      </w:r>
+      <w:r>
+        <w:rPr>
+          <w:spacing w:val="-2"/>
+        </w:rPr>
+        <w:t xml:space="preserve"> </w:t>
+      </w:r>
+      <w:r>
+        <w:t>sawtooth</w:t>
+      </w:r>
+      <w:r>
+        <w:rPr>
+          <w:spacing w:val="-3"/>
+        </w:rPr>
+        <w:t xml:space="preserve"> </w:t>
+      </w:r>
+      <w:r>
+        <w:t>pattern</w:t>
+      </w:r>
+      <w:r>
+        <w:rPr>
+          <w:spacing w:val="-3"/>
+        </w:rPr>
+        <w:t xml:space="preserve"> </w:t>
+      </w:r>
+      <w:r>
+        <w:t>of</w:t>
+      </w:r>
+      <w:r>
+        <w:rPr>
+          <w:spacing w:val="-3"/>
+        </w:rPr>
+        <w:t xml:space="preserve"> </w:t>
+      </w:r>
+      <w:r>
+        <w:t>glider</w:t>
+      </w:r>
+      <w:r>
+        <w:rPr>
+          <w:spacing w:val="-3"/>
+        </w:rPr>
+        <w:t xml:space="preserve"> </w:t>
+      </w:r>
+      <w:r>
+        <w:t>movement</w:t>
+      </w:r>
+      <w:r>
+        <w:rPr>
+          <w:spacing w:val="-2"/>
+        </w:rPr>
+        <w:t xml:space="preserve"> </w:t>
+      </w:r>
+      <w:r>
+        <w:t>through</w:t>
+      </w:r>
+      <w:r>
+        <w:rPr>
+          <w:spacing w:val="-3"/>
+        </w:rPr>
+        <w:t xml:space="preserve"> </w:t>
+      </w:r>
+      <w:r>
+        <w:t>the</w:t>
+      </w:r>
+      <w:r>
+        <w:rPr>
+          <w:spacing w:val="-2"/>
+        </w:rPr>
+        <w:t xml:space="preserve"> </w:t>
+      </w:r>
+      <w:r>
+        <w:t>water</w:t>
+      </w:r>
+      <w:r>
+        <w:rPr>
+          <w:spacing w:val="-3"/>
+        </w:rPr>
+        <w:t xml:space="preserve"> </w:t>
+      </w:r>
+      <w:r>
+        <w:t>column</w:t>
+      </w:r>
+      <w:r>
+        <w:rPr>
+          <w:spacing w:val="-3"/>
+        </w:rPr>
+        <w:t xml:space="preserve"> </w:t>
+      </w:r>
+      <w:r>
+        <w:t>is robust, and provides similar estimates to ships (</w:t>
+      </w:r>
+      <w:proofErr w:type="spellStart"/>
+      <w:r>
+        <w:t>Kinzey</w:t>
+      </w:r>
+      <w:proofErr w:type="spellEnd"/>
+      <w:r>
+        <w:t xml:space="preserve"> et al. 2022). Here we have shown that the statistical distribution properties between two gliders flying the same survey pattern is also robust. Finally, we have</w:t>
+      </w:r>
+      <w:r>
+        <w:rPr>
+          <w:spacing w:val="-1"/>
+        </w:rPr>
+        <w:t xml:space="preserve"> </w:t>
+      </w:r>
+      <w:r>
+        <w:t>also demonstrated the use of a new compact single beam wide-band echosounder (Nortek</w:t>
+      </w:r>
+      <w:r>
+        <w:rPr>
+          <w:spacing w:val="-1"/>
+        </w:rPr>
+        <w:t xml:space="preserve"> </w:t>
+      </w:r>
+      <w:r>
+        <w:t>Signature 100</w:t>
+      </w:r>
+      <w:r>
+        <w:rPr>
+          <w:spacing w:val="-1"/>
+        </w:rPr>
+        <w:t xml:space="preserve"> </w:t>
+      </w:r>
+      <w:r>
+        <w:t>compact</w:t>
+      </w:r>
+      <w:r>
+        <w:rPr>
+          <w:spacing w:val="-1"/>
+        </w:rPr>
+        <w:t xml:space="preserve"> </w:t>
+      </w:r>
+      <w:r>
+        <w:t>echosounder)</w:t>
+      </w:r>
+      <w:r>
+        <w:rPr>
+          <w:spacing w:val="-2"/>
+        </w:rPr>
+        <w:t xml:space="preserve"> </w:t>
+      </w:r>
+      <w:r>
+        <w:t>derived</w:t>
+      </w:r>
+      <w:r>
+        <w:rPr>
+          <w:spacing w:val="-1"/>
+        </w:rPr>
+        <w:t xml:space="preserve"> </w:t>
+      </w:r>
+      <w:r>
+        <w:t>from</w:t>
+      </w:r>
+      <w:r>
+        <w:rPr>
+          <w:spacing w:val="-1"/>
+        </w:rPr>
+        <w:t xml:space="preserve"> </w:t>
+      </w:r>
+      <w:r>
+        <w:t>a</w:t>
+      </w:r>
+      <w:r>
+        <w:rPr>
+          <w:spacing w:val="-1"/>
+        </w:rPr>
+        <w:t xml:space="preserve"> </w:t>
+      </w:r>
+      <w:r>
+        <w:t>similar</w:t>
+      </w:r>
+      <w:r>
+        <w:rPr>
+          <w:spacing w:val="-2"/>
+        </w:rPr>
+        <w:t xml:space="preserve"> </w:t>
+      </w:r>
+      <w:r>
+        <w:t>instrument</w:t>
+      </w:r>
+      <w:r>
+        <w:rPr>
+          <w:spacing w:val="-1"/>
+        </w:rPr>
+        <w:t xml:space="preserve"> </w:t>
+      </w:r>
+      <w:r>
+        <w:t>used</w:t>
+      </w:r>
+      <w:r>
+        <w:rPr>
+          <w:spacing w:val="-1"/>
+        </w:rPr>
+        <w:t xml:space="preserve"> </w:t>
+      </w:r>
+      <w:r>
+        <w:t>on</w:t>
+      </w:r>
+      <w:r>
+        <w:rPr>
+          <w:spacing w:val="-1"/>
+        </w:rPr>
+        <w:t xml:space="preserve"> </w:t>
+      </w:r>
+      <w:r>
+        <w:t>moorings by the U.S. AMLR Program (Cutter et al. 2022).</w:t>
+      </w:r>
+    </w:p>
+    <w:p>
+      <w:pPr>
+        <w:pStyle w:val="BodyText"/>
+        <w:spacing w:before="159" w:line="259" w:lineRule="auto"/>
+        <w:ind w:left="100"/>
+        <w:rPr>
+          <w:moveTo w:id="331" w:author="Anthony Cossio" w:date="2025-05-28T14:09:00Z"/>
+        </w:rPr>
+      </w:pPr>
+      <w:ins w:id="332" w:author="Anthony Cossio" w:date="2025-05-28T14:05:00Z">
+        <w:r>
+          <w:lastRenderedPageBreak/>
+          <w:t>The previous bad calibration</w:t>
+        </w:r>
+      </w:ins>
+      <w:ins w:id="333" w:author="Anthony Cossio" w:date="2025-05-28T14:06:00Z">
+        <w:r>
+          <w:t xml:space="preserve"> (EMM</w:t>
+        </w:r>
+      </w:ins>
+      <w:ins w:id="334" w:author="Anthony Cossio" w:date="2025-05-28T14:10:00Z">
+        <w:r>
+          <w:t>2024_53</w:t>
+        </w:r>
+      </w:ins>
+      <w:ins w:id="335" w:author="Anthony Cossio" w:date="2025-05-28T14:06:00Z">
+        <w:r>
+          <w:t xml:space="preserve">) shows how important a good calibration is for fisheries </w:t>
+        </w:r>
+      </w:ins>
+      <w:ins w:id="336" w:author="Anthony Cossio" w:date="2025-05-28T14:07:00Z">
+        <w:r>
+          <w:t>management.</w:t>
+        </w:r>
+      </w:ins>
+      <w:ins w:id="337" w:author="Anthony Cossio" w:date="2025-05-28T14:11:00Z">
+        <w:r>
+          <w:t xml:space="preserve"> The estimates were more than twice what we report here and more than </w:t>
+        </w:r>
+      </w:ins>
+      <w:ins w:id="338" w:author="Anthony Cossio" w:date="2025-05-28T14:12:00Z">
+        <w:r>
+          <w:t>historic data for the region.</w:t>
+        </w:r>
+      </w:ins>
+      <w:ins w:id="339" w:author="Anthony Cossio" w:date="2025-05-28T14:07:00Z">
+        <w:r>
+          <w:t xml:space="preserve"> </w:t>
+        </w:r>
+      </w:ins>
+      <w:moveToRangeStart w:id="340" w:author="Anthony Cossio" w:date="2025-05-28T14:09:00Z" w:name="move199333796"/>
+      <w:moveTo w:id="341" w:author="Anthony Cossio" w:date="2025-05-28T14:09:00Z">
+        <w:r>
+          <w:t>If</w:t>
+        </w:r>
+        <w:r>
+          <w:rPr>
+            <w:spacing w:val="-2"/>
+          </w:rPr>
+          <w:t xml:space="preserve"> </w:t>
+        </w:r>
+        <w:r>
+          <w:t>acoustics</w:t>
+        </w:r>
+        <w:r>
+          <w:rPr>
+            <w:spacing w:val="-3"/>
+          </w:rPr>
+          <w:t xml:space="preserve"> </w:t>
+        </w:r>
+        <w:r>
+          <w:t>are</w:t>
+        </w:r>
+        <w:r>
+          <w:rPr>
+            <w:spacing w:val="-2"/>
+          </w:rPr>
+          <w:t xml:space="preserve"> </w:t>
+        </w:r>
+        <w:r>
+          <w:t>not</w:t>
+        </w:r>
+        <w:r>
+          <w:rPr>
+            <w:spacing w:val="-2"/>
+          </w:rPr>
+          <w:t xml:space="preserve"> </w:t>
+        </w:r>
+        <w:r>
+          <w:t>calibrated</w:t>
+        </w:r>
+        <w:r>
+          <w:rPr>
+            <w:spacing w:val="-2"/>
+          </w:rPr>
+          <w:t xml:space="preserve"> </w:t>
+        </w:r>
+        <w:r>
+          <w:t>or</w:t>
+        </w:r>
+        <w:r>
+          <w:rPr>
+            <w:spacing w:val="-3"/>
+          </w:rPr>
+          <w:t xml:space="preserve"> </w:t>
+        </w:r>
+        <w:r>
+          <w:t>incorrectly</w:t>
+        </w:r>
+        <w:r>
+          <w:rPr>
+            <w:spacing w:val="-2"/>
+          </w:rPr>
+          <w:t xml:space="preserve"> </w:t>
+        </w:r>
+        <w:r>
+          <w:t>calibrated,</w:t>
+        </w:r>
+        <w:r>
+          <w:rPr>
+            <w:spacing w:val="-5"/>
+          </w:rPr>
+          <w:t xml:space="preserve"> </w:t>
+        </w:r>
+        <w:r>
+          <w:t>estimates</w:t>
+        </w:r>
+        <w:r>
+          <w:rPr>
+            <w:spacing w:val="-3"/>
+          </w:rPr>
+          <w:t xml:space="preserve"> </w:t>
+        </w:r>
+        <w:r>
+          <w:t>of</w:t>
+        </w:r>
+        <w:r>
+          <w:rPr>
+            <w:spacing w:val="-2"/>
+          </w:rPr>
+          <w:t xml:space="preserve"> </w:t>
+        </w:r>
+        <w:r>
+          <w:t xml:space="preserve">biomass can be grossly off. </w:t>
+        </w:r>
+        <w:proofErr w:type="spellStart"/>
+        <w:r>
+          <w:t>Tesler</w:t>
+        </w:r>
+        <w:proofErr w:type="spellEnd"/>
+        <w:r>
+          <w:t xml:space="preserve"> (1989) noted that calibration error can account for 12 -26 percent of systemic error thus making it an important factor in acoustic analysis.</w:t>
+        </w:r>
+        <w:r>
+          <w:rPr>
+            <w:spacing w:val="40"/>
+          </w:rPr>
+          <w:t xml:space="preserve"> </w:t>
+        </w:r>
+        <w:r>
+          <w:t>School analysis has been discussed</w:t>
+        </w:r>
+        <w:r>
+          <w:rPr>
+            <w:spacing w:val="-2"/>
+          </w:rPr>
+          <w:t xml:space="preserve"> </w:t>
+        </w:r>
+        <w:r>
+          <w:t>in</w:t>
+        </w:r>
+        <w:r>
+          <w:rPr>
+            <w:spacing w:val="-2"/>
+          </w:rPr>
+          <w:t xml:space="preserve"> </w:t>
+        </w:r>
+        <w:r>
+          <w:t>during</w:t>
+        </w:r>
+        <w:r>
+          <w:rPr>
+            <w:spacing w:val="-3"/>
+          </w:rPr>
+          <w:t xml:space="preserve"> </w:t>
+        </w:r>
+        <w:r>
+          <w:t>WG-ASAM</w:t>
+        </w:r>
+        <w:r>
+          <w:rPr>
+            <w:spacing w:val="-2"/>
+          </w:rPr>
+          <w:t xml:space="preserve"> </w:t>
+        </w:r>
+        <w:r>
+          <w:t>meetings</w:t>
+        </w:r>
+        <w:r>
+          <w:rPr>
+            <w:spacing w:val="-3"/>
+          </w:rPr>
+          <w:t xml:space="preserve"> </w:t>
+        </w:r>
+        <w:r>
+          <w:t>(WG-ASAM24)</w:t>
+        </w:r>
+        <w:r>
+          <w:rPr>
+            <w:spacing w:val="-2"/>
+          </w:rPr>
+          <w:t xml:space="preserve"> </w:t>
+        </w:r>
+        <w:r>
+          <w:t>as</w:t>
+        </w:r>
+        <w:r>
+          <w:rPr>
+            <w:spacing w:val="-3"/>
+          </w:rPr>
+          <w:t xml:space="preserve"> </w:t>
+        </w:r>
+        <w:r>
+          <w:t>a</w:t>
+        </w:r>
+        <w:r>
+          <w:rPr>
+            <w:spacing w:val="-2"/>
+          </w:rPr>
+          <w:t xml:space="preserve"> </w:t>
+        </w:r>
+        <w:r>
+          <w:t>possible</w:t>
+        </w:r>
+        <w:r>
+          <w:rPr>
+            <w:spacing w:val="-1"/>
+          </w:rPr>
+          <w:t xml:space="preserve"> </w:t>
+        </w:r>
+        <w:r>
+          <w:t>way</w:t>
+        </w:r>
+        <w:r>
+          <w:rPr>
+            <w:spacing w:val="-2"/>
+          </w:rPr>
+          <w:t xml:space="preserve"> </w:t>
+        </w:r>
+        <w:r>
+          <w:t>for</w:t>
+        </w:r>
+        <w:r>
+          <w:rPr>
+            <w:spacing w:val="-3"/>
+          </w:rPr>
+          <w:t xml:space="preserve"> </w:t>
+        </w:r>
+        <w:r>
+          <w:t>scientific</w:t>
+        </w:r>
+        <w:r>
+          <w:rPr>
+            <w:spacing w:val="-2"/>
+          </w:rPr>
+          <w:t xml:space="preserve"> </w:t>
+        </w:r>
+        <w:r>
+          <w:t>and</w:t>
+        </w:r>
+        <w:r>
+          <w:rPr>
+            <w:spacing w:val="-2"/>
+          </w:rPr>
+          <w:t xml:space="preserve"> </w:t>
+        </w:r>
+        <w:r>
+          <w:t>fishing vessels to identify krill, but CCAMLR must ensure that only calibrated echosounders are used in biomass estimation.</w:t>
+        </w:r>
+      </w:moveTo>
+    </w:p>
+    <w:moveToRangeEnd w:id="340"/>
+    <w:p>
+      <w:pPr>
+        <w:pStyle w:val="BodyText"/>
+        <w:spacing w:before="181" w:line="259" w:lineRule="auto"/>
+        <w:ind w:left="100" w:right="210"/>
+      </w:pPr>
+      <w:ins w:id="342" w:author="Anthony Cossio" w:date="2025-05-28T14:05:00Z">
+        <w:r>
+          <w:t xml:space="preserve"> </w:t>
+        </w:r>
+      </w:ins>
+    </w:p>
+    <w:p>
+      <w:pPr>
+        <w:pStyle w:val="BodyText"/>
+        <w:spacing w:before="159" w:line="259" w:lineRule="auto"/>
+        <w:ind w:left="100" w:right="153"/>
+        <w:rPr>
+          <w:del w:id="343" w:author="Anthony Cossio" w:date="2025-05-28T12:59:00Z"/>
+        </w:rPr>
+      </w:pPr>
+      <w:del w:id="344" w:author="Anthony Cossio" w:date="2025-05-28T12:59:00Z">
+        <w:r>
+          <w:delText>There is a difference between biomass estimates between the two gliders that is probably due to calibration</w:delText>
+        </w:r>
+        <w:r>
+          <w:rPr>
+            <w:spacing w:val="-3"/>
+          </w:rPr>
+          <w:delText xml:space="preserve"> </w:delText>
+        </w:r>
+        <w:r>
+          <w:delText>error.</w:delText>
+        </w:r>
+        <w:r>
+          <w:rPr>
+            <w:spacing w:val="-2"/>
+          </w:rPr>
+          <w:delText xml:space="preserve"> </w:delText>
+        </w:r>
+        <w:r>
+          <w:delText>This</w:delText>
+        </w:r>
+        <w:r>
+          <w:rPr>
+            <w:spacing w:val="-3"/>
+          </w:rPr>
+          <w:delText xml:space="preserve"> </w:delText>
+        </w:r>
+        <w:r>
+          <w:delText>is</w:delText>
+        </w:r>
+        <w:r>
+          <w:rPr>
+            <w:spacing w:val="-3"/>
+          </w:rPr>
+          <w:delText xml:space="preserve"> </w:delText>
+        </w:r>
+        <w:r>
+          <w:delText>evidenced</w:delText>
+        </w:r>
+        <w:r>
+          <w:rPr>
+            <w:spacing w:val="-2"/>
+          </w:rPr>
+          <w:delText xml:space="preserve"> </w:delText>
+        </w:r>
+        <w:r>
+          <w:delText>in</w:delText>
+        </w:r>
+        <w:r>
+          <w:rPr>
+            <w:spacing w:val="-3"/>
+          </w:rPr>
+          <w:delText xml:space="preserve"> </w:delText>
+        </w:r>
+        <w:r>
+          <w:delText>the</w:delText>
+        </w:r>
+        <w:r>
+          <w:rPr>
+            <w:spacing w:val="-1"/>
+          </w:rPr>
+          <w:delText xml:space="preserve"> </w:delText>
+        </w:r>
+        <w:r>
+          <w:delText>fact</w:delText>
+        </w:r>
+        <w:r>
+          <w:rPr>
+            <w:spacing w:val="-2"/>
+          </w:rPr>
+          <w:delText xml:space="preserve"> </w:delText>
+        </w:r>
+        <w:r>
+          <w:delText>that</w:delText>
+        </w:r>
+        <w:r>
+          <w:rPr>
+            <w:spacing w:val="-5"/>
+          </w:rPr>
+          <w:delText xml:space="preserve"> </w:delText>
+        </w:r>
+        <w:r>
+          <w:delText>AMLR03</w:delText>
+        </w:r>
+        <w:r>
+          <w:rPr>
+            <w:spacing w:val="-2"/>
+          </w:rPr>
+          <w:delText xml:space="preserve"> </w:delText>
+        </w:r>
+        <w:r>
+          <w:delText>detected</w:delText>
+        </w:r>
+        <w:r>
+          <w:rPr>
+            <w:spacing w:val="-2"/>
+          </w:rPr>
+          <w:delText xml:space="preserve"> </w:delText>
+        </w:r>
+        <w:r>
+          <w:delText>more</w:delText>
+        </w:r>
+        <w:r>
+          <w:rPr>
+            <w:spacing w:val="-2"/>
+          </w:rPr>
+          <w:delText xml:space="preserve"> </w:delText>
+        </w:r>
+        <w:r>
+          <w:delText>schools</w:delText>
+        </w:r>
+        <w:r>
+          <w:rPr>
+            <w:spacing w:val="-2"/>
+          </w:rPr>
+          <w:delText xml:space="preserve"> </w:delText>
+        </w:r>
+        <w:r>
+          <w:delText>but</w:delText>
+        </w:r>
+        <w:r>
+          <w:rPr>
+            <w:spacing w:val="-2"/>
+          </w:rPr>
+          <w:delText xml:space="preserve"> </w:delText>
+        </w:r>
+        <w:r>
+          <w:delText>the</w:delText>
+        </w:r>
+        <w:r>
+          <w:rPr>
+            <w:spacing w:val="-2"/>
+          </w:rPr>
+          <w:delText xml:space="preserve"> </w:delText>
+        </w:r>
+        <w:r>
+          <w:delText>location of schools</w:delText>
+        </w:r>
+        <w:r>
+          <w:rPr>
+            <w:spacing w:val="-1"/>
+          </w:rPr>
+          <w:delText xml:space="preserve"> </w:delText>
+        </w:r>
+        <w:r>
+          <w:delText>from both gliders</w:delText>
+        </w:r>
+        <w:r>
+          <w:rPr>
+            <w:spacing w:val="-1"/>
+          </w:rPr>
+          <w:delText xml:space="preserve"> </w:delText>
+        </w:r>
+        <w:r>
+          <w:delText>is roughly the same, even though there was</w:delText>
+        </w:r>
+        <w:r>
+          <w:rPr>
+            <w:spacing w:val="-1"/>
+          </w:rPr>
+          <w:delText xml:space="preserve"> </w:delText>
+        </w:r>
+        <w:r>
+          <w:delText>sometimes a day or longer between sampling the same water by the two gliders.</w:delText>
+        </w:r>
+        <w:r>
+          <w:rPr>
+            <w:spacing w:val="-1"/>
+          </w:rPr>
+          <w:delText xml:space="preserve"> </w:delText>
+        </w:r>
+        <w:r>
+          <w:delText>An empirical cumulative distribution between the two gliders shows the same distribution with an offset (Figure 5), pointing towards a bad</w:delText>
+        </w:r>
+      </w:del>
+    </w:p>
+    <w:p>
+      <w:pPr>
+        <w:pStyle w:val="BodyText"/>
+        <w:spacing w:before="159" w:line="259" w:lineRule="auto"/>
+        <w:ind w:left="100" w:right="153"/>
+        <w:rPr>
+          <w:del w:id="345" w:author="Anthony Cossio" w:date="2025-05-28T12:59:00Z"/>
+        </w:rPr>
+        <w:sectPr>
+          <w:pgSz w:w="12240" w:h="15840"/>
+          <w:pgMar w:top="1360" w:right="1320" w:bottom="280" w:left="1340" w:header="720" w:footer="720" w:gutter="0"/>
+          <w:cols w:space="720"/>
+        </w:sectPr>
+        <w:pPrChange w:id="346" w:author="Anthony Cossio" w:date="2025-05-28T12:59:00Z">
+          <w:pPr>
+            <w:spacing w:line="259" w:lineRule="auto"/>
+          </w:pPr>
+        </w:pPrChange>
+      </w:pPr>
+    </w:p>
+    <w:p>
+      <w:pPr>
+        <w:pStyle w:val="BodyText"/>
+        <w:spacing w:before="159" w:line="259" w:lineRule="auto"/>
+        <w:ind w:left="100" w:right="153"/>
+        <w:pPrChange w:id="347" w:author="Anthony Cossio" w:date="2025-05-28T12:59:00Z">
+          <w:pPr>
+            <w:pStyle w:val="BodyText"/>
+            <w:spacing w:before="80" w:line="259" w:lineRule="auto"/>
+            <w:ind w:left="100" w:right="228"/>
+          </w:pPr>
+        </w:pPrChange>
+      </w:pPr>
+      <w:del w:id="348" w:author="Anthony Cossio" w:date="2025-05-28T12:59:00Z">
+        <w:r>
+          <w:lastRenderedPageBreak/>
+          <w:delText>calibration.</w:delText>
+        </w:r>
+        <w:r>
+          <w:rPr>
+            <w:spacing w:val="-1"/>
+          </w:rPr>
+          <w:delText xml:space="preserve"> </w:delText>
+        </w:r>
+        <w:r>
+          <w:delText>When we</w:delText>
+        </w:r>
+        <w:r>
+          <w:rPr>
+            <w:spacing w:val="-3"/>
+          </w:rPr>
+          <w:delText xml:space="preserve"> </w:delText>
+        </w:r>
+        <w:r>
+          <w:delText>applied</w:delText>
+        </w:r>
+        <w:r>
+          <w:rPr>
+            <w:spacing w:val="-1"/>
+          </w:rPr>
+          <w:delText xml:space="preserve"> </w:delText>
+        </w:r>
+        <w:r>
+          <w:delText>the calibration</w:delText>
+        </w:r>
+        <w:r>
+          <w:rPr>
+            <w:spacing w:val="-1"/>
+          </w:rPr>
+          <w:delText xml:space="preserve"> </w:delText>
+        </w:r>
+        <w:r>
+          <w:delText>from</w:delText>
+        </w:r>
+        <w:r>
+          <w:rPr>
+            <w:spacing w:val="-1"/>
+          </w:rPr>
+          <w:delText xml:space="preserve"> </w:delText>
+        </w:r>
+        <w:r>
+          <w:delText>AMLR03</w:delText>
+        </w:r>
+        <w:r>
+          <w:rPr>
+            <w:spacing w:val="-1"/>
+          </w:rPr>
+          <w:delText xml:space="preserve"> </w:delText>
+        </w:r>
+        <w:r>
+          <w:delText>to</w:delText>
+        </w:r>
+        <w:r>
+          <w:rPr>
+            <w:spacing w:val="-2"/>
+          </w:rPr>
+          <w:delText xml:space="preserve"> </w:delText>
+        </w:r>
+        <w:r>
+          <w:delText>AMLR04,</w:delText>
+        </w:r>
+        <w:r>
+          <w:rPr>
+            <w:spacing w:val="-1"/>
+          </w:rPr>
+          <w:delText xml:space="preserve"> </w:delText>
+        </w:r>
+        <w:r>
+          <w:delText>essentially changing</w:delText>
+        </w:r>
+        <w:r>
+          <w:rPr>
+            <w:spacing w:val="-1"/>
+          </w:rPr>
+          <w:delText xml:space="preserve"> </w:delText>
+        </w:r>
+        <w:r>
+          <w:delText>the sensitivity of AMLR04, the biomass density estimates between the gliders decreased, and the number</w:delText>
+        </w:r>
+        <w:r>
+          <w:rPr>
+            <w:spacing w:val="-4"/>
+          </w:rPr>
+          <w:delText xml:space="preserve"> </w:delText>
+        </w:r>
+        <w:r>
+          <w:delText>of</w:delText>
+        </w:r>
+        <w:r>
+          <w:rPr>
+            <w:spacing w:val="-4"/>
+          </w:rPr>
+          <w:delText xml:space="preserve"> </w:delText>
+        </w:r>
+        <w:r>
+          <w:delText>schools</w:delText>
+        </w:r>
+        <w:r>
+          <w:rPr>
+            <w:spacing w:val="-4"/>
+          </w:rPr>
+          <w:delText xml:space="preserve"> </w:delText>
+        </w:r>
+        <w:r>
+          <w:delText>detected</w:delText>
+        </w:r>
+        <w:r>
+          <w:rPr>
+            <w:spacing w:val="-3"/>
+          </w:rPr>
+          <w:delText xml:space="preserve"> </w:delText>
+        </w:r>
+        <w:r>
+          <w:delText>by</w:delText>
+        </w:r>
+        <w:r>
+          <w:rPr>
+            <w:spacing w:val="-3"/>
+          </w:rPr>
+          <w:delText xml:space="preserve"> </w:delText>
+        </w:r>
+        <w:r>
+          <w:delText>AMLR04</w:delText>
+        </w:r>
+        <w:r>
+          <w:rPr>
+            <w:spacing w:val="-3"/>
+          </w:rPr>
+          <w:delText xml:space="preserve"> </w:delText>
+        </w:r>
+        <w:r>
+          <w:delText>increased.</w:delText>
+        </w:r>
+        <w:r>
+          <w:rPr>
+            <w:spacing w:val="-3"/>
+          </w:rPr>
+          <w:delText xml:space="preserve"> </w:delText>
+        </w:r>
+        <w:r>
+          <w:delText>A</w:delText>
+        </w:r>
+        <w:r>
+          <w:rPr>
+            <w:spacing w:val="-3"/>
+          </w:rPr>
+          <w:delText xml:space="preserve"> </w:delText>
+        </w:r>
+        <w:r>
+          <w:delText>second</w:delText>
+        </w:r>
+        <w:r>
+          <w:rPr>
+            <w:spacing w:val="-3"/>
+          </w:rPr>
+          <w:delText xml:space="preserve"> </w:delText>
+        </w:r>
+        <w:r>
+          <w:delText>calibration</w:delText>
+        </w:r>
+        <w:r>
+          <w:rPr>
+            <w:spacing w:val="-5"/>
+          </w:rPr>
+          <w:delText xml:space="preserve"> </w:delText>
+        </w:r>
+        <w:r>
+          <w:delText>will</w:delText>
+        </w:r>
+        <w:r>
+          <w:rPr>
+            <w:spacing w:val="-4"/>
+          </w:rPr>
+          <w:delText xml:space="preserve"> </w:delText>
+        </w:r>
+        <w:r>
+          <w:delText>be</w:delText>
+        </w:r>
+        <w:r>
+          <w:rPr>
+            <w:spacing w:val="-3"/>
+          </w:rPr>
+          <w:delText xml:space="preserve"> </w:delText>
+        </w:r>
+        <w:r>
+          <w:delText>performed</w:delText>
+        </w:r>
+        <w:r>
+          <w:rPr>
+            <w:spacing w:val="-3"/>
+          </w:rPr>
+          <w:delText xml:space="preserve"> </w:delText>
+        </w:r>
+        <w:r>
+          <w:delText>in</w:delText>
+        </w:r>
+        <w:r>
+          <w:rPr>
+            <w:spacing w:val="-4"/>
+          </w:rPr>
+          <w:delText xml:space="preserve"> </w:delText>
+        </w:r>
+        <w:r>
+          <w:delText>the near future. Further, we will need to build a much more rigorous calibration procedure to ensure that our calibration techniques minimize error.</w:delText>
+        </w:r>
+      </w:del>
+    </w:p>
+    <w:p>
+      <w:pPr>
+        <w:pStyle w:val="BodyText"/>
+        <w:spacing w:before="159" w:line="259" w:lineRule="auto"/>
+        <w:ind w:left="100"/>
+      </w:pPr>
+      <w:del w:id="349" w:author="Anthony Cossio" w:date="2025-05-28T14:05:00Z">
+        <w:r>
+          <w:delText>The difference in school count, associated with the poor calibration and lower sensitivity, has important</w:delText>
+        </w:r>
+        <w:r>
+          <w:rPr>
+            <w:spacing w:val="-3"/>
+          </w:rPr>
+          <w:delText xml:space="preserve"> </w:delText>
+        </w:r>
+        <w:r>
+          <w:delText>ramifications</w:delText>
+        </w:r>
+        <w:r>
+          <w:rPr>
+            <w:spacing w:val="-4"/>
+          </w:rPr>
+          <w:delText xml:space="preserve"> </w:delText>
+        </w:r>
+        <w:r>
+          <w:delText>if</w:delText>
+        </w:r>
+        <w:r>
+          <w:rPr>
+            <w:spacing w:val="-2"/>
+          </w:rPr>
+          <w:delText xml:space="preserve"> </w:delText>
+        </w:r>
+        <w:r>
+          <w:delText>school</w:delText>
+        </w:r>
+        <w:r>
+          <w:rPr>
+            <w:spacing w:val="-3"/>
+          </w:rPr>
+          <w:delText xml:space="preserve"> </w:delText>
+        </w:r>
+        <w:r>
+          <w:delText>parameters</w:delText>
+        </w:r>
+        <w:r>
+          <w:rPr>
+            <w:spacing w:val="-4"/>
+          </w:rPr>
+          <w:delText xml:space="preserve"> </w:delText>
+        </w:r>
+        <w:r>
+          <w:delText>(rather</w:delText>
+        </w:r>
+        <w:r>
+          <w:rPr>
+            <w:spacing w:val="-4"/>
+          </w:rPr>
+          <w:delText xml:space="preserve"> </w:delText>
+        </w:r>
+        <w:r>
+          <w:delText>than</w:delText>
+        </w:r>
+        <w:r>
+          <w:rPr>
+            <w:spacing w:val="-4"/>
+          </w:rPr>
+          <w:delText xml:space="preserve"> </w:delText>
+        </w:r>
+        <w:r>
+          <w:delText>dB</w:delText>
+        </w:r>
+        <w:r>
+          <w:rPr>
+            <w:spacing w:val="-4"/>
+          </w:rPr>
+          <w:delText xml:space="preserve"> </w:delText>
+        </w:r>
+        <w:r>
+          <w:delText>differencing)</w:delText>
+        </w:r>
+        <w:r>
+          <w:rPr>
+            <w:spacing w:val="-2"/>
+          </w:rPr>
+          <w:delText xml:space="preserve"> </w:delText>
+        </w:r>
+        <w:r>
+          <w:delText>are</w:delText>
+        </w:r>
+        <w:r>
+          <w:rPr>
+            <w:spacing w:val="-3"/>
+          </w:rPr>
+          <w:delText xml:space="preserve"> </w:delText>
+        </w:r>
+        <w:r>
+          <w:delText>the</w:delText>
+        </w:r>
+        <w:r>
+          <w:rPr>
+            <w:spacing w:val="-3"/>
+          </w:rPr>
+          <w:delText xml:space="preserve"> </w:delText>
+        </w:r>
+        <w:r>
+          <w:delText>primary</w:delText>
+        </w:r>
+        <w:r>
+          <w:rPr>
+            <w:spacing w:val="-3"/>
+          </w:rPr>
+          <w:delText xml:space="preserve"> </w:delText>
+        </w:r>
+        <w:r>
+          <w:delText>means</w:delText>
+        </w:r>
+        <w:r>
+          <w:rPr>
+            <w:spacing w:val="-4"/>
+          </w:rPr>
+          <w:delText xml:space="preserve"> </w:delText>
+        </w:r>
+        <w:r>
+          <w:delText>for identifying</w:delText>
+        </w:r>
+        <w:r>
+          <w:rPr>
+            <w:spacing w:val="-2"/>
+          </w:rPr>
+          <w:delText xml:space="preserve"> </w:delText>
+        </w:r>
+        <w:r>
+          <w:delText>krill</w:delText>
+        </w:r>
+        <w:r>
+          <w:rPr>
+            <w:spacing w:val="-2"/>
+          </w:rPr>
+          <w:delText xml:space="preserve"> </w:delText>
+        </w:r>
+        <w:r>
+          <w:delText>swarms.</w:delText>
+        </w:r>
+        <w:r>
+          <w:rPr>
+            <w:spacing w:val="-2"/>
+          </w:rPr>
+          <w:delText xml:space="preserve"> </w:delText>
+        </w:r>
+      </w:del>
+      <w:moveFromRangeStart w:id="350" w:author="Anthony Cossio" w:date="2025-05-28T14:09:00Z" w:name="move199333796"/>
+      <w:moveFrom w:id="351" w:author="Anthony Cossio" w:date="2025-05-28T14:09:00Z">
+        <w:r>
+          <w:t>If</w:t>
+        </w:r>
+        <w:r>
+          <w:rPr>
+            <w:spacing w:val="-2"/>
+          </w:rPr>
+          <w:t xml:space="preserve"> </w:t>
+        </w:r>
+        <w:r>
+          <w:t>acoustics</w:t>
+        </w:r>
+        <w:r>
+          <w:rPr>
+            <w:spacing w:val="-3"/>
+          </w:rPr>
+          <w:t xml:space="preserve"> </w:t>
+        </w:r>
+        <w:r>
+          <w:t>are</w:t>
+        </w:r>
+        <w:r>
+          <w:rPr>
+            <w:spacing w:val="-2"/>
+          </w:rPr>
+          <w:t xml:space="preserve"> </w:t>
+        </w:r>
+        <w:r>
+          <w:t>not</w:t>
+        </w:r>
+        <w:r>
+          <w:rPr>
+            <w:spacing w:val="-2"/>
+          </w:rPr>
+          <w:t xml:space="preserve"> </w:t>
+        </w:r>
+        <w:r>
+          <w:t>calibrated</w:t>
+        </w:r>
+        <w:r>
+          <w:rPr>
+            <w:spacing w:val="-2"/>
+          </w:rPr>
+          <w:t xml:space="preserve"> </w:t>
+        </w:r>
+        <w:r>
+          <w:t>or</w:t>
+        </w:r>
+        <w:r>
+          <w:rPr>
+            <w:spacing w:val="-3"/>
+          </w:rPr>
+          <w:t xml:space="preserve"> </w:t>
+        </w:r>
+        <w:r>
+          <w:t>incorrectly</w:t>
+        </w:r>
+        <w:r>
+          <w:rPr>
+            <w:spacing w:val="-2"/>
+          </w:rPr>
+          <w:t xml:space="preserve"> </w:t>
+        </w:r>
+        <w:r>
+          <w:t>calibrated,</w:t>
+        </w:r>
+        <w:r>
+          <w:rPr>
+            <w:spacing w:val="-5"/>
+          </w:rPr>
+          <w:t xml:space="preserve"> </w:t>
+        </w:r>
+        <w:r>
+          <w:t>estimates</w:t>
+        </w:r>
+        <w:r>
+          <w:rPr>
+            <w:spacing w:val="-3"/>
+          </w:rPr>
+          <w:t xml:space="preserve"> </w:t>
+        </w:r>
+        <w:r>
+          <w:t>of</w:t>
+        </w:r>
+        <w:r>
+          <w:rPr>
+            <w:spacing w:val="-2"/>
+          </w:rPr>
+          <w:t xml:space="preserve"> </w:t>
+        </w:r>
+        <w:r>
+          <w:t>biomass can be grossly off. Tesler (1989) noted that calibration error can account for 12 -26 percent of systemic error thus making it an important factor in acoustic analysis.</w:t>
+        </w:r>
+        <w:r>
+          <w:rPr>
+            <w:spacing w:val="40"/>
+          </w:rPr>
+          <w:t xml:space="preserve"> </w:t>
+        </w:r>
+        <w:r>
+          <w:t>School analysis has been discussed</w:t>
+        </w:r>
+        <w:r>
+          <w:rPr>
+            <w:spacing w:val="-2"/>
+          </w:rPr>
+          <w:t xml:space="preserve"> </w:t>
+        </w:r>
+        <w:r>
+          <w:t>in</w:t>
+        </w:r>
+        <w:r>
+          <w:rPr>
+            <w:spacing w:val="-2"/>
+          </w:rPr>
+          <w:t xml:space="preserve"> </w:t>
+        </w:r>
+        <w:r>
+          <w:t>during</w:t>
+        </w:r>
+        <w:r>
+          <w:rPr>
+            <w:spacing w:val="-3"/>
+          </w:rPr>
+          <w:t xml:space="preserve"> </w:t>
+        </w:r>
+        <w:r>
+          <w:t>WG-ASAM</w:t>
+        </w:r>
+        <w:r>
+          <w:rPr>
+            <w:spacing w:val="-2"/>
+          </w:rPr>
+          <w:t xml:space="preserve"> </w:t>
+        </w:r>
+        <w:r>
+          <w:t>meetings</w:t>
+        </w:r>
+        <w:r>
+          <w:rPr>
+            <w:spacing w:val="-3"/>
+          </w:rPr>
+          <w:t xml:space="preserve"> </w:t>
+        </w:r>
+        <w:r>
+          <w:t>(WG-ASAM24)</w:t>
+        </w:r>
+        <w:r>
+          <w:rPr>
+            <w:spacing w:val="-2"/>
+          </w:rPr>
+          <w:t xml:space="preserve"> </w:t>
+        </w:r>
+        <w:r>
+          <w:t>as</w:t>
+        </w:r>
+        <w:r>
+          <w:rPr>
+            <w:spacing w:val="-3"/>
+          </w:rPr>
+          <w:t xml:space="preserve"> </w:t>
+        </w:r>
+        <w:r>
+          <w:t>a</w:t>
+        </w:r>
+        <w:r>
+          <w:rPr>
+            <w:spacing w:val="-2"/>
+          </w:rPr>
+          <w:t xml:space="preserve"> </w:t>
+        </w:r>
+        <w:r>
+          <w:t>possible</w:t>
+        </w:r>
+        <w:r>
+          <w:rPr>
+            <w:spacing w:val="-1"/>
+          </w:rPr>
+          <w:t xml:space="preserve"> </w:t>
+        </w:r>
+        <w:r>
+          <w:t>way</w:t>
+        </w:r>
+        <w:r>
+          <w:rPr>
+            <w:spacing w:val="-2"/>
+          </w:rPr>
+          <w:t xml:space="preserve"> </w:t>
+        </w:r>
+        <w:r>
+          <w:t>for</w:t>
+        </w:r>
+        <w:r>
+          <w:rPr>
+            <w:spacing w:val="-3"/>
+          </w:rPr>
+          <w:t xml:space="preserve"> </w:t>
+        </w:r>
+        <w:r>
+          <w:t>scientific</w:t>
+        </w:r>
+        <w:r>
+          <w:rPr>
+            <w:spacing w:val="-2"/>
+          </w:rPr>
+          <w:t xml:space="preserve"> </w:t>
+        </w:r>
+        <w:r>
+          <w:t>and</w:t>
+        </w:r>
+        <w:r>
+          <w:rPr>
+            <w:spacing w:val="-2"/>
+          </w:rPr>
+          <w:t xml:space="preserve"> </w:t>
+        </w:r>
+        <w:r>
+          <w:t>fishing vessels to identify krill, but CCAMLR must ensure that only calibrated echosounders are used in biomass estimation.</w:t>
+        </w:r>
+      </w:moveFrom>
+      <w:moveFromRangeEnd w:id="350"/>
+    </w:p>
+    <w:p>
+      <w:pPr>
+        <w:pStyle w:val="BodyText"/>
+        <w:spacing w:before="159" w:line="259" w:lineRule="auto"/>
+        <w:ind w:left="100" w:right="153"/>
+      </w:pPr>
+      <w:r>
+        <w:t xml:space="preserve">Krill school parameters were slightly different than those in </w:t>
+      </w:r>
+      <w:proofErr w:type="spellStart"/>
+      <w:r>
+        <w:t>Guihen</w:t>
+      </w:r>
+      <w:proofErr w:type="spellEnd"/>
+      <w:r>
+        <w:t xml:space="preserve"> et al. (2014). They tested a number of different parameters as well as comparing EK60 ship </w:t>
+      </w:r>
+      <w:ins w:id="352" w:author="Anthony Cossio" w:date="2025-04-02T08:23:00Z">
+        <w:r>
+          <w:t>schools</w:t>
+        </w:r>
+      </w:ins>
+      <w:del w:id="353" w:author="Anthony Cossio" w:date="2025-04-02T08:23:00Z">
+        <w:r>
+          <w:delText>swarm</w:delText>
+        </w:r>
+      </w:del>
+      <w:r>
+        <w:t xml:space="preserve"> parameters and a </w:t>
+      </w:r>
+      <w:proofErr w:type="spellStart"/>
+      <w:r>
+        <w:t>Seaglider</w:t>
+      </w:r>
+      <w:proofErr w:type="spellEnd"/>
+      <w:r>
+        <w:t xml:space="preserve"> equipped with an ES853 single beam echosounder. They noted that glider derived data were coherent with ship-borne measurements using school analysis. Krill schools are being identified deeper than 250m that are most likely not krill. We are still testing the optimal parameters for use with</w:t>
+      </w:r>
+      <w:r>
+        <w:rPr>
+          <w:spacing w:val="-3"/>
+        </w:rPr>
+        <w:t xml:space="preserve"> </w:t>
+      </w:r>
+      <w:r>
+        <w:t>the</w:t>
+      </w:r>
+      <w:r>
+        <w:rPr>
+          <w:spacing w:val="-2"/>
+        </w:rPr>
+        <w:t xml:space="preserve"> </w:t>
+      </w:r>
+      <w:r>
+        <w:t>long</w:t>
+      </w:r>
+      <w:r>
+        <w:rPr>
+          <w:spacing w:val="-2"/>
+        </w:rPr>
+        <w:t xml:space="preserve"> </w:t>
+      </w:r>
+      <w:r>
+        <w:t>ping</w:t>
+      </w:r>
+      <w:r>
+        <w:rPr>
+          <w:spacing w:val="-2"/>
+        </w:rPr>
+        <w:t xml:space="preserve"> </w:t>
+      </w:r>
+      <w:r>
+        <w:t>duration</w:t>
+      </w:r>
+      <w:r>
+        <w:rPr>
+          <w:spacing w:val="-3"/>
+        </w:rPr>
+        <w:t xml:space="preserve"> </w:t>
+      </w:r>
+      <w:r>
+        <w:t>(six</w:t>
+      </w:r>
+      <w:r>
+        <w:rPr>
+          <w:spacing w:val="-3"/>
+        </w:rPr>
+        <w:t xml:space="preserve"> </w:t>
+      </w:r>
+      <w:r>
+        <w:t>seconds)</w:t>
+      </w:r>
+      <w:r>
+        <w:rPr>
+          <w:spacing w:val="-2"/>
+        </w:rPr>
+        <w:t xml:space="preserve"> </w:t>
+      </w:r>
+      <w:r>
+        <w:t>as</w:t>
+      </w:r>
+      <w:r>
+        <w:rPr>
+          <w:spacing w:val="-3"/>
+        </w:rPr>
+        <w:t xml:space="preserve"> </w:t>
+      </w:r>
+      <w:r>
+        <w:t>well</w:t>
+      </w:r>
+      <w:r>
+        <w:rPr>
+          <w:spacing w:val="-2"/>
+        </w:rPr>
+        <w:t xml:space="preserve"> </w:t>
+      </w:r>
+      <w:r>
+        <w:t>as</w:t>
+      </w:r>
+      <w:r>
+        <w:rPr>
+          <w:spacing w:val="-4"/>
+        </w:rPr>
+        <w:t xml:space="preserve"> </w:t>
+      </w:r>
+      <w:r>
+        <w:t>200m</w:t>
+      </w:r>
+      <w:r>
+        <w:rPr>
+          <w:spacing w:val="-2"/>
+        </w:rPr>
+        <w:t xml:space="preserve"> </w:t>
+      </w:r>
+      <w:r>
+        <w:t>depth</w:t>
+      </w:r>
+      <w:r>
+        <w:rPr>
+          <w:spacing w:val="-3"/>
+        </w:rPr>
+        <w:t xml:space="preserve"> </w:t>
+      </w:r>
+      <w:r>
+        <w:t>range</w:t>
+      </w:r>
+      <w:r>
+        <w:rPr>
+          <w:spacing w:val="-1"/>
+        </w:rPr>
+        <w:t xml:space="preserve"> </w:t>
+      </w:r>
+      <w:r>
+        <w:t>of</w:t>
+      </w:r>
+      <w:r>
+        <w:rPr>
+          <w:spacing w:val="-2"/>
+        </w:rPr>
+        <w:t xml:space="preserve"> </w:t>
+      </w:r>
+      <w:r>
+        <w:t>the</w:t>
+      </w:r>
+      <w:r>
+        <w:rPr>
+          <w:spacing w:val="-4"/>
+        </w:rPr>
+        <w:t xml:space="preserve"> </w:t>
+      </w:r>
+      <w:r>
+        <w:t>Signature</w:t>
+      </w:r>
+      <w:r>
+        <w:rPr>
+          <w:spacing w:val="-2"/>
+        </w:rPr>
+        <w:t xml:space="preserve"> </w:t>
+      </w:r>
+      <w:r>
+        <w:t>100</w:t>
+      </w:r>
+      <w:r>
+        <w:rPr>
+          <w:spacing w:val="-2"/>
+        </w:rPr>
+        <w:t xml:space="preserve"> </w:t>
+      </w:r>
+      <w:r>
+        <w:t>compact echosounder. Further investigation of school parameters will be done in the future.</w:t>
+      </w:r>
+    </w:p>
+    <w:p>
+      <w:pPr>
+        <w:pStyle w:val="BodyText"/>
+        <w:spacing w:before="158" w:line="259" w:lineRule="auto"/>
+        <w:ind w:left="100" w:right="189"/>
+      </w:pPr>
+      <w:r>
+        <w:t>Due to the nature of the glider producing profiles instead of constant data like a ship, we did not separate day and night profiles.</w:t>
+      </w:r>
+      <w:r>
+        <w:rPr>
+          <w:spacing w:val="40"/>
+        </w:rPr>
+        <w:t xml:space="preserve"> </w:t>
+      </w:r>
+      <w:r>
+        <w:t>To be conservative with possible bubble attenuation we removed the</w:t>
+      </w:r>
+      <w:r>
+        <w:rPr>
+          <w:spacing w:val="-2"/>
+        </w:rPr>
+        <w:t xml:space="preserve"> </w:t>
+      </w:r>
+      <w:r>
+        <w:t>top</w:t>
+      </w:r>
+      <w:r>
+        <w:rPr>
+          <w:spacing w:val="-3"/>
+        </w:rPr>
+        <w:t xml:space="preserve"> </w:t>
+      </w:r>
+      <w:r>
+        <w:t>10</w:t>
+      </w:r>
+      <w:r>
+        <w:rPr>
+          <w:spacing w:val="-2"/>
+        </w:rPr>
+        <w:t xml:space="preserve"> </w:t>
+      </w:r>
+      <w:r>
+        <w:t>m</w:t>
+      </w:r>
+      <w:r>
+        <w:rPr>
+          <w:spacing w:val="-2"/>
+        </w:rPr>
+        <w:t xml:space="preserve"> </w:t>
+      </w:r>
+      <w:r>
+        <w:t>of</w:t>
+      </w:r>
+      <w:r>
+        <w:rPr>
+          <w:spacing w:val="-2"/>
+        </w:rPr>
+        <w:t xml:space="preserve"> </w:t>
+      </w:r>
+      <w:r>
+        <w:t>the</w:t>
+      </w:r>
+      <w:r>
+        <w:rPr>
+          <w:spacing w:val="-2"/>
+        </w:rPr>
+        <w:t xml:space="preserve"> </w:t>
+      </w:r>
+      <w:r>
+        <w:t>surface</w:t>
+      </w:r>
+      <w:r>
+        <w:rPr>
+          <w:spacing w:val="-2"/>
+        </w:rPr>
+        <w:t xml:space="preserve"> </w:t>
+      </w:r>
+      <w:r>
+        <w:t>data.</w:t>
+      </w:r>
+      <w:r>
+        <w:rPr>
+          <w:spacing w:val="-2"/>
+        </w:rPr>
+        <w:t xml:space="preserve"> </w:t>
+      </w:r>
+      <w:r>
+        <w:t>This</w:t>
+      </w:r>
+      <w:r>
+        <w:rPr>
+          <w:spacing w:val="-3"/>
+        </w:rPr>
+        <w:t xml:space="preserve"> </w:t>
+      </w:r>
+      <w:r>
+        <w:t>is</w:t>
+      </w:r>
+      <w:r>
+        <w:rPr>
+          <w:spacing w:val="-3"/>
+        </w:rPr>
+        <w:t xml:space="preserve"> </w:t>
+      </w:r>
+      <w:r>
+        <w:t>similar</w:t>
+      </w:r>
+      <w:r>
+        <w:rPr>
+          <w:spacing w:val="-3"/>
+        </w:rPr>
+        <w:t xml:space="preserve"> </w:t>
+      </w:r>
+      <w:r>
+        <w:t>to</w:t>
+      </w:r>
+      <w:r>
+        <w:rPr>
+          <w:spacing w:val="-3"/>
+        </w:rPr>
+        <w:t xml:space="preserve"> </w:t>
+      </w:r>
+      <w:r>
+        <w:t>ship</w:t>
+      </w:r>
+      <w:r>
+        <w:rPr>
+          <w:spacing w:val="-3"/>
+        </w:rPr>
+        <w:t xml:space="preserve"> </w:t>
+      </w:r>
+      <w:r>
+        <w:t>data.</w:t>
+      </w:r>
+      <w:r>
+        <w:rPr>
+          <w:spacing w:val="-2"/>
+        </w:rPr>
+        <w:t xml:space="preserve"> </w:t>
+      </w:r>
+      <w:r>
+        <w:t>In</w:t>
+      </w:r>
+      <w:r>
+        <w:rPr>
+          <w:spacing w:val="-3"/>
+        </w:rPr>
+        <w:t xml:space="preserve"> </w:t>
+      </w:r>
+      <w:r>
+        <w:t>reality,</w:t>
+      </w:r>
+      <w:r>
+        <w:rPr>
+          <w:spacing w:val="-4"/>
+        </w:rPr>
+        <w:t xml:space="preserve"> </w:t>
+      </w:r>
+      <w:r>
+        <w:t>we</w:t>
+      </w:r>
+      <w:r>
+        <w:rPr>
+          <w:spacing w:val="-2"/>
+        </w:rPr>
+        <w:t xml:space="preserve"> </w:t>
+      </w:r>
+      <w:r>
+        <w:t>could</w:t>
+      </w:r>
+      <w:r>
+        <w:rPr>
+          <w:spacing w:val="-2"/>
+        </w:rPr>
+        <w:t xml:space="preserve"> </w:t>
+      </w:r>
+      <w:r>
+        <w:t>just</w:t>
+      </w:r>
+      <w:r>
+        <w:rPr>
+          <w:spacing w:val="-2"/>
+        </w:rPr>
+        <w:t xml:space="preserve"> </w:t>
+      </w:r>
+      <w:r>
+        <w:t>remove</w:t>
+      </w:r>
+      <w:r>
+        <w:rPr>
+          <w:spacing w:val="-1"/>
+        </w:rPr>
+        <w:t xml:space="preserve"> </w:t>
+      </w:r>
+      <w:r>
+        <w:t>the</w:t>
+      </w:r>
+      <w:r>
+        <w:rPr>
+          <w:spacing w:val="-2"/>
+        </w:rPr>
+        <w:t xml:space="preserve"> </w:t>
+      </w:r>
+      <w:r>
+        <w:t>top 5 m of surface data since the likelihood of bubbles accumulating on the face of the transducer is minimal. Gliders could have much less bias in sampling krill due to diel vertical migration (</w:t>
+      </w:r>
+      <w:proofErr w:type="spellStart"/>
+      <w:r>
+        <w:t>Demer</w:t>
+      </w:r>
+      <w:proofErr w:type="spellEnd"/>
+      <w:r>
+        <w:t xml:space="preserve"> and Hewitt 1995) since gliders can begin sampling the water column at 3 meters. Ships using 120 kHz may not have a good signal to noise ratio past 500 m (De </w:t>
+      </w:r>
+      <w:proofErr w:type="spellStart"/>
+      <w:r>
+        <w:t>Robertis</w:t>
+      </w:r>
+      <w:proofErr w:type="spellEnd"/>
+      <w:r>
+        <w:t xml:space="preserve"> and Higginbottom 2007) while the glider can use the 120 kHz down to 1000 m making it a valuable tool to sample possible deep euphausiids. Ships are also inherently noisy while a glider is quiet, allow for cleaner acoustic data collection since it is buoyancy driven.</w:t>
+      </w:r>
+    </w:p>
+    <w:p>
+      <w:pPr>
+        <w:pStyle w:val="Heading1"/>
+        <w:spacing w:before="159"/>
+      </w:pPr>
+      <w:r>
+        <w:rPr>
+          <w:spacing w:val="-2"/>
+        </w:rPr>
+        <w:t>Conclusions</w:t>
       </w:r>
     </w:p>
     <w:p>
@@ -12912,1490 +14812,6 @@
         <w:ind w:left="100" w:right="210"/>
       </w:pPr>
       <w:r>
-        <w:t>We have previously demonstrated that underwater gliders are capable of producing defensible estimates of the biomass of Antarctic krill in Antarctic waters (Reiss et al. 2021). We have also shown</w:t>
-      </w:r>
-      <w:r>
-        <w:rPr>
-          <w:spacing w:val="-3"/>
-        </w:rPr>
-        <w:t xml:space="preserve"> </w:t>
-      </w:r>
-      <w:r>
-        <w:t>using</w:t>
-      </w:r>
-      <w:r>
-        <w:rPr>
-          <w:spacing w:val="-2"/>
-        </w:rPr>
-        <w:t xml:space="preserve"> </w:t>
-      </w:r>
-      <w:r>
-        <w:t>simulation</w:t>
-      </w:r>
-      <w:r>
-        <w:rPr>
-          <w:spacing w:val="-3"/>
-        </w:rPr>
-        <w:t xml:space="preserve"> </w:t>
-      </w:r>
-      <w:r>
-        <w:t>that</w:t>
-      </w:r>
-      <w:r>
-        <w:rPr>
-          <w:spacing w:val="-2"/>
-        </w:rPr>
-        <w:t xml:space="preserve"> </w:t>
-      </w:r>
-      <w:r>
-        <w:t>the</w:t>
-      </w:r>
-      <w:r>
-        <w:rPr>
-          <w:spacing w:val="-2"/>
-        </w:rPr>
-        <w:t xml:space="preserve"> </w:t>
-      </w:r>
-      <w:r>
-        <w:t>sawtooth</w:t>
-      </w:r>
-      <w:r>
-        <w:rPr>
-          <w:spacing w:val="-3"/>
-        </w:rPr>
-        <w:t xml:space="preserve"> </w:t>
-      </w:r>
-      <w:r>
-        <w:t>pattern</w:t>
-      </w:r>
-      <w:r>
-        <w:rPr>
-          <w:spacing w:val="-3"/>
-        </w:rPr>
-        <w:t xml:space="preserve"> </w:t>
-      </w:r>
-      <w:r>
-        <w:t>of</w:t>
-      </w:r>
-      <w:r>
-        <w:rPr>
-          <w:spacing w:val="-3"/>
-        </w:rPr>
-        <w:t xml:space="preserve"> </w:t>
-      </w:r>
-      <w:r>
-        <w:t>glider</w:t>
-      </w:r>
-      <w:r>
-        <w:rPr>
-          <w:spacing w:val="-3"/>
-        </w:rPr>
-        <w:t xml:space="preserve"> </w:t>
-      </w:r>
-      <w:r>
-        <w:t>movement</w:t>
-      </w:r>
-      <w:r>
-        <w:rPr>
-          <w:spacing w:val="-2"/>
-        </w:rPr>
-        <w:t xml:space="preserve"> </w:t>
-      </w:r>
-      <w:r>
-        <w:t>through</w:t>
-      </w:r>
-      <w:r>
-        <w:rPr>
-          <w:spacing w:val="-3"/>
-        </w:rPr>
-        <w:t xml:space="preserve"> </w:t>
-      </w:r>
-      <w:r>
-        <w:t>the</w:t>
-      </w:r>
-      <w:r>
-        <w:rPr>
-          <w:spacing w:val="-2"/>
-        </w:rPr>
-        <w:t xml:space="preserve"> </w:t>
-      </w:r>
-      <w:r>
-        <w:t>water</w:t>
-      </w:r>
-      <w:r>
-        <w:rPr>
-          <w:spacing w:val="-3"/>
-        </w:rPr>
-        <w:t xml:space="preserve"> </w:t>
-      </w:r>
-      <w:r>
-        <w:t>column</w:t>
-      </w:r>
-      <w:r>
-        <w:rPr>
-          <w:spacing w:val="-3"/>
-        </w:rPr>
-        <w:t xml:space="preserve"> </w:t>
-      </w:r>
-      <w:r>
-        <w:t>is robust, and provides similar estimates to ships (</w:t>
-      </w:r>
-      <w:proofErr w:type="spellStart"/>
-      <w:r>
-        <w:t>Kinzey</w:t>
-      </w:r>
-      <w:proofErr w:type="spellEnd"/>
-      <w:r>
-        <w:t xml:space="preserve"> et al. 2022). Here we have shown that the statistical distribution properties between two gliders flying the same survey pattern is also robust. Finally, we have</w:t>
-      </w:r>
-      <w:r>
-        <w:rPr>
-          <w:spacing w:val="-1"/>
-        </w:rPr>
-        <w:t xml:space="preserve"> </w:t>
-      </w:r>
-      <w:r>
-        <w:t>also demonstrated the use of a new compact single beam wide-band echosounder (Nortek</w:t>
-      </w:r>
-      <w:r>
-        <w:rPr>
-          <w:spacing w:val="-1"/>
-        </w:rPr>
-        <w:t xml:space="preserve"> </w:t>
-      </w:r>
-      <w:r>
-        <w:t>Signature 100</w:t>
-      </w:r>
-      <w:r>
-        <w:rPr>
-          <w:spacing w:val="-1"/>
-        </w:rPr>
-        <w:t xml:space="preserve"> </w:t>
-      </w:r>
-      <w:r>
-        <w:t>compact</w:t>
-      </w:r>
-      <w:r>
-        <w:rPr>
-          <w:spacing w:val="-1"/>
-        </w:rPr>
-        <w:t xml:space="preserve"> </w:t>
-      </w:r>
-      <w:r>
-        <w:t>echosounder)</w:t>
-      </w:r>
-      <w:r>
-        <w:rPr>
-          <w:spacing w:val="-2"/>
-        </w:rPr>
-        <w:t xml:space="preserve"> </w:t>
-      </w:r>
-      <w:r>
-        <w:t>derived</w:t>
-      </w:r>
-      <w:r>
-        <w:rPr>
-          <w:spacing w:val="-1"/>
-        </w:rPr>
-        <w:t xml:space="preserve"> </w:t>
-      </w:r>
-      <w:r>
-        <w:t>from</w:t>
-      </w:r>
-      <w:r>
-        <w:rPr>
-          <w:spacing w:val="-1"/>
-        </w:rPr>
-        <w:t xml:space="preserve"> </w:t>
-      </w:r>
-      <w:r>
-        <w:t>a</w:t>
-      </w:r>
-      <w:r>
-        <w:rPr>
-          <w:spacing w:val="-1"/>
-        </w:rPr>
-        <w:t xml:space="preserve"> </w:t>
-      </w:r>
-      <w:r>
-        <w:t>similar</w:t>
-      </w:r>
-      <w:r>
-        <w:rPr>
-          <w:spacing w:val="-2"/>
-        </w:rPr>
-        <w:t xml:space="preserve"> </w:t>
-      </w:r>
-      <w:r>
-        <w:t>instrument</w:t>
-      </w:r>
-      <w:r>
-        <w:rPr>
-          <w:spacing w:val="-1"/>
-        </w:rPr>
-        <w:t xml:space="preserve"> </w:t>
-      </w:r>
-      <w:r>
-        <w:t>used</w:t>
-      </w:r>
-      <w:r>
-        <w:rPr>
-          <w:spacing w:val="-1"/>
-        </w:rPr>
-        <w:t xml:space="preserve"> </w:t>
-      </w:r>
-      <w:r>
-        <w:t>on</w:t>
-      </w:r>
-      <w:r>
-        <w:rPr>
-          <w:spacing w:val="-1"/>
-        </w:rPr>
-        <w:t xml:space="preserve"> </w:t>
-      </w:r>
-      <w:r>
-        <w:t>moorings by the U.S. AMLR Program (Cutter et al. 2022).</w:t>
-      </w:r>
-    </w:p>
-    <w:p>
-      <w:pPr>
-        <w:pStyle w:val="BodyText"/>
-        <w:spacing w:before="159" w:line="259" w:lineRule="auto"/>
-        <w:ind w:left="100" w:right="153"/>
-      </w:pPr>
-      <w:r>
-        <w:t>There is a difference between biomass estimates between the two gliders that is probably due to calibration</w:t>
-      </w:r>
-      <w:r>
-        <w:rPr>
-          <w:spacing w:val="-3"/>
-        </w:rPr>
-        <w:t xml:space="preserve"> </w:t>
-      </w:r>
-      <w:r>
-        <w:t>error.</w:t>
-      </w:r>
-      <w:r>
-        <w:rPr>
-          <w:spacing w:val="-2"/>
-        </w:rPr>
-        <w:t xml:space="preserve"> </w:t>
-      </w:r>
-      <w:r>
-        <w:t>This</w:t>
-      </w:r>
-      <w:r>
-        <w:rPr>
-          <w:spacing w:val="-3"/>
-        </w:rPr>
-        <w:t xml:space="preserve"> </w:t>
-      </w:r>
-      <w:r>
-        <w:t>is</w:t>
-      </w:r>
-      <w:r>
-        <w:rPr>
-          <w:spacing w:val="-3"/>
-        </w:rPr>
-        <w:t xml:space="preserve"> </w:t>
-      </w:r>
-      <w:r>
-        <w:t>evidenced</w:t>
-      </w:r>
-      <w:r>
-        <w:rPr>
-          <w:spacing w:val="-2"/>
-        </w:rPr>
-        <w:t xml:space="preserve"> </w:t>
-      </w:r>
-      <w:r>
-        <w:t>in</w:t>
-      </w:r>
-      <w:r>
-        <w:rPr>
-          <w:spacing w:val="-3"/>
-        </w:rPr>
-        <w:t xml:space="preserve"> </w:t>
-      </w:r>
-      <w:r>
-        <w:t>the</w:t>
-      </w:r>
-      <w:r>
-        <w:rPr>
-          <w:spacing w:val="-1"/>
-        </w:rPr>
-        <w:t xml:space="preserve"> </w:t>
-      </w:r>
-      <w:r>
-        <w:t>fact</w:t>
-      </w:r>
-      <w:r>
-        <w:rPr>
-          <w:spacing w:val="-2"/>
-        </w:rPr>
-        <w:t xml:space="preserve"> </w:t>
-      </w:r>
-      <w:r>
-        <w:t>that</w:t>
-      </w:r>
-      <w:r>
-        <w:rPr>
-          <w:spacing w:val="-5"/>
-        </w:rPr>
-        <w:t xml:space="preserve"> </w:t>
-      </w:r>
-      <w:r>
-        <w:t>AMLR03</w:t>
-      </w:r>
-      <w:r>
-        <w:rPr>
-          <w:spacing w:val="-2"/>
-        </w:rPr>
-        <w:t xml:space="preserve"> </w:t>
-      </w:r>
-      <w:r>
-        <w:t>detected</w:t>
-      </w:r>
-      <w:r>
-        <w:rPr>
-          <w:spacing w:val="-2"/>
-        </w:rPr>
-        <w:t xml:space="preserve"> </w:t>
-      </w:r>
-      <w:r>
-        <w:t>more</w:t>
-      </w:r>
-      <w:r>
-        <w:rPr>
-          <w:spacing w:val="-2"/>
-        </w:rPr>
-        <w:t xml:space="preserve"> </w:t>
-      </w:r>
-      <w:r>
-        <w:t>schools</w:t>
-      </w:r>
-      <w:r>
-        <w:rPr>
-          <w:spacing w:val="-2"/>
-        </w:rPr>
-        <w:t xml:space="preserve"> </w:t>
-      </w:r>
-      <w:r>
-        <w:t>but</w:t>
-      </w:r>
-      <w:r>
-        <w:rPr>
-          <w:spacing w:val="-2"/>
-        </w:rPr>
-        <w:t xml:space="preserve"> </w:t>
-      </w:r>
-      <w:r>
-        <w:t>the</w:t>
-      </w:r>
-      <w:r>
-        <w:rPr>
-          <w:spacing w:val="-2"/>
-        </w:rPr>
-        <w:t xml:space="preserve"> </w:t>
-      </w:r>
-      <w:r>
-        <w:t xml:space="preserve">location </w:t>
-      </w:r>
-      <w:r>
-        <w:lastRenderedPageBreak/>
-        <w:t>of schools</w:t>
-      </w:r>
-      <w:r>
-        <w:rPr>
-          <w:spacing w:val="-1"/>
-        </w:rPr>
-        <w:t xml:space="preserve"> </w:t>
-      </w:r>
-      <w:r>
-        <w:t>from both gliders</w:t>
-      </w:r>
-      <w:r>
-        <w:rPr>
-          <w:spacing w:val="-1"/>
-        </w:rPr>
-        <w:t xml:space="preserve"> </w:t>
-      </w:r>
-      <w:r>
-        <w:t>is roughly the same, even though there was</w:t>
-      </w:r>
-      <w:r>
-        <w:rPr>
-          <w:spacing w:val="-1"/>
-        </w:rPr>
-        <w:t xml:space="preserve"> </w:t>
-      </w:r>
-      <w:r>
-        <w:t>sometimes a day or longer between sampling the same water by the two gliders.</w:t>
-      </w:r>
-      <w:r>
-        <w:rPr>
-          <w:spacing w:val="-1"/>
-        </w:rPr>
-        <w:t xml:space="preserve"> </w:t>
-      </w:r>
-      <w:r>
-        <w:t>An empirical cumulative distribution between the two gliders shows the same distribution with an offset (Figure 5), pointing towards a bad</w:t>
-      </w:r>
-    </w:p>
-    <w:p>
-      <w:pPr>
-        <w:spacing w:line="259" w:lineRule="auto"/>
-        <w:sectPr>
-          <w:pgSz w:w="12240" w:h="15840"/>
-          <w:pgMar w:top="1360" w:right="1320" w:bottom="280" w:left="1340" w:header="720" w:footer="720" w:gutter="0"/>
-          <w:cols w:space="720"/>
-        </w:sectPr>
-      </w:pPr>
-    </w:p>
-    <w:p>
-      <w:pPr>
-        <w:pStyle w:val="BodyText"/>
-        <w:spacing w:before="80" w:line="259" w:lineRule="auto"/>
-        <w:ind w:left="100" w:right="228"/>
-      </w:pPr>
-      <w:r>
-        <w:lastRenderedPageBreak/>
-        <w:t>calibration.</w:t>
-      </w:r>
-      <w:r>
-        <w:rPr>
-          <w:spacing w:val="-1"/>
-        </w:rPr>
-        <w:t xml:space="preserve"> </w:t>
-      </w:r>
-      <w:r>
-        <w:t>When we</w:t>
-      </w:r>
-      <w:r>
-        <w:rPr>
-          <w:spacing w:val="-3"/>
-        </w:rPr>
-        <w:t xml:space="preserve"> </w:t>
-      </w:r>
-      <w:r>
-        <w:t>applied</w:t>
-      </w:r>
-      <w:r>
-        <w:rPr>
-          <w:spacing w:val="-1"/>
-        </w:rPr>
-        <w:t xml:space="preserve"> </w:t>
-      </w:r>
-      <w:r>
-        <w:t>the calibration</w:t>
-      </w:r>
-      <w:r>
-        <w:rPr>
-          <w:spacing w:val="-1"/>
-        </w:rPr>
-        <w:t xml:space="preserve"> </w:t>
-      </w:r>
-      <w:r>
-        <w:t>from</w:t>
-      </w:r>
-      <w:r>
-        <w:rPr>
-          <w:spacing w:val="-1"/>
-        </w:rPr>
-        <w:t xml:space="preserve"> </w:t>
-      </w:r>
-      <w:r>
-        <w:t>AMLR03</w:t>
-      </w:r>
-      <w:r>
-        <w:rPr>
-          <w:spacing w:val="-1"/>
-        </w:rPr>
-        <w:t xml:space="preserve"> </w:t>
-      </w:r>
-      <w:r>
-        <w:t>to</w:t>
-      </w:r>
-      <w:r>
-        <w:rPr>
-          <w:spacing w:val="-2"/>
-        </w:rPr>
-        <w:t xml:space="preserve"> </w:t>
-      </w:r>
-      <w:r>
-        <w:t>AMLR04,</w:t>
-      </w:r>
-      <w:r>
-        <w:rPr>
-          <w:spacing w:val="-1"/>
-        </w:rPr>
-        <w:t xml:space="preserve"> </w:t>
-      </w:r>
-      <w:r>
-        <w:t>essentially changing</w:t>
-      </w:r>
-      <w:r>
-        <w:rPr>
-          <w:spacing w:val="-1"/>
-        </w:rPr>
-        <w:t xml:space="preserve"> </w:t>
-      </w:r>
-      <w:r>
-        <w:t>the sensitivity of AMLR04, the biomass density estimates between the gliders decreased, and the number</w:t>
-      </w:r>
-      <w:r>
-        <w:rPr>
-          <w:spacing w:val="-4"/>
-        </w:rPr>
-        <w:t xml:space="preserve"> </w:t>
-      </w:r>
-      <w:r>
-        <w:t>of</w:t>
-      </w:r>
-      <w:r>
-        <w:rPr>
-          <w:spacing w:val="-4"/>
-        </w:rPr>
-        <w:t xml:space="preserve"> </w:t>
-      </w:r>
-      <w:r>
-        <w:t>schools</w:t>
-      </w:r>
-      <w:r>
-        <w:rPr>
-          <w:spacing w:val="-4"/>
-        </w:rPr>
-        <w:t xml:space="preserve"> </w:t>
-      </w:r>
-      <w:r>
-        <w:t>detected</w:t>
-      </w:r>
-      <w:r>
-        <w:rPr>
-          <w:spacing w:val="-3"/>
-        </w:rPr>
-        <w:t xml:space="preserve"> </w:t>
-      </w:r>
-      <w:r>
-        <w:t>by</w:t>
-      </w:r>
-      <w:r>
-        <w:rPr>
-          <w:spacing w:val="-3"/>
-        </w:rPr>
-        <w:t xml:space="preserve"> </w:t>
-      </w:r>
-      <w:r>
-        <w:t>AMLR04</w:t>
-      </w:r>
-      <w:r>
-        <w:rPr>
-          <w:spacing w:val="-3"/>
-        </w:rPr>
-        <w:t xml:space="preserve"> </w:t>
-      </w:r>
-      <w:r>
-        <w:t>increased.</w:t>
-      </w:r>
-      <w:r>
-        <w:rPr>
-          <w:spacing w:val="-3"/>
-        </w:rPr>
-        <w:t xml:space="preserve"> </w:t>
-      </w:r>
-      <w:r>
-        <w:t>A</w:t>
-      </w:r>
-      <w:r>
-        <w:rPr>
-          <w:spacing w:val="-3"/>
-        </w:rPr>
-        <w:t xml:space="preserve"> </w:t>
-      </w:r>
-      <w:r>
-        <w:t>second</w:t>
-      </w:r>
-      <w:r>
-        <w:rPr>
-          <w:spacing w:val="-3"/>
-        </w:rPr>
-        <w:t xml:space="preserve"> </w:t>
-      </w:r>
-      <w:r>
-        <w:t>calibration</w:t>
-      </w:r>
-      <w:r>
-        <w:rPr>
-          <w:spacing w:val="-5"/>
-        </w:rPr>
-        <w:t xml:space="preserve"> </w:t>
-      </w:r>
-      <w:r>
-        <w:t>will</w:t>
-      </w:r>
-      <w:r>
-        <w:rPr>
-          <w:spacing w:val="-4"/>
-        </w:rPr>
-        <w:t xml:space="preserve"> </w:t>
-      </w:r>
-      <w:r>
-        <w:t>be</w:t>
-      </w:r>
-      <w:r>
-        <w:rPr>
-          <w:spacing w:val="-3"/>
-        </w:rPr>
-        <w:t xml:space="preserve"> </w:t>
-      </w:r>
-      <w:r>
-        <w:t>performed</w:t>
-      </w:r>
-      <w:r>
-        <w:rPr>
-          <w:spacing w:val="-3"/>
-        </w:rPr>
-        <w:t xml:space="preserve"> </w:t>
-      </w:r>
-      <w:r>
-        <w:t>in</w:t>
-      </w:r>
-      <w:r>
-        <w:rPr>
-          <w:spacing w:val="-4"/>
-        </w:rPr>
-        <w:t xml:space="preserve"> </w:t>
-      </w:r>
-      <w:r>
-        <w:t>the near future. Further, we will need to build a much more rigorous calibration procedure to ensure that our calibration techniques minimize error.</w:t>
-      </w:r>
-    </w:p>
-    <w:p>
-      <w:pPr>
-        <w:pStyle w:val="BodyText"/>
-        <w:spacing w:before="159" w:line="259" w:lineRule="auto"/>
-        <w:ind w:left="100"/>
-      </w:pPr>
-      <w:r>
-        <w:t>The difference in school count, associated with the poor calibration and lower sensitivity, has important</w:t>
-      </w:r>
-      <w:r>
-        <w:rPr>
-          <w:spacing w:val="-3"/>
-        </w:rPr>
-        <w:t xml:space="preserve"> </w:t>
-      </w:r>
-      <w:r>
-        <w:t>ramifications</w:t>
-      </w:r>
-      <w:r>
-        <w:rPr>
-          <w:spacing w:val="-4"/>
-        </w:rPr>
-        <w:t xml:space="preserve"> </w:t>
-      </w:r>
-      <w:r>
-        <w:t>if</w:t>
-      </w:r>
-      <w:r>
-        <w:rPr>
-          <w:spacing w:val="-2"/>
-        </w:rPr>
-        <w:t xml:space="preserve"> </w:t>
-      </w:r>
-      <w:r>
-        <w:t>school</w:t>
-      </w:r>
-      <w:r>
-        <w:rPr>
-          <w:spacing w:val="-3"/>
-        </w:rPr>
-        <w:t xml:space="preserve"> </w:t>
-      </w:r>
-      <w:r>
-        <w:t>parameters</w:t>
-      </w:r>
-      <w:r>
-        <w:rPr>
-          <w:spacing w:val="-4"/>
-        </w:rPr>
-        <w:t xml:space="preserve"> </w:t>
-      </w:r>
-      <w:r>
-        <w:t>(rather</w:t>
-      </w:r>
-      <w:r>
-        <w:rPr>
-          <w:spacing w:val="-4"/>
-        </w:rPr>
-        <w:t xml:space="preserve"> </w:t>
-      </w:r>
-      <w:r>
-        <w:t>than</w:t>
-      </w:r>
-      <w:r>
-        <w:rPr>
-          <w:spacing w:val="-4"/>
-        </w:rPr>
-        <w:t xml:space="preserve"> </w:t>
-      </w:r>
-      <w:r>
-        <w:t>dB</w:t>
-      </w:r>
-      <w:r>
-        <w:rPr>
-          <w:spacing w:val="-4"/>
-        </w:rPr>
-        <w:t xml:space="preserve"> </w:t>
-      </w:r>
-      <w:r>
-        <w:t>differencing)</w:t>
-      </w:r>
-      <w:r>
-        <w:rPr>
-          <w:spacing w:val="-2"/>
-        </w:rPr>
-        <w:t xml:space="preserve"> </w:t>
-      </w:r>
-      <w:r>
-        <w:t>are</w:t>
-      </w:r>
-      <w:r>
-        <w:rPr>
-          <w:spacing w:val="-3"/>
-        </w:rPr>
-        <w:t xml:space="preserve"> </w:t>
-      </w:r>
-      <w:r>
-        <w:t>the</w:t>
-      </w:r>
-      <w:r>
-        <w:rPr>
-          <w:spacing w:val="-3"/>
-        </w:rPr>
-        <w:t xml:space="preserve"> </w:t>
-      </w:r>
-      <w:r>
-        <w:t>primary</w:t>
-      </w:r>
-      <w:r>
-        <w:rPr>
-          <w:spacing w:val="-3"/>
-        </w:rPr>
-        <w:t xml:space="preserve"> </w:t>
-      </w:r>
-      <w:r>
-        <w:t>means</w:t>
-      </w:r>
-      <w:r>
-        <w:rPr>
-          <w:spacing w:val="-4"/>
-        </w:rPr>
-        <w:t xml:space="preserve"> </w:t>
-      </w:r>
-      <w:r>
-        <w:t>for identifying</w:t>
-      </w:r>
-      <w:r>
-        <w:rPr>
-          <w:spacing w:val="-2"/>
-        </w:rPr>
-        <w:t xml:space="preserve"> </w:t>
-      </w:r>
-      <w:r>
-        <w:t>krill</w:t>
-      </w:r>
-      <w:r>
-        <w:rPr>
-          <w:spacing w:val="-2"/>
-        </w:rPr>
-        <w:t xml:space="preserve"> </w:t>
-      </w:r>
-      <w:r>
-        <w:t>s</w:t>
-      </w:r>
-      <w:ins w:id="314" w:author="Anthony Cossio" w:date="2025-04-02T08:23:00Z">
-        <w:r>
-          <w:t>chools</w:t>
-        </w:r>
-      </w:ins>
-      <w:del w:id="315" w:author="Anthony Cossio" w:date="2025-04-02T08:23:00Z">
-        <w:r>
-          <w:delText>warms</w:delText>
-        </w:r>
-      </w:del>
-      <w:r>
-        <w:t>.</w:t>
-      </w:r>
-      <w:r>
-        <w:rPr>
-          <w:spacing w:val="-2"/>
-        </w:rPr>
-        <w:t xml:space="preserve"> </w:t>
-      </w:r>
-      <w:r>
-        <w:t>If</w:t>
-      </w:r>
-      <w:r>
-        <w:rPr>
-          <w:spacing w:val="-2"/>
-        </w:rPr>
-        <w:t xml:space="preserve"> </w:t>
-      </w:r>
-      <w:r>
-        <w:t>acoustics</w:t>
-      </w:r>
-      <w:r>
-        <w:rPr>
-          <w:spacing w:val="-3"/>
-        </w:rPr>
-        <w:t xml:space="preserve"> </w:t>
-      </w:r>
-      <w:r>
-        <w:t>are</w:t>
-      </w:r>
-      <w:r>
-        <w:rPr>
-          <w:spacing w:val="-2"/>
-        </w:rPr>
-        <w:t xml:space="preserve"> </w:t>
-      </w:r>
-      <w:r>
-        <w:t>not</w:t>
-      </w:r>
-      <w:r>
-        <w:rPr>
-          <w:spacing w:val="-2"/>
-        </w:rPr>
-        <w:t xml:space="preserve"> </w:t>
-      </w:r>
-      <w:r>
-        <w:t>calibrated</w:t>
-      </w:r>
-      <w:r>
-        <w:rPr>
-          <w:spacing w:val="-2"/>
-        </w:rPr>
-        <w:t xml:space="preserve"> </w:t>
-      </w:r>
-      <w:r>
-        <w:t>or</w:t>
-      </w:r>
-      <w:r>
-        <w:rPr>
-          <w:spacing w:val="-3"/>
-        </w:rPr>
-        <w:t xml:space="preserve"> </w:t>
-      </w:r>
-      <w:r>
-        <w:t>incorrectly</w:t>
-      </w:r>
-      <w:r>
-        <w:rPr>
-          <w:spacing w:val="-2"/>
-        </w:rPr>
-        <w:t xml:space="preserve"> </w:t>
-      </w:r>
-      <w:r>
-        <w:t>calibrated,</w:t>
-      </w:r>
-      <w:r>
-        <w:rPr>
-          <w:spacing w:val="-5"/>
-        </w:rPr>
-        <w:t xml:space="preserve"> </w:t>
-      </w:r>
-      <w:r>
-        <w:t>estimates</w:t>
-      </w:r>
-      <w:r>
-        <w:rPr>
-          <w:spacing w:val="-3"/>
-        </w:rPr>
-        <w:t xml:space="preserve"> </w:t>
-      </w:r>
-      <w:r>
-        <w:t>of</w:t>
-      </w:r>
-      <w:r>
-        <w:rPr>
-          <w:spacing w:val="-2"/>
-        </w:rPr>
-        <w:t xml:space="preserve"> </w:t>
-      </w:r>
-      <w:r>
-        <w:t xml:space="preserve">biomass can be grossly off. </w:t>
-      </w:r>
-      <w:proofErr w:type="spellStart"/>
-      <w:r>
-        <w:t>Tesler</w:t>
-      </w:r>
-      <w:proofErr w:type="spellEnd"/>
-      <w:r>
-        <w:t xml:space="preserve"> (1989) noted that calibration error can account for 12 -26 percent of systemic error thus making it an important factor in acoustic analysis.</w:t>
-      </w:r>
-      <w:r>
-        <w:rPr>
-          <w:spacing w:val="40"/>
-        </w:rPr>
-        <w:t xml:space="preserve"> </w:t>
-      </w:r>
-      <w:r>
-        <w:t>School analysis has been discussed</w:t>
-      </w:r>
-      <w:r>
-        <w:rPr>
-          <w:spacing w:val="-2"/>
-        </w:rPr>
-        <w:t xml:space="preserve"> </w:t>
-      </w:r>
-      <w:r>
-        <w:t>in</w:t>
-      </w:r>
-      <w:r>
-        <w:rPr>
-          <w:spacing w:val="-2"/>
-        </w:rPr>
-        <w:t xml:space="preserve"> </w:t>
-      </w:r>
-      <w:r>
-        <w:t>during</w:t>
-      </w:r>
-      <w:r>
-        <w:rPr>
-          <w:spacing w:val="-3"/>
-        </w:rPr>
-        <w:t xml:space="preserve"> </w:t>
-      </w:r>
-      <w:r>
-        <w:t>WG-ASAM</w:t>
-      </w:r>
-      <w:r>
-        <w:rPr>
-          <w:spacing w:val="-2"/>
-        </w:rPr>
-        <w:t xml:space="preserve"> </w:t>
-      </w:r>
-      <w:r>
-        <w:t>meetings</w:t>
-      </w:r>
-      <w:r>
-        <w:rPr>
-          <w:spacing w:val="-3"/>
-        </w:rPr>
-        <w:t xml:space="preserve"> </w:t>
-      </w:r>
-      <w:r>
-        <w:t>(WG-ASAM24)</w:t>
-      </w:r>
-      <w:r>
-        <w:rPr>
-          <w:spacing w:val="-2"/>
-        </w:rPr>
-        <w:t xml:space="preserve"> </w:t>
-      </w:r>
-      <w:r>
-        <w:t>as</w:t>
-      </w:r>
-      <w:r>
-        <w:rPr>
-          <w:spacing w:val="-3"/>
-        </w:rPr>
-        <w:t xml:space="preserve"> </w:t>
-      </w:r>
-      <w:r>
-        <w:t>a</w:t>
-      </w:r>
-      <w:r>
-        <w:rPr>
-          <w:spacing w:val="-2"/>
-        </w:rPr>
-        <w:t xml:space="preserve"> </w:t>
-      </w:r>
-      <w:r>
-        <w:t>possible</w:t>
-      </w:r>
-      <w:r>
-        <w:rPr>
-          <w:spacing w:val="-1"/>
-        </w:rPr>
-        <w:t xml:space="preserve"> </w:t>
-      </w:r>
-      <w:r>
-        <w:t>way</w:t>
-      </w:r>
-      <w:r>
-        <w:rPr>
-          <w:spacing w:val="-2"/>
-        </w:rPr>
-        <w:t xml:space="preserve"> </w:t>
-      </w:r>
-      <w:r>
-        <w:t>for</w:t>
-      </w:r>
-      <w:r>
-        <w:rPr>
-          <w:spacing w:val="-3"/>
-        </w:rPr>
-        <w:t xml:space="preserve"> </w:t>
-      </w:r>
-      <w:r>
-        <w:t>scientific</w:t>
-      </w:r>
-      <w:r>
-        <w:rPr>
-          <w:spacing w:val="-2"/>
-        </w:rPr>
-        <w:t xml:space="preserve"> </w:t>
-      </w:r>
-      <w:r>
-        <w:t>and</w:t>
-      </w:r>
-      <w:r>
-        <w:rPr>
-          <w:spacing w:val="-2"/>
-        </w:rPr>
-        <w:t xml:space="preserve"> </w:t>
-      </w:r>
-      <w:r>
-        <w:t>fishing vessels to identify krill, but CCAMLR must ensure that only calibrated echosounders are used in biomass estimation.</w:t>
-      </w:r>
-    </w:p>
-    <w:p>
-      <w:pPr>
-        <w:pStyle w:val="BodyText"/>
-        <w:spacing w:before="159" w:line="259" w:lineRule="auto"/>
-        <w:ind w:left="100" w:right="153"/>
-      </w:pPr>
-      <w:r>
-        <w:t xml:space="preserve">Krill school parameters were slightly different than those in </w:t>
-      </w:r>
-      <w:proofErr w:type="spellStart"/>
-      <w:r>
-        <w:t>Guihen</w:t>
-      </w:r>
-      <w:proofErr w:type="spellEnd"/>
-      <w:r>
-        <w:t xml:space="preserve"> et al. (2014). They tested a number of different parameters as well as comparing EK60 ship </w:t>
-      </w:r>
-      <w:ins w:id="316" w:author="Anthony Cossio" w:date="2025-04-02T08:23:00Z">
-        <w:r>
-          <w:t>schools</w:t>
-        </w:r>
-      </w:ins>
-      <w:del w:id="317" w:author="Anthony Cossio" w:date="2025-04-02T08:23:00Z">
-        <w:r>
-          <w:delText>swarm</w:delText>
-        </w:r>
-      </w:del>
-      <w:r>
-        <w:t xml:space="preserve"> parameters and a </w:t>
-      </w:r>
-      <w:proofErr w:type="spellStart"/>
-      <w:r>
-        <w:t>Seaglider</w:t>
-      </w:r>
-      <w:proofErr w:type="spellEnd"/>
-      <w:r>
-        <w:t xml:space="preserve"> equipped with an ES853 single beam echosounder. They noted that glider derived data were coherent with ship-borne measurements using school analysis. Krill schools are being identified deeper than 250m that are most likely not krill. We are still testing the optimal parameters for use with</w:t>
-      </w:r>
-      <w:r>
-        <w:rPr>
-          <w:spacing w:val="-3"/>
-        </w:rPr>
-        <w:t xml:space="preserve"> </w:t>
-      </w:r>
-      <w:r>
-        <w:t>the</w:t>
-      </w:r>
-      <w:r>
-        <w:rPr>
-          <w:spacing w:val="-2"/>
-        </w:rPr>
-        <w:t xml:space="preserve"> </w:t>
-      </w:r>
-      <w:r>
-        <w:t>long</w:t>
-      </w:r>
-      <w:r>
-        <w:rPr>
-          <w:spacing w:val="-2"/>
-        </w:rPr>
-        <w:t xml:space="preserve"> </w:t>
-      </w:r>
-      <w:r>
-        <w:t>ping</w:t>
-      </w:r>
-      <w:r>
-        <w:rPr>
-          <w:spacing w:val="-2"/>
-        </w:rPr>
-        <w:t xml:space="preserve"> </w:t>
-      </w:r>
-      <w:r>
-        <w:t>duration</w:t>
-      </w:r>
-      <w:r>
-        <w:rPr>
-          <w:spacing w:val="-3"/>
-        </w:rPr>
-        <w:t xml:space="preserve"> </w:t>
-      </w:r>
-      <w:r>
-        <w:t>(six</w:t>
-      </w:r>
-      <w:r>
-        <w:rPr>
-          <w:spacing w:val="-3"/>
-        </w:rPr>
-        <w:t xml:space="preserve"> </w:t>
-      </w:r>
-      <w:r>
-        <w:t>seconds)</w:t>
-      </w:r>
-      <w:r>
-        <w:rPr>
-          <w:spacing w:val="-2"/>
-        </w:rPr>
-        <w:t xml:space="preserve"> </w:t>
-      </w:r>
-      <w:r>
-        <w:t>as</w:t>
-      </w:r>
-      <w:r>
-        <w:rPr>
-          <w:spacing w:val="-3"/>
-        </w:rPr>
-        <w:t xml:space="preserve"> </w:t>
-      </w:r>
-      <w:r>
-        <w:t>well</w:t>
-      </w:r>
-      <w:r>
-        <w:rPr>
-          <w:spacing w:val="-2"/>
-        </w:rPr>
-        <w:t xml:space="preserve"> </w:t>
-      </w:r>
-      <w:r>
-        <w:t>as</w:t>
-      </w:r>
-      <w:r>
-        <w:rPr>
-          <w:spacing w:val="-4"/>
-        </w:rPr>
-        <w:t xml:space="preserve"> </w:t>
-      </w:r>
-      <w:r>
-        <w:t>200m</w:t>
-      </w:r>
-      <w:r>
-        <w:rPr>
-          <w:spacing w:val="-2"/>
-        </w:rPr>
-        <w:t xml:space="preserve"> </w:t>
-      </w:r>
-      <w:r>
-        <w:t>depth</w:t>
-      </w:r>
-      <w:r>
-        <w:rPr>
-          <w:spacing w:val="-3"/>
-        </w:rPr>
-        <w:t xml:space="preserve"> </w:t>
-      </w:r>
-      <w:r>
-        <w:t>range</w:t>
-      </w:r>
-      <w:r>
-        <w:rPr>
-          <w:spacing w:val="-1"/>
-        </w:rPr>
-        <w:t xml:space="preserve"> </w:t>
-      </w:r>
-      <w:r>
-        <w:t>of</w:t>
-      </w:r>
-      <w:r>
-        <w:rPr>
-          <w:spacing w:val="-2"/>
-        </w:rPr>
-        <w:t xml:space="preserve"> </w:t>
-      </w:r>
-      <w:r>
-        <w:t>the</w:t>
-      </w:r>
-      <w:r>
-        <w:rPr>
-          <w:spacing w:val="-4"/>
-        </w:rPr>
-        <w:t xml:space="preserve"> </w:t>
-      </w:r>
-      <w:r>
-        <w:t>Signature</w:t>
-      </w:r>
-      <w:r>
-        <w:rPr>
-          <w:spacing w:val="-2"/>
-        </w:rPr>
-        <w:t xml:space="preserve"> </w:t>
-      </w:r>
-      <w:r>
-        <w:t>100</w:t>
-      </w:r>
-      <w:r>
-        <w:rPr>
-          <w:spacing w:val="-2"/>
-        </w:rPr>
-        <w:t xml:space="preserve"> </w:t>
-      </w:r>
-      <w:r>
-        <w:t>compact echosounder. Further investigation of school parameters will be done in the future.</w:t>
-      </w:r>
-    </w:p>
-    <w:p>
-      <w:pPr>
-        <w:pStyle w:val="BodyText"/>
-        <w:spacing w:before="158" w:line="259" w:lineRule="auto"/>
-        <w:ind w:left="100" w:right="189"/>
-      </w:pPr>
-      <w:r>
-        <w:t>Due to the nature of the glider producing profiles instead of constant data like a ship, we did not separate day and night profiles.</w:t>
-      </w:r>
-      <w:r>
-        <w:rPr>
-          <w:spacing w:val="40"/>
-        </w:rPr>
-        <w:t xml:space="preserve"> </w:t>
-      </w:r>
-      <w:r>
-        <w:t>To be conservative with possible bubble attenuation we removed the</w:t>
-      </w:r>
-      <w:r>
-        <w:rPr>
-          <w:spacing w:val="-2"/>
-        </w:rPr>
-        <w:t xml:space="preserve"> </w:t>
-      </w:r>
-      <w:r>
-        <w:t>top</w:t>
-      </w:r>
-      <w:r>
-        <w:rPr>
-          <w:spacing w:val="-3"/>
-        </w:rPr>
-        <w:t xml:space="preserve"> </w:t>
-      </w:r>
-      <w:r>
-        <w:t>10</w:t>
-      </w:r>
-      <w:r>
-        <w:rPr>
-          <w:spacing w:val="-2"/>
-        </w:rPr>
-        <w:t xml:space="preserve"> </w:t>
-      </w:r>
-      <w:r>
-        <w:t>m</w:t>
-      </w:r>
-      <w:r>
-        <w:rPr>
-          <w:spacing w:val="-2"/>
-        </w:rPr>
-        <w:t xml:space="preserve"> </w:t>
-      </w:r>
-      <w:r>
-        <w:t>of</w:t>
-      </w:r>
-      <w:r>
-        <w:rPr>
-          <w:spacing w:val="-2"/>
-        </w:rPr>
-        <w:t xml:space="preserve"> </w:t>
-      </w:r>
-      <w:r>
-        <w:t>the</w:t>
-      </w:r>
-      <w:r>
-        <w:rPr>
-          <w:spacing w:val="-2"/>
-        </w:rPr>
-        <w:t xml:space="preserve"> </w:t>
-      </w:r>
-      <w:r>
-        <w:t>surface</w:t>
-      </w:r>
-      <w:r>
-        <w:rPr>
-          <w:spacing w:val="-2"/>
-        </w:rPr>
-        <w:t xml:space="preserve"> </w:t>
-      </w:r>
-      <w:r>
-        <w:t>data.</w:t>
-      </w:r>
-      <w:r>
-        <w:rPr>
-          <w:spacing w:val="-2"/>
-        </w:rPr>
-        <w:t xml:space="preserve"> </w:t>
-      </w:r>
-      <w:r>
-        <w:t>This</w:t>
-      </w:r>
-      <w:r>
-        <w:rPr>
-          <w:spacing w:val="-3"/>
-        </w:rPr>
-        <w:t xml:space="preserve"> </w:t>
-      </w:r>
-      <w:r>
-        <w:t>is</w:t>
-      </w:r>
-      <w:r>
-        <w:rPr>
-          <w:spacing w:val="-3"/>
-        </w:rPr>
-        <w:t xml:space="preserve"> </w:t>
-      </w:r>
-      <w:r>
-        <w:t>similar</w:t>
-      </w:r>
-      <w:r>
-        <w:rPr>
-          <w:spacing w:val="-3"/>
-        </w:rPr>
-        <w:t xml:space="preserve"> </w:t>
-      </w:r>
-      <w:r>
-        <w:t>to</w:t>
-      </w:r>
-      <w:r>
-        <w:rPr>
-          <w:spacing w:val="-3"/>
-        </w:rPr>
-        <w:t xml:space="preserve"> </w:t>
-      </w:r>
-      <w:r>
-        <w:t>ship</w:t>
-      </w:r>
-      <w:r>
-        <w:rPr>
-          <w:spacing w:val="-3"/>
-        </w:rPr>
-        <w:t xml:space="preserve"> </w:t>
-      </w:r>
-      <w:r>
-        <w:t>data.</w:t>
-      </w:r>
-      <w:r>
-        <w:rPr>
-          <w:spacing w:val="-2"/>
-        </w:rPr>
-        <w:t xml:space="preserve"> </w:t>
-      </w:r>
-      <w:r>
-        <w:t>In</w:t>
-      </w:r>
-      <w:r>
-        <w:rPr>
-          <w:spacing w:val="-3"/>
-        </w:rPr>
-        <w:t xml:space="preserve"> </w:t>
-      </w:r>
-      <w:r>
-        <w:t>reality,</w:t>
-      </w:r>
-      <w:r>
-        <w:rPr>
-          <w:spacing w:val="-4"/>
-        </w:rPr>
-        <w:t xml:space="preserve"> </w:t>
-      </w:r>
-      <w:r>
-        <w:t>we</w:t>
-      </w:r>
-      <w:r>
-        <w:rPr>
-          <w:spacing w:val="-2"/>
-        </w:rPr>
-        <w:t xml:space="preserve"> </w:t>
-      </w:r>
-      <w:r>
-        <w:t>could</w:t>
-      </w:r>
-      <w:r>
-        <w:rPr>
-          <w:spacing w:val="-2"/>
-        </w:rPr>
-        <w:t xml:space="preserve"> </w:t>
-      </w:r>
-      <w:r>
-        <w:t>just</w:t>
-      </w:r>
-      <w:r>
-        <w:rPr>
-          <w:spacing w:val="-2"/>
-        </w:rPr>
-        <w:t xml:space="preserve"> </w:t>
-      </w:r>
-      <w:r>
-        <w:t>remove</w:t>
-      </w:r>
-      <w:r>
-        <w:rPr>
-          <w:spacing w:val="-1"/>
-        </w:rPr>
-        <w:t xml:space="preserve"> </w:t>
-      </w:r>
-      <w:r>
-        <w:t>the</w:t>
-      </w:r>
-      <w:r>
-        <w:rPr>
-          <w:spacing w:val="-2"/>
-        </w:rPr>
-        <w:t xml:space="preserve"> </w:t>
-      </w:r>
-      <w:r>
-        <w:t>top 5 m of surface data since the likelihood of bubbles accumulating on the face of the transducer is minimal. Gliders could have much less bias in sampling krill due to diel vertical migration (</w:t>
-      </w:r>
-      <w:proofErr w:type="spellStart"/>
-      <w:r>
-        <w:t>Demer</w:t>
-      </w:r>
-      <w:proofErr w:type="spellEnd"/>
-      <w:r>
-        <w:t xml:space="preserve"> and Hewitt 1995) since gliders can begin sampling the water column at 3 meters. Ships using 120 kHz may not have a good signal to noise ratio past 500 m (De </w:t>
-      </w:r>
-      <w:proofErr w:type="spellStart"/>
-      <w:r>
-        <w:t>Robertis</w:t>
-      </w:r>
-      <w:proofErr w:type="spellEnd"/>
-      <w:r>
-        <w:t xml:space="preserve"> and Higginbottom 2007) while the glider can use the 120 kHz down to 1000 m making it a valuable tool to sample possible deep euphausiids. Ships are also inherently noisy while a glider is quiet, allow for cleaner acoustic data collection since it is buoyancy driven.</w:t>
-      </w:r>
-    </w:p>
-    <w:p>
-      <w:pPr>
-        <w:pStyle w:val="Heading1"/>
-        <w:spacing w:before="159"/>
-      </w:pPr>
-      <w:r>
-        <w:rPr>
-          <w:spacing w:val="-2"/>
-        </w:rPr>
-        <w:t>Conclusions</w:t>
-      </w:r>
-    </w:p>
-    <w:p>
-      <w:pPr>
-        <w:pStyle w:val="BodyText"/>
-        <w:spacing w:before="181" w:line="259" w:lineRule="auto"/>
-        <w:ind w:left="100" w:right="210"/>
-      </w:pPr>
-      <w:r>
         <w:t>This is the fifth deployment of echosounder equipped gliders during austral summer around the Antarctic</w:t>
       </w:r>
       <w:r>
@@ -14597,12 +15013,12 @@
       <w:r>
         <w:t>the revised krill management plan, the data collected by these instruments have other important implications. For example, we have shown that there are few krill s</w:t>
       </w:r>
-      <w:ins w:id="318" w:author="Anthony Cossio" w:date="2025-04-02T08:24:00Z">
+      <w:ins w:id="354" w:author="Anthony Cossio" w:date="2025-04-02T08:24:00Z">
         <w:r>
           <w:t>chool</w:t>
         </w:r>
       </w:ins>
-      <w:del w:id="319" w:author="Anthony Cossio" w:date="2025-04-02T08:24:00Z">
+      <w:del w:id="355" w:author="Anthony Cossio" w:date="2025-04-02T08:24:00Z">
         <w:r>
           <w:delText>warm</w:delText>
         </w:r>
@@ -15015,6 +15431,10 @@
         <w:pStyle w:val="BodyText"/>
         <w:spacing w:before="159" w:line="259" w:lineRule="auto"/>
         <w:ind w:left="100" w:right="118"/>
+        <w:rPr>
+          <w:ins w:id="356" w:author="Anthony Cossio" w:date="2025-05-28T14:18:00Z"/>
+          <w:spacing w:val="-2"/>
+        </w:rPr>
       </w:pPr>
       <w:r>
         <w:t>In the future, deploying acoustically equipped gliders later in the season may be useful in understanding</w:t>
@@ -15160,6 +15580,175 @@
         </w:rPr>
         <w:t>areas.</w:t>
       </w:r>
+    </w:p>
+    <w:p>
+      <w:pPr>
+        <w:pStyle w:val="BodyText"/>
+        <w:spacing w:before="159" w:line="259" w:lineRule="auto"/>
+        <w:ind w:left="100" w:right="118"/>
+        <w:rPr>
+          <w:ins w:id="357" w:author="Anthony Cossio" w:date="2025-05-28T14:18:00Z"/>
+          <w:spacing w:val="-2"/>
+        </w:rPr>
+      </w:pPr>
+    </w:p>
+    <w:p>
+      <w:pPr>
+        <w:pStyle w:val="BodyText"/>
+        <w:spacing w:before="159" w:line="259" w:lineRule="auto"/>
+        <w:ind w:left="100" w:right="118"/>
+        <w:rPr>
+          <w:ins w:id="358" w:author="Anthony Cossio" w:date="2025-05-28T14:18:00Z"/>
+          <w:spacing w:val="-2"/>
+        </w:rPr>
+      </w:pPr>
+      <w:ins w:id="359" w:author="Anthony Cossio" w:date="2025-05-28T14:18:00Z">
+        <w:r>
+          <w:rPr>
+            <w:spacing w:val="-2"/>
+          </w:rPr>
+          <w:t>Moorings</w:t>
+        </w:r>
+      </w:ins>
+    </w:p>
+    <w:p>
+      <w:pPr>
+        <w:pStyle w:val="BodyText"/>
+        <w:spacing w:before="159" w:line="259" w:lineRule="auto"/>
+        <w:ind w:left="100" w:right="118"/>
+      </w:pPr>
+      <w:ins w:id="360" w:author="Anthony Cossio" w:date="2025-05-28T14:21:00Z">
+        <w:r>
+          <w:rPr>
+            <w:spacing w:val="-2"/>
+          </w:rPr>
+          <w:t xml:space="preserve">Moorings are another tool that </w:t>
+        </w:r>
+      </w:ins>
+      <w:ins w:id="361" w:author="Anthony Cossio" w:date="2025-05-28T14:22:00Z">
+        <w:r>
+          <w:rPr>
+            <w:spacing w:val="-2"/>
+          </w:rPr>
+          <w:t xml:space="preserve">can be used to measure the krill biomass and flux over a </w:t>
+        </w:r>
+        <w:proofErr w:type="gramStart"/>
+        <w:r>
+          <w:rPr>
+            <w:spacing w:val="-2"/>
+          </w:rPr>
+          <w:t>long time</w:t>
+        </w:r>
+        <w:proofErr w:type="gramEnd"/>
+        <w:r>
+          <w:rPr>
+            <w:spacing w:val="-2"/>
+          </w:rPr>
+          <w:t xml:space="preserve"> scale. </w:t>
+        </w:r>
+      </w:ins>
+      <w:ins w:id="362" w:author="Anthony Cossio" w:date="2025-05-28T14:18:00Z">
+        <w:r>
+          <w:rPr>
+            <w:spacing w:val="-2"/>
+          </w:rPr>
+          <w:t xml:space="preserve">We have deployed moorings previously </w:t>
+        </w:r>
+        <w:proofErr w:type="gramStart"/>
+        <w:r>
+          <w:rPr>
+            <w:spacing w:val="-2"/>
+          </w:rPr>
+          <w:t>( ref</w:t>
+        </w:r>
+        <w:proofErr w:type="gramEnd"/>
+        <w:r>
+          <w:rPr>
+            <w:spacing w:val="-2"/>
+          </w:rPr>
+          <w:t xml:space="preserve">) and deployed one off of Cape Shirreff </w:t>
+        </w:r>
+      </w:ins>
+      <w:ins w:id="363" w:author="Anthony Cossio" w:date="2025-05-28T14:19:00Z">
+        <w:r>
+          <w:rPr>
+            <w:spacing w:val="-2"/>
+          </w:rPr>
+          <w:t xml:space="preserve">Dec 2024. This year we plan to deploy nine moorings around the South Shetland Islands (Figure X). These </w:t>
+        </w:r>
+      </w:ins>
+      <w:ins w:id="364" w:author="Anthony Cossio" w:date="2025-05-28T14:28:00Z">
+        <w:r>
+          <w:rPr>
+            <w:spacing w:val="-2"/>
+          </w:rPr>
+          <w:t xml:space="preserve">moorings are at 300m water depth and </w:t>
+        </w:r>
+      </w:ins>
+      <w:ins w:id="365" w:author="Anthony Cossio" w:date="2025-05-28T14:19:00Z">
+        <w:r>
+          <w:rPr>
+            <w:spacing w:val="-2"/>
+          </w:rPr>
+          <w:t xml:space="preserve">are fitted with </w:t>
+        </w:r>
+      </w:ins>
+      <w:ins w:id="366" w:author="Anthony Cossio" w:date="2025-05-28T14:27:00Z">
+        <w:r>
+          <w:rPr>
+            <w:spacing w:val="-2"/>
+          </w:rPr>
+          <w:t>upward l</w:t>
+        </w:r>
+      </w:ins>
+      <w:ins w:id="367" w:author="Anthony Cossio" w:date="2025-05-28T14:28:00Z">
+        <w:r>
+          <w:rPr>
+            <w:spacing w:val="-2"/>
+          </w:rPr>
+          <w:t xml:space="preserve">ooking </w:t>
+        </w:r>
+      </w:ins>
+      <w:ins w:id="368" w:author="Anthony Cossio" w:date="2025-05-28T14:19:00Z">
+        <w:r>
+          <w:rPr>
+            <w:spacing w:val="-2"/>
+          </w:rPr>
+          <w:t>Nortek Signature 100 ADCP</w:t>
+        </w:r>
+      </w:ins>
+      <w:ins w:id="369" w:author="Anthony Cossio" w:date="2025-05-28T14:20:00Z">
+        <w:r>
+          <w:rPr>
+            <w:spacing w:val="-2"/>
+          </w:rPr>
+          <w:t>-e and SBE37 CTDs with oxygen sensors.</w:t>
+        </w:r>
+      </w:ins>
+      <w:ins w:id="370" w:author="Anthony Cossio" w:date="2025-05-28T14:28:00Z">
+        <w:r>
+          <w:rPr>
+            <w:spacing w:val="-2"/>
+          </w:rPr>
+          <w:t xml:space="preserve"> </w:t>
+        </w:r>
+      </w:ins>
+      <w:ins w:id="371" w:author="Anthony Cossio" w:date="2025-05-28T14:23:00Z">
+        <w:r>
+          <w:rPr>
+            <w:spacing w:val="-2"/>
+          </w:rPr>
+          <w:t>The use of more moorings can be expanded to cover more area. We look forwa</w:t>
+        </w:r>
+      </w:ins>
+      <w:ins w:id="372" w:author="Anthony Cossio" w:date="2025-05-28T14:24:00Z">
+        <w:r>
+          <w:rPr>
+            <w:spacing w:val="-2"/>
+          </w:rPr>
+          <w:t>rd to working with others who are interested in this as well.</w:t>
+        </w:r>
+      </w:ins>
     </w:p>
     <w:p>
       <w:pPr>
@@ -17019,6 +17608,7 @@
         <w:rPr>
           <w:spacing w:val="-2"/>
         </w:rPr>
+        <w:lastRenderedPageBreak/>
         <w:t>https://doi.org/10.1016/S0990-7440(03)00019-6</w:t>
       </w:r>
     </w:p>
@@ -18947,12 +19537,12 @@
       <w:r>
         <w:t>2023/24 austral summer glider deployments</w:t>
       </w:r>
-      <w:ins w:id="320" w:author="Anthony Cossio" w:date="2025-04-02T08:39:00Z">
+      <w:ins w:id="373" w:author="Anthony Cossio" w:date="2025-04-02T08:39:00Z">
         <w:r>
           <w:t xml:space="preserve"> using a -75 d</w:t>
         </w:r>
       </w:ins>
-      <w:ins w:id="321" w:author="Anthony Cossio" w:date="2025-04-02T08:40:00Z">
+      <w:ins w:id="374" w:author="Anthony Cossio" w:date="2025-04-02T08:40:00Z">
         <w:r>
           <w:t>B threshold</w:t>
         </w:r>
@@ -22282,7 +22872,7 @@
               <w:rPr>
                 <w:strike/>
                 <w:sz w:val="24"/>
-                <w:rPrChange w:id="322" w:author="Anthony Cossio" w:date="2025-04-02T09:28:00Z">
+                <w:rPrChange w:id="375" w:author="Anthony Cossio" w:date="2025-04-02T09:28:00Z">
                   <w:rPr>
                     <w:sz w:val="24"/>
                   </w:rPr>
@@ -22294,7 +22884,7 @@
                 <w:strike/>
                 <w:spacing w:val="-2"/>
                 <w:sz w:val="24"/>
-                <w:rPrChange w:id="323" w:author="Anthony Cossio" w:date="2025-04-02T09:28:00Z">
+                <w:rPrChange w:id="376" w:author="Anthony Cossio" w:date="2025-04-02T09:28:00Z">
                   <w:rPr>
                     <w:spacing w:val="-2"/>
                     <w:sz w:val="24"/>
@@ -22316,7 +22906,7 @@
               <w:rPr>
                 <w:strike/>
                 <w:sz w:val="24"/>
-                <w:rPrChange w:id="324" w:author="Anthony Cossio" w:date="2025-04-02T09:28:00Z">
+                <w:rPrChange w:id="377" w:author="Anthony Cossio" w:date="2025-04-02T09:28:00Z">
                   <w:rPr>
                     <w:sz w:val="24"/>
                   </w:rPr>
@@ -22328,7 +22918,7 @@
                 <w:strike/>
                 <w:spacing w:val="-5"/>
                 <w:sz w:val="24"/>
-                <w:rPrChange w:id="325" w:author="Anthony Cossio" w:date="2025-04-02T09:28:00Z">
+                <w:rPrChange w:id="378" w:author="Anthony Cossio" w:date="2025-04-02T09:28:00Z">
                   <w:rPr>
                     <w:spacing w:val="-5"/>
                     <w:sz w:val="24"/>
@@ -22346,7 +22936,7 @@
               <w:rPr>
                 <w:strike/>
                 <w:sz w:val="24"/>
-                <w:rPrChange w:id="326" w:author="Anthony Cossio" w:date="2025-04-02T09:28:00Z">
+                <w:rPrChange w:id="379" w:author="Anthony Cossio" w:date="2025-04-02T09:28:00Z">
                   <w:rPr>
                     <w:sz w:val="24"/>
                   </w:rPr>
@@ -22358,7 +22948,7 @@
                 <w:strike/>
                 <w:spacing w:val="-4"/>
                 <w:sz w:val="24"/>
-                <w:rPrChange w:id="327" w:author="Anthony Cossio" w:date="2025-04-02T09:28:00Z">
+                <w:rPrChange w:id="380" w:author="Anthony Cossio" w:date="2025-04-02T09:28:00Z">
                   <w:rPr>
                     <w:spacing w:val="-4"/>
                     <w:sz w:val="24"/>
@@ -22372,7 +22962,7 @@
                 <w:strike/>
                 <w:spacing w:val="-2"/>
                 <w:sz w:val="24"/>
-                <w:rPrChange w:id="328" w:author="Anthony Cossio" w:date="2025-04-02T09:28:00Z">
+                <w:rPrChange w:id="381" w:author="Anthony Cossio" w:date="2025-04-02T09:28:00Z">
                   <w:rPr>
                     <w:spacing w:val="-2"/>
                     <w:sz w:val="24"/>
@@ -22390,7 +22980,7 @@
               <w:rPr>
                 <w:strike/>
                 <w:sz w:val="24"/>
-                <w:rPrChange w:id="329" w:author="Anthony Cossio" w:date="2025-04-02T09:28:00Z">
+                <w:rPrChange w:id="382" w:author="Anthony Cossio" w:date="2025-04-02T09:28:00Z">
                   <w:rPr>
                     <w:sz w:val="24"/>
                   </w:rPr>
@@ -22402,7 +22992,7 @@
                 <w:strike/>
                 <w:spacing w:val="-2"/>
                 <w:sz w:val="24"/>
-                <w:rPrChange w:id="330" w:author="Anthony Cossio" w:date="2025-04-02T09:28:00Z">
+                <w:rPrChange w:id="383" w:author="Anthony Cossio" w:date="2025-04-02T09:28:00Z">
                   <w:rPr>
                     <w:spacing w:val="-2"/>
                     <w:sz w:val="24"/>
@@ -22426,7 +23016,7 @@
               <w:rPr>
                 <w:strike/>
                 <w:sz w:val="24"/>
-                <w:rPrChange w:id="331" w:author="Anthony Cossio" w:date="2025-04-02T09:28:00Z">
+                <w:rPrChange w:id="384" w:author="Anthony Cossio" w:date="2025-04-02T09:28:00Z">
                   <w:rPr>
                     <w:sz w:val="24"/>
                   </w:rPr>
@@ -22437,7 +23027,7 @@
               <w:rPr>
                 <w:strike/>
                 <w:sz w:val="24"/>
-                <w:rPrChange w:id="332" w:author="Anthony Cossio" w:date="2025-04-02T09:28:00Z">
+                <w:rPrChange w:id="385" w:author="Anthony Cossio" w:date="2025-04-02T09:28:00Z">
                   <w:rPr>
                     <w:sz w:val="24"/>
                   </w:rPr>
@@ -22450,7 +23040,7 @@
                 <w:strike/>
                 <w:spacing w:val="-15"/>
                 <w:sz w:val="24"/>
-                <w:rPrChange w:id="333" w:author="Anthony Cossio" w:date="2025-04-02T09:28:00Z">
+                <w:rPrChange w:id="386" w:author="Anthony Cossio" w:date="2025-04-02T09:28:00Z">
                   <w:rPr>
                     <w:spacing w:val="-15"/>
                     <w:sz w:val="24"/>
@@ -22463,7 +23053,7 @@
               <w:rPr>
                 <w:strike/>
                 <w:sz w:val="24"/>
-                <w:rPrChange w:id="334" w:author="Anthony Cossio" w:date="2025-04-02T09:28:00Z">
+                <w:rPrChange w:id="387" w:author="Anthony Cossio" w:date="2025-04-02T09:28:00Z">
                   <w:rPr>
                     <w:sz w:val="24"/>
                   </w:rPr>
@@ -22476,7 +23066,7 @@
                 <w:strike/>
                 <w:spacing w:val="-4"/>
                 <w:sz w:val="24"/>
-                <w:rPrChange w:id="335" w:author="Anthony Cossio" w:date="2025-04-02T09:28:00Z">
+                <w:rPrChange w:id="388" w:author="Anthony Cossio" w:date="2025-04-02T09:28:00Z">
                   <w:rPr>
                     <w:spacing w:val="-4"/>
                     <w:sz w:val="24"/>
@@ -22500,7 +23090,7 @@
               <w:rPr>
                 <w:strike/>
                 <w:sz w:val="24"/>
-                <w:rPrChange w:id="336" w:author="Anthony Cossio" w:date="2025-04-02T09:28:00Z">
+                <w:rPrChange w:id="389" w:author="Anthony Cossio" w:date="2025-04-02T09:28:00Z">
                   <w:rPr>
                     <w:sz w:val="24"/>
                   </w:rPr>
@@ -22511,7 +23101,7 @@
               <w:rPr>
                 <w:strike/>
                 <w:sz w:val="24"/>
-                <w:rPrChange w:id="337" w:author="Anthony Cossio" w:date="2025-04-02T09:28:00Z">
+                <w:rPrChange w:id="390" w:author="Anthony Cossio" w:date="2025-04-02T09:28:00Z">
                   <w:rPr>
                     <w:sz w:val="24"/>
                   </w:rPr>
@@ -22524,7 +23114,7 @@
                 <w:strike/>
                 <w:spacing w:val="-2"/>
                 <w:sz w:val="24"/>
-                <w:rPrChange w:id="338" w:author="Anthony Cossio" w:date="2025-04-02T09:28:00Z">
+                <w:rPrChange w:id="391" w:author="Anthony Cossio" w:date="2025-04-02T09:28:00Z">
                   <w:rPr>
                     <w:spacing w:val="-2"/>
                     <w:sz w:val="24"/>
@@ -22546,7 +23136,7 @@
               <w:rPr>
                 <w:strike/>
                 <w:sz w:val="24"/>
-                <w:rPrChange w:id="339" w:author="Anthony Cossio" w:date="2025-04-02T09:28:00Z">
+                <w:rPrChange w:id="392" w:author="Anthony Cossio" w:date="2025-04-02T09:28:00Z">
                   <w:rPr>
                     <w:sz w:val="24"/>
                   </w:rPr>
@@ -22558,7 +23148,7 @@
                 <w:strike/>
                 <w:spacing w:val="-5"/>
                 <w:sz w:val="24"/>
-                <w:rPrChange w:id="340" w:author="Anthony Cossio" w:date="2025-04-02T09:28:00Z">
+                <w:rPrChange w:id="393" w:author="Anthony Cossio" w:date="2025-04-02T09:28:00Z">
                   <w:rPr>
                     <w:spacing w:val="-5"/>
                     <w:sz w:val="24"/>
@@ -22576,7 +23166,7 @@
               <w:rPr>
                 <w:strike/>
                 <w:sz w:val="24"/>
-                <w:rPrChange w:id="341" w:author="Anthony Cossio" w:date="2025-04-02T09:28:00Z">
+                <w:rPrChange w:id="394" w:author="Anthony Cossio" w:date="2025-04-02T09:28:00Z">
                   <w:rPr>
                     <w:sz w:val="24"/>
                   </w:rPr>
@@ -22588,7 +23178,7 @@
                 <w:strike/>
                 <w:spacing w:val="-4"/>
                 <w:sz w:val="24"/>
-                <w:rPrChange w:id="342" w:author="Anthony Cossio" w:date="2025-04-02T09:28:00Z">
+                <w:rPrChange w:id="395" w:author="Anthony Cossio" w:date="2025-04-02T09:28:00Z">
                   <w:rPr>
                     <w:spacing w:val="-4"/>
                     <w:sz w:val="24"/>
@@ -22602,7 +23192,7 @@
                 <w:strike/>
                 <w:spacing w:val="-2"/>
                 <w:sz w:val="24"/>
-                <w:rPrChange w:id="343" w:author="Anthony Cossio" w:date="2025-04-02T09:28:00Z">
+                <w:rPrChange w:id="396" w:author="Anthony Cossio" w:date="2025-04-02T09:28:00Z">
                   <w:rPr>
                     <w:spacing w:val="-2"/>
                     <w:sz w:val="24"/>
@@ -22620,7 +23210,7 @@
               <w:rPr>
                 <w:strike/>
                 <w:sz w:val="24"/>
-                <w:rPrChange w:id="344" w:author="Anthony Cossio" w:date="2025-04-02T09:28:00Z">
+                <w:rPrChange w:id="397" w:author="Anthony Cossio" w:date="2025-04-02T09:28:00Z">
                   <w:rPr>
                     <w:sz w:val="24"/>
                   </w:rPr>
@@ -22632,7 +23222,7 @@
                 <w:strike/>
                 <w:spacing w:val="-2"/>
                 <w:sz w:val="24"/>
-                <w:rPrChange w:id="345" w:author="Anthony Cossio" w:date="2025-04-02T09:28:00Z">
+                <w:rPrChange w:id="398" w:author="Anthony Cossio" w:date="2025-04-02T09:28:00Z">
                   <w:rPr>
                     <w:spacing w:val="-2"/>
                     <w:sz w:val="24"/>
@@ -22656,7 +23246,7 @@
               <w:rPr>
                 <w:strike/>
                 <w:sz w:val="24"/>
-                <w:rPrChange w:id="346" w:author="Anthony Cossio" w:date="2025-04-02T09:28:00Z">
+                <w:rPrChange w:id="399" w:author="Anthony Cossio" w:date="2025-04-02T09:28:00Z">
                   <w:rPr>
                     <w:sz w:val="24"/>
                   </w:rPr>
@@ -22667,7 +23257,7 @@
               <w:rPr>
                 <w:strike/>
                 <w:sz w:val="24"/>
-                <w:rPrChange w:id="347" w:author="Anthony Cossio" w:date="2025-04-02T09:28:00Z">
+                <w:rPrChange w:id="400" w:author="Anthony Cossio" w:date="2025-04-02T09:28:00Z">
                   <w:rPr>
                     <w:sz w:val="24"/>
                   </w:rPr>
@@ -22680,7 +23270,7 @@
                 <w:strike/>
                 <w:spacing w:val="-15"/>
                 <w:sz w:val="24"/>
-                <w:rPrChange w:id="348" w:author="Anthony Cossio" w:date="2025-04-02T09:28:00Z">
+                <w:rPrChange w:id="401" w:author="Anthony Cossio" w:date="2025-04-02T09:28:00Z">
                   <w:rPr>
                     <w:spacing w:val="-15"/>
                     <w:sz w:val="24"/>
@@ -22693,7 +23283,7 @@
               <w:rPr>
                 <w:strike/>
                 <w:sz w:val="24"/>
-                <w:rPrChange w:id="349" w:author="Anthony Cossio" w:date="2025-04-02T09:28:00Z">
+                <w:rPrChange w:id="402" w:author="Anthony Cossio" w:date="2025-04-02T09:28:00Z">
                   <w:rPr>
                     <w:sz w:val="24"/>
                   </w:rPr>
@@ -22706,7 +23296,7 @@
                 <w:strike/>
                 <w:spacing w:val="-4"/>
                 <w:sz w:val="24"/>
-                <w:rPrChange w:id="350" w:author="Anthony Cossio" w:date="2025-04-02T09:28:00Z">
+                <w:rPrChange w:id="403" w:author="Anthony Cossio" w:date="2025-04-02T09:28:00Z">
                   <w:rPr>
                     <w:spacing w:val="-4"/>
                     <w:sz w:val="24"/>
@@ -22730,7 +23320,7 @@
               <w:rPr>
                 <w:strike/>
                 <w:sz w:val="24"/>
-                <w:rPrChange w:id="351" w:author="Anthony Cossio" w:date="2025-04-02T09:28:00Z">
+                <w:rPrChange w:id="404" w:author="Anthony Cossio" w:date="2025-04-02T09:28:00Z">
                   <w:rPr>
                     <w:sz w:val="24"/>
                   </w:rPr>
@@ -22741,7 +23331,7 @@
               <w:rPr>
                 <w:strike/>
                 <w:sz w:val="24"/>
-                <w:rPrChange w:id="352" w:author="Anthony Cossio" w:date="2025-04-02T09:28:00Z">
+                <w:rPrChange w:id="405" w:author="Anthony Cossio" w:date="2025-04-02T09:28:00Z">
                   <w:rPr>
                     <w:sz w:val="24"/>
                   </w:rPr>
@@ -22754,7 +23344,7 @@
                 <w:strike/>
                 <w:spacing w:val="-15"/>
                 <w:sz w:val="24"/>
-                <w:rPrChange w:id="353" w:author="Anthony Cossio" w:date="2025-04-02T09:28:00Z">
+                <w:rPrChange w:id="406" w:author="Anthony Cossio" w:date="2025-04-02T09:28:00Z">
                   <w:rPr>
                     <w:spacing w:val="-15"/>
                     <w:sz w:val="24"/>
@@ -22767,7 +23357,7 @@
               <w:rPr>
                 <w:strike/>
                 <w:sz w:val="24"/>
-                <w:rPrChange w:id="354" w:author="Anthony Cossio" w:date="2025-04-02T09:28:00Z">
+                <w:rPrChange w:id="407" w:author="Anthony Cossio" w:date="2025-04-02T09:28:00Z">
                   <w:rPr>
                     <w:sz w:val="24"/>
                   </w:rPr>
@@ -22780,7 +23370,7 @@
                 <w:strike/>
                 <w:spacing w:val="-2"/>
                 <w:sz w:val="24"/>
-                <w:rPrChange w:id="355" w:author="Anthony Cossio" w:date="2025-04-02T09:28:00Z">
+                <w:rPrChange w:id="408" w:author="Anthony Cossio" w:date="2025-04-02T09:28:00Z">
                   <w:rPr>
                     <w:spacing w:val="-2"/>
                     <w:sz w:val="24"/>
@@ -22803,7 +23393,7 @@
               <w:rPr>
                 <w:strike/>
                 <w:sz w:val="24"/>
-                <w:rPrChange w:id="356" w:author="Anthony Cossio" w:date="2025-04-02T09:28:00Z">
+                <w:rPrChange w:id="409" w:author="Anthony Cossio" w:date="2025-04-02T09:28:00Z">
                   <w:rPr>
                     <w:sz w:val="24"/>
                   </w:rPr>
@@ -22815,7 +23405,7 @@
                 <w:strike/>
                 <w:spacing w:val="-2"/>
                 <w:sz w:val="24"/>
-                <w:rPrChange w:id="357" w:author="Anthony Cossio" w:date="2025-04-02T09:28:00Z">
+                <w:rPrChange w:id="410" w:author="Anthony Cossio" w:date="2025-04-02T09:28:00Z">
                   <w:rPr>
                     <w:spacing w:val="-2"/>
                     <w:sz w:val="24"/>
@@ -22829,7 +23419,7 @@
                 <w:strike/>
                 <w:spacing w:val="-4"/>
                 <w:sz w:val="24"/>
-                <w:rPrChange w:id="358" w:author="Anthony Cossio" w:date="2025-04-02T09:28:00Z">
+                <w:rPrChange w:id="411" w:author="Anthony Cossio" w:date="2025-04-02T09:28:00Z">
                   <w:rPr>
                     <w:spacing w:val="-4"/>
                     <w:sz w:val="24"/>
@@ -22857,7 +23447,7 @@
               <w:rPr>
                 <w:strike/>
                 <w:sz w:val="24"/>
-                <w:rPrChange w:id="359" w:author="Anthony Cossio" w:date="2025-04-02T09:28:00Z">
+                <w:rPrChange w:id="412" w:author="Anthony Cossio" w:date="2025-04-02T09:28:00Z">
                   <w:rPr>
                     <w:sz w:val="24"/>
                   </w:rPr>
@@ -22869,7 +23459,7 @@
                 <w:strike/>
                 <w:spacing w:val="-2"/>
                 <w:sz w:val="24"/>
-                <w:rPrChange w:id="360" w:author="Anthony Cossio" w:date="2025-04-02T09:28:00Z">
+                <w:rPrChange w:id="413" w:author="Anthony Cossio" w:date="2025-04-02T09:28:00Z">
                   <w:rPr>
                     <w:spacing w:val="-2"/>
                     <w:sz w:val="24"/>
@@ -22892,7 +23482,7 @@
               <w:rPr>
                 <w:strike/>
                 <w:sz w:val="24"/>
-                <w:rPrChange w:id="361" w:author="Anthony Cossio" w:date="2025-04-02T09:28:00Z">
+                <w:rPrChange w:id="414" w:author="Anthony Cossio" w:date="2025-04-02T09:28:00Z">
                   <w:rPr>
                     <w:sz w:val="24"/>
                   </w:rPr>
@@ -22904,7 +23494,7 @@
                 <w:strike/>
                 <w:spacing w:val="-2"/>
                 <w:sz w:val="24"/>
-                <w:rPrChange w:id="362" w:author="Anthony Cossio" w:date="2025-04-02T09:28:00Z">
+                <w:rPrChange w:id="415" w:author="Anthony Cossio" w:date="2025-04-02T09:28:00Z">
                   <w:rPr>
                     <w:spacing w:val="-2"/>
                     <w:sz w:val="24"/>
@@ -22927,7 +23517,7 @@
               <w:rPr>
                 <w:strike/>
                 <w:sz w:val="24"/>
-                <w:rPrChange w:id="363" w:author="Anthony Cossio" w:date="2025-04-02T09:28:00Z">
+                <w:rPrChange w:id="416" w:author="Anthony Cossio" w:date="2025-04-02T09:28:00Z">
                   <w:rPr>
                     <w:sz w:val="24"/>
                   </w:rPr>
@@ -22939,7 +23529,7 @@
                 <w:strike/>
                 <w:spacing w:val="-2"/>
                 <w:sz w:val="24"/>
-                <w:rPrChange w:id="364" w:author="Anthony Cossio" w:date="2025-04-02T09:28:00Z">
+                <w:rPrChange w:id="417" w:author="Anthony Cossio" w:date="2025-04-02T09:28:00Z">
                   <w:rPr>
                     <w:spacing w:val="-2"/>
                     <w:sz w:val="24"/>
@@ -22962,7 +23552,7 @@
               <w:rPr>
                 <w:strike/>
                 <w:sz w:val="24"/>
-                <w:rPrChange w:id="365" w:author="Anthony Cossio" w:date="2025-04-02T09:28:00Z">
+                <w:rPrChange w:id="418" w:author="Anthony Cossio" w:date="2025-04-02T09:28:00Z">
                   <w:rPr>
                     <w:sz w:val="24"/>
                   </w:rPr>
@@ -22974,7 +23564,7 @@
                 <w:strike/>
                 <w:spacing w:val="-2"/>
                 <w:sz w:val="24"/>
-                <w:rPrChange w:id="366" w:author="Anthony Cossio" w:date="2025-04-02T09:28:00Z">
+                <w:rPrChange w:id="419" w:author="Anthony Cossio" w:date="2025-04-02T09:28:00Z">
                   <w:rPr>
                     <w:spacing w:val="-2"/>
                     <w:sz w:val="24"/>
@@ -22997,7 +23587,7 @@
               <w:rPr>
                 <w:strike/>
                 <w:sz w:val="24"/>
-                <w:rPrChange w:id="367" w:author="Anthony Cossio" w:date="2025-04-02T09:28:00Z">
+                <w:rPrChange w:id="420" w:author="Anthony Cossio" w:date="2025-04-02T09:28:00Z">
                   <w:rPr>
                     <w:sz w:val="24"/>
                   </w:rPr>
@@ -23009,7 +23599,7 @@
                 <w:strike/>
                 <w:spacing w:val="-2"/>
                 <w:sz w:val="24"/>
-                <w:rPrChange w:id="368" w:author="Anthony Cossio" w:date="2025-04-02T09:28:00Z">
+                <w:rPrChange w:id="421" w:author="Anthony Cossio" w:date="2025-04-02T09:28:00Z">
                   <w:rPr>
                     <w:spacing w:val="-2"/>
                     <w:sz w:val="24"/>
@@ -23032,7 +23622,7 @@
               <w:rPr>
                 <w:strike/>
                 <w:sz w:val="24"/>
-                <w:rPrChange w:id="369" w:author="Anthony Cossio" w:date="2025-04-02T09:28:00Z">
+                <w:rPrChange w:id="422" w:author="Anthony Cossio" w:date="2025-04-02T09:28:00Z">
                   <w:rPr>
                     <w:sz w:val="24"/>
                   </w:rPr>
@@ -23044,7 +23634,7 @@
                 <w:strike/>
                 <w:spacing w:val="-2"/>
                 <w:sz w:val="24"/>
-                <w:rPrChange w:id="370" w:author="Anthony Cossio" w:date="2025-04-02T09:28:00Z">
+                <w:rPrChange w:id="423" w:author="Anthony Cossio" w:date="2025-04-02T09:28:00Z">
                   <w:rPr>
                     <w:spacing w:val="-2"/>
                     <w:sz w:val="24"/>
@@ -23067,7 +23657,7 @@
               <w:rPr>
                 <w:strike/>
                 <w:sz w:val="24"/>
-                <w:rPrChange w:id="371" w:author="Anthony Cossio" w:date="2025-04-02T09:28:00Z">
+                <w:rPrChange w:id="424" w:author="Anthony Cossio" w:date="2025-04-02T09:28:00Z">
                   <w:rPr>
                     <w:sz w:val="24"/>
                   </w:rPr>
@@ -23079,7 +23669,7 @@
                 <w:strike/>
                 <w:spacing w:val="-2"/>
                 <w:sz w:val="24"/>
-                <w:rPrChange w:id="372" w:author="Anthony Cossio" w:date="2025-04-02T09:28:00Z">
+                <w:rPrChange w:id="425" w:author="Anthony Cossio" w:date="2025-04-02T09:28:00Z">
                   <w:rPr>
                     <w:spacing w:val="-2"/>
                     <w:sz w:val="24"/>
@@ -23102,7 +23692,7 @@
               <w:rPr>
                 <w:strike/>
                 <w:sz w:val="24"/>
-                <w:rPrChange w:id="373" w:author="Anthony Cossio" w:date="2025-04-02T09:28:00Z">
+                <w:rPrChange w:id="426" w:author="Anthony Cossio" w:date="2025-04-02T09:28:00Z">
                   <w:rPr>
                     <w:sz w:val="24"/>
                   </w:rPr>
@@ -23114,7 +23704,7 @@
                 <w:strike/>
                 <w:spacing w:val="-5"/>
                 <w:sz w:val="24"/>
-                <w:rPrChange w:id="374" w:author="Anthony Cossio" w:date="2025-04-02T09:28:00Z">
+                <w:rPrChange w:id="427" w:author="Anthony Cossio" w:date="2025-04-02T09:28:00Z">
                   <w:rPr>
                     <w:spacing w:val="-5"/>
                     <w:sz w:val="24"/>
@@ -23142,7 +23732,7 @@
               <w:rPr>
                 <w:strike/>
                 <w:sz w:val="24"/>
-                <w:rPrChange w:id="375" w:author="Anthony Cossio" w:date="2025-04-02T09:28:00Z">
+                <w:rPrChange w:id="428" w:author="Anthony Cossio" w:date="2025-04-02T09:28:00Z">
                   <w:rPr>
                     <w:sz w:val="24"/>
                   </w:rPr>
@@ -23154,7 +23744,7 @@
                 <w:strike/>
                 <w:spacing w:val="-2"/>
                 <w:sz w:val="24"/>
-                <w:rPrChange w:id="376" w:author="Anthony Cossio" w:date="2025-04-02T09:28:00Z">
+                <w:rPrChange w:id="429" w:author="Anthony Cossio" w:date="2025-04-02T09:28:00Z">
                   <w:rPr>
                     <w:spacing w:val="-2"/>
                     <w:sz w:val="24"/>
@@ -23177,7 +23767,7 @@
               <w:rPr>
                 <w:strike/>
                 <w:sz w:val="24"/>
-                <w:rPrChange w:id="377" w:author="Anthony Cossio" w:date="2025-04-02T09:28:00Z">
+                <w:rPrChange w:id="430" w:author="Anthony Cossio" w:date="2025-04-02T09:28:00Z">
                   <w:rPr>
                     <w:sz w:val="24"/>
                   </w:rPr>
@@ -23189,7 +23779,7 @@
                 <w:strike/>
                 <w:spacing w:val="-2"/>
                 <w:sz w:val="24"/>
-                <w:rPrChange w:id="378" w:author="Anthony Cossio" w:date="2025-04-02T09:28:00Z">
+                <w:rPrChange w:id="431" w:author="Anthony Cossio" w:date="2025-04-02T09:28:00Z">
                   <w:rPr>
                     <w:spacing w:val="-2"/>
                     <w:sz w:val="24"/>
@@ -23212,7 +23802,7 @@
               <w:rPr>
                 <w:strike/>
                 <w:sz w:val="24"/>
-                <w:rPrChange w:id="379" w:author="Anthony Cossio" w:date="2025-04-02T09:28:00Z">
+                <w:rPrChange w:id="432" w:author="Anthony Cossio" w:date="2025-04-02T09:28:00Z">
                   <w:rPr>
                     <w:sz w:val="24"/>
                   </w:rPr>
@@ -23224,7 +23814,7 @@
                 <w:strike/>
                 <w:spacing w:val="-2"/>
                 <w:sz w:val="24"/>
-                <w:rPrChange w:id="380" w:author="Anthony Cossio" w:date="2025-04-02T09:28:00Z">
+                <w:rPrChange w:id="433" w:author="Anthony Cossio" w:date="2025-04-02T09:28:00Z">
                   <w:rPr>
                     <w:spacing w:val="-2"/>
                     <w:sz w:val="24"/>
@@ -23247,7 +23837,7 @@
               <w:rPr>
                 <w:strike/>
                 <w:sz w:val="24"/>
-                <w:rPrChange w:id="381" w:author="Anthony Cossio" w:date="2025-04-02T09:28:00Z">
+                <w:rPrChange w:id="434" w:author="Anthony Cossio" w:date="2025-04-02T09:28:00Z">
                   <w:rPr>
                     <w:sz w:val="24"/>
                   </w:rPr>
@@ -23259,7 +23849,7 @@
                 <w:strike/>
                 <w:spacing w:val="-2"/>
                 <w:sz w:val="24"/>
-                <w:rPrChange w:id="382" w:author="Anthony Cossio" w:date="2025-04-02T09:28:00Z">
+                <w:rPrChange w:id="435" w:author="Anthony Cossio" w:date="2025-04-02T09:28:00Z">
                   <w:rPr>
                     <w:spacing w:val="-2"/>
                     <w:sz w:val="24"/>
@@ -23282,7 +23872,7 @@
               <w:rPr>
                 <w:strike/>
                 <w:sz w:val="24"/>
-                <w:rPrChange w:id="383" w:author="Anthony Cossio" w:date="2025-04-02T09:28:00Z">
+                <w:rPrChange w:id="436" w:author="Anthony Cossio" w:date="2025-04-02T09:28:00Z">
                   <w:rPr>
                     <w:sz w:val="24"/>
                   </w:rPr>
@@ -23294,7 +23884,7 @@
                 <w:strike/>
                 <w:spacing w:val="-2"/>
                 <w:sz w:val="24"/>
-                <w:rPrChange w:id="384" w:author="Anthony Cossio" w:date="2025-04-02T09:28:00Z">
+                <w:rPrChange w:id="437" w:author="Anthony Cossio" w:date="2025-04-02T09:28:00Z">
                   <w:rPr>
                     <w:spacing w:val="-2"/>
                     <w:sz w:val="24"/>
@@ -23317,7 +23907,7 @@
               <w:rPr>
                 <w:strike/>
                 <w:sz w:val="24"/>
-                <w:rPrChange w:id="385" w:author="Anthony Cossio" w:date="2025-04-02T09:28:00Z">
+                <w:rPrChange w:id="438" w:author="Anthony Cossio" w:date="2025-04-02T09:28:00Z">
                   <w:rPr>
                     <w:sz w:val="24"/>
                   </w:rPr>
@@ -23329,7 +23919,7 @@
                 <w:strike/>
                 <w:spacing w:val="-2"/>
                 <w:sz w:val="24"/>
-                <w:rPrChange w:id="386" w:author="Anthony Cossio" w:date="2025-04-02T09:28:00Z">
+                <w:rPrChange w:id="439" w:author="Anthony Cossio" w:date="2025-04-02T09:28:00Z">
                   <w:rPr>
                     <w:spacing w:val="-2"/>
                     <w:sz w:val="24"/>
@@ -23352,7 +23942,7 @@
               <w:rPr>
                 <w:strike/>
                 <w:sz w:val="24"/>
-                <w:rPrChange w:id="387" w:author="Anthony Cossio" w:date="2025-04-02T09:28:00Z">
+                <w:rPrChange w:id="440" w:author="Anthony Cossio" w:date="2025-04-02T09:28:00Z">
                   <w:rPr>
                     <w:sz w:val="24"/>
                   </w:rPr>
@@ -23364,7 +23954,7 @@
                 <w:strike/>
                 <w:spacing w:val="-2"/>
                 <w:sz w:val="24"/>
-                <w:rPrChange w:id="388" w:author="Anthony Cossio" w:date="2025-04-02T09:28:00Z">
+                <w:rPrChange w:id="441" w:author="Anthony Cossio" w:date="2025-04-02T09:28:00Z">
                   <w:rPr>
                     <w:spacing w:val="-2"/>
                     <w:sz w:val="24"/>
@@ -23387,7 +23977,7 @@
               <w:rPr>
                 <w:strike/>
                 <w:sz w:val="24"/>
-                <w:rPrChange w:id="389" w:author="Anthony Cossio" w:date="2025-04-02T09:28:00Z">
+                <w:rPrChange w:id="442" w:author="Anthony Cossio" w:date="2025-04-02T09:28:00Z">
                   <w:rPr>
                     <w:sz w:val="24"/>
                   </w:rPr>
@@ -23399,7 +23989,7 @@
                 <w:strike/>
                 <w:spacing w:val="-5"/>
                 <w:sz w:val="24"/>
-                <w:rPrChange w:id="390" w:author="Anthony Cossio" w:date="2025-04-02T09:28:00Z">
+                <w:rPrChange w:id="443" w:author="Anthony Cossio" w:date="2025-04-02T09:28:00Z">
                   <w:rPr>
                     <w:spacing w:val="-5"/>
                     <w:sz w:val="24"/>
@@ -23415,12 +24005,12 @@
     <w:p>
       <w:pPr>
         <w:rPr>
-          <w:ins w:id="391" w:author="Anthony Cossio" w:date="2025-04-02T09:29:00Z"/>
+          <w:ins w:id="444" w:author="Anthony Cossio" w:date="2025-04-02T09:29:00Z"/>
           <w:sz w:val="24"/>
           <w:szCs w:val="24"/>
         </w:rPr>
       </w:pPr>
-      <w:ins w:id="392" w:author="Anthony Cossio" w:date="2025-04-02T09:29:00Z">
+      <w:ins w:id="445" w:author="Anthony Cossio" w:date="2025-04-02T09:29:00Z">
         <w:r>
           <w:rPr>
             <w:sz w:val="24"/>
@@ -23433,7 +24023,7 @@
     <w:p>
       <w:pPr>
         <w:rPr>
-          <w:ins w:id="393" w:author="Anthony Cossio" w:date="2025-04-02T09:29:00Z"/>
+          <w:ins w:id="446" w:author="Anthony Cossio" w:date="2025-04-02T09:29:00Z"/>
           <w:rFonts w:cstheme="minorHAnsi"/>
           <w:sz w:val="24"/>
           <w:szCs w:val="24"/>
@@ -23460,7 +24050,7 @@
       <w:tr>
         <w:trPr>
           <w:jc w:val="center"/>
-          <w:ins w:id="394" w:author="Anthony Cossio" w:date="2025-04-02T09:29:00Z"/>
+          <w:ins w:id="447" w:author="Anthony Cossio" w:date="2025-04-02T09:29:00Z"/>
         </w:trPr>
         <w:tc>
           <w:tcPr>
@@ -23469,12 +24059,12 @@
           <w:p>
             <w:pPr>
               <w:rPr>
-                <w:ins w:id="395" w:author="Anthony Cossio" w:date="2025-04-02T09:29:00Z"/>
+                <w:ins w:id="448" w:author="Anthony Cossio" w:date="2025-04-02T09:29:00Z"/>
                 <w:sz w:val="24"/>
                 <w:szCs w:val="24"/>
               </w:rPr>
             </w:pPr>
-            <w:ins w:id="396" w:author="Anthony Cossio" w:date="2025-05-22T15:36:00Z">
+            <w:ins w:id="449" w:author="Anthony Cossio" w:date="2025-05-22T15:36:00Z">
               <w:r>
                 <w:rPr>
                   <w:sz w:val="24"/>
@@ -23493,12 +24083,12 @@
             <w:pPr>
               <w:jc w:val="center"/>
               <w:rPr>
-                <w:ins w:id="397" w:author="Anthony Cossio" w:date="2025-05-22T15:36:00Z"/>
+                <w:ins w:id="450" w:author="Anthony Cossio" w:date="2025-05-22T15:36:00Z"/>
                 <w:sz w:val="24"/>
                 <w:szCs w:val="24"/>
               </w:rPr>
             </w:pPr>
-            <w:ins w:id="398" w:author="Anthony Cossio" w:date="2025-05-22T15:36:00Z">
+            <w:ins w:id="451" w:author="Anthony Cossio" w:date="2025-05-22T15:36:00Z">
               <w:r>
                 <w:rPr>
                   <w:sz w:val="24"/>
@@ -23512,12 +24102,12 @@
             <w:pPr>
               <w:jc w:val="center"/>
               <w:rPr>
-                <w:ins w:id="399" w:author="Anthony Cossio" w:date="2025-04-02T09:29:00Z"/>
+                <w:ins w:id="452" w:author="Anthony Cossio" w:date="2025-04-02T09:29:00Z"/>
                 <w:sz w:val="24"/>
                 <w:szCs w:val="24"/>
               </w:rPr>
             </w:pPr>
-            <w:ins w:id="400" w:author="Anthony Cossio" w:date="2025-05-22T15:36:00Z">
+            <w:ins w:id="453" w:author="Anthony Cossio" w:date="2025-05-22T15:36:00Z">
               <w:r>
                 <w:rPr>
                   <w:sz w:val="24"/>
@@ -23536,12 +24126,12 @@
             <w:pPr>
               <w:jc w:val="center"/>
               <w:rPr>
-                <w:ins w:id="401" w:author="Anthony Cossio" w:date="2025-04-02T09:29:00Z"/>
+                <w:ins w:id="454" w:author="Anthony Cossio" w:date="2025-04-02T09:29:00Z"/>
                 <w:sz w:val="24"/>
                 <w:szCs w:val="24"/>
               </w:rPr>
             </w:pPr>
-            <w:ins w:id="402" w:author="Anthony Cossio" w:date="2025-05-22T15:36:00Z">
+            <w:ins w:id="455" w:author="Anthony Cossio" w:date="2025-05-22T15:36:00Z">
               <w:r>
                 <w:rPr>
                   <w:sz w:val="24"/>
@@ -23560,12 +24150,12 @@
             <w:pPr>
               <w:jc w:val="center"/>
               <w:rPr>
-                <w:ins w:id="403" w:author="Anthony Cossio" w:date="2025-05-22T15:36:00Z"/>
+                <w:ins w:id="456" w:author="Anthony Cossio" w:date="2025-05-22T15:36:00Z"/>
                 <w:sz w:val="24"/>
                 <w:szCs w:val="24"/>
               </w:rPr>
             </w:pPr>
-            <w:ins w:id="404" w:author="Anthony Cossio" w:date="2025-05-22T15:36:00Z">
+            <w:ins w:id="457" w:author="Anthony Cossio" w:date="2025-05-22T15:36:00Z">
               <w:r>
                 <w:rPr>
                   <w:sz w:val="24"/>
@@ -23579,12 +24169,12 @@
             <w:pPr>
               <w:jc w:val="center"/>
               <w:rPr>
-                <w:ins w:id="405" w:author="Anthony Cossio" w:date="2025-04-02T09:29:00Z"/>
+                <w:ins w:id="458" w:author="Anthony Cossio" w:date="2025-04-02T09:29:00Z"/>
                 <w:sz w:val="24"/>
                 <w:szCs w:val="24"/>
               </w:rPr>
             </w:pPr>
-            <w:ins w:id="406" w:author="Anthony Cossio" w:date="2025-05-22T15:36:00Z">
+            <w:ins w:id="459" w:author="Anthony Cossio" w:date="2025-05-22T15:36:00Z">
               <w:r>
                 <w:rPr>
                   <w:sz w:val="24"/>
@@ -23603,12 +24193,12 @@
             <w:pPr>
               <w:jc w:val="center"/>
               <w:rPr>
-                <w:ins w:id="407" w:author="Anthony Cossio" w:date="2025-05-22T15:36:00Z"/>
+                <w:ins w:id="460" w:author="Anthony Cossio" w:date="2025-05-22T15:36:00Z"/>
                 <w:sz w:val="24"/>
                 <w:szCs w:val="24"/>
               </w:rPr>
             </w:pPr>
-            <w:ins w:id="408" w:author="Anthony Cossio" w:date="2025-05-22T15:36:00Z">
+            <w:ins w:id="461" w:author="Anthony Cossio" w:date="2025-05-22T15:36:00Z">
               <w:r>
                 <w:rPr>
                   <w:sz w:val="24"/>
@@ -23622,12 +24212,12 @@
             <w:pPr>
               <w:jc w:val="center"/>
               <w:rPr>
-                <w:ins w:id="409" w:author="Anthony Cossio" w:date="2025-04-02T09:29:00Z"/>
+                <w:ins w:id="462" w:author="Anthony Cossio" w:date="2025-04-02T09:29:00Z"/>
                 <w:sz w:val="24"/>
                 <w:szCs w:val="24"/>
               </w:rPr>
             </w:pPr>
-            <w:ins w:id="410" w:author="Anthony Cossio" w:date="2025-05-22T15:36:00Z">
+            <w:ins w:id="463" w:author="Anthony Cossio" w:date="2025-05-22T15:36:00Z">
               <w:r>
                 <w:rPr>
                   <w:sz w:val="24"/>
@@ -23646,12 +24236,12 @@
             <w:pPr>
               <w:jc w:val="center"/>
               <w:rPr>
-                <w:ins w:id="411" w:author="Anthony Cossio" w:date="2025-04-02T09:29:00Z"/>
+                <w:ins w:id="464" w:author="Anthony Cossio" w:date="2025-04-02T09:29:00Z"/>
                 <w:sz w:val="24"/>
                 <w:szCs w:val="24"/>
               </w:rPr>
             </w:pPr>
-            <w:ins w:id="412" w:author="Anthony Cossio" w:date="2025-05-22T15:36:00Z">
+            <w:ins w:id="465" w:author="Anthony Cossio" w:date="2025-05-22T15:36:00Z">
               <w:r>
                 <w:rPr>
                   <w:sz w:val="24"/>
@@ -23670,12 +24260,12 @@
             <w:pPr>
               <w:jc w:val="center"/>
               <w:rPr>
-                <w:ins w:id="413" w:author="Anthony Cossio" w:date="2025-05-22T15:36:00Z"/>
+                <w:ins w:id="466" w:author="Anthony Cossio" w:date="2025-05-22T15:36:00Z"/>
                 <w:sz w:val="24"/>
                 <w:szCs w:val="24"/>
               </w:rPr>
             </w:pPr>
-            <w:ins w:id="414" w:author="Anthony Cossio" w:date="2025-05-22T15:36:00Z">
+            <w:ins w:id="467" w:author="Anthony Cossio" w:date="2025-05-22T15:36:00Z">
               <w:r>
                 <w:rPr>
                   <w:sz w:val="24"/>
@@ -23689,12 +24279,12 @@
             <w:pPr>
               <w:jc w:val="center"/>
               <w:rPr>
-                <w:ins w:id="415" w:author="Anthony Cossio" w:date="2025-04-02T09:29:00Z"/>
+                <w:ins w:id="468" w:author="Anthony Cossio" w:date="2025-04-02T09:29:00Z"/>
                 <w:sz w:val="24"/>
                 <w:szCs w:val="24"/>
               </w:rPr>
             </w:pPr>
-            <w:ins w:id="416" w:author="Anthony Cossio" w:date="2025-05-22T15:36:00Z">
+            <w:ins w:id="469" w:author="Anthony Cossio" w:date="2025-05-22T15:36:00Z">
               <w:r>
                 <w:rPr>
                   <w:sz w:val="24"/>
@@ -23713,12 +24303,12 @@
             <w:pPr>
               <w:jc w:val="center"/>
               <w:rPr>
-                <w:ins w:id="417" w:author="Anthony Cossio" w:date="2025-05-22T15:36:00Z"/>
+                <w:ins w:id="470" w:author="Anthony Cossio" w:date="2025-05-22T15:36:00Z"/>
                 <w:sz w:val="24"/>
                 <w:szCs w:val="24"/>
               </w:rPr>
             </w:pPr>
-            <w:ins w:id="418" w:author="Anthony Cossio" w:date="2025-05-22T15:36:00Z">
+            <w:ins w:id="471" w:author="Anthony Cossio" w:date="2025-05-22T15:36:00Z">
               <w:r>
                 <w:rPr>
                   <w:sz w:val="24"/>
@@ -23732,12 +24322,12 @@
             <w:pPr>
               <w:jc w:val="center"/>
               <w:rPr>
-                <w:ins w:id="419" w:author="Anthony Cossio" w:date="2025-04-02T09:29:00Z"/>
+                <w:ins w:id="472" w:author="Anthony Cossio" w:date="2025-04-02T09:29:00Z"/>
                 <w:sz w:val="24"/>
                 <w:szCs w:val="24"/>
               </w:rPr>
             </w:pPr>
-            <w:ins w:id="420" w:author="Anthony Cossio" w:date="2025-05-22T15:36:00Z">
+            <w:ins w:id="473" w:author="Anthony Cossio" w:date="2025-05-22T15:36:00Z">
               <w:r>
                 <w:rPr>
                   <w:sz w:val="24"/>
@@ -23752,7 +24342,7 @@
       <w:tr>
         <w:trPr>
           <w:jc w:val="center"/>
-          <w:ins w:id="421" w:author="Anthony Cossio" w:date="2025-04-02T09:29:00Z"/>
+          <w:ins w:id="474" w:author="Anthony Cossio" w:date="2025-04-02T09:29:00Z"/>
         </w:trPr>
         <w:tc>
           <w:tcPr>
@@ -23761,12 +24351,12 @@
           <w:p>
             <w:pPr>
               <w:rPr>
-                <w:ins w:id="422" w:author="Anthony Cossio" w:date="2025-04-02T09:29:00Z"/>
+                <w:ins w:id="475" w:author="Anthony Cossio" w:date="2025-04-02T09:29:00Z"/>
                 <w:sz w:val="24"/>
                 <w:szCs w:val="24"/>
               </w:rPr>
             </w:pPr>
-            <w:ins w:id="423" w:author="Anthony Cossio" w:date="2025-05-22T15:36:00Z">
+            <w:ins w:id="476" w:author="Anthony Cossio" w:date="2025-05-22T15:36:00Z">
               <w:r>
                 <w:rPr>
                   <w:sz w:val="24"/>
@@ -23785,12 +24375,12 @@
             <w:pPr>
               <w:jc w:val="center"/>
               <w:rPr>
-                <w:ins w:id="424" w:author="Anthony Cossio" w:date="2025-04-02T09:29:00Z"/>
+                <w:ins w:id="477" w:author="Anthony Cossio" w:date="2025-04-02T09:29:00Z"/>
                 <w:sz w:val="24"/>
                 <w:szCs w:val="24"/>
               </w:rPr>
             </w:pPr>
-            <w:ins w:id="425" w:author="Anthony Cossio" w:date="2025-05-22T15:36:00Z">
+            <w:ins w:id="478" w:author="Anthony Cossio" w:date="2025-05-22T15:36:00Z">
               <w:r>
                 <w:rPr>
                   <w:sz w:val="24"/>
@@ -23809,12 +24399,12 @@
             <w:pPr>
               <w:jc w:val="center"/>
               <w:rPr>
-                <w:ins w:id="426" w:author="Anthony Cossio" w:date="2025-04-02T09:29:00Z"/>
+                <w:ins w:id="479" w:author="Anthony Cossio" w:date="2025-04-02T09:29:00Z"/>
                 <w:sz w:val="24"/>
                 <w:szCs w:val="24"/>
               </w:rPr>
             </w:pPr>
-            <w:ins w:id="427" w:author="Anthony Cossio" w:date="2025-05-22T15:36:00Z">
+            <w:ins w:id="480" w:author="Anthony Cossio" w:date="2025-05-22T15:36:00Z">
               <w:r>
                 <w:rPr>
                   <w:sz w:val="24"/>
@@ -23833,12 +24423,12 @@
             <w:pPr>
               <w:jc w:val="center"/>
               <w:rPr>
-                <w:ins w:id="428" w:author="Anthony Cossio" w:date="2025-04-02T09:29:00Z"/>
+                <w:ins w:id="481" w:author="Anthony Cossio" w:date="2025-04-02T09:29:00Z"/>
                 <w:sz w:val="24"/>
                 <w:szCs w:val="24"/>
               </w:rPr>
             </w:pPr>
-            <w:ins w:id="429" w:author="Anthony Cossio" w:date="2025-05-22T15:36:00Z">
+            <w:ins w:id="482" w:author="Anthony Cossio" w:date="2025-05-22T15:36:00Z">
               <w:r>
                 <w:rPr>
                   <w:sz w:val="24"/>
@@ -23857,12 +24447,12 @@
             <w:pPr>
               <w:jc w:val="center"/>
               <w:rPr>
-                <w:ins w:id="430" w:author="Anthony Cossio" w:date="2025-04-02T09:29:00Z"/>
+                <w:ins w:id="483" w:author="Anthony Cossio" w:date="2025-04-02T09:29:00Z"/>
                 <w:sz w:val="24"/>
                 <w:szCs w:val="24"/>
               </w:rPr>
             </w:pPr>
-            <w:ins w:id="431" w:author="Anthony Cossio" w:date="2025-05-22T15:36:00Z">
+            <w:ins w:id="484" w:author="Anthony Cossio" w:date="2025-05-22T15:36:00Z">
               <w:r>
                 <w:rPr>
                   <w:sz w:val="24"/>
@@ -23881,12 +24471,12 @@
             <w:pPr>
               <w:jc w:val="center"/>
               <w:rPr>
-                <w:ins w:id="432" w:author="Anthony Cossio" w:date="2025-04-02T09:29:00Z"/>
+                <w:ins w:id="485" w:author="Anthony Cossio" w:date="2025-04-02T09:29:00Z"/>
                 <w:sz w:val="24"/>
                 <w:szCs w:val="24"/>
               </w:rPr>
             </w:pPr>
-            <w:ins w:id="433" w:author="Anthony Cossio" w:date="2025-05-22T15:36:00Z">
+            <w:ins w:id="486" w:author="Anthony Cossio" w:date="2025-05-22T15:36:00Z">
               <w:r>
                 <w:rPr>
                   <w:sz w:val="24"/>
@@ -23905,12 +24495,12 @@
             <w:pPr>
               <w:jc w:val="center"/>
               <w:rPr>
-                <w:ins w:id="434" w:author="Anthony Cossio" w:date="2025-04-02T09:29:00Z"/>
+                <w:ins w:id="487" w:author="Anthony Cossio" w:date="2025-04-02T09:29:00Z"/>
                 <w:sz w:val="24"/>
                 <w:szCs w:val="24"/>
               </w:rPr>
             </w:pPr>
-            <w:ins w:id="435" w:author="Anthony Cossio" w:date="2025-05-22T15:36:00Z">
+            <w:ins w:id="488" w:author="Anthony Cossio" w:date="2025-05-22T15:36:00Z">
               <w:r>
                 <w:rPr>
                   <w:sz w:val="24"/>
@@ -23929,12 +24519,12 @@
             <w:pPr>
               <w:jc w:val="center"/>
               <w:rPr>
-                <w:ins w:id="436" w:author="Anthony Cossio" w:date="2025-04-02T09:29:00Z"/>
+                <w:ins w:id="489" w:author="Anthony Cossio" w:date="2025-04-02T09:29:00Z"/>
                 <w:sz w:val="24"/>
                 <w:szCs w:val="24"/>
               </w:rPr>
             </w:pPr>
-            <w:ins w:id="437" w:author="Anthony Cossio" w:date="2025-05-22T15:36:00Z">
+            <w:ins w:id="490" w:author="Anthony Cossio" w:date="2025-05-22T15:36:00Z">
               <w:r>
                 <w:rPr>
                   <w:sz w:val="24"/>
@@ -23949,7 +24539,7 @@
       <w:tr>
         <w:trPr>
           <w:jc w:val="center"/>
-          <w:ins w:id="438" w:author="Anthony Cossio" w:date="2025-04-02T09:29:00Z"/>
+          <w:ins w:id="491" w:author="Anthony Cossio" w:date="2025-04-02T09:29:00Z"/>
         </w:trPr>
         <w:tc>
           <w:tcPr>
@@ -23958,12 +24548,12 @@
           <w:p>
             <w:pPr>
               <w:rPr>
-                <w:ins w:id="439" w:author="Anthony Cossio" w:date="2025-04-02T09:29:00Z"/>
+                <w:ins w:id="492" w:author="Anthony Cossio" w:date="2025-04-02T09:29:00Z"/>
                 <w:sz w:val="24"/>
                 <w:szCs w:val="24"/>
               </w:rPr>
             </w:pPr>
-            <w:ins w:id="440" w:author="Anthony Cossio" w:date="2025-05-22T15:36:00Z">
+            <w:ins w:id="493" w:author="Anthony Cossio" w:date="2025-05-22T15:36:00Z">
               <w:r>
                 <w:rPr>
                   <w:sz w:val="24"/>
@@ -23982,12 +24572,12 @@
             <w:pPr>
               <w:jc w:val="center"/>
               <w:rPr>
-                <w:ins w:id="441" w:author="Anthony Cossio" w:date="2025-04-02T09:29:00Z"/>
+                <w:ins w:id="494" w:author="Anthony Cossio" w:date="2025-04-02T09:29:00Z"/>
                 <w:sz w:val="24"/>
                 <w:szCs w:val="24"/>
               </w:rPr>
             </w:pPr>
-            <w:ins w:id="442" w:author="Anthony Cossio" w:date="2025-05-22T15:36:00Z">
+            <w:ins w:id="495" w:author="Anthony Cossio" w:date="2025-05-22T15:36:00Z">
               <w:r>
                 <w:rPr>
                   <w:sz w:val="24"/>
@@ -24006,12 +24596,12 @@
             <w:pPr>
               <w:jc w:val="center"/>
               <w:rPr>
-                <w:ins w:id="443" w:author="Anthony Cossio" w:date="2025-04-02T09:29:00Z"/>
+                <w:ins w:id="496" w:author="Anthony Cossio" w:date="2025-04-02T09:29:00Z"/>
                 <w:sz w:val="24"/>
                 <w:szCs w:val="24"/>
               </w:rPr>
             </w:pPr>
-            <w:ins w:id="444" w:author="Anthony Cossio" w:date="2025-05-22T15:36:00Z">
+            <w:ins w:id="497" w:author="Anthony Cossio" w:date="2025-05-22T15:36:00Z">
               <w:r>
                 <w:rPr>
                   <w:sz w:val="24"/>
@@ -24030,12 +24620,12 @@
             <w:pPr>
               <w:jc w:val="center"/>
               <w:rPr>
-                <w:ins w:id="445" w:author="Anthony Cossio" w:date="2025-04-02T09:29:00Z"/>
+                <w:ins w:id="498" w:author="Anthony Cossio" w:date="2025-04-02T09:29:00Z"/>
                 <w:sz w:val="24"/>
                 <w:szCs w:val="24"/>
               </w:rPr>
             </w:pPr>
-            <w:ins w:id="446" w:author="Anthony Cossio" w:date="2025-05-22T15:36:00Z">
+            <w:ins w:id="499" w:author="Anthony Cossio" w:date="2025-05-22T15:36:00Z">
               <w:r>
                 <w:rPr>
                   <w:sz w:val="24"/>
@@ -24054,12 +24644,12 @@
             <w:pPr>
               <w:jc w:val="center"/>
               <w:rPr>
-                <w:ins w:id="447" w:author="Anthony Cossio" w:date="2025-04-02T09:29:00Z"/>
+                <w:ins w:id="500" w:author="Anthony Cossio" w:date="2025-04-02T09:29:00Z"/>
                 <w:sz w:val="24"/>
                 <w:szCs w:val="24"/>
               </w:rPr>
             </w:pPr>
-            <w:ins w:id="448" w:author="Anthony Cossio" w:date="2025-05-22T15:36:00Z">
+            <w:ins w:id="501" w:author="Anthony Cossio" w:date="2025-05-22T15:36:00Z">
               <w:r>
                 <w:rPr>
                   <w:sz w:val="24"/>
@@ -24078,12 +24668,12 @@
             <w:pPr>
               <w:jc w:val="center"/>
               <w:rPr>
-                <w:ins w:id="449" w:author="Anthony Cossio" w:date="2025-04-02T09:29:00Z"/>
+                <w:ins w:id="502" w:author="Anthony Cossio" w:date="2025-04-02T09:29:00Z"/>
                 <w:sz w:val="24"/>
                 <w:szCs w:val="24"/>
               </w:rPr>
             </w:pPr>
-            <w:ins w:id="450" w:author="Anthony Cossio" w:date="2025-05-22T15:36:00Z">
+            <w:ins w:id="503" w:author="Anthony Cossio" w:date="2025-05-22T15:36:00Z">
               <w:r>
                 <w:rPr>
                   <w:sz w:val="24"/>
@@ -24102,12 +24692,12 @@
             <w:pPr>
               <w:jc w:val="center"/>
               <w:rPr>
-                <w:ins w:id="451" w:author="Anthony Cossio" w:date="2025-04-02T09:29:00Z"/>
+                <w:ins w:id="504" w:author="Anthony Cossio" w:date="2025-04-02T09:29:00Z"/>
                 <w:sz w:val="24"/>
                 <w:szCs w:val="24"/>
               </w:rPr>
             </w:pPr>
-            <w:ins w:id="452" w:author="Anthony Cossio" w:date="2025-05-22T15:36:00Z">
+            <w:ins w:id="505" w:author="Anthony Cossio" w:date="2025-05-22T15:36:00Z">
               <w:r>
                 <w:rPr>
                   <w:sz w:val="24"/>
@@ -24126,12 +24716,12 @@
             <w:pPr>
               <w:jc w:val="center"/>
               <w:rPr>
-                <w:ins w:id="453" w:author="Anthony Cossio" w:date="2025-04-02T09:29:00Z"/>
+                <w:ins w:id="506" w:author="Anthony Cossio" w:date="2025-04-02T09:29:00Z"/>
                 <w:sz w:val="24"/>
                 <w:szCs w:val="24"/>
               </w:rPr>
             </w:pPr>
-            <w:ins w:id="454" w:author="Anthony Cossio" w:date="2025-05-22T15:36:00Z">
+            <w:ins w:id="507" w:author="Anthony Cossio" w:date="2025-05-22T15:36:00Z">
               <w:r>
                 <w:rPr>
                   <w:sz w:val="24"/>
@@ -24149,7 +24739,7 @@
         <w:pStyle w:val="BodyText"/>
         <w:spacing w:before="181"/>
         <w:rPr>
-          <w:ins w:id="455" w:author="Anthony Cossio" w:date="2025-04-02T09:28:00Z"/>
+          <w:ins w:id="508" w:author="Anthony Cossio" w:date="2025-04-02T09:28:00Z"/>
         </w:rPr>
       </w:pPr>
     </w:p>
@@ -24165,7 +24755,7 @@
         <w:ind w:left="100"/>
         <w:rPr>
           <w:strike/>
-          <w:rPrChange w:id="456" w:author="Anthony Cossio" w:date="2025-04-02T09:29:00Z">
+          <w:rPrChange w:id="509" w:author="Anthony Cossio" w:date="2025-04-02T09:29:00Z">
             <w:rPr/>
           </w:rPrChange>
         </w:rPr>
@@ -24173,7 +24763,7 @@
       <w:r>
         <w:rPr>
           <w:strike/>
-          <w:rPrChange w:id="457" w:author="Anthony Cossio" w:date="2025-04-02T09:29:00Z">
+          <w:rPrChange w:id="510" w:author="Anthony Cossio" w:date="2025-04-02T09:29:00Z">
             <w:rPr/>
           </w:rPrChange>
         </w:rPr>
@@ -24183,7 +24773,7 @@
         <w:rPr>
           <w:strike/>
           <w:spacing w:val="-4"/>
-          <w:rPrChange w:id="458" w:author="Anthony Cossio" w:date="2025-04-02T09:29:00Z">
+          <w:rPrChange w:id="511" w:author="Anthony Cossio" w:date="2025-04-02T09:29:00Z">
             <w:rPr>
               <w:spacing w:val="-4"/>
             </w:rPr>
@@ -24194,7 +24784,7 @@
       <w:r>
         <w:rPr>
           <w:strike/>
-          <w:rPrChange w:id="459" w:author="Anthony Cossio" w:date="2025-04-02T09:29:00Z">
+          <w:rPrChange w:id="512" w:author="Anthony Cossio" w:date="2025-04-02T09:29:00Z">
             <w:rPr/>
           </w:rPrChange>
         </w:rPr>
@@ -24204,7 +24794,7 @@
         <w:rPr>
           <w:strike/>
           <w:spacing w:val="-3"/>
-          <w:rPrChange w:id="460" w:author="Anthony Cossio" w:date="2025-04-02T09:29:00Z">
+          <w:rPrChange w:id="513" w:author="Anthony Cossio" w:date="2025-04-02T09:29:00Z">
             <w:rPr>
               <w:spacing w:val="-3"/>
             </w:rPr>
@@ -24215,7 +24805,7 @@
       <w:r>
         <w:rPr>
           <w:strike/>
-          <w:rPrChange w:id="461" w:author="Anthony Cossio" w:date="2025-04-02T09:29:00Z">
+          <w:rPrChange w:id="514" w:author="Anthony Cossio" w:date="2025-04-02T09:29:00Z">
             <w:rPr/>
           </w:rPrChange>
         </w:rPr>
@@ -24225,7 +24815,7 @@
         <w:rPr>
           <w:strike/>
           <w:spacing w:val="-2"/>
-          <w:rPrChange w:id="462" w:author="Anthony Cossio" w:date="2025-04-02T09:29:00Z">
+          <w:rPrChange w:id="515" w:author="Anthony Cossio" w:date="2025-04-02T09:29:00Z">
             <w:rPr>
               <w:spacing w:val="-2"/>
             </w:rPr>
@@ -24236,7 +24826,7 @@
       <w:r>
         <w:rPr>
           <w:strike/>
-          <w:rPrChange w:id="463" w:author="Anthony Cossio" w:date="2025-04-02T09:29:00Z">
+          <w:rPrChange w:id="516" w:author="Anthony Cossio" w:date="2025-04-02T09:29:00Z">
             <w:rPr/>
           </w:rPrChange>
         </w:rPr>
@@ -24246,7 +24836,7 @@
         <w:rPr>
           <w:strike/>
           <w:spacing w:val="-2"/>
-          <w:rPrChange w:id="464" w:author="Anthony Cossio" w:date="2025-04-02T09:29:00Z">
+          <w:rPrChange w:id="517" w:author="Anthony Cossio" w:date="2025-04-02T09:29:00Z">
             <w:rPr>
               <w:spacing w:val="-2"/>
             </w:rPr>
@@ -24257,7 +24847,7 @@
       <w:r>
         <w:rPr>
           <w:strike/>
-          <w:rPrChange w:id="465" w:author="Anthony Cossio" w:date="2025-04-02T09:29:00Z">
+          <w:rPrChange w:id="518" w:author="Anthony Cossio" w:date="2025-04-02T09:29:00Z">
             <w:rPr/>
           </w:rPrChange>
         </w:rPr>
@@ -24267,7 +24857,7 @@
         <w:rPr>
           <w:strike/>
           <w:spacing w:val="-2"/>
-          <w:rPrChange w:id="466" w:author="Anthony Cossio" w:date="2025-04-02T09:29:00Z">
+          <w:rPrChange w:id="519" w:author="Anthony Cossio" w:date="2025-04-02T09:29:00Z">
             <w:rPr>
               <w:spacing w:val="-2"/>
             </w:rPr>
@@ -24278,7 +24868,7 @@
       <w:r>
         <w:rPr>
           <w:strike/>
-          <w:rPrChange w:id="467" w:author="Anthony Cossio" w:date="2025-04-02T09:29:00Z">
+          <w:rPrChange w:id="520" w:author="Anthony Cossio" w:date="2025-04-02T09:29:00Z">
             <w:rPr/>
           </w:rPrChange>
         </w:rPr>
@@ -24288,7 +24878,7 @@
         <w:rPr>
           <w:strike/>
           <w:spacing w:val="-2"/>
-          <w:rPrChange w:id="468" w:author="Anthony Cossio" w:date="2025-04-02T09:29:00Z">
+          <w:rPrChange w:id="521" w:author="Anthony Cossio" w:date="2025-04-02T09:29:00Z">
             <w:rPr>
               <w:spacing w:val="-2"/>
             </w:rPr>
@@ -24299,7 +24889,7 @@
       <w:r>
         <w:rPr>
           <w:strike/>
-          <w:rPrChange w:id="469" w:author="Anthony Cossio" w:date="2025-04-02T09:29:00Z">
+          <w:rPrChange w:id="522" w:author="Anthony Cossio" w:date="2025-04-02T09:29:00Z">
             <w:rPr/>
           </w:rPrChange>
         </w:rPr>
@@ -24309,7 +24899,7 @@
         <w:rPr>
           <w:strike/>
           <w:spacing w:val="-2"/>
-          <w:rPrChange w:id="470" w:author="Anthony Cossio" w:date="2025-04-02T09:29:00Z">
+          <w:rPrChange w:id="523" w:author="Anthony Cossio" w:date="2025-04-02T09:29:00Z">
             <w:rPr>
               <w:spacing w:val="-2"/>
             </w:rPr>
@@ -24320,7 +24910,7 @@
       <w:r>
         <w:rPr>
           <w:strike/>
-          <w:rPrChange w:id="471" w:author="Anthony Cossio" w:date="2025-04-02T09:29:00Z">
+          <w:rPrChange w:id="524" w:author="Anthony Cossio" w:date="2025-04-02T09:29:00Z">
             <w:rPr/>
           </w:rPrChange>
         </w:rPr>
@@ -24330,7 +24920,7 @@
         <w:rPr>
           <w:strike/>
           <w:spacing w:val="-2"/>
-          <w:rPrChange w:id="472" w:author="Anthony Cossio" w:date="2025-04-02T09:29:00Z">
+          <w:rPrChange w:id="525" w:author="Anthony Cossio" w:date="2025-04-02T09:29:00Z">
             <w:rPr>
               <w:spacing w:val="-2"/>
             </w:rPr>
@@ -24341,7 +24931,7 @@
       <w:r>
         <w:rPr>
           <w:strike/>
-          <w:rPrChange w:id="473" w:author="Anthony Cossio" w:date="2025-04-02T09:29:00Z">
+          <w:rPrChange w:id="526" w:author="Anthony Cossio" w:date="2025-04-02T09:29:00Z">
             <w:rPr/>
           </w:rPrChange>
         </w:rPr>
@@ -24351,7 +24941,7 @@
         <w:rPr>
           <w:strike/>
           <w:spacing w:val="-3"/>
-          <w:rPrChange w:id="474" w:author="Anthony Cossio" w:date="2025-04-02T09:29:00Z">
+          <w:rPrChange w:id="527" w:author="Anthony Cossio" w:date="2025-04-02T09:29:00Z">
             <w:rPr>
               <w:spacing w:val="-3"/>
             </w:rPr>
@@ -24362,7 +24952,7 @@
       <w:r>
         <w:rPr>
           <w:strike/>
-          <w:rPrChange w:id="475" w:author="Anthony Cossio" w:date="2025-04-02T09:29:00Z">
+          <w:rPrChange w:id="528" w:author="Anthony Cossio" w:date="2025-04-02T09:29:00Z">
             <w:rPr/>
           </w:rPrChange>
         </w:rPr>
@@ -24372,7 +24962,7 @@
         <w:rPr>
           <w:strike/>
           <w:spacing w:val="-2"/>
-          <w:rPrChange w:id="476" w:author="Anthony Cossio" w:date="2025-04-02T09:29:00Z">
+          <w:rPrChange w:id="529" w:author="Anthony Cossio" w:date="2025-04-02T09:29:00Z">
             <w:rPr>
               <w:spacing w:val="-2"/>
             </w:rPr>
@@ -24383,7 +24973,7 @@
       <w:r>
         <w:rPr>
           <w:strike/>
-          <w:rPrChange w:id="477" w:author="Anthony Cossio" w:date="2025-04-02T09:29:00Z">
+          <w:rPrChange w:id="530" w:author="Anthony Cossio" w:date="2025-04-02T09:29:00Z">
             <w:rPr/>
           </w:rPrChange>
         </w:rPr>
@@ -24393,7 +24983,7 @@
         <w:rPr>
           <w:strike/>
           <w:spacing w:val="-2"/>
-          <w:rPrChange w:id="478" w:author="Anthony Cossio" w:date="2025-04-02T09:29:00Z">
+          <w:rPrChange w:id="531" w:author="Anthony Cossio" w:date="2025-04-02T09:29:00Z">
             <w:rPr>
               <w:spacing w:val="-2"/>
             </w:rPr>
@@ -24409,7 +24999,7 @@
         <w:rPr>
           <w:strike/>
           <w:sz w:val="16"/>
-          <w:rPrChange w:id="479" w:author="Anthony Cossio" w:date="2025-04-02T09:29:00Z">
+          <w:rPrChange w:id="532" w:author="Anthony Cossio" w:date="2025-04-02T09:29:00Z">
             <w:rPr>
               <w:sz w:val="16"/>
             </w:rPr>
@@ -24461,7 +25051,7 @@
               <w:rPr>
                 <w:strike/>
                 <w:sz w:val="24"/>
-                <w:rPrChange w:id="480" w:author="Anthony Cossio" w:date="2025-04-02T09:29:00Z">
+                <w:rPrChange w:id="533" w:author="Anthony Cossio" w:date="2025-04-02T09:29:00Z">
                   <w:rPr>
                     <w:sz w:val="24"/>
                   </w:rPr>
@@ -24473,7 +25063,7 @@
                 <w:strike/>
                 <w:spacing w:val="-2"/>
                 <w:sz w:val="24"/>
-                <w:rPrChange w:id="481" w:author="Anthony Cossio" w:date="2025-04-02T09:29:00Z">
+                <w:rPrChange w:id="534" w:author="Anthony Cossio" w:date="2025-04-02T09:29:00Z">
                   <w:rPr>
                     <w:spacing w:val="-2"/>
                     <w:sz w:val="24"/>
@@ -24497,7 +25087,7 @@
               <w:rPr>
                 <w:strike/>
                 <w:sz w:val="24"/>
-                <w:rPrChange w:id="482" w:author="Anthony Cossio" w:date="2025-04-02T09:29:00Z">
+                <w:rPrChange w:id="535" w:author="Anthony Cossio" w:date="2025-04-02T09:29:00Z">
                   <w:rPr>
                     <w:sz w:val="24"/>
                   </w:rPr>
@@ -24508,7 +25098,7 @@
               <w:rPr>
                 <w:strike/>
                 <w:sz w:val="24"/>
-                <w:rPrChange w:id="483" w:author="Anthony Cossio" w:date="2025-04-02T09:29:00Z">
+                <w:rPrChange w:id="536" w:author="Anthony Cossio" w:date="2025-04-02T09:29:00Z">
                   <w:rPr>
                     <w:sz w:val="24"/>
                   </w:rPr>
@@ -24521,7 +25111,7 @@
                 <w:strike/>
                 <w:spacing w:val="-15"/>
                 <w:sz w:val="24"/>
-                <w:rPrChange w:id="484" w:author="Anthony Cossio" w:date="2025-04-02T09:29:00Z">
+                <w:rPrChange w:id="537" w:author="Anthony Cossio" w:date="2025-04-02T09:29:00Z">
                   <w:rPr>
                     <w:spacing w:val="-15"/>
                     <w:sz w:val="24"/>
@@ -24534,7 +25124,7 @@
               <w:rPr>
                 <w:strike/>
                 <w:sz w:val="24"/>
-                <w:rPrChange w:id="485" w:author="Anthony Cossio" w:date="2025-04-02T09:29:00Z">
+                <w:rPrChange w:id="538" w:author="Anthony Cossio" w:date="2025-04-02T09:29:00Z">
                   <w:rPr>
                     <w:sz w:val="24"/>
                   </w:rPr>
@@ -24547,7 +25137,7 @@
                 <w:strike/>
                 <w:spacing w:val="-2"/>
                 <w:sz w:val="24"/>
-                <w:rPrChange w:id="486" w:author="Anthony Cossio" w:date="2025-04-02T09:29:00Z">
+                <w:rPrChange w:id="539" w:author="Anthony Cossio" w:date="2025-04-02T09:29:00Z">
                   <w:rPr>
                     <w:spacing w:val="-2"/>
                     <w:sz w:val="24"/>
@@ -24566,7 +25156,7 @@
               <w:rPr>
                 <w:strike/>
                 <w:sz w:val="24"/>
-                <w:rPrChange w:id="487" w:author="Anthony Cossio" w:date="2025-04-02T09:29:00Z">
+                <w:rPrChange w:id="540" w:author="Anthony Cossio" w:date="2025-04-02T09:29:00Z">
                   <w:rPr>
                     <w:sz w:val="24"/>
                   </w:rPr>
@@ -24578,7 +25168,7 @@
                 <w:strike/>
                 <w:spacing w:val="-2"/>
                 <w:sz w:val="24"/>
-                <w:rPrChange w:id="488" w:author="Anthony Cossio" w:date="2025-04-02T09:29:00Z">
+                <w:rPrChange w:id="541" w:author="Anthony Cossio" w:date="2025-04-02T09:29:00Z">
                   <w:rPr>
                     <w:spacing w:val="-2"/>
                     <w:sz w:val="24"/>
@@ -24602,7 +25192,7 @@
               <w:rPr>
                 <w:strike/>
                 <w:sz w:val="24"/>
-                <w:rPrChange w:id="489" w:author="Anthony Cossio" w:date="2025-04-02T09:29:00Z">
+                <w:rPrChange w:id="542" w:author="Anthony Cossio" w:date="2025-04-02T09:29:00Z">
                   <w:rPr>
                     <w:sz w:val="24"/>
                   </w:rPr>
@@ -24613,7 +25203,7 @@
               <w:rPr>
                 <w:strike/>
                 <w:sz w:val="24"/>
-                <w:rPrChange w:id="490" w:author="Anthony Cossio" w:date="2025-04-02T09:29:00Z">
+                <w:rPrChange w:id="543" w:author="Anthony Cossio" w:date="2025-04-02T09:29:00Z">
                   <w:rPr>
                     <w:sz w:val="24"/>
                   </w:rPr>
@@ -24626,7 +25216,7 @@
                 <w:strike/>
                 <w:spacing w:val="-15"/>
                 <w:sz w:val="24"/>
-                <w:rPrChange w:id="491" w:author="Anthony Cossio" w:date="2025-04-02T09:29:00Z">
+                <w:rPrChange w:id="544" w:author="Anthony Cossio" w:date="2025-04-02T09:29:00Z">
                   <w:rPr>
                     <w:spacing w:val="-15"/>
                     <w:sz w:val="24"/>
@@ -24639,7 +25229,7 @@
               <w:rPr>
                 <w:strike/>
                 <w:sz w:val="24"/>
-                <w:rPrChange w:id="492" w:author="Anthony Cossio" w:date="2025-04-02T09:29:00Z">
+                <w:rPrChange w:id="545" w:author="Anthony Cossio" w:date="2025-04-02T09:29:00Z">
                   <w:rPr>
                     <w:sz w:val="24"/>
                   </w:rPr>
@@ -24652,7 +25242,7 @@
                 <w:strike/>
                 <w:spacing w:val="-4"/>
                 <w:sz w:val="24"/>
-                <w:rPrChange w:id="493" w:author="Anthony Cossio" w:date="2025-04-02T09:29:00Z">
+                <w:rPrChange w:id="546" w:author="Anthony Cossio" w:date="2025-04-02T09:29:00Z">
                   <w:rPr>
                     <w:spacing w:val="-4"/>
                     <w:sz w:val="24"/>
@@ -24676,7 +25266,7 @@
               <w:rPr>
                 <w:strike/>
                 <w:sz w:val="24"/>
-                <w:rPrChange w:id="494" w:author="Anthony Cossio" w:date="2025-04-02T09:29:00Z">
+                <w:rPrChange w:id="547" w:author="Anthony Cossio" w:date="2025-04-02T09:29:00Z">
                   <w:rPr>
                     <w:sz w:val="24"/>
                   </w:rPr>
@@ -24687,7 +25277,7 @@
               <w:rPr>
                 <w:strike/>
                 <w:sz w:val="24"/>
-                <w:rPrChange w:id="495" w:author="Anthony Cossio" w:date="2025-04-02T09:29:00Z">
+                <w:rPrChange w:id="548" w:author="Anthony Cossio" w:date="2025-04-02T09:29:00Z">
                   <w:rPr>
                     <w:sz w:val="24"/>
                   </w:rPr>
@@ -24700,7 +25290,7 @@
                 <w:strike/>
                 <w:spacing w:val="-15"/>
                 <w:sz w:val="24"/>
-                <w:rPrChange w:id="496" w:author="Anthony Cossio" w:date="2025-04-02T09:29:00Z">
+                <w:rPrChange w:id="549" w:author="Anthony Cossio" w:date="2025-04-02T09:29:00Z">
                   <w:rPr>
                     <w:spacing w:val="-15"/>
                     <w:sz w:val="24"/>
@@ -24713,7 +25303,7 @@
               <w:rPr>
                 <w:strike/>
                 <w:sz w:val="24"/>
-                <w:rPrChange w:id="497" w:author="Anthony Cossio" w:date="2025-04-02T09:29:00Z">
+                <w:rPrChange w:id="550" w:author="Anthony Cossio" w:date="2025-04-02T09:29:00Z">
                   <w:rPr>
                     <w:sz w:val="24"/>
                   </w:rPr>
@@ -24726,7 +25316,7 @@
                 <w:strike/>
                 <w:spacing w:val="-2"/>
                 <w:sz w:val="24"/>
-                <w:rPrChange w:id="498" w:author="Anthony Cossio" w:date="2025-04-02T09:29:00Z">
+                <w:rPrChange w:id="551" w:author="Anthony Cossio" w:date="2025-04-02T09:29:00Z">
                   <w:rPr>
                     <w:spacing w:val="-2"/>
                     <w:sz w:val="24"/>
@@ -24745,7 +25335,7 @@
               <w:rPr>
                 <w:strike/>
                 <w:sz w:val="24"/>
-                <w:rPrChange w:id="499" w:author="Anthony Cossio" w:date="2025-04-02T09:29:00Z">
+                <w:rPrChange w:id="552" w:author="Anthony Cossio" w:date="2025-04-02T09:29:00Z">
                   <w:rPr>
                     <w:sz w:val="24"/>
                   </w:rPr>
@@ -24757,7 +25347,7 @@
                 <w:strike/>
                 <w:spacing w:val="-2"/>
                 <w:sz w:val="24"/>
-                <w:rPrChange w:id="500" w:author="Anthony Cossio" w:date="2025-04-02T09:29:00Z">
+                <w:rPrChange w:id="553" w:author="Anthony Cossio" w:date="2025-04-02T09:29:00Z">
                   <w:rPr>
                     <w:spacing w:val="-2"/>
                     <w:sz w:val="24"/>
@@ -24781,7 +25371,7 @@
               <w:rPr>
                 <w:strike/>
                 <w:sz w:val="24"/>
-                <w:rPrChange w:id="501" w:author="Anthony Cossio" w:date="2025-04-02T09:29:00Z">
+                <w:rPrChange w:id="554" w:author="Anthony Cossio" w:date="2025-04-02T09:29:00Z">
                   <w:rPr>
                     <w:sz w:val="24"/>
                   </w:rPr>
@@ -24792,7 +25382,7 @@
               <w:rPr>
                 <w:strike/>
                 <w:sz w:val="24"/>
-                <w:rPrChange w:id="502" w:author="Anthony Cossio" w:date="2025-04-02T09:29:00Z">
+                <w:rPrChange w:id="555" w:author="Anthony Cossio" w:date="2025-04-02T09:29:00Z">
                   <w:rPr>
                     <w:sz w:val="24"/>
                   </w:rPr>
@@ -24805,7 +25395,7 @@
                 <w:strike/>
                 <w:spacing w:val="-15"/>
                 <w:sz w:val="24"/>
-                <w:rPrChange w:id="503" w:author="Anthony Cossio" w:date="2025-04-02T09:29:00Z">
+                <w:rPrChange w:id="556" w:author="Anthony Cossio" w:date="2025-04-02T09:29:00Z">
                   <w:rPr>
                     <w:spacing w:val="-15"/>
                     <w:sz w:val="24"/>
@@ -24818,7 +25408,7 @@
               <w:rPr>
                 <w:strike/>
                 <w:sz w:val="24"/>
-                <w:rPrChange w:id="504" w:author="Anthony Cossio" w:date="2025-04-02T09:29:00Z">
+                <w:rPrChange w:id="557" w:author="Anthony Cossio" w:date="2025-04-02T09:29:00Z">
                   <w:rPr>
                     <w:sz w:val="24"/>
                   </w:rPr>
@@ -24831,7 +25421,7 @@
                 <w:strike/>
                 <w:spacing w:val="-2"/>
                 <w:sz w:val="24"/>
-                <w:rPrChange w:id="505" w:author="Anthony Cossio" w:date="2025-04-02T09:29:00Z">
+                <w:rPrChange w:id="558" w:author="Anthony Cossio" w:date="2025-04-02T09:29:00Z">
                   <w:rPr>
                     <w:spacing w:val="-2"/>
                     <w:sz w:val="24"/>
@@ -24850,7 +25440,7 @@
               <w:rPr>
                 <w:strike/>
                 <w:sz w:val="24"/>
-                <w:rPrChange w:id="506" w:author="Anthony Cossio" w:date="2025-04-02T09:29:00Z">
+                <w:rPrChange w:id="559" w:author="Anthony Cossio" w:date="2025-04-02T09:29:00Z">
                   <w:rPr>
                     <w:sz w:val="24"/>
                   </w:rPr>
@@ -24862,7 +25452,7 @@
                 <w:strike/>
                 <w:spacing w:val="-2"/>
                 <w:sz w:val="24"/>
-                <w:rPrChange w:id="507" w:author="Anthony Cossio" w:date="2025-04-02T09:29:00Z">
+                <w:rPrChange w:id="560" w:author="Anthony Cossio" w:date="2025-04-02T09:29:00Z">
                   <w:rPr>
                     <w:spacing w:val="-2"/>
                     <w:sz w:val="24"/>
@@ -24886,7 +25476,7 @@
               <w:rPr>
                 <w:strike/>
                 <w:sz w:val="24"/>
-                <w:rPrChange w:id="508" w:author="Anthony Cossio" w:date="2025-04-02T09:29:00Z">
+                <w:rPrChange w:id="561" w:author="Anthony Cossio" w:date="2025-04-02T09:29:00Z">
                   <w:rPr>
                     <w:sz w:val="24"/>
                   </w:rPr>
@@ -24897,7 +25487,7 @@
               <w:rPr>
                 <w:strike/>
                 <w:sz w:val="24"/>
-                <w:rPrChange w:id="509" w:author="Anthony Cossio" w:date="2025-04-02T09:29:00Z">
+                <w:rPrChange w:id="562" w:author="Anthony Cossio" w:date="2025-04-02T09:29:00Z">
                   <w:rPr>
                     <w:sz w:val="24"/>
                   </w:rPr>
@@ -24910,7 +25500,7 @@
                 <w:strike/>
                 <w:spacing w:val="-15"/>
                 <w:sz w:val="24"/>
-                <w:rPrChange w:id="510" w:author="Anthony Cossio" w:date="2025-04-02T09:29:00Z">
+                <w:rPrChange w:id="563" w:author="Anthony Cossio" w:date="2025-04-02T09:29:00Z">
                   <w:rPr>
                     <w:spacing w:val="-15"/>
                     <w:sz w:val="24"/>
@@ -24923,7 +25513,7 @@
               <w:rPr>
                 <w:strike/>
                 <w:sz w:val="24"/>
-                <w:rPrChange w:id="511" w:author="Anthony Cossio" w:date="2025-04-02T09:29:00Z">
+                <w:rPrChange w:id="564" w:author="Anthony Cossio" w:date="2025-04-02T09:29:00Z">
                   <w:rPr>
                     <w:sz w:val="24"/>
                   </w:rPr>
@@ -24936,7 +25526,7 @@
                 <w:strike/>
                 <w:spacing w:val="-4"/>
                 <w:sz w:val="24"/>
-                <w:rPrChange w:id="512" w:author="Anthony Cossio" w:date="2025-04-02T09:29:00Z">
+                <w:rPrChange w:id="565" w:author="Anthony Cossio" w:date="2025-04-02T09:29:00Z">
                   <w:rPr>
                     <w:spacing w:val="-4"/>
                     <w:sz w:val="24"/>
@@ -24960,7 +25550,7 @@
               <w:rPr>
                 <w:strike/>
                 <w:sz w:val="24"/>
-                <w:rPrChange w:id="513" w:author="Anthony Cossio" w:date="2025-04-02T09:29:00Z">
+                <w:rPrChange w:id="566" w:author="Anthony Cossio" w:date="2025-04-02T09:29:00Z">
                   <w:rPr>
                     <w:sz w:val="24"/>
                   </w:rPr>
@@ -24971,7 +25561,7 @@
               <w:rPr>
                 <w:strike/>
                 <w:sz w:val="24"/>
-                <w:rPrChange w:id="514" w:author="Anthony Cossio" w:date="2025-04-02T09:29:00Z">
+                <w:rPrChange w:id="567" w:author="Anthony Cossio" w:date="2025-04-02T09:29:00Z">
                   <w:rPr>
                     <w:sz w:val="24"/>
                   </w:rPr>
@@ -24984,7 +25574,7 @@
                 <w:strike/>
                 <w:spacing w:val="-15"/>
                 <w:sz w:val="24"/>
-                <w:rPrChange w:id="515" w:author="Anthony Cossio" w:date="2025-04-02T09:29:00Z">
+                <w:rPrChange w:id="568" w:author="Anthony Cossio" w:date="2025-04-02T09:29:00Z">
                   <w:rPr>
                     <w:spacing w:val="-15"/>
                     <w:sz w:val="24"/>
@@ -24997,7 +25587,7 @@
               <w:rPr>
                 <w:strike/>
                 <w:sz w:val="24"/>
-                <w:rPrChange w:id="516" w:author="Anthony Cossio" w:date="2025-04-02T09:29:00Z">
+                <w:rPrChange w:id="569" w:author="Anthony Cossio" w:date="2025-04-02T09:29:00Z">
                   <w:rPr>
                     <w:sz w:val="24"/>
                   </w:rPr>
@@ -25010,7 +25600,7 @@
                 <w:strike/>
                 <w:spacing w:val="-2"/>
                 <w:sz w:val="24"/>
-                <w:rPrChange w:id="517" w:author="Anthony Cossio" w:date="2025-04-02T09:29:00Z">
+                <w:rPrChange w:id="570" w:author="Anthony Cossio" w:date="2025-04-02T09:29:00Z">
                   <w:rPr>
                     <w:spacing w:val="-2"/>
                     <w:sz w:val="24"/>
@@ -25029,7 +25619,7 @@
               <w:rPr>
                 <w:strike/>
                 <w:sz w:val="24"/>
-                <w:rPrChange w:id="518" w:author="Anthony Cossio" w:date="2025-04-02T09:29:00Z">
+                <w:rPrChange w:id="571" w:author="Anthony Cossio" w:date="2025-04-02T09:29:00Z">
                   <w:rPr>
                     <w:sz w:val="24"/>
                   </w:rPr>
@@ -25041,7 +25631,7 @@
                 <w:strike/>
                 <w:spacing w:val="-2"/>
                 <w:sz w:val="24"/>
-                <w:rPrChange w:id="519" w:author="Anthony Cossio" w:date="2025-04-02T09:29:00Z">
+                <w:rPrChange w:id="572" w:author="Anthony Cossio" w:date="2025-04-02T09:29:00Z">
                   <w:rPr>
                     <w:spacing w:val="-2"/>
                     <w:sz w:val="24"/>
@@ -25069,7 +25659,7 @@
               <w:rPr>
                 <w:strike/>
                 <w:sz w:val="24"/>
-                <w:rPrChange w:id="520" w:author="Anthony Cossio" w:date="2025-04-02T09:29:00Z">
+                <w:rPrChange w:id="573" w:author="Anthony Cossio" w:date="2025-04-02T09:29:00Z">
                   <w:rPr>
                     <w:sz w:val="24"/>
                   </w:rPr>
@@ -25081,7 +25671,7 @@
                 <w:strike/>
                 <w:spacing w:val="-2"/>
                 <w:sz w:val="24"/>
-                <w:rPrChange w:id="521" w:author="Anthony Cossio" w:date="2025-04-02T09:29:00Z">
+                <w:rPrChange w:id="574" w:author="Anthony Cossio" w:date="2025-04-02T09:29:00Z">
                   <w:rPr>
                     <w:spacing w:val="-2"/>
                     <w:sz w:val="24"/>
@@ -25104,7 +25694,7 @@
               <w:rPr>
                 <w:strike/>
                 <w:sz w:val="24"/>
-                <w:rPrChange w:id="522" w:author="Anthony Cossio" w:date="2025-04-02T09:29:00Z">
+                <w:rPrChange w:id="575" w:author="Anthony Cossio" w:date="2025-04-02T09:29:00Z">
                   <w:rPr>
                     <w:sz w:val="24"/>
                   </w:rPr>
@@ -25116,7 +25706,7 @@
                 <w:strike/>
                 <w:spacing w:val="-2"/>
                 <w:sz w:val="24"/>
-                <w:rPrChange w:id="523" w:author="Anthony Cossio" w:date="2025-04-02T09:29:00Z">
+                <w:rPrChange w:id="576" w:author="Anthony Cossio" w:date="2025-04-02T09:29:00Z">
                   <w:rPr>
                     <w:spacing w:val="-2"/>
                     <w:sz w:val="24"/>
@@ -25139,7 +25729,7 @@
               <w:rPr>
                 <w:strike/>
                 <w:sz w:val="24"/>
-                <w:rPrChange w:id="524" w:author="Anthony Cossio" w:date="2025-04-02T09:29:00Z">
+                <w:rPrChange w:id="577" w:author="Anthony Cossio" w:date="2025-04-02T09:29:00Z">
                   <w:rPr>
                     <w:sz w:val="24"/>
                   </w:rPr>
@@ -25151,7 +25741,7 @@
                 <w:strike/>
                 <w:spacing w:val="-2"/>
                 <w:sz w:val="24"/>
-                <w:rPrChange w:id="525" w:author="Anthony Cossio" w:date="2025-04-02T09:29:00Z">
+                <w:rPrChange w:id="578" w:author="Anthony Cossio" w:date="2025-04-02T09:29:00Z">
                   <w:rPr>
                     <w:spacing w:val="-2"/>
                     <w:sz w:val="24"/>
@@ -25174,7 +25764,7 @@
               <w:rPr>
                 <w:strike/>
                 <w:sz w:val="24"/>
-                <w:rPrChange w:id="526" w:author="Anthony Cossio" w:date="2025-04-02T09:29:00Z">
+                <w:rPrChange w:id="579" w:author="Anthony Cossio" w:date="2025-04-02T09:29:00Z">
                   <w:rPr>
                     <w:sz w:val="24"/>
                   </w:rPr>
@@ -25186,7 +25776,7 @@
                 <w:strike/>
                 <w:spacing w:val="-4"/>
                 <w:sz w:val="24"/>
-                <w:rPrChange w:id="527" w:author="Anthony Cossio" w:date="2025-04-02T09:29:00Z">
+                <w:rPrChange w:id="580" w:author="Anthony Cossio" w:date="2025-04-02T09:29:00Z">
                   <w:rPr>
                     <w:spacing w:val="-4"/>
                     <w:sz w:val="24"/>
@@ -25209,7 +25799,7 @@
               <w:rPr>
                 <w:strike/>
                 <w:sz w:val="24"/>
-                <w:rPrChange w:id="528" w:author="Anthony Cossio" w:date="2025-04-02T09:29:00Z">
+                <w:rPrChange w:id="581" w:author="Anthony Cossio" w:date="2025-04-02T09:29:00Z">
                   <w:rPr>
                     <w:sz w:val="24"/>
                   </w:rPr>
@@ -25221,7 +25811,7 @@
                 <w:strike/>
                 <w:spacing w:val="-2"/>
                 <w:sz w:val="24"/>
-                <w:rPrChange w:id="529" w:author="Anthony Cossio" w:date="2025-04-02T09:29:00Z">
+                <w:rPrChange w:id="582" w:author="Anthony Cossio" w:date="2025-04-02T09:29:00Z">
                   <w:rPr>
                     <w:spacing w:val="-2"/>
                     <w:sz w:val="24"/>
@@ -25244,7 +25834,7 @@
               <w:rPr>
                 <w:strike/>
                 <w:sz w:val="24"/>
-                <w:rPrChange w:id="530" w:author="Anthony Cossio" w:date="2025-04-02T09:29:00Z">
+                <w:rPrChange w:id="583" w:author="Anthony Cossio" w:date="2025-04-02T09:29:00Z">
                   <w:rPr>
                     <w:sz w:val="24"/>
                   </w:rPr>
@@ -25256,7 +25846,7 @@
                 <w:strike/>
                 <w:spacing w:val="-2"/>
                 <w:sz w:val="24"/>
-                <w:rPrChange w:id="531" w:author="Anthony Cossio" w:date="2025-04-02T09:29:00Z">
+                <w:rPrChange w:id="584" w:author="Anthony Cossio" w:date="2025-04-02T09:29:00Z">
                   <w:rPr>
                     <w:spacing w:val="-2"/>
                     <w:sz w:val="24"/>
@@ -25279,7 +25869,7 @@
               <w:rPr>
                 <w:strike/>
                 <w:sz w:val="24"/>
-                <w:rPrChange w:id="532" w:author="Anthony Cossio" w:date="2025-04-02T09:29:00Z">
+                <w:rPrChange w:id="585" w:author="Anthony Cossio" w:date="2025-04-02T09:29:00Z">
                   <w:rPr>
                     <w:sz w:val="24"/>
                   </w:rPr>
@@ -25291,7 +25881,7 @@
                 <w:strike/>
                 <w:spacing w:val="-4"/>
                 <w:sz w:val="24"/>
-                <w:rPrChange w:id="533" w:author="Anthony Cossio" w:date="2025-04-02T09:29:00Z">
+                <w:rPrChange w:id="586" w:author="Anthony Cossio" w:date="2025-04-02T09:29:00Z">
                   <w:rPr>
                     <w:spacing w:val="-4"/>
                     <w:sz w:val="24"/>
@@ -25319,7 +25909,7 @@
               <w:rPr>
                 <w:strike/>
                 <w:sz w:val="24"/>
-                <w:rPrChange w:id="534" w:author="Anthony Cossio" w:date="2025-04-02T09:29:00Z">
+                <w:rPrChange w:id="587" w:author="Anthony Cossio" w:date="2025-04-02T09:29:00Z">
                   <w:rPr>
                     <w:sz w:val="24"/>
                   </w:rPr>
@@ -25331,7 +25921,7 @@
                 <w:strike/>
                 <w:spacing w:val="-2"/>
                 <w:sz w:val="24"/>
-                <w:rPrChange w:id="535" w:author="Anthony Cossio" w:date="2025-04-02T09:29:00Z">
+                <w:rPrChange w:id="588" w:author="Anthony Cossio" w:date="2025-04-02T09:29:00Z">
                   <w:rPr>
                     <w:spacing w:val="-2"/>
                     <w:sz w:val="24"/>
@@ -25354,7 +25944,7 @@
               <w:rPr>
                 <w:strike/>
                 <w:sz w:val="24"/>
-                <w:rPrChange w:id="536" w:author="Anthony Cossio" w:date="2025-04-02T09:29:00Z">
+                <w:rPrChange w:id="589" w:author="Anthony Cossio" w:date="2025-04-02T09:29:00Z">
                   <w:rPr>
                     <w:sz w:val="24"/>
                   </w:rPr>
@@ -25366,7 +25956,7 @@
                 <w:strike/>
                 <w:spacing w:val="-2"/>
                 <w:sz w:val="24"/>
-                <w:rPrChange w:id="537" w:author="Anthony Cossio" w:date="2025-04-02T09:29:00Z">
+                <w:rPrChange w:id="590" w:author="Anthony Cossio" w:date="2025-04-02T09:29:00Z">
                   <w:rPr>
                     <w:spacing w:val="-2"/>
                     <w:sz w:val="24"/>
@@ -25389,7 +25979,7 @@
               <w:rPr>
                 <w:strike/>
                 <w:sz w:val="24"/>
-                <w:rPrChange w:id="538" w:author="Anthony Cossio" w:date="2025-04-02T09:29:00Z">
+                <w:rPrChange w:id="591" w:author="Anthony Cossio" w:date="2025-04-02T09:29:00Z">
                   <w:rPr>
                     <w:sz w:val="24"/>
                   </w:rPr>
@@ -25401,7 +25991,7 @@
                 <w:strike/>
                 <w:spacing w:val="-2"/>
                 <w:sz w:val="24"/>
-                <w:rPrChange w:id="539" w:author="Anthony Cossio" w:date="2025-04-02T09:29:00Z">
+                <w:rPrChange w:id="592" w:author="Anthony Cossio" w:date="2025-04-02T09:29:00Z">
                   <w:rPr>
                     <w:spacing w:val="-2"/>
                     <w:sz w:val="24"/>
@@ -25424,7 +26014,7 @@
               <w:rPr>
                 <w:strike/>
                 <w:sz w:val="24"/>
-                <w:rPrChange w:id="540" w:author="Anthony Cossio" w:date="2025-04-02T09:29:00Z">
+                <w:rPrChange w:id="593" w:author="Anthony Cossio" w:date="2025-04-02T09:29:00Z">
                   <w:rPr>
                     <w:sz w:val="24"/>
                   </w:rPr>
@@ -25436,7 +26026,7 @@
                 <w:strike/>
                 <w:spacing w:val="-4"/>
                 <w:sz w:val="24"/>
-                <w:rPrChange w:id="541" w:author="Anthony Cossio" w:date="2025-04-02T09:29:00Z">
+                <w:rPrChange w:id="594" w:author="Anthony Cossio" w:date="2025-04-02T09:29:00Z">
                   <w:rPr>
                     <w:spacing w:val="-4"/>
                     <w:sz w:val="24"/>
@@ -25459,7 +26049,7 @@
               <w:rPr>
                 <w:strike/>
                 <w:sz w:val="24"/>
-                <w:rPrChange w:id="542" w:author="Anthony Cossio" w:date="2025-04-02T09:29:00Z">
+                <w:rPrChange w:id="595" w:author="Anthony Cossio" w:date="2025-04-02T09:29:00Z">
                   <w:rPr>
                     <w:sz w:val="24"/>
                   </w:rPr>
@@ -25471,7 +26061,7 @@
                 <w:strike/>
                 <w:spacing w:val="-2"/>
                 <w:sz w:val="24"/>
-                <w:rPrChange w:id="543" w:author="Anthony Cossio" w:date="2025-04-02T09:29:00Z">
+                <w:rPrChange w:id="596" w:author="Anthony Cossio" w:date="2025-04-02T09:29:00Z">
                   <w:rPr>
                     <w:spacing w:val="-2"/>
                     <w:sz w:val="24"/>
@@ -25494,7 +26084,7 @@
               <w:rPr>
                 <w:strike/>
                 <w:sz w:val="24"/>
-                <w:rPrChange w:id="544" w:author="Anthony Cossio" w:date="2025-04-02T09:29:00Z">
+                <w:rPrChange w:id="597" w:author="Anthony Cossio" w:date="2025-04-02T09:29:00Z">
                   <w:rPr>
                     <w:sz w:val="24"/>
                   </w:rPr>
@@ -25506,7 +26096,7 @@
                 <w:strike/>
                 <w:spacing w:val="-2"/>
                 <w:sz w:val="24"/>
-                <w:rPrChange w:id="545" w:author="Anthony Cossio" w:date="2025-04-02T09:29:00Z">
+                <w:rPrChange w:id="598" w:author="Anthony Cossio" w:date="2025-04-02T09:29:00Z">
                   <w:rPr>
                     <w:spacing w:val="-2"/>
                     <w:sz w:val="24"/>
@@ -25529,7 +26119,7 @@
               <w:rPr>
                 <w:strike/>
                 <w:sz w:val="24"/>
-                <w:rPrChange w:id="546" w:author="Anthony Cossio" w:date="2025-04-02T09:29:00Z">
+                <w:rPrChange w:id="599" w:author="Anthony Cossio" w:date="2025-04-02T09:29:00Z">
                   <w:rPr>
                     <w:sz w:val="24"/>
                   </w:rPr>
@@ -25541,7 +26131,7 @@
                 <w:strike/>
                 <w:spacing w:val="-5"/>
                 <w:sz w:val="24"/>
-                <w:rPrChange w:id="547" w:author="Anthony Cossio" w:date="2025-04-02T09:29:00Z">
+                <w:rPrChange w:id="600" w:author="Anthony Cossio" w:date="2025-04-02T09:29:00Z">
                   <w:rPr>
                     <w:spacing w:val="-5"/>
                     <w:sz w:val="24"/>
@@ -25569,7 +26159,7 @@
               <w:rPr>
                 <w:strike/>
                 <w:sz w:val="24"/>
-                <w:rPrChange w:id="548" w:author="Anthony Cossio" w:date="2025-04-02T09:29:00Z">
+                <w:rPrChange w:id="601" w:author="Anthony Cossio" w:date="2025-04-02T09:29:00Z">
                   <w:rPr>
                     <w:sz w:val="24"/>
                   </w:rPr>
@@ -25581,7 +26171,7 @@
                 <w:strike/>
                 <w:spacing w:val="-2"/>
                 <w:sz w:val="24"/>
-                <w:rPrChange w:id="549" w:author="Anthony Cossio" w:date="2025-04-02T09:29:00Z">
+                <w:rPrChange w:id="602" w:author="Anthony Cossio" w:date="2025-04-02T09:29:00Z">
                   <w:rPr>
                     <w:spacing w:val="-2"/>
                     <w:sz w:val="24"/>
@@ -25600,7 +26190,7 @@
               <w:rPr>
                 <w:strike/>
                 <w:sz w:val="24"/>
-                <w:rPrChange w:id="550" w:author="Anthony Cossio" w:date="2025-04-02T09:29:00Z">
+                <w:rPrChange w:id="603" w:author="Anthony Cossio" w:date="2025-04-02T09:29:00Z">
                   <w:rPr>
                     <w:sz w:val="24"/>
                   </w:rPr>
@@ -25612,7 +26202,7 @@
                 <w:strike/>
                 <w:spacing w:val="-4"/>
                 <w:sz w:val="24"/>
-                <w:rPrChange w:id="551" w:author="Anthony Cossio" w:date="2025-04-02T09:29:00Z">
+                <w:rPrChange w:id="604" w:author="Anthony Cossio" w:date="2025-04-02T09:29:00Z">
                   <w:rPr>
                     <w:spacing w:val="-4"/>
                     <w:sz w:val="24"/>
@@ -25626,7 +26216,7 @@
                 <w:strike/>
                 <w:spacing w:val="-2"/>
                 <w:sz w:val="24"/>
-                <w:rPrChange w:id="552" w:author="Anthony Cossio" w:date="2025-04-02T09:29:00Z">
+                <w:rPrChange w:id="605" w:author="Anthony Cossio" w:date="2025-04-02T09:29:00Z">
                   <w:rPr>
                     <w:spacing w:val="-2"/>
                     <w:sz w:val="24"/>
@@ -25644,7 +26234,7 @@
               <w:rPr>
                 <w:strike/>
                 <w:sz w:val="24"/>
-                <w:rPrChange w:id="553" w:author="Anthony Cossio" w:date="2025-04-02T09:29:00Z">
+                <w:rPrChange w:id="606" w:author="Anthony Cossio" w:date="2025-04-02T09:29:00Z">
                   <w:rPr>
                     <w:sz w:val="24"/>
                   </w:rPr>
@@ -25656,7 +26246,7 @@
                 <w:strike/>
                 <w:spacing w:val="-2"/>
                 <w:sz w:val="24"/>
-                <w:rPrChange w:id="554" w:author="Anthony Cossio" w:date="2025-04-02T09:29:00Z">
+                <w:rPrChange w:id="607" w:author="Anthony Cossio" w:date="2025-04-02T09:29:00Z">
                   <w:rPr>
                     <w:spacing w:val="-2"/>
                     <w:sz w:val="24"/>
@@ -25679,7 +26269,7 @@
               <w:rPr>
                 <w:strike/>
                 <w:sz w:val="24"/>
-                <w:rPrChange w:id="555" w:author="Anthony Cossio" w:date="2025-04-02T09:29:00Z">
+                <w:rPrChange w:id="608" w:author="Anthony Cossio" w:date="2025-04-02T09:29:00Z">
                   <w:rPr>
                     <w:sz w:val="24"/>
                   </w:rPr>
@@ -25691,7 +26281,7 @@
                 <w:strike/>
                 <w:spacing w:val="-4"/>
                 <w:sz w:val="24"/>
-                <w:rPrChange w:id="556" w:author="Anthony Cossio" w:date="2025-04-02T09:29:00Z">
+                <w:rPrChange w:id="609" w:author="Anthony Cossio" w:date="2025-04-02T09:29:00Z">
                   <w:rPr>
                     <w:spacing w:val="-4"/>
                     <w:sz w:val="24"/>
@@ -25714,7 +26304,7 @@
               <w:rPr>
                 <w:strike/>
                 <w:sz w:val="24"/>
-                <w:rPrChange w:id="557" w:author="Anthony Cossio" w:date="2025-04-02T09:29:00Z">
+                <w:rPrChange w:id="610" w:author="Anthony Cossio" w:date="2025-04-02T09:29:00Z">
                   <w:rPr>
                     <w:sz w:val="24"/>
                   </w:rPr>
@@ -25726,7 +26316,7 @@
                 <w:strike/>
                 <w:spacing w:val="-2"/>
                 <w:sz w:val="24"/>
-                <w:rPrChange w:id="558" w:author="Anthony Cossio" w:date="2025-04-02T09:29:00Z">
+                <w:rPrChange w:id="611" w:author="Anthony Cossio" w:date="2025-04-02T09:29:00Z">
                   <w:rPr>
                     <w:spacing w:val="-2"/>
                     <w:sz w:val="24"/>
@@ -25749,7 +26339,7 @@
               <w:rPr>
                 <w:strike/>
                 <w:sz w:val="24"/>
-                <w:rPrChange w:id="559" w:author="Anthony Cossio" w:date="2025-04-02T09:29:00Z">
+                <w:rPrChange w:id="612" w:author="Anthony Cossio" w:date="2025-04-02T09:29:00Z">
                   <w:rPr>
                     <w:sz w:val="24"/>
                   </w:rPr>
@@ -25761,7 +26351,7 @@
                 <w:strike/>
                 <w:spacing w:val="-4"/>
                 <w:sz w:val="24"/>
-                <w:rPrChange w:id="560" w:author="Anthony Cossio" w:date="2025-04-02T09:29:00Z">
+                <w:rPrChange w:id="613" w:author="Anthony Cossio" w:date="2025-04-02T09:29:00Z">
                   <w:rPr>
                     <w:spacing w:val="-4"/>
                     <w:sz w:val="24"/>
@@ -25784,7 +26374,7 @@
               <w:rPr>
                 <w:strike/>
                 <w:sz w:val="24"/>
-                <w:rPrChange w:id="561" w:author="Anthony Cossio" w:date="2025-04-02T09:29:00Z">
+                <w:rPrChange w:id="614" w:author="Anthony Cossio" w:date="2025-04-02T09:29:00Z">
                   <w:rPr>
                     <w:sz w:val="24"/>
                   </w:rPr>
@@ -25796,7 +26386,7 @@
                 <w:strike/>
                 <w:spacing w:val="-2"/>
                 <w:sz w:val="24"/>
-                <w:rPrChange w:id="562" w:author="Anthony Cossio" w:date="2025-04-02T09:29:00Z">
+                <w:rPrChange w:id="615" w:author="Anthony Cossio" w:date="2025-04-02T09:29:00Z">
                   <w:rPr>
                     <w:spacing w:val="-2"/>
                     <w:sz w:val="24"/>
@@ -25819,7 +26409,7 @@
               <w:rPr>
                 <w:strike/>
                 <w:sz w:val="24"/>
-                <w:rPrChange w:id="563" w:author="Anthony Cossio" w:date="2025-04-02T09:29:00Z">
+                <w:rPrChange w:id="616" w:author="Anthony Cossio" w:date="2025-04-02T09:29:00Z">
                   <w:rPr>
                     <w:sz w:val="24"/>
                   </w:rPr>
@@ -25831,7 +26421,7 @@
                 <w:strike/>
                 <w:spacing w:val="-2"/>
                 <w:sz w:val="24"/>
-                <w:rPrChange w:id="564" w:author="Anthony Cossio" w:date="2025-04-02T09:29:00Z">
+                <w:rPrChange w:id="617" w:author="Anthony Cossio" w:date="2025-04-02T09:29:00Z">
                   <w:rPr>
                     <w:spacing w:val="-2"/>
                     <w:sz w:val="24"/>
@@ -25854,7 +26444,7 @@
               <w:rPr>
                 <w:strike/>
                 <w:sz w:val="24"/>
-                <w:rPrChange w:id="565" w:author="Anthony Cossio" w:date="2025-04-02T09:29:00Z">
+                <w:rPrChange w:id="618" w:author="Anthony Cossio" w:date="2025-04-02T09:29:00Z">
                   <w:rPr>
                     <w:sz w:val="24"/>
                   </w:rPr>
@@ -25866,7 +26456,7 @@
                 <w:strike/>
                 <w:spacing w:val="-4"/>
                 <w:sz w:val="24"/>
-                <w:rPrChange w:id="566" w:author="Anthony Cossio" w:date="2025-04-02T09:29:00Z">
+                <w:rPrChange w:id="619" w:author="Anthony Cossio" w:date="2025-04-02T09:29:00Z">
                   <w:rPr>
                     <w:spacing w:val="-4"/>
                     <w:sz w:val="24"/>
@@ -25883,19 +26473,19 @@
       <w:pPr>
         <w:pStyle w:val="BodyText"/>
         <w:rPr>
-          <w:ins w:id="567" w:author="Anthony Cossio" w:date="2025-04-02T09:29:00Z"/>
+          <w:ins w:id="620" w:author="Anthony Cossio" w:date="2025-04-02T09:29:00Z"/>
         </w:rPr>
       </w:pPr>
     </w:p>
     <w:p>
       <w:pPr>
         <w:rPr>
-          <w:ins w:id="568" w:author="Anthony Cossio" w:date="2025-05-22T15:37:00Z"/>
+          <w:ins w:id="621" w:author="Anthony Cossio" w:date="2025-05-22T15:37:00Z"/>
           <w:sz w:val="24"/>
           <w:szCs w:val="24"/>
         </w:rPr>
       </w:pPr>
-      <w:ins w:id="569" w:author="Anthony Cossio" w:date="2025-04-02T09:29:00Z">
+      <w:ins w:id="622" w:author="Anthony Cossio" w:date="2025-04-02T09:29:00Z">
         <w:r>
           <w:rPr>
             <w:sz w:val="24"/>
@@ -25936,7 +26526,7 @@
     <w:p>
       <w:pPr>
         <w:rPr>
-          <w:ins w:id="570" w:author="Anthony Cossio" w:date="2025-04-02T09:29:00Z"/>
+          <w:ins w:id="623" w:author="Anthony Cossio" w:date="2025-04-02T09:29:00Z"/>
           <w:sz w:val="24"/>
           <w:szCs w:val="24"/>
         </w:rPr>
@@ -25962,7 +26552,7 @@
       <w:tr>
         <w:trPr>
           <w:jc w:val="center"/>
-          <w:ins w:id="571" w:author="Anthony Cossio" w:date="2025-05-22T15:37:00Z"/>
+          <w:ins w:id="624" w:author="Anthony Cossio" w:date="2025-05-22T15:37:00Z"/>
         </w:trPr>
         <w:tc>
           <w:tcPr>
@@ -25971,12 +26561,12 @@
           <w:p>
             <w:pPr>
               <w:rPr>
-                <w:ins w:id="572" w:author="Anthony Cossio" w:date="2025-05-22T15:37:00Z"/>
+                <w:ins w:id="625" w:author="Anthony Cossio" w:date="2025-05-22T15:37:00Z"/>
                 <w:sz w:val="24"/>
                 <w:szCs w:val="24"/>
               </w:rPr>
             </w:pPr>
-            <w:ins w:id="573" w:author="Anthony Cossio" w:date="2025-05-22T15:37:00Z">
+            <w:ins w:id="626" w:author="Anthony Cossio" w:date="2025-05-22T15:37:00Z">
               <w:r>
                 <w:rPr>
                   <w:sz w:val="24"/>
@@ -25995,12 +26585,12 @@
             <w:pPr>
               <w:jc w:val="center"/>
               <w:rPr>
-                <w:ins w:id="574" w:author="Anthony Cossio" w:date="2025-05-22T15:37:00Z"/>
+                <w:ins w:id="627" w:author="Anthony Cossio" w:date="2025-05-22T15:37:00Z"/>
                 <w:sz w:val="24"/>
                 <w:szCs w:val="24"/>
               </w:rPr>
             </w:pPr>
-            <w:ins w:id="575" w:author="Anthony Cossio" w:date="2025-05-22T15:37:00Z">
+            <w:ins w:id="628" w:author="Anthony Cossio" w:date="2025-05-22T15:37:00Z">
               <w:r>
                 <w:rPr>
                   <w:sz w:val="24"/>
@@ -26014,12 +26604,12 @@
             <w:pPr>
               <w:jc w:val="center"/>
               <w:rPr>
-                <w:ins w:id="576" w:author="Anthony Cossio" w:date="2025-05-22T15:37:00Z"/>
+                <w:ins w:id="629" w:author="Anthony Cossio" w:date="2025-05-22T15:37:00Z"/>
                 <w:sz w:val="24"/>
                 <w:szCs w:val="24"/>
               </w:rPr>
             </w:pPr>
-            <w:ins w:id="577" w:author="Anthony Cossio" w:date="2025-05-22T15:37:00Z">
+            <w:ins w:id="630" w:author="Anthony Cossio" w:date="2025-05-22T15:37:00Z">
               <w:r>
                 <w:rPr>
                   <w:sz w:val="24"/>
@@ -26038,12 +26628,12 @@
             <w:pPr>
               <w:jc w:val="center"/>
               <w:rPr>
-                <w:ins w:id="578" w:author="Anthony Cossio" w:date="2025-05-22T15:37:00Z"/>
+                <w:ins w:id="631" w:author="Anthony Cossio" w:date="2025-05-22T15:37:00Z"/>
                 <w:sz w:val="24"/>
                 <w:szCs w:val="24"/>
               </w:rPr>
             </w:pPr>
-            <w:ins w:id="579" w:author="Anthony Cossio" w:date="2025-05-22T15:37:00Z">
+            <w:ins w:id="632" w:author="Anthony Cossio" w:date="2025-05-22T15:37:00Z">
               <w:r>
                 <w:rPr>
                   <w:sz w:val="24"/>
@@ -26062,12 +26652,12 @@
             <w:pPr>
               <w:jc w:val="center"/>
               <w:rPr>
-                <w:ins w:id="580" w:author="Anthony Cossio" w:date="2025-05-22T15:37:00Z"/>
+                <w:ins w:id="633" w:author="Anthony Cossio" w:date="2025-05-22T15:37:00Z"/>
                 <w:sz w:val="24"/>
                 <w:szCs w:val="24"/>
               </w:rPr>
             </w:pPr>
-            <w:ins w:id="581" w:author="Anthony Cossio" w:date="2025-05-22T15:37:00Z">
+            <w:ins w:id="634" w:author="Anthony Cossio" w:date="2025-05-22T15:37:00Z">
               <w:r>
                 <w:rPr>
                   <w:sz w:val="24"/>
@@ -26081,12 +26671,12 @@
             <w:pPr>
               <w:jc w:val="center"/>
               <w:rPr>
-                <w:ins w:id="582" w:author="Anthony Cossio" w:date="2025-05-22T15:37:00Z"/>
+                <w:ins w:id="635" w:author="Anthony Cossio" w:date="2025-05-22T15:37:00Z"/>
                 <w:sz w:val="24"/>
                 <w:szCs w:val="24"/>
               </w:rPr>
             </w:pPr>
-            <w:ins w:id="583" w:author="Anthony Cossio" w:date="2025-05-22T15:37:00Z">
+            <w:ins w:id="636" w:author="Anthony Cossio" w:date="2025-05-22T15:37:00Z">
               <w:r>
                 <w:rPr>
                   <w:sz w:val="24"/>
@@ -26105,12 +26695,12 @@
             <w:pPr>
               <w:jc w:val="center"/>
               <w:rPr>
-                <w:ins w:id="584" w:author="Anthony Cossio" w:date="2025-05-22T15:37:00Z"/>
+                <w:ins w:id="637" w:author="Anthony Cossio" w:date="2025-05-22T15:37:00Z"/>
                 <w:sz w:val="24"/>
                 <w:szCs w:val="24"/>
               </w:rPr>
             </w:pPr>
-            <w:ins w:id="585" w:author="Anthony Cossio" w:date="2025-05-22T15:37:00Z">
+            <w:ins w:id="638" w:author="Anthony Cossio" w:date="2025-05-22T15:37:00Z">
               <w:r>
                 <w:rPr>
                   <w:sz w:val="24"/>
@@ -26124,12 +26714,12 @@
             <w:pPr>
               <w:jc w:val="center"/>
               <w:rPr>
-                <w:ins w:id="586" w:author="Anthony Cossio" w:date="2025-05-22T15:37:00Z"/>
+                <w:ins w:id="639" w:author="Anthony Cossio" w:date="2025-05-22T15:37:00Z"/>
                 <w:sz w:val="24"/>
                 <w:szCs w:val="24"/>
               </w:rPr>
             </w:pPr>
-            <w:ins w:id="587" w:author="Anthony Cossio" w:date="2025-05-22T15:37:00Z">
+            <w:ins w:id="640" w:author="Anthony Cossio" w:date="2025-05-22T15:37:00Z">
               <w:r>
                 <w:rPr>
                   <w:sz w:val="24"/>
@@ -26148,12 +26738,12 @@
             <w:pPr>
               <w:jc w:val="center"/>
               <w:rPr>
-                <w:ins w:id="588" w:author="Anthony Cossio" w:date="2025-05-22T15:37:00Z"/>
+                <w:ins w:id="641" w:author="Anthony Cossio" w:date="2025-05-22T15:37:00Z"/>
                 <w:sz w:val="24"/>
                 <w:szCs w:val="24"/>
               </w:rPr>
             </w:pPr>
-            <w:ins w:id="589" w:author="Anthony Cossio" w:date="2025-05-22T15:37:00Z">
+            <w:ins w:id="642" w:author="Anthony Cossio" w:date="2025-05-22T15:37:00Z">
               <w:r>
                 <w:rPr>
                   <w:sz w:val="24"/>
@@ -26172,12 +26762,12 @@
             <w:pPr>
               <w:jc w:val="center"/>
               <w:rPr>
-                <w:ins w:id="590" w:author="Anthony Cossio" w:date="2025-05-22T15:37:00Z"/>
+                <w:ins w:id="643" w:author="Anthony Cossio" w:date="2025-05-22T15:37:00Z"/>
                 <w:sz w:val="24"/>
                 <w:szCs w:val="24"/>
               </w:rPr>
             </w:pPr>
-            <w:ins w:id="591" w:author="Anthony Cossio" w:date="2025-05-22T15:37:00Z">
+            <w:ins w:id="644" w:author="Anthony Cossio" w:date="2025-05-22T15:37:00Z">
               <w:r>
                 <w:rPr>
                   <w:sz w:val="24"/>
@@ -26191,12 +26781,12 @@
             <w:pPr>
               <w:jc w:val="center"/>
               <w:rPr>
-                <w:ins w:id="592" w:author="Anthony Cossio" w:date="2025-05-22T15:37:00Z"/>
+                <w:ins w:id="645" w:author="Anthony Cossio" w:date="2025-05-22T15:37:00Z"/>
                 <w:sz w:val="24"/>
                 <w:szCs w:val="24"/>
               </w:rPr>
             </w:pPr>
-            <w:ins w:id="593" w:author="Anthony Cossio" w:date="2025-05-22T15:37:00Z">
+            <w:ins w:id="646" w:author="Anthony Cossio" w:date="2025-05-22T15:37:00Z">
               <w:r>
                 <w:rPr>
                   <w:sz w:val="24"/>
@@ -26215,12 +26805,12 @@
             <w:pPr>
               <w:jc w:val="center"/>
               <w:rPr>
-                <w:ins w:id="594" w:author="Anthony Cossio" w:date="2025-05-22T15:37:00Z"/>
+                <w:ins w:id="647" w:author="Anthony Cossio" w:date="2025-05-22T15:37:00Z"/>
                 <w:sz w:val="24"/>
                 <w:szCs w:val="24"/>
               </w:rPr>
             </w:pPr>
-            <w:ins w:id="595" w:author="Anthony Cossio" w:date="2025-05-22T15:37:00Z">
+            <w:ins w:id="648" w:author="Anthony Cossio" w:date="2025-05-22T15:37:00Z">
               <w:r>
                 <w:rPr>
                   <w:sz w:val="24"/>
@@ -26235,7 +26825,7 @@
       <w:tr>
         <w:trPr>
           <w:jc w:val="center"/>
-          <w:ins w:id="596" w:author="Anthony Cossio" w:date="2025-05-22T15:37:00Z"/>
+          <w:ins w:id="649" w:author="Anthony Cossio" w:date="2025-05-22T15:37:00Z"/>
         </w:trPr>
         <w:tc>
           <w:tcPr>
@@ -26244,12 +26834,12 @@
           <w:p>
             <w:pPr>
               <w:rPr>
-                <w:ins w:id="597" w:author="Anthony Cossio" w:date="2025-05-22T15:37:00Z"/>
+                <w:ins w:id="650" w:author="Anthony Cossio" w:date="2025-05-22T15:37:00Z"/>
                 <w:sz w:val="24"/>
                 <w:szCs w:val="24"/>
               </w:rPr>
             </w:pPr>
-            <w:ins w:id="598" w:author="Anthony Cossio" w:date="2025-05-22T15:37:00Z">
+            <w:ins w:id="651" w:author="Anthony Cossio" w:date="2025-05-22T15:37:00Z">
               <w:r>
                 <w:rPr>
                   <w:sz w:val="24"/>
@@ -26268,12 +26858,12 @@
             <w:pPr>
               <w:jc w:val="center"/>
               <w:rPr>
-                <w:ins w:id="599" w:author="Anthony Cossio" w:date="2025-05-22T15:37:00Z"/>
+                <w:ins w:id="652" w:author="Anthony Cossio" w:date="2025-05-22T15:37:00Z"/>
                 <w:sz w:val="24"/>
                 <w:szCs w:val="24"/>
               </w:rPr>
             </w:pPr>
-            <w:ins w:id="600" w:author="Anthony Cossio" w:date="2025-05-22T15:37:00Z">
+            <w:ins w:id="653" w:author="Anthony Cossio" w:date="2025-05-22T15:37:00Z">
               <w:r>
                 <w:rPr>
                   <w:sz w:val="24"/>
@@ -26292,12 +26882,12 @@
             <w:pPr>
               <w:jc w:val="center"/>
               <w:rPr>
-                <w:ins w:id="601" w:author="Anthony Cossio" w:date="2025-05-22T15:37:00Z"/>
+                <w:ins w:id="654" w:author="Anthony Cossio" w:date="2025-05-22T15:37:00Z"/>
                 <w:sz w:val="24"/>
                 <w:szCs w:val="24"/>
               </w:rPr>
             </w:pPr>
-            <w:ins w:id="602" w:author="Anthony Cossio" w:date="2025-05-22T15:37:00Z">
+            <w:ins w:id="655" w:author="Anthony Cossio" w:date="2025-05-22T15:37:00Z">
               <w:r>
                 <w:rPr>
                   <w:sz w:val="24"/>
@@ -26316,12 +26906,12 @@
             <w:pPr>
               <w:jc w:val="center"/>
               <w:rPr>
-                <w:ins w:id="603" w:author="Anthony Cossio" w:date="2025-05-22T15:37:00Z"/>
+                <w:ins w:id="656" w:author="Anthony Cossio" w:date="2025-05-22T15:37:00Z"/>
                 <w:sz w:val="24"/>
                 <w:szCs w:val="24"/>
               </w:rPr>
             </w:pPr>
-            <w:ins w:id="604" w:author="Anthony Cossio" w:date="2025-05-22T15:37:00Z">
+            <w:ins w:id="657" w:author="Anthony Cossio" w:date="2025-05-22T15:37:00Z">
               <w:r>
                 <w:rPr>
                   <w:sz w:val="24"/>
@@ -26340,12 +26930,12 @@
             <w:pPr>
               <w:jc w:val="center"/>
               <w:rPr>
-                <w:ins w:id="605" w:author="Anthony Cossio" w:date="2025-05-22T15:37:00Z"/>
+                <w:ins w:id="658" w:author="Anthony Cossio" w:date="2025-05-22T15:37:00Z"/>
                 <w:sz w:val="24"/>
                 <w:szCs w:val="24"/>
               </w:rPr>
             </w:pPr>
-            <w:ins w:id="606" w:author="Anthony Cossio" w:date="2025-05-22T15:37:00Z">
+            <w:ins w:id="659" w:author="Anthony Cossio" w:date="2025-05-22T15:37:00Z">
               <w:r>
                 <w:rPr>
                   <w:sz w:val="24"/>
@@ -26364,12 +26954,12 @@
             <w:pPr>
               <w:jc w:val="center"/>
               <w:rPr>
-                <w:ins w:id="607" w:author="Anthony Cossio" w:date="2025-05-22T15:37:00Z"/>
+                <w:ins w:id="660" w:author="Anthony Cossio" w:date="2025-05-22T15:37:00Z"/>
                 <w:sz w:val="24"/>
                 <w:szCs w:val="24"/>
               </w:rPr>
             </w:pPr>
-            <w:ins w:id="608" w:author="Anthony Cossio" w:date="2025-05-22T15:37:00Z">
+            <w:ins w:id="661" w:author="Anthony Cossio" w:date="2025-05-22T15:37:00Z">
               <w:r>
                 <w:rPr>
                   <w:sz w:val="24"/>
@@ -26388,12 +26978,12 @@
             <w:pPr>
               <w:jc w:val="center"/>
               <w:rPr>
-                <w:ins w:id="609" w:author="Anthony Cossio" w:date="2025-05-22T15:37:00Z"/>
+                <w:ins w:id="662" w:author="Anthony Cossio" w:date="2025-05-22T15:37:00Z"/>
                 <w:sz w:val="24"/>
                 <w:szCs w:val="24"/>
               </w:rPr>
             </w:pPr>
-            <w:ins w:id="610" w:author="Anthony Cossio" w:date="2025-05-22T15:37:00Z">
+            <w:ins w:id="663" w:author="Anthony Cossio" w:date="2025-05-22T15:37:00Z">
               <w:r>
                 <w:rPr>
                   <w:sz w:val="24"/>
@@ -26412,12 +27002,12 @@
             <w:pPr>
               <w:jc w:val="center"/>
               <w:rPr>
-                <w:ins w:id="611" w:author="Anthony Cossio" w:date="2025-05-22T15:37:00Z"/>
+                <w:ins w:id="664" w:author="Anthony Cossio" w:date="2025-05-22T15:37:00Z"/>
                 <w:sz w:val="24"/>
                 <w:szCs w:val="24"/>
               </w:rPr>
             </w:pPr>
-            <w:ins w:id="612" w:author="Anthony Cossio" w:date="2025-05-22T15:37:00Z">
+            <w:ins w:id="665" w:author="Anthony Cossio" w:date="2025-05-22T15:37:00Z">
               <w:r>
                 <w:rPr>
                   <w:sz w:val="24"/>
@@ -26432,7 +27022,7 @@
       <w:tr>
         <w:trPr>
           <w:jc w:val="center"/>
-          <w:ins w:id="613" w:author="Anthony Cossio" w:date="2025-05-22T15:37:00Z"/>
+          <w:ins w:id="666" w:author="Anthony Cossio" w:date="2025-05-22T15:37:00Z"/>
         </w:trPr>
         <w:tc>
           <w:tcPr>
@@ -26441,12 +27031,12 @@
           <w:p>
             <w:pPr>
               <w:rPr>
-                <w:ins w:id="614" w:author="Anthony Cossio" w:date="2025-05-22T15:37:00Z"/>
+                <w:ins w:id="667" w:author="Anthony Cossio" w:date="2025-05-22T15:37:00Z"/>
                 <w:sz w:val="24"/>
                 <w:szCs w:val="24"/>
               </w:rPr>
             </w:pPr>
-            <w:ins w:id="615" w:author="Anthony Cossio" w:date="2025-05-22T15:37:00Z">
+            <w:ins w:id="668" w:author="Anthony Cossio" w:date="2025-05-22T15:37:00Z">
               <w:r>
                 <w:rPr>
                   <w:sz w:val="24"/>
@@ -26465,12 +27055,12 @@
             <w:pPr>
               <w:jc w:val="center"/>
               <w:rPr>
-                <w:ins w:id="616" w:author="Anthony Cossio" w:date="2025-05-22T15:37:00Z"/>
+                <w:ins w:id="669" w:author="Anthony Cossio" w:date="2025-05-22T15:37:00Z"/>
                 <w:sz w:val="24"/>
                 <w:szCs w:val="24"/>
               </w:rPr>
             </w:pPr>
-            <w:ins w:id="617" w:author="Anthony Cossio" w:date="2025-05-22T15:37:00Z">
+            <w:ins w:id="670" w:author="Anthony Cossio" w:date="2025-05-22T15:37:00Z">
               <w:r>
                 <w:rPr>
                   <w:sz w:val="24"/>
@@ -26489,12 +27079,12 @@
             <w:pPr>
               <w:jc w:val="center"/>
               <w:rPr>
-                <w:ins w:id="618" w:author="Anthony Cossio" w:date="2025-05-22T15:37:00Z"/>
+                <w:ins w:id="671" w:author="Anthony Cossio" w:date="2025-05-22T15:37:00Z"/>
                 <w:sz w:val="24"/>
                 <w:szCs w:val="24"/>
               </w:rPr>
             </w:pPr>
-            <w:ins w:id="619" w:author="Anthony Cossio" w:date="2025-05-22T15:37:00Z">
+            <w:ins w:id="672" w:author="Anthony Cossio" w:date="2025-05-22T15:37:00Z">
               <w:r>
                 <w:rPr>
                   <w:sz w:val="24"/>
@@ -26513,12 +27103,12 @@
             <w:pPr>
               <w:jc w:val="center"/>
               <w:rPr>
-                <w:ins w:id="620" w:author="Anthony Cossio" w:date="2025-05-22T15:37:00Z"/>
+                <w:ins w:id="673" w:author="Anthony Cossio" w:date="2025-05-22T15:37:00Z"/>
                 <w:sz w:val="24"/>
                 <w:szCs w:val="24"/>
               </w:rPr>
             </w:pPr>
-            <w:ins w:id="621" w:author="Anthony Cossio" w:date="2025-05-22T15:37:00Z">
+            <w:ins w:id="674" w:author="Anthony Cossio" w:date="2025-05-22T15:37:00Z">
               <w:r>
                 <w:rPr>
                   <w:sz w:val="24"/>
@@ -26537,12 +27127,12 @@
             <w:pPr>
               <w:jc w:val="center"/>
               <w:rPr>
-                <w:ins w:id="622" w:author="Anthony Cossio" w:date="2025-05-22T15:37:00Z"/>
+                <w:ins w:id="675" w:author="Anthony Cossio" w:date="2025-05-22T15:37:00Z"/>
                 <w:sz w:val="24"/>
                 <w:szCs w:val="24"/>
               </w:rPr>
             </w:pPr>
-            <w:ins w:id="623" w:author="Anthony Cossio" w:date="2025-05-22T15:37:00Z">
+            <w:ins w:id="676" w:author="Anthony Cossio" w:date="2025-05-22T15:37:00Z">
               <w:r>
                 <w:rPr>
                   <w:sz w:val="24"/>
@@ -26561,12 +27151,12 @@
             <w:pPr>
               <w:jc w:val="center"/>
               <w:rPr>
-                <w:ins w:id="624" w:author="Anthony Cossio" w:date="2025-05-22T15:37:00Z"/>
+                <w:ins w:id="677" w:author="Anthony Cossio" w:date="2025-05-22T15:37:00Z"/>
                 <w:sz w:val="24"/>
                 <w:szCs w:val="24"/>
               </w:rPr>
             </w:pPr>
-            <w:ins w:id="625" w:author="Anthony Cossio" w:date="2025-05-22T15:37:00Z">
+            <w:ins w:id="678" w:author="Anthony Cossio" w:date="2025-05-22T15:37:00Z">
               <w:r>
                 <w:rPr>
                   <w:sz w:val="24"/>
@@ -26585,12 +27175,12 @@
             <w:pPr>
               <w:jc w:val="center"/>
               <w:rPr>
-                <w:ins w:id="626" w:author="Anthony Cossio" w:date="2025-05-22T15:37:00Z"/>
+                <w:ins w:id="679" w:author="Anthony Cossio" w:date="2025-05-22T15:37:00Z"/>
                 <w:sz w:val="24"/>
                 <w:szCs w:val="24"/>
               </w:rPr>
             </w:pPr>
-            <w:ins w:id="627" w:author="Anthony Cossio" w:date="2025-05-22T15:37:00Z">
+            <w:ins w:id="680" w:author="Anthony Cossio" w:date="2025-05-22T15:37:00Z">
               <w:r>
                 <w:rPr>
                   <w:sz w:val="24"/>
@@ -26609,12 +27199,12 @@
             <w:pPr>
               <w:jc w:val="center"/>
               <w:rPr>
-                <w:ins w:id="628" w:author="Anthony Cossio" w:date="2025-05-22T15:37:00Z"/>
+                <w:ins w:id="681" w:author="Anthony Cossio" w:date="2025-05-22T15:37:00Z"/>
                 <w:sz w:val="24"/>
                 <w:szCs w:val="24"/>
               </w:rPr>
             </w:pPr>
-            <w:ins w:id="629" w:author="Anthony Cossio" w:date="2025-05-22T15:37:00Z">
+            <w:ins w:id="682" w:author="Anthony Cossio" w:date="2025-05-22T15:37:00Z">
               <w:r>
                 <w:rPr>
                   <w:sz w:val="24"/>
@@ -26660,7 +27250,7 @@
         <w:ind w:left="100" w:right="153"/>
         <w:rPr>
           <w:strike/>
-          <w:rPrChange w:id="630" w:author="Anthony Cossio" w:date="2025-04-02T09:31:00Z">
+          <w:rPrChange w:id="683" w:author="Anthony Cossio" w:date="2025-04-02T09:31:00Z">
             <w:rPr/>
           </w:rPrChange>
         </w:rPr>
@@ -26668,7 +27258,7 @@
       <w:r>
         <w:rPr>
           <w:strike/>
-          <w:rPrChange w:id="631" w:author="Anthony Cossio" w:date="2025-04-02T09:31:00Z">
+          <w:rPrChange w:id="684" w:author="Anthony Cossio" w:date="2025-04-02T09:31:00Z">
             <w:rPr/>
           </w:rPrChange>
         </w:rPr>
@@ -26678,7 +27268,7 @@
         <w:rPr>
           <w:strike/>
           <w:spacing w:val="-3"/>
-          <w:rPrChange w:id="632" w:author="Anthony Cossio" w:date="2025-04-02T09:31:00Z">
+          <w:rPrChange w:id="685" w:author="Anthony Cossio" w:date="2025-04-02T09:31:00Z">
             <w:rPr>
               <w:spacing w:val="-3"/>
             </w:rPr>
@@ -26689,7 +27279,7 @@
       <w:r>
         <w:rPr>
           <w:strike/>
-          <w:rPrChange w:id="633" w:author="Anthony Cossio" w:date="2025-04-02T09:31:00Z">
+          <w:rPrChange w:id="686" w:author="Anthony Cossio" w:date="2025-04-02T09:31:00Z">
             <w:rPr/>
           </w:rPrChange>
         </w:rPr>
@@ -26699,7 +27289,7 @@
         <w:rPr>
           <w:strike/>
           <w:spacing w:val="-3"/>
-          <w:rPrChange w:id="634" w:author="Anthony Cossio" w:date="2025-04-02T09:31:00Z">
+          <w:rPrChange w:id="687" w:author="Anthony Cossio" w:date="2025-04-02T09:31:00Z">
             <w:rPr>
               <w:spacing w:val="-3"/>
             </w:rPr>
@@ -26710,7 +27300,7 @@
       <w:r>
         <w:rPr>
           <w:strike/>
-          <w:rPrChange w:id="635" w:author="Anthony Cossio" w:date="2025-04-02T09:31:00Z">
+          <w:rPrChange w:id="688" w:author="Anthony Cossio" w:date="2025-04-02T09:31:00Z">
             <w:rPr/>
           </w:rPrChange>
         </w:rPr>
@@ -26720,7 +27310,7 @@
         <w:rPr>
           <w:strike/>
           <w:spacing w:val="-3"/>
-          <w:rPrChange w:id="636" w:author="Anthony Cossio" w:date="2025-04-02T09:31:00Z">
+          <w:rPrChange w:id="689" w:author="Anthony Cossio" w:date="2025-04-02T09:31:00Z">
             <w:rPr>
               <w:spacing w:val="-3"/>
             </w:rPr>
@@ -26731,7 +27321,7 @@
       <w:r>
         <w:rPr>
           <w:strike/>
-          <w:rPrChange w:id="637" w:author="Anthony Cossio" w:date="2025-04-02T09:31:00Z">
+          <w:rPrChange w:id="690" w:author="Anthony Cossio" w:date="2025-04-02T09:31:00Z">
             <w:rPr/>
           </w:rPrChange>
         </w:rPr>
@@ -26741,7 +27331,7 @@
         <w:rPr>
           <w:strike/>
           <w:spacing w:val="-3"/>
-          <w:rPrChange w:id="638" w:author="Anthony Cossio" w:date="2025-04-02T09:31:00Z">
+          <w:rPrChange w:id="691" w:author="Anthony Cossio" w:date="2025-04-02T09:31:00Z">
             <w:rPr>
               <w:spacing w:val="-3"/>
             </w:rPr>
@@ -26752,7 +27342,7 @@
       <w:r>
         <w:rPr>
           <w:strike/>
-          <w:rPrChange w:id="639" w:author="Anthony Cossio" w:date="2025-04-02T09:31:00Z">
+          <w:rPrChange w:id="692" w:author="Anthony Cossio" w:date="2025-04-02T09:31:00Z">
             <w:rPr/>
           </w:rPrChange>
         </w:rPr>
@@ -26762,7 +27352,7 @@
         <w:rPr>
           <w:strike/>
           <w:spacing w:val="-3"/>
-          <w:rPrChange w:id="640" w:author="Anthony Cossio" w:date="2025-04-02T09:31:00Z">
+          <w:rPrChange w:id="693" w:author="Anthony Cossio" w:date="2025-04-02T09:31:00Z">
             <w:rPr>
               <w:spacing w:val="-3"/>
             </w:rPr>
@@ -26773,7 +27363,7 @@
       <w:r>
         <w:rPr>
           <w:strike/>
-          <w:rPrChange w:id="641" w:author="Anthony Cossio" w:date="2025-04-02T09:31:00Z">
+          <w:rPrChange w:id="694" w:author="Anthony Cossio" w:date="2025-04-02T09:31:00Z">
             <w:rPr/>
           </w:rPrChange>
         </w:rPr>
@@ -26783,7 +27373,7 @@
         <w:rPr>
           <w:strike/>
           <w:spacing w:val="-4"/>
-          <w:rPrChange w:id="642" w:author="Anthony Cossio" w:date="2025-04-02T09:31:00Z">
+          <w:rPrChange w:id="695" w:author="Anthony Cossio" w:date="2025-04-02T09:31:00Z">
             <w:rPr>
               <w:spacing w:val="-4"/>
             </w:rPr>
@@ -26794,7 +27384,7 @@
       <w:r>
         <w:rPr>
           <w:strike/>
-          <w:rPrChange w:id="643" w:author="Anthony Cossio" w:date="2025-04-02T09:31:00Z">
+          <w:rPrChange w:id="696" w:author="Anthony Cossio" w:date="2025-04-02T09:31:00Z">
             <w:rPr/>
           </w:rPrChange>
         </w:rPr>
@@ -26804,7 +27394,7 @@
         <w:rPr>
           <w:strike/>
           <w:spacing w:val="-3"/>
-          <w:rPrChange w:id="644" w:author="Anthony Cossio" w:date="2025-04-02T09:31:00Z">
+          <w:rPrChange w:id="697" w:author="Anthony Cossio" w:date="2025-04-02T09:31:00Z">
             <w:rPr>
               <w:spacing w:val="-3"/>
             </w:rPr>
@@ -26815,7 +27405,7 @@
       <w:r>
         <w:rPr>
           <w:strike/>
-          <w:rPrChange w:id="645" w:author="Anthony Cossio" w:date="2025-04-02T09:31:00Z">
+          <w:rPrChange w:id="698" w:author="Anthony Cossio" w:date="2025-04-02T09:31:00Z">
             <w:rPr/>
           </w:rPrChange>
         </w:rPr>
@@ -26825,7 +27415,7 @@
         <w:rPr>
           <w:strike/>
           <w:spacing w:val="-3"/>
-          <w:rPrChange w:id="646" w:author="Anthony Cossio" w:date="2025-04-02T09:31:00Z">
+          <w:rPrChange w:id="699" w:author="Anthony Cossio" w:date="2025-04-02T09:31:00Z">
             <w:rPr>
               <w:spacing w:val="-3"/>
             </w:rPr>
@@ -26836,7 +27426,7 @@
       <w:r>
         <w:rPr>
           <w:strike/>
-          <w:rPrChange w:id="647" w:author="Anthony Cossio" w:date="2025-04-02T09:31:00Z">
+          <w:rPrChange w:id="700" w:author="Anthony Cossio" w:date="2025-04-02T09:31:00Z">
             <w:rPr/>
           </w:rPrChange>
         </w:rPr>
@@ -26846,7 +27436,7 @@
         <w:rPr>
           <w:strike/>
           <w:spacing w:val="-3"/>
-          <w:rPrChange w:id="648" w:author="Anthony Cossio" w:date="2025-04-02T09:31:00Z">
+          <w:rPrChange w:id="701" w:author="Anthony Cossio" w:date="2025-04-02T09:31:00Z">
             <w:rPr>
               <w:spacing w:val="-3"/>
             </w:rPr>
@@ -26857,7 +27447,7 @@
       <w:r>
         <w:rPr>
           <w:strike/>
-          <w:rPrChange w:id="649" w:author="Anthony Cossio" w:date="2025-04-02T09:31:00Z">
+          <w:rPrChange w:id="702" w:author="Anthony Cossio" w:date="2025-04-02T09:31:00Z">
             <w:rPr/>
           </w:rPrChange>
         </w:rPr>
@@ -26867,7 +27457,7 @@
         <w:rPr>
           <w:strike/>
           <w:spacing w:val="-4"/>
-          <w:rPrChange w:id="650" w:author="Anthony Cossio" w:date="2025-04-02T09:31:00Z">
+          <w:rPrChange w:id="703" w:author="Anthony Cossio" w:date="2025-04-02T09:31:00Z">
             <w:rPr>
               <w:spacing w:val="-4"/>
             </w:rPr>
@@ -26878,7 +27468,7 @@
       <w:r>
         <w:rPr>
           <w:strike/>
-          <w:rPrChange w:id="651" w:author="Anthony Cossio" w:date="2025-04-02T09:31:00Z">
+          <w:rPrChange w:id="704" w:author="Anthony Cossio" w:date="2025-04-02T09:31:00Z">
             <w:rPr/>
           </w:rPrChange>
         </w:rPr>
@@ -26888,7 +27478,7 @@
         <w:rPr>
           <w:strike/>
           <w:spacing w:val="-3"/>
-          <w:rPrChange w:id="652" w:author="Anthony Cossio" w:date="2025-04-02T09:31:00Z">
+          <w:rPrChange w:id="705" w:author="Anthony Cossio" w:date="2025-04-02T09:31:00Z">
             <w:rPr>
               <w:spacing w:val="-3"/>
             </w:rPr>
@@ -26899,7 +27489,7 @@
       <w:r>
         <w:rPr>
           <w:strike/>
-          <w:rPrChange w:id="653" w:author="Anthony Cossio" w:date="2025-04-02T09:31:00Z">
+          <w:rPrChange w:id="706" w:author="Anthony Cossio" w:date="2025-04-02T09:31:00Z">
             <w:rPr/>
           </w:rPrChange>
         </w:rPr>
@@ -26909,7 +27499,7 @@
         <w:rPr>
           <w:strike/>
           <w:spacing w:val="-2"/>
-          <w:rPrChange w:id="654" w:author="Anthony Cossio" w:date="2025-04-02T09:31:00Z">
+          <w:rPrChange w:id="707" w:author="Anthony Cossio" w:date="2025-04-02T09:31:00Z">
             <w:rPr>
               <w:spacing w:val="-2"/>
             </w:rPr>
@@ -26920,7 +27510,7 @@
       <w:r>
         <w:rPr>
           <w:strike/>
-          <w:rPrChange w:id="655" w:author="Anthony Cossio" w:date="2025-04-02T09:31:00Z">
+          <w:rPrChange w:id="708" w:author="Anthony Cossio" w:date="2025-04-02T09:31:00Z">
             <w:rPr/>
           </w:rPrChange>
         </w:rPr>
@@ -26930,7 +27520,7 @@
         <w:rPr>
           <w:strike/>
           <w:spacing w:val="-4"/>
-          <w:rPrChange w:id="656" w:author="Anthony Cossio" w:date="2025-04-02T09:31:00Z">
+          <w:rPrChange w:id="709" w:author="Anthony Cossio" w:date="2025-04-02T09:31:00Z">
             <w:rPr>
               <w:spacing w:val="-4"/>
             </w:rPr>
@@ -26941,7 +27531,7 @@
       <w:r>
         <w:rPr>
           <w:strike/>
-          <w:rPrChange w:id="657" w:author="Anthony Cossio" w:date="2025-04-02T09:31:00Z">
+          <w:rPrChange w:id="710" w:author="Anthony Cossio" w:date="2025-04-02T09:31:00Z">
             <w:rPr/>
           </w:rPrChange>
         </w:rPr>
@@ -26951,7 +27541,7 @@
         <w:rPr>
           <w:strike/>
           <w:spacing w:val="-4"/>
-          <w:rPrChange w:id="658" w:author="Anthony Cossio" w:date="2025-04-02T09:31:00Z">
+          <w:rPrChange w:id="711" w:author="Anthony Cossio" w:date="2025-04-02T09:31:00Z">
             <w:rPr>
               <w:spacing w:val="-4"/>
             </w:rPr>
@@ -26962,7 +27552,7 @@
       <w:r>
         <w:rPr>
           <w:strike/>
-          <w:rPrChange w:id="659" w:author="Anthony Cossio" w:date="2025-04-02T09:31:00Z">
+          <w:rPrChange w:id="712" w:author="Anthony Cossio" w:date="2025-04-02T09:31:00Z">
             <w:rPr/>
           </w:rPrChange>
         </w:rPr>
@@ -26972,7 +27562,7 @@
         <w:rPr>
           <w:strike/>
           <w:spacing w:val="-3"/>
-          <w:rPrChange w:id="660" w:author="Anthony Cossio" w:date="2025-04-02T09:31:00Z">
+          <w:rPrChange w:id="713" w:author="Anthony Cossio" w:date="2025-04-02T09:31:00Z">
             <w:rPr>
               <w:spacing w:val="-3"/>
             </w:rPr>
@@ -26983,28 +27573,28 @@
       <w:r>
         <w:rPr>
           <w:strike/>
-          <w:rPrChange w:id="661" w:author="Anthony Cossio" w:date="2025-04-02T09:31:00Z">
+          <w:rPrChange w:id="714" w:author="Anthony Cossio" w:date="2025-04-02T09:31:00Z">
             <w:rPr/>
           </w:rPrChange>
         </w:rPr>
         <w:t>upper confidence intervals and the number of binned data samples</w:t>
       </w:r>
-      <w:ins w:id="662" w:author="Anthony Cossio" w:date="2025-04-02T09:30:00Z">
+      <w:ins w:id="715" w:author="Anthony Cossio" w:date="2025-04-02T09:30:00Z">
         <w:r>
           <w:rPr>
             <w:strike/>
-            <w:rPrChange w:id="663" w:author="Anthony Cossio" w:date="2025-04-02T09:31:00Z">
+            <w:rPrChange w:id="716" w:author="Anthony Cossio" w:date="2025-04-02T09:31:00Z">
               <w:rPr/>
             </w:rPrChange>
           </w:rPr>
           <w:t xml:space="preserve"> </w:t>
         </w:r>
       </w:ins>
-      <w:ins w:id="664" w:author="Anthony Cossio" w:date="2025-04-02T09:31:00Z">
+      <w:ins w:id="717" w:author="Anthony Cossio" w:date="2025-04-02T09:31:00Z">
         <w:r>
           <w:rPr>
             <w:strike/>
-            <w:rPrChange w:id="665" w:author="Anthony Cossio" w:date="2025-04-02T09:31:00Z">
+            <w:rPrChange w:id="718" w:author="Anthony Cossio" w:date="2025-04-02T09:31:00Z">
               <w:rPr/>
             </w:rPrChange>
           </w:rPr>
@@ -27014,7 +27604,7 @@
           <w:rPr>
             <w:strike/>
             <w:spacing w:val="-2"/>
-            <w:rPrChange w:id="666" w:author="Anthony Cossio" w:date="2025-04-02T09:31:00Z">
+            <w:rPrChange w:id="719" w:author="Anthony Cossio" w:date="2025-04-02T09:31:00Z">
               <w:rPr>
                 <w:spacing w:val="-2"/>
               </w:rPr>
@@ -27025,7 +27615,7 @@
         <w:r>
           <w:rPr>
             <w:strike/>
-            <w:rPrChange w:id="667" w:author="Anthony Cossio" w:date="2025-04-02T09:31:00Z">
+            <w:rPrChange w:id="720" w:author="Anthony Cossio" w:date="2025-04-02T09:31:00Z">
               <w:rPr/>
             </w:rPrChange>
           </w:rPr>
@@ -27035,7 +27625,7 @@
           <w:rPr>
             <w:strike/>
             <w:spacing w:val="-2"/>
-            <w:rPrChange w:id="668" w:author="Anthony Cossio" w:date="2025-04-02T09:31:00Z">
+            <w:rPrChange w:id="721" w:author="Anthony Cossio" w:date="2025-04-02T09:31:00Z">
               <w:rPr>
                 <w:spacing w:val="-2"/>
               </w:rPr>
@@ -27046,7 +27636,7 @@
         <w:r>
           <w:rPr>
             <w:strike/>
-            <w:rPrChange w:id="669" w:author="Anthony Cossio" w:date="2025-04-02T09:31:00Z">
+            <w:rPrChange w:id="722" w:author="Anthony Cossio" w:date="2025-04-02T09:31:00Z">
               <w:rPr/>
             </w:rPrChange>
           </w:rPr>
@@ -27056,7 +27646,7 @@
           <w:rPr>
             <w:strike/>
             <w:spacing w:val="-4"/>
-            <w:rPrChange w:id="670" w:author="Anthony Cossio" w:date="2025-04-02T09:31:00Z">
+            <w:rPrChange w:id="723" w:author="Anthony Cossio" w:date="2025-04-02T09:31:00Z">
               <w:rPr>
                 <w:spacing w:val="-4"/>
               </w:rPr>
@@ -27067,7 +27657,7 @@
         <w:r>
           <w:rPr>
             <w:strike/>
-            <w:rPrChange w:id="671" w:author="Anthony Cossio" w:date="2025-04-02T09:31:00Z">
+            <w:rPrChange w:id="724" w:author="Anthony Cossio" w:date="2025-04-02T09:31:00Z">
               <w:rPr/>
             </w:rPrChange>
           </w:rPr>
@@ -27077,7 +27667,7 @@
           <w:rPr>
             <w:strike/>
             <w:spacing w:val="-2"/>
-            <w:rPrChange w:id="672" w:author="Anthony Cossio" w:date="2025-04-02T09:31:00Z">
+            <w:rPrChange w:id="725" w:author="Anthony Cossio" w:date="2025-04-02T09:31:00Z">
               <w:rPr>
                 <w:spacing w:val="-2"/>
               </w:rPr>
@@ -27088,7 +27678,7 @@
         <w:r>
           <w:rPr>
             <w:strike/>
-            <w:rPrChange w:id="673" w:author="Anthony Cossio" w:date="2025-04-02T09:31:00Z">
+            <w:rPrChange w:id="726" w:author="Anthony Cossio" w:date="2025-04-02T09:31:00Z">
               <w:rPr/>
             </w:rPrChange>
           </w:rPr>
@@ -27098,7 +27688,7 @@
       <w:r>
         <w:rPr>
           <w:strike/>
-          <w:rPrChange w:id="674" w:author="Anthony Cossio" w:date="2025-04-02T09:31:00Z">
+          <w:rPrChange w:id="727" w:author="Anthony Cossio" w:date="2025-04-02T09:31:00Z">
             <w:rPr/>
           </w:rPrChange>
         </w:rPr>
@@ -27111,7 +27701,7 @@
         <w:rPr>
           <w:strike/>
           <w:sz w:val="20"/>
-          <w:rPrChange w:id="675" w:author="Anthony Cossio" w:date="2025-04-02T09:31:00Z">
+          <w:rPrChange w:id="728" w:author="Anthony Cossio" w:date="2025-04-02T09:31:00Z">
             <w:rPr>
               <w:sz w:val="20"/>
             </w:rPr>
@@ -27126,7 +27716,7 @@
         <w:rPr>
           <w:strike/>
           <w:sz w:val="20"/>
-          <w:rPrChange w:id="676" w:author="Anthony Cossio" w:date="2025-04-02T09:31:00Z">
+          <w:rPrChange w:id="729" w:author="Anthony Cossio" w:date="2025-04-02T09:31:00Z">
             <w:rPr>
               <w:sz w:val="20"/>
             </w:rPr>
@@ -27179,7 +27769,7 @@
               <w:rPr>
                 <w:strike/>
                 <w:sz w:val="24"/>
-                <w:rPrChange w:id="677" w:author="Anthony Cossio" w:date="2025-04-02T09:31:00Z">
+                <w:rPrChange w:id="730" w:author="Anthony Cossio" w:date="2025-04-02T09:31:00Z">
                   <w:rPr>
                     <w:sz w:val="24"/>
                   </w:rPr>
@@ -27191,7 +27781,7 @@
                 <w:strike/>
                 <w:spacing w:val="-2"/>
                 <w:sz w:val="24"/>
-                <w:rPrChange w:id="678" w:author="Anthony Cossio" w:date="2025-04-02T09:31:00Z">
+                <w:rPrChange w:id="731" w:author="Anthony Cossio" w:date="2025-04-02T09:31:00Z">
                   <w:rPr>
                     <w:spacing w:val="-2"/>
                     <w:sz w:val="24"/>
@@ -27216,7 +27806,7 @@
               <w:rPr>
                 <w:strike/>
                 <w:sz w:val="24"/>
-                <w:rPrChange w:id="679" w:author="Anthony Cossio" w:date="2025-04-02T09:31:00Z">
+                <w:rPrChange w:id="732" w:author="Anthony Cossio" w:date="2025-04-02T09:31:00Z">
                   <w:rPr>
                     <w:sz w:val="24"/>
                   </w:rPr>
@@ -27227,7 +27817,7 @@
               <w:rPr>
                 <w:strike/>
                 <w:sz w:val="24"/>
-                <w:rPrChange w:id="680" w:author="Anthony Cossio" w:date="2025-04-02T09:31:00Z">
+                <w:rPrChange w:id="733" w:author="Anthony Cossio" w:date="2025-04-02T09:31:00Z">
                   <w:rPr>
                     <w:sz w:val="24"/>
                   </w:rPr>
@@ -27240,7 +27830,7 @@
                 <w:strike/>
                 <w:spacing w:val="-15"/>
                 <w:sz w:val="24"/>
-                <w:rPrChange w:id="681" w:author="Anthony Cossio" w:date="2025-04-02T09:31:00Z">
+                <w:rPrChange w:id="734" w:author="Anthony Cossio" w:date="2025-04-02T09:31:00Z">
                   <w:rPr>
                     <w:spacing w:val="-15"/>
                     <w:sz w:val="24"/>
@@ -27253,7 +27843,7 @@
               <w:rPr>
                 <w:strike/>
                 <w:sz w:val="24"/>
-                <w:rPrChange w:id="682" w:author="Anthony Cossio" w:date="2025-04-02T09:31:00Z">
+                <w:rPrChange w:id="735" w:author="Anthony Cossio" w:date="2025-04-02T09:31:00Z">
                   <w:rPr>
                     <w:sz w:val="24"/>
                   </w:rPr>
@@ -27266,7 +27856,7 @@
                 <w:strike/>
                 <w:spacing w:val="-2"/>
                 <w:sz w:val="24"/>
-                <w:rPrChange w:id="683" w:author="Anthony Cossio" w:date="2025-04-02T09:31:00Z">
+                <w:rPrChange w:id="736" w:author="Anthony Cossio" w:date="2025-04-02T09:31:00Z">
                   <w:rPr>
                     <w:spacing w:val="-2"/>
                     <w:sz w:val="24"/>
@@ -27289,7 +27879,7 @@
               <w:rPr>
                 <w:strike/>
                 <w:sz w:val="24"/>
-                <w:rPrChange w:id="684" w:author="Anthony Cossio" w:date="2025-04-02T09:31:00Z">
+                <w:rPrChange w:id="737" w:author="Anthony Cossio" w:date="2025-04-02T09:31:00Z">
                   <w:rPr>
                     <w:sz w:val="24"/>
                   </w:rPr>
@@ -27300,7 +27890,7 @@
               <w:rPr>
                 <w:strike/>
                 <w:sz w:val="24"/>
-                <w:rPrChange w:id="685" w:author="Anthony Cossio" w:date="2025-04-02T09:31:00Z">
+                <w:rPrChange w:id="738" w:author="Anthony Cossio" w:date="2025-04-02T09:31:00Z">
                   <w:rPr>
                     <w:sz w:val="24"/>
                   </w:rPr>
@@ -27313,7 +27903,7 @@
                 <w:strike/>
                 <w:spacing w:val="-3"/>
                 <w:sz w:val="24"/>
-                <w:rPrChange w:id="686" w:author="Anthony Cossio" w:date="2025-04-02T09:31:00Z">
+                <w:rPrChange w:id="739" w:author="Anthony Cossio" w:date="2025-04-02T09:31:00Z">
                   <w:rPr>
                     <w:spacing w:val="-3"/>
                     <w:sz w:val="24"/>
@@ -27327,7 +27917,7 @@
                 <w:strike/>
                 <w:spacing w:val="-5"/>
                 <w:sz w:val="24"/>
-                <w:rPrChange w:id="687" w:author="Anthony Cossio" w:date="2025-04-02T09:31:00Z">
+                <w:rPrChange w:id="740" w:author="Anthony Cossio" w:date="2025-04-02T09:31:00Z">
                   <w:rPr>
                     <w:spacing w:val="-5"/>
                     <w:sz w:val="24"/>
@@ -27350,7 +27940,7 @@
               <w:rPr>
                 <w:strike/>
                 <w:sz w:val="24"/>
-                <w:rPrChange w:id="688" w:author="Anthony Cossio" w:date="2025-04-02T09:31:00Z">
+                <w:rPrChange w:id="741" w:author="Anthony Cossio" w:date="2025-04-02T09:31:00Z">
                   <w:rPr>
                     <w:sz w:val="24"/>
                   </w:rPr>
@@ -27361,7 +27951,7 @@
               <w:rPr>
                 <w:strike/>
                 <w:sz w:val="24"/>
-                <w:rPrChange w:id="689" w:author="Anthony Cossio" w:date="2025-04-02T09:31:00Z">
+                <w:rPrChange w:id="742" w:author="Anthony Cossio" w:date="2025-04-02T09:31:00Z">
                   <w:rPr>
                     <w:sz w:val="24"/>
                   </w:rPr>
@@ -27374,7 +27964,7 @@
                 <w:strike/>
                 <w:spacing w:val="-5"/>
                 <w:sz w:val="24"/>
-                <w:rPrChange w:id="690" w:author="Anthony Cossio" w:date="2025-04-02T09:31:00Z">
+                <w:rPrChange w:id="743" w:author="Anthony Cossio" w:date="2025-04-02T09:31:00Z">
                   <w:rPr>
                     <w:spacing w:val="-5"/>
                     <w:sz w:val="24"/>
@@ -27398,7 +27988,7 @@
               <w:rPr>
                 <w:strike/>
                 <w:sz w:val="24"/>
-                <w:rPrChange w:id="691" w:author="Anthony Cossio" w:date="2025-04-02T09:31:00Z">
+                <w:rPrChange w:id="744" w:author="Anthony Cossio" w:date="2025-04-02T09:31:00Z">
                   <w:rPr>
                     <w:sz w:val="24"/>
                   </w:rPr>
@@ -27409,7 +27999,7 @@
               <w:rPr>
                 <w:strike/>
                 <w:sz w:val="24"/>
-                <w:rPrChange w:id="692" w:author="Anthony Cossio" w:date="2025-04-02T09:31:00Z">
+                <w:rPrChange w:id="745" w:author="Anthony Cossio" w:date="2025-04-02T09:31:00Z">
                   <w:rPr>
                     <w:sz w:val="24"/>
                   </w:rPr>
@@ -27422,7 +28012,7 @@
                 <w:strike/>
                 <w:spacing w:val="-15"/>
                 <w:sz w:val="24"/>
-                <w:rPrChange w:id="693" w:author="Anthony Cossio" w:date="2025-04-02T09:31:00Z">
+                <w:rPrChange w:id="746" w:author="Anthony Cossio" w:date="2025-04-02T09:31:00Z">
                   <w:rPr>
                     <w:spacing w:val="-15"/>
                     <w:sz w:val="24"/>
@@ -27435,7 +28025,7 @@
               <w:rPr>
                 <w:strike/>
                 <w:sz w:val="24"/>
-                <w:rPrChange w:id="694" w:author="Anthony Cossio" w:date="2025-04-02T09:31:00Z">
+                <w:rPrChange w:id="747" w:author="Anthony Cossio" w:date="2025-04-02T09:31:00Z">
                   <w:rPr>
                     <w:sz w:val="24"/>
                   </w:rPr>
@@ -27448,7 +28038,7 @@
                 <w:strike/>
                 <w:spacing w:val="-2"/>
                 <w:sz w:val="24"/>
-                <w:rPrChange w:id="695" w:author="Anthony Cossio" w:date="2025-04-02T09:31:00Z">
+                <w:rPrChange w:id="748" w:author="Anthony Cossio" w:date="2025-04-02T09:31:00Z">
                   <w:rPr>
                     <w:spacing w:val="-2"/>
                     <w:sz w:val="24"/>
@@ -27472,7 +28062,7 @@
               <w:rPr>
                 <w:strike/>
                 <w:sz w:val="24"/>
-                <w:rPrChange w:id="696" w:author="Anthony Cossio" w:date="2025-04-02T09:31:00Z">
+                <w:rPrChange w:id="749" w:author="Anthony Cossio" w:date="2025-04-02T09:31:00Z">
                   <w:rPr>
                     <w:sz w:val="24"/>
                   </w:rPr>
@@ -27484,7 +28074,7 @@
                 <w:strike/>
                 <w:spacing w:val="-4"/>
                 <w:sz w:val="24"/>
-                <w:rPrChange w:id="697" w:author="Anthony Cossio" w:date="2025-04-02T09:31:00Z">
+                <w:rPrChange w:id="750" w:author="Anthony Cossio" w:date="2025-04-02T09:31:00Z">
                   <w:rPr>
                     <w:spacing w:val="-4"/>
                     <w:sz w:val="24"/>
@@ -27498,7 +28088,7 @@
                 <w:strike/>
                 <w:spacing w:val="-6"/>
                 <w:sz w:val="24"/>
-                <w:rPrChange w:id="698" w:author="Anthony Cossio" w:date="2025-04-02T09:31:00Z">
+                <w:rPrChange w:id="751" w:author="Anthony Cossio" w:date="2025-04-02T09:31:00Z">
                   <w:rPr>
                     <w:spacing w:val="-6"/>
                     <w:sz w:val="24"/>
@@ -27522,7 +28112,7 @@
               <w:rPr>
                 <w:strike/>
                 <w:sz w:val="24"/>
-                <w:rPrChange w:id="699" w:author="Anthony Cossio" w:date="2025-04-02T09:31:00Z">
+                <w:rPrChange w:id="752" w:author="Anthony Cossio" w:date="2025-04-02T09:31:00Z">
                   <w:rPr>
                     <w:sz w:val="24"/>
                   </w:rPr>
@@ -27534,7 +28124,7 @@
                 <w:strike/>
                 <w:spacing w:val="-2"/>
                 <w:sz w:val="24"/>
-                <w:rPrChange w:id="700" w:author="Anthony Cossio" w:date="2025-04-02T09:31:00Z">
+                <w:rPrChange w:id="753" w:author="Anthony Cossio" w:date="2025-04-02T09:31:00Z">
                   <w:rPr>
                     <w:spacing w:val="-2"/>
                     <w:sz w:val="24"/>
@@ -27548,7 +28138,7 @@
                 <w:strike/>
                 <w:spacing w:val="-6"/>
                 <w:sz w:val="24"/>
-                <w:rPrChange w:id="701" w:author="Anthony Cossio" w:date="2025-04-02T09:31:00Z">
+                <w:rPrChange w:id="754" w:author="Anthony Cossio" w:date="2025-04-02T09:31:00Z">
                   <w:rPr>
                     <w:spacing w:val="-6"/>
                     <w:sz w:val="24"/>
@@ -27572,7 +28162,7 @@
               <w:rPr>
                 <w:strike/>
                 <w:sz w:val="24"/>
-                <w:rPrChange w:id="702" w:author="Anthony Cossio" w:date="2025-04-02T09:31:00Z">
+                <w:rPrChange w:id="755" w:author="Anthony Cossio" w:date="2025-04-02T09:31:00Z">
                   <w:rPr>
                     <w:sz w:val="24"/>
                   </w:rPr>
@@ -27584,7 +28174,7 @@
                 <w:strike/>
                 <w:spacing w:val="-2"/>
                 <w:sz w:val="24"/>
-                <w:rPrChange w:id="703" w:author="Anthony Cossio" w:date="2025-04-02T09:31:00Z">
+                <w:rPrChange w:id="756" w:author="Anthony Cossio" w:date="2025-04-02T09:31:00Z">
                   <w:rPr>
                     <w:spacing w:val="-2"/>
                     <w:sz w:val="24"/>
@@ -27598,7 +28188,7 @@
                 <w:strike/>
                 <w:spacing w:val="-6"/>
                 <w:sz w:val="24"/>
-                <w:rPrChange w:id="704" w:author="Anthony Cossio" w:date="2025-04-02T09:31:00Z">
+                <w:rPrChange w:id="757" w:author="Anthony Cossio" w:date="2025-04-02T09:31:00Z">
                   <w:rPr>
                     <w:spacing w:val="-6"/>
                     <w:sz w:val="24"/>
@@ -27617,7 +28207,7 @@
               <w:rPr>
                 <w:strike/>
                 <w:sz w:val="24"/>
-                <w:rPrChange w:id="705" w:author="Anthony Cossio" w:date="2025-04-02T09:31:00Z">
+                <w:rPrChange w:id="758" w:author="Anthony Cossio" w:date="2025-04-02T09:31:00Z">
                   <w:rPr>
                     <w:sz w:val="24"/>
                   </w:rPr>
@@ -27629,7 +28219,7 @@
                 <w:strike/>
                 <w:spacing w:val="-2"/>
                 <w:sz w:val="24"/>
-                <w:rPrChange w:id="706" w:author="Anthony Cossio" w:date="2025-04-02T09:31:00Z">
+                <w:rPrChange w:id="759" w:author="Anthony Cossio" w:date="2025-04-02T09:31:00Z">
                   <w:rPr>
                     <w:spacing w:val="-2"/>
                     <w:sz w:val="24"/>
@@ -27657,7 +28247,7 @@
               <w:rPr>
                 <w:strike/>
                 <w:sz w:val="24"/>
-                <w:rPrChange w:id="707" w:author="Anthony Cossio" w:date="2025-04-02T09:31:00Z">
+                <w:rPrChange w:id="760" w:author="Anthony Cossio" w:date="2025-04-02T09:31:00Z">
                   <w:rPr>
                     <w:sz w:val="24"/>
                   </w:rPr>
@@ -27669,7 +28259,7 @@
                 <w:strike/>
                 <w:spacing w:val="-2"/>
                 <w:sz w:val="24"/>
-                <w:rPrChange w:id="708" w:author="Anthony Cossio" w:date="2025-04-02T09:31:00Z">
+                <w:rPrChange w:id="761" w:author="Anthony Cossio" w:date="2025-04-02T09:31:00Z">
                   <w:rPr>
                     <w:spacing w:val="-2"/>
                     <w:sz w:val="24"/>
@@ -27692,7 +28282,7 @@
               <w:rPr>
                 <w:strike/>
                 <w:sz w:val="24"/>
-                <w:rPrChange w:id="709" w:author="Anthony Cossio" w:date="2025-04-02T09:31:00Z">
+                <w:rPrChange w:id="762" w:author="Anthony Cossio" w:date="2025-04-02T09:31:00Z">
                   <w:rPr>
                     <w:sz w:val="24"/>
                   </w:rPr>
@@ -27704,7 +28294,7 @@
                 <w:strike/>
                 <w:spacing w:val="-2"/>
                 <w:sz w:val="24"/>
-                <w:rPrChange w:id="710" w:author="Anthony Cossio" w:date="2025-04-02T09:31:00Z">
+                <w:rPrChange w:id="763" w:author="Anthony Cossio" w:date="2025-04-02T09:31:00Z">
                   <w:rPr>
                     <w:spacing w:val="-2"/>
                     <w:sz w:val="24"/>
@@ -27727,7 +28317,7 @@
               <w:rPr>
                 <w:strike/>
                 <w:sz w:val="24"/>
-                <w:rPrChange w:id="711" w:author="Anthony Cossio" w:date="2025-04-02T09:31:00Z">
+                <w:rPrChange w:id="764" w:author="Anthony Cossio" w:date="2025-04-02T09:31:00Z">
                   <w:rPr>
                     <w:sz w:val="24"/>
                   </w:rPr>
@@ -27739,7 +28329,7 @@
                 <w:strike/>
                 <w:spacing w:val="-2"/>
                 <w:sz w:val="24"/>
-                <w:rPrChange w:id="712" w:author="Anthony Cossio" w:date="2025-04-02T09:31:00Z">
+                <w:rPrChange w:id="765" w:author="Anthony Cossio" w:date="2025-04-02T09:31:00Z">
                   <w:rPr>
                     <w:spacing w:val="-2"/>
                     <w:sz w:val="24"/>
@@ -27762,7 +28352,7 @@
               <w:rPr>
                 <w:strike/>
                 <w:sz w:val="24"/>
-                <w:rPrChange w:id="713" w:author="Anthony Cossio" w:date="2025-04-02T09:31:00Z">
+                <w:rPrChange w:id="766" w:author="Anthony Cossio" w:date="2025-04-02T09:31:00Z">
                   <w:rPr>
                     <w:sz w:val="24"/>
                   </w:rPr>
@@ -27774,7 +28364,7 @@
                 <w:strike/>
                 <w:spacing w:val="-2"/>
                 <w:sz w:val="24"/>
-                <w:rPrChange w:id="714" w:author="Anthony Cossio" w:date="2025-04-02T09:31:00Z">
+                <w:rPrChange w:id="767" w:author="Anthony Cossio" w:date="2025-04-02T09:31:00Z">
                   <w:rPr>
                     <w:spacing w:val="-2"/>
                     <w:sz w:val="24"/>
@@ -27797,7 +28387,7 @@
               <w:rPr>
                 <w:strike/>
                 <w:sz w:val="24"/>
-                <w:rPrChange w:id="715" w:author="Anthony Cossio" w:date="2025-04-02T09:31:00Z">
+                <w:rPrChange w:id="768" w:author="Anthony Cossio" w:date="2025-04-02T09:31:00Z">
                   <w:rPr>
                     <w:sz w:val="24"/>
                   </w:rPr>
@@ -27809,7 +28399,7 @@
                 <w:strike/>
                 <w:spacing w:val="-2"/>
                 <w:sz w:val="24"/>
-                <w:rPrChange w:id="716" w:author="Anthony Cossio" w:date="2025-04-02T09:31:00Z">
+                <w:rPrChange w:id="769" w:author="Anthony Cossio" w:date="2025-04-02T09:31:00Z">
                   <w:rPr>
                     <w:spacing w:val="-2"/>
                     <w:sz w:val="24"/>
@@ -27832,7 +28422,7 @@
               <w:rPr>
                 <w:strike/>
                 <w:sz w:val="24"/>
-                <w:rPrChange w:id="717" w:author="Anthony Cossio" w:date="2025-04-02T09:31:00Z">
+                <w:rPrChange w:id="770" w:author="Anthony Cossio" w:date="2025-04-02T09:31:00Z">
                   <w:rPr>
                     <w:sz w:val="24"/>
                   </w:rPr>
@@ -27844,7 +28434,7 @@
                 <w:strike/>
                 <w:spacing w:val="-2"/>
                 <w:sz w:val="24"/>
-                <w:rPrChange w:id="718" w:author="Anthony Cossio" w:date="2025-04-02T09:31:00Z">
+                <w:rPrChange w:id="771" w:author="Anthony Cossio" w:date="2025-04-02T09:31:00Z">
                   <w:rPr>
                     <w:spacing w:val="-2"/>
                     <w:sz w:val="24"/>
@@ -27867,7 +28457,7 @@
               <w:rPr>
                 <w:strike/>
                 <w:sz w:val="24"/>
-                <w:rPrChange w:id="719" w:author="Anthony Cossio" w:date="2025-04-02T09:31:00Z">
+                <w:rPrChange w:id="772" w:author="Anthony Cossio" w:date="2025-04-02T09:31:00Z">
                   <w:rPr>
                     <w:sz w:val="24"/>
                   </w:rPr>
@@ -27879,7 +28469,7 @@
                 <w:strike/>
                 <w:spacing w:val="-2"/>
                 <w:sz w:val="24"/>
-                <w:rPrChange w:id="720" w:author="Anthony Cossio" w:date="2025-04-02T09:31:00Z">
+                <w:rPrChange w:id="773" w:author="Anthony Cossio" w:date="2025-04-02T09:31:00Z">
                   <w:rPr>
                     <w:spacing w:val="-2"/>
                     <w:sz w:val="24"/>
@@ -27902,7 +28492,7 @@
               <w:rPr>
                 <w:strike/>
                 <w:sz w:val="24"/>
-                <w:rPrChange w:id="721" w:author="Anthony Cossio" w:date="2025-04-02T09:31:00Z">
+                <w:rPrChange w:id="774" w:author="Anthony Cossio" w:date="2025-04-02T09:31:00Z">
                   <w:rPr>
                     <w:sz w:val="24"/>
                   </w:rPr>
@@ -27914,7 +28504,7 @@
                 <w:strike/>
                 <w:spacing w:val="-5"/>
                 <w:sz w:val="24"/>
-                <w:rPrChange w:id="722" w:author="Anthony Cossio" w:date="2025-04-02T09:31:00Z">
+                <w:rPrChange w:id="775" w:author="Anthony Cossio" w:date="2025-04-02T09:31:00Z">
                   <w:rPr>
                     <w:spacing w:val="-5"/>
                     <w:sz w:val="24"/>
@@ -27941,7 +28531,7 @@
               <w:rPr>
                 <w:strike/>
                 <w:sz w:val="24"/>
-                <w:rPrChange w:id="723" w:author="Anthony Cossio" w:date="2025-04-02T09:31:00Z">
+                <w:rPrChange w:id="776" w:author="Anthony Cossio" w:date="2025-04-02T09:31:00Z">
                   <w:rPr>
                     <w:sz w:val="24"/>
                   </w:rPr>
@@ -27953,7 +28543,7 @@
                 <w:strike/>
                 <w:spacing w:val="-2"/>
                 <w:sz w:val="24"/>
-                <w:rPrChange w:id="724" w:author="Anthony Cossio" w:date="2025-04-02T09:31:00Z">
+                <w:rPrChange w:id="777" w:author="Anthony Cossio" w:date="2025-04-02T09:31:00Z">
                   <w:rPr>
                     <w:spacing w:val="-2"/>
                     <w:sz w:val="24"/>
@@ -27975,7 +28565,7 @@
               <w:rPr>
                 <w:strike/>
                 <w:sz w:val="24"/>
-                <w:rPrChange w:id="725" w:author="Anthony Cossio" w:date="2025-04-02T09:31:00Z">
+                <w:rPrChange w:id="778" w:author="Anthony Cossio" w:date="2025-04-02T09:31:00Z">
                   <w:rPr>
                     <w:sz w:val="24"/>
                   </w:rPr>
@@ -27987,7 +28577,7 @@
                 <w:strike/>
                 <w:spacing w:val="-2"/>
                 <w:sz w:val="24"/>
-                <w:rPrChange w:id="726" w:author="Anthony Cossio" w:date="2025-04-02T09:31:00Z">
+                <w:rPrChange w:id="779" w:author="Anthony Cossio" w:date="2025-04-02T09:31:00Z">
                   <w:rPr>
                     <w:spacing w:val="-2"/>
                     <w:sz w:val="24"/>
@@ -28009,7 +28599,7 @@
               <w:rPr>
                 <w:strike/>
                 <w:sz w:val="24"/>
-                <w:rPrChange w:id="727" w:author="Anthony Cossio" w:date="2025-04-02T09:31:00Z">
+                <w:rPrChange w:id="780" w:author="Anthony Cossio" w:date="2025-04-02T09:31:00Z">
                   <w:rPr>
                     <w:sz w:val="24"/>
                   </w:rPr>
@@ -28021,7 +28611,7 @@
                 <w:strike/>
                 <w:spacing w:val="-4"/>
                 <w:sz w:val="24"/>
-                <w:rPrChange w:id="728" w:author="Anthony Cossio" w:date="2025-04-02T09:31:00Z">
+                <w:rPrChange w:id="781" w:author="Anthony Cossio" w:date="2025-04-02T09:31:00Z">
                   <w:rPr>
                     <w:spacing w:val="-4"/>
                     <w:sz w:val="24"/>
@@ -28043,7 +28633,7 @@
               <w:rPr>
                 <w:strike/>
                 <w:sz w:val="24"/>
-                <w:rPrChange w:id="729" w:author="Anthony Cossio" w:date="2025-04-02T09:31:00Z">
+                <w:rPrChange w:id="782" w:author="Anthony Cossio" w:date="2025-04-02T09:31:00Z">
                   <w:rPr>
                     <w:sz w:val="24"/>
                   </w:rPr>
@@ -28055,7 +28645,7 @@
                 <w:strike/>
                 <w:spacing w:val="-2"/>
                 <w:sz w:val="24"/>
-                <w:rPrChange w:id="730" w:author="Anthony Cossio" w:date="2025-04-02T09:31:00Z">
+                <w:rPrChange w:id="783" w:author="Anthony Cossio" w:date="2025-04-02T09:31:00Z">
                   <w:rPr>
                     <w:spacing w:val="-2"/>
                     <w:sz w:val="24"/>
@@ -28077,7 +28667,7 @@
               <w:rPr>
                 <w:strike/>
                 <w:sz w:val="24"/>
-                <w:rPrChange w:id="731" w:author="Anthony Cossio" w:date="2025-04-02T09:31:00Z">
+                <w:rPrChange w:id="784" w:author="Anthony Cossio" w:date="2025-04-02T09:31:00Z">
                   <w:rPr>
                     <w:sz w:val="24"/>
                   </w:rPr>
@@ -28089,7 +28679,7 @@
                 <w:strike/>
                 <w:spacing w:val="-2"/>
                 <w:sz w:val="24"/>
-                <w:rPrChange w:id="732" w:author="Anthony Cossio" w:date="2025-04-02T09:31:00Z">
+                <w:rPrChange w:id="785" w:author="Anthony Cossio" w:date="2025-04-02T09:31:00Z">
                   <w:rPr>
                     <w:spacing w:val="-2"/>
                     <w:sz w:val="24"/>
@@ -28111,7 +28701,7 @@
               <w:rPr>
                 <w:strike/>
                 <w:sz w:val="24"/>
-                <w:rPrChange w:id="733" w:author="Anthony Cossio" w:date="2025-04-02T09:31:00Z">
+                <w:rPrChange w:id="786" w:author="Anthony Cossio" w:date="2025-04-02T09:31:00Z">
                   <w:rPr>
                     <w:sz w:val="24"/>
                   </w:rPr>
@@ -28123,7 +28713,7 @@
                 <w:strike/>
                 <w:spacing w:val="-2"/>
                 <w:sz w:val="24"/>
-                <w:rPrChange w:id="734" w:author="Anthony Cossio" w:date="2025-04-02T09:31:00Z">
+                <w:rPrChange w:id="787" w:author="Anthony Cossio" w:date="2025-04-02T09:31:00Z">
                   <w:rPr>
                     <w:spacing w:val="-2"/>
                     <w:sz w:val="24"/>
@@ -28145,7 +28735,7 @@
               <w:rPr>
                 <w:strike/>
                 <w:sz w:val="24"/>
-                <w:rPrChange w:id="735" w:author="Anthony Cossio" w:date="2025-04-02T09:31:00Z">
+                <w:rPrChange w:id="788" w:author="Anthony Cossio" w:date="2025-04-02T09:31:00Z">
                   <w:rPr>
                     <w:sz w:val="24"/>
                   </w:rPr>
@@ -28157,7 +28747,7 @@
                 <w:strike/>
                 <w:spacing w:val="-2"/>
                 <w:sz w:val="24"/>
-                <w:rPrChange w:id="736" w:author="Anthony Cossio" w:date="2025-04-02T09:31:00Z">
+                <w:rPrChange w:id="789" w:author="Anthony Cossio" w:date="2025-04-02T09:31:00Z">
                   <w:rPr>
                     <w:spacing w:val="-2"/>
                     <w:sz w:val="24"/>
@@ -28179,7 +28769,7 @@
               <w:rPr>
                 <w:strike/>
                 <w:sz w:val="24"/>
-                <w:rPrChange w:id="737" w:author="Anthony Cossio" w:date="2025-04-02T09:31:00Z">
+                <w:rPrChange w:id="790" w:author="Anthony Cossio" w:date="2025-04-02T09:31:00Z">
                   <w:rPr>
                     <w:sz w:val="24"/>
                   </w:rPr>
@@ -28191,7 +28781,7 @@
                 <w:strike/>
                 <w:spacing w:val="-5"/>
                 <w:sz w:val="24"/>
-                <w:rPrChange w:id="738" w:author="Anthony Cossio" w:date="2025-04-02T09:31:00Z">
+                <w:rPrChange w:id="791" w:author="Anthony Cossio" w:date="2025-04-02T09:31:00Z">
                   <w:rPr>
                     <w:spacing w:val="-5"/>
                     <w:sz w:val="24"/>
@@ -28219,12 +28809,12 @@
     <w:p>
       <w:pPr>
         <w:rPr>
-          <w:ins w:id="739" w:author="Anthony Cossio" w:date="2025-04-02T09:34:00Z"/>
+          <w:ins w:id="792" w:author="Anthony Cossio" w:date="2025-04-02T09:34:00Z"/>
           <w:sz w:val="24"/>
           <w:szCs w:val="24"/>
         </w:rPr>
       </w:pPr>
-      <w:ins w:id="740" w:author="Anthony Cossio" w:date="2025-04-02T09:34:00Z">
+      <w:ins w:id="793" w:author="Anthony Cossio" w:date="2025-04-02T09:34:00Z">
         <w:r>
           <w:rPr>
             <w:sz w:val="24"/>
@@ -28233,13 +28823,17 @@
           <w:lastRenderedPageBreak/>
           <w:t xml:space="preserve">Table </w:t>
         </w:r>
+      </w:ins>
+      <w:ins w:id="794" w:author="Anthony Cossio" w:date="2025-05-28T13:25:00Z">
         <w:r>
           <w:rPr>
             <w:sz w:val="24"/>
             <w:szCs w:val="24"/>
           </w:rPr>
-          <w:t>7</w:t>
-        </w:r>
+          <w:t>5</w:t>
+        </w:r>
+      </w:ins>
+      <w:ins w:id="795" w:author="Anthony Cossio" w:date="2025-04-02T09:34:00Z">
         <w:r>
           <w:rPr>
             <w:sz w:val="24"/>
@@ -28247,7 +28841,7 @@
           </w:rPr>
           <w:t xml:space="preserve">. Table of bootstrapped densities with lower and upper confidence intervals and the </w:t>
         </w:r>
-        <w:commentRangeStart w:id="741"/>
+        <w:commentRangeStart w:id="796"/>
         <w:r>
           <w:rPr>
             <w:sz w:val="24"/>
@@ -28256,16 +28850,16 @@
           <w:t>number</w:t>
         </w:r>
       </w:ins>
-      <w:commentRangeEnd w:id="741"/>
-      <w:ins w:id="742" w:author="Anthony Cossio" w:date="2025-05-15T13:21:00Z">
+      <w:commentRangeEnd w:id="796"/>
+      <w:ins w:id="797" w:author="Anthony Cossio" w:date="2025-05-15T13:21:00Z">
         <w:r>
           <w:rPr>
             <w:rStyle w:val="CommentReference"/>
           </w:rPr>
-          <w:commentReference w:id="741"/>
+          <w:commentReference w:id="796"/>
         </w:r>
       </w:ins>
-      <w:ins w:id="743" w:author="Anthony Cossio" w:date="2025-04-02T09:34:00Z">
+      <w:ins w:id="798" w:author="Anthony Cossio" w:date="2025-04-02T09:34:00Z">
         <w:r>
           <w:rPr>
             <w:sz w:val="24"/>
@@ -28281,7 +28875,7 @@
           <w:t xml:space="preserve"> for the entire area </w:t>
         </w:r>
       </w:ins>
-      <w:ins w:id="744" w:author="Anthony Cossio" w:date="2025-04-02T09:35:00Z">
+      <w:ins w:id="799" w:author="Anthony Cossio" w:date="2025-04-02T09:35:00Z">
         <w:r>
           <w:rPr>
             <w:sz w:val="24"/>
@@ -28290,10 +28884,10 @@
           <w:t xml:space="preserve">using </w:t>
         </w:r>
       </w:ins>
-      <w:ins w:id="745" w:author="Anthony Cossio" w:date="2025-04-02T09:34:00Z">
-        <w:r>
-          <w:rPr>
-            <w:rPrChange w:id="746" w:author="Anthony Cossio" w:date="2025-04-02T09:35:00Z">
+      <w:ins w:id="800" w:author="Anthony Cossio" w:date="2025-04-02T09:34:00Z">
+        <w:r>
+          <w:rPr>
+            <w:rPrChange w:id="801" w:author="Anthony Cossio" w:date="2025-04-02T09:35:00Z">
               <w:rPr>
                 <w:strike/>
               </w:rPr>
@@ -28302,15 +28896,15 @@
           <w:t>0.</w:t>
         </w:r>
       </w:ins>
-      <w:ins w:id="747" w:author="Anthony Cossio" w:date="2025-04-02T09:35:00Z">
+      <w:ins w:id="802" w:author="Anthony Cossio" w:date="2025-04-02T09:35:00Z">
         <w:r>
           <w:t>2</w:t>
         </w:r>
       </w:ins>
-      <w:ins w:id="748" w:author="Anthony Cossio" w:date="2025-04-02T09:34:00Z">
-        <w:r>
-          <w:rPr>
-            <w:rPrChange w:id="749" w:author="Anthony Cossio" w:date="2025-04-02T09:35:00Z">
+      <w:ins w:id="803" w:author="Anthony Cossio" w:date="2025-04-02T09:34:00Z">
+        <w:r>
+          <w:rPr>
+            <w:rPrChange w:id="804" w:author="Anthony Cossio" w:date="2025-04-02T09:35:00Z">
               <w:rPr>
                 <w:strike/>
               </w:rPr>
@@ -28321,7 +28915,7 @@
         <w:r>
           <w:rPr>
             <w:spacing w:val="-2"/>
-            <w:rPrChange w:id="750" w:author="Anthony Cossio" w:date="2025-04-02T09:35:00Z">
+            <w:rPrChange w:id="805" w:author="Anthony Cossio" w:date="2025-04-02T09:35:00Z">
               <w:rPr>
                 <w:strike/>
                 <w:spacing w:val="-2"/>
@@ -28332,7 +28926,7 @@
         </w:r>
         <w:r>
           <w:rPr>
-            <w:rPrChange w:id="751" w:author="Anthony Cossio" w:date="2025-04-02T09:35:00Z">
+            <w:rPrChange w:id="806" w:author="Anthony Cossio" w:date="2025-04-02T09:35:00Z">
               <w:rPr>
                 <w:strike/>
               </w:rPr>
@@ -28343,7 +28937,7 @@
         <w:r>
           <w:rPr>
             <w:spacing w:val="-2"/>
-            <w:rPrChange w:id="752" w:author="Anthony Cossio" w:date="2025-04-02T09:35:00Z">
+            <w:rPrChange w:id="807" w:author="Anthony Cossio" w:date="2025-04-02T09:35:00Z">
               <w:rPr>
                 <w:strike/>
                 <w:spacing w:val="-2"/>
@@ -28354,7 +28948,7 @@
         </w:r>
         <w:r>
           <w:rPr>
-            <w:rPrChange w:id="753" w:author="Anthony Cossio" w:date="2025-04-02T09:35:00Z">
+            <w:rPrChange w:id="808" w:author="Anthony Cossio" w:date="2025-04-02T09:35:00Z">
               <w:rPr>
                 <w:strike/>
               </w:rPr>
@@ -28365,7 +28959,7 @@
         <w:r>
           <w:rPr>
             <w:spacing w:val="-4"/>
-            <w:rPrChange w:id="754" w:author="Anthony Cossio" w:date="2025-04-02T09:35:00Z">
+            <w:rPrChange w:id="809" w:author="Anthony Cossio" w:date="2025-04-02T09:35:00Z">
               <w:rPr>
                 <w:strike/>
                 <w:spacing w:val="-4"/>
@@ -28376,7 +28970,7 @@
         </w:r>
         <w:r>
           <w:rPr>
-            <w:rPrChange w:id="755" w:author="Anthony Cossio" w:date="2025-04-02T09:35:00Z">
+            <w:rPrChange w:id="810" w:author="Anthony Cossio" w:date="2025-04-02T09:35:00Z">
               <w:rPr>
                 <w:strike/>
               </w:rPr>
@@ -28387,7 +28981,7 @@
         <w:r>
           <w:rPr>
             <w:spacing w:val="-2"/>
-            <w:rPrChange w:id="756" w:author="Anthony Cossio" w:date="2025-04-02T09:35:00Z">
+            <w:rPrChange w:id="811" w:author="Anthony Cossio" w:date="2025-04-02T09:35:00Z">
               <w:rPr>
                 <w:strike/>
                 <w:spacing w:val="-2"/>
@@ -28398,7 +28992,7 @@
         </w:r>
         <w:r>
           <w:rPr>
-            <w:rPrChange w:id="757" w:author="Anthony Cossio" w:date="2025-04-02T09:35:00Z">
+            <w:rPrChange w:id="812" w:author="Anthony Cossio" w:date="2025-04-02T09:35:00Z">
               <w:rPr>
                 <w:strike/>
               </w:rPr>
@@ -28407,7 +29001,7 @@
           <w:t>cells</w:t>
         </w:r>
       </w:ins>
-      <w:ins w:id="758" w:author="Anthony Cossio" w:date="2025-04-02T09:35:00Z">
+      <w:ins w:id="813" w:author="Anthony Cossio" w:date="2025-04-02T09:35:00Z">
         <w:r>
           <w:t>.</w:t>
         </w:r>
@@ -28416,7 +29010,7 @@
     <w:p>
       <w:pPr>
         <w:rPr>
-          <w:ins w:id="759" w:author="Anthony Cossio" w:date="2025-04-02T09:34:00Z"/>
+          <w:ins w:id="814" w:author="Anthony Cossio" w:date="2025-04-02T09:34:00Z"/>
           <w:sz w:val="24"/>
           <w:szCs w:val="24"/>
         </w:rPr>
@@ -28443,7 +29037,7 @@
         <w:trPr>
           <w:trHeight w:val="288"/>
           <w:jc w:val="center"/>
-          <w:ins w:id="760" w:author="Anthony Cossio" w:date="2025-04-02T09:34:00Z"/>
+          <w:ins w:id="815" w:author="Anthony Cossio" w:date="2025-05-28T13:26:00Z"/>
         </w:trPr>
         <w:tc>
           <w:tcPr>
@@ -28454,12 +29048,12 @@
           <w:p>
             <w:pPr>
               <w:rPr>
-                <w:ins w:id="761" w:author="Anthony Cossio" w:date="2025-04-02T09:34:00Z"/>
+                <w:ins w:id="816" w:author="Anthony Cossio" w:date="2025-05-28T13:26:00Z"/>
                 <w:sz w:val="24"/>
                 <w:szCs w:val="24"/>
               </w:rPr>
             </w:pPr>
-            <w:ins w:id="762" w:author="Anthony Cossio" w:date="2025-04-02T09:34:00Z">
+            <w:ins w:id="817" w:author="Anthony Cossio" w:date="2025-05-28T13:26:00Z">
               <w:r>
                 <w:rPr>
                   <w:sz w:val="24"/>
@@ -28480,12 +29074,12 @@
             <w:pPr>
               <w:jc w:val="center"/>
               <w:rPr>
-                <w:ins w:id="763" w:author="Anthony Cossio" w:date="2025-04-02T09:34:00Z"/>
+                <w:ins w:id="818" w:author="Anthony Cossio" w:date="2025-05-28T13:26:00Z"/>
                 <w:sz w:val="24"/>
                 <w:szCs w:val="24"/>
               </w:rPr>
             </w:pPr>
-            <w:ins w:id="764" w:author="Anthony Cossio" w:date="2025-04-02T09:34:00Z">
+            <w:ins w:id="819" w:author="Anthony Cossio" w:date="2025-05-28T13:26:00Z">
               <w:r>
                 <w:rPr>
                   <w:sz w:val="24"/>
@@ -28504,12 +29098,12 @@
             <w:pPr>
               <w:jc w:val="center"/>
               <w:rPr>
-                <w:ins w:id="765" w:author="Anthony Cossio" w:date="2025-04-02T09:34:00Z"/>
+                <w:ins w:id="820" w:author="Anthony Cossio" w:date="2025-05-28T13:26:00Z"/>
                 <w:sz w:val="24"/>
                 <w:szCs w:val="24"/>
               </w:rPr>
             </w:pPr>
-            <w:ins w:id="766" w:author="Anthony Cossio" w:date="2025-04-02T09:34:00Z">
+            <w:ins w:id="821" w:author="Anthony Cossio" w:date="2025-05-28T13:26:00Z">
               <w:r>
                 <w:rPr>
                   <w:sz w:val="24"/>
@@ -28530,12 +29124,12 @@
             <w:pPr>
               <w:jc w:val="center"/>
               <w:rPr>
-                <w:ins w:id="767" w:author="Anthony Cossio" w:date="2025-04-02T09:34:00Z"/>
+                <w:ins w:id="822" w:author="Anthony Cossio" w:date="2025-05-28T13:26:00Z"/>
                 <w:sz w:val="24"/>
                 <w:szCs w:val="24"/>
               </w:rPr>
             </w:pPr>
-            <w:ins w:id="768" w:author="Anthony Cossio" w:date="2025-04-02T09:34:00Z">
+            <w:ins w:id="823" w:author="Anthony Cossio" w:date="2025-05-28T13:26:00Z">
               <w:r>
                 <w:rPr>
                   <w:sz w:val="24"/>
@@ -28556,12 +29150,12 @@
             <w:pPr>
               <w:jc w:val="center"/>
               <w:rPr>
-                <w:ins w:id="769" w:author="Anthony Cossio" w:date="2025-04-02T09:34:00Z"/>
+                <w:ins w:id="824" w:author="Anthony Cossio" w:date="2025-05-28T13:26:00Z"/>
                 <w:sz w:val="24"/>
                 <w:szCs w:val="24"/>
               </w:rPr>
             </w:pPr>
-            <w:ins w:id="770" w:author="Anthony Cossio" w:date="2025-04-02T09:34:00Z">
+            <w:ins w:id="825" w:author="Anthony Cossio" w:date="2025-05-28T13:26:00Z">
               <w:r>
                 <w:rPr>
                   <w:sz w:val="24"/>
@@ -28580,12 +29174,12 @@
             <w:pPr>
               <w:jc w:val="center"/>
               <w:rPr>
-                <w:ins w:id="771" w:author="Anthony Cossio" w:date="2025-04-02T09:34:00Z"/>
+                <w:ins w:id="826" w:author="Anthony Cossio" w:date="2025-05-28T13:26:00Z"/>
                 <w:sz w:val="24"/>
                 <w:szCs w:val="24"/>
               </w:rPr>
             </w:pPr>
-            <w:ins w:id="772" w:author="Anthony Cossio" w:date="2025-04-02T09:34:00Z">
+            <w:ins w:id="827" w:author="Anthony Cossio" w:date="2025-05-28T13:26:00Z">
               <w:r>
                 <w:rPr>
                   <w:sz w:val="24"/>
@@ -28606,12 +29200,12 @@
             <w:pPr>
               <w:jc w:val="center"/>
               <w:rPr>
-                <w:ins w:id="773" w:author="Anthony Cossio" w:date="2025-04-02T09:34:00Z"/>
+                <w:ins w:id="828" w:author="Anthony Cossio" w:date="2025-05-28T13:26:00Z"/>
                 <w:sz w:val="24"/>
                 <w:szCs w:val="24"/>
               </w:rPr>
             </w:pPr>
-            <w:ins w:id="774" w:author="Anthony Cossio" w:date="2025-04-02T09:34:00Z">
+            <w:ins w:id="829" w:author="Anthony Cossio" w:date="2025-05-28T13:26:00Z">
               <w:r>
                 <w:rPr>
                   <w:sz w:val="24"/>
@@ -28630,12 +29224,12 @@
             <w:pPr>
               <w:jc w:val="center"/>
               <w:rPr>
-                <w:ins w:id="775" w:author="Anthony Cossio" w:date="2025-04-02T09:34:00Z"/>
+                <w:ins w:id="830" w:author="Anthony Cossio" w:date="2025-05-28T13:26:00Z"/>
                 <w:sz w:val="24"/>
                 <w:szCs w:val="24"/>
               </w:rPr>
             </w:pPr>
-            <w:ins w:id="776" w:author="Anthony Cossio" w:date="2025-04-02T09:34:00Z">
+            <w:ins w:id="831" w:author="Anthony Cossio" w:date="2025-05-28T13:26:00Z">
               <w:r>
                 <w:rPr>
                   <w:sz w:val="24"/>
@@ -28651,7 +29245,7 @@
         <w:trPr>
           <w:trHeight w:val="288"/>
           <w:jc w:val="center"/>
-          <w:ins w:id="777" w:author="Anthony Cossio" w:date="2025-04-02T09:34:00Z"/>
+          <w:ins w:id="832" w:author="Anthony Cossio" w:date="2025-05-28T13:26:00Z"/>
         </w:trPr>
         <w:tc>
           <w:tcPr>
@@ -28662,12 +29256,12 @@
           <w:p>
             <w:pPr>
               <w:rPr>
-                <w:ins w:id="778" w:author="Anthony Cossio" w:date="2025-04-02T09:34:00Z"/>
+                <w:ins w:id="833" w:author="Anthony Cossio" w:date="2025-05-28T13:26:00Z"/>
                 <w:sz w:val="24"/>
                 <w:szCs w:val="24"/>
               </w:rPr>
             </w:pPr>
-            <w:ins w:id="779" w:author="Anthony Cossio" w:date="2025-04-02T09:34:00Z">
+            <w:ins w:id="834" w:author="Anthony Cossio" w:date="2025-05-28T13:26:00Z">
               <w:r>
                 <w:rPr>
                   <w:sz w:val="24"/>
@@ -28687,18 +29281,18 @@
             <w:pPr>
               <w:jc w:val="center"/>
               <w:rPr>
-                <w:ins w:id="780" w:author="Anthony Cossio" w:date="2025-04-02T09:34:00Z"/>
+                <w:ins w:id="835" w:author="Anthony Cossio" w:date="2025-05-28T13:26:00Z"/>
                 <w:sz w:val="24"/>
                 <w:szCs w:val="24"/>
               </w:rPr>
             </w:pPr>
-            <w:ins w:id="781" w:author="Anthony Cossio" w:date="2025-04-02T09:34:00Z">
+            <w:ins w:id="836" w:author="Anthony Cossio" w:date="2025-05-28T13:26:00Z">
               <w:r>
                 <w:rPr>
                   <w:sz w:val="24"/>
                   <w:szCs w:val="24"/>
                 </w:rPr>
-                <w:t>45.15</w:t>
+                <w:t>47.17</w:t>
               </w:r>
             </w:ins>
           </w:p>
@@ -28711,18 +29305,18 @@
             <w:pPr>
               <w:jc w:val="center"/>
               <w:rPr>
-                <w:ins w:id="782" w:author="Anthony Cossio" w:date="2025-04-02T09:34:00Z"/>
+                <w:ins w:id="837" w:author="Anthony Cossio" w:date="2025-05-28T13:26:00Z"/>
                 <w:sz w:val="24"/>
                 <w:szCs w:val="24"/>
               </w:rPr>
             </w:pPr>
-            <w:ins w:id="783" w:author="Anthony Cossio" w:date="2025-04-02T09:34:00Z">
+            <w:ins w:id="838" w:author="Anthony Cossio" w:date="2025-05-28T13:26:00Z">
               <w:r>
                 <w:rPr>
                   <w:sz w:val="24"/>
                   <w:szCs w:val="24"/>
                 </w:rPr>
-                <w:t>36.13</w:t>
+                <w:t>37.47</w:t>
               </w:r>
             </w:ins>
           </w:p>
@@ -28736,18 +29330,18 @@
             <w:pPr>
               <w:jc w:val="center"/>
               <w:rPr>
-                <w:ins w:id="784" w:author="Anthony Cossio" w:date="2025-04-02T09:34:00Z"/>
+                <w:ins w:id="839" w:author="Anthony Cossio" w:date="2025-05-28T13:26:00Z"/>
                 <w:sz w:val="24"/>
                 <w:szCs w:val="24"/>
               </w:rPr>
             </w:pPr>
-            <w:ins w:id="785" w:author="Anthony Cossio" w:date="2025-04-02T09:34:00Z">
+            <w:ins w:id="840" w:author="Anthony Cossio" w:date="2025-05-28T13:26:00Z">
               <w:r>
                 <w:rPr>
                   <w:sz w:val="24"/>
                   <w:szCs w:val="24"/>
                 </w:rPr>
-                <w:t>57.24</w:t>
+                <w:t>60.64</w:t>
               </w:r>
             </w:ins>
           </w:p>
@@ -28761,18 +29355,18 @@
             <w:pPr>
               <w:jc w:val="center"/>
               <w:rPr>
-                <w:ins w:id="786" w:author="Anthony Cossio" w:date="2025-04-02T09:34:00Z"/>
+                <w:ins w:id="841" w:author="Anthony Cossio" w:date="2025-05-28T13:26:00Z"/>
                 <w:sz w:val="24"/>
                 <w:szCs w:val="24"/>
               </w:rPr>
             </w:pPr>
-            <w:ins w:id="787" w:author="Anthony Cossio" w:date="2025-04-02T09:34:00Z">
+            <w:ins w:id="842" w:author="Anthony Cossio" w:date="2025-05-28T13:26:00Z">
               <w:r>
                 <w:rPr>
                   <w:sz w:val="24"/>
                   <w:szCs w:val="24"/>
                 </w:rPr>
-                <w:t>34.74</w:t>
+                <w:t>37.41</w:t>
               </w:r>
             </w:ins>
           </w:p>
@@ -28785,18 +29379,18 @@
             <w:pPr>
               <w:jc w:val="center"/>
               <w:rPr>
-                <w:ins w:id="788" w:author="Anthony Cossio" w:date="2025-04-02T09:34:00Z"/>
+                <w:ins w:id="843" w:author="Anthony Cossio" w:date="2025-05-28T13:26:00Z"/>
                 <w:sz w:val="24"/>
                 <w:szCs w:val="24"/>
               </w:rPr>
             </w:pPr>
-            <w:ins w:id="789" w:author="Anthony Cossio" w:date="2025-04-02T09:34:00Z">
+            <w:ins w:id="844" w:author="Anthony Cossio" w:date="2025-05-28T13:26:00Z">
               <w:r>
                 <w:rPr>
                   <w:sz w:val="24"/>
                   <w:szCs w:val="24"/>
                 </w:rPr>
-                <w:t>27.04</w:t>
+                <w:t>30.14</w:t>
               </w:r>
             </w:ins>
           </w:p>
@@ -28810,18 +29404,18 @@
             <w:pPr>
               <w:jc w:val="center"/>
               <w:rPr>
-                <w:ins w:id="790" w:author="Anthony Cossio" w:date="2025-04-02T09:34:00Z"/>
+                <w:ins w:id="845" w:author="Anthony Cossio" w:date="2025-05-28T13:26:00Z"/>
                 <w:sz w:val="24"/>
                 <w:szCs w:val="24"/>
               </w:rPr>
             </w:pPr>
-            <w:ins w:id="791" w:author="Anthony Cossio" w:date="2025-04-02T09:34:00Z">
+            <w:ins w:id="846" w:author="Anthony Cossio" w:date="2025-05-28T13:26:00Z">
               <w:r>
                 <w:rPr>
                   <w:sz w:val="24"/>
                   <w:szCs w:val="24"/>
                 </w:rPr>
-                <w:t>45.02</w:t>
+                <w:t>48.62</w:t>
               </w:r>
             </w:ins>
           </w:p>
@@ -28834,12 +29428,12 @@
             <w:pPr>
               <w:jc w:val="center"/>
               <w:rPr>
-                <w:ins w:id="792" w:author="Anthony Cossio" w:date="2025-04-02T09:34:00Z"/>
+                <w:ins w:id="847" w:author="Anthony Cossio" w:date="2025-05-28T13:26:00Z"/>
                 <w:sz w:val="24"/>
                 <w:szCs w:val="24"/>
               </w:rPr>
             </w:pPr>
-            <w:ins w:id="793" w:author="Anthony Cossio" w:date="2025-04-02T09:34:00Z">
+            <w:ins w:id="848" w:author="Anthony Cossio" w:date="2025-05-28T13:26:00Z">
               <w:r>
                 <w:rPr>
                   <w:sz w:val="24"/>
@@ -28855,7 +29449,7 @@
         <w:trPr>
           <w:trHeight w:val="288"/>
           <w:jc w:val="center"/>
-          <w:ins w:id="794" w:author="Anthony Cossio" w:date="2025-04-02T09:34:00Z"/>
+          <w:ins w:id="849" w:author="Anthony Cossio" w:date="2025-05-28T13:26:00Z"/>
         </w:trPr>
         <w:tc>
           <w:tcPr>
@@ -28866,12 +29460,12 @@
           <w:p>
             <w:pPr>
               <w:rPr>
-                <w:ins w:id="795" w:author="Anthony Cossio" w:date="2025-04-02T09:34:00Z"/>
+                <w:ins w:id="850" w:author="Anthony Cossio" w:date="2025-05-28T13:26:00Z"/>
                 <w:sz w:val="24"/>
                 <w:szCs w:val="24"/>
               </w:rPr>
             </w:pPr>
-            <w:ins w:id="796" w:author="Anthony Cossio" w:date="2025-04-02T09:34:00Z">
+            <w:ins w:id="851" w:author="Anthony Cossio" w:date="2025-05-28T13:26:00Z">
               <w:r>
                 <w:rPr>
                   <w:sz w:val="24"/>
@@ -28891,18 +29485,18 @@
             <w:pPr>
               <w:jc w:val="center"/>
               <w:rPr>
-                <w:ins w:id="797" w:author="Anthony Cossio" w:date="2025-04-02T09:34:00Z"/>
+                <w:ins w:id="852" w:author="Anthony Cossio" w:date="2025-05-28T13:26:00Z"/>
                 <w:sz w:val="24"/>
                 <w:szCs w:val="24"/>
               </w:rPr>
             </w:pPr>
-            <w:ins w:id="798" w:author="Anthony Cossio" w:date="2025-04-02T09:34:00Z">
+            <w:ins w:id="853" w:author="Anthony Cossio" w:date="2025-05-28T13:26:00Z">
               <w:r>
                 <w:rPr>
                   <w:sz w:val="24"/>
                   <w:szCs w:val="24"/>
                 </w:rPr>
-                <w:t>38.92</w:t>
+                <w:t>37.86</w:t>
               </w:r>
             </w:ins>
           </w:p>
@@ -28915,18 +29509,18 @@
             <w:pPr>
               <w:jc w:val="center"/>
               <w:rPr>
-                <w:ins w:id="799" w:author="Anthony Cossio" w:date="2025-04-02T09:34:00Z"/>
+                <w:ins w:id="854" w:author="Anthony Cossio" w:date="2025-05-28T13:26:00Z"/>
                 <w:sz w:val="24"/>
                 <w:szCs w:val="24"/>
               </w:rPr>
             </w:pPr>
-            <w:ins w:id="800" w:author="Anthony Cossio" w:date="2025-04-02T09:34:00Z">
+            <w:ins w:id="855" w:author="Anthony Cossio" w:date="2025-05-28T13:26:00Z">
               <w:r>
                 <w:rPr>
                   <w:sz w:val="24"/>
                   <w:szCs w:val="24"/>
                 </w:rPr>
-                <w:t>30.11</w:t>
+                <w:t>28.29</w:t>
               </w:r>
             </w:ins>
           </w:p>
@@ -28940,18 +29534,18 @@
             <w:pPr>
               <w:jc w:val="center"/>
               <w:rPr>
-                <w:ins w:id="801" w:author="Anthony Cossio" w:date="2025-04-02T09:34:00Z"/>
+                <w:ins w:id="856" w:author="Anthony Cossio" w:date="2025-05-28T13:26:00Z"/>
                 <w:sz w:val="24"/>
                 <w:szCs w:val="24"/>
               </w:rPr>
             </w:pPr>
-            <w:ins w:id="802" w:author="Anthony Cossio" w:date="2025-04-02T09:34:00Z">
+            <w:ins w:id="857" w:author="Anthony Cossio" w:date="2025-05-28T13:26:00Z">
               <w:r>
                 <w:rPr>
                   <w:sz w:val="24"/>
                   <w:szCs w:val="24"/>
                 </w:rPr>
-                <w:t>52.67</w:t>
+                <w:t>51.91</w:t>
               </w:r>
             </w:ins>
           </w:p>
@@ -28965,18 +29559,18 @@
             <w:pPr>
               <w:jc w:val="center"/>
               <w:rPr>
-                <w:ins w:id="803" w:author="Anthony Cossio" w:date="2025-04-02T09:34:00Z"/>
+                <w:ins w:id="858" w:author="Anthony Cossio" w:date="2025-05-28T13:26:00Z"/>
                 <w:sz w:val="24"/>
                 <w:szCs w:val="24"/>
               </w:rPr>
             </w:pPr>
-            <w:ins w:id="804" w:author="Anthony Cossio" w:date="2025-04-02T09:34:00Z">
+            <w:ins w:id="859" w:author="Anthony Cossio" w:date="2025-05-28T13:26:00Z">
               <w:r>
                 <w:rPr>
                   <w:sz w:val="24"/>
                   <w:szCs w:val="24"/>
                 </w:rPr>
-                <w:t>36.02</w:t>
+                <w:t>35.67</w:t>
               </w:r>
             </w:ins>
           </w:p>
@@ -28989,18 +29583,18 @@
             <w:pPr>
               <w:jc w:val="center"/>
               <w:rPr>
-                <w:ins w:id="805" w:author="Anthony Cossio" w:date="2025-04-02T09:34:00Z"/>
+                <w:ins w:id="860" w:author="Anthony Cossio" w:date="2025-05-28T13:26:00Z"/>
                 <w:sz w:val="24"/>
                 <w:szCs w:val="24"/>
               </w:rPr>
             </w:pPr>
-            <w:ins w:id="806" w:author="Anthony Cossio" w:date="2025-04-02T09:34:00Z">
+            <w:ins w:id="861" w:author="Anthony Cossio" w:date="2025-05-28T13:26:00Z">
               <w:r>
                 <w:rPr>
                   <w:sz w:val="24"/>
                   <w:szCs w:val="24"/>
                 </w:rPr>
-                <w:t>26.63</w:t>
+                <w:t>27.15</w:t>
               </w:r>
             </w:ins>
           </w:p>
@@ -29014,18 +29608,18 @@
             <w:pPr>
               <w:jc w:val="center"/>
               <w:rPr>
-                <w:ins w:id="807" w:author="Anthony Cossio" w:date="2025-04-02T09:34:00Z"/>
+                <w:ins w:id="862" w:author="Anthony Cossio" w:date="2025-05-28T13:26:00Z"/>
                 <w:sz w:val="24"/>
                 <w:szCs w:val="24"/>
               </w:rPr>
             </w:pPr>
-            <w:ins w:id="808" w:author="Anthony Cossio" w:date="2025-04-02T09:34:00Z">
+            <w:ins w:id="863" w:author="Anthony Cossio" w:date="2025-05-28T13:26:00Z">
               <w:r>
                 <w:rPr>
                   <w:sz w:val="24"/>
                   <w:szCs w:val="24"/>
                 </w:rPr>
-                <w:t>51.36</w:t>
+                <w:t>51.70</w:t>
               </w:r>
             </w:ins>
           </w:p>
@@ -29038,12 +29632,12 @@
             <w:pPr>
               <w:jc w:val="center"/>
               <w:rPr>
-                <w:ins w:id="809" w:author="Anthony Cossio" w:date="2025-04-02T09:34:00Z"/>
+                <w:ins w:id="864" w:author="Anthony Cossio" w:date="2025-05-28T13:26:00Z"/>
                 <w:sz w:val="24"/>
                 <w:szCs w:val="24"/>
               </w:rPr>
             </w:pPr>
-            <w:ins w:id="810" w:author="Anthony Cossio" w:date="2025-04-02T09:34:00Z">
+            <w:ins w:id="865" w:author="Anthony Cossio" w:date="2025-05-28T13:26:00Z">
               <w:r>
                 <w:rPr>
                   <w:sz w:val="24"/>
@@ -29052,6 +29646,534 @@
                 <w:t>101</w:t>
               </w:r>
             </w:ins>
+          </w:p>
+        </w:tc>
+      </w:tr>
+      <w:tr>
+        <w:trPr>
+          <w:trHeight w:val="288"/>
+          <w:jc w:val="center"/>
+          <w:ins w:id="866" w:author="Anthony Cossio" w:date="2025-05-28T13:26:00Z"/>
+        </w:trPr>
+        <w:tc>
+          <w:tcPr>
+            <w:tcW w:w="1594" w:type="dxa"/>
+            <w:noWrap/>
+          </w:tcPr>
+          <w:p>
+            <w:pPr>
+              <w:rPr>
+                <w:ins w:id="867" w:author="Anthony Cossio" w:date="2025-05-28T13:26:00Z"/>
+                <w:sz w:val="24"/>
+                <w:szCs w:val="24"/>
+              </w:rPr>
+            </w:pPr>
+            <w:ins w:id="868" w:author="Anthony Cossio" w:date="2025-05-28T13:26:00Z">
+              <w:r>
+                <w:rPr>
+                  <w:sz w:val="24"/>
+                  <w:szCs w:val="24"/>
+                </w:rPr>
+                <w:t>Schools</w:t>
+              </w:r>
+            </w:ins>
+          </w:p>
+        </w:tc>
+        <w:tc>
+          <w:tcPr>
+            <w:tcW w:w="1200" w:type="dxa"/>
+            <w:noWrap/>
+          </w:tcPr>
+          <w:p>
+            <w:pPr>
+              <w:jc w:val="center"/>
+              <w:rPr>
+                <w:ins w:id="869" w:author="Anthony Cossio" w:date="2025-05-28T13:26:00Z"/>
+                <w:sz w:val="24"/>
+                <w:szCs w:val="24"/>
+              </w:rPr>
+            </w:pPr>
+          </w:p>
+        </w:tc>
+        <w:tc>
+          <w:tcPr>
+            <w:tcW w:w="1200" w:type="dxa"/>
+          </w:tcPr>
+          <w:p>
+            <w:pPr>
+              <w:jc w:val="center"/>
+              <w:rPr>
+                <w:ins w:id="870" w:author="Anthony Cossio" w:date="2025-05-28T13:26:00Z"/>
+                <w:sz w:val="24"/>
+                <w:szCs w:val="24"/>
+              </w:rPr>
+            </w:pPr>
+          </w:p>
+        </w:tc>
+        <w:tc>
+          <w:tcPr>
+            <w:tcW w:w="1200" w:type="dxa"/>
+            <w:noWrap/>
+          </w:tcPr>
+          <w:p>
+            <w:pPr>
+              <w:jc w:val="center"/>
+              <w:rPr>
+                <w:ins w:id="871" w:author="Anthony Cossio" w:date="2025-05-28T13:26:00Z"/>
+                <w:sz w:val="24"/>
+                <w:szCs w:val="24"/>
+              </w:rPr>
+            </w:pPr>
+          </w:p>
+        </w:tc>
+        <w:tc>
+          <w:tcPr>
+            <w:tcW w:w="1200" w:type="dxa"/>
+            <w:noWrap/>
+          </w:tcPr>
+          <w:p>
+            <w:pPr>
+              <w:jc w:val="center"/>
+              <w:rPr>
+                <w:ins w:id="872" w:author="Anthony Cossio" w:date="2025-05-28T13:26:00Z"/>
+                <w:sz w:val="24"/>
+                <w:szCs w:val="24"/>
+              </w:rPr>
+            </w:pPr>
+          </w:p>
+        </w:tc>
+        <w:tc>
+          <w:tcPr>
+            <w:tcW w:w="960" w:type="dxa"/>
+          </w:tcPr>
+          <w:p>
+            <w:pPr>
+              <w:jc w:val="center"/>
+              <w:rPr>
+                <w:ins w:id="873" w:author="Anthony Cossio" w:date="2025-05-28T13:26:00Z"/>
+                <w:sz w:val="24"/>
+                <w:szCs w:val="24"/>
+              </w:rPr>
+            </w:pPr>
+          </w:p>
+        </w:tc>
+        <w:tc>
+          <w:tcPr>
+            <w:tcW w:w="960" w:type="dxa"/>
+            <w:noWrap/>
+          </w:tcPr>
+          <w:p>
+            <w:pPr>
+              <w:jc w:val="center"/>
+              <w:rPr>
+                <w:ins w:id="874" w:author="Anthony Cossio" w:date="2025-05-28T13:26:00Z"/>
+                <w:sz w:val="24"/>
+                <w:szCs w:val="24"/>
+              </w:rPr>
+            </w:pPr>
+          </w:p>
+        </w:tc>
+        <w:tc>
+          <w:tcPr>
+            <w:tcW w:w="960" w:type="dxa"/>
+          </w:tcPr>
+          <w:p>
+            <w:pPr>
+              <w:jc w:val="center"/>
+              <w:rPr>
+                <w:ins w:id="875" w:author="Anthony Cossio" w:date="2025-05-28T13:26:00Z"/>
+                <w:sz w:val="24"/>
+                <w:szCs w:val="24"/>
+              </w:rPr>
+            </w:pPr>
+          </w:p>
+        </w:tc>
+      </w:tr>
+      <w:tr>
+        <w:trPr>
+          <w:trHeight w:val="288"/>
+          <w:jc w:val="center"/>
+          <w:ins w:id="876" w:author="Anthony Cossio" w:date="2025-05-28T13:26:00Z"/>
+        </w:trPr>
+        <w:tc>
+          <w:tcPr>
+            <w:tcW w:w="1594" w:type="dxa"/>
+            <w:noWrap/>
+          </w:tcPr>
+          <w:p>
+            <w:pPr>
+              <w:rPr>
+                <w:ins w:id="877" w:author="Anthony Cossio" w:date="2025-05-28T13:26:00Z"/>
+                <w:sz w:val="24"/>
+                <w:szCs w:val="24"/>
+              </w:rPr>
+            </w:pPr>
+            <w:ins w:id="878" w:author="Anthony Cossio" w:date="2025-05-28T13:26:00Z">
+              <w:r>
+                <w:rPr>
+                  <w:sz w:val="24"/>
+                  <w:szCs w:val="24"/>
+                </w:rPr>
+                <w:t>AMLR03</w:t>
+              </w:r>
+            </w:ins>
+          </w:p>
+        </w:tc>
+        <w:tc>
+          <w:tcPr>
+            <w:tcW w:w="1200" w:type="dxa"/>
+            <w:noWrap/>
+          </w:tcPr>
+          <w:p>
+            <w:pPr>
+              <w:jc w:val="center"/>
+              <w:rPr>
+                <w:ins w:id="879" w:author="Anthony Cossio" w:date="2025-05-28T13:26:00Z"/>
+                <w:sz w:val="24"/>
+                <w:szCs w:val="24"/>
+              </w:rPr>
+            </w:pPr>
+            <w:ins w:id="880" w:author="Anthony Cossio" w:date="2025-05-28T13:26:00Z">
+              <w:r>
+                <w:rPr>
+                  <w:sz w:val="24"/>
+                  <w:szCs w:val="24"/>
+                </w:rPr>
+                <w:t>41.28</w:t>
+              </w:r>
+            </w:ins>
+          </w:p>
+        </w:tc>
+        <w:tc>
+          <w:tcPr>
+            <w:tcW w:w="1200" w:type="dxa"/>
+          </w:tcPr>
+          <w:p>
+            <w:pPr>
+              <w:jc w:val="center"/>
+              <w:rPr>
+                <w:ins w:id="881" w:author="Anthony Cossio" w:date="2025-05-28T13:26:00Z"/>
+                <w:sz w:val="24"/>
+                <w:szCs w:val="24"/>
+              </w:rPr>
+            </w:pPr>
+            <w:ins w:id="882" w:author="Anthony Cossio" w:date="2025-05-28T13:26:00Z">
+              <w:r>
+                <w:rPr>
+                  <w:sz w:val="24"/>
+                  <w:szCs w:val="24"/>
+                </w:rPr>
+                <w:t>31.91</w:t>
+              </w:r>
+            </w:ins>
+          </w:p>
+        </w:tc>
+        <w:tc>
+          <w:tcPr>
+            <w:tcW w:w="1200" w:type="dxa"/>
+            <w:noWrap/>
+          </w:tcPr>
+          <w:p>
+            <w:pPr>
+              <w:jc w:val="center"/>
+              <w:rPr>
+                <w:ins w:id="883" w:author="Anthony Cossio" w:date="2025-05-28T13:26:00Z"/>
+                <w:sz w:val="24"/>
+                <w:szCs w:val="24"/>
+              </w:rPr>
+            </w:pPr>
+            <w:ins w:id="884" w:author="Anthony Cossio" w:date="2025-05-28T13:26:00Z">
+              <w:r>
+                <w:rPr>
+                  <w:sz w:val="24"/>
+                  <w:szCs w:val="24"/>
+                </w:rPr>
+                <w:t>55.75</w:t>
+              </w:r>
+            </w:ins>
+          </w:p>
+        </w:tc>
+        <w:tc>
+          <w:tcPr>
+            <w:tcW w:w="1200" w:type="dxa"/>
+            <w:noWrap/>
+          </w:tcPr>
+          <w:p>
+            <w:pPr>
+              <w:jc w:val="center"/>
+              <w:rPr>
+                <w:ins w:id="885" w:author="Anthony Cossio" w:date="2025-05-28T13:26:00Z"/>
+                <w:sz w:val="24"/>
+                <w:szCs w:val="24"/>
+              </w:rPr>
+            </w:pPr>
+            <w:ins w:id="886" w:author="Anthony Cossio" w:date="2025-05-28T13:26:00Z">
+              <w:r>
+                <w:rPr>
+                  <w:sz w:val="24"/>
+                  <w:szCs w:val="24"/>
+                </w:rPr>
+                <w:t>33.82</w:t>
+              </w:r>
+            </w:ins>
+          </w:p>
+        </w:tc>
+        <w:tc>
+          <w:tcPr>
+            <w:tcW w:w="960" w:type="dxa"/>
+          </w:tcPr>
+          <w:p>
+            <w:pPr>
+              <w:jc w:val="center"/>
+              <w:rPr>
+                <w:ins w:id="887" w:author="Anthony Cossio" w:date="2025-05-28T13:26:00Z"/>
+                <w:sz w:val="24"/>
+                <w:szCs w:val="24"/>
+              </w:rPr>
+            </w:pPr>
+            <w:ins w:id="888" w:author="Anthony Cossio" w:date="2025-05-28T13:26:00Z">
+              <w:r>
+                <w:rPr>
+                  <w:sz w:val="24"/>
+                  <w:szCs w:val="24"/>
+                </w:rPr>
+                <w:t>26.09</w:t>
+              </w:r>
+            </w:ins>
+          </w:p>
+        </w:tc>
+        <w:tc>
+          <w:tcPr>
+            <w:tcW w:w="960" w:type="dxa"/>
+            <w:noWrap/>
+          </w:tcPr>
+          <w:p>
+            <w:pPr>
+              <w:jc w:val="center"/>
+              <w:rPr>
+                <w:ins w:id="889" w:author="Anthony Cossio" w:date="2025-05-28T13:26:00Z"/>
+                <w:sz w:val="24"/>
+                <w:szCs w:val="24"/>
+              </w:rPr>
+            </w:pPr>
+            <w:ins w:id="890" w:author="Anthony Cossio" w:date="2025-05-28T13:26:00Z">
+              <w:r>
+                <w:rPr>
+                  <w:sz w:val="24"/>
+                  <w:szCs w:val="24"/>
+                </w:rPr>
+                <w:t>44.41</w:t>
+              </w:r>
+            </w:ins>
+          </w:p>
+        </w:tc>
+        <w:tc>
+          <w:tcPr>
+            <w:tcW w:w="960" w:type="dxa"/>
+          </w:tcPr>
+          <w:p>
+            <w:pPr>
+              <w:jc w:val="center"/>
+              <w:rPr>
+                <w:ins w:id="891" w:author="Anthony Cossio" w:date="2025-05-28T13:26:00Z"/>
+                <w:sz w:val="24"/>
+                <w:szCs w:val="24"/>
+              </w:rPr>
+            </w:pPr>
+          </w:p>
+        </w:tc>
+      </w:tr>
+      <w:tr>
+        <w:trPr>
+          <w:trHeight w:val="288"/>
+          <w:jc w:val="center"/>
+          <w:ins w:id="892" w:author="Anthony Cossio" w:date="2025-05-28T13:26:00Z"/>
+        </w:trPr>
+        <w:tc>
+          <w:tcPr>
+            <w:tcW w:w="1594" w:type="dxa"/>
+            <w:noWrap/>
+          </w:tcPr>
+          <w:p>
+            <w:pPr>
+              <w:rPr>
+                <w:ins w:id="893" w:author="Anthony Cossio" w:date="2025-05-28T13:26:00Z"/>
+                <w:sz w:val="24"/>
+                <w:szCs w:val="24"/>
+              </w:rPr>
+            </w:pPr>
+            <w:ins w:id="894" w:author="Anthony Cossio" w:date="2025-05-28T13:26:00Z">
+              <w:r>
+                <w:rPr>
+                  <w:sz w:val="24"/>
+                  <w:szCs w:val="24"/>
+                </w:rPr>
+                <w:t>AMLR04</w:t>
+              </w:r>
+            </w:ins>
+          </w:p>
+        </w:tc>
+        <w:tc>
+          <w:tcPr>
+            <w:tcW w:w="1200" w:type="dxa"/>
+            <w:noWrap/>
+          </w:tcPr>
+          <w:p>
+            <w:pPr>
+              <w:jc w:val="center"/>
+              <w:rPr>
+                <w:ins w:id="895" w:author="Anthony Cossio" w:date="2025-05-28T13:26:00Z"/>
+                <w:sz w:val="24"/>
+                <w:szCs w:val="24"/>
+              </w:rPr>
+            </w:pPr>
+            <w:ins w:id="896" w:author="Anthony Cossio" w:date="2025-05-28T13:26:00Z">
+              <w:r>
+                <w:rPr>
+                  <w:sz w:val="24"/>
+                  <w:szCs w:val="24"/>
+                </w:rPr>
+                <w:t>34.13</w:t>
+              </w:r>
+            </w:ins>
+          </w:p>
+        </w:tc>
+        <w:tc>
+          <w:tcPr>
+            <w:tcW w:w="1200" w:type="dxa"/>
+          </w:tcPr>
+          <w:p>
+            <w:pPr>
+              <w:jc w:val="center"/>
+              <w:rPr>
+                <w:ins w:id="897" w:author="Anthony Cossio" w:date="2025-05-28T13:26:00Z"/>
+                <w:sz w:val="24"/>
+                <w:szCs w:val="24"/>
+              </w:rPr>
+            </w:pPr>
+            <w:ins w:id="898" w:author="Anthony Cossio" w:date="2025-05-28T13:26:00Z">
+              <w:r>
+                <w:rPr>
+                  <w:sz w:val="24"/>
+                  <w:szCs w:val="24"/>
+                </w:rPr>
+                <w:t>25.05</w:t>
+              </w:r>
+            </w:ins>
+          </w:p>
+        </w:tc>
+        <w:tc>
+          <w:tcPr>
+            <w:tcW w:w="1200" w:type="dxa"/>
+            <w:noWrap/>
+          </w:tcPr>
+          <w:p>
+            <w:pPr>
+              <w:jc w:val="center"/>
+              <w:rPr>
+                <w:ins w:id="899" w:author="Anthony Cossio" w:date="2025-05-28T13:26:00Z"/>
+                <w:sz w:val="24"/>
+                <w:szCs w:val="24"/>
+              </w:rPr>
+            </w:pPr>
+            <w:ins w:id="900" w:author="Anthony Cossio" w:date="2025-05-28T13:26:00Z">
+              <w:r>
+                <w:rPr>
+                  <w:sz w:val="24"/>
+                  <w:szCs w:val="24"/>
+                </w:rPr>
+                <w:t>49.10</w:t>
+              </w:r>
+            </w:ins>
+          </w:p>
+        </w:tc>
+        <w:tc>
+          <w:tcPr>
+            <w:tcW w:w="1200" w:type="dxa"/>
+            <w:noWrap/>
+          </w:tcPr>
+          <w:p>
+            <w:pPr>
+              <w:jc w:val="center"/>
+              <w:rPr>
+                <w:ins w:id="901" w:author="Anthony Cossio" w:date="2025-05-28T13:26:00Z"/>
+                <w:sz w:val="24"/>
+                <w:szCs w:val="24"/>
+              </w:rPr>
+            </w:pPr>
+            <w:ins w:id="902" w:author="Anthony Cossio" w:date="2025-05-28T13:26:00Z">
+              <w:r>
+                <w:rPr>
+                  <w:sz w:val="24"/>
+                  <w:szCs w:val="24"/>
+                </w:rPr>
+                <w:t>32.81</w:t>
+              </w:r>
+            </w:ins>
+          </w:p>
+        </w:tc>
+        <w:tc>
+          <w:tcPr>
+            <w:tcW w:w="960" w:type="dxa"/>
+          </w:tcPr>
+          <w:p>
+            <w:pPr>
+              <w:jc w:val="center"/>
+              <w:rPr>
+                <w:ins w:id="903" w:author="Anthony Cossio" w:date="2025-05-28T13:26:00Z"/>
+                <w:sz w:val="24"/>
+                <w:szCs w:val="24"/>
+              </w:rPr>
+            </w:pPr>
+            <w:ins w:id="904" w:author="Anthony Cossio" w:date="2025-05-28T13:26:00Z">
+              <w:r>
+                <w:rPr>
+                  <w:sz w:val="24"/>
+                  <w:szCs w:val="24"/>
+                </w:rPr>
+                <w:t>23.94</w:t>
+              </w:r>
+            </w:ins>
+          </w:p>
+        </w:tc>
+        <w:tc>
+          <w:tcPr>
+            <w:tcW w:w="960" w:type="dxa"/>
+            <w:noWrap/>
+          </w:tcPr>
+          <w:p>
+            <w:pPr>
+              <w:jc w:val="center"/>
+              <w:rPr>
+                <w:ins w:id="905" w:author="Anthony Cossio" w:date="2025-05-28T13:26:00Z"/>
+                <w:sz w:val="24"/>
+                <w:szCs w:val="24"/>
+              </w:rPr>
+            </w:pPr>
+            <w:ins w:id="906" w:author="Anthony Cossio" w:date="2025-05-28T13:26:00Z">
+              <w:r>
+                <w:rPr>
+                  <w:sz w:val="24"/>
+                  <w:szCs w:val="24"/>
+                </w:rPr>
+                <w:t>46.00</w:t>
+              </w:r>
+            </w:ins>
+          </w:p>
+        </w:tc>
+        <w:tc>
+          <w:tcPr>
+            <w:tcW w:w="960" w:type="dxa"/>
+          </w:tcPr>
+          <w:p>
+            <w:pPr>
+              <w:jc w:val="center"/>
+              <w:rPr>
+                <w:ins w:id="907" w:author="Anthony Cossio" w:date="2025-05-28T13:26:00Z"/>
+                <w:sz w:val="24"/>
+                <w:szCs w:val="24"/>
+              </w:rPr>
+            </w:pPr>
           </w:p>
         </w:tc>
       </w:tr>
@@ -29307,6 +30429,7 @@
         <w:rPr>
           <w:noProof/>
         </w:rPr>
+        <w:lastRenderedPageBreak/>
         <w:drawing>
           <wp:anchor distT="0" distB="0" distL="0" distR="0" simplePos="0" relativeHeight="487591936" behindDoc="1" locked="0" layoutInCell="1" allowOverlap="1" wp14:anchorId="12C86536" wp14:editId="7FF01083">
             <wp:simplePos x="0" y="0"/>
@@ -29370,7 +30493,7 @@
         <w:ind w:left="100" w:right="485"/>
         <w:rPr>
           <w:strike/>
-          <w:rPrChange w:id="811" w:author="Anthony Cossio" w:date="2025-04-03T12:55:00Z">
+          <w:rPrChange w:id="908" w:author="Anthony Cossio" w:date="2025-04-03T12:55:00Z">
             <w:rPr/>
           </w:rPrChange>
         </w:rPr>
@@ -29378,7 +30501,7 @@
       <w:r>
         <w:rPr>
           <w:strike/>
-          <w:rPrChange w:id="812" w:author="Anthony Cossio" w:date="2025-04-03T12:55:00Z">
+          <w:rPrChange w:id="909" w:author="Anthony Cossio" w:date="2025-04-03T12:55:00Z">
             <w:rPr/>
           </w:rPrChange>
         </w:rPr>
@@ -29388,7 +30511,7 @@
         <w:rPr>
           <w:strike/>
           <w:spacing w:val="-2"/>
-          <w:rPrChange w:id="813" w:author="Anthony Cossio" w:date="2025-04-03T12:55:00Z">
+          <w:rPrChange w:id="910" w:author="Anthony Cossio" w:date="2025-04-03T12:55:00Z">
             <w:rPr>
               <w:spacing w:val="-2"/>
             </w:rPr>
@@ -29399,7 +30522,7 @@
       <w:r>
         <w:rPr>
           <w:strike/>
-          <w:rPrChange w:id="814" w:author="Anthony Cossio" w:date="2025-04-03T12:55:00Z">
+          <w:rPrChange w:id="911" w:author="Anthony Cossio" w:date="2025-04-03T12:55:00Z">
             <w:rPr/>
           </w:rPrChange>
         </w:rPr>
@@ -29409,7 +30532,7 @@
         <w:rPr>
           <w:strike/>
           <w:spacing w:val="-2"/>
-          <w:rPrChange w:id="815" w:author="Anthony Cossio" w:date="2025-04-03T12:55:00Z">
+          <w:rPrChange w:id="912" w:author="Anthony Cossio" w:date="2025-04-03T12:55:00Z">
             <w:rPr>
               <w:spacing w:val="-2"/>
             </w:rPr>
@@ -29420,7 +30543,7 @@
       <w:r>
         <w:rPr>
           <w:strike/>
-          <w:rPrChange w:id="816" w:author="Anthony Cossio" w:date="2025-04-03T12:55:00Z">
+          <w:rPrChange w:id="913" w:author="Anthony Cossio" w:date="2025-04-03T12:55:00Z">
             <w:rPr/>
           </w:rPrChange>
         </w:rPr>
@@ -29430,7 +30553,7 @@
         <w:rPr>
           <w:strike/>
           <w:spacing w:val="-2"/>
-          <w:rPrChange w:id="817" w:author="Anthony Cossio" w:date="2025-04-03T12:55:00Z">
+          <w:rPrChange w:id="914" w:author="Anthony Cossio" w:date="2025-04-03T12:55:00Z">
             <w:rPr>
               <w:spacing w:val="-2"/>
             </w:rPr>
@@ -29441,7 +30564,7 @@
       <w:r>
         <w:rPr>
           <w:strike/>
-          <w:rPrChange w:id="818" w:author="Anthony Cossio" w:date="2025-04-03T12:55:00Z">
+          <w:rPrChange w:id="915" w:author="Anthony Cossio" w:date="2025-04-03T12:55:00Z">
             <w:rPr/>
           </w:rPrChange>
         </w:rPr>
@@ -29451,7 +30574,7 @@
         <w:rPr>
           <w:strike/>
           <w:spacing w:val="-2"/>
-          <w:rPrChange w:id="819" w:author="Anthony Cossio" w:date="2025-04-03T12:55:00Z">
+          <w:rPrChange w:id="916" w:author="Anthony Cossio" w:date="2025-04-03T12:55:00Z">
             <w:rPr>
               <w:spacing w:val="-2"/>
             </w:rPr>
@@ -29462,7 +30585,7 @@
       <w:r>
         <w:rPr>
           <w:strike/>
-          <w:rPrChange w:id="820" w:author="Anthony Cossio" w:date="2025-04-03T12:55:00Z">
+          <w:rPrChange w:id="917" w:author="Anthony Cossio" w:date="2025-04-03T12:55:00Z">
             <w:rPr/>
           </w:rPrChange>
         </w:rPr>
@@ -29472,7 +30595,7 @@
         <w:rPr>
           <w:strike/>
           <w:spacing w:val="-4"/>
-          <w:rPrChange w:id="821" w:author="Anthony Cossio" w:date="2025-04-03T12:55:00Z">
+          <w:rPrChange w:id="918" w:author="Anthony Cossio" w:date="2025-04-03T12:55:00Z">
             <w:rPr>
               <w:spacing w:val="-4"/>
             </w:rPr>
@@ -29483,7 +30606,7 @@
       <w:r>
         <w:rPr>
           <w:strike/>
-          <w:rPrChange w:id="822" w:author="Anthony Cossio" w:date="2025-04-03T12:55:00Z">
+          <w:rPrChange w:id="919" w:author="Anthony Cossio" w:date="2025-04-03T12:55:00Z">
             <w:rPr/>
           </w:rPrChange>
         </w:rPr>
@@ -29493,7 +30616,7 @@
         <w:rPr>
           <w:strike/>
           <w:spacing w:val="-2"/>
-          <w:rPrChange w:id="823" w:author="Anthony Cossio" w:date="2025-04-03T12:55:00Z">
+          <w:rPrChange w:id="920" w:author="Anthony Cossio" w:date="2025-04-03T12:55:00Z">
             <w:rPr>
               <w:spacing w:val="-2"/>
             </w:rPr>
@@ -29504,7 +30627,7 @@
       <w:r>
         <w:rPr>
           <w:strike/>
-          <w:rPrChange w:id="824" w:author="Anthony Cossio" w:date="2025-04-03T12:55:00Z">
+          <w:rPrChange w:id="921" w:author="Anthony Cossio" w:date="2025-04-03T12:55:00Z">
             <w:rPr/>
           </w:rPrChange>
         </w:rPr>
@@ -29514,7 +30637,7 @@
         <w:rPr>
           <w:strike/>
           <w:spacing w:val="-2"/>
-          <w:rPrChange w:id="825" w:author="Anthony Cossio" w:date="2025-04-03T12:55:00Z">
+          <w:rPrChange w:id="922" w:author="Anthony Cossio" w:date="2025-04-03T12:55:00Z">
             <w:rPr>
               <w:spacing w:val="-2"/>
             </w:rPr>
@@ -29525,7 +30648,7 @@
       <w:r>
         <w:rPr>
           <w:strike/>
-          <w:rPrChange w:id="826" w:author="Anthony Cossio" w:date="2025-04-03T12:55:00Z">
+          <w:rPrChange w:id="923" w:author="Anthony Cossio" w:date="2025-04-03T12:55:00Z">
             <w:rPr/>
           </w:rPrChange>
         </w:rPr>
@@ -29535,7 +30658,7 @@
         <w:rPr>
           <w:strike/>
           <w:spacing w:val="-2"/>
-          <w:rPrChange w:id="827" w:author="Anthony Cossio" w:date="2025-04-03T12:55:00Z">
+          <w:rPrChange w:id="924" w:author="Anthony Cossio" w:date="2025-04-03T12:55:00Z">
             <w:rPr>
               <w:spacing w:val="-2"/>
             </w:rPr>
@@ -29546,7 +30669,7 @@
       <w:r>
         <w:rPr>
           <w:strike/>
-          <w:rPrChange w:id="828" w:author="Anthony Cossio" w:date="2025-04-03T12:55:00Z">
+          <w:rPrChange w:id="925" w:author="Anthony Cossio" w:date="2025-04-03T12:55:00Z">
             <w:rPr/>
           </w:rPrChange>
         </w:rPr>
@@ -29556,7 +30679,7 @@
         <w:rPr>
           <w:strike/>
           <w:spacing w:val="-2"/>
-          <w:rPrChange w:id="829" w:author="Anthony Cossio" w:date="2025-04-03T12:55:00Z">
+          <w:rPrChange w:id="926" w:author="Anthony Cossio" w:date="2025-04-03T12:55:00Z">
             <w:rPr>
               <w:spacing w:val="-2"/>
             </w:rPr>
@@ -29567,7 +30690,7 @@
       <w:r>
         <w:rPr>
           <w:strike/>
-          <w:rPrChange w:id="830" w:author="Anthony Cossio" w:date="2025-04-03T12:55:00Z">
+          <w:rPrChange w:id="927" w:author="Anthony Cossio" w:date="2025-04-03T12:55:00Z">
             <w:rPr/>
           </w:rPrChange>
         </w:rPr>
@@ -29577,7 +30700,7 @@
         <w:rPr>
           <w:strike/>
           <w:spacing w:val="-2"/>
-          <w:rPrChange w:id="831" w:author="Anthony Cossio" w:date="2025-04-03T12:55:00Z">
+          <w:rPrChange w:id="928" w:author="Anthony Cossio" w:date="2025-04-03T12:55:00Z">
             <w:rPr>
               <w:spacing w:val="-2"/>
             </w:rPr>
@@ -29588,7 +30711,7 @@
       <w:r>
         <w:rPr>
           <w:strike/>
-          <w:rPrChange w:id="832" w:author="Anthony Cossio" w:date="2025-04-03T12:55:00Z">
+          <w:rPrChange w:id="929" w:author="Anthony Cossio" w:date="2025-04-03T12:55:00Z">
             <w:rPr/>
           </w:rPrChange>
         </w:rPr>
@@ -29598,7 +30721,7 @@
         <w:rPr>
           <w:strike/>
           <w:spacing w:val="-4"/>
-          <w:rPrChange w:id="833" w:author="Anthony Cossio" w:date="2025-04-03T12:55:00Z">
+          <w:rPrChange w:id="930" w:author="Anthony Cossio" w:date="2025-04-03T12:55:00Z">
             <w:rPr>
               <w:spacing w:val="-4"/>
             </w:rPr>
@@ -29609,7 +30732,7 @@
       <w:r>
         <w:rPr>
           <w:strike/>
-          <w:rPrChange w:id="834" w:author="Anthony Cossio" w:date="2025-04-03T12:55:00Z">
+          <w:rPrChange w:id="931" w:author="Anthony Cossio" w:date="2025-04-03T12:55:00Z">
             <w:rPr/>
           </w:rPrChange>
         </w:rPr>
@@ -29619,7 +30742,7 @@
         <w:rPr>
           <w:strike/>
           <w:spacing w:val="-2"/>
-          <w:rPrChange w:id="835" w:author="Anthony Cossio" w:date="2025-04-03T12:55:00Z">
+          <w:rPrChange w:id="932" w:author="Anthony Cossio" w:date="2025-04-03T12:55:00Z">
             <w:rPr>
               <w:spacing w:val="-2"/>
             </w:rPr>
@@ -29630,7 +30753,7 @@
       <w:r>
         <w:rPr>
           <w:strike/>
-          <w:rPrChange w:id="836" w:author="Anthony Cossio" w:date="2025-04-03T12:55:00Z">
+          <w:rPrChange w:id="933" w:author="Anthony Cossio" w:date="2025-04-03T12:55:00Z">
             <w:rPr/>
           </w:rPrChange>
         </w:rPr>
@@ -29640,7 +30763,7 @@
         <w:rPr>
           <w:strike/>
           <w:spacing w:val="-2"/>
-          <w:rPrChange w:id="837" w:author="Anthony Cossio" w:date="2025-04-03T12:55:00Z">
+          <w:rPrChange w:id="934" w:author="Anthony Cossio" w:date="2025-04-03T12:55:00Z">
             <w:rPr>
               <w:spacing w:val="-2"/>
             </w:rPr>
@@ -29651,7 +30774,7 @@
       <w:r>
         <w:rPr>
           <w:strike/>
-          <w:rPrChange w:id="838" w:author="Anthony Cossio" w:date="2025-04-03T12:55:00Z">
+          <w:rPrChange w:id="935" w:author="Anthony Cossio" w:date="2025-04-03T12:55:00Z">
             <w:rPr/>
           </w:rPrChange>
         </w:rPr>
@@ -29661,7 +30784,7 @@
         <w:rPr>
           <w:strike/>
           <w:spacing w:val="-4"/>
-          <w:rPrChange w:id="839" w:author="Anthony Cossio" w:date="2025-04-03T12:55:00Z">
+          <w:rPrChange w:id="936" w:author="Anthony Cossio" w:date="2025-04-03T12:55:00Z">
             <w:rPr>
               <w:spacing w:val="-4"/>
             </w:rPr>
@@ -29672,7 +30795,7 @@
       <w:r>
         <w:rPr>
           <w:strike/>
-          <w:rPrChange w:id="840" w:author="Anthony Cossio" w:date="2025-04-03T12:55:00Z">
+          <w:rPrChange w:id="937" w:author="Anthony Cossio" w:date="2025-04-03T12:55:00Z">
             <w:rPr/>
           </w:rPrChange>
         </w:rPr>
@@ -29682,7 +30805,7 @@
         <w:rPr>
           <w:strike/>
           <w:spacing w:val="-2"/>
-          <w:rPrChange w:id="841" w:author="Anthony Cossio" w:date="2025-04-03T12:55:00Z">
+          <w:rPrChange w:id="938" w:author="Anthony Cossio" w:date="2025-04-03T12:55:00Z">
             <w:rPr>
               <w:spacing w:val="-2"/>
             </w:rPr>
@@ -29693,7 +30816,7 @@
       <w:r>
         <w:rPr>
           <w:strike/>
-          <w:rPrChange w:id="842" w:author="Anthony Cossio" w:date="2025-04-03T12:55:00Z">
+          <w:rPrChange w:id="939" w:author="Anthony Cossio" w:date="2025-04-03T12:55:00Z">
             <w:rPr/>
           </w:rPrChange>
         </w:rPr>
@@ -29703,7 +30826,7 @@
         <w:rPr>
           <w:strike/>
           <w:spacing w:val="-2"/>
-          <w:rPrChange w:id="843" w:author="Anthony Cossio" w:date="2025-04-03T12:55:00Z">
+          <w:rPrChange w:id="940" w:author="Anthony Cossio" w:date="2025-04-03T12:55:00Z">
             <w:rPr>
               <w:spacing w:val="-2"/>
             </w:rPr>
@@ -29714,7 +30837,7 @@
       <w:r>
         <w:rPr>
           <w:strike/>
-          <w:rPrChange w:id="844" w:author="Anthony Cossio" w:date="2025-04-03T12:55:00Z">
+          <w:rPrChange w:id="941" w:author="Anthony Cossio" w:date="2025-04-03T12:55:00Z">
             <w:rPr/>
           </w:rPrChange>
         </w:rPr>
@@ -29724,7 +30847,7 @@
         <w:rPr>
           <w:strike/>
           <w:spacing w:val="-2"/>
-          <w:rPrChange w:id="845" w:author="Anthony Cossio" w:date="2025-04-03T12:55:00Z">
+          <w:rPrChange w:id="942" w:author="Anthony Cossio" w:date="2025-04-03T12:55:00Z">
             <w:rPr>
               <w:spacing w:val="-2"/>
             </w:rPr>
@@ -29735,7 +30858,7 @@
       <w:r>
         <w:rPr>
           <w:strike/>
-          <w:rPrChange w:id="846" w:author="Anthony Cossio" w:date="2025-04-03T12:55:00Z">
+          <w:rPrChange w:id="943" w:author="Anthony Cossio" w:date="2025-04-03T12:55:00Z">
             <w:rPr/>
           </w:rPrChange>
         </w:rPr>
@@ -29745,7 +30868,7 @@
         <w:rPr>
           <w:strike/>
           <w:spacing w:val="-2"/>
-          <w:rPrChange w:id="847" w:author="Anthony Cossio" w:date="2025-04-03T12:55:00Z">
+          <w:rPrChange w:id="944" w:author="Anthony Cossio" w:date="2025-04-03T12:55:00Z">
             <w:rPr>
               <w:spacing w:val="-2"/>
             </w:rPr>
@@ -29756,7 +30879,7 @@
       <w:r>
         <w:rPr>
           <w:strike/>
-          <w:rPrChange w:id="848" w:author="Anthony Cossio" w:date="2025-04-03T12:55:00Z">
+          <w:rPrChange w:id="945" w:author="Anthony Cossio" w:date="2025-04-03T12:55:00Z">
             <w:rPr/>
           </w:rPrChange>
         </w:rPr>
@@ -29767,7 +30890,7 @@
       <w:pPr>
         <w:spacing w:line="259" w:lineRule="auto"/>
         <w:rPr>
-          <w:ins w:id="849" w:author="Anthony Cossio" w:date="2025-04-03T12:55:00Z"/>
+          <w:ins w:id="946" w:author="Anthony Cossio" w:date="2025-04-03T12:55:00Z"/>
         </w:rPr>
       </w:pPr>
     </w:p>
@@ -29775,7 +30898,7 @@
       <w:pPr>
         <w:spacing w:line="259" w:lineRule="auto"/>
         <w:rPr>
-          <w:ins w:id="850" w:author="Anthony Cossio" w:date="2025-04-03T12:55:00Z"/>
+          <w:ins w:id="947" w:author="Anthony Cossio" w:date="2025-04-03T12:55:00Z"/>
         </w:rPr>
       </w:pPr>
     </w:p>
@@ -29783,10 +30906,10 @@
       <w:pPr>
         <w:spacing w:line="259" w:lineRule="auto"/>
         <w:rPr>
-          <w:ins w:id="851" w:author="Anthony Cossio" w:date="2025-04-03T12:56:00Z"/>
+          <w:ins w:id="948" w:author="Anthony Cossio" w:date="2025-04-03T12:56:00Z"/>
         </w:rPr>
       </w:pPr>
-      <w:ins w:id="852" w:author="Anthony Cossio" w:date="2025-04-03T12:55:00Z">
+      <w:ins w:id="949" w:author="Anthony Cossio" w:date="2025-04-03T12:55:00Z">
         <w:r>
           <w:rPr>
             <w:noProof/>
@@ -29848,19 +30971,19 @@
         <w:spacing w:line="259" w:lineRule="auto"/>
         <w:ind w:left="100" w:right="485"/>
         <w:rPr>
-          <w:ins w:id="853" w:author="Anthony Cossio" w:date="2025-04-03T12:56:00Z"/>
-          <w:rPrChange w:id="854" w:author="Anthony Cossio" w:date="2025-04-03T12:56:00Z">
+          <w:ins w:id="950" w:author="Anthony Cossio" w:date="2025-04-03T12:56:00Z"/>
+          <w:rPrChange w:id="951" w:author="Anthony Cossio" w:date="2025-04-03T12:56:00Z">
             <w:rPr>
-              <w:ins w:id="855" w:author="Anthony Cossio" w:date="2025-04-03T12:56:00Z"/>
+              <w:ins w:id="952" w:author="Anthony Cossio" w:date="2025-04-03T12:56:00Z"/>
               <w:strike/>
             </w:rPr>
           </w:rPrChange>
         </w:rPr>
       </w:pPr>
-      <w:ins w:id="856" w:author="Anthony Cossio" w:date="2025-04-03T12:56:00Z">
-        <w:r>
-          <w:rPr>
-            <w:rPrChange w:id="857" w:author="Anthony Cossio" w:date="2025-04-03T12:56:00Z">
+      <w:ins w:id="953" w:author="Anthony Cossio" w:date="2025-04-03T12:56:00Z">
+        <w:r>
+          <w:rPr>
+            <w:rPrChange w:id="954" w:author="Anthony Cossio" w:date="2025-04-03T12:56:00Z">
               <w:rPr>
                 <w:strike/>
               </w:rPr>
@@ -29871,7 +30994,7 @@
         <w:r>
           <w:rPr>
             <w:spacing w:val="-2"/>
-            <w:rPrChange w:id="858" w:author="Anthony Cossio" w:date="2025-04-03T12:56:00Z">
+            <w:rPrChange w:id="955" w:author="Anthony Cossio" w:date="2025-04-03T12:56:00Z">
               <w:rPr>
                 <w:strike/>
                 <w:spacing w:val="-2"/>
@@ -29882,7 +31005,7 @@
         </w:r>
         <w:r>
           <w:rPr>
-            <w:rPrChange w:id="859" w:author="Anthony Cossio" w:date="2025-04-03T12:56:00Z">
+            <w:rPrChange w:id="956" w:author="Anthony Cossio" w:date="2025-04-03T12:56:00Z">
               <w:rPr>
                 <w:strike/>
               </w:rPr>
@@ -29893,7 +31016,7 @@
         <w:r>
           <w:rPr>
             <w:spacing w:val="-2"/>
-            <w:rPrChange w:id="860" w:author="Anthony Cossio" w:date="2025-04-03T12:56:00Z">
+            <w:rPrChange w:id="957" w:author="Anthony Cossio" w:date="2025-04-03T12:56:00Z">
               <w:rPr>
                 <w:strike/>
                 <w:spacing w:val="-2"/>
@@ -29904,7 +31027,7 @@
         </w:r>
         <w:r>
           <w:rPr>
-            <w:rPrChange w:id="861" w:author="Anthony Cossio" w:date="2025-04-03T12:56:00Z">
+            <w:rPrChange w:id="958" w:author="Anthony Cossio" w:date="2025-04-03T12:56:00Z">
               <w:rPr>
                 <w:strike/>
               </w:rPr>
@@ -29915,7 +31038,7 @@
         <w:r>
           <w:rPr>
             <w:spacing w:val="-2"/>
-            <w:rPrChange w:id="862" w:author="Anthony Cossio" w:date="2025-04-03T12:56:00Z">
+            <w:rPrChange w:id="959" w:author="Anthony Cossio" w:date="2025-04-03T12:56:00Z">
               <w:rPr>
                 <w:strike/>
                 <w:spacing w:val="-2"/>
@@ -29926,7 +31049,7 @@
         </w:r>
         <w:r>
           <w:rPr>
-            <w:rPrChange w:id="863" w:author="Anthony Cossio" w:date="2025-04-03T12:56:00Z">
+            <w:rPrChange w:id="960" w:author="Anthony Cossio" w:date="2025-04-03T12:56:00Z">
               <w:rPr>
                 <w:strike/>
               </w:rPr>
@@ -29937,7 +31060,7 @@
         <w:r>
           <w:rPr>
             <w:spacing w:val="-2"/>
-            <w:rPrChange w:id="864" w:author="Anthony Cossio" w:date="2025-04-03T12:56:00Z">
+            <w:rPrChange w:id="961" w:author="Anthony Cossio" w:date="2025-04-03T12:56:00Z">
               <w:rPr>
                 <w:strike/>
                 <w:spacing w:val="-2"/>
@@ -29948,7 +31071,7 @@
         </w:r>
         <w:r>
           <w:rPr>
-            <w:rPrChange w:id="865" w:author="Anthony Cossio" w:date="2025-04-03T12:56:00Z">
+            <w:rPrChange w:id="962" w:author="Anthony Cossio" w:date="2025-04-03T12:56:00Z">
               <w:rPr>
                 <w:strike/>
               </w:rPr>
@@ -29961,7 +31084,7 @@
         </w:r>
         <w:r>
           <w:rPr>
-            <w:rPrChange w:id="866" w:author="Anthony Cossio" w:date="2025-04-03T12:56:00Z">
+            <w:rPrChange w:id="963" w:author="Anthony Cossio" w:date="2025-04-03T12:56:00Z">
               <w:rPr>
                 <w:strike/>
               </w:rPr>
@@ -29972,7 +31095,7 @@
         <w:r>
           <w:rPr>
             <w:spacing w:val="-4"/>
-            <w:rPrChange w:id="867" w:author="Anthony Cossio" w:date="2025-04-03T12:56:00Z">
+            <w:rPrChange w:id="964" w:author="Anthony Cossio" w:date="2025-04-03T12:56:00Z">
               <w:rPr>
                 <w:strike/>
                 <w:spacing w:val="-4"/>
@@ -29983,7 +31106,7 @@
         </w:r>
         <w:r>
           <w:rPr>
-            <w:rPrChange w:id="868" w:author="Anthony Cossio" w:date="2025-04-03T12:56:00Z">
+            <w:rPrChange w:id="965" w:author="Anthony Cossio" w:date="2025-04-03T12:56:00Z">
               <w:rPr>
                 <w:strike/>
               </w:rPr>
@@ -29994,7 +31117,7 @@
         <w:r>
           <w:rPr>
             <w:spacing w:val="-2"/>
-            <w:rPrChange w:id="869" w:author="Anthony Cossio" w:date="2025-04-03T12:56:00Z">
+            <w:rPrChange w:id="966" w:author="Anthony Cossio" w:date="2025-04-03T12:56:00Z">
               <w:rPr>
                 <w:strike/>
                 <w:spacing w:val="-2"/>
@@ -30005,7 +31128,7 @@
         </w:r>
         <w:r>
           <w:rPr>
-            <w:rPrChange w:id="870" w:author="Anthony Cossio" w:date="2025-04-03T12:56:00Z">
+            <w:rPrChange w:id="967" w:author="Anthony Cossio" w:date="2025-04-03T12:56:00Z">
               <w:rPr>
                 <w:strike/>
               </w:rPr>
@@ -30016,7 +31139,7 @@
         <w:r>
           <w:rPr>
             <w:spacing w:val="-2"/>
-            <w:rPrChange w:id="871" w:author="Anthony Cossio" w:date="2025-04-03T12:56:00Z">
+            <w:rPrChange w:id="968" w:author="Anthony Cossio" w:date="2025-04-03T12:56:00Z">
               <w:rPr>
                 <w:strike/>
                 <w:spacing w:val="-2"/>
@@ -30027,7 +31150,7 @@
         </w:r>
         <w:r>
           <w:rPr>
-            <w:rPrChange w:id="872" w:author="Anthony Cossio" w:date="2025-04-03T12:56:00Z">
+            <w:rPrChange w:id="969" w:author="Anthony Cossio" w:date="2025-04-03T12:56:00Z">
               <w:rPr>
                 <w:strike/>
               </w:rPr>
@@ -30038,7 +31161,7 @@
         <w:r>
           <w:rPr>
             <w:spacing w:val="-2"/>
-            <w:rPrChange w:id="873" w:author="Anthony Cossio" w:date="2025-04-03T12:56:00Z">
+            <w:rPrChange w:id="970" w:author="Anthony Cossio" w:date="2025-04-03T12:56:00Z">
               <w:rPr>
                 <w:strike/>
                 <w:spacing w:val="-2"/>
@@ -30049,7 +31172,7 @@
         </w:r>
         <w:r>
           <w:rPr>
-            <w:rPrChange w:id="874" w:author="Anthony Cossio" w:date="2025-04-03T12:56:00Z">
+            <w:rPrChange w:id="971" w:author="Anthony Cossio" w:date="2025-04-03T12:56:00Z">
               <w:rPr>
                 <w:strike/>
               </w:rPr>
@@ -30060,7 +31183,7 @@
         <w:r>
           <w:rPr>
             <w:spacing w:val="-2"/>
-            <w:rPrChange w:id="875" w:author="Anthony Cossio" w:date="2025-04-03T12:56:00Z">
+            <w:rPrChange w:id="972" w:author="Anthony Cossio" w:date="2025-04-03T12:56:00Z">
               <w:rPr>
                 <w:strike/>
                 <w:spacing w:val="-2"/>
@@ -30071,7 +31194,7 @@
         </w:r>
         <w:r>
           <w:rPr>
-            <w:rPrChange w:id="876" w:author="Anthony Cossio" w:date="2025-04-03T12:56:00Z">
+            <w:rPrChange w:id="973" w:author="Anthony Cossio" w:date="2025-04-03T12:56:00Z">
               <w:rPr>
                 <w:strike/>
               </w:rPr>
@@ -30082,7 +31205,7 @@
         <w:r>
           <w:rPr>
             <w:spacing w:val="-2"/>
-            <w:rPrChange w:id="877" w:author="Anthony Cossio" w:date="2025-04-03T12:56:00Z">
+            <w:rPrChange w:id="974" w:author="Anthony Cossio" w:date="2025-04-03T12:56:00Z">
               <w:rPr>
                 <w:strike/>
                 <w:spacing w:val="-2"/>
@@ -30093,7 +31216,7 @@
         </w:r>
         <w:r>
           <w:rPr>
-            <w:rPrChange w:id="878" w:author="Anthony Cossio" w:date="2025-04-03T12:56:00Z">
+            <w:rPrChange w:id="975" w:author="Anthony Cossio" w:date="2025-04-03T12:56:00Z">
               <w:rPr>
                 <w:strike/>
               </w:rPr>
@@ -30104,7 +31227,7 @@
         <w:r>
           <w:rPr>
             <w:spacing w:val="-4"/>
-            <w:rPrChange w:id="879" w:author="Anthony Cossio" w:date="2025-04-03T12:56:00Z">
+            <w:rPrChange w:id="976" w:author="Anthony Cossio" w:date="2025-04-03T12:56:00Z">
               <w:rPr>
                 <w:strike/>
                 <w:spacing w:val="-4"/>
@@ -30115,7 +31238,7 @@
         </w:r>
         <w:r>
           <w:rPr>
-            <w:rPrChange w:id="880" w:author="Anthony Cossio" w:date="2025-04-03T12:56:00Z">
+            <w:rPrChange w:id="977" w:author="Anthony Cossio" w:date="2025-04-03T12:56:00Z">
               <w:rPr>
                 <w:strike/>
               </w:rPr>
@@ -30126,7 +31249,7 @@
         <w:r>
           <w:rPr>
             <w:spacing w:val="-2"/>
-            <w:rPrChange w:id="881" w:author="Anthony Cossio" w:date="2025-04-03T12:56:00Z">
+            <w:rPrChange w:id="978" w:author="Anthony Cossio" w:date="2025-04-03T12:56:00Z">
               <w:rPr>
                 <w:strike/>
                 <w:spacing w:val="-2"/>
@@ -30137,7 +31260,7 @@
         </w:r>
         <w:r>
           <w:rPr>
-            <w:rPrChange w:id="882" w:author="Anthony Cossio" w:date="2025-04-03T12:56:00Z">
+            <w:rPrChange w:id="979" w:author="Anthony Cossio" w:date="2025-04-03T12:56:00Z">
               <w:rPr>
                 <w:strike/>
               </w:rPr>
@@ -30148,7 +31271,7 @@
         <w:r>
           <w:rPr>
             <w:spacing w:val="-2"/>
-            <w:rPrChange w:id="883" w:author="Anthony Cossio" w:date="2025-04-03T12:56:00Z">
+            <w:rPrChange w:id="980" w:author="Anthony Cossio" w:date="2025-04-03T12:56:00Z">
               <w:rPr>
                 <w:strike/>
                 <w:spacing w:val="-2"/>
@@ -30159,7 +31282,7 @@
         </w:r>
         <w:r>
           <w:rPr>
-            <w:rPrChange w:id="884" w:author="Anthony Cossio" w:date="2025-04-03T12:56:00Z">
+            <w:rPrChange w:id="981" w:author="Anthony Cossio" w:date="2025-04-03T12:56:00Z">
               <w:rPr>
                 <w:strike/>
               </w:rPr>
@@ -30170,7 +31293,7 @@
         <w:r>
           <w:rPr>
             <w:spacing w:val="-4"/>
-            <w:rPrChange w:id="885" w:author="Anthony Cossio" w:date="2025-04-03T12:56:00Z">
+            <w:rPrChange w:id="982" w:author="Anthony Cossio" w:date="2025-04-03T12:56:00Z">
               <w:rPr>
                 <w:strike/>
                 <w:spacing w:val="-4"/>
@@ -30181,7 +31304,7 @@
         </w:r>
         <w:r>
           <w:rPr>
-            <w:rPrChange w:id="886" w:author="Anthony Cossio" w:date="2025-04-03T12:56:00Z">
+            <w:rPrChange w:id="983" w:author="Anthony Cossio" w:date="2025-04-03T12:56:00Z">
               <w:rPr>
                 <w:strike/>
               </w:rPr>
@@ -30192,7 +31315,7 @@
         <w:r>
           <w:rPr>
             <w:spacing w:val="-2"/>
-            <w:rPrChange w:id="887" w:author="Anthony Cossio" w:date="2025-04-03T12:56:00Z">
+            <w:rPrChange w:id="984" w:author="Anthony Cossio" w:date="2025-04-03T12:56:00Z">
               <w:rPr>
                 <w:strike/>
                 <w:spacing w:val="-2"/>
@@ -30203,7 +31326,7 @@
         </w:r>
         <w:r>
           <w:rPr>
-            <w:rPrChange w:id="888" w:author="Anthony Cossio" w:date="2025-04-03T12:56:00Z">
+            <w:rPrChange w:id="985" w:author="Anthony Cossio" w:date="2025-04-03T12:56:00Z">
               <w:rPr>
                 <w:strike/>
               </w:rPr>
@@ -30214,7 +31337,7 @@
         <w:r>
           <w:rPr>
             <w:spacing w:val="-2"/>
-            <w:rPrChange w:id="889" w:author="Anthony Cossio" w:date="2025-04-03T12:56:00Z">
+            <w:rPrChange w:id="986" w:author="Anthony Cossio" w:date="2025-04-03T12:56:00Z">
               <w:rPr>
                 <w:strike/>
                 <w:spacing w:val="-2"/>
@@ -30225,7 +31348,7 @@
         </w:r>
         <w:r>
           <w:rPr>
-            <w:rPrChange w:id="890" w:author="Anthony Cossio" w:date="2025-04-03T12:56:00Z">
+            <w:rPrChange w:id="987" w:author="Anthony Cossio" w:date="2025-04-03T12:56:00Z">
               <w:rPr>
                 <w:strike/>
               </w:rPr>
@@ -30236,7 +31359,7 @@
         <w:r>
           <w:rPr>
             <w:spacing w:val="-2"/>
-            <w:rPrChange w:id="891" w:author="Anthony Cossio" w:date="2025-04-03T12:56:00Z">
+            <w:rPrChange w:id="988" w:author="Anthony Cossio" w:date="2025-04-03T12:56:00Z">
               <w:rPr>
                 <w:strike/>
                 <w:spacing w:val="-2"/>
@@ -30247,7 +31370,7 @@
         </w:r>
         <w:r>
           <w:rPr>
-            <w:rPrChange w:id="892" w:author="Anthony Cossio" w:date="2025-04-03T12:56:00Z">
+            <w:rPrChange w:id="989" w:author="Anthony Cossio" w:date="2025-04-03T12:56:00Z">
               <w:rPr>
                 <w:strike/>
               </w:rPr>
@@ -30258,7 +31381,7 @@
         <w:r>
           <w:rPr>
             <w:spacing w:val="-2"/>
-            <w:rPrChange w:id="893" w:author="Anthony Cossio" w:date="2025-04-03T12:56:00Z">
+            <w:rPrChange w:id="990" w:author="Anthony Cossio" w:date="2025-04-03T12:56:00Z">
               <w:rPr>
                 <w:strike/>
                 <w:spacing w:val="-2"/>
@@ -30267,10 +31390,10 @@
           </w:rPr>
           <w:t xml:space="preserve"> </w:t>
         </w:r>
-        <w:commentRangeStart w:id="894"/>
-        <w:r>
-          <w:rPr>
-            <w:rPrChange w:id="895" w:author="Anthony Cossio" w:date="2025-04-03T12:56:00Z">
+        <w:commentRangeStart w:id="991"/>
+        <w:r>
+          <w:rPr>
+            <w:rPrChange w:id="992" w:author="Anthony Cossio" w:date="2025-04-03T12:56:00Z">
               <w:rPr>
                 <w:strike/>
               </w:rPr>
@@ -30279,19 +31402,20 @@
           <w:t xml:space="preserve">with </w:t>
         </w:r>
       </w:ins>
-      <w:commentRangeEnd w:id="894"/>
-      <w:ins w:id="896" w:author="Anthony Cossio" w:date="2025-05-15T13:24:00Z">
+      <w:commentRangeEnd w:id="991"/>
+      <w:ins w:id="993" w:author="Anthony Cossio" w:date="2025-05-15T13:24:00Z">
         <w:r>
           <w:rPr>
             <w:rStyle w:val="CommentReference"/>
           </w:rPr>
-          <w:commentReference w:id="894"/>
+          <w:lastRenderedPageBreak/>
+          <w:commentReference w:id="991"/>
         </w:r>
       </w:ins>
-      <w:ins w:id="897" w:author="Anthony Cossio" w:date="2025-04-03T12:56:00Z">
-        <w:r>
-          <w:rPr>
-            <w:rPrChange w:id="898" w:author="Anthony Cossio" w:date="2025-04-03T12:56:00Z">
+      <w:ins w:id="994" w:author="Anthony Cossio" w:date="2025-04-03T12:56:00Z">
+        <w:r>
+          <w:rPr>
+            <w:rPrChange w:id="995" w:author="Anthony Cossio" w:date="2025-04-03T12:56:00Z">
               <w:rPr>
                 <w:strike/>
               </w:rPr>
@@ -30535,16 +31659,16 @@
         </w:rPr>
         <w:t xml:space="preserve"> </w:t>
       </w:r>
-      <w:commentRangeStart w:id="899"/>
+      <w:commentRangeStart w:id="996"/>
       <w:r>
         <w:t>using</w:t>
       </w:r>
-      <w:commentRangeEnd w:id="899"/>
+      <w:commentRangeEnd w:id="996"/>
       <w:r>
         <w:rPr>
           <w:rStyle w:val="CommentReference"/>
         </w:rPr>
-        <w:commentReference w:id="899"/>
+        <w:commentReference w:id="996"/>
       </w:r>
       <w:r>
         <w:rPr>
@@ -30900,7 +32024,7 @@
         <w:spacing w:before="185" w:line="259" w:lineRule="auto"/>
         <w:ind w:left="100" w:right="153"/>
         <w:rPr>
-          <w:ins w:id="900" w:author="Anthony Cossio" w:date="2025-05-15T13:25:00Z"/>
+          <w:ins w:id="997" w:author="Anthony Cossio" w:date="2025-05-15T13:25:00Z"/>
         </w:rPr>
       </w:pPr>
       <w:r>
@@ -31038,7 +32162,7 @@
         <w:spacing w:before="185" w:line="259" w:lineRule="auto"/>
         <w:ind w:left="100" w:right="153"/>
         <w:rPr>
-          <w:ins w:id="901" w:author="Anthony Cossio" w:date="2025-05-15T13:25:00Z"/>
+          <w:ins w:id="998" w:author="Anthony Cossio" w:date="2025-05-15T13:25:00Z"/>
         </w:rPr>
       </w:pPr>
     </w:p>
@@ -31047,7 +32171,7 @@
         <w:spacing w:before="185" w:line="259" w:lineRule="auto"/>
         <w:ind w:left="100" w:right="153"/>
         <w:rPr>
-          <w:ins w:id="902" w:author="Anthony Cossio" w:date="2025-05-15T13:25:00Z"/>
+          <w:ins w:id="999" w:author="Anthony Cossio" w:date="2025-05-15T13:25:00Z"/>
         </w:rPr>
       </w:pPr>
     </w:p>
@@ -31056,7 +32180,7 @@
         <w:spacing w:before="185" w:line="259" w:lineRule="auto"/>
         <w:ind w:left="100" w:right="153"/>
         <w:rPr>
-          <w:ins w:id="903" w:author="Anthony Cossio" w:date="2025-05-15T13:25:00Z"/>
+          <w:ins w:id="1000" w:author="Anthony Cossio" w:date="2025-05-15T13:25:00Z"/>
         </w:rPr>
       </w:pPr>
     </w:p>
@@ -31065,12 +32189,12 @@
         <w:spacing w:before="185" w:line="259" w:lineRule="auto"/>
         <w:ind w:left="100" w:right="153"/>
       </w:pPr>
-      <w:ins w:id="904" w:author="Anthony Cossio" w:date="2025-05-15T13:25:00Z">
+      <w:ins w:id="1001" w:author="Anthony Cossio" w:date="2025-05-15T13:25:00Z">
         <w:r>
           <w:t xml:space="preserve">Look at school metrics to see the differences in patches. School </w:t>
         </w:r>
       </w:ins>
-      <w:ins w:id="905" w:author="Anthony Cossio" w:date="2025-05-15T13:26:00Z">
+      <w:ins w:id="1002" w:author="Anthony Cossio" w:date="2025-05-15T13:26:00Z">
         <w:r>
           <w:t xml:space="preserve">size, density, etc. Does it stay within the beam or past </w:t>
         </w:r>
@@ -31108,7 +32232,7 @@
       </w:r>
     </w:p>
   </w:comment>
-  <w:comment w:id="741" w:author="Anthony Cossio" w:date="2025-05-15T13:21:00Z" w:initials="AC">
+  <w:comment w:id="313" w:author="Anthony Cossio" w:date="2025-05-28T13:31:00Z" w:initials="AC">
     <w:p>
       <w:pPr>
         <w:pStyle w:val="CommentText"/>
@@ -31120,11 +32244,11 @@
         <w:annotationRef/>
       </w:r>
       <w:r>
-        <w:t>Do this for just survey area as well.</w:t>
+        <w:t>Do we talk about only the full area or also the survey area?</w:t>
       </w:r>
     </w:p>
   </w:comment>
-  <w:comment w:id="894" w:author="Anthony Cossio" w:date="2025-05-15T13:24:00Z" w:initials="AC">
+  <w:comment w:id="796" w:author="Anthony Cossio" w:date="2025-05-15T13:21:00Z" w:initials="AC">
     <w:p>
       <w:pPr>
         <w:pStyle w:val="CommentText"/>
@@ -31136,11 +32260,27 @@
         <w:annotationRef/>
       </w:r>
       <w:r>
-        <w:t>Get rid of bathymetry</w:t>
+        <w:t>Do this for just survey area as well.</w:t>
       </w:r>
     </w:p>
   </w:comment>
-  <w:comment w:id="899" w:author="Anthony Cossio" w:date="2025-05-15T13:19:00Z" w:initials="AC">
+  <w:comment w:id="991" w:author="Anthony Cossio" w:date="2025-05-15T13:24:00Z" w:initials="AC">
+    <w:p>
+      <w:pPr>
+        <w:pStyle w:val="CommentText"/>
+      </w:pPr>
+      <w:r>
+        <w:rPr>
+          <w:rStyle w:val="CommentReference"/>
+        </w:rPr>
+        <w:annotationRef/>
+      </w:r>
+      <w:r>
+        <w:t>Get rid of bathymetry</w:t>
+      </w:r>
+    </w:p>
+  </w:comment>
+  <w:comment w:id="996" w:author="Anthony Cossio" w:date="2025-05-15T13:19:00Z" w:initials="AC">
     <w:p>
       <w:pPr>
         <w:pStyle w:val="CommentText"/>
@@ -31167,6 +32307,7 @@
 <file path=word/commentsExtended.xml><?xml version="1.0" encoding="utf-8"?>
 <w15:commentsEx xmlns:wpc="http://schemas.microsoft.com/office/word/2010/wordprocessingCanvas" xmlns:cx="http://schemas.microsoft.com/office/drawing/2014/chartex" xmlns:cx1="http://schemas.microsoft.com/office/drawing/2015/9/8/chartex" xmlns:cx2="http://schemas.microsoft.com/office/drawing/2015/10/21/chartex" xmlns:cx3="http://schemas.microsoft.com/office/drawing/2016/5/9/chartex" xmlns:cx4="http://schemas.microsoft.com/office/drawing/2016/5/10/chartex" xmlns:cx5="http://schemas.microsoft.com/office/drawing/2016/5/11/chartex" xmlns:cx6="http://schemas.microsoft.com/office/drawing/2016/5/12/chartex" xmlns:cx7="http://schemas.microsoft.com/office/drawing/2016/5/13/chartex" xmlns:cx8="http://schemas.microsoft.com/office/drawing/2016/5/14/chartex" xmlns:mc="http://schemas.openxmlformats.org/markup-compatibility/2006" xmlns:aink="http://schemas.microsoft.com/office/drawing/2016/ink" xmlns:am3d="http://schemas.microsoft.com/office/drawing/2017/model3d" xmlns:o="urn:schemas-microsoft-com:office:office" xmlns:r="http://schemas.openxmlformats.org/officeDocument/2006/relationships" xmlns:m="http://schemas.openxmlformats.org/officeDocument/2006/math" xmlns:v="urn:schemas-microsoft-com:vml" xmlns:wp14="http://schemas.microsoft.com/office/word/2010/wordprocessingDrawing" xmlns:wp="http://schemas.openxmlformats.org/drawingml/2006/wordprocessingDrawing" xmlns:w10="urn:schemas-microsoft-com:office:word" xmlns:w="http://schemas.openxmlformats.org/wordprocessingml/2006/main" xmlns:w14="http://schemas.microsoft.com/office/word/2010/wordml" xmlns:w15="http://schemas.microsoft.com/office/word/2012/wordml" xmlns:w16cex="http://schemas.microsoft.com/office/word/2018/wordml/cex" xmlns:w16cid="http://schemas.microsoft.com/office/word/2016/wordml/cid" xmlns:w16="http://schemas.microsoft.com/office/word/2018/wordml" xmlns:w16sdtdh="http://schemas.microsoft.com/office/word/2020/wordml/sdtdatahash" xmlns:w16se="http://schemas.microsoft.com/office/word/2015/wordml/symex" xmlns:wpg="http://schemas.microsoft.com/office/word/2010/wordprocessingGroup" xmlns:wpi="http://schemas.microsoft.com/office/word/2010/wordprocessingInk" xmlns:wne="http://schemas.microsoft.com/office/word/2006/wordml" xmlns:wps="http://schemas.microsoft.com/office/word/2010/wordprocessingShape" mc:Ignorable="w14 w15 w16se w16cid w16 w16cex w16sdtdh wp14">
   <w15:commentEx w15:paraId="355AF13F" w15:done="0"/>
+  <w15:commentEx w15:paraId="755FBD99" w15:done="0"/>
   <w15:commentEx w15:paraId="21E1AE3B" w15:done="0"/>
   <w15:commentEx w15:paraId="12D3FBDB" w15:done="0"/>
   <w15:commentEx w15:paraId="2D25CE88" w15:done="0"/>
@@ -31176,6 +32317,7 @@
 <file path=word/commentsExtensible.xml><?xml version="1.0" encoding="utf-8"?>
 <w16cex:commentsExtensible xmlns:wpc="http://schemas.microsoft.com/office/word/2010/wordprocessingCanvas" xmlns:cx="http://schemas.microsoft.com/office/drawing/2014/chartex" xmlns:cx1="http://schemas.microsoft.com/office/drawing/2015/9/8/chartex" xmlns:cx2="http://schemas.microsoft.com/office/drawing/2015/10/21/chartex" xmlns:cx3="http://schemas.microsoft.com/office/drawing/2016/5/9/chartex" xmlns:cx4="http://schemas.microsoft.com/office/drawing/2016/5/10/chartex" xmlns:cx5="http://schemas.microsoft.com/office/drawing/2016/5/11/chartex" xmlns:cx6="http://schemas.microsoft.com/office/drawing/2016/5/12/chartex" xmlns:cx7="http://schemas.microsoft.com/office/drawing/2016/5/13/chartex" xmlns:cx8="http://schemas.microsoft.com/office/drawing/2016/5/14/chartex" xmlns:mc="http://schemas.openxmlformats.org/markup-compatibility/2006" xmlns:aink="http://schemas.microsoft.com/office/drawing/2016/ink" xmlns:am3d="http://schemas.microsoft.com/office/drawing/2017/model3d" xmlns:o="urn:schemas-microsoft-com:office:office" xmlns:r="http://schemas.openxmlformats.org/officeDocument/2006/relationships" xmlns:m="http://schemas.openxmlformats.org/officeDocument/2006/math" xmlns:v="urn:schemas-microsoft-com:vml" xmlns:wp14="http://schemas.microsoft.com/office/word/2010/wordprocessingDrawing" xmlns:wp="http://schemas.openxmlformats.org/drawingml/2006/wordprocessingDrawing" xmlns:w10="urn:schemas-microsoft-com:office:word" xmlns:w="http://schemas.openxmlformats.org/wordprocessingml/2006/main" xmlns:w14="http://schemas.microsoft.com/office/word/2010/wordml" xmlns:w15="http://schemas.microsoft.com/office/word/2012/wordml" xmlns:w16cex="http://schemas.microsoft.com/office/word/2018/wordml/cex" xmlns:w16cid="http://schemas.microsoft.com/office/word/2016/wordml/cid" xmlns:w16="http://schemas.microsoft.com/office/word/2018/wordml" xmlns:w16sdtdh="http://schemas.microsoft.com/office/word/2020/wordml/sdtdatahash" xmlns:w16se="http://schemas.microsoft.com/office/word/2015/wordml/symex" xmlns:wpg="http://schemas.microsoft.com/office/word/2010/wordprocessingGroup" xmlns:wpi="http://schemas.microsoft.com/office/word/2010/wordprocessingInk" xmlns:wne="http://schemas.microsoft.com/office/word/2006/wordml" xmlns:wps="http://schemas.microsoft.com/office/word/2010/wordprocessingShape" mc:Ignorable="w14 w15 w16se w16cid w16 w16cex w16sdtdh wp14">
   <w16cex:commentExtensible w16cex:durableId="2BE05508" w16cex:dateUtc="2025-05-27T22:13:00Z"/>
+  <w16cex:commentExtensible w16cex:durableId="2BE18EA5" w16cex:dateUtc="2025-05-28T20:31:00Z"/>
   <w16cex:commentExtensible w16cex:durableId="2BD068CE" w16cex:dateUtc="2025-05-15T20:21:00Z"/>
   <w16cex:commentExtensible w16cex:durableId="2BD06994" w16cex:dateUtc="2025-05-15T20:24:00Z"/>
   <w16cex:commentExtensible w16cex:durableId="2BD0687E" w16cex:dateUtc="2025-05-15T20:19:00Z"/>
@@ -31185,6 +32327,7 @@
 <file path=word/commentsIds.xml><?xml version="1.0" encoding="utf-8"?>
 <w16cid:commentsIds xmlns:wpc="http://schemas.microsoft.com/office/word/2010/wordprocessingCanvas" xmlns:cx="http://schemas.microsoft.com/office/drawing/2014/chartex" xmlns:cx1="http://schemas.microsoft.com/office/drawing/2015/9/8/chartex" xmlns:cx2="http://schemas.microsoft.com/office/drawing/2015/10/21/chartex" xmlns:cx3="http://schemas.microsoft.com/office/drawing/2016/5/9/chartex" xmlns:cx4="http://schemas.microsoft.com/office/drawing/2016/5/10/chartex" xmlns:cx5="http://schemas.microsoft.com/office/drawing/2016/5/11/chartex" xmlns:cx6="http://schemas.microsoft.com/office/drawing/2016/5/12/chartex" xmlns:cx7="http://schemas.microsoft.com/office/drawing/2016/5/13/chartex" xmlns:cx8="http://schemas.microsoft.com/office/drawing/2016/5/14/chartex" xmlns:mc="http://schemas.openxmlformats.org/markup-compatibility/2006" xmlns:aink="http://schemas.microsoft.com/office/drawing/2016/ink" xmlns:am3d="http://schemas.microsoft.com/office/drawing/2017/model3d" xmlns:o="urn:schemas-microsoft-com:office:office" xmlns:r="http://schemas.openxmlformats.org/officeDocument/2006/relationships" xmlns:m="http://schemas.openxmlformats.org/officeDocument/2006/math" xmlns:v="urn:schemas-microsoft-com:vml" xmlns:wp14="http://schemas.microsoft.com/office/word/2010/wordprocessingDrawing" xmlns:wp="http://schemas.openxmlformats.org/drawingml/2006/wordprocessingDrawing" xmlns:w10="urn:schemas-microsoft-com:office:word" xmlns:w="http://schemas.openxmlformats.org/wordprocessingml/2006/main" xmlns:w14="http://schemas.microsoft.com/office/word/2010/wordml" xmlns:w15="http://schemas.microsoft.com/office/word/2012/wordml" xmlns:w16cex="http://schemas.microsoft.com/office/word/2018/wordml/cex" xmlns:w16cid="http://schemas.microsoft.com/office/word/2016/wordml/cid" xmlns:w16="http://schemas.microsoft.com/office/word/2018/wordml" xmlns:w16sdtdh="http://schemas.microsoft.com/office/word/2020/wordml/sdtdatahash" xmlns:w16se="http://schemas.microsoft.com/office/word/2015/wordml/symex" xmlns:wpg="http://schemas.microsoft.com/office/word/2010/wordprocessingGroup" xmlns:wpi="http://schemas.microsoft.com/office/word/2010/wordprocessingInk" xmlns:wne="http://schemas.microsoft.com/office/word/2006/wordml" xmlns:wps="http://schemas.microsoft.com/office/word/2010/wordprocessingShape" mc:Ignorable="w14 w15 w16se w16cid w16 w16cex w16sdtdh wp14">
   <w16cid:commentId w16cid:paraId="355AF13F" w16cid:durableId="2BE05508"/>
+  <w16cid:commentId w16cid:paraId="755FBD99" w16cid:durableId="2BE18EA5"/>
   <w16cid:commentId w16cid:paraId="21E1AE3B" w16cid:durableId="2BD068CE"/>
   <w16cid:commentId w16cid:paraId="12D3FBDB" w16cid:durableId="2BD06994"/>
   <w16cid:commentId w16cid:paraId="2D25CE88" w16cid:durableId="2BD0687E"/>

--- a/NewPaper.docx
+++ b/NewPaper.docx
@@ -5,15 +5,20 @@
     <w:p>
       <w:pPr>
         <w:pStyle w:val="BodyText"/>
+        <w:widowControl w:val="false"/>
+        <w:suppressAutoHyphens w:val="true"/>
+        <w:bidi w:val="0"/>
+        <w:spacing w:before="0" w:after="0"/>
+        <w:jc w:val="left"/>
         <w:rPr>
           <w:rFonts w:ascii="Arial" w:hAnsi="Arial"/>
-          <w:sz w:val="20"/>
+          <w:sz w:val="14"/>
         </w:rPr>
       </w:pPr>
       <w:r>
         <w:rPr>
           <w:rFonts w:ascii="Arial" w:hAnsi="Arial"/>
-          <w:sz w:val="20"/>
+          <w:sz w:val="14"/>
         </w:rPr>
       </w:r>
     </w:p>
@@ -22,290 +27,83 @@
         <w:pStyle w:val="BodyText"/>
         <w:rPr>
           <w:rFonts w:ascii="Arial" w:hAnsi="Arial"/>
-          <w:sz w:val="20"/>
+          <w:sz w:val="14"/>
+          <w:del w:id="1" w:author="Unknown Author" w:date="2025-06-07T09:43:10Z"/>
         </w:rPr>
       </w:pPr>
-      <w:r>
-        <w:rPr>
-          <w:rFonts w:ascii="Arial" w:hAnsi="Arial"/>
-          <w:sz w:val="20"/>
-        </w:rPr>
-      </w:r>
+      <w:del w:id="0" w:author="Unknown Author" w:date="2025-06-07T09:43:10Z">
+        <w:r>
+          <w:rPr>
+            <w:rFonts w:ascii="Arial" w:hAnsi="Arial"/>
+            <w:sz w:val="14"/>
+          </w:rPr>
+        </w:r>
+      </w:del>
     </w:p>
     <w:p>
       <w:pPr>
         <w:pStyle w:val="BodyText"/>
         <w:rPr>
           <w:rFonts w:ascii="Arial" w:hAnsi="Arial"/>
-          <w:sz w:val="20"/>
+          <w:sz w:val="14"/>
+          <w:del w:id="3" w:author="Unknown Author" w:date="2025-06-07T09:43:10Z"/>
         </w:rPr>
       </w:pPr>
-      <w:r>
-        <w:rPr>
-          <w:rFonts w:ascii="Arial" w:hAnsi="Arial"/>
-          <w:sz w:val="20"/>
-        </w:rPr>
-      </w:r>
+      <w:del w:id="2" w:author="Unknown Author" w:date="2025-06-07T09:43:10Z">
+        <w:r>
+          <w:rPr>
+            <w:rFonts w:ascii="Arial" w:hAnsi="Arial"/>
+            <w:sz w:val="14"/>
+          </w:rPr>
+        </w:r>
+      </w:del>
     </w:p>
     <w:p>
       <w:pPr>
         <w:pStyle w:val="BodyText"/>
         <w:rPr>
           <w:rFonts w:ascii="Arial" w:hAnsi="Arial"/>
-          <w:sz w:val="20"/>
+          <w:sz w:val="14"/>
+          <w:del w:id="5" w:author="Unknown Author" w:date="2025-06-07T09:43:10Z"/>
         </w:rPr>
       </w:pPr>
-      <w:r>
-        <w:rPr>
-          <w:rFonts w:ascii="Arial" w:hAnsi="Arial"/>
-          <w:sz w:val="20"/>
-        </w:rPr>
-      </w:r>
+      <w:del w:id="4" w:author="Unknown Author" w:date="2025-06-07T09:43:10Z">
+        <w:r>
+          <w:rPr>
+            <w:rFonts w:ascii="Arial" w:hAnsi="Arial"/>
+            <w:sz w:val="14"/>
+          </w:rPr>
+        </w:r>
+      </w:del>
     </w:p>
     <w:p>
       <w:pPr>
         <w:pStyle w:val="BodyText"/>
         <w:rPr>
           <w:rFonts w:ascii="Arial" w:hAnsi="Arial"/>
-          <w:sz w:val="20"/>
+          <w:sz w:val="14"/>
         </w:rPr>
       </w:pPr>
       <w:r>
         <w:rPr>
           <w:rFonts w:ascii="Arial" w:hAnsi="Arial"/>
-          <w:sz w:val="20"/>
+          <w:sz w:val="14"/>
         </w:rPr>
       </w:r>
     </w:p>
     <w:p>
       <w:pPr>
         <w:pStyle w:val="BodyText"/>
-        <w:spacing w:before="44" w:after="0"/>
         <w:rPr>
           <w:rFonts w:ascii="Arial" w:hAnsi="Arial"/>
-          <w:sz w:val="20"/>
+          <w:sz w:val="14"/>
         </w:rPr>
       </w:pPr>
       <w:r>
         <w:rPr>
           <w:rFonts w:ascii="Arial" w:hAnsi="Arial"/>
-          <w:sz w:val="20"/>
-        </w:rPr>
-      </w:r>
-    </w:p>
-    <w:p>
-      <w:pPr>
-        <w:pStyle w:val="Heading1"/>
-        <w:spacing w:lineRule="auto" w:line="290"/>
-        <w:ind w:left="2699"/>
-        <w:rPr>
-          <w:rFonts w:ascii="Arial" w:hAnsi="Arial"/>
-        </w:rPr>
-      </w:pPr>
-      <w:r>
-        <mc:AlternateContent>
-          <mc:Choice Requires="wps">
-            <w:drawing>
-              <wp:anchor behindDoc="0" distT="0" distB="0" distL="0" distR="0" simplePos="0" locked="0" layoutInCell="0" allowOverlap="1" relativeHeight="6" wp14:anchorId="56DA2C50">
-                <wp:simplePos x="0" y="0"/>
-                <wp:positionH relativeFrom="page">
-                  <wp:posOffset>459740</wp:posOffset>
-                </wp:positionH>
-                <wp:positionV relativeFrom="paragraph">
-                  <wp:posOffset>153670</wp:posOffset>
-                </wp:positionV>
-                <wp:extent cx="720725" cy="2319655"/>
-                <wp:effectExtent l="0" t="0" r="0" b="0"/>
-                <wp:wrapNone/>
-                <wp:docPr id="1" name="Textbox 11"/>
-                <a:graphic xmlns:a="http://schemas.openxmlformats.org/drawingml/2006/main">
-                  <a:graphicData uri="http://schemas.microsoft.com/office/word/2010/wordprocessingShape">
-                    <wps:wsp>
-                      <wps:cNvSpPr/>
-                      <wps:spPr>
-                        <a:xfrm>
-                          <a:off x="0" y="0"/>
-                          <a:ext cx="720720" cy="2319480"/>
-                        </a:xfrm>
-                        <a:prstGeom prst="rect">
-                          <a:avLst/>
-                        </a:prstGeom>
-                        <a:noFill/>
-                        <a:ln w="0">
-                          <a:noFill/>
-                        </a:ln>
-                      </wps:spPr>
-                      <wps:style>
-                        <a:lnRef idx="0"/>
-                        <a:fillRef idx="0"/>
-                        <a:effectRef idx="0"/>
-                        <a:fontRef idx="minor"/>
-                      </wps:style>
-                      <wps:txbx>
-                        <w:txbxContent>
-                          <w:p>
-                            <w:pPr>
-                              <w:pStyle w:val="FrameContents"/>
-                              <w:spacing w:before="92" w:after="0"/>
-                              <w:ind w:left="20"/>
-                              <w:rPr>
-                                <w:rFonts w:ascii="Verdana" w:hAnsi="Verdana"/>
-                                <w:sz w:val="84"/>
-                              </w:rPr>
-                            </w:pPr>
-                            <w:r>
-                              <w:rPr/>
-                            </w:r>
-                          </w:p>
-                        </w:txbxContent>
-                      </wps:txbx>
-                      <wps:bodyPr lIns="0" rIns="0" tIns="0" bIns="0" anchor="t" vert="vert270">
-                        <a:noAutofit/>
-                      </wps:bodyPr>
-                    </wps:wsp>
-                  </a:graphicData>
-                </a:graphic>
-              </wp:anchor>
-            </w:drawing>
-          </mc:Choice>
-          <mc:Fallback>
-            <w:pict>
-              <v:rect id="shape_0" ID="Textbox 11" path="m0,0l-2147483645,0l-2147483645,-2147483646l0,-2147483646xe" stroked="f" o:allowincell="f" style="position:absolute;margin-left:36.2pt;margin-top:12.1pt;width:56.7pt;height:182.6pt;mso-wrap-style:none;v-text-anchor:middle;mso-position-horizontal-relative:page" wp14:anchorId="56DA2C50">
-                <v:fill o:detectmouseclick="t" on="false"/>
-                <v:stroke color="#3465a4" joinstyle="round" endcap="flat"/>
-                <v:textbox style="mso-layout-flow-alt:bottom-to-top">
-                  <w:txbxContent>
-                    <w:p>
-                      <w:pPr>
-                        <w:pStyle w:val="FrameContents"/>
-                        <w:spacing w:before="92" w:after="0"/>
-                        <w:ind w:left="20"/>
-                        <w:rPr>
-                          <w:rFonts w:ascii="Verdana" w:hAnsi="Verdana"/>
-                          <w:sz w:val="84"/>
-                        </w:rPr>
-                      </w:pPr>
-                      <w:r>
-                        <w:rPr/>
-                      </w:r>
-                    </w:p>
-                  </w:txbxContent>
-                </v:textbox>
-                <w10:wrap type="none"/>
-              </v:rect>
-            </w:pict>
-          </mc:Fallback>
-        </mc:AlternateContent>
-      </w:r>
-      <w:r>
-        <w:rPr>
-          <w:rFonts w:ascii="Arial" w:hAnsi="Arial"/>
-        </w:rPr>
-        <w:t>Biomass</w:t>
-      </w:r>
-      <w:r>
-        <w:rPr>
-          <w:rFonts w:ascii="Arial" w:hAnsi="Arial"/>
-          <w:spacing w:val="-5"/>
-        </w:rPr>
-        <w:t xml:space="preserve"> </w:t>
-      </w:r>
-      <w:r>
-        <w:rPr>
-          <w:rFonts w:ascii="Arial" w:hAnsi="Arial"/>
-        </w:rPr>
-        <w:t>density</w:t>
-      </w:r>
-      <w:r>
-        <w:rPr>
-          <w:rFonts w:ascii="Arial" w:hAnsi="Arial"/>
-          <w:spacing w:val="-5"/>
-        </w:rPr>
-        <w:t xml:space="preserve"> </w:t>
-      </w:r>
-      <w:r>
-        <w:rPr>
-          <w:rFonts w:ascii="Arial" w:hAnsi="Arial"/>
-        </w:rPr>
-        <w:t>estimates</w:t>
-      </w:r>
-      <w:r>
-        <w:rPr>
-          <w:rFonts w:ascii="Arial" w:hAnsi="Arial"/>
-          <w:spacing w:val="-5"/>
-        </w:rPr>
-        <w:t xml:space="preserve"> </w:t>
-      </w:r>
-      <w:r>
-        <w:rPr>
-          <w:rFonts w:ascii="Arial" w:hAnsi="Arial"/>
-        </w:rPr>
-        <w:t>of</w:t>
-      </w:r>
-      <w:r>
-        <w:rPr>
-          <w:rFonts w:ascii="Arial" w:hAnsi="Arial"/>
-          <w:spacing w:val="-5"/>
-        </w:rPr>
-        <w:t xml:space="preserve"> </w:t>
-      </w:r>
-      <w:r>
-        <w:rPr>
-          <w:rFonts w:ascii="Arial" w:hAnsi="Arial"/>
-        </w:rPr>
-        <w:t>Antarctic</w:t>
-      </w:r>
-      <w:r>
-        <w:rPr>
-          <w:rFonts w:ascii="Arial" w:hAnsi="Arial"/>
-          <w:spacing w:val="-5"/>
-        </w:rPr>
-        <w:t xml:space="preserve"> </w:t>
-      </w:r>
-      <w:r>
-        <w:rPr>
-          <w:rFonts w:ascii="Arial" w:hAnsi="Arial"/>
-        </w:rPr>
-        <w:t>krill</w:t>
-      </w:r>
-      <w:r>
-        <w:rPr>
-          <w:rFonts w:ascii="Arial" w:hAnsi="Arial"/>
-          <w:spacing w:val="-5"/>
-        </w:rPr>
-        <w:t xml:space="preserve"> </w:t>
-      </w:r>
-      <w:r>
-        <w:rPr>
-          <w:rFonts w:ascii="Arial" w:hAnsi="Arial"/>
-        </w:rPr>
-        <w:t>in</w:t>
-      </w:r>
-      <w:r>
-        <w:rPr>
-          <w:rFonts w:ascii="Arial" w:hAnsi="Arial"/>
-          <w:spacing w:val="-5"/>
-        </w:rPr>
-        <w:t xml:space="preserve"> </w:t>
-      </w:r>
-      <w:r>
-        <w:rPr>
-          <w:rFonts w:ascii="Arial" w:hAnsi="Arial"/>
-        </w:rPr>
-        <w:t>Bransfield</w:t>
-      </w:r>
-      <w:r>
-        <w:rPr>
-          <w:rFonts w:ascii="Arial" w:hAnsi="Arial"/>
-          <w:spacing w:val="-5"/>
-        </w:rPr>
-        <w:t xml:space="preserve"> </w:t>
-      </w:r>
-      <w:r>
-        <w:rPr>
-          <w:rFonts w:ascii="Arial" w:hAnsi="Arial"/>
-        </w:rPr>
-        <w:t>Strait during the 2023/24 austral summer from a new glider-based wideband echosounder revised</w:t>
+          <w:sz w:val="14"/>
+        </w:rPr>
       </w:r>
     </w:p>
     <w:p>
@@ -313,15 +111,13 @@
         <w:pStyle w:val="BodyText"/>
         <w:rPr>
           <w:rFonts w:ascii="Arial" w:hAnsi="Arial"/>
-          <w:b/>
-          <w:sz w:val="20"/>
+          <w:sz w:val="14"/>
         </w:rPr>
       </w:pPr>
       <w:r>
         <w:rPr>
           <w:rFonts w:ascii="Arial" w:hAnsi="Arial"/>
-          <w:b/>
-          <w:sz w:val="20"/>
+          <w:sz w:val="14"/>
         </w:rPr>
       </w:r>
     </w:p>
@@ -330,15 +126,13 @@
         <w:pStyle w:val="BodyText"/>
         <w:rPr>
           <w:rFonts w:ascii="Arial" w:hAnsi="Arial"/>
-          <w:b/>
-          <w:sz w:val="20"/>
+          <w:sz w:val="14"/>
         </w:rPr>
       </w:pPr>
       <w:r>
         <w:rPr>
           <w:rFonts w:ascii="Arial" w:hAnsi="Arial"/>
-          <w:b/>
-          <w:sz w:val="20"/>
+          <w:sz w:val="14"/>
         </w:rPr>
       </w:r>
     </w:p>
@@ -347,79 +141,14 @@
         <w:pStyle w:val="BodyText"/>
         <w:rPr>
           <w:rFonts w:ascii="Arial" w:hAnsi="Arial"/>
-          <w:b/>
-          <w:sz w:val="20"/>
+          <w:sz w:val="14"/>
         </w:rPr>
       </w:pPr>
       <w:r>
         <w:rPr>
           <w:rFonts w:ascii="Arial" w:hAnsi="Arial"/>
-          <w:b/>
-          <w:sz w:val="20"/>
-        </w:rPr>
-      </w:r>
-    </w:p>
-    <w:p>
-      <w:pPr>
-        <w:pStyle w:val="Normal"/>
-        <w:ind w:left="2699"/>
-        <w:rPr>
-          <w:rFonts w:ascii="Arial" w:hAnsi="Arial"/>
-          <w:sz w:val="20"/>
-        </w:rPr>
-      </w:pPr>
-      <w:r>
-        <w:rPr>
-          <w:rFonts w:ascii="Arial" w:hAnsi="Arial"/>
-          <w:b/>
-          <w:sz w:val="20"/>
-        </w:rPr>
-        <w:tab/>
-      </w:r>
-      <w:r>
-        <w:rPr>
-          <w:rFonts w:ascii="Arial" w:hAnsi="Arial"/>
-          <w:sz w:val="20"/>
-        </w:rPr>
-        <w:t>Cossio,</w:t>
-      </w:r>
-      <w:r>
-        <w:rPr>
-          <w:rFonts w:ascii="Arial" w:hAnsi="Arial"/>
-          <w:spacing w:val="-1"/>
-          <w:sz w:val="20"/>
-        </w:rPr>
-        <w:t xml:space="preserve"> </w:t>
-      </w:r>
-      <w:r>
-        <w:rPr>
-          <w:rFonts w:ascii="Arial" w:hAnsi="Arial"/>
-          <w:sz w:val="20"/>
-        </w:rPr>
-        <w:t>A.M. and</w:t>
-      </w:r>
-      <w:r>
-        <w:rPr>
-          <w:rFonts w:ascii="Arial" w:hAnsi="Arial"/>
-          <w:spacing w:val="-1"/>
-          <w:sz w:val="20"/>
-        </w:rPr>
-        <w:t xml:space="preserve"> </w:t>
-      </w:r>
-      <w:r>
-        <w:rPr>
-          <w:rFonts w:ascii="Arial" w:hAnsi="Arial"/>
-          <w:sz w:val="20"/>
-        </w:rPr>
-        <w:t xml:space="preserve">C.S. </w:t>
-      </w:r>
-      <w:r>
-        <w:rPr>
-          <w:rFonts w:ascii="Arial" w:hAnsi="Arial"/>
-          <w:spacing w:val="-2"/>
-          <w:sz w:val="20"/>
-        </w:rPr>
-        <w:t>Reiss</w:t>
+          <w:sz w:val="14"/>
+        </w:rPr>
       </w:r>
     </w:p>
     <w:p>
@@ -665,307 +394,6 @@
     <w:p>
       <w:pPr>
         <w:pStyle w:val="BodyText"/>
-        <w:rPr>
-          <w:rFonts w:ascii="Arial" w:hAnsi="Arial"/>
-          <w:sz w:val="14"/>
-        </w:rPr>
-      </w:pPr>
-      <w:r>
-        <w:rPr>
-          <w:rFonts w:ascii="Arial" w:hAnsi="Arial"/>
-          <w:sz w:val="14"/>
-        </w:rPr>
-      </w:r>
-    </w:p>
-    <w:p>
-      <w:pPr>
-        <w:pStyle w:val="BodyText"/>
-        <w:rPr>
-          <w:rFonts w:ascii="Arial" w:hAnsi="Arial"/>
-          <w:sz w:val="14"/>
-        </w:rPr>
-      </w:pPr>
-      <w:r>
-        <w:rPr>
-          <w:rFonts w:ascii="Arial" w:hAnsi="Arial"/>
-          <w:sz w:val="14"/>
-        </w:rPr>
-      </w:r>
-    </w:p>
-    <w:p>
-      <w:pPr>
-        <w:pStyle w:val="BodyText"/>
-        <w:rPr>
-          <w:rFonts w:ascii="Arial" w:hAnsi="Arial"/>
-          <w:sz w:val="14"/>
-        </w:rPr>
-      </w:pPr>
-      <w:r>
-        <w:rPr>
-          <w:rFonts w:ascii="Arial" w:hAnsi="Arial"/>
-          <w:sz w:val="14"/>
-        </w:rPr>
-      </w:r>
-    </w:p>
-    <w:p>
-      <w:pPr>
-        <w:pStyle w:val="BodyText"/>
-        <w:rPr>
-          <w:rFonts w:ascii="Arial" w:hAnsi="Arial"/>
-          <w:sz w:val="14"/>
-        </w:rPr>
-      </w:pPr>
-      <w:r>
-        <w:rPr>
-          <w:rFonts w:ascii="Arial" w:hAnsi="Arial"/>
-          <w:sz w:val="14"/>
-        </w:rPr>
-      </w:r>
-    </w:p>
-    <w:p>
-      <w:pPr>
-        <w:pStyle w:val="BodyText"/>
-        <w:rPr>
-          <w:rFonts w:ascii="Arial" w:hAnsi="Arial"/>
-          <w:sz w:val="14"/>
-        </w:rPr>
-      </w:pPr>
-      <w:r>
-        <w:rPr>
-          <w:rFonts w:ascii="Arial" w:hAnsi="Arial"/>
-          <w:sz w:val="14"/>
-        </w:rPr>
-      </w:r>
-    </w:p>
-    <w:p>
-      <w:pPr>
-        <w:pStyle w:val="BodyText"/>
-        <w:rPr>
-          <w:rFonts w:ascii="Arial" w:hAnsi="Arial"/>
-          <w:sz w:val="14"/>
-        </w:rPr>
-      </w:pPr>
-      <w:r>
-        <w:rPr>
-          <w:rFonts w:ascii="Arial" w:hAnsi="Arial"/>
-          <w:sz w:val="14"/>
-        </w:rPr>
-      </w:r>
-    </w:p>
-    <w:p>
-      <w:pPr>
-        <w:pStyle w:val="BodyText"/>
-        <w:rPr>
-          <w:rFonts w:ascii="Arial" w:hAnsi="Arial"/>
-          <w:sz w:val="14"/>
-        </w:rPr>
-      </w:pPr>
-      <w:r>
-        <w:rPr>
-          <w:rFonts w:ascii="Arial" w:hAnsi="Arial"/>
-          <w:sz w:val="14"/>
-        </w:rPr>
-      </w:r>
-    </w:p>
-    <w:p>
-      <w:pPr>
-        <w:pStyle w:val="BodyText"/>
-        <w:rPr>
-          <w:rFonts w:ascii="Arial" w:hAnsi="Arial"/>
-          <w:sz w:val="14"/>
-        </w:rPr>
-      </w:pPr>
-      <w:r>
-        <w:rPr>
-          <w:rFonts w:ascii="Arial" w:hAnsi="Arial"/>
-          <w:sz w:val="14"/>
-        </w:rPr>
-      </w:r>
-    </w:p>
-    <w:p>
-      <w:pPr>
-        <w:pStyle w:val="BodyText"/>
-        <w:rPr>
-          <w:rFonts w:ascii="Arial" w:hAnsi="Arial"/>
-          <w:sz w:val="14"/>
-        </w:rPr>
-      </w:pPr>
-      <w:r>
-        <w:rPr>
-          <w:rFonts w:ascii="Arial" w:hAnsi="Arial"/>
-          <w:sz w:val="14"/>
-        </w:rPr>
-      </w:r>
-    </w:p>
-    <w:p>
-      <w:pPr>
-        <w:pStyle w:val="BodyText"/>
-        <w:rPr>
-          <w:rFonts w:ascii="Arial" w:hAnsi="Arial"/>
-          <w:sz w:val="14"/>
-        </w:rPr>
-      </w:pPr>
-      <w:r>
-        <w:rPr>
-          <w:rFonts w:ascii="Arial" w:hAnsi="Arial"/>
-          <w:sz w:val="14"/>
-        </w:rPr>
-      </w:r>
-    </w:p>
-    <w:p>
-      <w:pPr>
-        <w:pStyle w:val="BodyText"/>
-        <w:rPr>
-          <w:rFonts w:ascii="Arial" w:hAnsi="Arial"/>
-          <w:sz w:val="14"/>
-        </w:rPr>
-      </w:pPr>
-      <w:r>
-        <w:rPr>
-          <w:rFonts w:ascii="Arial" w:hAnsi="Arial"/>
-          <w:sz w:val="14"/>
-        </w:rPr>
-      </w:r>
-    </w:p>
-    <w:p>
-      <w:pPr>
-        <w:pStyle w:val="BodyText"/>
-        <w:rPr>
-          <w:rFonts w:ascii="Arial" w:hAnsi="Arial"/>
-          <w:sz w:val="14"/>
-        </w:rPr>
-      </w:pPr>
-      <w:r>
-        <w:rPr>
-          <w:rFonts w:ascii="Arial" w:hAnsi="Arial"/>
-          <w:sz w:val="14"/>
-        </w:rPr>
-      </w:r>
-    </w:p>
-    <w:p>
-      <w:pPr>
-        <w:pStyle w:val="BodyText"/>
-        <w:rPr>
-          <w:rFonts w:ascii="Arial" w:hAnsi="Arial"/>
-          <w:sz w:val="14"/>
-        </w:rPr>
-      </w:pPr>
-      <w:r>
-        <w:rPr>
-          <w:rFonts w:ascii="Arial" w:hAnsi="Arial"/>
-          <w:sz w:val="14"/>
-        </w:rPr>
-      </w:r>
-    </w:p>
-    <w:p>
-      <w:pPr>
-        <w:pStyle w:val="BodyText"/>
-        <w:rPr>
-          <w:rFonts w:ascii="Arial" w:hAnsi="Arial"/>
-          <w:sz w:val="14"/>
-        </w:rPr>
-      </w:pPr>
-      <w:r>
-        <w:rPr>
-          <w:rFonts w:ascii="Arial" w:hAnsi="Arial"/>
-          <w:sz w:val="14"/>
-        </w:rPr>
-      </w:r>
-    </w:p>
-    <w:p>
-      <w:pPr>
-        <w:pStyle w:val="BodyText"/>
-        <w:rPr>
-          <w:rFonts w:ascii="Arial" w:hAnsi="Arial"/>
-          <w:sz w:val="14"/>
-        </w:rPr>
-      </w:pPr>
-      <w:r>
-        <w:rPr>
-          <w:rFonts w:ascii="Arial" w:hAnsi="Arial"/>
-          <w:sz w:val="14"/>
-        </w:rPr>
-      </w:r>
-    </w:p>
-    <w:p>
-      <w:pPr>
-        <w:pStyle w:val="BodyText"/>
-        <w:rPr>
-          <w:rFonts w:ascii="Arial" w:hAnsi="Arial"/>
-          <w:sz w:val="14"/>
-        </w:rPr>
-      </w:pPr>
-      <w:r>
-        <w:rPr>
-          <w:rFonts w:ascii="Arial" w:hAnsi="Arial"/>
-          <w:sz w:val="14"/>
-        </w:rPr>
-      </w:r>
-    </w:p>
-    <w:p>
-      <w:pPr>
-        <w:pStyle w:val="BodyText"/>
-        <w:rPr>
-          <w:rFonts w:ascii="Arial" w:hAnsi="Arial"/>
-          <w:sz w:val="14"/>
-        </w:rPr>
-      </w:pPr>
-      <w:r>
-        <w:rPr>
-          <w:rFonts w:ascii="Arial" w:hAnsi="Arial"/>
-          <w:sz w:val="14"/>
-        </w:rPr>
-      </w:r>
-    </w:p>
-    <w:p>
-      <w:pPr>
-        <w:pStyle w:val="BodyText"/>
-        <w:rPr>
-          <w:rFonts w:ascii="Arial" w:hAnsi="Arial"/>
-          <w:sz w:val="14"/>
-        </w:rPr>
-      </w:pPr>
-      <w:r>
-        <w:rPr>
-          <w:rFonts w:ascii="Arial" w:hAnsi="Arial"/>
-          <w:sz w:val="14"/>
-        </w:rPr>
-      </w:r>
-    </w:p>
-    <w:p>
-      <w:pPr>
-        <w:pStyle w:val="BodyText"/>
-        <w:rPr>
-          <w:rFonts w:ascii="Arial" w:hAnsi="Arial"/>
-          <w:sz w:val="14"/>
-        </w:rPr>
-      </w:pPr>
-      <w:r>
-        <w:rPr>
-          <w:rFonts w:ascii="Arial" w:hAnsi="Arial"/>
-          <w:sz w:val="14"/>
-        </w:rPr>
-      </w:r>
-    </w:p>
-    <w:p>
-      <w:pPr>
-        <w:pStyle w:val="BodyText"/>
-        <w:rPr>
-          <w:rFonts w:ascii="Arial" w:hAnsi="Arial"/>
-          <w:sz w:val="14"/>
-        </w:rPr>
-      </w:pPr>
-      <w:r>
-        <w:rPr>
-          <w:rFonts w:ascii="Arial" w:hAnsi="Arial"/>
-          <w:sz w:val="14"/>
-        </w:rPr>
-      </w:r>
-    </w:p>
-    <w:p>
-      <w:pPr>
-        <w:pStyle w:val="BodyText"/>
-        <w:spacing w:before="61" w:after="0"/>
         <w:rPr>
           <w:rFonts w:ascii="Arial" w:hAnsi="Arial"/>
           <w:sz w:val="14"/>
@@ -987,8 +415,21 @@
           <w:pgNumType w:fmt="decimal"/>
           <w:formProt w:val="false"/>
           <w:textDirection w:val="lrTb"/>
+          <w:docGrid w:type="default" w:linePitch="100" w:charSpace="0"/>
         </w:sectPr>
+        <w:pStyle w:val="BodyText"/>
+        <w:spacing w:before="61" w:after="0"/>
+        <w:rPr>
+          <w:rFonts w:ascii="Arial" w:hAnsi="Arial"/>
+          <w:sz w:val="14"/>
+        </w:rPr>
       </w:pPr>
+      <w:r>
+        <w:rPr>
+          <w:rFonts w:ascii="Arial" w:hAnsi="Arial"/>
+          <w:sz w:val="14"/>
+        </w:rPr>
+      </w:r>
     </w:p>
     <w:p>
       <w:pPr>
@@ -998,9 +439,27 @@
         <w:jc w:val="center"/>
         <w:rPr/>
       </w:pPr>
-      <w:r>
-        <w:rPr/>
-        <w:t>Biomass</w:t>
+      <w:ins w:id="6" w:author="Unknown Author" w:date="2025-06-07T09:43:39Z">
+        <w:r>
+          <w:rPr/>
+          <w:t xml:space="preserve">Revised </w:t>
+        </w:r>
+      </w:ins>
+      <w:del w:id="7" w:author="Unknown Author" w:date="2025-06-07T09:43:41Z">
+        <w:r>
+          <w:rPr/>
+          <w:delText>B</w:delText>
+        </w:r>
+      </w:del>
+      <w:ins w:id="8" w:author="Unknown Author" w:date="2025-06-07T09:43:42Z">
+        <w:r>
+          <w:rPr/>
+          <w:t>b</w:t>
+        </w:r>
+      </w:ins>
+      <w:r>
+        <w:rPr/>
+        <w:t>iomass</w:t>
       </w:r>
       <w:r>
         <w:rPr>
@@ -1120,26 +579,30 @@
       </w:r>
       <w:r>
         <w:rPr/>
-        <w:t>austral summer from a new glider-based wideband echosounder revised</w:t>
-      </w:r>
+        <w:t>austral summer from a new glider-based wideband echosounder</w:t>
+      </w:r>
+      <w:del w:id="9" w:author="Unknown Author" w:date="2025-06-07T09:43:50Z">
+        <w:r>
+          <w:rPr/>
+          <w:delText xml:space="preserve"> revised</w:delText>
+        </w:r>
+      </w:del>
+      <w:ins w:id="10" w:author="Unknown Author" w:date="2025-06-07T09:43:50Z">
+        <w:r>
+          <w:rPr/>
+          <w:t xml:space="preserve"> </w:t>
+        </w:r>
+      </w:ins>
+      <w:ins w:id="11" w:author="Unknown Author" w:date="2025-06-07T09:43:50Z">
+        <w:r>
+          <w:rPr/>
+          <w:t>and proposed over winter mooring deployments for austral 2025/26</w:t>
+        </w:r>
+      </w:ins>
     </w:p>
     <w:p>
       <w:pPr>
         <w:pStyle w:val="BodyText"/>
-        <w:rPr>
-          <w:b/>
-        </w:rPr>
-      </w:pPr>
-      <w:r>
-        <w:rPr>
-          <w:b/>
-        </w:rPr>
-      </w:r>
-    </w:p>
-    <w:p>
-      <w:pPr>
-        <w:pStyle w:val="BodyText"/>
-        <w:spacing w:before="50" w:after="0"/>
         <w:rPr>
           <w:b/>
         </w:rPr>
@@ -1156,8 +619,26 @@
         <w:spacing w:lineRule="auto" w:line="379"/>
         <w:ind w:left="2579" w:right="2594"/>
         <w:jc w:val="center"/>
-        <w:rPr/>
+        <w:rPr>
+          <w:del w:id="13" w:author="Unknown Author" w:date="2025-06-07T09:43:36Z"/>
+        </w:rPr>
       </w:pPr>
+      <w:del w:id="12" w:author="Unknown Author" w:date="2025-06-07T09:43:36Z">
+        <w:r>
+          <w:rPr/>
+        </w:r>
+      </w:del>
+    </w:p>
+    <w:p>
+      <w:pPr>
+        <w:pStyle w:val="BodyText"/>
+        <w:spacing w:lineRule="auto" w:line="379"/>
+        <w:ind w:left="2579" w:right="2594"/>
+        <w:jc w:val="center"/>
+        <w:rPr>
+          <w:ins w:id="17" w:author="Unknown Author" w:date="2025-06-07T09:43:29Z"/>
+        </w:rPr>
+      </w:pPr>
       <w:r>
         <w:rPr/>
         <w:t>Anthony</w:t>
@@ -1212,6 +693,12 @@
         <w:rPr/>
         <w:t>S</w:t>
       </w:r>
+      <w:ins w:id="14" w:author="Unknown Author" w:date="2025-06-07T09:43:21Z">
+        <w:r>
+          <w:rPr/>
+          <w:t>.</w:t>
+        </w:r>
+      </w:ins>
       <w:r>
         <w:rPr>
           <w:spacing w:val="-6"/>
@@ -1220,7 +707,36 @@
       </w:r>
       <w:r>
         <w:rPr/>
-        <w:t>Reiss NOAA Fisheries</w:t>
+        <w:t>Reiss</w:t>
+      </w:r>
+      <w:ins w:id="15" w:author="Unknown Author" w:date="2025-06-07T09:43:22Z">
+        <w:r>
+          <w:rPr/>
+          <w:t xml:space="preserve">  </w:t>
+        </w:r>
+      </w:ins>
+      <w:ins w:id="16" w:author="Unknown Author" w:date="2025-06-07T09:43:22Z">
+        <w:r>
+          <w:rPr/>
+          <w:t xml:space="preserve">(Retired) </w:t>
+        </w:r>
+      </w:ins>
+      <w:r>
+        <w:rPr/>
+        <w:t xml:space="preserve"> </w:t>
+      </w:r>
+    </w:p>
+    <w:p>
+      <w:pPr>
+        <w:pStyle w:val="BodyText"/>
+        <w:spacing w:lineRule="auto" w:line="379"/>
+        <w:ind w:left="2579" w:right="2594"/>
+        <w:jc w:val="center"/>
+        <w:rPr/>
+      </w:pPr>
+      <w:r>
+        <w:rPr/>
+        <w:t>NOAA Fisheries</w:t>
       </w:r>
     </w:p>
     <w:p>
@@ -1297,7 +813,47 @@
       </w:pPr>
       <w:r>
         <w:rPr/>
-        <w:t>The US Antarctic Marine Living Resources (US AMLR) program deployed two Teledyne Webb Research Slocum G3 gliders, each equipped with a suite of oceanographic sensors and newly designed Nortek Signature100 single beam wide-band compact echosounder (70 kHz to 120 kHz). We</w:t>
+        <w:t>The U</w:t>
+      </w:r>
+      <w:ins w:id="18" w:author="Unknown Author" w:date="2025-06-07T09:44:27Z">
+        <w:r>
+          <w:rPr/>
+          <w:t xml:space="preserve">. </w:t>
+        </w:r>
+      </w:ins>
+      <w:r>
+        <w:rPr/>
+        <w:t>S</w:t>
+      </w:r>
+      <w:ins w:id="19" w:author="Unknown Author" w:date="2025-06-07T09:44:28Z">
+        <w:r>
+          <w:rPr/>
+          <w:t>.</w:t>
+        </w:r>
+      </w:ins>
+      <w:r>
+        <w:rPr/>
+        <w:t xml:space="preserve"> Antarctic Marine Living Resources (U</w:t>
+      </w:r>
+      <w:ins w:id="20" w:author="Unknown Author" w:date="2025-06-07T09:44:21Z">
+        <w:r>
+          <w:rPr/>
+          <w:t xml:space="preserve">. </w:t>
+        </w:r>
+      </w:ins>
+      <w:r>
+        <w:rPr/>
+        <w:t>S</w:t>
+      </w:r>
+      <w:ins w:id="21" w:author="Unknown Author" w:date="2025-06-07T09:44:22Z">
+        <w:r>
+          <w:rPr/>
+          <w:t>.</w:t>
+        </w:r>
+      </w:ins>
+      <w:r>
+        <w:rPr/>
+        <w:t xml:space="preserve"> AMLR) program deployed two Teledyne Webb Research Slocum G3 gliders, each equipped with a suite of oceanographic sensors and newly designed Nortek Signature100 single beam wide-band compact echosounder (70 kHz to 120 kHz). We</w:t>
       </w:r>
       <w:r>
         <w:rPr>
@@ -3400,7 +2956,7 @@
     <w:p>
       <w:pPr>
         <w:pStyle w:val="Normal"/>
-        <w:spacing w:lineRule="auto" w:line="398"/>
+        <w:spacing w:lineRule="auto" w:line="396"/>
         <w:ind w:left="100" w:right="6704"/>
         <w:rPr>
           <w:i/>
@@ -6028,7 +5584,7 @@
         </w:rPr>
         <w:t xml:space="preserve">surveys in this area. </w:t>
       </w:r>
-      <w:ins w:id="0" w:author="Unknown Author" w:date="2025-06-04T20:38:01Z">
+      <w:ins w:id="22" w:author="Unknown Author" w:date="2025-06-04T20:38:01Z">
         <w:r>
           <w:rPr>
             <w:color w:val="212121"/>
@@ -6846,25 +6402,99 @@
         <w:rPr>
           <w:color w:val="212121"/>
         </w:rPr>
-        <w:t xml:space="preserve">The calibration applied to the two echosounders were noticeably different compared to the first time calibrating the echosounders. </w:t>
-      </w:r>
-      <w:ins w:id="1" w:author="Anthony Cossio" w:date="2025-06-04T08:20:00Z">
+        <w:t xml:space="preserve">The calibration </w:t>
+      </w:r>
+      <w:ins w:id="23" w:author="Unknown Author" w:date="2025-06-07T10:27:34Z">
         <w:r>
           <w:rPr>
             <w:color w:val="212121"/>
           </w:rPr>
-          <w:t>The first incorrect calibration had a 0.5 dB difference between the two 70 kHz and a 1.83 dB difference between the 120 kHz data</w:t>
+          <w:t xml:space="preserve">coefficients </w:t>
         </w:r>
       </w:ins>
-      <w:ins w:id="2" w:author="Anthony Cossio" w:date="2025-06-04T08:22:00Z">
+      <w:r>
+        <w:rPr>
+          <w:color w:val="212121"/>
+        </w:rPr>
+        <w:t xml:space="preserve">applied to the two echosounders were noticeably different compared to the first time calibrating the echosounders. The first incorrect calibration had a 0.5 dB difference between the two </w:t>
+      </w:r>
+      <w:ins w:id="24" w:author="Unknown Author" w:date="2025-06-07T10:27:53Z">
         <w:r>
           <w:rPr>
             <w:color w:val="212121"/>
           </w:rPr>
-          <w:t xml:space="preserve"> which had a large effect on Sv and density numbers. With the second calibration</w:t>
+          <w:t xml:space="preserve">echosounders at </w:t>
         </w:r>
       </w:ins>
-      <w:ins w:id="3" w:author="Anthony Cossio" w:date="2025-06-04T08:20:00Z">
+      <w:r>
+        <w:rPr>
+          <w:color w:val="212121"/>
+        </w:rPr>
+        <w:t xml:space="preserve">70 kHz and a 1.83 dB difference between the </w:t>
+      </w:r>
+      <w:ins w:id="25" w:author="Unknown Author" w:date="2025-06-07T10:28:13Z">
+        <w:r>
+          <w:rPr>
+            <w:color w:val="212121"/>
+          </w:rPr>
+          <w:t xml:space="preserve">two echosounders at </w:t>
+        </w:r>
+      </w:ins>
+      <w:r>
+        <w:rPr>
+          <w:color w:val="212121"/>
+        </w:rPr>
+        <w:t>120 kHz</w:t>
+      </w:r>
+      <w:ins w:id="26" w:author="Unknown Author" w:date="2025-06-07T10:28:25Z">
+        <w:r>
+          <w:rPr>
+            <w:color w:val="212121"/>
+          </w:rPr>
+          <w:t>.</w:t>
+        </w:r>
+      </w:ins>
+      <w:del w:id="27" w:author="Unknown Author" w:date="2025-06-07T10:28:32Z">
+        <w:r>
+          <w:rPr>
+            <w:color w:val="212121"/>
+          </w:rPr>
+          <w:delText xml:space="preserve"> data which had a large effect on Sv and density numbers</w:delText>
+        </w:r>
+      </w:del>
+      <w:r>
+        <w:rPr>
+          <w:color w:val="212121"/>
+        </w:rPr>
+        <w:t xml:space="preserve">. </w:t>
+      </w:r>
+      <w:r>
+        <w:rPr>
+          <w:color w:val="212121"/>
+        </w:rPr>
+        <w:t xml:space="preserve">After the </w:t>
+      </w:r>
+      <w:del w:id="28" w:author="Unknown Author" w:date="2025-06-07T10:28:36Z">
+        <w:r>
+          <w:rPr>
+            <w:color w:val="212121"/>
+          </w:rPr>
+          <w:delText xml:space="preserve"> </w:delText>
+        </w:r>
+      </w:del>
+      <w:r>
+        <w:rPr>
+          <w:color w:val="212121"/>
+        </w:rPr>
+        <w:t xml:space="preserve">second calibration </w:t>
+      </w:r>
+      <w:r>
+        <w:rPr>
+          <w:color w:val="212121"/>
+        </w:rPr>
+        <w:t>these differences were reduced</w:t>
+      </w:r>
+      <w:ins w:id="29" w:author="Unknown Author" w:date="2025-06-07T10:28:40Z">
         <w:r>
           <w:rPr>
             <w:color w:val="212121"/>
@@ -6872,362 +6502,124 @@
           <w:t xml:space="preserve"> </w:t>
         </w:r>
       </w:ins>
-      <w:ins w:id="4" w:author="Anthony Cossio" w:date="2025-06-04T08:23:00Z">
+      <w:r>
+        <w:rPr>
+          <w:color w:val="212121"/>
+        </w:rPr>
+        <w:t xml:space="preserve">to </w:t>
+      </w:r>
+      <w:ins w:id="30" w:author="Unknown Author" w:date="2025-06-07T10:28:48Z">
         <w:r>
           <w:rPr>
             <w:color w:val="212121"/>
           </w:rPr>
-          <w:t>t</w:t>
+          <w:t xml:space="preserve">a </w:t>
         </w:r>
       </w:ins>
-      <w:del w:id="5" w:author="Anthony Cossio" w:date="2025-06-04T08:23:00Z">
+      <w:r>
+        <w:rPr>
+          <w:color w:val="212121"/>
+        </w:rPr>
+        <w:t xml:space="preserve">0.3 dB difference between the two </w:t>
+      </w:r>
+      <w:del w:id="31" w:author="Unknown Author" w:date="2025-06-07T10:28:55Z">
         <w:r>
           <w:rPr>
             <w:color w:val="212121"/>
           </w:rPr>
-          <w:delText>T</w:delText>
+          <w:delText>gliders</w:delText>
         </w:r>
       </w:del>
-      <w:r>
-        <w:rPr>
-          <w:color w:val="212121"/>
-        </w:rPr>
-        <w:t>here was a 0.</w:t>
-      </w:r>
-      <w:del w:id="6" w:author="Anthony Cossio" w:date="2025-06-04T08:19:00Z">
+      <w:ins w:id="32" w:author="Unknown Author" w:date="2025-06-07T10:28:55Z">
         <w:r>
           <w:rPr>
             <w:color w:val="212121"/>
           </w:rPr>
-          <w:delText xml:space="preserve">5 </w:delText>
+          <w:t>echosounders</w:t>
         </w:r>
-      </w:del>
-      <w:ins w:id="7" w:author="Anthony Cossio" w:date="2025-06-04T08:19:00Z">
+      </w:ins>
+      <w:r>
+        <w:rPr>
+          <w:color w:val="212121"/>
+        </w:rPr>
+        <w:t xml:space="preserve"> </w:t>
+      </w:r>
+      <w:r>
+        <w:rPr>
+          <w:color w:val="212121"/>
+        </w:rPr>
+        <w:t>at</w:t>
+      </w:r>
+      <w:r>
+        <w:rPr>
+          <w:color w:val="212121"/>
+        </w:rPr>
+        <w:t xml:space="preserve"> 70 kHz, </w:t>
+      </w:r>
+      <w:r>
+        <w:rPr>
+          <w:color w:val="212121"/>
+        </w:rPr>
+        <w:t>and a</w:t>
+      </w:r>
+      <w:r>
+        <w:rPr>
+          <w:color w:val="212121"/>
+        </w:rPr>
+        <w:t xml:space="preserve"> 0.79 dB difference </w:t>
+      </w:r>
+      <w:del w:id="33" w:author="Unknown Author" w:date="2025-06-07T10:29:03Z">
         <w:r>
           <w:rPr>
             <w:color w:val="212121"/>
           </w:rPr>
-          <w:t xml:space="preserve">3 </w:t>
+          <w:delText>between the calibrations</w:delText>
         </w:r>
-      </w:ins>
-      <w:r>
-        <w:rPr>
-          <w:color w:val="212121"/>
-        </w:rPr>
-        <w:t xml:space="preserve">dB difference between the two gliders </w:t>
-      </w:r>
-      <w:commentRangeStart w:id="0"/>
-      <w:r>
-        <w:rPr>
-          <w:color w:val="212121"/>
-        </w:rPr>
-        <w:t>with</w:t>
-      </w:r>
-      <w:r>
-        <w:rPr>
-          <w:color w:val="212121"/>
-        </w:rPr>
-      </w:r>
-      <w:commentRangeEnd w:id="0"/>
-      <w:r>
-        <w:commentReference w:id="0"/>
-      </w:r>
-      <w:r>
-        <w:rPr>
-          <w:color w:val="212121"/>
-        </w:rPr>
-        <w:t xml:space="preserve"> the 70 kHz</w:t>
-      </w:r>
-      <w:del w:id="8" w:author="Anthony Cossio" w:date="2025-06-04T08:22:00Z">
+      </w:del>
+      <w:r>
+        <w:rPr>
+          <w:color w:val="212121"/>
+        </w:rPr>
+        <w:t xml:space="preserve"> </w:t>
+      </w:r>
+      <w:r>
+        <w:rPr>
+          <w:color w:val="212121"/>
+        </w:rPr>
+        <w:t>for</w:t>
+      </w:r>
+      <w:r>
+        <w:rPr>
+          <w:color w:val="212121"/>
+        </w:rPr>
+        <w:t xml:space="preserve"> the 120 kHz </w:t>
+      </w:r>
+      <w:ins w:id="34" w:author="Unknown Author" w:date="2025-06-07T10:29:07Z">
         <w:r>
           <w:rPr>
             <w:color w:val="212121"/>
           </w:rPr>
-          <w:delText xml:space="preserve"> with AMLR04 being lower</w:delText>
-        </w:r>
-      </w:del>
-      <w:r>
-        <w:rPr>
-          <w:color w:val="212121"/>
-        </w:rPr>
-        <w:t xml:space="preserve">. There is a </w:t>
-      </w:r>
-      <w:del w:id="9" w:author="Anthony Cossio" w:date="2025-06-04T08:20:00Z">
-        <w:r>
-          <w:rPr>
-            <w:color w:val="212121"/>
-          </w:rPr>
-          <w:delText>1.83</w:delText>
-        </w:r>
-      </w:del>
-      <w:ins w:id="10" w:author="Anthony Cossio" w:date="2025-06-04T08:20:00Z">
-        <w:r>
-          <w:rPr>
-            <w:color w:val="212121"/>
-          </w:rPr>
-          <w:t>0.79</w:t>
+          <w:t xml:space="preserve">channel </w:t>
         </w:r>
       </w:ins>
       <w:r>
         <w:rPr>
           <w:color w:val="212121"/>
         </w:rPr>
-        <w:t xml:space="preserve"> dB difference between the calibrations of the 120 kHz of AMLR03 and AMLR04</w:t>
-      </w:r>
-      <w:del w:id="11" w:author="Anthony Cossio" w:date="2025-06-04T08:23:00Z">
-        <w:r>
-          <w:rPr>
-            <w:color w:val="212121"/>
-          </w:rPr>
-          <w:delText>, which would have a large</w:delText>
-        </w:r>
-      </w:del>
-      <w:del w:id="12" w:author="Anthony Cossio" w:date="2025-06-04T08:23:00Z">
-        <w:r>
-          <w:rPr>
-            <w:color w:val="212121"/>
-            <w:spacing w:val="-2"/>
-          </w:rPr>
-          <w:delText xml:space="preserve"> </w:delText>
-        </w:r>
-      </w:del>
-      <w:del w:id="13" w:author="Anthony Cossio" w:date="2025-06-04T08:23:00Z">
-        <w:r>
-          <w:rPr>
-            <w:color w:val="212121"/>
-          </w:rPr>
-          <w:delText>effect</w:delText>
-        </w:r>
-      </w:del>
-      <w:del w:id="14" w:author="Anthony Cossio" w:date="2025-06-04T08:23:00Z">
-        <w:r>
-          <w:rPr>
-            <w:color w:val="212121"/>
-            <w:spacing w:val="-2"/>
-          </w:rPr>
-          <w:delText xml:space="preserve"> </w:delText>
-        </w:r>
-      </w:del>
-      <w:del w:id="15" w:author="Anthony Cossio" w:date="2025-06-04T08:23:00Z">
-        <w:r>
-          <w:rPr>
-            <w:color w:val="212121"/>
-          </w:rPr>
-          <w:delText>on</w:delText>
-        </w:r>
-      </w:del>
-      <w:del w:id="16" w:author="Anthony Cossio" w:date="2025-06-04T08:23:00Z">
-        <w:r>
-          <w:rPr>
-            <w:color w:val="212121"/>
-            <w:spacing w:val="-3"/>
-          </w:rPr>
-          <w:delText xml:space="preserve"> </w:delText>
-        </w:r>
-      </w:del>
-      <w:del w:id="17" w:author="Anthony Cossio" w:date="2025-06-04T08:23:00Z">
-        <w:r>
-          <w:rPr>
-            <w:color w:val="212121"/>
-          </w:rPr>
-          <w:delText>Sv</w:delText>
-        </w:r>
-      </w:del>
-      <w:del w:id="18" w:author="Anthony Cossio" w:date="2025-06-04T08:23:00Z">
-        <w:r>
-          <w:rPr>
-            <w:color w:val="212121"/>
-            <w:spacing w:val="-4"/>
-          </w:rPr>
-          <w:delText xml:space="preserve"> </w:delText>
-        </w:r>
-      </w:del>
-      <w:del w:id="19" w:author="Anthony Cossio" w:date="2025-06-04T08:23:00Z">
-        <w:r>
-          <w:rPr>
-            <w:color w:val="212121"/>
-          </w:rPr>
-          <w:delText>and</w:delText>
-        </w:r>
-      </w:del>
-      <w:del w:id="20" w:author="Anthony Cossio" w:date="2025-06-04T08:23:00Z">
-        <w:r>
-          <w:rPr>
-            <w:color w:val="212121"/>
-            <w:spacing w:val="-2"/>
-          </w:rPr>
-          <w:delText xml:space="preserve"> </w:delText>
-        </w:r>
-      </w:del>
-      <w:del w:id="21" w:author="Anthony Cossio" w:date="2025-06-04T08:23:00Z">
-        <w:r>
-          <w:rPr>
-            <w:color w:val="212121"/>
-          </w:rPr>
-          <w:delText>density</w:delText>
-        </w:r>
-      </w:del>
-      <w:r>
-        <w:rPr>
-          <w:color w:val="212121"/>
-        </w:rPr>
-        <w:t>.</w:t>
-      </w:r>
-      <w:r>
-        <w:rPr>
-          <w:color w:val="212121"/>
-          <w:spacing w:val="-2"/>
-        </w:rPr>
-        <w:t xml:space="preserve"> </w:t>
-      </w:r>
-      <w:r>
-        <w:rPr>
-          <w:color w:val="212121"/>
-        </w:rPr>
-        <w:t>This</w:t>
-      </w:r>
-      <w:r>
-        <w:rPr>
-          <w:color w:val="212121"/>
-          <w:spacing w:val="-3"/>
-        </w:rPr>
-        <w:t xml:space="preserve"> </w:t>
-      </w:r>
-      <w:r>
-        <w:rPr>
-          <w:color w:val="212121"/>
-        </w:rPr>
-        <w:t>would</w:t>
-      </w:r>
-      <w:r>
-        <w:rPr>
-          <w:color w:val="212121"/>
-          <w:spacing w:val="-2"/>
-        </w:rPr>
-        <w:t xml:space="preserve"> </w:t>
-      </w:r>
-      <w:r>
-        <w:rPr>
-          <w:color w:val="212121"/>
-        </w:rPr>
-        <w:t>affect</w:t>
-      </w:r>
-      <w:r>
-        <w:rPr>
-          <w:color w:val="212121"/>
-          <w:spacing w:val="-2"/>
-        </w:rPr>
-        <w:t xml:space="preserve"> </w:t>
-      </w:r>
-      <w:r>
-        <w:rPr>
-          <w:color w:val="212121"/>
-        </w:rPr>
-        <w:t>how</w:t>
-      </w:r>
-      <w:r>
-        <w:rPr>
-          <w:color w:val="212121"/>
-          <w:spacing w:val="-2"/>
-        </w:rPr>
-        <w:t xml:space="preserve"> </w:t>
-      </w:r>
-      <w:r>
-        <w:rPr>
-          <w:color w:val="212121"/>
-        </w:rPr>
-        <w:t>schools</w:t>
-      </w:r>
-      <w:r>
-        <w:rPr>
-          <w:color w:val="212121"/>
-          <w:spacing w:val="-4"/>
-        </w:rPr>
-        <w:t xml:space="preserve"> </w:t>
-      </w:r>
-      <w:r>
-        <w:rPr>
-          <w:color w:val="212121"/>
-        </w:rPr>
-        <w:t>are</w:t>
-      </w:r>
-      <w:r>
-        <w:rPr>
-          <w:color w:val="212121"/>
-          <w:spacing w:val="-2"/>
-        </w:rPr>
-        <w:t xml:space="preserve"> </w:t>
-      </w:r>
-      <w:r>
-        <w:rPr>
-          <w:color w:val="212121"/>
-        </w:rPr>
-        <w:t>determined</w:t>
-      </w:r>
-      <w:r>
-        <w:rPr>
-          <w:color w:val="212121"/>
-          <w:spacing w:val="-5"/>
-        </w:rPr>
-        <w:t xml:space="preserve"> </w:t>
-      </w:r>
-      <w:r>
-        <w:rPr>
-          <w:color w:val="212121"/>
-        </w:rPr>
-        <w:t>if</w:t>
-      </w:r>
-      <w:r>
-        <w:rPr>
-          <w:color w:val="212121"/>
-          <w:spacing w:val="-2"/>
-        </w:rPr>
-        <w:t xml:space="preserve"> </w:t>
-      </w:r>
-      <w:r>
-        <w:rPr>
-          <w:color w:val="212121"/>
-        </w:rPr>
-        <w:t>the</w:t>
-      </w:r>
-      <w:r>
-        <w:rPr>
-          <w:color w:val="212121"/>
-          <w:spacing w:val="-2"/>
-        </w:rPr>
-        <w:t xml:space="preserve"> </w:t>
-      </w:r>
-      <w:r>
-        <w:rPr>
-          <w:color w:val="212121"/>
-        </w:rPr>
-        <w:t>value</w:t>
-      </w:r>
-      <w:r>
-        <w:rPr>
-          <w:color w:val="212121"/>
-          <w:spacing w:val="-2"/>
-        </w:rPr>
-        <w:t xml:space="preserve"> </w:t>
-      </w:r>
-      <w:r>
-        <w:rPr>
-          <w:color w:val="212121"/>
-        </w:rPr>
-        <w:t>goes</w:t>
-      </w:r>
-      <w:r>
-        <w:rPr>
-          <w:color w:val="212121"/>
-          <w:spacing w:val="-4"/>
-        </w:rPr>
-        <w:t xml:space="preserve"> </w:t>
-      </w:r>
-      <w:r>
-        <w:rPr>
-          <w:color w:val="212121"/>
-        </w:rPr>
-        <w:t xml:space="preserve">below the threshold of -75 for school discrimination. These issues had us recalibrate the echosounders. This was noted in EMM2024/53. </w:t>
+        <w:t>of AMLR03 and AMLR04.</w:t>
+      </w:r>
+      <w:r>
+        <w:rPr>
+          <w:color w:val="212121"/>
+          <w:spacing w:val="-2"/>
+        </w:rPr>
+        <w:t xml:space="preserve"> </w:t>
+      </w:r>
+      <w:r>
+        <w:rPr>
+          <w:color w:val="212121"/>
+        </w:rPr>
+        <w:t xml:space="preserve"> </w:t>
       </w:r>
     </w:p>
     <w:p>
@@ -7235,14 +6627,142 @@
         <w:pStyle w:val="BodyText"/>
         <w:spacing w:before="160" w:after="0"/>
         <w:ind w:left="100"/>
-        <w:rPr/>
+        <w:rPr>
+          <w:ins w:id="42" w:author="Unknown Author" w:date="2025-06-07T10:31:43Z"/>
+        </w:rPr>
       </w:pPr>
       <w:r>
         <w:rPr>
           <w:color w:val="212121"/>
         </w:rPr>
-        <w:t>Each glider was recalibrated twice during the same day (AMLR03 on November 5, 2024 and AMLR04 on January 16, 2025). Each of those calibrations were within one decibel of each other providing confidence that the calibration was done correctly. The recalibrations were done with downriggers, similar to a ship, and live viewing the data to ensure that the sphere was on axis of the center beam. This method is more precise than the previous method used in EMM2024/53.</w:t>
-      </w:r>
+        <w:t xml:space="preserve">Each glider was recalibrated twice during the same day (AMLR03 on November 5, 2024 and AMLR04 on January 16, 2025). </w:t>
+      </w:r>
+      <w:del w:id="35" w:author="Unknown Author" w:date="2025-06-07T10:31:41Z">
+        <w:r>
+          <w:rPr>
+            <w:color w:val="212121"/>
+          </w:rPr>
+          <w:delText>Each of those calibrations were within one decibel of each other providing confidence that the calibration was done correctly.</w:delText>
+        </w:r>
+      </w:del>
+      <w:r>
+        <w:rPr>
+          <w:color w:val="212121"/>
+        </w:rPr>
+        <w:t xml:space="preserve"> The recalibrations were done with downriggers, similar to a ship, and live viewing the data to ensure that the sphere was on axis of the center beam. This method is more precise than the previous method used in EMM2024/53.</w:t>
+      </w:r>
+      <w:ins w:id="36" w:author="Unknown Author" w:date="2025-06-07T09:47:27Z">
+        <w:r>
+          <w:rPr>
+            <w:color w:val="212121"/>
+          </w:rPr>
+          <w:t xml:space="preserve"> </w:t>
+        </w:r>
+      </w:ins>
+      <w:ins w:id="37" w:author="Unknown Author" w:date="2025-06-07T09:47:27Z">
+        <w:r>
+          <w:rPr>
+            <w:color w:val="212121"/>
+          </w:rPr>
+          <w:t>(</w:t>
+        </w:r>
+      </w:ins>
+      <w:ins w:id="38" w:author="Unknown Author" w:date="2025-06-07T09:47:27Z">
+        <w:commentRangeStart w:id="0"/>
+        <w:r>
+          <w:rPr>
+            <w:color w:val="212121"/>
+          </w:rPr>
+          <w:t>an issue we are still taking the upper 10% of the values and averaging them (do we know how many pings were  aver</w:t>
+        </w:r>
+      </w:ins>
+      <w:ins w:id="39" w:author="Unknown Author" w:date="2025-06-07T09:47:27Z">
+        <w:r>
+          <w:rPr>
+            <w:color w:val="212121"/>
+          </w:rPr>
+          <w:t>a</w:t>
+        </w:r>
+      </w:ins>
+      <w:ins w:id="40" w:author="Unknown Author" w:date="2025-06-07T09:47:27Z">
+        <w:r>
+          <w:rPr>
+            <w:color w:val="212121"/>
+          </w:rPr>
+          <w:t xml:space="preserve">ged). </w:t>
+        </w:r>
+      </w:ins>
+      <w:ins w:id="41" w:author="Unknown Author" w:date="2025-06-07T10:25:47Z">
+        <w:commentRangeEnd w:id="0"/>
+        <w:r>
+          <w:commentReference w:id="0"/>
+        </w:r>
+        <w:r>
+          <w:rPr>
+            <w:color w:val="212121"/>
+          </w:rPr>
+        </w:r>
+      </w:ins>
+    </w:p>
+    <w:p>
+      <w:pPr>
+        <w:pStyle w:val="BodyText"/>
+        <w:spacing w:before="160" w:after="0"/>
+        <w:ind w:left="100"/>
+        <w:rPr>
+          <w:color w:val="212121"/>
+          <w:ins w:id="44" w:author="Unknown Author" w:date="2025-06-07T10:31:43Z"/>
+        </w:rPr>
+      </w:pPr>
+      <w:ins w:id="43" w:author="Unknown Author" w:date="2025-06-07T10:31:43Z">
+        <w:r>
+          <w:rPr/>
+        </w:r>
+      </w:ins>
+    </w:p>
+    <w:p>
+      <w:pPr>
+        <w:pStyle w:val="BodyText"/>
+        <w:spacing w:before="160" w:after="0"/>
+        <w:ind w:left="100"/>
+        <w:rPr/>
+      </w:pPr>
+      <w:ins w:id="45" w:author="Unknown Author" w:date="2025-06-07T10:31:43Z">
+        <w:r>
+          <w:rPr>
+            <w:color w:val="212121"/>
+          </w:rPr>
+          <w:t xml:space="preserve">Each of those calibrations were within </w:t>
+        </w:r>
+      </w:ins>
+      <w:ins w:id="46" w:author="Unknown Author" w:date="2025-06-07T10:31:43Z">
+        <w:commentRangeStart w:id="1"/>
+        <w:r>
+          <w:rPr>
+            <w:color w:val="212121"/>
+          </w:rPr>
+          <w:t xml:space="preserve">one decibel </w:t>
+        </w:r>
+      </w:ins>
+      <w:ins w:id="47" w:author="Unknown Author" w:date="2025-06-07T10:31:43Z">
+        <w:r>
+          <w:rPr>
+            <w:color w:val="212121"/>
+          </w:rPr>
+        </w:r>
+      </w:ins>
+      <w:ins w:id="48" w:author="Unknown Author" w:date="2025-06-07T10:31:43Z">
+        <w:commentRangeEnd w:id="1"/>
+        <w:r>
+          <w:commentReference w:id="1"/>
+        </w:r>
+        <w:r>
+          <w:rPr>
+            <w:color w:val="212121"/>
+          </w:rPr>
+          <w:t>of each other providing confidence that the calibration was done correctly.</w:t>
+        </w:r>
+      </w:ins>
     </w:p>
     <w:p>
       <w:pPr>
@@ -7315,14 +6835,14 @@
         <w:spacing w:lineRule="auto" w:line="259" w:before="182" w:after="0"/>
         <w:ind w:left="100" w:right="111"/>
         <w:rPr>
-          <w:del w:id="43" w:author="Unknown Author" w:date="2025-06-04T20:06:57Z"/>
+          <w:del w:id="69" w:author="Unknown Author" w:date="2025-06-04T20:06:57Z"/>
         </w:rPr>
       </w:pPr>
       <w:r>
         <w:rPr/>
         <w:t xml:space="preserve">The current method </w:t>
       </w:r>
-      <w:del w:id="22" w:author="Unknown Author" w:date="2025-06-04T20:08:01Z">
+      <w:del w:id="49" w:author="Unknown Author" w:date="2025-06-04T20:08:01Z">
         <w:r>
           <w:rPr/>
           <w:delText xml:space="preserve">we </w:delText>
@@ -7332,7 +6852,7 @@
         <w:rPr/>
         <w:t>employ</w:t>
       </w:r>
-      <w:ins w:id="23" w:author="Unknown Author" w:date="2025-06-04T20:08:04Z">
+      <w:ins w:id="50" w:author="Unknown Author" w:date="2025-06-04T20:08:04Z">
         <w:r>
           <w:rPr/>
           <w:t>ed</w:t>
@@ -7478,7 +6998,7 @@
         </w:rPr>
         <w:t xml:space="preserve"> </w:t>
       </w:r>
-      <w:ins w:id="24" w:author="Unknown Author" w:date="2025-06-04T20:08:19Z">
+      <w:ins w:id="51" w:author="Unknown Author" w:date="2025-06-04T20:08:19Z">
         <w:r>
           <w:rPr>
             <w:spacing w:val="-2"/>
@@ -7486,7 +7006,7 @@
           <w:t xml:space="preserve">In these situations the glider does not make headway relative to the movements of the water itself. Thus, </w:t>
         </w:r>
       </w:ins>
-      <w:del w:id="25" w:author="Unknown Author" w:date="2025-06-04T20:08:47Z">
+      <w:del w:id="52" w:author="Unknown Author" w:date="2025-06-04T20:08:47Z">
         <w:r>
           <w:rPr>
             <w:spacing w:val="-2"/>
@@ -7494,7 +7014,7 @@
           <w:delText>T</w:delText>
         </w:r>
       </w:del>
-      <w:ins w:id="26" w:author="Unknown Author" w:date="2025-06-04T20:08:48Z">
+      <w:ins w:id="53" w:author="Unknown Author" w:date="2025-06-04T20:08:48Z">
         <w:r>
           <w:rPr/>
           <w:t>t</w:t>
@@ -7514,13 +7034,13 @@
         <w:rPr/>
         <w:t>areas then get oversampled relative to the goal of getting a representative sample of biomass density</w:t>
       </w:r>
-      <w:del w:id="27" w:author="Unknown Author" w:date="2025-06-04T20:09:10Z">
+      <w:del w:id="54" w:author="Unknown Author" w:date="2025-06-04T20:09:10Z">
         <w:r>
           <w:rPr/>
           <w:delText>, and attempting to</w:delText>
         </w:r>
       </w:del>
-      <w:del w:id="28" w:author="Unknown Author" w:date="2025-06-04T20:09:10Z">
+      <w:del w:id="55" w:author="Unknown Author" w:date="2025-06-04T20:09:10Z">
         <w:r>
           <w:rPr>
             <w:spacing w:val="-1"/>
@@ -7528,31 +7048,25 @@
           <w:delText xml:space="preserve"> </w:delText>
         </w:r>
       </w:del>
-      <w:del w:id="29" w:author="Unknown Author" w:date="2025-06-04T20:09:10Z">
+      <w:del w:id="56" w:author="Unknown Author" w:date="2025-06-04T20:09:10Z">
         <w:r>
           <w:rPr/>
           <w:delText>keep</w:delText>
         </w:r>
       </w:del>
-      <w:ins w:id="30" w:author="Unknown Author" w:date="2025-06-04T20:09:10Z">
+      <w:ins w:id="57" w:author="Unknown Author" w:date="2025-06-04T20:09:10Z">
         <w:r>
           <w:rPr/>
-          <w:t xml:space="preserve"> </w:t>
+          <w:t xml:space="preserve"> along prescribed</w:t>
         </w:r>
       </w:ins>
-      <w:ins w:id="31" w:author="Unknown Author" w:date="2025-06-04T20:09:10Z">
-        <w:r>
-          <w:rPr/>
-          <w:t>along prescribed</w:t>
-        </w:r>
-      </w:ins>
       <w:r>
         <w:rPr>
           <w:spacing w:val="-1"/>
         </w:rPr>
         <w:t xml:space="preserve"> </w:t>
       </w:r>
-      <w:del w:id="32" w:author="Unknown Author" w:date="2025-06-04T20:09:18Z">
+      <w:del w:id="58" w:author="Unknown Author" w:date="2025-06-04T20:09:18Z">
         <w:r>
           <w:rPr>
             <w:spacing w:val="-1"/>
@@ -7564,7 +7078,7 @@
         <w:rPr/>
         <w:t>transects</w:t>
       </w:r>
-      <w:del w:id="33" w:author="Unknown Author" w:date="2025-06-04T20:09:24Z">
+      <w:del w:id="59" w:author="Unknown Author" w:date="2025-06-04T20:09:24Z">
         <w:r>
           <w:rPr>
             <w:spacing w:val="-2"/>
@@ -7572,13 +7086,13 @@
           <w:delText xml:space="preserve"> </w:delText>
         </w:r>
       </w:del>
-      <w:del w:id="34" w:author="Unknown Author" w:date="2025-06-04T20:09:24Z">
+      <w:del w:id="60" w:author="Unknown Author" w:date="2025-06-04T20:09:24Z">
         <w:r>
           <w:rPr/>
           <w:delText>as</w:delText>
         </w:r>
       </w:del>
-      <w:del w:id="35" w:author="Unknown Author" w:date="2025-06-04T20:09:24Z">
+      <w:del w:id="61" w:author="Unknown Author" w:date="2025-06-04T20:09:24Z">
         <w:r>
           <w:rPr>
             <w:spacing w:val="-2"/>
@@ -7586,13 +7100,13 @@
           <w:delText xml:space="preserve"> </w:delText>
         </w:r>
       </w:del>
-      <w:del w:id="36" w:author="Unknown Author" w:date="2025-06-04T20:09:24Z">
+      <w:del w:id="62" w:author="Unknown Author" w:date="2025-06-04T20:09:24Z">
         <w:r>
           <w:rPr/>
           <w:delText>linear</w:delText>
         </w:r>
       </w:del>
-      <w:del w:id="37" w:author="Unknown Author" w:date="2025-06-04T20:09:24Z">
+      <w:del w:id="63" w:author="Unknown Author" w:date="2025-06-04T20:09:24Z">
         <w:r>
           <w:rPr>
             <w:spacing w:val="-1"/>
@@ -7600,13 +7114,13 @@
           <w:delText xml:space="preserve"> </w:delText>
         </w:r>
       </w:del>
-      <w:del w:id="38" w:author="Unknown Author" w:date="2025-06-04T20:09:24Z">
+      <w:del w:id="64" w:author="Unknown Author" w:date="2025-06-04T20:09:24Z">
         <w:r>
           <w:rPr/>
           <w:delText>as</w:delText>
         </w:r>
       </w:del>
-      <w:del w:id="39" w:author="Unknown Author" w:date="2025-06-04T20:09:24Z">
+      <w:del w:id="65" w:author="Unknown Author" w:date="2025-06-04T20:09:24Z">
         <w:r>
           <w:rPr>
             <w:spacing w:val="-1"/>
@@ -7614,7 +7128,7 @@
           <w:delText xml:space="preserve"> </w:delText>
         </w:r>
       </w:del>
-      <w:del w:id="40" w:author="Unknown Author" w:date="2025-06-04T20:09:24Z">
+      <w:del w:id="66" w:author="Unknown Author" w:date="2025-06-04T20:09:24Z">
         <w:r>
           <w:rPr/>
           <w:delText>possible</w:delText>
@@ -7640,7 +7154,7 @@
         </w:rPr>
         <w:t xml:space="preserve"> </w:t>
       </w:r>
-      <w:ins w:id="41" w:author="Unknown Author" w:date="2025-06-04T20:06:55Z">
+      <w:ins w:id="67" w:author="Unknown Author" w:date="2025-06-04T20:06:55Z">
         <w:r>
           <w:rPr>
             <w:spacing w:val="-1"/>
@@ -7652,7 +7166,7 @@
         <w:rPr/>
         <w:t>or</w:t>
       </w:r>
-      <w:ins w:id="42" w:author="Unknown Author" w:date="2025-06-04T20:06:57Z">
+      <w:ins w:id="68" w:author="Unknown Author" w:date="2025-06-04T20:06:57Z">
         <w:r>
           <w:rPr/>
           <w:t xml:space="preserve"> </w:t>
@@ -7673,13 +7187,13 @@
         <w:rPr/>
         <w:t xml:space="preserve">the biomass densities in the past (Reiss et al, 2021). To address this issue, we employed a two-fold strategy </w:t>
       </w:r>
-      <w:del w:id="44" w:author="Unknown Author" w:date="2025-06-04T20:09:54Z">
+      <w:del w:id="70" w:author="Unknown Author" w:date="2025-06-04T20:09:54Z">
         <w:r>
           <w:rPr/>
           <w:delText>to</w:delText>
         </w:r>
       </w:del>
-      <w:del w:id="45" w:author="Unknown Author" w:date="2025-06-04T20:09:54Z">
+      <w:del w:id="71" w:author="Unknown Author" w:date="2025-06-04T20:09:54Z">
         <w:r>
           <w:rPr>
             <w:spacing w:val="-1"/>
@@ -7687,13 +7201,13 @@
           <w:delText xml:space="preserve"> </w:delText>
         </w:r>
       </w:del>
-      <w:del w:id="46" w:author="Unknown Author" w:date="2025-06-04T20:09:54Z">
+      <w:del w:id="72" w:author="Unknown Author" w:date="2025-06-04T20:09:54Z">
         <w:r>
           <w:rPr/>
           <w:delText>try and address</w:delText>
         </w:r>
       </w:del>
-      <w:del w:id="47" w:author="Unknown Author" w:date="2025-06-04T20:09:54Z">
+      <w:del w:id="73" w:author="Unknown Author" w:date="2025-06-04T20:09:54Z">
         <w:r>
           <w:rPr>
             <w:spacing w:val="-2"/>
@@ -7701,13 +7215,13 @@
           <w:delText xml:space="preserve"> </w:delText>
         </w:r>
       </w:del>
-      <w:del w:id="48" w:author="Unknown Author" w:date="2025-06-04T20:09:54Z">
+      <w:del w:id="74" w:author="Unknown Author" w:date="2025-06-04T20:09:54Z">
         <w:r>
           <w:rPr/>
           <w:delText>this</w:delText>
         </w:r>
       </w:del>
-      <w:del w:id="49" w:author="Unknown Author" w:date="2025-06-04T20:09:54Z">
+      <w:del w:id="75" w:author="Unknown Author" w:date="2025-06-04T20:09:54Z">
         <w:r>
           <w:rPr>
             <w:spacing w:val="-2"/>
@@ -7715,7 +7229,7 @@
           <w:delText xml:space="preserve"> possible</w:delText>
         </w:r>
       </w:del>
-      <w:ins w:id="50" w:author="Unknown Author" w:date="2025-06-04T20:09:54Z">
+      <w:ins w:id="76" w:author="Unknown Author" w:date="2025-06-04T20:09:54Z">
         <w:r>
           <w:rPr>
             <w:spacing w:val="-2"/>
@@ -7723,7 +7237,7 @@
           <w:t>minimize the effects of this oversampling</w:t>
         </w:r>
       </w:ins>
-      <w:del w:id="51" w:author="Unknown Author" w:date="2025-06-04T20:10:11Z">
+      <w:del w:id="77" w:author="Unknown Author" w:date="2025-06-04T20:10:11Z">
         <w:r>
           <w:rPr>
             <w:spacing w:val="-2"/>
@@ -7731,7 +7245,7 @@
           <w:delText xml:space="preserve"> over</w:delText>
         </w:r>
       </w:del>
-      <w:del w:id="52" w:author="Unknown Author" w:date="2025-06-04T20:10:11Z">
+      <w:del w:id="78" w:author="Unknown Author" w:date="2025-06-04T20:10:11Z">
         <w:r>
           <w:rPr>
             <w:spacing w:val="-1"/>
@@ -7739,7 +7253,7 @@
           <w:delText xml:space="preserve"> </w:delText>
         </w:r>
       </w:del>
-      <w:del w:id="53" w:author="Unknown Author" w:date="2025-06-04T20:10:11Z">
+      <w:del w:id="79" w:author="Unknown Author" w:date="2025-06-04T20:10:11Z">
         <w:r>
           <w:rPr>
             <w:spacing w:val="-2"/>
@@ -7781,25 +7295,25 @@
         <w:rPr/>
         <w:t xml:space="preserve">the entirety of the peninsula region that is fine enough (0.2° by 0.1°) to represent about </w:t>
       </w:r>
-      <w:del w:id="54" w:author="Unknown Author" w:date="2025-06-04T20:10:24Z">
+      <w:del w:id="80" w:author="Unknown Author" w:date="2025-06-04T20:10:24Z">
         <w:r>
           <w:rPr/>
           <w:delText>31.5</w:delText>
         </w:r>
       </w:del>
-      <w:ins w:id="55" w:author="Unknown Author" w:date="2025-06-04T20:10:36Z">
+      <w:ins w:id="81" w:author="Unknown Author" w:date="2025-06-04T20:10:36Z">
         <w:r>
           <w:rPr/>
           <w:t xml:space="preserve">horizontal distances of about 10km in longitude and latitude. </w:t>
         </w:r>
       </w:ins>
-      <w:del w:id="56" w:author="Unknown Author" w:date="2025-06-04T20:10:24Z">
+      <w:del w:id="82" w:author="Unknown Author" w:date="2025-06-04T20:10:24Z">
         <w:r>
           <w:rPr/>
           <w:delText xml:space="preserve"> nmi</w:delText>
         </w:r>
       </w:del>
-      <w:del w:id="57" w:author="Unknown Author" w:date="2025-06-04T20:10:24Z">
+      <w:del w:id="83" w:author="Unknown Author" w:date="2025-06-04T20:10:24Z">
         <w:r>
           <w:rPr>
             <w:vertAlign w:val="superscript"/>
@@ -7807,7 +7321,7 @@
           <w:delText>2</w:delText>
         </w:r>
       </w:del>
-      <w:del w:id="58" w:author="Unknown Author" w:date="2025-06-04T20:10:24Z">
+      <w:del w:id="84" w:author="Unknown Author" w:date="2025-06-04T20:10:24Z">
         <w:r>
           <w:rPr/>
           <w:delText xml:space="preserve"> per grid cell</w:delText>
@@ -7817,37 +7331,19 @@
         <w:rPr/>
         <w:t>.</w:t>
       </w:r>
-      <w:ins w:id="59" w:author="Unknown Author" w:date="2025-06-04T20:11:08Z">
+      <w:ins w:id="85" w:author="Unknown Author" w:date="2025-06-04T20:11:08Z">
         <w:r>
           <w:rPr/>
-          <w:t xml:space="preserve"> </w:t>
+          <w:t xml:space="preserve"> This spatial dimension is approximately the Rossby radius of deformation, which dictates the length scale of the </w:t>
         </w:r>
       </w:ins>
-      <w:ins w:id="60" w:author="Unknown Author" w:date="2025-06-04T20:11:08Z">
-        <w:r>
-          <w:rPr/>
-          <w:t>This spatial dimension is approximate</w:t>
-        </w:r>
-      </w:ins>
-      <w:ins w:id="61" w:author="Unknown Author" w:date="2025-06-04T20:11:08Z">
-        <w:r>
-          <w:rPr/>
-          <w:t xml:space="preserve">ly the Rossby radius of deformation, which dictates the </w:t>
-        </w:r>
-      </w:ins>
-      <w:ins w:id="62" w:author="Unknown Author" w:date="2025-06-04T20:11:08Z">
-        <w:r>
-          <w:rPr/>
-          <w:t xml:space="preserve">length scale of the </w:t>
-        </w:r>
-      </w:ins>
-      <w:ins w:id="63" w:author="Unknown Author" w:date="2025-06-04T20:12:58Z">
+      <w:ins w:id="86" w:author="Unknown Author" w:date="2025-06-04T20:12:58Z">
         <w:r>
           <w:rPr/>
           <w:t xml:space="preserve">eddies formed at these latitudes. </w:t>
         </w:r>
       </w:ins>
-      <w:del w:id="64" w:author="Unknown Author" w:date="2025-06-04T20:13:27Z">
+      <w:del w:id="87" w:author="Unknown Author" w:date="2025-06-04T20:13:27Z">
         <w:r>
           <w:rPr/>
           <w:delText xml:space="preserve"> </w:delText>
@@ -7857,18 +7353,12 @@
         <w:rPr/>
         <w:t>We then allocated the glider dives to these cells and averaged all data within a grid</w:t>
       </w:r>
-      <w:ins w:id="65" w:author="Unknown Author" w:date="2025-06-04T20:13:36Z">
+      <w:ins w:id="88" w:author="Unknown Author" w:date="2025-06-04T20:13:36Z">
         <w:r>
           <w:rPr/>
-          <w:t xml:space="preserve"> </w:t>
+          <w:t xml:space="preserve"> cell</w:t>
         </w:r>
       </w:ins>
-      <w:ins w:id="66" w:author="Unknown Author" w:date="2025-06-04T20:13:36Z">
-        <w:r>
-          <w:rPr/>
-          <w:t>cell</w:t>
-        </w:r>
-      </w:ins>
       <w:r>
         <w:rPr/>
         <w:t>. This reduced the number of data points of each glider by more than half from 321 (AMLR03) and 323 (AMLR04) profiles</w:t>
@@ -8033,7 +7523,7 @@
         <w:rPr/>
         <w:t xml:space="preserve">grid cell with data resulted in grid cells had from 1 to 19 profiles in a cell with an average of 4.5 profiles per grid cell </w:t>
       </w:r>
-      <w:ins w:id="67" w:author="Unknown Author" w:date="2025-06-04T20:13:56Z">
+      <w:ins w:id="89" w:author="Unknown Author" w:date="2025-06-04T20:13:56Z">
         <w:r>
           <w:rPr/>
           <w:t>f</w:t>
@@ -8043,7 +7533,7 @@
         <w:rPr/>
         <w:t xml:space="preserve">or AMLR04 while AMLR03 had </w:t>
       </w:r>
-      <w:ins w:id="68" w:author="Unknown Author" w:date="2025-06-04T20:14:01Z">
+      <w:ins w:id="90" w:author="Unknown Author" w:date="2025-06-04T20:14:01Z">
         <w:r>
           <w:rPr/>
           <w:t xml:space="preserve">from </w:t>
@@ -8063,7 +7553,23 @@
       </w:pPr>
       <w:r>
         <w:rPr/>
-        <w:t>After generating this gridded data set, we accounted for any grid to grid autocorrelation by bootstrapping</w:t>
+        <w:t xml:space="preserve">After generating this gridded data set, we accounted for any </w:t>
+      </w:r>
+      <w:del w:id="91" w:author="Unknown Author" w:date="2025-06-07T15:21:40Z">
+        <w:r>
+          <w:rPr/>
+          <w:delText xml:space="preserve">grid to grid </w:delText>
+        </w:r>
+      </w:del>
+      <w:ins w:id="92" w:author="Unknown Author" w:date="2025-06-07T15:21:40Z">
+        <w:r>
+          <w:rPr/>
+          <w:t xml:space="preserve">spatial </w:t>
+        </w:r>
+      </w:ins>
+      <w:r>
+        <w:rPr/>
+        <w:t>autocorrelation by bootstrapping</w:t>
       </w:r>
       <w:r>
         <w:rPr>
@@ -8071,10 +7577,14 @@
         </w:rPr>
         <w:t xml:space="preserve"> </w:t>
       </w:r>
-      <w:r>
-        <w:rPr/>
-        <w:t>to</w:t>
-      </w:r>
+      <w:del w:id="93" w:author="Unknown Author" w:date="2025-06-07T09:48:28Z">
+        <w:r>
+          <w:rPr>
+            <w:spacing w:val="-1"/>
+          </w:rPr>
+          <w:delText>to</w:delText>
+        </w:r>
+      </w:del>
       <w:r>
         <w:rPr>
           <w:spacing w:val="-2"/>
@@ -8705,7 +8215,7 @@
         <w:rPr/>
         <w:t>about 13-16% and suggests that most of the acoustic returns at these frequencies is found in schools</w:t>
       </w:r>
-      <w:ins w:id="69" w:author="Anthony Cossio" w:date="2025-06-04T10:00:00Z">
+      <w:ins w:id="94" w:author="Anthony Cossio" w:date="2025-06-04T10:00:00Z">
         <w:r>
           <w:rPr/>
           <w:t>.</w:t>
@@ -8725,7 +8235,7 @@
         <w:rPr/>
         <w:t>Bootstrapped estimates of densities of krill for all glider profiles were very similar to . . .(</w:t>
       </w:r>
-      <w:commentRangeStart w:id="1"/>
+      <w:commentRangeStart w:id="2"/>
       <w:r>
         <w:rPr/>
         <w:t xml:space="preserve">Table X </w:t>
@@ -8733,9 +8243,9 @@
       <w:r>
         <w:rPr/>
       </w:r>
-      <w:commentRangeEnd w:id="1"/>
-      <w:r>
-        <w:commentReference w:id="1"/>
+      <w:commentRangeEnd w:id="2"/>
+      <w:r>
+        <w:commentReference w:id="2"/>
       </w:r>
       <w:r>
         <w:rPr/>
@@ -8949,7 +8459,7 @@
         <w:rPr/>
         <w:t xml:space="preserve">is robust, and provides similar estimates to ships (Kinzey et al. 2022). Here we have shown that the statistical </w:t>
       </w:r>
-      <w:del w:id="70" w:author="Unknown Author" w:date="2025-06-04T20:15:27Z">
+      <w:del w:id="95" w:author="Unknown Author" w:date="2025-06-04T20:15:27Z">
         <w:r>
           <w:rPr/>
           <w:delText>distribution</w:delText>
@@ -8959,19 +8469,13 @@
         <w:rPr/>
         <w:t xml:space="preserve"> properties between two gliders flying the same survey pattern is also robust</w:t>
       </w:r>
-      <w:ins w:id="71" w:author="Unknown Author" w:date="2025-06-04T20:19:19Z">
+      <w:ins w:id="96" w:author="Unknown Author" w:date="2025-06-04T20:19:19Z">
         <w:r>
           <w:rPr/>
-          <w:t xml:space="preserve">, </w:t>
+          <w:t>, and this should provide managers with confidence that data from multi-glider deployments can be easily combined.</w:t>
         </w:r>
       </w:ins>
-      <w:ins w:id="72" w:author="Unknown Author" w:date="2025-06-04T20:19:19Z">
-        <w:r>
-          <w:rPr/>
-          <w:t>and this should provide managers with confidence that data from multi-glider deployments can be easily combined.</w:t>
-        </w:r>
-      </w:ins>
-      <w:del w:id="73" w:author="Unknown Author" w:date="2025-06-04T20:20:11Z">
+      <w:del w:id="97" w:author="Unknown Author" w:date="2025-06-04T20:20:11Z">
         <w:r>
           <w:rPr/>
           <w:delText>.</w:delText>
@@ -9108,16 +8612,16 @@
         <w:spacing w:lineRule="auto" w:line="259" w:before="159" w:after="0"/>
         <w:ind w:left="100"/>
         <w:rPr>
-          <w:ins w:id="83" w:author="Unknown Author" w:date="2025-06-04T20:22:07Z"/>
+          <w:ins w:id="108" w:author="Unknown Author" w:date="2025-06-07T10:25:20Z"/>
         </w:rPr>
       </w:pPr>
-      <w:ins w:id="74" w:author="Unknown Author" w:date="2025-06-04T20:20:28Z">
+      <w:ins w:id="98" w:author="Unknown Author" w:date="2025-06-04T20:20:28Z">
         <w:r>
           <w:rPr/>
           <w:t>In a previous version of this ppaer</w:t>
         </w:r>
       </w:ins>
-      <w:del w:id="75" w:author="Unknown Author" w:date="2025-06-04T20:20:38Z">
+      <w:del w:id="99" w:author="Unknown Author" w:date="2025-06-04T20:20:38Z">
         <w:r>
           <w:rPr/>
           <w:delText>The previous bad calibration</w:delText>
@@ -9127,13 +8631,13 @@
         <w:rPr/>
         <w:t xml:space="preserve"> (EMM2024_53) </w:t>
       </w:r>
-      <w:ins w:id="76" w:author="Unknown Author" w:date="2025-06-04T20:20:41Z">
+      <w:ins w:id="100" w:author="Unknown Author" w:date="2025-06-04T20:20:41Z">
         <w:r>
           <w:rPr/>
           <w:t>differences in the biomass density estimates between the gliders was attributed to faulty calibrations</w:t>
         </w:r>
       </w:ins>
-      <w:del w:id="77" w:author="Unknown Author" w:date="2025-06-04T20:21:06Z">
+      <w:del w:id="101" w:author="Unknown Author" w:date="2025-06-04T20:21:06Z">
         <w:r>
           <w:rPr/>
           <w:delText>shows how important a good calibration is for fisheries management</w:delText>
@@ -9141,15 +8645,25 @@
       </w:del>
       <w:r>
         <w:rPr/>
-        <w:t xml:space="preserve">. The estimates </w:t>
-      </w:r>
-      <w:ins w:id="78" w:author="Unknown Author" w:date="2025-06-04T20:21:15Z">
+        <w:t xml:space="preserve">. The </w:t>
+      </w:r>
+      <w:ins w:id="102" w:author="Unknown Author" w:date="2025-06-07T10:24:50Z">
+        <w:r>
+          <w:rPr/>
+          <w:t xml:space="preserve">original </w:t>
+        </w:r>
+      </w:ins>
+      <w:r>
+        <w:rPr/>
+        <w:t xml:space="preserve">estimates </w:t>
+      </w:r>
+      <w:ins w:id="103" w:author="Unknown Author" w:date="2025-06-04T20:21:15Z">
         <w:r>
           <w:rPr/>
           <w:t xml:space="preserve">differed by a factor of 2, and were </w:t>
         </w:r>
       </w:ins>
-      <w:del w:id="79" w:author="Unknown Author" w:date="2025-06-04T20:21:34Z">
+      <w:del w:id="104" w:author="Unknown Author" w:date="2025-06-04T20:21:34Z">
         <w:r>
           <w:rPr/>
           <w:delText xml:space="preserve">were </w:delText>
@@ -9159,13 +8673,13 @@
         <w:rPr/>
         <w:t xml:space="preserve">more than twice </w:t>
       </w:r>
-      <w:del w:id="80" w:author="Unknown Author" w:date="2025-06-04T20:21:42Z">
+      <w:del w:id="105" w:author="Unknown Author" w:date="2025-06-04T20:21:42Z">
         <w:r>
           <w:rPr/>
           <w:delText>what we report here and more than</w:delText>
         </w:r>
       </w:del>
-      <w:ins w:id="81" w:author="Unknown Author" w:date="2025-06-04T20:21:42Z">
+      <w:ins w:id="106" w:author="Unknown Author" w:date="2025-06-04T20:21:42Z">
         <w:r>
           <w:rPr/>
           <w:t>te estimates from</w:t>
@@ -9175,7 +8689,7 @@
         <w:rPr/>
         <w:t xml:space="preserve"> historic</w:t>
       </w:r>
-      <w:ins w:id="82" w:author="Unknown Author" w:date="2025-06-04T20:21:52Z">
+      <w:ins w:id="107" w:author="Unknown Author" w:date="2025-06-04T20:21:52Z">
         <w:r>
           <w:rPr/>
           <w:t>al</w:t>
@@ -9183,113 +8697,7 @@
       </w:ins>
       <w:r>
         <w:rPr/>
-        <w:t xml:space="preserve"> data for the region. If</w:t>
-      </w:r>
-      <w:r>
-        <w:rPr>
-          <w:spacing w:val="-2"/>
-        </w:rPr>
-        <w:t xml:space="preserve"> </w:t>
-      </w:r>
-      <w:r>
-        <w:rPr/>
-        <w:t>acoustics</w:t>
-      </w:r>
-      <w:r>
-        <w:rPr>
-          <w:spacing w:val="-3"/>
-        </w:rPr>
-        <w:t xml:space="preserve"> </w:t>
-      </w:r>
-      <w:r>
-        <w:rPr/>
-        <w:t>are</w:t>
-      </w:r>
-      <w:r>
-        <w:rPr>
-          <w:spacing w:val="-2"/>
-        </w:rPr>
-        <w:t xml:space="preserve"> </w:t>
-      </w:r>
-      <w:r>
-        <w:rPr/>
-        <w:t>not</w:t>
-      </w:r>
-      <w:r>
-        <w:rPr>
-          <w:spacing w:val="-2"/>
-        </w:rPr>
-        <w:t xml:space="preserve"> </w:t>
-      </w:r>
-      <w:r>
-        <w:rPr/>
-        <w:t>calibrated</w:t>
-      </w:r>
-      <w:r>
-        <w:rPr>
-          <w:spacing w:val="-2"/>
-        </w:rPr>
-        <w:t xml:space="preserve"> </w:t>
-      </w:r>
-      <w:r>
-        <w:rPr/>
-        <w:t>or</w:t>
-      </w:r>
-      <w:r>
-        <w:rPr>
-          <w:spacing w:val="-3"/>
-        </w:rPr>
-        <w:t xml:space="preserve"> </w:t>
-      </w:r>
-      <w:r>
-        <w:rPr/>
-        <w:t>incorrectly</w:t>
-      </w:r>
-      <w:r>
-        <w:rPr>
-          <w:spacing w:val="-2"/>
-        </w:rPr>
-        <w:t xml:space="preserve"> </w:t>
-      </w:r>
-      <w:r>
-        <w:rPr/>
-        <w:t>calibrated,</w:t>
-      </w:r>
-      <w:r>
-        <w:rPr>
-          <w:spacing w:val="-5"/>
-        </w:rPr>
-        <w:t xml:space="preserve"> </w:t>
-      </w:r>
-      <w:r>
-        <w:rPr/>
-        <w:t>estimates</w:t>
-      </w:r>
-      <w:r>
-        <w:rPr>
-          <w:spacing w:val="-3"/>
-        </w:rPr>
-        <w:t xml:space="preserve"> </w:t>
-      </w:r>
-      <w:r>
-        <w:rPr/>
-        <w:t>of</w:t>
-      </w:r>
-      <w:r>
-        <w:rPr>
-          <w:spacing w:val="-2"/>
-        </w:rPr>
-        <w:t xml:space="preserve"> </w:t>
-      </w:r>
-      <w:r>
-        <w:rPr/>
-        <w:t>biomass can be grossly off. Tesler (1989) noted that calibration error can account for 12 -26 percent of systemic error thus making it an important factor in acoustic analysis.</w:t>
-      </w:r>
-      <w:r>
-        <w:rPr>
-          <w:spacing w:val="40"/>
-        </w:rPr>
-        <w:t xml:space="preserve"> </w:t>
+        <w:t xml:space="preserve"> data for the region. </w:t>
       </w:r>
     </w:p>
     <w:p>
@@ -9297,334 +8705,11 @@
         <w:pStyle w:val="BodyText"/>
         <w:spacing w:lineRule="auto" w:line="259" w:before="159" w:after="0"/>
         <w:ind w:left="100"/>
-        <w:rPr/>
+        <w:rPr>
+          <w:ins w:id="110" w:author="Unknown Author" w:date="2025-06-07T10:25:20Z"/>
+        </w:rPr>
       </w:pPr>
-      <w:r>
-        <w:rPr/>
-        <w:t>School analysis has been discussed</w:t>
-      </w:r>
-      <w:r>
-        <w:rPr>
-          <w:spacing w:val="-2"/>
-        </w:rPr>
-        <w:t xml:space="preserve"> </w:t>
-      </w:r>
-      <w:r>
-        <w:rPr/>
-        <w:t>in</w:t>
-      </w:r>
-      <w:r>
-        <w:rPr>
-          <w:spacing w:val="-2"/>
-        </w:rPr>
-        <w:t xml:space="preserve"> </w:t>
-      </w:r>
-      <w:r>
-        <w:rPr/>
-        <w:t>during</w:t>
-      </w:r>
-      <w:r>
-        <w:rPr>
-          <w:spacing w:val="-3"/>
-        </w:rPr>
-        <w:t xml:space="preserve"> </w:t>
-      </w:r>
-      <w:r>
-        <w:rPr/>
-        <w:t>WG-ASAM</w:t>
-      </w:r>
-      <w:r>
-        <w:rPr>
-          <w:spacing w:val="-2"/>
-        </w:rPr>
-        <w:t xml:space="preserve"> </w:t>
-      </w:r>
-      <w:r>
-        <w:rPr/>
-        <w:t>meetings</w:t>
-      </w:r>
-      <w:r>
-        <w:rPr>
-          <w:spacing w:val="-3"/>
-        </w:rPr>
-        <w:t xml:space="preserve"> </w:t>
-      </w:r>
-      <w:r>
-        <w:rPr/>
-        <w:t>(WG-ASAM24)</w:t>
-      </w:r>
-      <w:r>
-        <w:rPr>
-          <w:spacing w:val="-2"/>
-        </w:rPr>
-        <w:t xml:space="preserve"> </w:t>
-      </w:r>
-      <w:r>
-        <w:rPr/>
-        <w:t>as</w:t>
-      </w:r>
-      <w:r>
-        <w:rPr>
-          <w:spacing w:val="-3"/>
-        </w:rPr>
-        <w:t xml:space="preserve"> </w:t>
-      </w:r>
-      <w:r>
-        <w:rPr/>
-        <w:t>a</w:t>
-      </w:r>
-      <w:r>
-        <w:rPr>
-          <w:spacing w:val="-2"/>
-        </w:rPr>
-        <w:t xml:space="preserve"> </w:t>
-      </w:r>
-      <w:r>
-        <w:rPr/>
-        <w:t>possible</w:t>
-      </w:r>
-      <w:r>
-        <w:rPr>
-          <w:spacing w:val="-1"/>
-        </w:rPr>
-        <w:t xml:space="preserve"> </w:t>
-      </w:r>
-      <w:r>
-        <w:rPr/>
-        <w:t>way</w:t>
-      </w:r>
-      <w:r>
-        <w:rPr>
-          <w:spacing w:val="-2"/>
-        </w:rPr>
-        <w:t xml:space="preserve"> </w:t>
-      </w:r>
-      <w:r>
-        <w:rPr/>
-        <w:t>for</w:t>
-      </w:r>
-      <w:r>
-        <w:rPr>
-          <w:spacing w:val="-3"/>
-        </w:rPr>
-        <w:t xml:space="preserve"> </w:t>
-      </w:r>
-      <w:r>
-        <w:rPr/>
-        <w:t>scientific</w:t>
-      </w:r>
-      <w:r>
-        <w:rPr>
-          <w:spacing w:val="-2"/>
-        </w:rPr>
-        <w:t xml:space="preserve"> </w:t>
-      </w:r>
-      <w:r>
-        <w:rPr/>
-        <w:t>and</w:t>
-      </w:r>
-      <w:r>
-        <w:rPr>
-          <w:spacing w:val="-2"/>
-        </w:rPr>
-        <w:t xml:space="preserve"> </w:t>
-      </w:r>
-      <w:r>
-        <w:rPr/>
-        <w:t>fishing vessels to identify krill, but CCAMLR must ensure that only calibrated echosounders are used in biomass estimation.</w:t>
-      </w:r>
-    </w:p>
-    <w:p>
-      <w:pPr>
-        <w:pStyle w:val="BodyText"/>
-        <w:spacing w:lineRule="auto" w:line="259" w:before="159" w:after="0"/>
-        <w:ind w:left="100" w:right="153"/>
-        <w:rPr/>
-      </w:pPr>
-      <w:r>
-        <w:rPr/>
-        <w:t xml:space="preserve">Krill school parameters were slightly different than those in Guihen et al. (2014). They tested a number of different parameters as well as comparing EK60 ship schools parameters and a Seaglider equipped with an ES853 single beam echosounder. They noted that glider derived data were coherent with ship-borne measurements using school analysis. </w:t>
-      </w:r>
-      <w:commentRangeStart w:id="2"/>
-      <w:r>
-        <w:rPr/>
-        <w:t>Krill schools are being identified deeper than 250m that are most likely not krill. We are still testing the optimal parameters for use with</w:t>
-      </w:r>
-      <w:r>
-        <w:rPr>
-          <w:spacing w:val="-3"/>
-        </w:rPr>
-        <w:t xml:space="preserve"> </w:t>
-      </w:r>
-      <w:r>
-        <w:rPr/>
-        <w:t>the</w:t>
-      </w:r>
-      <w:r>
-        <w:rPr>
-          <w:spacing w:val="-2"/>
-        </w:rPr>
-        <w:t xml:space="preserve"> </w:t>
-      </w:r>
-      <w:r>
-        <w:rPr/>
-        <w:t>long</w:t>
-      </w:r>
-      <w:r>
-        <w:rPr>
-          <w:spacing w:val="-2"/>
-        </w:rPr>
-        <w:t xml:space="preserve"> </w:t>
-      </w:r>
-      <w:r>
-        <w:rPr/>
-        <w:t>ping</w:t>
-      </w:r>
-      <w:r>
-        <w:rPr>
-          <w:spacing w:val="-2"/>
-        </w:rPr>
-        <w:t xml:space="preserve"> </w:t>
-      </w:r>
-      <w:r>
-        <w:rPr/>
-        <w:t>duration</w:t>
-      </w:r>
-      <w:r>
-        <w:rPr>
-          <w:spacing w:val="-3"/>
-        </w:rPr>
-        <w:t xml:space="preserve"> </w:t>
-      </w:r>
-      <w:r>
-        <w:rPr/>
-        <w:t>(six</w:t>
-      </w:r>
-      <w:r>
-        <w:rPr>
-          <w:spacing w:val="-3"/>
-        </w:rPr>
-        <w:t xml:space="preserve"> </w:t>
-      </w:r>
-      <w:r>
-        <w:rPr/>
-        <w:t>seconds)</w:t>
-      </w:r>
-      <w:r>
-        <w:rPr>
-          <w:spacing w:val="-2"/>
-        </w:rPr>
-        <w:t xml:space="preserve"> </w:t>
-      </w:r>
-      <w:r>
-        <w:rPr/>
-        <w:t>as</w:t>
-      </w:r>
-      <w:r>
-        <w:rPr>
-          <w:spacing w:val="-3"/>
-        </w:rPr>
-        <w:t xml:space="preserve"> </w:t>
-      </w:r>
-      <w:r>
-        <w:rPr/>
-        <w:t>well</w:t>
-      </w:r>
-      <w:r>
-        <w:rPr>
-          <w:spacing w:val="-2"/>
-        </w:rPr>
-        <w:t xml:space="preserve"> </w:t>
-      </w:r>
-      <w:r>
-        <w:rPr/>
-        <w:t>as</w:t>
-      </w:r>
-      <w:r>
-        <w:rPr>
-          <w:spacing w:val="-4"/>
-        </w:rPr>
-        <w:t xml:space="preserve"> </w:t>
-      </w:r>
-      <w:r>
-        <w:rPr/>
-        <w:t>200m</w:t>
-      </w:r>
-      <w:r>
-        <w:rPr>
-          <w:spacing w:val="-2"/>
-        </w:rPr>
-        <w:t xml:space="preserve"> </w:t>
-      </w:r>
-      <w:r>
-        <w:rPr/>
-        <w:t>depth</w:t>
-      </w:r>
-      <w:r>
-        <w:rPr>
-          <w:spacing w:val="-3"/>
-        </w:rPr>
-        <w:t xml:space="preserve"> </w:t>
-      </w:r>
-      <w:r>
-        <w:rPr/>
-        <w:t>range</w:t>
-      </w:r>
-      <w:r>
-        <w:rPr>
-          <w:spacing w:val="-1"/>
-        </w:rPr>
-        <w:t xml:space="preserve"> </w:t>
-      </w:r>
-      <w:r>
-        <w:rPr/>
-        <w:t>of</w:t>
-      </w:r>
-      <w:r>
-        <w:rPr>
-          <w:spacing w:val="-2"/>
-        </w:rPr>
-        <w:t xml:space="preserve"> </w:t>
-      </w:r>
-      <w:r>
-        <w:rPr/>
-        <w:t>the</w:t>
-      </w:r>
-      <w:r>
-        <w:rPr>
-          <w:spacing w:val="-4"/>
-        </w:rPr>
-        <w:t xml:space="preserve"> </w:t>
-      </w:r>
-      <w:r>
-        <w:rPr/>
-        <w:t>Signature</w:t>
-      </w:r>
-      <w:r>
-        <w:rPr>
-          <w:spacing w:val="-2"/>
-        </w:rPr>
-        <w:t xml:space="preserve"> </w:t>
-      </w:r>
-      <w:r>
-        <w:rPr/>
-        <w:t>100</w:t>
-      </w:r>
-      <w:r>
-        <w:rPr>
-          <w:spacing w:val="-2"/>
-        </w:rPr>
-        <w:t xml:space="preserve"> </w:t>
-      </w:r>
-      <w:r>
-        <w:rPr/>
-        <w:t>compact echosounder. Further investigation of school parameters will be done in the future.</w:t>
-      </w:r>
-      <w:ins w:id="84" w:author="Unknown Author" w:date="2025-06-04T20:22:54Z">
-        <w:commentRangeEnd w:id="2"/>
-        <w:r>
-          <w:commentReference w:id="2"/>
-        </w:r>
+      <w:ins w:id="109" w:author="Unknown Author" w:date="2025-06-07T10:25:20Z">
         <w:r>
           <w:rPr/>
         </w:r>
@@ -9633,6 +8718,462 @@
     <w:p>
       <w:pPr>
         <w:pStyle w:val="BodyText"/>
+        <w:spacing w:lineRule="auto" w:line="259" w:before="159" w:after="0"/>
+        <w:ind w:left="100"/>
+        <w:rPr>
+          <w:ins w:id="111" w:author="Unknown Author" w:date="2025-06-04T20:22:07Z"/>
+        </w:rPr>
+      </w:pPr>
+      <w:r>
+        <w:rPr/>
+        <w:t>If</w:t>
+      </w:r>
+      <w:r>
+        <w:rPr>
+          <w:spacing w:val="-2"/>
+        </w:rPr>
+        <w:t xml:space="preserve"> </w:t>
+      </w:r>
+      <w:r>
+        <w:rPr/>
+        <w:t>acoustics</w:t>
+      </w:r>
+      <w:r>
+        <w:rPr>
+          <w:spacing w:val="-3"/>
+        </w:rPr>
+        <w:t xml:space="preserve"> </w:t>
+      </w:r>
+      <w:r>
+        <w:rPr/>
+        <w:t>are</w:t>
+      </w:r>
+      <w:r>
+        <w:rPr>
+          <w:spacing w:val="-2"/>
+        </w:rPr>
+        <w:t xml:space="preserve"> </w:t>
+      </w:r>
+      <w:r>
+        <w:rPr/>
+        <w:t>not</w:t>
+      </w:r>
+      <w:r>
+        <w:rPr>
+          <w:spacing w:val="-2"/>
+        </w:rPr>
+        <w:t xml:space="preserve"> </w:t>
+      </w:r>
+      <w:r>
+        <w:rPr/>
+        <w:t>calibrated</w:t>
+      </w:r>
+      <w:r>
+        <w:rPr>
+          <w:spacing w:val="-2"/>
+        </w:rPr>
+        <w:t xml:space="preserve"> </w:t>
+      </w:r>
+      <w:r>
+        <w:rPr/>
+        <w:t>or</w:t>
+      </w:r>
+      <w:r>
+        <w:rPr>
+          <w:spacing w:val="-3"/>
+        </w:rPr>
+        <w:t xml:space="preserve"> </w:t>
+      </w:r>
+      <w:r>
+        <w:rPr/>
+        <w:t>incorrectly</w:t>
+      </w:r>
+      <w:r>
+        <w:rPr>
+          <w:spacing w:val="-2"/>
+        </w:rPr>
+        <w:t xml:space="preserve"> </w:t>
+      </w:r>
+      <w:r>
+        <w:rPr/>
+        <w:t>calibrated,</w:t>
+      </w:r>
+      <w:r>
+        <w:rPr>
+          <w:spacing w:val="-5"/>
+        </w:rPr>
+        <w:t xml:space="preserve"> </w:t>
+      </w:r>
+      <w:r>
+        <w:rPr/>
+        <w:t>estimates</w:t>
+      </w:r>
+      <w:r>
+        <w:rPr>
+          <w:spacing w:val="-3"/>
+        </w:rPr>
+        <w:t xml:space="preserve"> </w:t>
+      </w:r>
+      <w:r>
+        <w:rPr/>
+        <w:t>of</w:t>
+      </w:r>
+      <w:r>
+        <w:rPr>
+          <w:spacing w:val="-2"/>
+        </w:rPr>
+        <w:t xml:space="preserve"> </w:t>
+      </w:r>
+      <w:r>
+        <w:rPr/>
+        <w:t>biomass can be grossly off. Tesler (1989) noted that calibration error can account for 12 -26 percent of systemic error thus making it an important factor in acoustic analysis.</w:t>
+      </w:r>
+      <w:r>
+        <w:rPr>
+          <w:spacing w:val="40"/>
+        </w:rPr>
+        <w:t xml:space="preserve"> </w:t>
+      </w:r>
+    </w:p>
+    <w:p>
+      <w:pPr>
+        <w:pStyle w:val="BodyText"/>
+        <w:spacing w:lineRule="auto" w:line="259" w:before="159" w:after="0"/>
+        <w:ind w:left="100"/>
+        <w:rPr/>
+      </w:pPr>
+      <w:r>
+        <w:rPr/>
+        <w:t>School analysis has been discussed</w:t>
+      </w:r>
+      <w:r>
+        <w:rPr>
+          <w:spacing w:val="-2"/>
+        </w:rPr>
+        <w:t xml:space="preserve"> </w:t>
+      </w:r>
+      <w:r>
+        <w:rPr/>
+        <w:t>in</w:t>
+      </w:r>
+      <w:r>
+        <w:rPr>
+          <w:spacing w:val="-2"/>
+        </w:rPr>
+        <w:t xml:space="preserve"> </w:t>
+      </w:r>
+      <w:r>
+        <w:rPr/>
+        <w:t>during</w:t>
+      </w:r>
+      <w:r>
+        <w:rPr>
+          <w:spacing w:val="-3"/>
+        </w:rPr>
+        <w:t xml:space="preserve"> </w:t>
+      </w:r>
+      <w:r>
+        <w:rPr/>
+        <w:t>WG-ASAM</w:t>
+      </w:r>
+      <w:r>
+        <w:rPr>
+          <w:spacing w:val="-2"/>
+        </w:rPr>
+        <w:t xml:space="preserve"> </w:t>
+      </w:r>
+      <w:r>
+        <w:rPr/>
+        <w:t>meetings</w:t>
+      </w:r>
+      <w:r>
+        <w:rPr>
+          <w:spacing w:val="-3"/>
+        </w:rPr>
+        <w:t xml:space="preserve"> </w:t>
+      </w:r>
+      <w:r>
+        <w:rPr/>
+        <w:t>(WG-ASAM24)</w:t>
+      </w:r>
+      <w:r>
+        <w:rPr>
+          <w:spacing w:val="-2"/>
+        </w:rPr>
+        <w:t xml:space="preserve"> </w:t>
+      </w:r>
+      <w:r>
+        <w:rPr/>
+        <w:t>as</w:t>
+      </w:r>
+      <w:r>
+        <w:rPr>
+          <w:spacing w:val="-3"/>
+        </w:rPr>
+        <w:t xml:space="preserve"> </w:t>
+      </w:r>
+      <w:r>
+        <w:rPr/>
+        <w:t>a</w:t>
+      </w:r>
+      <w:r>
+        <w:rPr>
+          <w:spacing w:val="-2"/>
+        </w:rPr>
+        <w:t xml:space="preserve"> </w:t>
+      </w:r>
+      <w:r>
+        <w:rPr/>
+        <w:t>possible</w:t>
+      </w:r>
+      <w:r>
+        <w:rPr>
+          <w:spacing w:val="-1"/>
+        </w:rPr>
+        <w:t xml:space="preserve"> </w:t>
+      </w:r>
+      <w:r>
+        <w:rPr/>
+        <w:t>way</w:t>
+      </w:r>
+      <w:r>
+        <w:rPr>
+          <w:spacing w:val="-2"/>
+        </w:rPr>
+        <w:t xml:space="preserve"> </w:t>
+      </w:r>
+      <w:r>
+        <w:rPr/>
+        <w:t>for</w:t>
+      </w:r>
+      <w:r>
+        <w:rPr>
+          <w:spacing w:val="-3"/>
+        </w:rPr>
+        <w:t xml:space="preserve"> </w:t>
+      </w:r>
+      <w:r>
+        <w:rPr/>
+        <w:t>scientific</w:t>
+      </w:r>
+      <w:r>
+        <w:rPr>
+          <w:spacing w:val="-2"/>
+        </w:rPr>
+        <w:t xml:space="preserve"> </w:t>
+      </w:r>
+      <w:r>
+        <w:rPr/>
+        <w:t>and</w:t>
+      </w:r>
+      <w:r>
+        <w:rPr>
+          <w:spacing w:val="-2"/>
+        </w:rPr>
+        <w:t xml:space="preserve"> </w:t>
+      </w:r>
+      <w:r>
+        <w:rPr/>
+        <w:t>fishing vessels to identify krill, but CCAMLR must ensure that only calibrated echosounders are used in biomass estimation.</w:t>
+      </w:r>
+    </w:p>
+    <w:p>
+      <w:pPr>
+        <w:pStyle w:val="BodyText"/>
+        <w:spacing w:lineRule="auto" w:line="259" w:before="159" w:after="0"/>
+        <w:ind w:left="100" w:right="153"/>
+        <w:rPr/>
+      </w:pPr>
+      <w:r>
+        <w:rPr/>
+        <w:t xml:space="preserve">Krill school parameters were slightly different than those in Guihen et al. (2014). They tested a number of different parameters as well as comparing EK60 ship schools parameters and a Seaglider equipped with an ES853 single beam echosounder. They noted that glider derived data were coherent with ship-borne measurements using school analysis. </w:t>
+      </w:r>
+      <w:commentRangeStart w:id="3"/>
+      <w:r>
+        <w:rPr/>
+        <w:t>Krill schools are being identified deeper than 250m that are most likely not krill. We are still testing the optimal parameters for use with</w:t>
+      </w:r>
+      <w:r>
+        <w:rPr>
+          <w:spacing w:val="-3"/>
+        </w:rPr>
+        <w:t xml:space="preserve"> </w:t>
+      </w:r>
+      <w:r>
+        <w:rPr/>
+        <w:t>the</w:t>
+      </w:r>
+      <w:r>
+        <w:rPr>
+          <w:spacing w:val="-2"/>
+        </w:rPr>
+        <w:t xml:space="preserve"> </w:t>
+      </w:r>
+      <w:r>
+        <w:rPr/>
+        <w:t>long</w:t>
+      </w:r>
+      <w:r>
+        <w:rPr>
+          <w:spacing w:val="-2"/>
+        </w:rPr>
+        <w:t xml:space="preserve"> </w:t>
+      </w:r>
+      <w:r>
+        <w:rPr/>
+        <w:t>ping</w:t>
+      </w:r>
+      <w:r>
+        <w:rPr>
+          <w:spacing w:val="-2"/>
+        </w:rPr>
+        <w:t xml:space="preserve"> </w:t>
+      </w:r>
+      <w:r>
+        <w:rPr/>
+        <w:t>duration</w:t>
+      </w:r>
+      <w:r>
+        <w:rPr>
+          <w:spacing w:val="-3"/>
+        </w:rPr>
+        <w:t xml:space="preserve"> </w:t>
+      </w:r>
+      <w:r>
+        <w:rPr/>
+        <w:t>(six</w:t>
+      </w:r>
+      <w:r>
+        <w:rPr>
+          <w:spacing w:val="-3"/>
+        </w:rPr>
+        <w:t xml:space="preserve"> </w:t>
+      </w:r>
+      <w:r>
+        <w:rPr/>
+        <w:t>seconds)</w:t>
+      </w:r>
+      <w:r>
+        <w:rPr>
+          <w:spacing w:val="-2"/>
+        </w:rPr>
+        <w:t xml:space="preserve"> </w:t>
+      </w:r>
+      <w:r>
+        <w:rPr/>
+        <w:t>as</w:t>
+      </w:r>
+      <w:r>
+        <w:rPr>
+          <w:spacing w:val="-3"/>
+        </w:rPr>
+        <w:t xml:space="preserve"> </w:t>
+      </w:r>
+      <w:r>
+        <w:rPr/>
+        <w:t>well</w:t>
+      </w:r>
+      <w:r>
+        <w:rPr>
+          <w:spacing w:val="-2"/>
+        </w:rPr>
+        <w:t xml:space="preserve"> </w:t>
+      </w:r>
+      <w:r>
+        <w:rPr/>
+        <w:t>as</w:t>
+      </w:r>
+      <w:r>
+        <w:rPr>
+          <w:spacing w:val="-4"/>
+        </w:rPr>
+        <w:t xml:space="preserve"> </w:t>
+      </w:r>
+      <w:r>
+        <w:rPr/>
+        <w:t>200m</w:t>
+      </w:r>
+      <w:r>
+        <w:rPr>
+          <w:spacing w:val="-2"/>
+        </w:rPr>
+        <w:t xml:space="preserve"> </w:t>
+      </w:r>
+      <w:r>
+        <w:rPr/>
+        <w:t>depth</w:t>
+      </w:r>
+      <w:r>
+        <w:rPr>
+          <w:spacing w:val="-3"/>
+        </w:rPr>
+        <w:t xml:space="preserve"> </w:t>
+      </w:r>
+      <w:r>
+        <w:rPr/>
+        <w:t>range</w:t>
+      </w:r>
+      <w:r>
+        <w:rPr>
+          <w:spacing w:val="-1"/>
+        </w:rPr>
+        <w:t xml:space="preserve"> </w:t>
+      </w:r>
+      <w:r>
+        <w:rPr/>
+        <w:t>of</w:t>
+      </w:r>
+      <w:r>
+        <w:rPr>
+          <w:spacing w:val="-2"/>
+        </w:rPr>
+        <w:t xml:space="preserve"> </w:t>
+      </w:r>
+      <w:r>
+        <w:rPr/>
+        <w:t>the</w:t>
+      </w:r>
+      <w:r>
+        <w:rPr>
+          <w:spacing w:val="-4"/>
+        </w:rPr>
+        <w:t xml:space="preserve"> </w:t>
+      </w:r>
+      <w:r>
+        <w:rPr/>
+        <w:t>Signature</w:t>
+      </w:r>
+      <w:r>
+        <w:rPr>
+          <w:spacing w:val="-2"/>
+        </w:rPr>
+        <w:t xml:space="preserve"> </w:t>
+      </w:r>
+      <w:r>
+        <w:rPr/>
+        <w:t>100</w:t>
+      </w:r>
+      <w:r>
+        <w:rPr>
+          <w:spacing w:val="-2"/>
+        </w:rPr>
+        <w:t xml:space="preserve"> </w:t>
+      </w:r>
+      <w:r>
+        <w:rPr/>
+        <w:t>compact echosounder. Further investigation of school parameters will be done in the future.</w:t>
+      </w:r>
+      <w:commentRangeEnd w:id="3"/>
+      <w:r>
+        <w:commentReference w:id="3"/>
+      </w:r>
+      <w:r>
+        <w:rPr/>
+      </w:r>
+    </w:p>
+    <w:p>
+      <w:pPr>
+        <w:pStyle w:val="BodyText"/>
         <w:spacing w:lineRule="auto" w:line="259" w:before="158" w:after="0"/>
         <w:ind w:left="100" w:right="189"/>
         <w:rPr/>
@@ -9641,7 +9182,7 @@
         <w:rPr/>
         <w:t xml:space="preserve">Due to the nature of the glider producing profiles </w:t>
       </w:r>
-      <w:ins w:id="85" w:author="Unknown Author" w:date="2025-06-04T20:23:16Z">
+      <w:ins w:id="112" w:author="Unknown Author" w:date="2025-06-04T20:23:16Z">
         <w:r>
           <w:rPr/>
           <w:t xml:space="preserve">of acoustic backscatter </w:t>
@@ -9871,31 +9412,29 @@
         <w:rPr/>
         <w:t xml:space="preserve">top 5 m of surface data since the likelihood of bubbles accumulating on the face of the transducer is </w:t>
       </w:r>
-      <w:commentRangeStart w:id="3"/>
+      <w:commentRangeStart w:id="4"/>
       <w:r>
         <w:rPr/>
         <w:t>minimal</w:t>
       </w:r>
-      <w:ins w:id="86" w:author="Unknown Author" w:date="2025-06-04T20:16:38Z">
-        <w:r>
-          <w:rPr/>
-        </w:r>
-      </w:ins>
-      <w:commentRangeEnd w:id="3"/>
-      <w:r>
-        <w:commentReference w:id="3"/>
+      <w:r>
+        <w:rPr/>
+      </w:r>
+      <w:commentRangeEnd w:id="4"/>
+      <w:r>
+        <w:commentReference w:id="4"/>
       </w:r>
       <w:r>
         <w:rPr/>
         <w:t xml:space="preserve">. Gliders </w:t>
       </w:r>
-      <w:del w:id="87" w:author="Unknown Author" w:date="2025-06-04T20:17:52Z">
+      <w:del w:id="113" w:author="Unknown Author" w:date="2025-06-04T20:17:52Z">
         <w:r>
           <w:rPr/>
           <w:delText>could</w:delText>
         </w:r>
       </w:del>
-      <w:ins w:id="88" w:author="Unknown Author" w:date="2025-06-04T20:17:52Z">
+      <w:ins w:id="114" w:author="Unknown Author" w:date="2025-06-04T20:17:52Z">
         <w:r>
           <w:rPr/>
           <w:t>may</w:t>
@@ -9905,13 +9444,13 @@
         <w:rPr/>
         <w:t xml:space="preserve"> </w:t>
       </w:r>
-      <w:del w:id="89" w:author="Unknown Author" w:date="2025-06-04T20:17:58Z">
+      <w:del w:id="115" w:author="Unknown Author" w:date="2025-06-04T20:17:58Z">
         <w:r>
           <w:rPr/>
           <w:delText>have much</w:delText>
         </w:r>
       </w:del>
-      <w:ins w:id="90" w:author="Unknown Author" w:date="2025-06-04T20:17:58Z">
+      <w:ins w:id="116" w:author="Unknown Author" w:date="2025-06-04T20:17:58Z">
         <w:r>
           <w:rPr/>
           <w:t>exhibit</w:t>
@@ -9921,7 +9460,7 @@
         <w:rPr/>
         <w:t xml:space="preserve"> less bias in sampling krill due to diel vertical migration (Demer and Hewitt 1995) since gliders can begin sampling the water column at </w:t>
       </w:r>
-      <w:ins w:id="91" w:author="Unknown Author" w:date="2025-06-04T20:18:12Z">
+      <w:ins w:id="117" w:author="Unknown Author" w:date="2025-06-04T20:18:12Z">
         <w:r>
           <w:rPr/>
           <w:t>~</w:t>
@@ -10081,15 +9620,8 @@
       <w:pPr>
         <w:pStyle w:val="BodyText"/>
         <w:spacing w:lineRule="auto" w:line="259" w:before="80" w:after="0"/>
-        <w:pPrChange w:id="0" w:author="Anthony Cossio" w:date="2025-06-03T11:11:00Z">
-          <w:pPr>
-            <w:pStyle w:val="BodyText"/>
-            <w:ind w:left="100"/>
-            <w:spacing w:lineRule="auto" w:line="259" w:before="80" w:after="0"/>
-          </w:pPr>
-        </w:pPrChange>
-        <w:rPr>
-          <w:ins w:id="92" w:author="Unknown Author" w:date="2025-06-04T20:18:43Z"/>
+        <w:rPr>
+          <w:ins w:id="119" w:author="Unknown Author" w:date="2025-06-04T20:18:43Z"/>
         </w:rPr>
       </w:pPr>
       <w:r>
@@ -10162,10 +9694,12 @@
         </w:rPr>
         <w:t xml:space="preserve"> </w:t>
       </w:r>
-      <w:r>
-        <w:rPr/>
-        <w:t>for</w:t>
-      </w:r>
+      <w:del w:id="118" w:author="Unknown Author" w:date="2025-06-07T15:22:39Z">
+        <w:r>
+          <w:rPr/>
+          <w:delText>for</w:delText>
+        </w:r>
+      </w:del>
       <w:r>
         <w:rPr>
           <w:spacing w:val="-2"/>
@@ -10219,12 +9753,16 @@
         <w:spacing w:lineRule="auto" w:line="259" w:before="80" w:after="0"/>
         <w:rPr>
           <w:spacing w:val="-5"/>
-          <w:ins w:id="93" w:author="Unknown Author" w:date="2025-06-04T20:18:43Z"/>
+          <w:ins w:id="121" w:author="Unknown Author" w:date="2025-06-04T20:18:43Z"/>
         </w:rPr>
       </w:pPr>
-      <w:r>
-        <w:rPr/>
-      </w:r>
+      <w:ins w:id="120" w:author="Unknown Author" w:date="2025-06-04T20:18:43Z">
+        <w:r>
+          <w:rPr>
+            <w:spacing w:val="-5"/>
+          </w:rPr>
+        </w:r>
+      </w:ins>
     </w:p>
     <w:p>
       <w:pPr>
@@ -15434,8 +14972,8 @@
       <w:tblGrid>
         <w:gridCol w:w="1085"/>
         <w:gridCol w:w="1797"/>
-        <w:gridCol w:w="219"/>
-        <w:gridCol w:w="1085"/>
+        <w:gridCol w:w="218"/>
+        <w:gridCol w:w="1086"/>
         <w:gridCol w:w="1189"/>
       </w:tblGrid>
       <w:tr>
@@ -15488,7 +15026,7 @@
         </w:tc>
         <w:tc>
           <w:tcPr>
-            <w:tcW w:w="2016" w:type="dxa"/>
+            <w:tcW w:w="2015" w:type="dxa"/>
             <w:gridSpan w:val="2"/>
             <w:tcBorders>
               <w:top w:val="single" w:sz="4" w:space="0" w:color="000000"/>
@@ -15517,7 +15055,7 @@
         </w:tc>
         <w:tc>
           <w:tcPr>
-            <w:tcW w:w="1085" w:type="dxa"/>
+            <w:tcW w:w="1086" w:type="dxa"/>
             <w:tcBorders>
               <w:top w:val="single" w:sz="4" w:space="0" w:color="000000"/>
               <w:left w:val="single" w:sz="4" w:space="0" w:color="000000"/>
@@ -15649,7 +15187,7 @@
         </w:tc>
         <w:tc>
           <w:tcPr>
-            <w:tcW w:w="219" w:type="dxa"/>
+            <w:tcW w:w="218" w:type="dxa"/>
             <w:tcBorders>
               <w:top w:val="single" w:sz="4" w:space="0" w:color="000000"/>
               <w:left w:val="single" w:sz="4" w:space="0" w:color="000000"/>
@@ -15676,7 +15214,7 @@
         </w:tc>
         <w:tc>
           <w:tcPr>
-            <w:tcW w:w="1085" w:type="dxa"/>
+            <w:tcW w:w="1086" w:type="dxa"/>
             <w:tcBorders>
               <w:top w:val="single" w:sz="4" w:space="0" w:color="000000"/>
               <w:left w:val="single" w:sz="4" w:space="0" w:color="000000"/>
@@ -15789,7 +15327,7 @@
         </w:tc>
         <w:tc>
           <w:tcPr>
-            <w:tcW w:w="219" w:type="dxa"/>
+            <w:tcW w:w="218" w:type="dxa"/>
             <w:tcBorders>
               <w:top w:val="single" w:sz="4" w:space="0" w:color="000000"/>
               <w:left w:val="single" w:sz="4" w:space="0" w:color="000000"/>
@@ -15816,7 +15354,7 @@
         </w:tc>
         <w:tc>
           <w:tcPr>
-            <w:tcW w:w="1085" w:type="dxa"/>
+            <w:tcW w:w="1086" w:type="dxa"/>
             <w:tcBorders>
               <w:top w:val="single" w:sz="4" w:space="0" w:color="000000"/>
               <w:left w:val="single" w:sz="4" w:space="0" w:color="000000"/>
@@ -15929,7 +15467,7 @@
         </w:tc>
         <w:tc>
           <w:tcPr>
-            <w:tcW w:w="219" w:type="dxa"/>
+            <w:tcW w:w="218" w:type="dxa"/>
             <w:tcBorders>
               <w:top w:val="single" w:sz="4" w:space="0" w:color="000000"/>
               <w:left w:val="single" w:sz="4" w:space="0" w:color="000000"/>
@@ -15956,7 +15494,7 @@
         </w:tc>
         <w:tc>
           <w:tcPr>
-            <w:tcW w:w="1085" w:type="dxa"/>
+            <w:tcW w:w="1086" w:type="dxa"/>
             <w:tcBorders>
               <w:top w:val="single" w:sz="4" w:space="0" w:color="000000"/>
               <w:left w:val="single" w:sz="4" w:space="0" w:color="000000"/>
@@ -16069,7 +15607,7 @@
         </w:tc>
         <w:tc>
           <w:tcPr>
-            <w:tcW w:w="219" w:type="dxa"/>
+            <w:tcW w:w="218" w:type="dxa"/>
             <w:tcBorders>
               <w:top w:val="single" w:sz="4" w:space="0" w:color="000000"/>
               <w:left w:val="single" w:sz="4" w:space="0" w:color="000000"/>
@@ -16096,7 +15634,7 @@
         </w:tc>
         <w:tc>
           <w:tcPr>
-            <w:tcW w:w="1085" w:type="dxa"/>
+            <w:tcW w:w="1086" w:type="dxa"/>
             <w:tcBorders>
               <w:top w:val="single" w:sz="4" w:space="0" w:color="000000"/>
               <w:left w:val="single" w:sz="4" w:space="0" w:color="000000"/>
@@ -16211,7 +15749,7 @@
         </w:tc>
         <w:tc>
           <w:tcPr>
-            <w:tcW w:w="219" w:type="dxa"/>
+            <w:tcW w:w="218" w:type="dxa"/>
             <w:tcBorders>
               <w:top w:val="single" w:sz="4" w:space="0" w:color="000000"/>
               <w:left w:val="single" w:sz="4" w:space="0" w:color="000000"/>
@@ -16238,7 +15776,7 @@
         </w:tc>
         <w:tc>
           <w:tcPr>
-            <w:tcW w:w="1085" w:type="dxa"/>
+            <w:tcW w:w="1086" w:type="dxa"/>
             <w:tcBorders>
               <w:top w:val="single" w:sz="4" w:space="0" w:color="000000"/>
               <w:left w:val="single" w:sz="4" w:space="0" w:color="000000"/>
@@ -16353,7 +15891,7 @@
         </w:tc>
         <w:tc>
           <w:tcPr>
-            <w:tcW w:w="219" w:type="dxa"/>
+            <w:tcW w:w="218" w:type="dxa"/>
             <w:tcBorders>
               <w:top w:val="single" w:sz="4" w:space="0" w:color="000000"/>
               <w:left w:val="single" w:sz="4" w:space="0" w:color="000000"/>
@@ -16380,7 +15918,7 @@
         </w:tc>
         <w:tc>
           <w:tcPr>
-            <w:tcW w:w="1085" w:type="dxa"/>
+            <w:tcW w:w="1086" w:type="dxa"/>
             <w:tcBorders>
               <w:top w:val="single" w:sz="4" w:space="0" w:color="000000"/>
               <w:left w:val="single" w:sz="4" w:space="0" w:color="000000"/>
@@ -16493,7 +16031,7 @@
         </w:tc>
         <w:tc>
           <w:tcPr>
-            <w:tcW w:w="219" w:type="dxa"/>
+            <w:tcW w:w="218" w:type="dxa"/>
             <w:tcBorders>
               <w:top w:val="single" w:sz="4" w:space="0" w:color="000000"/>
               <w:left w:val="single" w:sz="4" w:space="0" w:color="000000"/>
@@ -16520,7 +16058,7 @@
         </w:tc>
         <w:tc>
           <w:tcPr>
-            <w:tcW w:w="1085" w:type="dxa"/>
+            <w:tcW w:w="1086" w:type="dxa"/>
             <w:tcBorders>
               <w:top w:val="single" w:sz="4" w:space="0" w:color="000000"/>
               <w:left w:val="single" w:sz="4" w:space="0" w:color="000000"/>
@@ -16633,7 +16171,7 @@
         </w:tc>
         <w:tc>
           <w:tcPr>
-            <w:tcW w:w="219" w:type="dxa"/>
+            <w:tcW w:w="218" w:type="dxa"/>
             <w:tcBorders>
               <w:top w:val="single" w:sz="4" w:space="0" w:color="000000"/>
               <w:left w:val="single" w:sz="4" w:space="0" w:color="000000"/>
@@ -16660,7 +16198,7 @@
         </w:tc>
         <w:tc>
           <w:tcPr>
-            <w:tcW w:w="1085" w:type="dxa"/>
+            <w:tcW w:w="1086" w:type="dxa"/>
             <w:tcBorders>
               <w:top w:val="single" w:sz="4" w:space="0" w:color="000000"/>
               <w:left w:val="single" w:sz="4" w:space="0" w:color="000000"/>
@@ -16775,7 +16313,7 @@
         </w:tc>
         <w:tc>
           <w:tcPr>
-            <w:tcW w:w="219" w:type="dxa"/>
+            <w:tcW w:w="218" w:type="dxa"/>
             <w:tcBorders>
               <w:top w:val="single" w:sz="4" w:space="0" w:color="000000"/>
               <w:left w:val="single" w:sz="4" w:space="0" w:color="000000"/>
@@ -16802,7 +16340,7 @@
         </w:tc>
         <w:tc>
           <w:tcPr>
-            <w:tcW w:w="1085" w:type="dxa"/>
+            <w:tcW w:w="1086" w:type="dxa"/>
             <w:tcBorders>
               <w:top w:val="single" w:sz="4" w:space="0" w:color="000000"/>
               <w:left w:val="single" w:sz="4" w:space="0" w:color="000000"/>
@@ -16917,7 +16455,7 @@
         </w:tc>
         <w:tc>
           <w:tcPr>
-            <w:tcW w:w="219" w:type="dxa"/>
+            <w:tcW w:w="218" w:type="dxa"/>
             <w:tcBorders>
               <w:top w:val="single" w:sz="4" w:space="0" w:color="000000"/>
               <w:left w:val="single" w:sz="4" w:space="0" w:color="000000"/>
@@ -16944,7 +16482,7 @@
         </w:tc>
         <w:tc>
           <w:tcPr>
-            <w:tcW w:w="1085" w:type="dxa"/>
+            <w:tcW w:w="1086" w:type="dxa"/>
             <w:tcBorders>
               <w:top w:val="single" w:sz="4" w:space="0" w:color="000000"/>
               <w:left w:val="single" w:sz="4" w:space="0" w:color="000000"/>
@@ -17059,7 +16597,7 @@
         </w:tc>
         <w:tc>
           <w:tcPr>
-            <w:tcW w:w="219" w:type="dxa"/>
+            <w:tcW w:w="218" w:type="dxa"/>
             <w:tcBorders>
               <w:top w:val="single" w:sz="4" w:space="0" w:color="000000"/>
               <w:left w:val="single" w:sz="4" w:space="0" w:color="000000"/>
@@ -17086,7 +16624,7 @@
         </w:tc>
         <w:tc>
           <w:tcPr>
-            <w:tcW w:w="1085" w:type="dxa"/>
+            <w:tcW w:w="1086" w:type="dxa"/>
             <w:tcBorders>
               <w:top w:val="single" w:sz="4" w:space="0" w:color="000000"/>
               <w:left w:val="single" w:sz="4" w:space="0" w:color="000000"/>
@@ -17201,7 +16739,7 @@
         </w:tc>
         <w:tc>
           <w:tcPr>
-            <w:tcW w:w="219" w:type="dxa"/>
+            <w:tcW w:w="218" w:type="dxa"/>
             <w:tcBorders>
               <w:top w:val="single" w:sz="4" w:space="0" w:color="000000"/>
               <w:left w:val="single" w:sz="4" w:space="0" w:color="000000"/>
@@ -17228,7 +16766,7 @@
         </w:tc>
         <w:tc>
           <w:tcPr>
-            <w:tcW w:w="1085" w:type="dxa"/>
+            <w:tcW w:w="1086" w:type="dxa"/>
             <w:tcBorders>
               <w:top w:val="single" w:sz="4" w:space="0" w:color="000000"/>
               <w:left w:val="single" w:sz="4" w:space="0" w:color="000000"/>
@@ -17341,7 +16879,7 @@
         </w:tc>
         <w:tc>
           <w:tcPr>
-            <w:tcW w:w="219" w:type="dxa"/>
+            <w:tcW w:w="218" w:type="dxa"/>
             <w:tcBorders>
               <w:top w:val="single" w:sz="4" w:space="0" w:color="000000"/>
               <w:left w:val="single" w:sz="4" w:space="0" w:color="000000"/>
@@ -17368,7 +16906,7 @@
         </w:tc>
         <w:tc>
           <w:tcPr>
-            <w:tcW w:w="1085" w:type="dxa"/>
+            <w:tcW w:w="1086" w:type="dxa"/>
             <w:tcBorders>
               <w:top w:val="single" w:sz="4" w:space="0" w:color="000000"/>
               <w:left w:val="single" w:sz="4" w:space="0" w:color="000000"/>
@@ -17481,7 +17019,7 @@
         </w:tc>
         <w:tc>
           <w:tcPr>
-            <w:tcW w:w="219" w:type="dxa"/>
+            <w:tcW w:w="218" w:type="dxa"/>
             <w:tcBorders>
               <w:top w:val="single" w:sz="4" w:space="0" w:color="000000"/>
               <w:left w:val="single" w:sz="4" w:space="0" w:color="000000"/>
@@ -17508,7 +17046,7 @@
         </w:tc>
         <w:tc>
           <w:tcPr>
-            <w:tcW w:w="1085" w:type="dxa"/>
+            <w:tcW w:w="1086" w:type="dxa"/>
             <w:tcBorders>
               <w:top w:val="single" w:sz="4" w:space="0" w:color="000000"/>
               <w:left w:val="single" w:sz="4" w:space="0" w:color="000000"/>
@@ -17621,7 +17159,7 @@
         </w:tc>
         <w:tc>
           <w:tcPr>
-            <w:tcW w:w="219" w:type="dxa"/>
+            <w:tcW w:w="218" w:type="dxa"/>
             <w:tcBorders>
               <w:top w:val="single" w:sz="4" w:space="0" w:color="000000"/>
               <w:left w:val="single" w:sz="4" w:space="0" w:color="000000"/>
@@ -17648,7 +17186,7 @@
         </w:tc>
         <w:tc>
           <w:tcPr>
-            <w:tcW w:w="1085" w:type="dxa"/>
+            <w:tcW w:w="1086" w:type="dxa"/>
             <w:tcBorders>
               <w:top w:val="single" w:sz="4" w:space="0" w:color="000000"/>
               <w:left w:val="single" w:sz="4" w:space="0" w:color="000000"/>
@@ -17761,7 +17299,7 @@
         </w:tc>
         <w:tc>
           <w:tcPr>
-            <w:tcW w:w="219" w:type="dxa"/>
+            <w:tcW w:w="218" w:type="dxa"/>
             <w:tcBorders>
               <w:top w:val="single" w:sz="4" w:space="0" w:color="000000"/>
               <w:left w:val="single" w:sz="4" w:space="0" w:color="000000"/>
@@ -17788,7 +17326,7 @@
         </w:tc>
         <w:tc>
           <w:tcPr>
-            <w:tcW w:w="1085" w:type="dxa"/>
+            <w:tcW w:w="1086" w:type="dxa"/>
             <w:tcBorders>
               <w:top w:val="single" w:sz="4" w:space="0" w:color="000000"/>
               <w:left w:val="single" w:sz="4" w:space="0" w:color="000000"/>
@@ -17903,7 +17441,7 @@
         </w:tc>
         <w:tc>
           <w:tcPr>
-            <w:tcW w:w="219" w:type="dxa"/>
+            <w:tcW w:w="218" w:type="dxa"/>
             <w:tcBorders>
               <w:top w:val="single" w:sz="4" w:space="0" w:color="000000"/>
               <w:left w:val="single" w:sz="4" w:space="0" w:color="000000"/>
@@ -17930,7 +17468,7 @@
         </w:tc>
         <w:tc>
           <w:tcPr>
-            <w:tcW w:w="1085" w:type="dxa"/>
+            <w:tcW w:w="1086" w:type="dxa"/>
             <w:tcBorders>
               <w:top w:val="single" w:sz="4" w:space="0" w:color="000000"/>
               <w:left w:val="single" w:sz="4" w:space="0" w:color="000000"/>
@@ -18047,7 +17585,7 @@
         </w:tc>
         <w:tc>
           <w:tcPr>
-            <w:tcW w:w="219" w:type="dxa"/>
+            <w:tcW w:w="218" w:type="dxa"/>
             <w:tcBorders>
               <w:top w:val="single" w:sz="4" w:space="0" w:color="000000"/>
               <w:left w:val="single" w:sz="4" w:space="0" w:color="000000"/>
@@ -18074,7 +17612,7 @@
         </w:tc>
         <w:tc>
           <w:tcPr>
-            <w:tcW w:w="1085" w:type="dxa"/>
+            <w:tcW w:w="1086" w:type="dxa"/>
             <w:tcBorders>
               <w:top w:val="single" w:sz="4" w:space="0" w:color="000000"/>
               <w:left w:val="single" w:sz="4" w:space="0" w:color="000000"/>
@@ -18189,7 +17727,7 @@
         </w:tc>
         <w:tc>
           <w:tcPr>
-            <w:tcW w:w="219" w:type="dxa"/>
+            <w:tcW w:w="218" w:type="dxa"/>
             <w:tcBorders>
               <w:top w:val="single" w:sz="4" w:space="0" w:color="000000"/>
               <w:left w:val="single" w:sz="4" w:space="0" w:color="000000"/>
@@ -18216,7 +17754,7 @@
         </w:tc>
         <w:tc>
           <w:tcPr>
-            <w:tcW w:w="1085" w:type="dxa"/>
+            <w:tcW w:w="1086" w:type="dxa"/>
             <w:tcBorders>
               <w:top w:val="single" w:sz="4" w:space="0" w:color="000000"/>
               <w:left w:val="single" w:sz="4" w:space="0" w:color="000000"/>
@@ -18329,7 +17867,7 @@
         </w:tc>
         <w:tc>
           <w:tcPr>
-            <w:tcW w:w="219" w:type="dxa"/>
+            <w:tcW w:w="218" w:type="dxa"/>
             <w:tcBorders>
               <w:top w:val="single" w:sz="4" w:space="0" w:color="000000"/>
               <w:left w:val="single" w:sz="4" w:space="0" w:color="000000"/>
@@ -18356,7 +17894,7 @@
         </w:tc>
         <w:tc>
           <w:tcPr>
-            <w:tcW w:w="1085" w:type="dxa"/>
+            <w:tcW w:w="1086" w:type="dxa"/>
             <w:tcBorders>
               <w:top w:val="single" w:sz="4" w:space="0" w:color="000000"/>
               <w:left w:val="single" w:sz="4" w:space="0" w:color="000000"/>
@@ -18469,7 +18007,7 @@
         </w:tc>
         <w:tc>
           <w:tcPr>
-            <w:tcW w:w="219" w:type="dxa"/>
+            <w:tcW w:w="218" w:type="dxa"/>
             <w:tcBorders>
               <w:top w:val="single" w:sz="4" w:space="0" w:color="000000"/>
               <w:left w:val="single" w:sz="4" w:space="0" w:color="000000"/>
@@ -18496,7 +18034,7 @@
         </w:tc>
         <w:tc>
           <w:tcPr>
-            <w:tcW w:w="1085" w:type="dxa"/>
+            <w:tcW w:w="1086" w:type="dxa"/>
             <w:tcBorders>
               <w:top w:val="single" w:sz="4" w:space="0" w:color="000000"/>
               <w:left w:val="single" w:sz="4" w:space="0" w:color="000000"/>
@@ -18578,7 +18116,7 @@
         </w:rPr>
         <w:t xml:space="preserve">Table 3. Antarctic krill density and biomass estimates, standard deviations and the number of profiles in the survey </w:t>
       </w:r>
-      <w:del w:id="94" w:author="Unknown Author" w:date="2025-06-04T20:27:51Z">
+      <w:del w:id="122" w:author="Unknown Author" w:date="2025-06-04T20:27:51Z">
         <w:r>
           <w:rPr>
             <w:sz w:val="24"/>
@@ -18587,7 +18125,7 @@
           <w:delText>analysis</w:delText>
         </w:r>
       </w:del>
-      <w:ins w:id="95" w:author="Unknown Author" w:date="2025-06-04T20:27:51Z">
+      <w:ins w:id="123" w:author="Unknown Author" w:date="2025-06-04T20:27:51Z">
         <w:r>
           <w:rPr>
             <w:sz w:val="24"/>
@@ -18638,13 +18176,13 @@
       </w:tblPr>
       <w:tblGrid>
         <w:gridCol w:w="1169"/>
-        <w:gridCol w:w="880"/>
-        <w:gridCol w:w="1051"/>
+        <w:gridCol w:w="879"/>
+        <w:gridCol w:w="1052"/>
         <w:gridCol w:w="1316"/>
         <w:gridCol w:w="882"/>
         <w:gridCol w:w="1193"/>
-        <w:gridCol w:w="1316"/>
-        <w:gridCol w:w="989"/>
+        <w:gridCol w:w="1317"/>
+        <w:gridCol w:w="988"/>
       </w:tblGrid>
       <w:tr>
         <w:trPr/>
@@ -18657,6 +18195,7 @@
             <w:pPr>
               <w:pStyle w:val="Normal"/>
               <w:widowControl/>
+              <w:suppressAutoHyphens w:val="true"/>
               <w:spacing w:before="0" w:after="0"/>
               <w:jc w:val="left"/>
               <w:rPr>
@@ -18677,13 +18216,14 @@
         </w:tc>
         <w:tc>
           <w:tcPr>
-            <w:tcW w:w="880" w:type="dxa"/>
+            <w:tcW w:w="879" w:type="dxa"/>
             <w:tcBorders/>
           </w:tcPr>
           <w:p>
             <w:pPr>
               <w:pStyle w:val="Normal"/>
               <w:widowControl/>
+              <w:suppressAutoHyphens w:val="true"/>
               <w:spacing w:before="0" w:after="0"/>
               <w:jc w:val="center"/>
               <w:rPr>
@@ -18705,6 +18245,7 @@
             <w:pPr>
               <w:pStyle w:val="Normal"/>
               <w:widowControl/>
+              <w:suppressAutoHyphens w:val="true"/>
               <w:spacing w:before="0" w:after="0"/>
               <w:jc w:val="center"/>
               <w:rPr>
@@ -18725,13 +18266,14 @@
         </w:tc>
         <w:tc>
           <w:tcPr>
-            <w:tcW w:w="1051" w:type="dxa"/>
+            <w:tcW w:w="1052" w:type="dxa"/>
             <w:tcBorders/>
           </w:tcPr>
           <w:p>
             <w:pPr>
               <w:pStyle w:val="Normal"/>
               <w:widowControl/>
+              <w:suppressAutoHyphens w:val="true"/>
               <w:spacing w:before="0" w:after="0"/>
               <w:jc w:val="center"/>
               <w:rPr>
@@ -18759,6 +18301,7 @@
             <w:pPr>
               <w:pStyle w:val="Normal"/>
               <w:widowControl/>
+              <w:suppressAutoHyphens w:val="true"/>
               <w:spacing w:before="0" w:after="0"/>
               <w:jc w:val="center"/>
               <w:rPr>
@@ -18780,6 +18323,7 @@
             <w:pPr>
               <w:pStyle w:val="Normal"/>
               <w:widowControl/>
+              <w:suppressAutoHyphens w:val="true"/>
               <w:spacing w:before="0" w:after="0"/>
               <w:jc w:val="center"/>
               <w:rPr>
@@ -18807,6 +18351,7 @@
             <w:pPr>
               <w:pStyle w:val="Normal"/>
               <w:widowControl/>
+              <w:suppressAutoHyphens w:val="true"/>
               <w:spacing w:before="0" w:after="0"/>
               <w:jc w:val="center"/>
               <w:rPr>
@@ -18828,6 +18373,7 @@
             <w:pPr>
               <w:pStyle w:val="Normal"/>
               <w:widowControl/>
+              <w:suppressAutoHyphens w:val="true"/>
               <w:spacing w:before="0" w:after="0"/>
               <w:jc w:val="center"/>
               <w:rPr>
@@ -18855,6 +18401,7 @@
             <w:pPr>
               <w:pStyle w:val="Normal"/>
               <w:widowControl/>
+              <w:suppressAutoHyphens w:val="true"/>
               <w:spacing w:before="0" w:after="0"/>
               <w:jc w:val="center"/>
               <w:rPr>
@@ -18875,13 +18422,14 @@
         </w:tc>
         <w:tc>
           <w:tcPr>
-            <w:tcW w:w="1316" w:type="dxa"/>
+            <w:tcW w:w="1317" w:type="dxa"/>
             <w:tcBorders/>
           </w:tcPr>
           <w:p>
             <w:pPr>
               <w:pStyle w:val="Normal"/>
               <w:widowControl/>
+              <w:suppressAutoHyphens w:val="true"/>
               <w:spacing w:before="0" w:after="0"/>
               <w:jc w:val="center"/>
               <w:rPr>
@@ -18903,6 +18451,7 @@
             <w:pPr>
               <w:pStyle w:val="Normal"/>
               <w:widowControl/>
+              <w:suppressAutoHyphens w:val="true"/>
               <w:spacing w:before="0" w:after="0"/>
               <w:jc w:val="center"/>
               <w:rPr>
@@ -18923,13 +18472,14 @@
         </w:tc>
         <w:tc>
           <w:tcPr>
-            <w:tcW w:w="989" w:type="dxa"/>
+            <w:tcW w:w="988" w:type="dxa"/>
             <w:tcBorders/>
           </w:tcPr>
           <w:p>
             <w:pPr>
               <w:pStyle w:val="Normal"/>
               <w:widowControl/>
+              <w:suppressAutoHyphens w:val="true"/>
               <w:spacing w:before="0" w:after="0"/>
               <w:jc w:val="center"/>
               <w:rPr>
@@ -18951,6 +18501,7 @@
             <w:pPr>
               <w:pStyle w:val="Normal"/>
               <w:widowControl/>
+              <w:suppressAutoHyphens w:val="true"/>
               <w:spacing w:before="0" w:after="0"/>
               <w:jc w:val="center"/>
               <w:rPr>
@@ -18981,6 +18532,7 @@
             <w:pPr>
               <w:pStyle w:val="Normal"/>
               <w:widowControl/>
+              <w:suppressAutoHyphens w:val="true"/>
               <w:spacing w:before="0" w:after="0"/>
               <w:jc w:val="left"/>
               <w:rPr>
@@ -19001,13 +18553,14 @@
         </w:tc>
         <w:tc>
           <w:tcPr>
-            <w:tcW w:w="880" w:type="dxa"/>
+            <w:tcW w:w="879" w:type="dxa"/>
             <w:tcBorders/>
           </w:tcPr>
           <w:p>
             <w:pPr>
               <w:pStyle w:val="Normal"/>
               <w:widowControl/>
+              <w:suppressAutoHyphens w:val="true"/>
               <w:spacing w:before="0" w:after="0"/>
               <w:jc w:val="center"/>
               <w:rPr>
@@ -19028,13 +18581,14 @@
         </w:tc>
         <w:tc>
           <w:tcPr>
-            <w:tcW w:w="1051" w:type="dxa"/>
+            <w:tcW w:w="1052" w:type="dxa"/>
             <w:tcBorders/>
           </w:tcPr>
           <w:p>
             <w:pPr>
               <w:pStyle w:val="Normal"/>
               <w:widowControl/>
+              <w:suppressAutoHyphens w:val="true"/>
               <w:spacing w:before="0" w:after="0"/>
               <w:jc w:val="center"/>
               <w:rPr>
@@ -19062,6 +18616,7 @@
             <w:pPr>
               <w:pStyle w:val="Normal"/>
               <w:widowControl/>
+              <w:suppressAutoHyphens w:val="true"/>
               <w:spacing w:before="0" w:after="0"/>
               <w:jc w:val="center"/>
               <w:rPr>
@@ -19089,6 +18644,7 @@
             <w:pPr>
               <w:pStyle w:val="Normal"/>
               <w:widowControl/>
+              <w:suppressAutoHyphens w:val="true"/>
               <w:spacing w:before="0" w:after="0"/>
               <w:jc w:val="center"/>
               <w:rPr>
@@ -19116,6 +18672,7 @@
             <w:pPr>
               <w:pStyle w:val="Normal"/>
               <w:widowControl/>
+              <w:suppressAutoHyphens w:val="true"/>
               <w:spacing w:before="0" w:after="0"/>
               <w:jc w:val="center"/>
               <w:rPr>
@@ -19136,13 +18693,14 @@
         </w:tc>
         <w:tc>
           <w:tcPr>
-            <w:tcW w:w="1316" w:type="dxa"/>
+            <w:tcW w:w="1317" w:type="dxa"/>
             <w:tcBorders/>
           </w:tcPr>
           <w:p>
             <w:pPr>
               <w:pStyle w:val="Normal"/>
               <w:widowControl/>
+              <w:suppressAutoHyphens w:val="true"/>
               <w:spacing w:before="0" w:after="0"/>
               <w:jc w:val="center"/>
               <w:rPr>
@@ -19163,13 +18721,14 @@
         </w:tc>
         <w:tc>
           <w:tcPr>
-            <w:tcW w:w="989" w:type="dxa"/>
+            <w:tcW w:w="988" w:type="dxa"/>
             <w:tcBorders/>
           </w:tcPr>
           <w:p>
             <w:pPr>
               <w:pStyle w:val="Normal"/>
               <w:widowControl/>
+              <w:suppressAutoHyphens w:val="true"/>
               <w:spacing w:before="0" w:after="0"/>
               <w:jc w:val="center"/>
               <w:rPr>
@@ -19200,6 +18759,7 @@
             <w:pPr>
               <w:pStyle w:val="Normal"/>
               <w:widowControl/>
+              <w:suppressAutoHyphens w:val="true"/>
               <w:spacing w:before="0" w:after="0"/>
               <w:jc w:val="left"/>
               <w:rPr>
@@ -19220,13 +18780,14 @@
         </w:tc>
         <w:tc>
           <w:tcPr>
-            <w:tcW w:w="880" w:type="dxa"/>
+            <w:tcW w:w="879" w:type="dxa"/>
             <w:tcBorders/>
           </w:tcPr>
           <w:p>
             <w:pPr>
               <w:pStyle w:val="Normal"/>
               <w:widowControl/>
+              <w:suppressAutoHyphens w:val="true"/>
               <w:spacing w:before="0" w:after="0"/>
               <w:jc w:val="center"/>
               <w:rPr>
@@ -19247,13 +18808,14 @@
         </w:tc>
         <w:tc>
           <w:tcPr>
-            <w:tcW w:w="1051" w:type="dxa"/>
+            <w:tcW w:w="1052" w:type="dxa"/>
             <w:tcBorders/>
           </w:tcPr>
           <w:p>
             <w:pPr>
               <w:pStyle w:val="Normal"/>
               <w:widowControl/>
+              <w:suppressAutoHyphens w:val="true"/>
               <w:spacing w:before="0" w:after="0"/>
               <w:jc w:val="center"/>
               <w:rPr>
@@ -19281,6 +18843,7 @@
             <w:pPr>
               <w:pStyle w:val="Normal"/>
               <w:widowControl/>
+              <w:suppressAutoHyphens w:val="true"/>
               <w:spacing w:before="0" w:after="0"/>
               <w:jc w:val="center"/>
               <w:rPr>
@@ -19308,6 +18871,7 @@
             <w:pPr>
               <w:pStyle w:val="Normal"/>
               <w:widowControl/>
+              <w:suppressAutoHyphens w:val="true"/>
               <w:spacing w:before="0" w:after="0"/>
               <w:jc w:val="center"/>
               <w:rPr>
@@ -19335,6 +18899,7 @@
             <w:pPr>
               <w:pStyle w:val="Normal"/>
               <w:widowControl/>
+              <w:suppressAutoHyphens w:val="true"/>
               <w:spacing w:before="0" w:after="0"/>
               <w:jc w:val="center"/>
               <w:rPr>
@@ -19355,13 +18920,14 @@
         </w:tc>
         <w:tc>
           <w:tcPr>
-            <w:tcW w:w="1316" w:type="dxa"/>
+            <w:tcW w:w="1317" w:type="dxa"/>
             <w:tcBorders/>
           </w:tcPr>
           <w:p>
             <w:pPr>
               <w:pStyle w:val="Normal"/>
               <w:widowControl/>
+              <w:suppressAutoHyphens w:val="true"/>
               <w:spacing w:before="0" w:after="0"/>
               <w:jc w:val="center"/>
               <w:rPr>
@@ -19382,13 +18948,14 @@
         </w:tc>
         <w:tc>
           <w:tcPr>
-            <w:tcW w:w="989" w:type="dxa"/>
+            <w:tcW w:w="988" w:type="dxa"/>
             <w:tcBorders/>
           </w:tcPr>
           <w:p>
             <w:pPr>
               <w:pStyle w:val="Normal"/>
               <w:widowControl/>
+              <w:suppressAutoHyphens w:val="true"/>
               <w:spacing w:before="0" w:after="0"/>
               <w:jc w:val="center"/>
               <w:rPr>
@@ -19491,8 +19058,8 @@
         <w:gridCol w:w="1315"/>
         <w:gridCol w:w="1113"/>
         <w:gridCol w:w="1102"/>
-        <w:gridCol w:w="1317"/>
-        <w:gridCol w:w="1111"/>
+        <w:gridCol w:w="1318"/>
+        <w:gridCol w:w="1110"/>
       </w:tblGrid>
       <w:tr>
         <w:trPr/>
@@ -19505,6 +19072,7 @@
             <w:pPr>
               <w:pStyle w:val="Normal"/>
               <w:widowControl/>
+              <w:suppressAutoHyphens w:val="true"/>
               <w:spacing w:before="0" w:after="0"/>
               <w:jc w:val="left"/>
               <w:rPr>
@@ -19532,6 +19100,7 @@
             <w:pPr>
               <w:pStyle w:val="Normal"/>
               <w:widowControl/>
+              <w:suppressAutoHyphens w:val="true"/>
               <w:spacing w:before="0" w:after="0"/>
               <w:jc w:val="center"/>
               <w:rPr>
@@ -19553,6 +19122,7 @@
             <w:pPr>
               <w:pStyle w:val="Normal"/>
               <w:widowControl/>
+              <w:suppressAutoHyphens w:val="true"/>
               <w:spacing w:before="0" w:after="0"/>
               <w:jc w:val="center"/>
               <w:rPr>
@@ -19580,6 +19150,7 @@
             <w:pPr>
               <w:pStyle w:val="Normal"/>
               <w:widowControl/>
+              <w:suppressAutoHyphens w:val="true"/>
               <w:spacing w:before="0" w:after="0"/>
               <w:jc w:val="center"/>
               <w:rPr>
@@ -19607,6 +19178,7 @@
             <w:pPr>
               <w:pStyle w:val="Normal"/>
               <w:widowControl/>
+              <w:suppressAutoHyphens w:val="true"/>
               <w:spacing w:before="0" w:after="0"/>
               <w:jc w:val="center"/>
               <w:rPr>
@@ -19628,6 +19200,7 @@
             <w:pPr>
               <w:pStyle w:val="Normal"/>
               <w:widowControl/>
+              <w:suppressAutoHyphens w:val="true"/>
               <w:spacing w:before="0" w:after="0"/>
               <w:jc w:val="center"/>
               <w:rPr>
@@ -19655,6 +19228,7 @@
             <w:pPr>
               <w:pStyle w:val="Normal"/>
               <w:widowControl/>
+              <w:suppressAutoHyphens w:val="true"/>
               <w:spacing w:before="0" w:after="0"/>
               <w:jc w:val="center"/>
               <w:rPr>
@@ -19676,6 +19250,7 @@
             <w:pPr>
               <w:pStyle w:val="Normal"/>
               <w:widowControl/>
+              <w:suppressAutoHyphens w:val="true"/>
               <w:spacing w:before="0" w:after="0"/>
               <w:jc w:val="center"/>
               <w:rPr>
@@ -19703,6 +19278,7 @@
             <w:pPr>
               <w:pStyle w:val="Normal"/>
               <w:widowControl/>
+              <w:suppressAutoHyphens w:val="true"/>
               <w:spacing w:before="0" w:after="0"/>
               <w:jc w:val="center"/>
               <w:rPr>
@@ -19723,13 +19299,14 @@
         </w:tc>
         <w:tc>
           <w:tcPr>
-            <w:tcW w:w="1317" w:type="dxa"/>
+            <w:tcW w:w="1318" w:type="dxa"/>
             <w:tcBorders/>
           </w:tcPr>
           <w:p>
             <w:pPr>
               <w:pStyle w:val="Normal"/>
               <w:widowControl/>
+              <w:suppressAutoHyphens w:val="true"/>
               <w:spacing w:before="0" w:after="0"/>
               <w:jc w:val="center"/>
               <w:rPr>
@@ -19751,6 +19328,7 @@
             <w:pPr>
               <w:pStyle w:val="Normal"/>
               <w:widowControl/>
+              <w:suppressAutoHyphens w:val="true"/>
               <w:spacing w:before="0" w:after="0"/>
               <w:jc w:val="center"/>
               <w:rPr>
@@ -19771,13 +19349,14 @@
         </w:tc>
         <w:tc>
           <w:tcPr>
-            <w:tcW w:w="1111" w:type="dxa"/>
+            <w:tcW w:w="1110" w:type="dxa"/>
             <w:tcBorders/>
           </w:tcPr>
           <w:p>
             <w:pPr>
               <w:pStyle w:val="Normal"/>
               <w:widowControl/>
+              <w:suppressAutoHyphens w:val="true"/>
               <w:spacing w:before="0" w:after="0"/>
               <w:jc w:val="center"/>
               <w:rPr>
@@ -19808,6 +19387,7 @@
             <w:pPr>
               <w:pStyle w:val="Normal"/>
               <w:widowControl/>
+              <w:suppressAutoHyphens w:val="true"/>
               <w:spacing w:before="0" w:after="0"/>
               <w:jc w:val="left"/>
               <w:rPr>
@@ -19835,6 +19415,7 @@
             <w:pPr>
               <w:pStyle w:val="Normal"/>
               <w:widowControl/>
+              <w:suppressAutoHyphens w:val="true"/>
               <w:spacing w:before="0" w:after="0"/>
               <w:jc w:val="center"/>
               <w:rPr>
@@ -19862,6 +19443,7 @@
             <w:pPr>
               <w:pStyle w:val="Normal"/>
               <w:widowControl/>
+              <w:suppressAutoHyphens w:val="true"/>
               <w:spacing w:before="0" w:after="0"/>
               <w:jc w:val="center"/>
               <w:rPr>
@@ -19889,6 +19471,7 @@
             <w:pPr>
               <w:pStyle w:val="Normal"/>
               <w:widowControl/>
+              <w:suppressAutoHyphens w:val="true"/>
               <w:spacing w:before="0" w:after="0"/>
               <w:jc w:val="center"/>
               <w:rPr>
@@ -19916,6 +19499,7 @@
             <w:pPr>
               <w:pStyle w:val="Normal"/>
               <w:widowControl/>
+              <w:suppressAutoHyphens w:val="true"/>
               <w:spacing w:before="0" w:after="0"/>
               <w:jc w:val="center"/>
               <w:rPr>
@@ -19943,6 +19527,7 @@
             <w:pPr>
               <w:pStyle w:val="Normal"/>
               <w:widowControl/>
+              <w:suppressAutoHyphens w:val="true"/>
               <w:spacing w:before="0" w:after="0"/>
               <w:jc w:val="center"/>
               <w:rPr>
@@ -19963,13 +19548,14 @@
         </w:tc>
         <w:tc>
           <w:tcPr>
-            <w:tcW w:w="1317" w:type="dxa"/>
+            <w:tcW w:w="1318" w:type="dxa"/>
             <w:tcBorders/>
           </w:tcPr>
           <w:p>
             <w:pPr>
               <w:pStyle w:val="Normal"/>
               <w:widowControl/>
+              <w:suppressAutoHyphens w:val="true"/>
               <w:spacing w:before="0" w:after="0"/>
               <w:jc w:val="center"/>
               <w:rPr>
@@ -19990,13 +19576,14 @@
         </w:tc>
         <w:tc>
           <w:tcPr>
-            <w:tcW w:w="1111" w:type="dxa"/>
+            <w:tcW w:w="1110" w:type="dxa"/>
             <w:tcBorders/>
           </w:tcPr>
           <w:p>
             <w:pPr>
               <w:pStyle w:val="Normal"/>
               <w:widowControl/>
+              <w:suppressAutoHyphens w:val="true"/>
               <w:spacing w:before="0" w:after="0"/>
               <w:jc w:val="center"/>
               <w:rPr>
@@ -20027,6 +19614,7 @@
             <w:pPr>
               <w:pStyle w:val="Normal"/>
               <w:widowControl/>
+              <w:suppressAutoHyphens w:val="true"/>
               <w:spacing w:before="0" w:after="0"/>
               <w:jc w:val="left"/>
               <w:rPr>
@@ -20054,6 +19642,7 @@
             <w:pPr>
               <w:pStyle w:val="Normal"/>
               <w:widowControl/>
+              <w:suppressAutoHyphens w:val="true"/>
               <w:spacing w:before="0" w:after="0"/>
               <w:jc w:val="center"/>
               <w:rPr>
@@ -20081,6 +19670,7 @@
             <w:pPr>
               <w:pStyle w:val="Normal"/>
               <w:widowControl/>
+              <w:suppressAutoHyphens w:val="true"/>
               <w:spacing w:before="0" w:after="0"/>
               <w:jc w:val="center"/>
               <w:rPr>
@@ -20108,6 +19698,7 @@
             <w:pPr>
               <w:pStyle w:val="Normal"/>
               <w:widowControl/>
+              <w:suppressAutoHyphens w:val="true"/>
               <w:spacing w:before="0" w:after="0"/>
               <w:jc w:val="center"/>
               <w:rPr>
@@ -20135,6 +19726,7 @@
             <w:pPr>
               <w:pStyle w:val="Normal"/>
               <w:widowControl/>
+              <w:suppressAutoHyphens w:val="true"/>
               <w:spacing w:before="0" w:after="0"/>
               <w:jc w:val="center"/>
               <w:rPr>
@@ -20162,6 +19754,7 @@
             <w:pPr>
               <w:pStyle w:val="Normal"/>
               <w:widowControl/>
+              <w:suppressAutoHyphens w:val="true"/>
               <w:spacing w:before="0" w:after="0"/>
               <w:jc w:val="center"/>
               <w:rPr>
@@ -20182,13 +19775,14 @@
         </w:tc>
         <w:tc>
           <w:tcPr>
-            <w:tcW w:w="1317" w:type="dxa"/>
+            <w:tcW w:w="1318" w:type="dxa"/>
             <w:tcBorders/>
           </w:tcPr>
           <w:p>
             <w:pPr>
               <w:pStyle w:val="Normal"/>
               <w:widowControl/>
+              <w:suppressAutoHyphens w:val="true"/>
               <w:spacing w:before="0" w:after="0"/>
               <w:jc w:val="center"/>
               <w:rPr>
@@ -20209,13 +19803,14 @@
         </w:tc>
         <w:tc>
           <w:tcPr>
-            <w:tcW w:w="1111" w:type="dxa"/>
+            <w:tcW w:w="1110" w:type="dxa"/>
             <w:tcBorders/>
           </w:tcPr>
           <w:p>
             <w:pPr>
               <w:pStyle w:val="Normal"/>
               <w:widowControl/>
+              <w:suppressAutoHyphens w:val="true"/>
               <w:spacing w:before="0" w:after="0"/>
               <w:jc w:val="center"/>
               <w:rPr>
@@ -20242,10 +19837,10 @@
         <w:rPr>
           <w:sz w:val="24"/>
           <w:szCs w:val="24"/>
-          <w:del w:id="97" w:author="Anthony Cossio" w:date="2025-06-04T10:03:00Z"/>
+          <w:del w:id="125" w:author="Anthony Cossio" w:date="2025-06-04T10:03:00Z"/>
         </w:rPr>
       </w:pPr>
-      <w:del w:id="96" w:author="Anthony Cossio" w:date="2025-06-04T10:03:00Z">
+      <w:del w:id="124" w:author="Anthony Cossio" w:date="2025-06-04T10:03:00Z">
         <w:r>
           <w:rPr/>
         </w:r>
@@ -20255,10 +19850,10 @@
       <w:pPr>
         <w:pStyle w:val="BodyText"/>
         <w:rPr>
-          <w:del w:id="99" w:author="Anthony Cossio" w:date="2025-06-04T10:03:00Z"/>
+          <w:del w:id="127" w:author="Anthony Cossio" w:date="2025-06-04T10:03:00Z"/>
         </w:rPr>
       </w:pPr>
-      <w:del w:id="98" w:author="Anthony Cossio" w:date="2025-06-04T10:03:00Z">
+      <w:del w:id="126" w:author="Anthony Cossio" w:date="2025-06-04T10:03:00Z">
         <w:r>
           <w:rPr/>
         </w:r>
@@ -20268,23 +19863,10 @@
       <w:pPr>
         <w:pStyle w:val="BodyText"/>
         <w:rPr>
-          <w:del w:id="101" w:author="Anthony Cossio" w:date="2025-06-04T10:03:00Z"/>
+          <w:del w:id="129" w:author="Anthony Cossio" w:date="2025-06-04T10:03:00Z"/>
         </w:rPr>
       </w:pPr>
-      <w:del w:id="100" w:author="Anthony Cossio" w:date="2025-06-04T10:03:00Z">
-        <w:r>
-          <w:rPr/>
-        </w:r>
-      </w:del>
-    </w:p>
-    <w:p>
-      <w:pPr>
-        <w:pStyle w:val="BodyText"/>
-        <w:rPr>
-          <w:del w:id="103" w:author="Anthony Cossio" w:date="2025-06-04T10:03:00Z"/>
-        </w:rPr>
-      </w:pPr>
-      <w:del w:id="102" w:author="Anthony Cossio" w:date="2025-06-04T10:03:00Z">
+      <w:del w:id="128" w:author="Anthony Cossio" w:date="2025-06-04T10:03:00Z">
         <w:r>
           <w:rPr/>
         </w:r>
@@ -20302,12 +19884,11 @@
           <w:docGrid w:type="default" w:linePitch="100" w:charSpace="4096"/>
         </w:sectPr>
         <w:pStyle w:val="BodyText"/>
-        <w:spacing w:before="5" w:after="0"/>
-        <w:rPr>
-          <w:del w:id="105" w:author="Anthony Cossio" w:date="2025-06-04T10:03:00Z"/>
+        <w:rPr>
+          <w:del w:id="131" w:author="Anthony Cossio" w:date="2025-06-04T10:03:00Z"/>
         </w:rPr>
       </w:pPr>
-      <w:del w:id="104" w:author="Anthony Cossio" w:date="2025-06-04T10:03:00Z">
+      <w:del w:id="130" w:author="Anthony Cossio" w:date="2025-06-04T10:03:00Z">
         <w:r>
           <w:rPr/>
         </w:r>
@@ -20337,7 +19918,7 @@
         </w:rPr>
         <w:t xml:space="preserve">Table 5. Table of bootstrapped densities with lower and upper confidence intervals and the </w:t>
       </w:r>
-      <w:commentRangeStart w:id="4"/>
+      <w:commentRangeStart w:id="5"/>
       <w:r>
         <w:rPr>
           <w:sz w:val="24"/>
@@ -20351,9 +19932,9 @@
           <w:szCs w:val="24"/>
         </w:rPr>
       </w:r>
-      <w:commentRangeEnd w:id="4"/>
-      <w:r>
-        <w:commentReference w:id="4"/>
+      <w:commentRangeEnd w:id="5"/>
+      <w:r>
+        <w:commentReference w:id="5"/>
       </w:r>
       <w:r>
         <w:rPr>
@@ -20438,14 +20019,14 @@
         <w:tblLook w:firstRow="1" w:noVBand="1" w:lastRow="0" w:firstColumn="1" w:lastColumn="0" w:noHBand="0" w:val="04a0"/>
       </w:tblPr>
       <w:tblGrid>
-        <w:gridCol w:w="1593"/>
-        <w:gridCol w:w="1201"/>
+        <w:gridCol w:w="1592"/>
+        <w:gridCol w:w="1202"/>
         <w:gridCol w:w="1200"/>
         <w:gridCol w:w="1199"/>
-        <w:gridCol w:w="1201"/>
+        <w:gridCol w:w="1202"/>
         <w:gridCol w:w="960"/>
         <w:gridCol w:w="960"/>
-        <w:gridCol w:w="1006"/>
+        <w:gridCol w:w="1005"/>
       </w:tblGrid>
       <w:tr>
         <w:trPr>
@@ -20453,13 +20034,14 @@
         </w:trPr>
         <w:tc>
           <w:tcPr>
-            <w:tcW w:w="1593" w:type="dxa"/>
+            <w:tcW w:w="1592" w:type="dxa"/>
             <w:tcBorders/>
           </w:tcPr>
           <w:p>
             <w:pPr>
               <w:pStyle w:val="Normal"/>
               <w:widowControl/>
+              <w:suppressAutoHyphens w:val="true"/>
               <w:spacing w:before="0" w:after="0"/>
               <w:jc w:val="left"/>
               <w:rPr>
@@ -20480,13 +20062,14 @@
         </w:tc>
         <w:tc>
           <w:tcPr>
-            <w:tcW w:w="1201" w:type="dxa"/>
+            <w:tcW w:w="1202" w:type="dxa"/>
             <w:tcBorders/>
           </w:tcPr>
           <w:p>
             <w:pPr>
               <w:pStyle w:val="Normal"/>
               <w:widowControl/>
+              <w:suppressAutoHyphens w:val="true"/>
               <w:spacing w:before="0" w:after="0"/>
               <w:jc w:val="center"/>
               <w:rPr>
@@ -20514,6 +20097,7 @@
             <w:pPr>
               <w:pStyle w:val="Normal"/>
               <w:widowControl/>
+              <w:suppressAutoHyphens w:val="true"/>
               <w:spacing w:before="0" w:after="0"/>
               <w:jc w:val="center"/>
               <w:rPr>
@@ -20541,6 +20125,7 @@
             <w:pPr>
               <w:pStyle w:val="Normal"/>
               <w:widowControl/>
+              <w:suppressAutoHyphens w:val="true"/>
               <w:spacing w:before="0" w:after="0"/>
               <w:jc w:val="center"/>
               <w:rPr>
@@ -20561,13 +20146,14 @@
         </w:tc>
         <w:tc>
           <w:tcPr>
-            <w:tcW w:w="1201" w:type="dxa"/>
+            <w:tcW w:w="1202" w:type="dxa"/>
             <w:tcBorders/>
           </w:tcPr>
           <w:p>
             <w:pPr>
               <w:pStyle w:val="Normal"/>
               <w:widowControl/>
+              <w:suppressAutoHyphens w:val="true"/>
               <w:spacing w:before="0" w:after="0"/>
               <w:jc w:val="center"/>
               <w:rPr>
@@ -20595,6 +20181,7 @@
             <w:pPr>
               <w:pStyle w:val="Normal"/>
               <w:widowControl/>
+              <w:suppressAutoHyphens w:val="true"/>
               <w:spacing w:before="0" w:after="0"/>
               <w:jc w:val="center"/>
               <w:rPr>
@@ -20622,6 +20209,7 @@
             <w:pPr>
               <w:pStyle w:val="Normal"/>
               <w:widowControl/>
+              <w:suppressAutoHyphens w:val="true"/>
               <w:spacing w:before="0" w:after="0"/>
               <w:jc w:val="center"/>
               <w:rPr>
@@ -20642,13 +20230,14 @@
         </w:tc>
         <w:tc>
           <w:tcPr>
-            <w:tcW w:w="1006" w:type="dxa"/>
+            <w:tcW w:w="1005" w:type="dxa"/>
             <w:tcBorders/>
           </w:tcPr>
           <w:p>
             <w:pPr>
               <w:pStyle w:val="Normal"/>
               <w:widowControl/>
+              <w:suppressAutoHyphens w:val="true"/>
               <w:spacing w:before="0" w:after="0"/>
               <w:jc w:val="center"/>
               <w:rPr>
@@ -20674,13 +20263,14 @@
         </w:trPr>
         <w:tc>
           <w:tcPr>
-            <w:tcW w:w="1593" w:type="dxa"/>
+            <w:tcW w:w="1592" w:type="dxa"/>
             <w:tcBorders/>
           </w:tcPr>
           <w:p>
             <w:pPr>
               <w:pStyle w:val="Normal"/>
               <w:widowControl/>
+              <w:suppressAutoHyphens w:val="true"/>
               <w:spacing w:before="0" w:after="0"/>
               <w:jc w:val="left"/>
               <w:rPr>
@@ -20701,13 +20291,14 @@
         </w:tc>
         <w:tc>
           <w:tcPr>
-            <w:tcW w:w="1201" w:type="dxa"/>
+            <w:tcW w:w="1202" w:type="dxa"/>
             <w:tcBorders/>
           </w:tcPr>
           <w:p>
             <w:pPr>
               <w:pStyle w:val="Normal"/>
               <w:widowControl/>
+              <w:suppressAutoHyphens w:val="true"/>
               <w:spacing w:before="0" w:after="0"/>
               <w:jc w:val="center"/>
               <w:rPr>
@@ -20735,6 +20326,7 @@
             <w:pPr>
               <w:pStyle w:val="Normal"/>
               <w:widowControl/>
+              <w:suppressAutoHyphens w:val="true"/>
               <w:spacing w:before="0" w:after="0"/>
               <w:jc w:val="center"/>
               <w:rPr>
@@ -20762,6 +20354,7 @@
             <w:pPr>
               <w:pStyle w:val="Normal"/>
               <w:widowControl/>
+              <w:suppressAutoHyphens w:val="true"/>
               <w:spacing w:before="0" w:after="0"/>
               <w:jc w:val="center"/>
               <w:rPr>
@@ -20782,13 +20375,14 @@
         </w:tc>
         <w:tc>
           <w:tcPr>
-            <w:tcW w:w="1201" w:type="dxa"/>
+            <w:tcW w:w="1202" w:type="dxa"/>
             <w:tcBorders/>
           </w:tcPr>
           <w:p>
             <w:pPr>
               <w:pStyle w:val="Normal"/>
               <w:widowControl/>
+              <w:suppressAutoHyphens w:val="true"/>
               <w:spacing w:before="0" w:after="0"/>
               <w:jc w:val="center"/>
               <w:rPr>
@@ -20816,6 +20410,7 @@
             <w:pPr>
               <w:pStyle w:val="Normal"/>
               <w:widowControl/>
+              <w:suppressAutoHyphens w:val="true"/>
               <w:spacing w:before="0" w:after="0"/>
               <w:jc w:val="center"/>
               <w:rPr>
@@ -20843,6 +20438,7 @@
             <w:pPr>
               <w:pStyle w:val="Normal"/>
               <w:widowControl/>
+              <w:suppressAutoHyphens w:val="true"/>
               <w:spacing w:before="0" w:after="0"/>
               <w:jc w:val="center"/>
               <w:rPr>
@@ -20863,13 +20459,14 @@
         </w:tc>
         <w:tc>
           <w:tcPr>
-            <w:tcW w:w="1006" w:type="dxa"/>
+            <w:tcW w:w="1005" w:type="dxa"/>
             <w:tcBorders/>
           </w:tcPr>
           <w:p>
             <w:pPr>
               <w:pStyle w:val="Normal"/>
               <w:widowControl/>
+              <w:suppressAutoHyphens w:val="true"/>
               <w:spacing w:before="0" w:after="0"/>
               <w:jc w:val="center"/>
               <w:rPr>
@@ -20895,13 +20492,14 @@
         </w:trPr>
         <w:tc>
           <w:tcPr>
-            <w:tcW w:w="1593" w:type="dxa"/>
+            <w:tcW w:w="1592" w:type="dxa"/>
             <w:tcBorders/>
           </w:tcPr>
           <w:p>
             <w:pPr>
               <w:pStyle w:val="Normal"/>
               <w:widowControl/>
+              <w:suppressAutoHyphens w:val="true"/>
               <w:spacing w:before="0" w:after="0"/>
               <w:jc w:val="left"/>
               <w:rPr>
@@ -20922,13 +20520,14 @@
         </w:tc>
         <w:tc>
           <w:tcPr>
-            <w:tcW w:w="1201" w:type="dxa"/>
+            <w:tcW w:w="1202" w:type="dxa"/>
             <w:tcBorders/>
           </w:tcPr>
           <w:p>
             <w:pPr>
               <w:pStyle w:val="Normal"/>
               <w:widowControl/>
+              <w:suppressAutoHyphens w:val="true"/>
               <w:spacing w:before="0" w:after="0"/>
               <w:jc w:val="center"/>
               <w:rPr>
@@ -20956,6 +20555,7 @@
             <w:pPr>
               <w:pStyle w:val="Normal"/>
               <w:widowControl/>
+              <w:suppressAutoHyphens w:val="true"/>
               <w:spacing w:before="0" w:after="0"/>
               <w:jc w:val="center"/>
               <w:rPr>
@@ -20983,6 +20583,7 @@
             <w:pPr>
               <w:pStyle w:val="Normal"/>
               <w:widowControl/>
+              <w:suppressAutoHyphens w:val="true"/>
               <w:spacing w:before="0" w:after="0"/>
               <w:jc w:val="center"/>
               <w:rPr>
@@ -21003,13 +20604,14 @@
         </w:tc>
         <w:tc>
           <w:tcPr>
-            <w:tcW w:w="1201" w:type="dxa"/>
+            <w:tcW w:w="1202" w:type="dxa"/>
             <w:tcBorders/>
           </w:tcPr>
           <w:p>
             <w:pPr>
               <w:pStyle w:val="Normal"/>
               <w:widowControl/>
+              <w:suppressAutoHyphens w:val="true"/>
               <w:spacing w:before="0" w:after="0"/>
               <w:jc w:val="center"/>
               <w:rPr>
@@ -21037,6 +20639,7 @@
             <w:pPr>
               <w:pStyle w:val="Normal"/>
               <w:widowControl/>
+              <w:suppressAutoHyphens w:val="true"/>
               <w:spacing w:before="0" w:after="0"/>
               <w:jc w:val="center"/>
               <w:rPr>
@@ -21064,6 +20667,7 @@
             <w:pPr>
               <w:pStyle w:val="Normal"/>
               <w:widowControl/>
+              <w:suppressAutoHyphens w:val="true"/>
               <w:spacing w:before="0" w:after="0"/>
               <w:jc w:val="center"/>
               <w:rPr>
@@ -21084,13 +20688,14 @@
         </w:tc>
         <w:tc>
           <w:tcPr>
-            <w:tcW w:w="1006" w:type="dxa"/>
+            <w:tcW w:w="1005" w:type="dxa"/>
             <w:tcBorders/>
           </w:tcPr>
           <w:p>
             <w:pPr>
               <w:pStyle w:val="Normal"/>
               <w:widowControl/>
+              <w:suppressAutoHyphens w:val="true"/>
               <w:spacing w:before="0" w:after="0"/>
               <w:jc w:val="center"/>
               <w:rPr>
@@ -21116,13 +20721,14 @@
         </w:trPr>
         <w:tc>
           <w:tcPr>
-            <w:tcW w:w="1593" w:type="dxa"/>
+            <w:tcW w:w="1592" w:type="dxa"/>
             <w:tcBorders/>
           </w:tcPr>
           <w:p>
             <w:pPr>
               <w:pStyle w:val="Normal"/>
               <w:widowControl/>
+              <w:suppressAutoHyphens w:val="true"/>
               <w:spacing w:before="0" w:after="0"/>
               <w:jc w:val="left"/>
               <w:rPr>
@@ -21143,13 +20749,14 @@
         </w:tc>
         <w:tc>
           <w:tcPr>
-            <w:tcW w:w="1201" w:type="dxa"/>
+            <w:tcW w:w="1202" w:type="dxa"/>
             <w:tcBorders/>
           </w:tcPr>
           <w:p>
             <w:pPr>
               <w:pStyle w:val="Normal"/>
               <w:widowControl/>
+              <w:suppressAutoHyphens w:val="true"/>
               <w:spacing w:before="0" w:after="0"/>
               <w:jc w:val="center"/>
               <w:rPr>
@@ -21159,10 +20766,8 @@
             </w:pPr>
             <w:r>
               <w:rPr>
-                <w:kern w:val="0"/>
                 <w:sz w:val="24"/>
                 <w:szCs w:val="24"/>
-                <w:lang w:val="en-US" w:eastAsia="en-US" w:bidi="ar-SA"/>
               </w:rPr>
             </w:r>
           </w:p>
@@ -21176,6 +20781,7 @@
             <w:pPr>
               <w:pStyle w:val="Normal"/>
               <w:widowControl/>
+              <w:suppressAutoHyphens w:val="true"/>
               <w:spacing w:before="0" w:after="0"/>
               <w:jc w:val="center"/>
               <w:rPr>
@@ -21185,10 +20791,8 @@
             </w:pPr>
             <w:r>
               <w:rPr>
-                <w:kern w:val="0"/>
                 <w:sz w:val="24"/>
                 <w:szCs w:val="24"/>
-                <w:lang w:val="en-US" w:eastAsia="en-US" w:bidi="ar-SA"/>
               </w:rPr>
             </w:r>
           </w:p>
@@ -21202,6 +20806,7 @@
             <w:pPr>
               <w:pStyle w:val="Normal"/>
               <w:widowControl/>
+              <w:suppressAutoHyphens w:val="true"/>
               <w:spacing w:before="0" w:after="0"/>
               <w:jc w:val="center"/>
               <w:rPr>
@@ -21211,23 +20816,22 @@
             </w:pPr>
             <w:r>
               <w:rPr>
-                <w:kern w:val="0"/>
                 <w:sz w:val="24"/>
                 <w:szCs w:val="24"/>
-                <w:lang w:val="en-US" w:eastAsia="en-US" w:bidi="ar-SA"/>
               </w:rPr>
             </w:r>
           </w:p>
         </w:tc>
         <w:tc>
           <w:tcPr>
-            <w:tcW w:w="1201" w:type="dxa"/>
+            <w:tcW w:w="1202" w:type="dxa"/>
             <w:tcBorders/>
           </w:tcPr>
           <w:p>
             <w:pPr>
               <w:pStyle w:val="Normal"/>
               <w:widowControl/>
+              <w:suppressAutoHyphens w:val="true"/>
               <w:spacing w:before="0" w:after="0"/>
               <w:jc w:val="center"/>
               <w:rPr>
@@ -21237,10 +20841,8 @@
             </w:pPr>
             <w:r>
               <w:rPr>
-                <w:kern w:val="0"/>
                 <w:sz w:val="24"/>
                 <w:szCs w:val="24"/>
-                <w:lang w:val="en-US" w:eastAsia="en-US" w:bidi="ar-SA"/>
               </w:rPr>
             </w:r>
           </w:p>
@@ -21254,6 +20856,7 @@
             <w:pPr>
               <w:pStyle w:val="Normal"/>
               <w:widowControl/>
+              <w:suppressAutoHyphens w:val="true"/>
               <w:spacing w:before="0" w:after="0"/>
               <w:jc w:val="center"/>
               <w:rPr>
@@ -21263,10 +20866,8 @@
             </w:pPr>
             <w:r>
               <w:rPr>
-                <w:kern w:val="0"/>
                 <w:sz w:val="24"/>
                 <w:szCs w:val="24"/>
-                <w:lang w:val="en-US" w:eastAsia="en-US" w:bidi="ar-SA"/>
               </w:rPr>
             </w:r>
           </w:p>
@@ -21280,6 +20881,7 @@
             <w:pPr>
               <w:pStyle w:val="Normal"/>
               <w:widowControl/>
+              <w:suppressAutoHyphens w:val="true"/>
               <w:spacing w:before="0" w:after="0"/>
               <w:jc w:val="center"/>
               <w:rPr>
@@ -21289,23 +20891,22 @@
             </w:pPr>
             <w:r>
               <w:rPr>
-                <w:kern w:val="0"/>
                 <w:sz w:val="24"/>
                 <w:szCs w:val="24"/>
-                <w:lang w:val="en-US" w:eastAsia="en-US" w:bidi="ar-SA"/>
               </w:rPr>
             </w:r>
           </w:p>
         </w:tc>
         <w:tc>
           <w:tcPr>
-            <w:tcW w:w="1006" w:type="dxa"/>
+            <w:tcW w:w="1005" w:type="dxa"/>
             <w:tcBorders/>
           </w:tcPr>
           <w:p>
             <w:pPr>
               <w:pStyle w:val="Normal"/>
               <w:widowControl/>
+              <w:suppressAutoHyphens w:val="true"/>
               <w:spacing w:before="0" w:after="0"/>
               <w:jc w:val="center"/>
               <w:rPr>
@@ -21315,10 +20916,8 @@
             </w:pPr>
             <w:r>
               <w:rPr>
-                <w:kern w:val="0"/>
                 <w:sz w:val="24"/>
                 <w:szCs w:val="24"/>
-                <w:lang w:val="en-US" w:eastAsia="en-US" w:bidi="ar-SA"/>
               </w:rPr>
             </w:r>
           </w:p>
@@ -21330,13 +20929,14 @@
         </w:trPr>
         <w:tc>
           <w:tcPr>
-            <w:tcW w:w="1593" w:type="dxa"/>
+            <w:tcW w:w="1592" w:type="dxa"/>
             <w:tcBorders/>
           </w:tcPr>
           <w:p>
             <w:pPr>
               <w:pStyle w:val="Normal"/>
               <w:widowControl/>
+              <w:suppressAutoHyphens w:val="true"/>
               <w:spacing w:before="0" w:after="0"/>
               <w:jc w:val="left"/>
               <w:rPr>
@@ -21357,13 +20957,14 @@
         </w:tc>
         <w:tc>
           <w:tcPr>
-            <w:tcW w:w="1201" w:type="dxa"/>
+            <w:tcW w:w="1202" w:type="dxa"/>
             <w:tcBorders/>
           </w:tcPr>
           <w:p>
             <w:pPr>
               <w:pStyle w:val="Normal"/>
               <w:widowControl/>
+              <w:suppressAutoHyphens w:val="true"/>
               <w:spacing w:before="0" w:after="0"/>
               <w:jc w:val="center"/>
               <w:rPr>
@@ -21391,6 +20992,7 @@
             <w:pPr>
               <w:pStyle w:val="Normal"/>
               <w:widowControl/>
+              <w:suppressAutoHyphens w:val="true"/>
               <w:spacing w:before="0" w:after="0"/>
               <w:jc w:val="center"/>
               <w:rPr>
@@ -21418,6 +21020,7 @@
             <w:pPr>
               <w:pStyle w:val="Normal"/>
               <w:widowControl/>
+              <w:suppressAutoHyphens w:val="true"/>
               <w:spacing w:before="0" w:after="0"/>
               <w:jc w:val="center"/>
               <w:rPr>
@@ -21438,13 +21041,14 @@
         </w:tc>
         <w:tc>
           <w:tcPr>
-            <w:tcW w:w="1201" w:type="dxa"/>
+            <w:tcW w:w="1202" w:type="dxa"/>
             <w:tcBorders/>
           </w:tcPr>
           <w:p>
             <w:pPr>
               <w:pStyle w:val="Normal"/>
               <w:widowControl/>
+              <w:suppressAutoHyphens w:val="true"/>
               <w:spacing w:before="0" w:after="0"/>
               <w:jc w:val="center"/>
               <w:rPr>
@@ -21472,6 +21076,7 @@
             <w:pPr>
               <w:pStyle w:val="Normal"/>
               <w:widowControl/>
+              <w:suppressAutoHyphens w:val="true"/>
               <w:spacing w:before="0" w:after="0"/>
               <w:jc w:val="center"/>
               <w:rPr>
@@ -21499,6 +21104,7 @@
             <w:pPr>
               <w:pStyle w:val="Normal"/>
               <w:widowControl/>
+              <w:suppressAutoHyphens w:val="true"/>
               <w:spacing w:before="0" w:after="0"/>
               <w:jc w:val="center"/>
               <w:rPr>
@@ -21519,13 +21125,14 @@
         </w:tc>
         <w:tc>
           <w:tcPr>
-            <w:tcW w:w="1006" w:type="dxa"/>
+            <w:tcW w:w="1005" w:type="dxa"/>
             <w:tcBorders/>
           </w:tcPr>
           <w:p>
             <w:pPr>
               <w:pStyle w:val="Normal"/>
               <w:widowControl/>
+              <w:suppressAutoHyphens w:val="true"/>
               <w:spacing w:before="0" w:after="0"/>
               <w:jc w:val="center"/>
               <w:rPr>
@@ -21533,7 +21140,7 @@
                 <w:szCs w:val="24"/>
               </w:rPr>
             </w:pPr>
-            <w:ins w:id="106" w:author="Unknown Author" w:date="2025-06-04T20:04:24Z">
+            <w:ins w:id="132" w:author="Unknown Author" w:date="2025-06-04T20:04:24Z">
               <w:r>
                 <w:rPr>
                   <w:kern w:val="0"/>
@@ -21553,13 +21160,14 @@
         </w:trPr>
         <w:tc>
           <w:tcPr>
-            <w:tcW w:w="1593" w:type="dxa"/>
+            <w:tcW w:w="1592" w:type="dxa"/>
             <w:tcBorders/>
           </w:tcPr>
           <w:p>
             <w:pPr>
               <w:pStyle w:val="Normal"/>
               <w:widowControl/>
+              <w:suppressAutoHyphens w:val="true"/>
               <w:spacing w:before="0" w:after="0"/>
               <w:jc w:val="left"/>
               <w:rPr>
@@ -21580,13 +21188,14 @@
         </w:tc>
         <w:tc>
           <w:tcPr>
-            <w:tcW w:w="1201" w:type="dxa"/>
+            <w:tcW w:w="1202" w:type="dxa"/>
             <w:tcBorders/>
           </w:tcPr>
           <w:p>
             <w:pPr>
               <w:pStyle w:val="Normal"/>
               <w:widowControl/>
+              <w:suppressAutoHyphens w:val="true"/>
               <w:spacing w:before="0" w:after="0"/>
               <w:jc w:val="center"/>
               <w:rPr>
@@ -21614,6 +21223,7 @@
             <w:pPr>
               <w:pStyle w:val="Normal"/>
               <w:widowControl/>
+              <w:suppressAutoHyphens w:val="true"/>
               <w:spacing w:before="0" w:after="0"/>
               <w:jc w:val="center"/>
               <w:rPr>
@@ -21641,6 +21251,7 @@
             <w:pPr>
               <w:pStyle w:val="Normal"/>
               <w:widowControl/>
+              <w:suppressAutoHyphens w:val="true"/>
               <w:spacing w:before="0" w:after="0"/>
               <w:jc w:val="center"/>
               <w:rPr>
@@ -21661,13 +21272,14 @@
         </w:tc>
         <w:tc>
           <w:tcPr>
-            <w:tcW w:w="1201" w:type="dxa"/>
+            <w:tcW w:w="1202" w:type="dxa"/>
             <w:tcBorders/>
           </w:tcPr>
           <w:p>
             <w:pPr>
               <w:pStyle w:val="Normal"/>
               <w:widowControl/>
+              <w:suppressAutoHyphens w:val="true"/>
               <w:spacing w:before="0" w:after="0"/>
               <w:jc w:val="center"/>
               <w:rPr>
@@ -21695,6 +21307,7 @@
             <w:pPr>
               <w:pStyle w:val="Normal"/>
               <w:widowControl/>
+              <w:suppressAutoHyphens w:val="true"/>
               <w:spacing w:before="0" w:after="0"/>
               <w:jc w:val="center"/>
               <w:rPr>
@@ -21722,6 +21335,7 @@
             <w:pPr>
               <w:pStyle w:val="Normal"/>
               <w:widowControl/>
+              <w:suppressAutoHyphens w:val="true"/>
               <w:spacing w:before="0" w:after="0"/>
               <w:jc w:val="center"/>
               <w:rPr>
@@ -21742,13 +21356,14 @@
         </w:tc>
         <w:tc>
           <w:tcPr>
-            <w:tcW w:w="1006" w:type="dxa"/>
+            <w:tcW w:w="1005" w:type="dxa"/>
             <w:tcBorders/>
           </w:tcPr>
           <w:p>
             <w:pPr>
               <w:pStyle w:val="Normal"/>
               <w:widowControl/>
+              <w:suppressAutoHyphens w:val="true"/>
               <w:spacing w:before="0" w:after="0"/>
               <w:jc w:val="center"/>
               <w:rPr>
@@ -21756,7 +21371,7 @@
                 <w:szCs w:val="24"/>
               </w:rPr>
             </w:pPr>
-            <w:ins w:id="107" w:author="Unknown Author" w:date="2025-06-04T20:04:26Z">
+            <w:ins w:id="133" w:author="Unknown Author" w:date="2025-06-04T20:04:26Z">
               <w:r>
                 <w:rPr>
                   <w:kern w:val="0"/>
@@ -21826,7 +21441,7 @@
           <wp:inline distT="0" distB="0" distL="0" distR="0">
             <wp:extent cx="5324475" cy="3990975"/>
             <wp:effectExtent l="0" t="0" r="0" b="0"/>
-            <wp:docPr id="2" name="Picture 23" descr=""/>
+            <wp:docPr id="1" name="Picture 23" descr=""/>
             <wp:cNvGraphicFramePr>
               <a:graphicFrameLocks xmlns:a="http://schemas.openxmlformats.org/drawingml/2006/main" noChangeAspect="1"/>
             </wp:cNvGraphicFramePr>
@@ -21834,7 +21449,7 @@
               <a:graphicData uri="http://schemas.openxmlformats.org/drawingml/2006/picture">
                 <pic:pic xmlns:pic="http://schemas.openxmlformats.org/drawingml/2006/picture">
                   <pic:nvPicPr>
-                    <pic:cNvPr id="2" name="Picture 23" descr=""/>
+                    <pic:cNvPr id="1" name="Picture 23" descr=""/>
                     <pic:cNvPicPr>
                       <a:picLocks noChangeAspect="1" noChangeArrowheads="1"/>
                     </pic:cNvPicPr>
@@ -22025,7 +21640,7 @@
         </w:rPr>
         <w:t xml:space="preserve">Strait </w:t>
       </w:r>
-      <w:ins w:id="108" w:author="Unknown Author" w:date="2025-06-04T20:00:44Z">
+      <w:ins w:id="134" w:author="Unknown Author" w:date="2025-06-04T20:00:44Z">
         <w:r>
           <w:rPr>
             <w:spacing w:val="-2"/>
@@ -22033,7 +21648,7 @@
           <w:t xml:space="preserve">during the austral summer deployment in 2023/24, and </w:t>
         </w:r>
       </w:ins>
-      <w:del w:id="109" w:author="Unknown Author" w:date="2025-06-04T20:01:24Z">
+      <w:del w:id="135" w:author="Unknown Author" w:date="2025-06-04T20:01:24Z">
         <w:r>
           <w:rPr>
             <w:spacing w:val="-2"/>
@@ -22041,8 +21656,8 @@
           <w:delText>with t</w:delText>
         </w:r>
       </w:del>
-      <w:del w:id="110" w:author="Unknown Author" w:date="2025-06-04T20:01:24Z">
-        <w:commentRangeStart w:id="5"/>
+      <w:del w:id="136" w:author="Unknown Author" w:date="2025-06-04T20:01:24Z">
+        <w:commentRangeStart w:id="6"/>
         <w:r>
           <w:rPr>
             <w:spacing w:val="-2"/>
@@ -22055,9 +21670,9 @@
           <w:spacing w:val="-2"/>
         </w:rPr>
       </w:r>
-      <w:commentRangeEnd w:id="5"/>
-      <w:r>
-        <w:commentReference w:id="5"/>
+      <w:commentRangeEnd w:id="6"/>
+      <w:r>
+        <w:commentReference w:id="6"/>
       </w:r>
       <w:r>
         <w:rPr>
@@ -22085,7 +21700,7 @@
         </w:rPr>
         <w:t xml:space="preserve"> grid </w:t>
       </w:r>
-      <w:ins w:id="111" w:author="Unknown Author" w:date="2025-06-04T20:01:27Z">
+      <w:ins w:id="137" w:author="Unknown Author" w:date="2025-06-04T20:01:27Z">
         <w:r>
           <w:rPr>
             <w:spacing w:val="-2"/>
@@ -22153,16 +21768,6 @@
       <w:pPr>
         <w:pStyle w:val="BodyText"/>
         <w:spacing w:before="68" w:after="0"/>
-        <w:rPr/>
-      </w:pPr>
-      <w:r>
-        <w:rPr/>
-      </w:r>
-    </w:p>
-    <w:p>
-      <w:pPr>
-        <w:pStyle w:val="Normal"/>
-        <w:spacing w:lineRule="auto" w:line="259"/>
         <w:rPr/>
       </w:pPr>
       <w:r>
@@ -22204,17 +21809,17 @@
         <w:jc w:val="center"/>
         <w:rPr>
           <w:sz w:val="20"/>
-          <w:ins w:id="113" w:author="Anthony Cossio" w:date="2025-06-04T08:35:00Z"/>
+          <w:ins w:id="139" w:author="Anthony Cossio" w:date="2025-06-04T08:35:00Z"/>
         </w:rPr>
       </w:pPr>
-      <w:ins w:id="112" w:author="Anthony Cossio" w:date="2025-06-04T08:35:00Z">
+      <w:ins w:id="138" w:author="Anthony Cossio" w:date="2025-06-04T08:35:00Z">
         <w:r>
           <w:rPr/>
           <w:drawing>
             <wp:inline distT="0" distB="0" distL="0" distR="0">
               <wp:extent cx="6149340" cy="2343150"/>
               <wp:effectExtent l="0" t="0" r="0" b="0"/>
-              <wp:docPr id="3" name="Picture 7" descr=""/>
+              <wp:docPr id="2" name="Picture 7" descr=""/>
               <wp:cNvGraphicFramePr>
                 <a:graphicFrameLocks xmlns:a="http://schemas.openxmlformats.org/drawingml/2006/main" noChangeAspect="1"/>
               </wp:cNvGraphicFramePr>
@@ -22222,7 +21827,7 @@
                 <a:graphicData uri="http://schemas.openxmlformats.org/drawingml/2006/picture">
                   <pic:pic xmlns:pic="http://schemas.openxmlformats.org/drawingml/2006/picture">
                     <pic:nvPicPr>
-                      <pic:cNvPr id="3" name="Picture 7" descr=""/>
+                      <pic:cNvPr id="2" name="Picture 7" descr=""/>
                       <pic:cNvPicPr>
                         <a:picLocks noChangeAspect="1" noChangeArrowheads="1"/>
                       </pic:cNvPicPr>
@@ -22367,13 +21972,13 @@
         </w:rPr>
         <w:t xml:space="preserve"> </w:t>
       </w:r>
-      <w:ins w:id="114" w:author="Anthony Cossio" w:date="2025-06-04T08:34:00Z">
+      <w:ins w:id="140" w:author="Anthony Cossio" w:date="2025-06-04T08:34:00Z">
         <w:r>
           <w:rPr/>
           <w:t>2</w:t>
         </w:r>
       </w:ins>
-      <w:del w:id="115" w:author="Anthony Cossio" w:date="2025-06-04T08:34:00Z">
+      <w:del w:id="141" w:author="Anthony Cossio" w:date="2025-06-04T08:34:00Z">
         <w:r>
           <w:rPr/>
           <w:delText>3</w:delText>
@@ -22614,17 +22219,17 @@
         <w:pStyle w:val="BodyText"/>
         <w:jc w:val="center"/>
         <w:rPr>
-          <w:ins w:id="117" w:author="Anthony Cossio" w:date="2025-06-04T08:34:00Z"/>
+          <w:ins w:id="143" w:author="Anthony Cossio" w:date="2025-06-04T08:34:00Z"/>
         </w:rPr>
       </w:pPr>
-      <w:ins w:id="116" w:author="Anthony Cossio" w:date="2025-06-04T08:34:00Z">
+      <w:ins w:id="142" w:author="Anthony Cossio" w:date="2025-06-04T08:34:00Z">
         <w:r>
           <w:rPr/>
           <w:drawing>
             <wp:inline distT="0" distB="0" distL="0" distR="0">
               <wp:extent cx="6391910" cy="2418080"/>
               <wp:effectExtent l="0" t="0" r="0" b="0"/>
-              <wp:docPr id="4" name="Picture 1" descr=""/>
+              <wp:docPr id="3" name="Picture 1" descr=""/>
               <wp:cNvGraphicFramePr>
                 <a:graphicFrameLocks xmlns:a="http://schemas.openxmlformats.org/drawingml/2006/main" noChangeAspect="1"/>
               </wp:cNvGraphicFramePr>
@@ -22632,7 +22237,7 @@
                 <a:graphicData uri="http://schemas.openxmlformats.org/drawingml/2006/picture">
                   <pic:pic xmlns:pic="http://schemas.openxmlformats.org/drawingml/2006/picture">
                     <pic:nvPicPr>
-                      <pic:cNvPr id="4" name="Picture 1" descr=""/>
+                      <pic:cNvPr id="3" name="Picture 1" descr=""/>
                       <pic:cNvPicPr>
                         <a:picLocks noChangeAspect="1" noChangeArrowheads="1"/>
                       </pic:cNvPicPr>
@@ -22665,10 +22270,10 @@
       <w:pPr>
         <w:pStyle w:val="BodyText"/>
         <w:rPr>
-          <w:ins w:id="119" w:author="Anthony Cossio" w:date="2025-06-04T08:34:00Z"/>
+          <w:ins w:id="145" w:author="Anthony Cossio" w:date="2025-06-04T08:34:00Z"/>
         </w:rPr>
       </w:pPr>
-      <w:ins w:id="118" w:author="Anthony Cossio" w:date="2025-06-04T08:34:00Z">
+      <w:ins w:id="144" w:author="Anthony Cossio" w:date="2025-06-04T08:34:00Z">
         <w:r>
           <w:rPr/>
         </w:r>
@@ -22719,13 +22324,13 @@
         </w:rPr>
         <w:t xml:space="preserve"> </w:t>
       </w:r>
-      <w:ins w:id="120" w:author="Anthony Cossio" w:date="2025-06-04T08:34:00Z">
+      <w:ins w:id="146" w:author="Anthony Cossio" w:date="2025-06-04T08:34:00Z">
         <w:r>
           <w:rPr/>
           <w:t>3</w:t>
         </w:r>
       </w:ins>
-      <w:del w:id="121" w:author="Anthony Cossio" w:date="2025-06-04T08:34:00Z">
+      <w:del w:id="147" w:author="Anthony Cossio" w:date="2025-06-04T08:34:00Z">
         <w:r>
           <w:rPr/>
           <w:delText>4</w:delText>
@@ -22900,7 +22505,7 @@
           <wp:inline distT="0" distB="0" distL="0" distR="0">
             <wp:extent cx="5829935" cy="2192020"/>
             <wp:effectExtent l="0" t="0" r="0" b="0"/>
-            <wp:docPr id="5" name="Picture 8" descr=""/>
+            <wp:docPr id="4" name="Picture 8" descr=""/>
             <wp:cNvGraphicFramePr>
               <a:graphicFrameLocks xmlns:a="http://schemas.openxmlformats.org/drawingml/2006/main" noChangeAspect="1"/>
             </wp:cNvGraphicFramePr>
@@ -22908,7 +22513,7 @@
               <a:graphicData uri="http://schemas.openxmlformats.org/drawingml/2006/picture">
                 <pic:pic xmlns:pic="http://schemas.openxmlformats.org/drawingml/2006/picture">
                   <pic:nvPicPr>
-                    <pic:cNvPr id="5" name="Picture 8" descr=""/>
+                    <pic:cNvPr id="4" name="Picture 8" descr=""/>
                     <pic:cNvPicPr>
                       <a:picLocks noChangeAspect="1" noChangeArrowheads="1"/>
                     </pic:cNvPicPr>
@@ -23148,7 +22753,52 @@
 
 <file path=word/comments.xml><?xml version="1.0" encoding="utf-8"?>
 <w:comments xmlns:o="urn:schemas-microsoft-com:office:office" xmlns:r="http://schemas.openxmlformats.org/officeDocument/2006/relationships" xmlns:v="urn:schemas-microsoft-com:vml" xmlns:w="http://schemas.openxmlformats.org/wordprocessingml/2006/main" xmlns:w10="urn:schemas-microsoft-com:office:word" xmlns:wp="http://schemas.openxmlformats.org/drawingml/2006/wordprocessingDrawing" xmlns:pic="http://schemas.openxmlformats.org/drawingml/2006/picture" xmlns:wps="http://schemas.microsoft.com/office/word/2010/wordprocessingShape" xmlns:wpg="http://schemas.microsoft.com/office/word/2010/wordprocessingGroup" xmlns:mc="http://schemas.openxmlformats.org/markup-compatibility/2006" xmlns:wp14="http://schemas.microsoft.com/office/word/2010/wordprocessingDrawing" xmlns:w14="http://schemas.microsoft.com/office/word/2010/wordml" xmlns:w15="http://schemas.microsoft.com/office/word/2012/wordml" mc:Ignorable="w14 wp14 w15">
-  <w:comment w:id="0" w:author="Anthony Cossio" w:date="2025-06-04T09:20:00Z" w:initials="AC">
+  <w:comment w:id="0" w:author="Unknown Author" w:date="2025-06-07T10:25:47Z" w:initials="">
+    <w:p>
+      <w:pPr>
+        <w:overflowPunct w:val="false"/>
+        <w:autoSpaceDE w:val="false"/>
+        <w:bidi w:val="0"/>
+        <w:spacing w:before="160" w:after="0"/>
+        <w:ind w:left="100" w:hanging="0"/>
+        <w:jc w:val="left"/>
+        <w:rPr/>
+      </w:pPr>
+      <w:r>
+        <w:rPr>
+          <w:rFonts w:ascii="Garamond" w:hAnsi="Garamond" w:eastAsia="Garamond" w:cs="Garamond"/>
+          <w:color w:val="212121"/>
+          <w:kern w:val="0"/>
+          <w:sz w:val="24"/>
+          <w:szCs w:val="24"/>
+          <w:lang w:val="en-US" w:eastAsia="en-US" w:bidi="ar-SA"/>
+        </w:rPr>
+        <w:t>an issue we are still taking the upper 10% of the values and averaging them (do we know how many pings were  averaged). Do we have the abiity to sample faster than 1/6 hz, and with narrower depth rage &lt;0.3675 m. Perhaps we add this as the next steps to furhering our desire for better estiamtes. Likewise, maabe discuss the new calibration rig, that can doeither the big sig100s ir these</w:t>
+      </w:r>
+    </w:p>
+    <w:p>
+      <w:pPr>
+        <w:overflowPunct w:val="false"/>
+        <w:autoSpaceDE w:val="false"/>
+        <w:bidi w:val="0"/>
+        <w:spacing w:before="160" w:after="0"/>
+        <w:ind w:left="100" w:hanging="0"/>
+        <w:jc w:val="left"/>
+        <w:rPr/>
+      </w:pPr>
+      <w:r>
+        <w:rPr>
+          <w:rFonts w:ascii="Garamond" w:hAnsi="Garamond" w:eastAsia="Garamond" w:cs="Garamond"/>
+          <w:color w:val="212121"/>
+          <w:kern w:val="0"/>
+          <w:sz w:val="24"/>
+          <w:szCs w:val="24"/>
+          <w:lang w:val="en-US" w:eastAsia="en-US" w:bidi="ar-SA"/>
+        </w:rPr>
+      </w:r>
+    </w:p>
+  </w:comment>
+  <w:comment w:id="1" w:author="Unknown Author" w:date="2025-06-07T10:26:44Z" w:initials="">
     <w:p>
       <w:pPr>
         <w:overflowPunct w:val="false"/>
@@ -23161,19 +22811,19 @@
           <w:szCs w:val="24"/>
           <w:lang w:val="en-US" w:eastAsia="en-US" w:bidi="en-US"/>
         </w:rPr>
-        <w:t>I’m debating if we need this or not. Probably since we have it for the first calibration.</w:t>
+        <w:t>Do we know what the numbers actually were</w:t>
       </w:r>
     </w:p>
   </w:comment>
-  <w:comment w:id="1" w:author="Anthony Cossio" w:date="2025-05-28T13:31:00Z" w:initials="AC">
+  <w:comment w:id="2" w:author="Anthony Cossio" w:date="2025-05-28T13:31:00Z" w:initials="AC">
     <w:p>
       <w:pPr>
-        <w:overflowPunct w:val="false"/>
+        <w:overflowPunct w:val="true"/>
         <w:rPr/>
       </w:pPr>
       <w:r>
         <w:rPr>
-          <w:rFonts w:ascii="Liberation Serif" w:hAnsi="Liberation Serif" w:eastAsia="Segoe UI" w:cs="Tahoma"/>
+          <w:rFonts w:eastAsia="Segoe UI" w:cs="Tahoma" w:ascii="Liberation Serif" w:hAnsi="Liberation Serif"/>
           <w:sz w:val="24"/>
           <w:szCs w:val="24"/>
           <w:lang w:val="en-US" w:eastAsia="en-US" w:bidi="en-US"/>
@@ -23182,15 +22832,15 @@
       </w:r>
     </w:p>
   </w:comment>
-  <w:comment w:id="2" w:author="Unknown Author" w:date="2025-06-04T20:22:54Z" w:initials="">
+  <w:comment w:id="3" w:author="Unknown Author" w:date="2025-06-04T20:22:54Z" w:initials="">
     <w:p>
       <w:pPr>
-        <w:overflowPunct w:val="false"/>
+        <w:overflowPunct w:val="true"/>
         <w:rPr/>
       </w:pPr>
       <w:r>
         <w:rPr>
-          <w:rFonts w:ascii="Liberation Serif" w:hAnsi="Liberation Serif" w:eastAsia="Segoe UI" w:cs="Tahoma"/>
+          <w:rFonts w:eastAsia="Segoe UI" w:cs="Tahoma" w:ascii="Liberation Serif" w:hAnsi="Liberation Serif"/>
           <w:sz w:val="24"/>
           <w:szCs w:val="24"/>
           <w:lang w:val="en-US" w:eastAsia="en-US" w:bidi="en-US"/>
@@ -23199,15 +22849,15 @@
       </w:r>
     </w:p>
   </w:comment>
-  <w:comment w:id="3" w:author="Unknown Author" w:date="2025-06-04T20:16:38Z" w:initials="">
+  <w:comment w:id="4" w:author="Unknown Author" w:date="2025-06-04T20:16:38Z" w:initials="">
     <w:p>
       <w:pPr>
-        <w:overflowPunct w:val="false"/>
+        <w:overflowPunct w:val="true"/>
         <w:rPr/>
       </w:pPr>
       <w:r>
         <w:rPr>
-          <w:rFonts w:ascii="Liberation Serif" w:hAnsi="Liberation Serif" w:eastAsia="Segoe UI" w:cs="Tahoma"/>
+          <w:rFonts w:eastAsia="Segoe UI" w:cs="Tahoma" w:ascii="Liberation Serif" w:hAnsi="Liberation Serif"/>
           <w:sz w:val="24"/>
           <w:szCs w:val="24"/>
           <w:lang w:val="en-US" w:eastAsia="en-US" w:bidi="en-US"/>
@@ -23216,15 +22866,15 @@
       </w:r>
     </w:p>
   </w:comment>
-  <w:comment w:id="4" w:author="Anthony Cossio" w:date="2025-05-15T13:21:00Z" w:initials="AC">
+  <w:comment w:id="5" w:author="Anthony Cossio" w:date="2025-05-15T13:21:00Z" w:initials="AC">
     <w:p>
       <w:pPr>
-        <w:overflowPunct w:val="false"/>
+        <w:overflowPunct w:val="true"/>
         <w:rPr/>
       </w:pPr>
       <w:r>
         <w:rPr>
-          <w:rFonts w:ascii="Liberation Serif" w:hAnsi="Liberation Serif" w:eastAsia="Segoe UI" w:cs="Tahoma"/>
+          <w:rFonts w:eastAsia="Segoe UI" w:cs="Tahoma" w:ascii="Liberation Serif" w:hAnsi="Liberation Serif"/>
           <w:sz w:val="24"/>
           <w:szCs w:val="24"/>
           <w:lang w:val="en-US" w:eastAsia="en-US" w:bidi="en-US"/>
@@ -23233,15 +22883,15 @@
       </w:r>
     </w:p>
   </w:comment>
-  <w:comment w:id="5" w:author="Anthony Cossio" w:date="2025-06-04T08:37:00Z" w:initials="AC">
+  <w:comment w:id="6" w:author="Anthony Cossio" w:date="2025-06-04T08:37:00Z" w:initials="AC">
     <w:p>
       <w:pPr>
-        <w:overflowPunct w:val="false"/>
+        <w:overflowPunct w:val="true"/>
         <w:rPr/>
       </w:pPr>
       <w:r>
         <w:rPr>
-          <w:rFonts w:ascii="Liberation Serif" w:hAnsi="Liberation Serif" w:eastAsia="Segoe UI" w:cs="Tahoma"/>
+          <w:rFonts w:eastAsia="Segoe UI" w:cs="Tahoma" w:ascii="Liberation Serif" w:hAnsi="Liberation Serif"/>
           <w:sz w:val="24"/>
           <w:szCs w:val="24"/>
           <w:lang w:val="en-US" w:eastAsia="en-US" w:bidi="en-US"/>
@@ -23653,6 +23303,7 @@
     <w:qFormat/>
     <w:pPr>
       <w:widowControl w:val="false"/>
+      <w:suppressAutoHyphens w:val="true"/>
       <w:bidi w:val="0"/>
       <w:spacing w:before="0" w:after="0"/>
       <w:jc w:val="left"/>
@@ -23862,8 +23513,8 @@
       <w:bCs/>
     </w:rPr>
   </w:style>
-  <w:style w:type="paragraph" w:styleId="FrameContents">
-    <w:name w:val="Frame Contents"/>
+  <w:style w:type="paragraph" w:styleId="FrameContentsuser">
+    <w:name w:val="Frame Contents (user)"/>
     <w:basedOn w:val="Normal"/>
     <w:qFormat/>
     <w:pPr/>
@@ -23881,6 +23532,13 @@
       <w:sz w:val="20"/>
       <w:szCs w:val="20"/>
     </w:rPr>
+  </w:style>
+  <w:style w:type="paragraph" w:styleId="FrameContents">
+    <w:name w:val="Frame Contents"/>
+    <w:basedOn w:val="Normal"/>
+    <w:qFormat/>
+    <w:pPr/>
+    <w:rPr/>
   </w:style>
   <w:style w:type="numbering" w:styleId="NoList" w:default="1">
     <w:name w:val="No List"/>
